--- a/psychologicalReview/ms/finalDocuments/msFinal.docx
+++ b/psychologicalReview/ms/finalDocuments/msFinal.docx
@@ -661,7 +661,21 @@
         <w:rPr>
           <w:rFonts w:ascii="Times New Roman" w:hAnsi="Times New Roman" w:cs="Times New Roman"/>
         </w:rPr>
-        <w:t>(Csibra et al., 1999; Gergely et al., 1995).</w:t>
+        <w:t>(</w:t>
+      </w:r>
+      <w:proofErr w:type="spellStart"/>
+      <w:r>
+        <w:rPr>
+          <w:rFonts w:ascii="Times New Roman" w:hAnsi="Times New Roman" w:cs="Times New Roman"/>
+        </w:rPr>
+        <w:t>Csibra</w:t>
+      </w:r>
+      <w:proofErr w:type="spellEnd"/>
+      <w:r>
+        <w:rPr>
+          <w:rFonts w:ascii="Times New Roman" w:hAnsi="Times New Roman" w:cs="Times New Roman"/>
+        </w:rPr>
+        <w:t xml:space="preserve"> et al., 1999; Gergely et al., 1995).</w:t>
       </w:r>
       <w:r>
         <w:rPr>
@@ -741,11 +755,19 @@
         </w:rPr>
         <w:t xml:space="preserve">either </w:t>
       </w:r>
-      <w:r>
-        <w:rPr>
-          <w:rFonts w:ascii="Times New Roman" w:hAnsi="Times New Roman" w:cs="Times New Roman"/>
-        </w:rPr>
-        <w:t xml:space="preserve">to events </w:t>
+      <w:proofErr w:type="gramStart"/>
+      <w:r>
+        <w:rPr>
+          <w:rFonts w:ascii="Times New Roman" w:hAnsi="Times New Roman" w:cs="Times New Roman"/>
+        </w:rPr>
+        <w:t>to</w:t>
+      </w:r>
+      <w:proofErr w:type="gramEnd"/>
+      <w:r>
+        <w:rPr>
+          <w:rFonts w:ascii="Times New Roman" w:hAnsi="Times New Roman" w:cs="Times New Roman"/>
+        </w:rPr>
+        <w:t xml:space="preserve"> events </w:t>
       </w:r>
       <w:r>
         <w:rPr>
@@ -1210,19 +1232,63 @@
         <w:rPr>
           <w:rFonts w:ascii="Times New Roman" w:hAnsi="Times New Roman" w:cs="Times New Roman"/>
         </w:rPr>
-        <w:t xml:space="preserve"> not only to people (e.g., Phillips &amp; Wellman, 2005; Sodian et al., 2004; Woodward &amp; Sommerville, 2000) and animals (e.g., Schwier et al., 2006) but also to geometric shapes (Csibra et al., 2003; Gergely et al., 1995) and inanimate objects (</w:t>
-      </w:r>
-      <w:r>
-        <w:rPr>
-          <w:rFonts w:ascii="Times New Roman" w:hAnsi="Times New Roman" w:cs="Times New Roman"/>
-        </w:rPr>
-        <w:t xml:space="preserve">Csibra et al., 1999; </w:t>
-      </w:r>
-      <w:r>
-        <w:rPr>
-          <w:rFonts w:ascii="Times New Roman" w:hAnsi="Times New Roman" w:cs="Times New Roman"/>
-        </w:rPr>
-        <w:t xml:space="preserve">Kamewari et al., 2005). Additionally, </w:t>
+        <w:t xml:space="preserve"> not only to people (e.g., Phillips &amp; Wellman, 2005; </w:t>
+      </w:r>
+      <w:proofErr w:type="spellStart"/>
+      <w:r>
+        <w:rPr>
+          <w:rFonts w:ascii="Times New Roman" w:hAnsi="Times New Roman" w:cs="Times New Roman"/>
+        </w:rPr>
+        <w:t>Sodian</w:t>
+      </w:r>
+      <w:proofErr w:type="spellEnd"/>
+      <w:r>
+        <w:rPr>
+          <w:rFonts w:ascii="Times New Roman" w:hAnsi="Times New Roman" w:cs="Times New Roman"/>
+        </w:rPr>
+        <w:t xml:space="preserve"> et al., 2004; Woodward &amp; Sommerville, 2000) and animals (e.g., Schwier et al., 2006) but also to geometric shapes (</w:t>
+      </w:r>
+      <w:proofErr w:type="spellStart"/>
+      <w:r>
+        <w:rPr>
+          <w:rFonts w:ascii="Times New Roman" w:hAnsi="Times New Roman" w:cs="Times New Roman"/>
+        </w:rPr>
+        <w:t>Csibra</w:t>
+      </w:r>
+      <w:proofErr w:type="spellEnd"/>
+      <w:r>
+        <w:rPr>
+          <w:rFonts w:ascii="Times New Roman" w:hAnsi="Times New Roman" w:cs="Times New Roman"/>
+        </w:rPr>
+        <w:t xml:space="preserve"> et al., 2003; Gergely et al., 1995) and inanimate objects (</w:t>
+      </w:r>
+      <w:proofErr w:type="spellStart"/>
+      <w:r>
+        <w:rPr>
+          <w:rFonts w:ascii="Times New Roman" w:hAnsi="Times New Roman" w:cs="Times New Roman"/>
+        </w:rPr>
+        <w:t>Csibra</w:t>
+      </w:r>
+      <w:proofErr w:type="spellEnd"/>
+      <w:r>
+        <w:rPr>
+          <w:rFonts w:ascii="Times New Roman" w:hAnsi="Times New Roman" w:cs="Times New Roman"/>
+        </w:rPr>
+        <w:t xml:space="preserve"> et al., 1999; </w:t>
+      </w:r>
+      <w:proofErr w:type="spellStart"/>
+      <w:r>
+        <w:rPr>
+          <w:rFonts w:ascii="Times New Roman" w:hAnsi="Times New Roman" w:cs="Times New Roman"/>
+        </w:rPr>
+        <w:t>Kamewari</w:t>
+      </w:r>
+      <w:proofErr w:type="spellEnd"/>
+      <w:r>
+        <w:rPr>
+          <w:rFonts w:ascii="Times New Roman" w:hAnsi="Times New Roman" w:cs="Times New Roman"/>
+        </w:rPr>
+        <w:t xml:space="preserve"> et al., 2005). Additionally, </w:t>
       </w:r>
       <w:r>
         <w:rPr>
@@ -1282,7 +1348,21 @@
         <w:rPr>
           <w:rFonts w:ascii="Times New Roman" w:hAnsi="Times New Roman" w:cs="Times New Roman"/>
         </w:rPr>
-        <w:t xml:space="preserve"> (Liu &amp; Spelke, 2017).</w:t>
+        <w:t xml:space="preserve"> (Liu &amp; </w:t>
+      </w:r>
+      <w:proofErr w:type="spellStart"/>
+      <w:r>
+        <w:rPr>
+          <w:rFonts w:ascii="Times New Roman" w:hAnsi="Times New Roman" w:cs="Times New Roman"/>
+        </w:rPr>
+        <w:t>Spelke</w:t>
+      </w:r>
+      <w:proofErr w:type="spellEnd"/>
+      <w:r>
+        <w:rPr>
+          <w:rFonts w:ascii="Times New Roman" w:hAnsi="Times New Roman" w:cs="Times New Roman"/>
+        </w:rPr>
+        <w:t>, 2017).</w:t>
       </w:r>
       <w:r>
         <w:rPr>
@@ -1420,12 +1500,14 @@
         </w:rPr>
         <w:t xml:space="preserve">Several proposals have been </w:t>
       </w:r>
+      <w:proofErr w:type="gramStart"/>
       <w:r>
         <w:rPr>
           <w:rFonts w:ascii="Times New Roman" w:hAnsi="Times New Roman" w:cs="Times New Roman"/>
         </w:rPr>
         <w:t>advanced</w:t>
       </w:r>
+      <w:proofErr w:type="gramEnd"/>
       <w:r>
         <w:rPr>
           <w:rFonts w:ascii="Times New Roman" w:hAnsi="Times New Roman" w:cs="Times New Roman"/>
@@ -1454,7 +1536,19 @@
         <w:rPr>
           <w:rFonts w:ascii="Times New Roman" w:hAnsi="Times New Roman" w:cs="Times New Roman"/>
         </w:rPr>
-        <w:t xml:space="preserve">These proposals </w:t>
+        <w:t xml:space="preserve">These </w:t>
+      </w:r>
+      <w:r>
+        <w:rPr>
+          <w:rFonts w:ascii="Times New Roman" w:hAnsi="Times New Roman" w:cs="Times New Roman"/>
+        </w:rPr>
+        <w:t>theories</w:t>
+      </w:r>
+      <w:r>
+        <w:rPr>
+          <w:rFonts w:ascii="Times New Roman" w:hAnsi="Times New Roman" w:cs="Times New Roman"/>
+        </w:rPr>
+        <w:t xml:space="preserve"> </w:t>
       </w:r>
       <w:r>
         <w:rPr>
@@ -1642,13 +1736,41 @@
         <w:rPr>
           <w:rFonts w:ascii="Times New Roman" w:hAnsi="Times New Roman" w:cs="Times New Roman"/>
         </w:rPr>
-        <w:t xml:space="preserve">(Csibra &amp; Gergely, 1998; </w:t>
-      </w:r>
-      <w:r>
-        <w:rPr>
-          <w:rFonts w:ascii="Times New Roman" w:hAnsi="Times New Roman" w:cs="Times New Roman"/>
-        </w:rPr>
-        <w:t>Gergely &amp; Csibra, 2003</w:t>
+        <w:t>(</w:t>
+      </w:r>
+      <w:proofErr w:type="spellStart"/>
+      <w:r>
+        <w:rPr>
+          <w:rFonts w:ascii="Times New Roman" w:hAnsi="Times New Roman" w:cs="Times New Roman"/>
+        </w:rPr>
+        <w:t>Csibra</w:t>
+      </w:r>
+      <w:proofErr w:type="spellEnd"/>
+      <w:r>
+        <w:rPr>
+          <w:rFonts w:ascii="Times New Roman" w:hAnsi="Times New Roman" w:cs="Times New Roman"/>
+        </w:rPr>
+        <w:t xml:space="preserve"> &amp; Gergely, 1998; </w:t>
+      </w:r>
+      <w:r>
+        <w:rPr>
+          <w:rFonts w:ascii="Times New Roman" w:hAnsi="Times New Roman" w:cs="Times New Roman"/>
+        </w:rPr>
+        <w:t xml:space="preserve">Gergely &amp; </w:t>
+      </w:r>
+      <w:proofErr w:type="spellStart"/>
+      <w:r>
+        <w:rPr>
+          <w:rFonts w:ascii="Times New Roman" w:hAnsi="Times New Roman" w:cs="Times New Roman"/>
+        </w:rPr>
+        <w:t>Csibra</w:t>
+      </w:r>
+      <w:proofErr w:type="spellEnd"/>
+      <w:r>
+        <w:rPr>
+          <w:rFonts w:ascii="Times New Roman" w:hAnsi="Times New Roman" w:cs="Times New Roman"/>
+        </w:rPr>
+        <w:t>, 2003</w:t>
       </w:r>
       <w:r>
         <w:rPr>
@@ -2072,7 +2194,21 @@
         <w:rPr>
           <w:rFonts w:ascii="Times New Roman" w:hAnsi="Times New Roman" w:cs="Times New Roman"/>
         </w:rPr>
-        <w:t>evaluate possible plans—that is, sequences of actions that lead to a goal—and select the plan that maximizes expected subjective utilities. A subjective utility is the difference between the rewards that result from an outcome and the cost of executing the plan.</w:t>
+        <w:t xml:space="preserve">evaluate possible </w:t>
+      </w:r>
+      <w:proofErr w:type="gramStart"/>
+      <w:r>
+        <w:rPr>
+          <w:rFonts w:ascii="Times New Roman" w:hAnsi="Times New Roman" w:cs="Times New Roman"/>
+        </w:rPr>
+        <w:t>plans—</w:t>
+      </w:r>
+      <w:proofErr w:type="gramEnd"/>
+      <w:r>
+        <w:rPr>
+          <w:rFonts w:ascii="Times New Roman" w:hAnsi="Times New Roman" w:cs="Times New Roman"/>
+        </w:rPr>
+        <w:t>that is, sequences of actions that lead to a goal—and select the plan that maximizes expected subjective utilities. A subjective utility is the difference between the rewards that result from an outcome and the cost of executing the plan.</w:t>
       </w:r>
       <w:r>
         <w:rPr>
@@ -3398,7 +3534,21 @@
         <w:rPr>
           <w:rFonts w:ascii="Times New Roman" w:hAnsi="Times New Roman" w:cs="Times New Roman"/>
         </w:rPr>
-        <w:t xml:space="preserve">In terms of Liu et al.’s </w:t>
+        <w:t xml:space="preserve">In terms of Liu et </w:t>
+      </w:r>
+      <w:proofErr w:type="gramStart"/>
+      <w:r>
+        <w:rPr>
+          <w:rFonts w:ascii="Times New Roman" w:hAnsi="Times New Roman" w:cs="Times New Roman"/>
+        </w:rPr>
+        <w:t>al.’s</w:t>
+      </w:r>
+      <w:proofErr w:type="gramEnd"/>
+      <w:r>
+        <w:rPr>
+          <w:rFonts w:ascii="Times New Roman" w:hAnsi="Times New Roman" w:cs="Times New Roman"/>
+        </w:rPr>
+        <w:t xml:space="preserve"> </w:t>
       </w:r>
       <w:r>
         <w:rPr>
@@ -3696,13 +3846,73 @@
         <w:rPr>
           <w:rFonts w:ascii="Times New Roman" w:hAnsi="Times New Roman" w:cs="Times New Roman"/>
         </w:rPr>
-        <w:t xml:space="preserve"> I will argue that</w:t>
-      </w:r>
-      <w:r>
-        <w:rPr>
-          <w:rFonts w:ascii="Times New Roman" w:hAnsi="Times New Roman" w:cs="Times New Roman"/>
-        </w:rPr>
-        <w:t xml:space="preserve"> infants’ looking behavior in </w:t>
+        <w:t xml:space="preserve"> </w:t>
+      </w:r>
+      <w:r>
+        <w:rPr>
+          <w:rFonts w:ascii="Times New Roman" w:hAnsi="Times New Roman" w:cs="Times New Roman"/>
+        </w:rPr>
+        <w:t>I will argue that such behavior emerges from domain-general learning mechanisms that operate over the</w:t>
+      </w:r>
+      <w:r>
+        <w:rPr>
+          <w:rFonts w:ascii="Times New Roman" w:hAnsi="Times New Roman" w:cs="Times New Roman"/>
+        </w:rPr>
+        <w:t xml:space="preserve"> semantically neutral</w:t>
+      </w:r>
+      <w:r>
+        <w:rPr>
+          <w:rFonts w:ascii="Times New Roman" w:hAnsi="Times New Roman" w:cs="Times New Roman"/>
+        </w:rPr>
+        <w:t xml:space="preserve"> perceptual regularities present in infants’ everyday experience.</w:t>
+      </w:r>
+      <w:r>
+        <w:rPr>
+          <w:rFonts w:ascii="Times New Roman" w:hAnsi="Times New Roman" w:cs="Times New Roman"/>
+        </w:rPr>
+        <w:t xml:space="preserve"> </w:t>
+      </w:r>
+      <w:r>
+        <w:rPr>
+          <w:rFonts w:ascii="Times New Roman" w:hAnsi="Times New Roman" w:cs="Times New Roman"/>
+        </w:rPr>
+        <w:t>However, it is worth being clear from the outset that</w:t>
+      </w:r>
+      <w:r>
+        <w:rPr>
+          <w:rFonts w:ascii="Times New Roman" w:hAnsi="Times New Roman" w:cs="Times New Roman"/>
+        </w:rPr>
+        <w:t xml:space="preserve"> demonstrating that an alternative account can capture the very same data as domain-specific proposals does not disprove them any more than it proves that the alternative proposal is the one that underpins infants’ behavior. </w:t>
+      </w:r>
+      <w:r>
+        <w:rPr>
+          <w:rFonts w:ascii="Times New Roman" w:hAnsi="Times New Roman" w:cs="Times New Roman"/>
+        </w:rPr>
+        <w:t>Such</w:t>
+      </w:r>
+      <w:r>
+        <w:rPr>
+          <w:rFonts w:ascii="Times New Roman" w:hAnsi="Times New Roman" w:cs="Times New Roman"/>
+        </w:rPr>
+        <w:t xml:space="preserve"> a demonstration does</w:t>
+      </w:r>
+      <w:r>
+        <w:rPr>
+          <w:rFonts w:ascii="Times New Roman" w:hAnsi="Times New Roman" w:cs="Times New Roman"/>
+        </w:rPr>
+        <w:t>, however,</w:t>
+      </w:r>
+      <w:r>
+        <w:rPr>
+          <w:rFonts w:ascii="Times New Roman" w:hAnsi="Times New Roman" w:cs="Times New Roman"/>
+        </w:rPr>
+        <w:t xml:space="preserve"> accomplish two things. </w:t>
+      </w:r>
+      <w:r>
+        <w:rPr>
+          <w:rFonts w:ascii="Times New Roman" w:hAnsi="Times New Roman" w:cs="Times New Roman"/>
+        </w:rPr>
+        <w:t xml:space="preserve">First, it serves as proof of concept that infants’ behavior in studies purported to assess their </w:t>
       </w:r>
       <w:r>
         <w:rPr>
@@ -3714,150 +3924,6 @@
         <w:rPr>
           <w:rFonts w:ascii="Times New Roman" w:hAnsi="Times New Roman" w:cs="Times New Roman"/>
         </w:rPr>
-        <w:t xml:space="preserve"> studies</w:t>
-      </w:r>
-      <w:r>
-        <w:rPr>
-          <w:rFonts w:ascii="Times New Roman" w:hAnsi="Times New Roman" w:cs="Times New Roman"/>
-        </w:rPr>
-        <w:t xml:space="preserve"> can be explained without </w:t>
-      </w:r>
-      <w:r>
-        <w:rPr>
-          <w:rFonts w:ascii="Times New Roman" w:hAnsi="Times New Roman" w:cs="Times New Roman"/>
-        </w:rPr>
-        <w:t>recourse</w:t>
-      </w:r>
-      <w:r>
-        <w:rPr>
-          <w:rFonts w:ascii="Times New Roman" w:hAnsi="Times New Roman" w:cs="Times New Roman"/>
-        </w:rPr>
-        <w:t xml:space="preserve"> </w:t>
-      </w:r>
-      <w:r>
-        <w:rPr>
-          <w:rFonts w:ascii="Times New Roman" w:hAnsi="Times New Roman" w:cs="Times New Roman"/>
-        </w:rPr>
-        <w:t>to</w:t>
-      </w:r>
-      <w:r>
-        <w:rPr>
-          <w:rFonts w:ascii="Times New Roman" w:hAnsi="Times New Roman" w:cs="Times New Roman"/>
-        </w:rPr>
-        <w:t xml:space="preserve"> domain-specific mechanisms </w:t>
-      </w:r>
-      <w:r>
-        <w:rPr>
-          <w:rFonts w:ascii="Times New Roman" w:hAnsi="Times New Roman" w:cs="Times New Roman"/>
-        </w:rPr>
-        <w:t xml:space="preserve">or </w:t>
-      </w:r>
-      <w:r>
-        <w:rPr>
-          <w:rFonts w:ascii="Times New Roman" w:hAnsi="Times New Roman" w:cs="Times New Roman"/>
-        </w:rPr>
-        <w:t>conceptually rich notions of agents, objects, goals, cost, subjective utility, efficiency</w:t>
-      </w:r>
-      <w:r>
-        <w:rPr>
-          <w:rFonts w:ascii="Times New Roman" w:hAnsi="Times New Roman" w:cs="Times New Roman"/>
-        </w:rPr>
-        <w:t>,</w:t>
-      </w:r>
-      <w:r>
-        <w:rPr>
-          <w:rFonts w:ascii="Times New Roman" w:hAnsi="Times New Roman" w:cs="Times New Roman"/>
-        </w:rPr>
-        <w:t xml:space="preserve"> or </w:t>
-      </w:r>
-      <w:r>
-        <w:rPr>
-          <w:rFonts w:ascii="Times New Roman" w:hAnsi="Times New Roman" w:cs="Times New Roman"/>
-        </w:rPr>
-        <w:t>rationality.</w:t>
-      </w:r>
-      <w:r>
-        <w:rPr>
-          <w:rFonts w:ascii="Times New Roman" w:hAnsi="Times New Roman" w:cs="Times New Roman"/>
-        </w:rPr>
-        <w:t xml:space="preserve"> </w:t>
-      </w:r>
-      <w:r>
-        <w:rPr>
-          <w:rFonts w:ascii="Times New Roman" w:hAnsi="Times New Roman" w:cs="Times New Roman"/>
-        </w:rPr>
-        <w:t>Instead, I will argue that such behavior emerges from domain-general learning mechanisms that operate over the</w:t>
-      </w:r>
-      <w:r>
-        <w:rPr>
-          <w:rFonts w:ascii="Times New Roman" w:hAnsi="Times New Roman" w:cs="Times New Roman"/>
-        </w:rPr>
-        <w:t xml:space="preserve"> semantically neutral</w:t>
-      </w:r>
-      <w:r>
-        <w:rPr>
-          <w:rFonts w:ascii="Times New Roman" w:hAnsi="Times New Roman" w:cs="Times New Roman"/>
-        </w:rPr>
-        <w:t xml:space="preserve"> perceptual regularities present in infants’ everyday experience.</w:t>
-      </w:r>
-      <w:r>
-        <w:rPr>
-          <w:rFonts w:ascii="Times New Roman" w:hAnsi="Times New Roman" w:cs="Times New Roman"/>
-        </w:rPr>
-        <w:t xml:space="preserve"> </w:t>
-      </w:r>
-      <w:r>
-        <w:rPr>
-          <w:rFonts w:ascii="Times New Roman" w:hAnsi="Times New Roman" w:cs="Times New Roman"/>
-        </w:rPr>
-        <w:t>However, it is worth being clear from the outset that</w:t>
-      </w:r>
-      <w:r>
-        <w:rPr>
-          <w:rFonts w:ascii="Times New Roman" w:hAnsi="Times New Roman" w:cs="Times New Roman"/>
-        </w:rPr>
-        <w:t xml:space="preserve"> demonstrating that an alternative account can capture the very same data as domain-specific proposals does not disprove them any more than it proves that the alternative proposal is the one that underpins infants’ behavior. </w:t>
-      </w:r>
-      <w:r>
-        <w:rPr>
-          <w:rFonts w:ascii="Times New Roman" w:hAnsi="Times New Roman" w:cs="Times New Roman"/>
-        </w:rPr>
-        <w:t>Such</w:t>
-      </w:r>
-      <w:r>
-        <w:rPr>
-          <w:rFonts w:ascii="Times New Roman" w:hAnsi="Times New Roman" w:cs="Times New Roman"/>
-        </w:rPr>
-        <w:t xml:space="preserve"> a demonstration does</w:t>
-      </w:r>
-      <w:r>
-        <w:rPr>
-          <w:rFonts w:ascii="Times New Roman" w:hAnsi="Times New Roman" w:cs="Times New Roman"/>
-        </w:rPr>
-        <w:t>, however,</w:t>
-      </w:r>
-      <w:r>
-        <w:rPr>
-          <w:rFonts w:ascii="Times New Roman" w:hAnsi="Times New Roman" w:cs="Times New Roman"/>
-        </w:rPr>
-        <w:t xml:space="preserve"> accomplish two things. </w:t>
-      </w:r>
-      <w:r>
-        <w:rPr>
-          <w:rFonts w:ascii="Times New Roman" w:hAnsi="Times New Roman" w:cs="Times New Roman"/>
-        </w:rPr>
-        <w:t xml:space="preserve">First, it serves as proof of concept that infants’ behavior in studies purported to assess their </w:t>
-      </w:r>
-      <w:r>
-        <w:rPr>
-          <w:rFonts w:ascii="Times New Roman" w:hAnsi="Times New Roman" w:cs="Times New Roman"/>
-        </w:rPr>
-        <w:t>action efficiency understanding</w:t>
-      </w:r>
-      <w:r>
-        <w:rPr>
-          <w:rFonts w:ascii="Times New Roman" w:hAnsi="Times New Roman" w:cs="Times New Roman"/>
-        </w:rPr>
         <w:t xml:space="preserve"> can emerge from simpler and more general processes.</w:t>
       </w:r>
       <w:r>
@@ -3882,14 +3948,7 @@
         <w:rPr>
           <w:rFonts w:ascii="Times New Roman" w:hAnsi="Times New Roman" w:cs="Times New Roman"/>
         </w:rPr>
-        <w:t xml:space="preserve">In what follows, I describe this alternative account. However, </w:t>
-      </w:r>
-      <w:r>
-        <w:rPr>
-          <w:rFonts w:ascii="Times New Roman" w:hAnsi="Times New Roman" w:cs="Times New Roman"/>
-        </w:rPr>
-        <w:lastRenderedPageBreak/>
-        <w:t>because it</w:t>
+        <w:t>In what follows, I describe this alternative account. However, because it</w:t>
       </w:r>
       <w:r>
         <w:rPr>
@@ -4284,7 +4343,73 @@
         <w:rPr>
           <w:rFonts w:ascii="Times New Roman" w:hAnsi="Times New Roman" w:cs="Times New Roman"/>
         </w:rPr>
-        <w:t>Colunga &amp; Smith, 2005; Jones &amp; Smith, 1993; Quinn &amp; Eimas, 1997; Rakison &amp; Lupyan, 2008; Sloutsky, 2010)</w:t>
+        <w:t xml:space="preserve">Colunga &amp; Smith, 2005; </w:t>
+      </w:r>
+      <w:r>
+        <w:rPr>
+          <w:rFonts w:ascii="Times New Roman" w:hAnsi="Times New Roman" w:cs="Times New Roman"/>
+        </w:rPr>
+        <w:t>Heyes, 2018</w:t>
+      </w:r>
+      <w:r>
+        <w:rPr>
+          <w:rFonts w:ascii="Times New Roman" w:hAnsi="Times New Roman" w:cs="Times New Roman"/>
+        </w:rPr>
+        <w:t>, 2024</w:t>
+      </w:r>
+      <w:r>
+        <w:rPr>
+          <w:rFonts w:ascii="Times New Roman" w:hAnsi="Times New Roman" w:cs="Times New Roman"/>
+        </w:rPr>
+        <w:t xml:space="preserve">; </w:t>
+      </w:r>
+      <w:r>
+        <w:rPr>
+          <w:rFonts w:ascii="Times New Roman" w:hAnsi="Times New Roman" w:cs="Times New Roman"/>
+        </w:rPr>
+        <w:t xml:space="preserve">Jones &amp; Smith, 1993; Quinn &amp; </w:t>
+      </w:r>
+      <w:proofErr w:type="spellStart"/>
+      <w:r>
+        <w:rPr>
+          <w:rFonts w:ascii="Times New Roman" w:hAnsi="Times New Roman" w:cs="Times New Roman"/>
+        </w:rPr>
+        <w:t>Eimas</w:t>
+      </w:r>
+      <w:proofErr w:type="spellEnd"/>
+      <w:r>
+        <w:rPr>
+          <w:rFonts w:ascii="Times New Roman" w:hAnsi="Times New Roman" w:cs="Times New Roman"/>
+        </w:rPr>
+        <w:t xml:space="preserve">, 1997; </w:t>
+      </w:r>
+      <w:proofErr w:type="spellStart"/>
+      <w:r>
+        <w:rPr>
+          <w:rFonts w:ascii="Times New Roman" w:hAnsi="Times New Roman" w:cs="Times New Roman"/>
+        </w:rPr>
+        <w:t>Rakison</w:t>
+      </w:r>
+      <w:proofErr w:type="spellEnd"/>
+      <w:r>
+        <w:rPr>
+          <w:rFonts w:ascii="Times New Roman" w:hAnsi="Times New Roman" w:cs="Times New Roman"/>
+        </w:rPr>
+        <w:t xml:space="preserve"> &amp; </w:t>
+      </w:r>
+      <w:proofErr w:type="spellStart"/>
+      <w:r>
+        <w:rPr>
+          <w:rFonts w:ascii="Times New Roman" w:hAnsi="Times New Roman" w:cs="Times New Roman"/>
+        </w:rPr>
+        <w:t>Lupyan</w:t>
+      </w:r>
+      <w:proofErr w:type="spellEnd"/>
+      <w:r>
+        <w:rPr>
+          <w:rFonts w:ascii="Times New Roman" w:hAnsi="Times New Roman" w:cs="Times New Roman"/>
+        </w:rPr>
+        <w:t>, 2008; Sloutsky, 2010)</w:t>
       </w:r>
       <w:r>
         <w:rPr>
@@ -4440,7 +4565,21 @@
         <w:rPr>
           <w:rFonts w:ascii="Times New Roman" w:hAnsi="Times New Roman" w:cs="Times New Roman"/>
         </w:rPr>
-        <w:t xml:space="preserve"> concepts for animates and inanimates are formed much more slowly than the available data may suggest.</w:t>
+        <w:t xml:space="preserve"> concepts for animates and </w:t>
+      </w:r>
+      <w:proofErr w:type="spellStart"/>
+      <w:r>
+        <w:rPr>
+          <w:rFonts w:ascii="Times New Roman" w:hAnsi="Times New Roman" w:cs="Times New Roman"/>
+        </w:rPr>
+        <w:t>inanimates</w:t>
+      </w:r>
+      <w:proofErr w:type="spellEnd"/>
+      <w:r>
+        <w:rPr>
+          <w:rFonts w:ascii="Times New Roman" w:hAnsi="Times New Roman" w:cs="Times New Roman"/>
+        </w:rPr>
+        <w:t xml:space="preserve"> are formed much more slowly than the available data may suggest.</w:t>
       </w:r>
       <w:r>
         <w:rPr>
@@ -4452,7 +4591,7 @@
         <w:rPr>
           <w:rFonts w:ascii="Times New Roman" w:hAnsi="Times New Roman" w:cs="Times New Roman"/>
         </w:rPr>
-        <w:t>than psreviously assumed.</w:t>
+        <w:t>than previously assumed.</w:t>
       </w:r>
     </w:p>
     <w:p>
@@ -4503,32 +4642,68 @@
         <w:rPr>
           <w:rFonts w:ascii="Times New Roman" w:hAnsi="Times New Roman" w:cs="Times New Roman"/>
         </w:rPr>
-        <w:t xml:space="preserve">Perner &amp; Ruffman, 2005), causal perception and reasoning (e.g., Cohen et al., 2002; McClelland &amp; Thompson, 2007), sociomoral reasoning (e.g., Benton &amp; Lapan, 2021), object </w:t>
+        <w:t xml:space="preserve">Perner &amp; Ruffman, 2005), causal perception and reasoning (e.g., Cohen et al., 2002; McClelland &amp; Thompson, 2007), sociomoral reasoning (e.g., Benton &amp; Lapan, 2021), object permanence (e.g., </w:t>
+      </w:r>
+      <w:proofErr w:type="spellStart"/>
+      <w:r>
+        <w:rPr>
+          <w:rFonts w:ascii="Times New Roman" w:hAnsi="Times New Roman" w:cs="Times New Roman"/>
+        </w:rPr>
+        <w:t>Bogartz</w:t>
+      </w:r>
+      <w:proofErr w:type="spellEnd"/>
+      <w:r>
+        <w:rPr>
+          <w:rFonts w:ascii="Times New Roman" w:hAnsi="Times New Roman" w:cs="Times New Roman"/>
+        </w:rPr>
+        <w:t xml:space="preserve"> et al., 2000; </w:t>
+      </w:r>
+      <w:r>
+        <w:rPr>
+          <w:rFonts w:ascii="Times New Roman" w:hAnsi="Times New Roman" w:cs="Times New Roman"/>
+        </w:rPr>
+        <w:t xml:space="preserve">Munakata et al., 1997), numerical cognition (e.g., Cohen </w:t>
       </w:r>
       <w:r>
         <w:rPr>
           <w:rFonts w:ascii="Times New Roman" w:hAnsi="Times New Roman" w:cs="Times New Roman"/>
         </w:rPr>
         <w:lastRenderedPageBreak/>
-        <w:t xml:space="preserve">permanence (e.g., </w:t>
-      </w:r>
-      <w:r>
-        <w:rPr>
-          <w:rFonts w:ascii="Times New Roman" w:hAnsi="Times New Roman" w:cs="Times New Roman"/>
-        </w:rPr>
-        <w:t xml:space="preserve">Bogartz et al., 2000; </w:t>
-      </w:r>
-      <w:r>
-        <w:rPr>
-          <w:rFonts w:ascii="Times New Roman" w:hAnsi="Times New Roman" w:cs="Times New Roman"/>
-        </w:rPr>
-        <w:t>Munakata et al., 1997), numerical cognition (e.g., Cohen &amp; Marks, 2002)</w:t>
-      </w:r>
-      <w:r>
-        <w:rPr>
-          <w:rFonts w:ascii="Times New Roman" w:hAnsi="Times New Roman" w:cs="Times New Roman"/>
-        </w:rPr>
-        <w:t xml:space="preserve">, among others (e.g., Benton, 2025; Rakison &amp; Lupyan, 2008), </w:t>
+        <w:t>&amp; Marks, 2002)</w:t>
+      </w:r>
+      <w:r>
+        <w:rPr>
+          <w:rFonts w:ascii="Times New Roman" w:hAnsi="Times New Roman" w:cs="Times New Roman"/>
+        </w:rPr>
+        <w:t xml:space="preserve">, among others (e.g., Benton, 2025; </w:t>
+      </w:r>
+      <w:proofErr w:type="spellStart"/>
+      <w:r>
+        <w:rPr>
+          <w:rFonts w:ascii="Times New Roman" w:hAnsi="Times New Roman" w:cs="Times New Roman"/>
+        </w:rPr>
+        <w:t>Rakison</w:t>
+      </w:r>
+      <w:proofErr w:type="spellEnd"/>
+      <w:r>
+        <w:rPr>
+          <w:rFonts w:ascii="Times New Roman" w:hAnsi="Times New Roman" w:cs="Times New Roman"/>
+        </w:rPr>
+        <w:t xml:space="preserve"> &amp; </w:t>
+      </w:r>
+      <w:proofErr w:type="spellStart"/>
+      <w:r>
+        <w:rPr>
+          <w:rFonts w:ascii="Times New Roman" w:hAnsi="Times New Roman" w:cs="Times New Roman"/>
+        </w:rPr>
+        <w:t>Lupyan</w:t>
+      </w:r>
+      <w:proofErr w:type="spellEnd"/>
+      <w:r>
+        <w:rPr>
+          <w:rFonts w:ascii="Times New Roman" w:hAnsi="Times New Roman" w:cs="Times New Roman"/>
+        </w:rPr>
+        <w:t xml:space="preserve">, 2008), </w:t>
       </w:r>
       <w:r>
         <w:rPr>
@@ -4614,11 +4789,19 @@
         </w:rPr>
         <w:t xml:space="preserve">proposal by </w:t>
       </w:r>
-      <w:r>
-        <w:rPr>
-          <w:rFonts w:ascii="Times New Roman" w:hAnsi="Times New Roman" w:cs="Times New Roman"/>
-        </w:rPr>
-        <w:t>Overwalle (2010)</w:t>
+      <w:proofErr w:type="spellStart"/>
+      <w:r>
+        <w:rPr>
+          <w:rFonts w:ascii="Times New Roman" w:hAnsi="Times New Roman" w:cs="Times New Roman"/>
+        </w:rPr>
+        <w:t>Overwalle</w:t>
+      </w:r>
+      <w:proofErr w:type="spellEnd"/>
+      <w:r>
+        <w:rPr>
+          <w:rFonts w:ascii="Times New Roman" w:hAnsi="Times New Roman" w:cs="Times New Roman"/>
+        </w:rPr>
+        <w:t xml:space="preserve"> (2010)</w:t>
       </w:r>
       <w:r>
         <w:rPr>
@@ -4668,11 +4851,19 @@
         </w:rPr>
         <w:t xml:space="preserve"> of efficiency—</w:t>
       </w:r>
-      <w:r>
-        <w:rPr>
-          <w:rFonts w:ascii="Times New Roman" w:hAnsi="Times New Roman" w:cs="Times New Roman"/>
-        </w:rPr>
-        <w:t>Overwalle’s (2010) position</w:t>
+      <w:proofErr w:type="spellStart"/>
+      <w:r>
+        <w:rPr>
+          <w:rFonts w:ascii="Times New Roman" w:hAnsi="Times New Roman" w:cs="Times New Roman"/>
+        </w:rPr>
+        <w:t>Overwalle’s</w:t>
+      </w:r>
+      <w:proofErr w:type="spellEnd"/>
+      <w:r>
+        <w:rPr>
+          <w:rFonts w:ascii="Times New Roman" w:hAnsi="Times New Roman" w:cs="Times New Roman"/>
+        </w:rPr>
+        <w:t xml:space="preserve"> (2010) position</w:t>
       </w:r>
       <w:r>
         <w:rPr>
@@ -4798,7 +4989,21 @@
         <w:rPr>
           <w:rFonts w:ascii="Times New Roman" w:hAnsi="Times New Roman" w:cs="Times New Roman"/>
         </w:rPr>
-        <w:t xml:space="preserve">. Overwalle (2010) argued that </w:t>
+        <w:t xml:space="preserve">. </w:t>
+      </w:r>
+      <w:proofErr w:type="spellStart"/>
+      <w:r>
+        <w:rPr>
+          <w:rFonts w:ascii="Times New Roman" w:hAnsi="Times New Roman" w:cs="Times New Roman"/>
+        </w:rPr>
+        <w:t>Overwalle</w:t>
+      </w:r>
+      <w:proofErr w:type="spellEnd"/>
+      <w:r>
+        <w:rPr>
+          <w:rFonts w:ascii="Times New Roman" w:hAnsi="Times New Roman" w:cs="Times New Roman"/>
+        </w:rPr>
+        <w:t xml:space="preserve"> (2010) argued that </w:t>
       </w:r>
       <w:r>
         <w:rPr>
@@ -4984,11 +5189,19 @@
         </w:rPr>
         <w:t xml:space="preserve"> </w:t>
       </w:r>
-      <w:r>
-        <w:rPr>
-          <w:rFonts w:ascii="Times New Roman" w:hAnsi="Times New Roman" w:cs="Times New Roman"/>
-        </w:rPr>
-        <w:t xml:space="preserve">Overwalle (2010) showed that a connectionist implementation of this proposal could reproduce infants’ looking behavior in Gergely et al. (1995). </w:t>
+      <w:proofErr w:type="spellStart"/>
+      <w:r>
+        <w:rPr>
+          <w:rFonts w:ascii="Times New Roman" w:hAnsi="Times New Roman" w:cs="Times New Roman"/>
+        </w:rPr>
+        <w:t>Overwalle</w:t>
+      </w:r>
+      <w:proofErr w:type="spellEnd"/>
+      <w:r>
+        <w:rPr>
+          <w:rFonts w:ascii="Times New Roman" w:hAnsi="Times New Roman" w:cs="Times New Roman"/>
+        </w:rPr>
+        <w:t xml:space="preserve"> (2010) showed that a connectionist implementation of this proposal could reproduce infants’ looking behavior in Gergely et al. (1995). </w:t>
       </w:r>
       <w:r>
         <w:rPr>
@@ -5112,62 +5325,76 @@
         <w:rPr>
           <w:rFonts w:ascii="Times New Roman" w:hAnsi="Times New Roman" w:cs="Times New Roman"/>
         </w:rPr>
+        <w:t xml:space="preserve">Although </w:t>
+      </w:r>
+      <w:r>
+        <w:rPr>
+          <w:rFonts w:ascii="Times New Roman" w:hAnsi="Times New Roman" w:cs="Times New Roman"/>
+        </w:rPr>
+        <w:t>these</w:t>
+      </w:r>
+      <w:r>
+        <w:rPr>
+          <w:rFonts w:ascii="Times New Roman" w:hAnsi="Times New Roman" w:cs="Times New Roman"/>
+        </w:rPr>
+        <w:t xml:space="preserve"> </w:t>
+      </w:r>
+      <w:r>
+        <w:rPr>
+          <w:rFonts w:ascii="Times New Roman" w:hAnsi="Times New Roman" w:cs="Times New Roman"/>
+        </w:rPr>
+        <w:t>results suggest</w:t>
+      </w:r>
+      <w:r>
+        <w:rPr>
+          <w:rFonts w:ascii="Times New Roman" w:hAnsi="Times New Roman" w:cs="Times New Roman"/>
+        </w:rPr>
+        <w:t xml:space="preserve"> that</w:t>
+      </w:r>
+      <w:r>
+        <w:rPr>
+          <w:rFonts w:ascii="Times New Roman" w:hAnsi="Times New Roman" w:cs="Times New Roman"/>
+        </w:rPr>
+        <w:t xml:space="preserve"> </w:t>
+      </w:r>
+      <w:proofErr w:type="spellStart"/>
+      <w:r>
+        <w:rPr>
+          <w:rFonts w:ascii="Times New Roman" w:hAnsi="Times New Roman" w:cs="Times New Roman"/>
+        </w:rPr>
+        <w:t>Overwalle’s</w:t>
+      </w:r>
+      <w:proofErr w:type="spellEnd"/>
+      <w:r>
+        <w:rPr>
+          <w:rFonts w:ascii="Times New Roman" w:hAnsi="Times New Roman" w:cs="Times New Roman"/>
+        </w:rPr>
+        <w:t xml:space="preserve"> (2010) account is sufficient to explain </w:t>
+      </w:r>
+      <w:r>
+        <w:rPr>
+          <w:rFonts w:ascii="Times New Roman" w:hAnsi="Times New Roman" w:cs="Times New Roman"/>
+        </w:rPr>
+        <w:t>infants’ looking responses in Gergely et al. (1995)</w:t>
+      </w:r>
+      <w:r>
+        <w:rPr>
+          <w:rFonts w:ascii="Times New Roman" w:hAnsi="Times New Roman" w:cs="Times New Roman"/>
+        </w:rPr>
+        <w:t xml:space="preserve">, </w:t>
+      </w:r>
+      <w:r>
+        <w:rPr>
+          <w:rFonts w:ascii="Times New Roman" w:hAnsi="Times New Roman" w:cs="Times New Roman"/>
+        </w:rPr>
+        <w:t xml:space="preserve">there are several reasons to exercise caution </w:t>
+      </w:r>
+      <w:r>
+        <w:rPr>
+          <w:rFonts w:ascii="Times New Roman" w:hAnsi="Times New Roman" w:cs="Times New Roman"/>
+        </w:rPr>
         <w:lastRenderedPageBreak/>
-        <w:t xml:space="preserve">Although </w:t>
-      </w:r>
-      <w:r>
-        <w:rPr>
-          <w:rFonts w:ascii="Times New Roman" w:hAnsi="Times New Roman" w:cs="Times New Roman"/>
-        </w:rPr>
-        <w:t>these</w:t>
-      </w:r>
-      <w:r>
-        <w:rPr>
-          <w:rFonts w:ascii="Times New Roman" w:hAnsi="Times New Roman" w:cs="Times New Roman"/>
-        </w:rPr>
-        <w:t xml:space="preserve"> </w:t>
-      </w:r>
-      <w:r>
-        <w:rPr>
-          <w:rFonts w:ascii="Times New Roman" w:hAnsi="Times New Roman" w:cs="Times New Roman"/>
-        </w:rPr>
-        <w:t>results suggest</w:t>
-      </w:r>
-      <w:r>
-        <w:rPr>
-          <w:rFonts w:ascii="Times New Roman" w:hAnsi="Times New Roman" w:cs="Times New Roman"/>
-        </w:rPr>
-        <w:t xml:space="preserve"> that</w:t>
-      </w:r>
-      <w:r>
-        <w:rPr>
-          <w:rFonts w:ascii="Times New Roman" w:hAnsi="Times New Roman" w:cs="Times New Roman"/>
-        </w:rPr>
-        <w:t xml:space="preserve"> </w:t>
-      </w:r>
-      <w:r>
-        <w:rPr>
-          <w:rFonts w:ascii="Times New Roman" w:hAnsi="Times New Roman" w:cs="Times New Roman"/>
-        </w:rPr>
-        <w:t xml:space="preserve">Overwalle’s (2010) account is sufficient to explain </w:t>
-      </w:r>
-      <w:r>
-        <w:rPr>
-          <w:rFonts w:ascii="Times New Roman" w:hAnsi="Times New Roman" w:cs="Times New Roman"/>
-        </w:rPr>
-        <w:t>infants’ looking responses in Gergely et al. (1995)</w:t>
-      </w:r>
-      <w:r>
-        <w:rPr>
-          <w:rFonts w:ascii="Times New Roman" w:hAnsi="Times New Roman" w:cs="Times New Roman"/>
-        </w:rPr>
-        <w:t xml:space="preserve">, </w:t>
-      </w:r>
-      <w:r>
-        <w:rPr>
-          <w:rFonts w:ascii="Times New Roman" w:hAnsi="Times New Roman" w:cs="Times New Roman"/>
-        </w:rPr>
-        <w:t xml:space="preserve">there are several reasons to exercise caution before accepting </w:t>
+        <w:t xml:space="preserve">before accepting </w:t>
       </w:r>
       <w:r>
         <w:rPr>
@@ -5277,11 +5504,19 @@
         </w:rPr>
         <w:t xml:space="preserve"> </w:t>
       </w:r>
-      <w:r>
-        <w:rPr>
-          <w:rFonts w:ascii="Times New Roman" w:hAnsi="Times New Roman" w:cs="Times New Roman"/>
-        </w:rPr>
-        <w:t xml:space="preserve">Csibra et al. (2003). </w:t>
+      <w:proofErr w:type="spellStart"/>
+      <w:r>
+        <w:rPr>
+          <w:rFonts w:ascii="Times New Roman" w:hAnsi="Times New Roman" w:cs="Times New Roman"/>
+        </w:rPr>
+        <w:t>Csibra</w:t>
+      </w:r>
+      <w:proofErr w:type="spellEnd"/>
+      <w:r>
+        <w:rPr>
+          <w:rFonts w:ascii="Times New Roman" w:hAnsi="Times New Roman" w:cs="Times New Roman"/>
+        </w:rPr>
+        <w:t xml:space="preserve"> et al. (2003). </w:t>
       </w:r>
       <w:r>
         <w:rPr>
@@ -5325,11 +5560,19 @@
         </w:rPr>
         <w:t xml:space="preserve"> </w:t>
       </w:r>
-      <w:r>
-        <w:rPr>
-          <w:rFonts w:ascii="Times New Roman" w:hAnsi="Times New Roman" w:cs="Times New Roman"/>
-        </w:rPr>
-        <w:t>Csibra et al. (2003) found that infants looked</w:t>
+      <w:proofErr w:type="spellStart"/>
+      <w:r>
+        <w:rPr>
+          <w:rFonts w:ascii="Times New Roman" w:hAnsi="Times New Roman" w:cs="Times New Roman"/>
+        </w:rPr>
+        <w:t>Csibra</w:t>
+      </w:r>
+      <w:proofErr w:type="spellEnd"/>
+      <w:r>
+        <w:rPr>
+          <w:rFonts w:ascii="Times New Roman" w:hAnsi="Times New Roman" w:cs="Times New Roman"/>
+        </w:rPr>
+        <w:t xml:space="preserve"> et al. (2003) found that infants looked</w:t>
       </w:r>
       <w:r>
         <w:rPr>
@@ -5343,11 +5586,19 @@
         </w:rPr>
         <w:t xml:space="preserve">the presence of one. </w:t>
       </w:r>
-      <w:r>
-        <w:rPr>
-          <w:rFonts w:ascii="Times New Roman" w:hAnsi="Times New Roman" w:cs="Times New Roman"/>
-        </w:rPr>
-        <w:t>Overwalle’s (2010)</w:t>
+      <w:proofErr w:type="spellStart"/>
+      <w:r>
+        <w:rPr>
+          <w:rFonts w:ascii="Times New Roman" w:hAnsi="Times New Roman" w:cs="Times New Roman"/>
+        </w:rPr>
+        <w:t>Overwalle’s</w:t>
+      </w:r>
+      <w:proofErr w:type="spellEnd"/>
+      <w:r>
+        <w:rPr>
+          <w:rFonts w:ascii="Times New Roman" w:hAnsi="Times New Roman" w:cs="Times New Roman"/>
+        </w:rPr>
+        <w:t xml:space="preserve"> (2010)</w:t>
       </w:r>
       <w:r>
         <w:rPr>
@@ -5447,7 +5698,21 @@
         <w:rPr>
           <w:rFonts w:ascii="Times New Roman" w:eastAsia="Times New Roman" w:hAnsi="Times New Roman" w:cs="Times New Roman"/>
         </w:rPr>
-        <w:t>The second concern relates to the role that agents and goals play in Overwalle’s (2010) account. Although t</w:t>
+        <w:t xml:space="preserve">The second concern relates to the role that agents and goals play in </w:t>
+      </w:r>
+      <w:proofErr w:type="spellStart"/>
+      <w:r>
+        <w:rPr>
+          <w:rFonts w:ascii="Times New Roman" w:eastAsia="Times New Roman" w:hAnsi="Times New Roman" w:cs="Times New Roman"/>
+        </w:rPr>
+        <w:t>Overwalle’s</w:t>
+      </w:r>
+      <w:proofErr w:type="spellEnd"/>
+      <w:r>
+        <w:rPr>
+          <w:rFonts w:ascii="Times New Roman" w:eastAsia="Times New Roman" w:hAnsi="Times New Roman" w:cs="Times New Roman"/>
+        </w:rPr>
+        <w:t xml:space="preserve"> (2010) account. Although t</w:t>
       </w:r>
       <w:r>
         <w:rPr>
@@ -5607,62 +5872,76 @@
         <w:rPr>
           <w:rFonts w:ascii="Times New Roman" w:eastAsia="Times New Roman" w:hAnsi="Times New Roman" w:cs="Times New Roman"/>
         </w:rPr>
-        <w:t xml:space="preserve">. However, in Overwalle’s (2010) </w:t>
+        <w:t xml:space="preserve">. However, in </w:t>
+      </w:r>
+      <w:proofErr w:type="spellStart"/>
+      <w:r>
+        <w:rPr>
+          <w:rFonts w:ascii="Times New Roman" w:eastAsia="Times New Roman" w:hAnsi="Times New Roman" w:cs="Times New Roman"/>
+        </w:rPr>
+        <w:t>Overwalle’s</w:t>
+      </w:r>
+      <w:proofErr w:type="spellEnd"/>
+      <w:r>
+        <w:rPr>
+          <w:rFonts w:ascii="Times New Roman" w:eastAsia="Times New Roman" w:hAnsi="Times New Roman" w:cs="Times New Roman"/>
+        </w:rPr>
+        <w:t xml:space="preserve"> (2010) simulation, no such obstacle appeared during habituation</w:t>
+      </w:r>
+      <w:r>
+        <w:rPr>
+          <w:rFonts w:ascii="Times New Roman" w:eastAsia="Times New Roman" w:hAnsi="Times New Roman" w:cs="Times New Roman"/>
+        </w:rPr>
+        <w:t xml:space="preserve">. </w:t>
+      </w:r>
+      <w:r>
+        <w:rPr>
+          <w:rFonts w:ascii="Times New Roman" w:eastAsia="Times New Roman" w:hAnsi="Times New Roman" w:cs="Times New Roman"/>
+        </w:rPr>
+        <w:t>In addition to this discrepancy, the</w:t>
+      </w:r>
+      <w:r>
+        <w:rPr>
+          <w:rFonts w:ascii="Times New Roman" w:eastAsia="Times New Roman" w:hAnsi="Times New Roman" w:cs="Times New Roman"/>
+        </w:rPr>
+        <w:t xml:space="preserve"> </w:t>
+      </w:r>
+      <w:r>
+        <w:rPr>
+          <w:rFonts w:ascii="Times New Roman" w:eastAsia="Times New Roman" w:hAnsi="Times New Roman" w:cs="Times New Roman"/>
+        </w:rPr>
+        <w:t>agent’</w:t>
+      </w:r>
+      <w:r>
+        <w:rPr>
+          <w:rFonts w:ascii="Times New Roman" w:eastAsia="Times New Roman" w:hAnsi="Times New Roman" w:cs="Times New Roman"/>
+        </w:rPr>
+        <w:t xml:space="preserve">s </w:t>
+      </w:r>
+      <w:r>
+        <w:rPr>
+          <w:rFonts w:ascii="Times New Roman" w:eastAsia="Times New Roman" w:hAnsi="Times New Roman" w:cs="Times New Roman"/>
+        </w:rPr>
+        <w:t>simulated curved trajectory overshot the barrier</w:t>
+      </w:r>
+      <w:r>
+        <w:rPr>
+          <w:rFonts w:ascii="Times New Roman" w:eastAsia="Times New Roman" w:hAnsi="Times New Roman" w:cs="Times New Roman"/>
+        </w:rPr>
+        <w:t>; no such overshooting occurs in typical</w:t>
+      </w:r>
+      <w:r>
+        <w:rPr>
+          <w:rFonts w:ascii="Times New Roman" w:eastAsia="Times New Roman" w:hAnsi="Times New Roman" w:cs="Times New Roman"/>
+        </w:rPr>
+        <w:t xml:space="preserve"> </w:t>
       </w:r>
       <w:r>
         <w:rPr>
           <w:rFonts w:ascii="Times New Roman" w:eastAsia="Times New Roman" w:hAnsi="Times New Roman" w:cs="Times New Roman"/>
         </w:rPr>
         <w:lastRenderedPageBreak/>
-        <w:t>simulation, no such obstacle appeared during habituation</w:t>
-      </w:r>
-      <w:r>
-        <w:rPr>
-          <w:rFonts w:ascii="Times New Roman" w:eastAsia="Times New Roman" w:hAnsi="Times New Roman" w:cs="Times New Roman"/>
-        </w:rPr>
-        <w:t xml:space="preserve">. </w:t>
-      </w:r>
-      <w:r>
-        <w:rPr>
-          <w:rFonts w:ascii="Times New Roman" w:eastAsia="Times New Roman" w:hAnsi="Times New Roman" w:cs="Times New Roman"/>
-        </w:rPr>
-        <w:t>In addition to this discrepancy, the</w:t>
-      </w:r>
-      <w:r>
-        <w:rPr>
-          <w:rFonts w:ascii="Times New Roman" w:eastAsia="Times New Roman" w:hAnsi="Times New Roman" w:cs="Times New Roman"/>
-        </w:rPr>
-        <w:t xml:space="preserve"> </w:t>
-      </w:r>
-      <w:r>
-        <w:rPr>
-          <w:rFonts w:ascii="Times New Roman" w:eastAsia="Times New Roman" w:hAnsi="Times New Roman" w:cs="Times New Roman"/>
-        </w:rPr>
-        <w:t>agent’</w:t>
-      </w:r>
-      <w:r>
-        <w:rPr>
-          <w:rFonts w:ascii="Times New Roman" w:eastAsia="Times New Roman" w:hAnsi="Times New Roman" w:cs="Times New Roman"/>
-        </w:rPr>
-        <w:t xml:space="preserve">s </w:t>
-      </w:r>
-      <w:r>
-        <w:rPr>
-          <w:rFonts w:ascii="Times New Roman" w:eastAsia="Times New Roman" w:hAnsi="Times New Roman" w:cs="Times New Roman"/>
-        </w:rPr>
-        <w:t>simulated curved trajectory overshot the barrier</w:t>
-      </w:r>
-      <w:r>
-        <w:rPr>
-          <w:rFonts w:ascii="Times New Roman" w:eastAsia="Times New Roman" w:hAnsi="Times New Roman" w:cs="Times New Roman"/>
-        </w:rPr>
-        <w:t>; no such overshooting occurs in typical</w:t>
-      </w:r>
-      <w:r>
-        <w:rPr>
-          <w:rFonts w:ascii="Times New Roman" w:eastAsia="Times New Roman" w:hAnsi="Times New Roman" w:cs="Times New Roman"/>
-        </w:rPr>
-        <w:t xml:space="preserve"> infant action-efficiency </w:t>
+        <w:t xml:space="preserve">infant action-efficiency </w:t>
       </w:r>
       <w:r>
         <w:rPr>
@@ -5680,13 +5959,41 @@
         <w:rPr>
           <w:rFonts w:ascii="Times New Roman" w:eastAsia="Times New Roman" w:hAnsi="Times New Roman" w:cs="Times New Roman"/>
         </w:rPr>
-        <w:t>Liu &amp; Spelke, 2017 and Simulation 4, which models it)</w:t>
-      </w:r>
-      <w:r>
-        <w:rPr>
-          <w:rFonts w:ascii="Times New Roman" w:eastAsia="Times New Roman" w:hAnsi="Times New Roman" w:cs="Times New Roman"/>
-        </w:rPr>
-        <w:t>. Considered together, these issues limit what can be concluded about the sufficiency of Overwalle’s (2010) proposal for explaining infant action efficiency understanding.</w:t>
+        <w:t xml:space="preserve">Liu &amp; </w:t>
+      </w:r>
+      <w:proofErr w:type="spellStart"/>
+      <w:r>
+        <w:rPr>
+          <w:rFonts w:ascii="Times New Roman" w:eastAsia="Times New Roman" w:hAnsi="Times New Roman" w:cs="Times New Roman"/>
+        </w:rPr>
+        <w:t>Spelke</w:t>
+      </w:r>
+      <w:proofErr w:type="spellEnd"/>
+      <w:r>
+        <w:rPr>
+          <w:rFonts w:ascii="Times New Roman" w:eastAsia="Times New Roman" w:hAnsi="Times New Roman" w:cs="Times New Roman"/>
+        </w:rPr>
+        <w:t>, 2017 and Simulation 4, which models it)</w:t>
+      </w:r>
+      <w:r>
+        <w:rPr>
+          <w:rFonts w:ascii="Times New Roman" w:eastAsia="Times New Roman" w:hAnsi="Times New Roman" w:cs="Times New Roman"/>
+        </w:rPr>
+        <w:t xml:space="preserve">. Considered together, these issues limit what can be concluded about the sufficiency of </w:t>
+      </w:r>
+      <w:proofErr w:type="spellStart"/>
+      <w:r>
+        <w:rPr>
+          <w:rFonts w:ascii="Times New Roman" w:eastAsia="Times New Roman" w:hAnsi="Times New Roman" w:cs="Times New Roman"/>
+        </w:rPr>
+        <w:t>Overwalle’s</w:t>
+      </w:r>
+      <w:proofErr w:type="spellEnd"/>
+      <w:r>
+        <w:rPr>
+          <w:rFonts w:ascii="Times New Roman" w:eastAsia="Times New Roman" w:hAnsi="Times New Roman" w:cs="Times New Roman"/>
+        </w:rPr>
+        <w:t xml:space="preserve"> (2010) proposal for explaining infant action efficiency understanding.</w:t>
       </w:r>
       <w:r>
         <w:rPr>
@@ -5708,7 +6015,21 @@
         <w:rPr>
           <w:rFonts w:ascii="Times New Roman" w:eastAsia="Times New Roman" w:hAnsi="Times New Roman" w:cs="Times New Roman"/>
         </w:rPr>
-        <w:t>Due in part to these limitations and given that Overwalle’s (2010) model is</w:t>
+        <w:t xml:space="preserve">Due in part to these limitations and given that </w:t>
+      </w:r>
+      <w:proofErr w:type="spellStart"/>
+      <w:r>
+        <w:rPr>
+          <w:rFonts w:ascii="Times New Roman" w:eastAsia="Times New Roman" w:hAnsi="Times New Roman" w:cs="Times New Roman"/>
+        </w:rPr>
+        <w:t>Overwalle’s</w:t>
+      </w:r>
+      <w:proofErr w:type="spellEnd"/>
+      <w:r>
+        <w:rPr>
+          <w:rFonts w:ascii="Times New Roman" w:eastAsia="Times New Roman" w:hAnsi="Times New Roman" w:cs="Times New Roman"/>
+        </w:rPr>
+        <w:t xml:space="preserve"> (2010) model is</w:t>
       </w:r>
       <w:r>
         <w:rPr>
@@ -5992,6 +6313,7 @@
         </w:rPr>
         <w:t xml:space="preserve">an extension of </w:t>
       </w:r>
+      <w:proofErr w:type="gramStart"/>
       <w:r>
         <w:rPr>
           <w:rFonts w:ascii="Times New Roman" w:hAnsi="Times New Roman" w:cs="Times New Roman"/>
@@ -6016,6 +6338,7 @@
         </w:rPr>
         <w:t xml:space="preserve"> </w:t>
       </w:r>
+      <w:proofErr w:type="spellStart"/>
       <w:r>
         <w:rPr>
           <w:rFonts w:ascii="Times New Roman" w:hAnsi="Times New Roman" w:cs="Times New Roman"/>
@@ -6028,6 +6351,8 @@
         </w:rPr>
         <w:t>’s</w:t>
       </w:r>
+      <w:proofErr w:type="spellEnd"/>
+      <w:proofErr w:type="gramEnd"/>
       <w:r>
         <w:rPr>
           <w:rFonts w:ascii="Times New Roman" w:hAnsi="Times New Roman" w:cs="Times New Roman"/>
@@ -6058,11 +6383,19 @@
         </w:rPr>
         <w:t xml:space="preserve"> and an extension of </w:t>
       </w:r>
-      <w:r>
-        <w:rPr>
-          <w:rFonts w:ascii="Times New Roman" w:hAnsi="Times New Roman" w:cs="Times New Roman"/>
-        </w:rPr>
-        <w:t>Overwalle’s model</w:t>
+      <w:proofErr w:type="spellStart"/>
+      <w:r>
+        <w:rPr>
+          <w:rFonts w:ascii="Times New Roman" w:hAnsi="Times New Roman" w:cs="Times New Roman"/>
+        </w:rPr>
+        <w:t>Overwalle’s</w:t>
+      </w:r>
+      <w:proofErr w:type="spellEnd"/>
+      <w:r>
+        <w:rPr>
+          <w:rFonts w:ascii="Times New Roman" w:hAnsi="Times New Roman" w:cs="Times New Roman"/>
+        </w:rPr>
+        <w:t xml:space="preserve"> model</w:t>
       </w:r>
       <w:r>
         <w:rPr>
@@ -6230,11 +6563,19 @@
         </w:rPr>
         <w:t xml:space="preserve">that infants process and represent actions in terms of their semantically neutral kinematics and represent obstacles and the agents that avoid them in terms of </w:t>
       </w:r>
-      <w:r>
-        <w:rPr>
-          <w:rFonts w:ascii="Times New Roman" w:hAnsi="Times New Roman" w:cs="Times New Roman"/>
-        </w:rPr>
-        <w:t>similarly neutral</w:t>
+      <w:proofErr w:type="gramStart"/>
+      <w:r>
+        <w:rPr>
+          <w:rFonts w:ascii="Times New Roman" w:hAnsi="Times New Roman" w:cs="Times New Roman"/>
+        </w:rPr>
+        <w:t>similarly</w:t>
+      </w:r>
+      <w:proofErr w:type="gramEnd"/>
+      <w:r>
+        <w:rPr>
+          <w:rFonts w:ascii="Times New Roman" w:hAnsi="Times New Roman" w:cs="Times New Roman"/>
+        </w:rPr>
+        <w:t xml:space="preserve"> neutral</w:t>
       </w:r>
       <w:r>
         <w:rPr>
@@ -6270,7 +6611,21 @@
         <w:rPr>
           <w:rFonts w:ascii="Times New Roman" w:hAnsi="Times New Roman" w:cs="Times New Roman"/>
         </w:rPr>
-        <w:t xml:space="preserve">action efficiency understanding </w:t>
+        <w:t xml:space="preserve">action </w:t>
+      </w:r>
+      <w:proofErr w:type="gramStart"/>
+      <w:r>
+        <w:rPr>
+          <w:rFonts w:ascii="Times New Roman" w:hAnsi="Times New Roman" w:cs="Times New Roman"/>
+        </w:rPr>
+        <w:t>efficiency understanding</w:t>
+      </w:r>
+      <w:proofErr w:type="gramEnd"/>
+      <w:r>
+        <w:rPr>
+          <w:rFonts w:ascii="Times New Roman" w:hAnsi="Times New Roman" w:cs="Times New Roman"/>
+        </w:rPr>
+        <w:t xml:space="preserve"> </w:t>
       </w:r>
       <w:r>
         <w:rPr>
@@ -6288,38 +6643,38 @@
         <w:rPr>
           <w:rFonts w:ascii="Times New Roman" w:hAnsi="Times New Roman" w:cs="Times New Roman"/>
         </w:rPr>
-        <w:t xml:space="preserve">A corollary of </w:t>
+        <w:t>A corollary of such associations is that, if</w:t>
+      </w:r>
+      <w:r>
+        <w:rPr>
+          <w:rFonts w:ascii="Times New Roman" w:hAnsi="Times New Roman" w:cs="Times New Roman"/>
+        </w:rPr>
+        <w:t xml:space="preserve"> they are </w:t>
+      </w:r>
+      <w:r>
+        <w:rPr>
+          <w:rFonts w:ascii="Times New Roman" w:hAnsi="Times New Roman" w:cs="Times New Roman"/>
+        </w:rPr>
+        <w:t>sufficiently strong,</w:t>
+      </w:r>
+      <w:r>
+        <w:rPr>
+          <w:rFonts w:ascii="Times New Roman" w:hAnsi="Times New Roman" w:cs="Times New Roman"/>
+        </w:rPr>
+        <w:t xml:space="preserve"> the presence of one component</w:t>
+      </w:r>
+      <w:r>
+        <w:rPr>
+          <w:rFonts w:ascii="Times New Roman" w:hAnsi="Times New Roman" w:cs="Times New Roman"/>
+        </w:rPr>
+        <w:t xml:space="preserve"> of the </w:t>
       </w:r>
       <w:r>
         <w:rPr>
           <w:rFonts w:ascii="Times New Roman" w:hAnsi="Times New Roman" w:cs="Times New Roman"/>
         </w:rPr>
         <w:lastRenderedPageBreak/>
-        <w:t>such associations is that, if</w:t>
-      </w:r>
-      <w:r>
-        <w:rPr>
-          <w:rFonts w:ascii="Times New Roman" w:hAnsi="Times New Roman" w:cs="Times New Roman"/>
-        </w:rPr>
-        <w:t xml:space="preserve"> they are </w:t>
-      </w:r>
-      <w:r>
-        <w:rPr>
-          <w:rFonts w:ascii="Times New Roman" w:hAnsi="Times New Roman" w:cs="Times New Roman"/>
-        </w:rPr>
-        <w:t>sufficiently strong,</w:t>
-      </w:r>
-      <w:r>
-        <w:rPr>
-          <w:rFonts w:ascii="Times New Roman" w:hAnsi="Times New Roman" w:cs="Times New Roman"/>
-        </w:rPr>
-        <w:t xml:space="preserve"> the presence of one component</w:t>
-      </w:r>
-      <w:r>
-        <w:rPr>
-          <w:rFonts w:ascii="Times New Roman" w:hAnsi="Times New Roman" w:cs="Times New Roman"/>
-        </w:rPr>
-        <w:t xml:space="preserve"> of the relation will</w:t>
+        <w:t>relation will</w:t>
       </w:r>
       <w:r>
         <w:rPr>
@@ -6847,14 +7202,7 @@
         <w:rPr>
           <w:rFonts w:ascii="Times New Roman" w:hAnsi="Times New Roman" w:cs="Times New Roman"/>
         </w:rPr>
-        <w:t xml:space="preserve">Because the habituation phase </w:t>
-      </w:r>
-      <w:r>
-        <w:rPr>
-          <w:rFonts w:ascii="Times New Roman" w:hAnsi="Times New Roman" w:cs="Times New Roman"/>
-        </w:rPr>
-        <w:lastRenderedPageBreak/>
-        <w:t>itself is brief, infants may simply be unable to make enough repeated saccades between the barrier and the curved motion trajectory to form a robust association between t</w:t>
+        <w:t>Because the habituation phase itself is brief, infants may simply be unable to make enough repeated saccades between the barrier and the curved motion trajectory to form a robust association between t</w:t>
       </w:r>
       <w:r>
         <w:rPr>
@@ -6876,6 +7224,7 @@
         <w:rPr>
           <w:rFonts w:ascii="Times New Roman" w:hAnsi="Times New Roman" w:cs="Times New Roman"/>
         </w:rPr>
+        <w:lastRenderedPageBreak/>
         <w:t xml:space="preserve">The present learning account may appear difficult to reconcile with findings showing that infants with minimal </w:t>
       </w:r>
       <w:r>
@@ -7550,73 +7899,67 @@
         <w:rPr>
           <w:rFonts w:ascii="Times New Roman" w:hAnsi="Times New Roman" w:cs="Times New Roman"/>
         </w:rPr>
-        <w:t xml:space="preserve"> in a sticky-mittens </w:t>
+        <w:t xml:space="preserve"> in a sticky-mittens condition</w:t>
+      </w:r>
+      <w:r>
+        <w:rPr>
+          <w:rFonts w:ascii="Times New Roman" w:hAnsi="Times New Roman" w:cs="Times New Roman"/>
+        </w:rPr>
+        <w:t xml:space="preserve"> may </w:t>
+      </w:r>
+      <w:r>
+        <w:rPr>
+          <w:rFonts w:ascii="Times New Roman" w:hAnsi="Times New Roman" w:cs="Times New Roman"/>
+        </w:rPr>
+        <w:t>notice that</w:t>
+      </w:r>
+      <w:r>
+        <w:rPr>
+          <w:rFonts w:ascii="Times New Roman" w:hAnsi="Times New Roman" w:cs="Times New Roman"/>
+        </w:rPr>
+        <w:t xml:space="preserve"> </w:t>
+      </w:r>
+      <w:r>
+        <w:rPr>
+          <w:rFonts w:ascii="Times New Roman" w:hAnsi="Times New Roman" w:cs="Times New Roman"/>
+        </w:rPr>
+        <w:t xml:space="preserve">each time they attempt to retrieve an object, </w:t>
+      </w:r>
+      <w:r>
+        <w:rPr>
+          <w:rFonts w:ascii="Times New Roman" w:hAnsi="Times New Roman" w:cs="Times New Roman"/>
+        </w:rPr>
+        <w:t xml:space="preserve">their arms are extended forward from the body in a relatively straight configuration and </w:t>
+      </w:r>
+      <w:r>
+        <w:rPr>
+          <w:rFonts w:ascii="Times New Roman" w:hAnsi="Times New Roman" w:cs="Times New Roman"/>
+        </w:rPr>
+        <w:t>move along a largely</w:t>
+      </w:r>
+      <w:r>
+        <w:rPr>
+          <w:rFonts w:ascii="Times New Roman" w:hAnsi="Times New Roman" w:cs="Times New Roman"/>
+        </w:rPr>
+        <w:t xml:space="preserve"> </w:t>
+      </w:r>
+      <w:r>
+        <w:rPr>
+          <w:rFonts w:ascii="Times New Roman" w:hAnsi="Times New Roman" w:cs="Times New Roman"/>
+        </w:rPr>
+        <w:t>direct path.</w:t>
+      </w:r>
+      <w:r>
+        <w:rPr>
+          <w:rFonts w:ascii="Times New Roman" w:hAnsi="Times New Roman" w:cs="Times New Roman"/>
+        </w:rPr>
+        <w:t xml:space="preserve"> </w:t>
       </w:r>
       <w:r>
         <w:rPr>
           <w:rFonts w:ascii="Times New Roman" w:hAnsi="Times New Roman" w:cs="Times New Roman"/>
         </w:rPr>
         <w:lastRenderedPageBreak/>
-        <w:t>condition</w:t>
-      </w:r>
-      <w:r>
-        <w:rPr>
-          <w:rFonts w:ascii="Times New Roman" w:hAnsi="Times New Roman" w:cs="Times New Roman"/>
-        </w:rPr>
-        <w:t xml:space="preserve"> may </w:t>
-      </w:r>
-      <w:r>
-        <w:rPr>
-          <w:rFonts w:ascii="Times New Roman" w:hAnsi="Times New Roman" w:cs="Times New Roman"/>
-        </w:rPr>
-        <w:t>notice that</w:t>
-      </w:r>
-      <w:r>
-        <w:rPr>
-          <w:rFonts w:ascii="Times New Roman" w:hAnsi="Times New Roman" w:cs="Times New Roman"/>
-        </w:rPr>
-        <w:t xml:space="preserve"> </w:t>
-      </w:r>
-      <w:r>
-        <w:rPr>
-          <w:rFonts w:ascii="Times New Roman" w:hAnsi="Times New Roman" w:cs="Times New Roman"/>
-        </w:rPr>
-        <w:t xml:space="preserve">each time they attempt to retrieve an object, </w:t>
-      </w:r>
-      <w:r>
-        <w:rPr>
-          <w:rFonts w:ascii="Times New Roman" w:hAnsi="Times New Roman" w:cs="Times New Roman"/>
-        </w:rPr>
-        <w:t xml:space="preserve">their arms are extended forward from the body in a relatively straight configuration and </w:t>
-      </w:r>
-      <w:r>
-        <w:rPr>
-          <w:rFonts w:ascii="Times New Roman" w:hAnsi="Times New Roman" w:cs="Times New Roman"/>
-        </w:rPr>
-        <w:t>move along a largely</w:t>
-      </w:r>
-      <w:r>
-        <w:rPr>
-          <w:rFonts w:ascii="Times New Roman" w:hAnsi="Times New Roman" w:cs="Times New Roman"/>
-        </w:rPr>
-        <w:t xml:space="preserve"> </w:t>
-      </w:r>
-      <w:r>
-        <w:rPr>
-          <w:rFonts w:ascii="Times New Roman" w:hAnsi="Times New Roman" w:cs="Times New Roman"/>
-        </w:rPr>
-        <w:t>direct path.</w:t>
-      </w:r>
-      <w:r>
-        <w:rPr>
-          <w:rFonts w:ascii="Times New Roman" w:hAnsi="Times New Roman" w:cs="Times New Roman"/>
-        </w:rPr>
-        <w:t xml:space="preserve"> </w:t>
-      </w:r>
-      <w:r>
-        <w:rPr>
-          <w:rFonts w:ascii="Times New Roman" w:hAnsi="Times New Roman" w:cs="Times New Roman"/>
-        </w:rPr>
         <w:t xml:space="preserve">To </w:t>
       </w:r>
       <w:r>
@@ -7894,6 +8237,7 @@
         </w:rPr>
         <w:t xml:space="preserve">amodal </w:t>
       </w:r>
+      <w:proofErr w:type="gramStart"/>
       <w:r>
         <w:rPr>
           <w:rFonts w:ascii="Times New Roman" w:hAnsi="Times New Roman" w:cs="Times New Roman"/>
@@ -7904,7 +8248,14 @@
         <w:rPr>
           <w:rFonts w:ascii="Times New Roman" w:hAnsi="Times New Roman" w:cs="Times New Roman"/>
         </w:rPr>
-        <w:t xml:space="preserve">—that is, representations that do not distinguish infants’ own </w:t>
+        <w:t>—</w:t>
+      </w:r>
+      <w:proofErr w:type="gramEnd"/>
+      <w:r>
+        <w:rPr>
+          <w:rFonts w:ascii="Times New Roman" w:hAnsi="Times New Roman" w:cs="Times New Roman"/>
+        </w:rPr>
+        <w:t xml:space="preserve">that is, representations that do not distinguish infants’ own </w:t>
       </w:r>
       <w:r>
         <w:rPr>
@@ -8214,86 +8565,86 @@
         <w:rPr>
           <w:rFonts w:ascii="Times New Roman" w:hAnsi="Times New Roman" w:cs="Times New Roman"/>
         </w:rPr>
-        <w:t xml:space="preserve">beyond the scope of the </w:t>
+        <w:t>beyond the scope of the present paper</w:t>
+      </w:r>
+      <w:r>
+        <w:rPr>
+          <w:rFonts w:ascii="Times New Roman" w:hAnsi="Times New Roman" w:cs="Times New Roman"/>
+        </w:rPr>
+        <w:t>. Instead, the current perspective is an attempt to explain</w:t>
+      </w:r>
+      <w:r>
+        <w:rPr>
+          <w:rFonts w:ascii="Times New Roman" w:hAnsi="Times New Roman" w:cs="Times New Roman"/>
+        </w:rPr>
+        <w:t xml:space="preserve"> </w:t>
+      </w:r>
+      <w:r>
+        <w:rPr>
+          <w:rFonts w:ascii="Times New Roman" w:hAnsi="Times New Roman" w:cs="Times New Roman"/>
+        </w:rPr>
+        <w:t>infants</w:t>
+      </w:r>
+      <w:r>
+        <w:rPr>
+          <w:rFonts w:ascii="Times New Roman" w:hAnsi="Times New Roman" w:cs="Times New Roman"/>
+        </w:rPr>
+        <w:t>’</w:t>
+      </w:r>
+      <w:r>
+        <w:rPr>
+          <w:rFonts w:ascii="Times New Roman" w:hAnsi="Times New Roman" w:cs="Times New Roman"/>
+        </w:rPr>
+        <w:t xml:space="preserve"> </w:t>
+      </w:r>
+      <w:r>
+        <w:rPr>
+          <w:rFonts w:ascii="Times New Roman" w:hAnsi="Times New Roman" w:cs="Times New Roman"/>
+        </w:rPr>
+        <w:t>behaviors in studies on this topic in terms of</w:t>
+      </w:r>
+      <w:r>
+        <w:rPr>
+          <w:rFonts w:ascii="Times New Roman" w:hAnsi="Times New Roman" w:cs="Times New Roman"/>
+        </w:rPr>
+        <w:t xml:space="preserve"> </w:t>
+      </w:r>
+      <w:r>
+        <w:rPr>
+          <w:rFonts w:ascii="Times New Roman" w:hAnsi="Times New Roman" w:cs="Times New Roman"/>
+        </w:rPr>
+        <w:t>an associative learning mechanism that</w:t>
+      </w:r>
+      <w:r>
+        <w:rPr>
+          <w:rFonts w:ascii="Times New Roman" w:hAnsi="Times New Roman" w:cs="Times New Roman"/>
+        </w:rPr>
+        <w:t xml:space="preserve"> operate</w:t>
+      </w:r>
+      <w:r>
+        <w:rPr>
+          <w:rFonts w:ascii="Times New Roman" w:hAnsi="Times New Roman" w:cs="Times New Roman"/>
+        </w:rPr>
+        <w:t>s</w:t>
+      </w:r>
+      <w:r>
+        <w:rPr>
+          <w:rFonts w:ascii="Times New Roman" w:hAnsi="Times New Roman" w:cs="Times New Roman"/>
+        </w:rPr>
+        <w:t xml:space="preserve"> over</w:t>
+      </w:r>
+      <w:r>
+        <w:rPr>
+          <w:rFonts w:ascii="Times New Roman" w:hAnsi="Times New Roman" w:cs="Times New Roman"/>
+        </w:rPr>
+        <w:t xml:space="preserve">, and forms </w:t>
       </w:r>
       <w:r>
         <w:rPr>
           <w:rFonts w:ascii="Times New Roman" w:hAnsi="Times New Roman" w:cs="Times New Roman"/>
         </w:rPr>
         <w:lastRenderedPageBreak/>
-        <w:t>present paper</w:t>
-      </w:r>
-      <w:r>
-        <w:rPr>
-          <w:rFonts w:ascii="Times New Roman" w:hAnsi="Times New Roman" w:cs="Times New Roman"/>
-        </w:rPr>
-        <w:t>. Instead, the current perspective is an attempt to explain</w:t>
-      </w:r>
-      <w:r>
-        <w:rPr>
-          <w:rFonts w:ascii="Times New Roman" w:hAnsi="Times New Roman" w:cs="Times New Roman"/>
-        </w:rPr>
-        <w:t xml:space="preserve"> </w:t>
-      </w:r>
-      <w:r>
-        <w:rPr>
-          <w:rFonts w:ascii="Times New Roman" w:hAnsi="Times New Roman" w:cs="Times New Roman"/>
-        </w:rPr>
-        <w:t>infants</w:t>
-      </w:r>
-      <w:r>
-        <w:rPr>
-          <w:rFonts w:ascii="Times New Roman" w:hAnsi="Times New Roman" w:cs="Times New Roman"/>
-        </w:rPr>
-        <w:t>’</w:t>
-      </w:r>
-      <w:r>
-        <w:rPr>
-          <w:rFonts w:ascii="Times New Roman" w:hAnsi="Times New Roman" w:cs="Times New Roman"/>
-        </w:rPr>
-        <w:t xml:space="preserve"> </w:t>
-      </w:r>
-      <w:r>
-        <w:rPr>
-          <w:rFonts w:ascii="Times New Roman" w:hAnsi="Times New Roman" w:cs="Times New Roman"/>
-        </w:rPr>
-        <w:t>behaviors in studies on this topic in terms of</w:t>
-      </w:r>
-      <w:r>
-        <w:rPr>
-          <w:rFonts w:ascii="Times New Roman" w:hAnsi="Times New Roman" w:cs="Times New Roman"/>
-        </w:rPr>
-        <w:t xml:space="preserve"> </w:t>
-      </w:r>
-      <w:r>
-        <w:rPr>
-          <w:rFonts w:ascii="Times New Roman" w:hAnsi="Times New Roman" w:cs="Times New Roman"/>
-        </w:rPr>
-        <w:t>an associative learning mechanism that</w:t>
-      </w:r>
-      <w:r>
-        <w:rPr>
-          <w:rFonts w:ascii="Times New Roman" w:hAnsi="Times New Roman" w:cs="Times New Roman"/>
-        </w:rPr>
-        <w:t xml:space="preserve"> operate</w:t>
-      </w:r>
-      <w:r>
-        <w:rPr>
-          <w:rFonts w:ascii="Times New Roman" w:hAnsi="Times New Roman" w:cs="Times New Roman"/>
-        </w:rPr>
-        <w:t>s</w:t>
-      </w:r>
-      <w:r>
-        <w:rPr>
-          <w:rFonts w:ascii="Times New Roman" w:hAnsi="Times New Roman" w:cs="Times New Roman"/>
-        </w:rPr>
-        <w:t xml:space="preserve"> over</w:t>
-      </w:r>
-      <w:r>
-        <w:rPr>
-          <w:rFonts w:ascii="Times New Roman" w:hAnsi="Times New Roman" w:cs="Times New Roman"/>
-        </w:rPr>
-        <w:t>, and forms connections between and among,</w:t>
+        <w:t>connections between and among,</w:t>
       </w:r>
       <w:r>
         <w:rPr>
@@ -8509,7 +8860,49 @@
         <w:rPr>
           <w:rFonts w:ascii="Times New Roman" w:hAnsi="Times New Roman" w:cs="Times New Roman"/>
         </w:rPr>
-        <w:t xml:space="preserve">existing lean proposals (e.g., Altmann &amp; Dienes, 1999; Benton, 2023, 2024, 2026; Benton &amp; Hoch, in press; Benton et al., 2024; Benton &amp; Lapan, 2021; Endress &amp; Johnson, 2021; McClelland &amp; Thompson, 2007; Munakata, 1998; Munakata et al., 1997; Orhan &amp; Lake, 2024; Overwalle, 2010; Rakison &amp; Lupyan, 2008; Rumelhart &amp; McClelland, 1985; Vong et al., </w:t>
+        <w:t xml:space="preserve">existing lean proposals (e.g., Altmann &amp; Dienes, 1999; Benton, 2023, 2024, 2026; Benton &amp; Hoch, in press; Benton et al., 2024; Benton &amp; Lapan, 2021; Endress &amp; Johnson, 2021; McClelland &amp; Thompson, 2007; Munakata, 1998; Munakata et al., 1997; Orhan &amp; Lake, 2024; </w:t>
+      </w:r>
+      <w:proofErr w:type="spellStart"/>
+      <w:r>
+        <w:rPr>
+          <w:rFonts w:ascii="Times New Roman" w:hAnsi="Times New Roman" w:cs="Times New Roman"/>
+        </w:rPr>
+        <w:t>Overwalle</w:t>
+      </w:r>
+      <w:proofErr w:type="spellEnd"/>
+      <w:r>
+        <w:rPr>
+          <w:rFonts w:ascii="Times New Roman" w:hAnsi="Times New Roman" w:cs="Times New Roman"/>
+        </w:rPr>
+        <w:t xml:space="preserve">, 2010; </w:t>
+      </w:r>
+      <w:proofErr w:type="spellStart"/>
+      <w:r>
+        <w:rPr>
+          <w:rFonts w:ascii="Times New Roman" w:hAnsi="Times New Roman" w:cs="Times New Roman"/>
+        </w:rPr>
+        <w:t>Rakison</w:t>
+      </w:r>
+      <w:proofErr w:type="spellEnd"/>
+      <w:r>
+        <w:rPr>
+          <w:rFonts w:ascii="Times New Roman" w:hAnsi="Times New Roman" w:cs="Times New Roman"/>
+        </w:rPr>
+        <w:t xml:space="preserve"> &amp; </w:t>
+      </w:r>
+      <w:proofErr w:type="spellStart"/>
+      <w:r>
+        <w:rPr>
+          <w:rFonts w:ascii="Times New Roman" w:hAnsi="Times New Roman" w:cs="Times New Roman"/>
+        </w:rPr>
+        <w:t>Lupyan</w:t>
+      </w:r>
+      <w:proofErr w:type="spellEnd"/>
+      <w:r>
+        <w:rPr>
+          <w:rFonts w:ascii="Times New Roman" w:hAnsi="Times New Roman" w:cs="Times New Roman"/>
+        </w:rPr>
+        <w:t xml:space="preserve">, 2008; Rumelhart &amp; McClelland, 1985; Vong et al., </w:t>
       </w:r>
       <w:r>
         <w:rPr>
@@ -8521,7 +8914,35 @@
         <w:rPr>
           <w:rFonts w:ascii="Times New Roman" w:hAnsi="Times New Roman" w:cs="Times New Roman"/>
         </w:rPr>
-        <w:t>; for excellent reviews see Elman et al., 1996 and Yermolayeva &amp; Rakison, 2014)</w:t>
+        <w:t xml:space="preserve">; for excellent reviews see Elman et al., 1996 and </w:t>
+      </w:r>
+      <w:proofErr w:type="spellStart"/>
+      <w:r>
+        <w:rPr>
+          <w:rFonts w:ascii="Times New Roman" w:hAnsi="Times New Roman" w:cs="Times New Roman"/>
+        </w:rPr>
+        <w:t>Yermolayeva</w:t>
+      </w:r>
+      <w:proofErr w:type="spellEnd"/>
+      <w:r>
+        <w:rPr>
+          <w:rFonts w:ascii="Times New Roman" w:hAnsi="Times New Roman" w:cs="Times New Roman"/>
+        </w:rPr>
+        <w:t xml:space="preserve"> &amp; </w:t>
+      </w:r>
+      <w:proofErr w:type="spellStart"/>
+      <w:r>
+        <w:rPr>
+          <w:rFonts w:ascii="Times New Roman" w:hAnsi="Times New Roman" w:cs="Times New Roman"/>
+        </w:rPr>
+        <w:t>Rakison</w:t>
+      </w:r>
+      <w:proofErr w:type="spellEnd"/>
+      <w:r>
+        <w:rPr>
+          <w:rFonts w:ascii="Times New Roman" w:hAnsi="Times New Roman" w:cs="Times New Roman"/>
+        </w:rPr>
+        <w:t>, 2014)</w:t>
       </w:r>
       <w:r>
         <w:rPr>
@@ -8775,14 +9196,7 @@
         <w:rPr>
           <w:rFonts w:ascii="Times New Roman" w:hAnsi="Times New Roman" w:cs="Times New Roman"/>
         </w:rPr>
-        <w:t xml:space="preserve"> In cases where the original reports did not provide sufficient detail to model its critical aspects (e.g., the action phase length in Skerry et al., </w:t>
-      </w:r>
-      <w:r>
-        <w:rPr>
-          <w:rFonts w:ascii="Times New Roman" w:hAnsi="Times New Roman" w:cs="Times New Roman"/>
-        </w:rPr>
-        <w:lastRenderedPageBreak/>
-        <w:t xml:space="preserve">2013), reasonable assumptions were made. </w:t>
+        <w:t xml:space="preserve"> In cases where the original reports did not provide sufficient detail to model its critical aspects (e.g., the action phase length in Skerry et al., 2013), reasonable assumptions were made. </w:t>
       </w:r>
       <w:r>
         <w:rPr>
@@ -8833,6 +9247,7 @@
           <w:b/>
           <w:bCs/>
         </w:rPr>
+        <w:lastRenderedPageBreak/>
         <w:t>Selective longer looking to inefficient actions.</w:t>
       </w:r>
       <w:r>
@@ -8917,7 +9332,21 @@
         <w:rPr>
           <w:rFonts w:ascii="Times New Roman" w:hAnsi="Times New Roman" w:cs="Times New Roman"/>
         </w:rPr>
-        <w:t xml:space="preserve">(e.g., Csibra et al., 1999; Gergely et al., 1995). </w:t>
+        <w:t xml:space="preserve">(e.g., </w:t>
+      </w:r>
+      <w:proofErr w:type="spellStart"/>
+      <w:r>
+        <w:rPr>
+          <w:rFonts w:ascii="Times New Roman" w:hAnsi="Times New Roman" w:cs="Times New Roman"/>
+        </w:rPr>
+        <w:t>Csibra</w:t>
+      </w:r>
+      <w:proofErr w:type="spellEnd"/>
+      <w:r>
+        <w:rPr>
+          <w:rFonts w:ascii="Times New Roman" w:hAnsi="Times New Roman" w:cs="Times New Roman"/>
+        </w:rPr>
+        <w:t xml:space="preserve"> et al., 1999; Gergely et al., 1995). </w:t>
       </w:r>
     </w:p>
     <w:p>
@@ -8944,7 +9373,35 @@
         <w:rPr>
           <w:rFonts w:ascii="Times New Roman" w:hAnsi="Times New Roman" w:cs="Times New Roman"/>
         </w:rPr>
-        <w:t xml:space="preserve"> Infants show the pattern described in (1) even when the agents lack animate features (e.g., Csibra et al., 1999; Sodian et al., 2004). </w:t>
+        <w:t xml:space="preserve"> Infants show the pattern described in (1) even when the agents lack animate features (e.g., </w:t>
+      </w:r>
+      <w:proofErr w:type="spellStart"/>
+      <w:r>
+        <w:rPr>
+          <w:rFonts w:ascii="Times New Roman" w:hAnsi="Times New Roman" w:cs="Times New Roman"/>
+        </w:rPr>
+        <w:t>Csibra</w:t>
+      </w:r>
+      <w:proofErr w:type="spellEnd"/>
+      <w:r>
+        <w:rPr>
+          <w:rFonts w:ascii="Times New Roman" w:hAnsi="Times New Roman" w:cs="Times New Roman"/>
+        </w:rPr>
+        <w:t xml:space="preserve"> et al., 1999; </w:t>
+      </w:r>
+      <w:proofErr w:type="spellStart"/>
+      <w:r>
+        <w:rPr>
+          <w:rFonts w:ascii="Times New Roman" w:hAnsi="Times New Roman" w:cs="Times New Roman"/>
+        </w:rPr>
+        <w:t>Sodian</w:t>
+      </w:r>
+      <w:proofErr w:type="spellEnd"/>
+      <w:r>
+        <w:rPr>
+          <w:rFonts w:ascii="Times New Roman" w:hAnsi="Times New Roman" w:cs="Times New Roman"/>
+        </w:rPr>
+        <w:t xml:space="preserve"> et al., 2004). </w:t>
       </w:r>
     </w:p>
     <w:p>
@@ -8971,7 +9428,21 @@
         <w:rPr>
           <w:rFonts w:ascii="Times New Roman" w:hAnsi="Times New Roman" w:cs="Times New Roman"/>
         </w:rPr>
-        <w:t xml:space="preserve"> Infants can infer goals from actions and constraints, and constraints from actions and goals (e.g., Csibra et al., 2003; Wagner &amp; Carey, 2005). </w:t>
+        <w:t xml:space="preserve"> Infants can infer goals from actions and constraints, and constraints from actions and goals (e.g., </w:t>
+      </w:r>
+      <w:proofErr w:type="spellStart"/>
+      <w:r>
+        <w:rPr>
+          <w:rFonts w:ascii="Times New Roman" w:hAnsi="Times New Roman" w:cs="Times New Roman"/>
+        </w:rPr>
+        <w:t>Csibra</w:t>
+      </w:r>
+      <w:proofErr w:type="spellEnd"/>
+      <w:r>
+        <w:rPr>
+          <w:rFonts w:ascii="Times New Roman" w:hAnsi="Times New Roman" w:cs="Times New Roman"/>
+        </w:rPr>
+        <w:t xml:space="preserve"> et al., 2003; Wagner &amp; Carey, 2005). </w:t>
       </w:r>
     </w:p>
     <w:p>
@@ -8998,7 +9469,21 @@
         <w:rPr>
           <w:rFonts w:ascii="Times New Roman" w:hAnsi="Times New Roman" w:cs="Times New Roman"/>
         </w:rPr>
-        <w:t xml:space="preserve"> Infants represent action efficiency continuously rather than dichotomously (e.g., Liu &amp; Spelke, 2017).</w:t>
+        <w:t xml:space="preserve"> Infants represent action efficiency continuously rather than dichotomously (e.g., Liu &amp; </w:t>
+      </w:r>
+      <w:proofErr w:type="spellStart"/>
+      <w:r>
+        <w:rPr>
+          <w:rFonts w:ascii="Times New Roman" w:hAnsi="Times New Roman" w:cs="Times New Roman"/>
+        </w:rPr>
+        <w:t>Spelke</w:t>
+      </w:r>
+      <w:proofErr w:type="spellEnd"/>
+      <w:r>
+        <w:rPr>
+          <w:rFonts w:ascii="Times New Roman" w:hAnsi="Times New Roman" w:cs="Times New Roman"/>
+        </w:rPr>
+        <w:t>, 2017).</w:t>
       </w:r>
     </w:p>
     <w:p>
@@ -9249,7 +9734,21 @@
         <w:rPr>
           <w:rFonts w:ascii="Times New Roman" w:hAnsi="Times New Roman" w:cs="Times New Roman"/>
         </w:rPr>
-        <w:t xml:space="preserve"> Overwalle’s (2010)</w:t>
+        <w:t xml:space="preserve"> </w:t>
+      </w:r>
+      <w:proofErr w:type="spellStart"/>
+      <w:r>
+        <w:rPr>
+          <w:rFonts w:ascii="Times New Roman" w:hAnsi="Times New Roman" w:cs="Times New Roman"/>
+        </w:rPr>
+        <w:t>Overwalle’s</w:t>
+      </w:r>
+      <w:proofErr w:type="spellEnd"/>
+      <w:r>
+        <w:rPr>
+          <w:rFonts w:ascii="Times New Roman" w:hAnsi="Times New Roman" w:cs="Times New Roman"/>
+        </w:rPr>
+        <w:t xml:space="preserve"> (2010)</w:t>
       </w:r>
       <w:r>
         <w:rPr>
@@ -9273,80 +9772,80 @@
         <w:rPr>
           <w:rFonts w:ascii="Times New Roman" w:hAnsi="Times New Roman" w:cs="Times New Roman"/>
         </w:rPr>
-        <w:t xml:space="preserve"> </w:t>
+        <w:t xml:space="preserve"> extensions of </w:t>
+      </w:r>
+      <w:r>
+        <w:rPr>
+          <w:rFonts w:ascii="Times New Roman" w:hAnsi="Times New Roman" w:cs="Times New Roman"/>
+        </w:rPr>
+        <w:t>both</w:t>
+      </w:r>
+      <w:r>
+        <w:rPr>
+          <w:rFonts w:ascii="Times New Roman" w:hAnsi="Times New Roman" w:cs="Times New Roman"/>
+        </w:rPr>
+        <w:t xml:space="preserve"> models</w:t>
+      </w:r>
+      <w:r>
+        <w:rPr>
+          <w:rFonts w:ascii="Times New Roman" w:hAnsi="Times New Roman" w:cs="Times New Roman"/>
+        </w:rPr>
+        <w:t>.</w:t>
+      </w:r>
+      <w:r>
+        <w:rPr>
+          <w:rFonts w:ascii="Times New Roman" w:hAnsi="Times New Roman" w:cs="Times New Roman"/>
+        </w:rPr>
+        <w:t xml:space="preserve"> </w:t>
+      </w:r>
+      <w:r>
+        <w:rPr>
+          <w:rFonts w:ascii="Times New Roman" w:hAnsi="Times New Roman" w:cs="Times New Roman"/>
+        </w:rPr>
+        <w:t xml:space="preserve">By demonstrating that </w:t>
+      </w:r>
+      <w:r>
+        <w:rPr>
+          <w:rFonts w:ascii="Times New Roman" w:hAnsi="Times New Roman" w:cs="Times New Roman"/>
+        </w:rPr>
+        <w:t>OM10</w:t>
+      </w:r>
+      <w:r>
+        <w:rPr>
+          <w:rFonts w:ascii="Times New Roman" w:hAnsi="Times New Roman" w:cs="Times New Roman"/>
+        </w:rPr>
+        <w:t xml:space="preserve"> (or any of the competitor models)</w:t>
+      </w:r>
+      <w:r>
+        <w:rPr>
+          <w:rFonts w:ascii="Times New Roman" w:hAnsi="Times New Roman" w:cs="Times New Roman"/>
+        </w:rPr>
+        <w:t xml:space="preserve"> </w:t>
+      </w:r>
+      <w:r>
+        <w:rPr>
+          <w:rFonts w:ascii="Times New Roman" w:hAnsi="Times New Roman" w:cs="Times New Roman"/>
+        </w:rPr>
+        <w:t>does a poorer job at capturing these target findings</w:t>
+      </w:r>
+      <w:r>
+        <w:rPr>
+          <w:rFonts w:ascii="Times New Roman" w:hAnsi="Times New Roman" w:cs="Times New Roman"/>
+        </w:rPr>
+        <w:t xml:space="preserve">, the present simulations show that the </w:t>
+      </w:r>
+      <w:r>
+        <w:rPr>
+          <w:rFonts w:ascii="Times New Roman" w:hAnsi="Times New Roman" w:cs="Times New Roman"/>
+        </w:rPr>
+        <w:t xml:space="preserve">limitations </w:t>
       </w:r>
       <w:r>
         <w:rPr>
           <w:rFonts w:ascii="Times New Roman" w:hAnsi="Times New Roman" w:cs="Times New Roman"/>
         </w:rPr>
         <w:lastRenderedPageBreak/>
-        <w:t xml:space="preserve">extensions of </w:t>
-      </w:r>
-      <w:r>
-        <w:rPr>
-          <w:rFonts w:ascii="Times New Roman" w:hAnsi="Times New Roman" w:cs="Times New Roman"/>
-        </w:rPr>
-        <w:t>both</w:t>
-      </w:r>
-      <w:r>
-        <w:rPr>
-          <w:rFonts w:ascii="Times New Roman" w:hAnsi="Times New Roman" w:cs="Times New Roman"/>
-        </w:rPr>
-        <w:t xml:space="preserve"> models</w:t>
-      </w:r>
-      <w:r>
-        <w:rPr>
-          <w:rFonts w:ascii="Times New Roman" w:hAnsi="Times New Roman" w:cs="Times New Roman"/>
-        </w:rPr>
-        <w:t>.</w:t>
-      </w:r>
-      <w:r>
-        <w:rPr>
-          <w:rFonts w:ascii="Times New Roman" w:hAnsi="Times New Roman" w:cs="Times New Roman"/>
-        </w:rPr>
-        <w:t xml:space="preserve"> </w:t>
-      </w:r>
-      <w:r>
-        <w:rPr>
-          <w:rFonts w:ascii="Times New Roman" w:hAnsi="Times New Roman" w:cs="Times New Roman"/>
-        </w:rPr>
-        <w:t xml:space="preserve">By demonstrating that </w:t>
-      </w:r>
-      <w:r>
-        <w:rPr>
-          <w:rFonts w:ascii="Times New Roman" w:hAnsi="Times New Roman" w:cs="Times New Roman"/>
-        </w:rPr>
-        <w:t>OM10</w:t>
-      </w:r>
-      <w:r>
-        <w:rPr>
-          <w:rFonts w:ascii="Times New Roman" w:hAnsi="Times New Roman" w:cs="Times New Roman"/>
-        </w:rPr>
-        <w:t xml:space="preserve"> (or any of the competitor models)</w:t>
-      </w:r>
-      <w:r>
-        <w:rPr>
-          <w:rFonts w:ascii="Times New Roman" w:hAnsi="Times New Roman" w:cs="Times New Roman"/>
-        </w:rPr>
-        <w:t xml:space="preserve"> </w:t>
-      </w:r>
-      <w:r>
-        <w:rPr>
-          <w:rFonts w:ascii="Times New Roman" w:hAnsi="Times New Roman" w:cs="Times New Roman"/>
-        </w:rPr>
-        <w:t>does a poorer job at capturing these target findings</w:t>
-      </w:r>
-      <w:r>
-        <w:rPr>
-          <w:rFonts w:ascii="Times New Roman" w:hAnsi="Times New Roman" w:cs="Times New Roman"/>
-        </w:rPr>
-        <w:t xml:space="preserve">, the present simulations show that the </w:t>
-      </w:r>
-      <w:r>
-        <w:rPr>
-          <w:rFonts w:ascii="Times New Roman" w:hAnsi="Times New Roman" w:cs="Times New Roman"/>
-        </w:rPr>
-        <w:t xml:space="preserve">limitations that </w:t>
+        <w:t xml:space="preserve">that </w:t>
       </w:r>
       <w:r>
         <w:rPr>
@@ -9416,7 +9915,21 @@
         <w:rPr>
           <w:rFonts w:ascii="Times New Roman" w:hAnsi="Times New Roman" w:cs="Times New Roman"/>
         </w:rPr>
-        <w:t>. I start with OM10</w:t>
+        <w:t xml:space="preserve">. I </w:t>
+      </w:r>
+      <w:proofErr w:type="gramStart"/>
+      <w:r>
+        <w:rPr>
+          <w:rFonts w:ascii="Times New Roman" w:hAnsi="Times New Roman" w:cs="Times New Roman"/>
+        </w:rPr>
+        <w:t>start</w:t>
+      </w:r>
+      <w:proofErr w:type="gramEnd"/>
+      <w:r>
+        <w:rPr>
+          <w:rFonts w:ascii="Times New Roman" w:hAnsi="Times New Roman" w:cs="Times New Roman"/>
+        </w:rPr>
+        <w:t xml:space="preserve"> with OM10</w:t>
       </w:r>
       <w:r>
         <w:rPr>
@@ -9428,7 +9941,21 @@
         <w:rPr>
           <w:rFonts w:ascii="Times New Roman" w:hAnsi="Times New Roman" w:cs="Times New Roman"/>
         </w:rPr>
-        <w:t xml:space="preserve"> model serves as the primary comparison model throughout the present simulations. That said, because a detailed description of this model can be found in Overwalle (2010), the discussion here is necessarily kept brief. I next describe ALIAS’s architecture followed by a discussion of its pretraining experience; this experience remained identical across all simulations. I then present five simulations, each corresponding to one of the target findings. In each one, I compare ALIAS’s performance to that of OM10 as well as to modified versions of both models, OM10-2 and ALIAS-2. OM10-2 differs from OM10 in that it more faithfully represents the experimental set-up of the behavioral studies from which the target findings were derived. This is achieved by ensuring that obstacles and goal objects remain continuously visible and that the agent no longer overshoots the barrier when passing over it. These modifications make it possible to determine whether OM10’s original success reflected its ability to capture the processes underlying infant action efficiency understanding or instead arose from atheoretical quirks in how the original simulations were implemented. In contrast, ALIAS-2 differs from ALIAS in that it omits differential obstacle salience; that is, </w:t>
+        <w:t xml:space="preserve"> model serves as the primary comparison model throughout the present simulations. That said, because a detailed description of this model can be found in </w:t>
+      </w:r>
+      <w:proofErr w:type="spellStart"/>
+      <w:r>
+        <w:rPr>
+          <w:rFonts w:ascii="Times New Roman" w:hAnsi="Times New Roman" w:cs="Times New Roman"/>
+        </w:rPr>
+        <w:t>Overwalle</w:t>
+      </w:r>
+      <w:proofErr w:type="spellEnd"/>
+      <w:r>
+        <w:rPr>
+          <w:rFonts w:ascii="Times New Roman" w:hAnsi="Times New Roman" w:cs="Times New Roman"/>
+        </w:rPr>
+        <w:t xml:space="preserve"> (2010), the discussion here is necessarily kept brief. I next describe ALIAS’s architecture followed by a discussion of its pretraining experience; this experience remained identical across all simulations. I then present five simulations, each corresponding to one of the target findings. In each one, I compare ALIAS’s performance to that of OM10 as well as to modified versions of both models, OM10-2 and ALIAS-2. OM10-2 differs from OM10 in that it more faithfully represents the experimental set-up of the behavioral studies from which the target findings were derived. This is achieved by ensuring that obstacles and goal objects remain continuously visible and that the agent no longer overshoots the barrier when passing over it. These modifications make it possible to determine whether OM10’s original success reflected its ability to capture the processes underlying infant action efficiency understanding or instead arose from atheoretical quirks in how the original simulations were implemented. In contrast, ALIAS-2 differs from ALIAS in that it omits differential obstacle salience; that is, </w:t>
       </w:r>
       <w:r>
         <w:rPr>
@@ -9470,14 +9997,7 @@
         <w:rPr>
           <w:rFonts w:ascii="Times New Roman" w:hAnsi="Times New Roman" w:cs="Times New Roman"/>
         </w:rPr>
-        <w:t xml:space="preserve">infants’ looking patterns across the Experimental and Control conditions in action efficiency understanding </w:t>
-      </w:r>
-      <w:r>
-        <w:rPr>
-          <w:rFonts w:ascii="Times New Roman" w:hAnsi="Times New Roman" w:cs="Times New Roman"/>
-        </w:rPr>
-        <w:lastRenderedPageBreak/>
-        <w:t>studies</w:t>
+        <w:t>infants’ looking patterns across the Experimental and Control conditions in action efficiency understanding studies</w:t>
       </w:r>
       <w:r>
         <w:rPr>
@@ -9511,6 +10031,7 @@
         <w:rPr>
           <w:rFonts w:ascii="Times New Roman" w:hAnsi="Times New Roman" w:cs="Times New Roman"/>
         </w:rPr>
+        <w:lastRenderedPageBreak/>
         <w:t>In addition to evaluating whether a given model qualitatively captures a target finding and comparing ALIAS’s performance to each one, I also discuss the mechanistic basis of ALIAS’s responses in each simulation. Finally, I present two additional simulations that</w:t>
       </w:r>
       <w:r>
@@ -9938,14 +10459,21 @@
         <w:rPr>
           <w:rFonts w:ascii="Times New Roman" w:hAnsi="Times New Roman" w:cs="Times New Roman"/>
         </w:rPr>
-        <w:t xml:space="preserve">served as the dependent measure. This activation was treated as being inversely related to </w:t>
-      </w:r>
-      <w:r>
-        <w:rPr>
-          <w:rFonts w:ascii="Times New Roman" w:hAnsi="Times New Roman" w:cs="Times New Roman"/>
-        </w:rPr>
-        <w:lastRenderedPageBreak/>
-        <w:t xml:space="preserve">looking time (see Overwalle, 2010). </w:t>
+        <w:t xml:space="preserve">served as the dependent measure. This activation was treated as being inversely related to looking time (see </w:t>
+      </w:r>
+      <w:proofErr w:type="spellStart"/>
+      <w:r>
+        <w:rPr>
+          <w:rFonts w:ascii="Times New Roman" w:hAnsi="Times New Roman" w:cs="Times New Roman"/>
+        </w:rPr>
+        <w:t>Overwalle</w:t>
+      </w:r>
+      <w:proofErr w:type="spellEnd"/>
+      <w:r>
+        <w:rPr>
+          <w:rFonts w:ascii="Times New Roman" w:hAnsi="Times New Roman" w:cs="Times New Roman"/>
+        </w:rPr>
+        <w:t xml:space="preserve">, 2010). </w:t>
       </w:r>
       <w:r>
         <w:rPr>
@@ -9975,8 +10503,16 @@
         <w:rPr>
           <w:rFonts w:ascii="Times New Roman" w:hAnsi="Times New Roman" w:cs="Times New Roman"/>
         </w:rPr>
-        <w:t xml:space="preserve"> for networks assigned to the Experimental condition</w:t>
-      </w:r>
+        <w:t xml:space="preserve"> for networks assigned to </w:t>
+      </w:r>
+      <w:proofErr w:type="gramStart"/>
+      <w:r>
+        <w:rPr>
+          <w:rFonts w:ascii="Times New Roman" w:hAnsi="Times New Roman" w:cs="Times New Roman"/>
+        </w:rPr>
+        <w:t>the Experimental condition</w:t>
+      </w:r>
+      <w:proofErr w:type="gramEnd"/>
       <w:r>
         <w:rPr>
           <w:rFonts w:ascii="Times New Roman" w:hAnsi="Times New Roman" w:cs="Times New Roman"/>
@@ -10000,6 +10536,7 @@
         <w:rPr>
           <w:noProof/>
         </w:rPr>
+        <w:lastRenderedPageBreak/>
         <w:drawing>
           <wp:inline distT="0" distB="0" distL="0" distR="0" wp14:anchorId="445771DB" wp14:editId="50D4A2E8">
             <wp:extent cx="5943600" cy="5284470"/>
@@ -10194,7 +10731,31 @@
           <w:sz w:val="24"/>
           <w:szCs w:val="24"/>
         </w:rPr>
-        <w:t>. The barrier is present only when the agent occupies a position immediately adjacent to it (see Overwalle, 2010).</w:t>
+        <w:t xml:space="preserve">. The barrier is present only when the agent occupies a position immediately adjacent to it (see </w:t>
+      </w:r>
+      <w:proofErr w:type="spellStart"/>
+      <w:r>
+        <w:rPr>
+          <w:rFonts w:ascii="Times New Roman" w:hAnsi="Times New Roman" w:cs="Times New Roman"/>
+          <w:i w:val="0"/>
+          <w:iCs w:val="0"/>
+          <w:color w:val="000000" w:themeColor="text1"/>
+          <w:sz w:val="24"/>
+          <w:szCs w:val="24"/>
+        </w:rPr>
+        <w:t>Overwalle</w:t>
+      </w:r>
+      <w:proofErr w:type="spellEnd"/>
+      <w:r>
+        <w:rPr>
+          <w:rFonts w:ascii="Times New Roman" w:hAnsi="Times New Roman" w:cs="Times New Roman"/>
+          <w:i w:val="0"/>
+          <w:iCs w:val="0"/>
+          <w:color w:val="000000" w:themeColor="text1"/>
+          <w:sz w:val="24"/>
+          <w:szCs w:val="24"/>
+        </w:rPr>
+        <w:t>, 2010).</w:t>
       </w:r>
       <w:r>
         <w:rPr>
@@ -10374,6 +10935,7 @@
         <w:rPr>
           <w:rFonts w:ascii="Times New Roman" w:hAnsi="Times New Roman" w:cs="Times New Roman"/>
         </w:rPr>
+        <w:lastRenderedPageBreak/>
         <w:t>Note that OM10-2 was identical to this model</w:t>
       </w:r>
       <w:r>
@@ -10984,44 +11546,44 @@
         <w:rPr>
           <w:rFonts w:ascii="Times New Roman" w:hAnsi="Times New Roman" w:cs="Times New Roman"/>
         </w:rPr>
-        <w:t xml:space="preserve"> (i.e., their activity was set externally), </w:t>
+        <w:t xml:space="preserve"> (i.e., their activity was set externally), whereas the activity of the output units was</w:t>
+      </w:r>
+      <w:r>
+        <w:rPr>
+          <w:rFonts w:ascii="Times New Roman" w:hAnsi="Times New Roman" w:cs="Times New Roman"/>
+        </w:rPr>
+        <w:t xml:space="preserve"> a smooth, nonlinear (logistic) function of </w:t>
+      </w:r>
+      <w:r>
+        <w:rPr>
+          <w:rFonts w:ascii="Times New Roman" w:hAnsi="Times New Roman" w:cs="Times New Roman"/>
+        </w:rPr>
+        <w:t xml:space="preserve">its </w:t>
+      </w:r>
+      <w:r>
+        <w:rPr>
+          <w:rFonts w:ascii="Times New Roman" w:hAnsi="Times New Roman" w:cs="Times New Roman"/>
+        </w:rPr>
+        <w:t>input.</w:t>
+      </w:r>
+      <w:r>
+        <w:rPr>
+          <w:rFonts w:ascii="Times New Roman" w:hAnsi="Times New Roman" w:cs="Times New Roman"/>
+        </w:rPr>
+        <w:t xml:space="preserve"> </w:t>
+      </w:r>
+      <w:r>
+        <w:rPr>
+          <w:rFonts w:ascii="Times New Roman" w:hAnsi="Times New Roman" w:cs="Times New Roman"/>
+        </w:rPr>
+        <w:t xml:space="preserve">A localist encoding scheme was adopted in both layers to ensure that the model’s performance </w:t>
       </w:r>
       <w:r>
         <w:rPr>
           <w:rFonts w:ascii="Times New Roman" w:hAnsi="Times New Roman" w:cs="Times New Roman"/>
         </w:rPr>
         <w:lastRenderedPageBreak/>
-        <w:t>whereas the activity of the output units was</w:t>
-      </w:r>
-      <w:r>
-        <w:rPr>
-          <w:rFonts w:ascii="Times New Roman" w:hAnsi="Times New Roman" w:cs="Times New Roman"/>
-        </w:rPr>
-        <w:t xml:space="preserve"> a smooth, nonlinear (logistic) function of </w:t>
-      </w:r>
-      <w:r>
-        <w:rPr>
-          <w:rFonts w:ascii="Times New Roman" w:hAnsi="Times New Roman" w:cs="Times New Roman"/>
-        </w:rPr>
-        <w:t xml:space="preserve">its </w:t>
-      </w:r>
-      <w:r>
-        <w:rPr>
-          <w:rFonts w:ascii="Times New Roman" w:hAnsi="Times New Roman" w:cs="Times New Roman"/>
-        </w:rPr>
-        <w:t>input.</w:t>
-      </w:r>
-      <w:r>
-        <w:rPr>
-          <w:rFonts w:ascii="Times New Roman" w:hAnsi="Times New Roman" w:cs="Times New Roman"/>
-        </w:rPr>
-        <w:t xml:space="preserve"> </w:t>
-      </w:r>
-      <w:r>
-        <w:rPr>
-          <w:rFonts w:ascii="Times New Roman" w:hAnsi="Times New Roman" w:cs="Times New Roman"/>
-        </w:rPr>
-        <w:t xml:space="preserve">A localist encoding scheme was adopted in both layers to ensure that the model’s performance reflected learned relations between surface and kinematic features rather than similarity structure imposed by the encoding scheme itself and to facilitate interpretation of the </w:t>
+        <w:t xml:space="preserve">reflected learned relations between surface and kinematic features rather than similarity structure imposed by the encoding scheme itself and to facilitate interpretation of the </w:t>
       </w:r>
       <w:r>
         <w:rPr>
@@ -12069,6 +12631,7 @@
         <w:rPr>
           <w:rFonts w:ascii="Times New Roman" w:hAnsi="Times New Roman" w:cs="Times New Roman"/>
         </w:rPr>
+        <w:lastRenderedPageBreak/>
         <w:t xml:space="preserve">The first two </w:t>
       </w:r>
       <w:r>
@@ -12685,14 +13248,7 @@
         <w:rPr>
           <w:rFonts w:ascii="Times New Roman" w:hAnsi="Times New Roman" w:cs="Times New Roman"/>
         </w:rPr>
-        <w:t xml:space="preserve"> possessed by animate entities (e.g., </w:t>
-      </w:r>
-      <w:r>
-        <w:rPr>
-          <w:rFonts w:ascii="Times New Roman" w:hAnsi="Times New Roman" w:cs="Times New Roman"/>
-        </w:rPr>
-        <w:lastRenderedPageBreak/>
-        <w:t>elongated appendage-like extensions) and inanimate objects (e.g., rigidity and compactness)</w:t>
+        <w:t xml:space="preserve"> possessed by animate entities (e.g., elongated appendage-like extensions) and inanimate objects (e.g., rigidity and compactness)</w:t>
       </w:r>
       <w:r>
         <w:rPr>
@@ -12738,6 +13294,7 @@
         <w:rPr>
           <w:rFonts w:ascii="Times New Roman" w:hAnsi="Times New Roman" w:cs="Times New Roman"/>
         </w:rPr>
+        <w:lastRenderedPageBreak/>
         <w:t>Horizontal Position was the next</w:t>
       </w:r>
       <w:r>
@@ -12860,11 +13417,33 @@
         </w:rPr>
         <w:t xml:space="preserve">Benton, 2024 and </w:t>
       </w:r>
-      <w:r>
-        <w:rPr>
-          <w:rFonts w:ascii="Times New Roman" w:eastAsia="Times New Roman" w:hAnsi="Times New Roman" w:cs="Times New Roman"/>
-        </w:rPr>
-        <w:t>Rakison &amp; Lupyan, 2008)</w:t>
+      <w:proofErr w:type="spellStart"/>
+      <w:r>
+        <w:rPr>
+          <w:rFonts w:ascii="Times New Roman" w:eastAsia="Times New Roman" w:hAnsi="Times New Roman" w:cs="Times New Roman"/>
+        </w:rPr>
+        <w:t>Rakison</w:t>
+      </w:r>
+      <w:proofErr w:type="spellEnd"/>
+      <w:r>
+        <w:rPr>
+          <w:rFonts w:ascii="Times New Roman" w:eastAsia="Times New Roman" w:hAnsi="Times New Roman" w:cs="Times New Roman"/>
+        </w:rPr>
+        <w:t xml:space="preserve"> &amp; </w:t>
+      </w:r>
+      <w:proofErr w:type="spellStart"/>
+      <w:r>
+        <w:rPr>
+          <w:rFonts w:ascii="Times New Roman" w:eastAsia="Times New Roman" w:hAnsi="Times New Roman" w:cs="Times New Roman"/>
+        </w:rPr>
+        <w:t>Lupyan</w:t>
+      </w:r>
+      <w:proofErr w:type="spellEnd"/>
+      <w:r>
+        <w:rPr>
+          <w:rFonts w:ascii="Times New Roman" w:eastAsia="Times New Roman" w:hAnsi="Times New Roman" w:cs="Times New Roman"/>
+        </w:rPr>
+        <w:t>, 2008)</w:t>
       </w:r>
       <w:r>
         <w:rPr>
@@ -13341,176 +13920,182 @@
         <w:rPr>
           <w:rFonts w:ascii="Times New Roman" w:hAnsi="Times New Roman" w:cs="Times New Roman"/>
         </w:rPr>
+        <w:t xml:space="preserve">obstacles </w:t>
+      </w:r>
+      <w:r>
+        <w:rPr>
+          <w:rFonts w:ascii="Times New Roman" w:hAnsi="Times New Roman" w:cs="Times New Roman"/>
+        </w:rPr>
+        <w:t xml:space="preserve">(i.e., </w:t>
+      </w:r>
+      <w:r>
+        <w:rPr>
+          <w:rFonts w:ascii="Times New Roman" w:hAnsi="Times New Roman" w:cs="Times New Roman"/>
+        </w:rPr>
+        <w:t xml:space="preserve">Obstacle </w:t>
+      </w:r>
+      <w:r>
+        <w:rPr>
+          <w:rFonts w:ascii="Times New Roman" w:hAnsi="Times New Roman" w:cs="Times New Roman"/>
+        </w:rPr>
+        <w:t xml:space="preserve">Height </w:t>
+      </w:r>
+      <w:r>
+        <w:rPr>
+          <w:rFonts w:ascii="Times New Roman" w:hAnsi="Times New Roman" w:cs="Times New Roman"/>
+        </w:rPr>
+        <w:t xml:space="preserve">1 </w:t>
+      </w:r>
+      <w:r>
+        <w:rPr>
+          <w:rFonts w:ascii="Times New Roman" w:hAnsi="Times New Roman" w:cs="Times New Roman"/>
+        </w:rPr>
+        <w:t xml:space="preserve">through </w:t>
+      </w:r>
+      <w:r>
+        <w:rPr>
+          <w:rFonts w:ascii="Times New Roman" w:hAnsi="Times New Roman" w:cs="Times New Roman"/>
+        </w:rPr>
+        <w:t xml:space="preserve">Obstacle </w:t>
+      </w:r>
+      <w:r>
+        <w:rPr>
+          <w:rFonts w:ascii="Times New Roman" w:hAnsi="Times New Roman" w:cs="Times New Roman"/>
+        </w:rPr>
+        <w:t xml:space="preserve">Height 4) </w:t>
+      </w:r>
+      <w:r>
+        <w:rPr>
+          <w:rFonts w:ascii="Times New Roman" w:hAnsi="Times New Roman" w:cs="Times New Roman"/>
+        </w:rPr>
+        <w:t xml:space="preserve">and </w:t>
+      </w:r>
+      <w:r>
+        <w:rPr>
+          <w:rFonts w:ascii="Times New Roman" w:hAnsi="Times New Roman" w:cs="Times New Roman"/>
+        </w:rPr>
+        <w:t>higher</w:t>
+      </w:r>
+      <w:r>
+        <w:rPr>
+          <w:rFonts w:ascii="Times New Roman" w:hAnsi="Times New Roman" w:cs="Times New Roman"/>
+        </w:rPr>
+        <w:t xml:space="preserve"> arcs</w:t>
+      </w:r>
+      <w:r>
+        <w:rPr>
+          <w:rFonts w:ascii="Times New Roman" w:hAnsi="Times New Roman" w:cs="Times New Roman"/>
+        </w:rPr>
+        <w:t xml:space="preserve"> (i.e., </w:t>
+      </w:r>
+      <w:r>
+        <w:rPr>
+          <w:rFonts w:ascii="Times New Roman" w:hAnsi="Times New Roman" w:cs="Times New Roman"/>
+        </w:rPr>
+        <w:t xml:space="preserve">Arc Peak </w:t>
+      </w:r>
+      <w:r>
+        <w:rPr>
+          <w:rFonts w:ascii="Times New Roman" w:hAnsi="Times New Roman" w:cs="Times New Roman"/>
+        </w:rPr>
+        <w:t xml:space="preserve">Height </w:t>
+      </w:r>
+      <w:r>
+        <w:rPr>
+          <w:rFonts w:ascii="Times New Roman" w:hAnsi="Times New Roman" w:cs="Times New Roman"/>
+        </w:rPr>
+        <w:t xml:space="preserve">1 </w:t>
+      </w:r>
+      <w:r>
+        <w:rPr>
+          <w:rFonts w:ascii="Times New Roman" w:hAnsi="Times New Roman" w:cs="Times New Roman"/>
+        </w:rPr>
+        <w:t xml:space="preserve">through </w:t>
+      </w:r>
+      <w:r>
+        <w:rPr>
+          <w:rFonts w:ascii="Times New Roman" w:hAnsi="Times New Roman" w:cs="Times New Roman"/>
+        </w:rPr>
+        <w:t>Arc</w:t>
+      </w:r>
+      <w:r>
+        <w:rPr>
+          <w:rFonts w:ascii="Times New Roman" w:hAnsi="Times New Roman" w:cs="Times New Roman"/>
+        </w:rPr>
+        <w:t xml:space="preserve"> Peak</w:t>
+      </w:r>
+      <w:r>
+        <w:rPr>
+          <w:rFonts w:ascii="Times New Roman" w:hAnsi="Times New Roman" w:cs="Times New Roman"/>
+        </w:rPr>
+        <w:t xml:space="preserve"> </w:t>
+      </w:r>
+      <w:r>
+        <w:rPr>
+          <w:rFonts w:ascii="Times New Roman" w:hAnsi="Times New Roman" w:cs="Times New Roman"/>
+        </w:rPr>
+        <w:t xml:space="preserve">Height 4). </w:t>
+      </w:r>
+      <w:r>
+        <w:rPr>
+          <w:rFonts w:ascii="Times New Roman" w:hAnsi="Times New Roman" w:cs="Times New Roman"/>
+        </w:rPr>
+        <w:t>The</w:t>
+      </w:r>
+      <w:r>
+        <w:rPr>
+          <w:rFonts w:ascii="Times New Roman" w:hAnsi="Times New Roman" w:cs="Times New Roman"/>
+        </w:rPr>
+        <w:t xml:space="preserve"> </w:t>
+      </w:r>
+      <w:r>
+        <w:rPr>
+          <w:rFonts w:ascii="Times New Roman" w:hAnsi="Times New Roman" w:cs="Times New Roman"/>
+        </w:rPr>
+        <w:t xml:space="preserve">Obstacle </w:t>
+      </w:r>
+      <w:r>
+        <w:rPr>
+          <w:rFonts w:ascii="Times New Roman" w:hAnsi="Times New Roman" w:cs="Times New Roman"/>
+        </w:rPr>
+        <w:t>Height 0</w:t>
+      </w:r>
+      <w:r>
+        <w:rPr>
+          <w:rFonts w:ascii="Times New Roman" w:hAnsi="Times New Roman" w:cs="Times New Roman"/>
+        </w:rPr>
+        <w:t xml:space="preserve"> and Arc Peak 0 units</w:t>
+      </w:r>
+      <w:r>
+        <w:rPr>
+          <w:rFonts w:ascii="Times New Roman" w:hAnsi="Times New Roman" w:cs="Times New Roman"/>
+        </w:rPr>
+        <w:t xml:space="preserve"> </w:t>
+      </w:r>
+      <w:r>
+        <w:rPr>
+          <w:rFonts w:ascii="Times New Roman" w:hAnsi="Times New Roman" w:cs="Times New Roman"/>
+        </w:rPr>
+        <w:t>corresponded</w:t>
+      </w:r>
+      <w:r>
+        <w:rPr>
+          <w:rFonts w:ascii="Times New Roman" w:hAnsi="Times New Roman" w:cs="Times New Roman"/>
+        </w:rPr>
+        <w:t>,</w:t>
+      </w:r>
+      <w:r>
+        <w:rPr>
+          <w:rFonts w:ascii="Times New Roman" w:hAnsi="Times New Roman" w:cs="Times New Roman"/>
+        </w:rPr>
+        <w:t xml:space="preserve"> </w:t>
+      </w:r>
+      <w:r>
+        <w:rPr>
+          <w:rFonts w:ascii="Times New Roman" w:hAnsi="Times New Roman" w:cs="Times New Roman"/>
+        </w:rPr>
         <w:lastRenderedPageBreak/>
-        <w:t xml:space="preserve">obstacles </w:t>
-      </w:r>
-      <w:r>
-        <w:rPr>
-          <w:rFonts w:ascii="Times New Roman" w:hAnsi="Times New Roman" w:cs="Times New Roman"/>
-        </w:rPr>
-        <w:t xml:space="preserve">(i.e., </w:t>
-      </w:r>
-      <w:r>
-        <w:rPr>
-          <w:rFonts w:ascii="Times New Roman" w:hAnsi="Times New Roman" w:cs="Times New Roman"/>
-        </w:rPr>
-        <w:t xml:space="preserve">Obstacle </w:t>
-      </w:r>
-      <w:r>
-        <w:rPr>
-          <w:rFonts w:ascii="Times New Roman" w:hAnsi="Times New Roman" w:cs="Times New Roman"/>
-        </w:rPr>
-        <w:t xml:space="preserve">Height </w:t>
-      </w:r>
-      <w:r>
-        <w:rPr>
-          <w:rFonts w:ascii="Times New Roman" w:hAnsi="Times New Roman" w:cs="Times New Roman"/>
-        </w:rPr>
-        <w:t xml:space="preserve">1 </w:t>
-      </w:r>
-      <w:r>
-        <w:rPr>
-          <w:rFonts w:ascii="Times New Roman" w:hAnsi="Times New Roman" w:cs="Times New Roman"/>
-        </w:rPr>
-        <w:t xml:space="preserve">through </w:t>
-      </w:r>
-      <w:r>
-        <w:rPr>
-          <w:rFonts w:ascii="Times New Roman" w:hAnsi="Times New Roman" w:cs="Times New Roman"/>
-        </w:rPr>
-        <w:t xml:space="preserve">Obstacle </w:t>
-      </w:r>
-      <w:r>
-        <w:rPr>
-          <w:rFonts w:ascii="Times New Roman" w:hAnsi="Times New Roman" w:cs="Times New Roman"/>
-        </w:rPr>
-        <w:t xml:space="preserve">Height 4) </w:t>
-      </w:r>
-      <w:r>
-        <w:rPr>
-          <w:rFonts w:ascii="Times New Roman" w:hAnsi="Times New Roman" w:cs="Times New Roman"/>
-        </w:rPr>
-        <w:t xml:space="preserve">and </w:t>
-      </w:r>
-      <w:r>
-        <w:rPr>
-          <w:rFonts w:ascii="Times New Roman" w:hAnsi="Times New Roman" w:cs="Times New Roman"/>
-        </w:rPr>
-        <w:t>higher</w:t>
-      </w:r>
-      <w:r>
-        <w:rPr>
-          <w:rFonts w:ascii="Times New Roman" w:hAnsi="Times New Roman" w:cs="Times New Roman"/>
-        </w:rPr>
-        <w:t xml:space="preserve"> arcs</w:t>
-      </w:r>
-      <w:r>
-        <w:rPr>
-          <w:rFonts w:ascii="Times New Roman" w:hAnsi="Times New Roman" w:cs="Times New Roman"/>
-        </w:rPr>
-        <w:t xml:space="preserve"> (i.e., </w:t>
-      </w:r>
-      <w:r>
-        <w:rPr>
-          <w:rFonts w:ascii="Times New Roman" w:hAnsi="Times New Roman" w:cs="Times New Roman"/>
-        </w:rPr>
-        <w:t xml:space="preserve">Arc Peak </w:t>
-      </w:r>
-      <w:r>
-        <w:rPr>
-          <w:rFonts w:ascii="Times New Roman" w:hAnsi="Times New Roman" w:cs="Times New Roman"/>
-        </w:rPr>
-        <w:t xml:space="preserve">Height </w:t>
-      </w:r>
-      <w:r>
-        <w:rPr>
-          <w:rFonts w:ascii="Times New Roman" w:hAnsi="Times New Roman" w:cs="Times New Roman"/>
-        </w:rPr>
-        <w:t xml:space="preserve">1 </w:t>
-      </w:r>
-      <w:r>
-        <w:rPr>
-          <w:rFonts w:ascii="Times New Roman" w:hAnsi="Times New Roman" w:cs="Times New Roman"/>
-        </w:rPr>
-        <w:t xml:space="preserve">through </w:t>
-      </w:r>
-      <w:r>
-        <w:rPr>
-          <w:rFonts w:ascii="Times New Roman" w:hAnsi="Times New Roman" w:cs="Times New Roman"/>
-        </w:rPr>
-        <w:t>Arc</w:t>
-      </w:r>
-      <w:r>
-        <w:rPr>
-          <w:rFonts w:ascii="Times New Roman" w:hAnsi="Times New Roman" w:cs="Times New Roman"/>
-        </w:rPr>
-        <w:t xml:space="preserve"> Peak</w:t>
-      </w:r>
-      <w:r>
-        <w:rPr>
-          <w:rFonts w:ascii="Times New Roman" w:hAnsi="Times New Roman" w:cs="Times New Roman"/>
-        </w:rPr>
-        <w:t xml:space="preserve"> </w:t>
-      </w:r>
-      <w:r>
-        <w:rPr>
-          <w:rFonts w:ascii="Times New Roman" w:hAnsi="Times New Roman" w:cs="Times New Roman"/>
-        </w:rPr>
-        <w:t xml:space="preserve">Height 4). </w:t>
-      </w:r>
-      <w:r>
-        <w:rPr>
-          <w:rFonts w:ascii="Times New Roman" w:hAnsi="Times New Roman" w:cs="Times New Roman"/>
-        </w:rPr>
-        <w:t>The</w:t>
-      </w:r>
-      <w:r>
-        <w:rPr>
-          <w:rFonts w:ascii="Times New Roman" w:hAnsi="Times New Roman" w:cs="Times New Roman"/>
-        </w:rPr>
-        <w:t xml:space="preserve"> </w:t>
-      </w:r>
-      <w:r>
-        <w:rPr>
-          <w:rFonts w:ascii="Times New Roman" w:hAnsi="Times New Roman" w:cs="Times New Roman"/>
-        </w:rPr>
-        <w:t xml:space="preserve">Obstacle </w:t>
-      </w:r>
-      <w:r>
-        <w:rPr>
-          <w:rFonts w:ascii="Times New Roman" w:hAnsi="Times New Roman" w:cs="Times New Roman"/>
-        </w:rPr>
-        <w:t>Height 0</w:t>
-      </w:r>
-      <w:r>
-        <w:rPr>
-          <w:rFonts w:ascii="Times New Roman" w:hAnsi="Times New Roman" w:cs="Times New Roman"/>
-        </w:rPr>
-        <w:t xml:space="preserve"> and Arc Peak 0 units</w:t>
-      </w:r>
-      <w:r>
-        <w:rPr>
-          <w:rFonts w:ascii="Times New Roman" w:hAnsi="Times New Roman" w:cs="Times New Roman"/>
-        </w:rPr>
-        <w:t xml:space="preserve"> </w:t>
-      </w:r>
-      <w:r>
-        <w:rPr>
-          <w:rFonts w:ascii="Times New Roman" w:hAnsi="Times New Roman" w:cs="Times New Roman"/>
-        </w:rPr>
-        <w:t>corresponded</w:t>
-      </w:r>
-      <w:r>
-        <w:rPr>
-          <w:rFonts w:ascii="Times New Roman" w:hAnsi="Times New Roman" w:cs="Times New Roman"/>
-        </w:rPr>
-        <w:t>,</w:t>
-      </w:r>
-      <w:r>
-        <w:rPr>
-          <w:rFonts w:ascii="Times New Roman" w:hAnsi="Times New Roman" w:cs="Times New Roman"/>
-        </w:rPr>
-        <w:t xml:space="preserve"> respectively, </w:t>
+        <w:t xml:space="preserve">respectively, </w:t>
       </w:r>
       <w:r>
         <w:rPr>
@@ -13978,14 +14563,7 @@
         <w:rPr>
           <w:rFonts w:ascii="Times New Roman" w:hAnsi="Times New Roman" w:cs="Times New Roman"/>
         </w:rPr>
-        <w:t xml:space="preserve"> represented by the </w:t>
-      </w:r>
-      <w:r>
-        <w:rPr>
-          <w:rFonts w:ascii="Times New Roman" w:hAnsi="Times New Roman" w:cs="Times New Roman"/>
-        </w:rPr>
-        <w:lastRenderedPageBreak/>
-        <w:t>Surface Property groups</w:t>
+        <w:t xml:space="preserve"> represented by the Surface Property groups</w:t>
       </w:r>
       <w:r>
         <w:rPr>
@@ -14048,6 +14626,7 @@
         <w:rPr>
           <w:rFonts w:ascii="Times New Roman" w:hAnsi="Times New Roman" w:cs="Times New Roman"/>
         </w:rPr>
+        <w:lastRenderedPageBreak/>
         <w:t xml:space="preserve">Additional assumptions that were implemented </w:t>
       </w:r>
       <w:r>
@@ -14341,50 +14920,50 @@
         <w:rPr>
           <w:rFonts w:ascii="Times New Roman" w:hAnsi="Times New Roman" w:cs="Times New Roman"/>
         </w:rPr>
-        <w:t xml:space="preserve">implemented the assumption </w:t>
+        <w:t>implemented the assumption that processing efficiency improves developmentally.</w:t>
+      </w:r>
+      <w:r>
+        <w:rPr>
+          <w:rFonts w:ascii="Times New Roman" w:hAnsi="Times New Roman" w:cs="Times New Roman"/>
+        </w:rPr>
+        <w:t xml:space="preserve"> </w:t>
+      </w:r>
+      <w:r>
+        <w:rPr>
+          <w:rFonts w:ascii="Times New Roman" w:hAnsi="Times New Roman" w:cs="Times New Roman"/>
+        </w:rPr>
+        <w:t>Apart from</w:t>
+      </w:r>
+      <w:r>
+        <w:rPr>
+          <w:rFonts w:ascii="Times New Roman" w:hAnsi="Times New Roman" w:cs="Times New Roman"/>
+        </w:rPr>
+        <w:t xml:space="preserve"> Simulation 5,</w:t>
+      </w:r>
+      <w:r>
+        <w:rPr>
+          <w:rFonts w:ascii="Times New Roman" w:hAnsi="Times New Roman" w:cs="Times New Roman"/>
+        </w:rPr>
+        <w:t xml:space="preserve"> </w:t>
+      </w:r>
+      <w:r>
+        <w:rPr>
+          <w:rFonts w:ascii="Times New Roman" w:hAnsi="Times New Roman" w:cs="Times New Roman"/>
+        </w:rPr>
+        <w:t>t</w:t>
+      </w:r>
+      <w:r>
+        <w:rPr>
+          <w:rFonts w:ascii="Times New Roman" w:hAnsi="Times New Roman" w:cs="Times New Roman"/>
+        </w:rPr>
+        <w:t xml:space="preserve">he habituation phase always followed the pretraining phase and lasted between 8 and 12 epochs in step sizes of </w:t>
       </w:r>
       <w:r>
         <w:rPr>
           <w:rFonts w:ascii="Times New Roman" w:hAnsi="Times New Roman" w:cs="Times New Roman"/>
         </w:rPr>
         <w:lastRenderedPageBreak/>
-        <w:t>that processing efficiency improves developmentally.</w:t>
-      </w:r>
-      <w:r>
-        <w:rPr>
-          <w:rFonts w:ascii="Times New Roman" w:hAnsi="Times New Roman" w:cs="Times New Roman"/>
-        </w:rPr>
-        <w:t xml:space="preserve"> </w:t>
-      </w:r>
-      <w:r>
-        <w:rPr>
-          <w:rFonts w:ascii="Times New Roman" w:hAnsi="Times New Roman" w:cs="Times New Roman"/>
-        </w:rPr>
-        <w:t>Apart from</w:t>
-      </w:r>
-      <w:r>
-        <w:rPr>
-          <w:rFonts w:ascii="Times New Roman" w:hAnsi="Times New Roman" w:cs="Times New Roman"/>
-        </w:rPr>
-        <w:t xml:space="preserve"> Simulation 5,</w:t>
-      </w:r>
-      <w:r>
-        <w:rPr>
-          <w:rFonts w:ascii="Times New Roman" w:hAnsi="Times New Roman" w:cs="Times New Roman"/>
-        </w:rPr>
-        <w:t xml:space="preserve"> </w:t>
-      </w:r>
-      <w:r>
-        <w:rPr>
-          <w:rFonts w:ascii="Times New Roman" w:hAnsi="Times New Roman" w:cs="Times New Roman"/>
-        </w:rPr>
-        <w:t>t</w:t>
-      </w:r>
-      <w:r>
-        <w:rPr>
-          <w:rFonts w:ascii="Times New Roman" w:hAnsi="Times New Roman" w:cs="Times New Roman"/>
-        </w:rPr>
-        <w:t>he habituation phase always followed the pretraining phase and lasted between 8 and 12 epochs in step sizes of 1 (see below for details about the nature of the habituation experience for a given simulation). Different numbers of habituation epochs were used to ensure that the results reported below were robust to particular values of this parameter.</w:t>
+        <w:t>1 (see below for details about the nature of the habituation experience for a given simulation). Different numbers of habituation epochs were used to ensure that the results reported below were robust to particular values of this parameter.</w:t>
       </w:r>
       <w:r>
         <w:rPr>
@@ -14406,7 +14985,35 @@
         <w:rPr>
           <w:rFonts w:ascii="Times New Roman" w:hAnsi="Times New Roman" w:cs="Times New Roman"/>
         </w:rPr>
-        <w:t>The dependent measure used in these simulations was network (cross-entropy) error (Hinton, 1989). As in prior developmental connectionist models (e.g., Mareschal et al., 2000; Quinn &amp; Johnson, 2000; Rakison &amp; Lupyan, 2008), network error was treated as a proxy for looking time such that greater error corresponded to longer looking. This interpretation of error also aligns with theories of habituation proposing that infants’ looking declines as their internal representations increasingly match external events (e.g., Cohen, 1973; Sokolov, 1963), as well as with how autoencoders—which</w:t>
+        <w:t xml:space="preserve">The dependent measure used in these simulations was network (cross-entropy) error (Hinton, 1989). As in prior developmental connectionist models (e.g., Mareschal et al., 2000; Quinn &amp; Johnson, 2000; </w:t>
+      </w:r>
+      <w:proofErr w:type="spellStart"/>
+      <w:r>
+        <w:rPr>
+          <w:rFonts w:ascii="Times New Roman" w:hAnsi="Times New Roman" w:cs="Times New Roman"/>
+        </w:rPr>
+        <w:t>Rakison</w:t>
+      </w:r>
+      <w:proofErr w:type="spellEnd"/>
+      <w:r>
+        <w:rPr>
+          <w:rFonts w:ascii="Times New Roman" w:hAnsi="Times New Roman" w:cs="Times New Roman"/>
+        </w:rPr>
+        <w:t xml:space="preserve"> &amp; </w:t>
+      </w:r>
+      <w:proofErr w:type="spellStart"/>
+      <w:r>
+        <w:rPr>
+          <w:rFonts w:ascii="Times New Roman" w:hAnsi="Times New Roman" w:cs="Times New Roman"/>
+        </w:rPr>
+        <w:t>Lupyan</w:t>
+      </w:r>
+      <w:proofErr w:type="spellEnd"/>
+      <w:r>
+        <w:rPr>
+          <w:rFonts w:ascii="Times New Roman" w:hAnsi="Times New Roman" w:cs="Times New Roman"/>
+        </w:rPr>
+        <w:t>, 2008), network error was treated as a proxy for looking time such that greater error corresponded to longer looking. This interpretation of error also aligns with theories of habituation proposing that infants’ looking declines as their internal representations increasingly match external events (e.g., Cohen, 1973; Sokolov, 1963), as well as with how autoencoders—which</w:t>
       </w:r>
       <w:r>
         <w:rPr>
@@ -14694,14 +15301,7 @@
         <w:rPr>
           <w:rFonts w:ascii="Times New Roman" w:hAnsi="Times New Roman" w:cs="Times New Roman"/>
         </w:rPr>
-        <w:t xml:space="preserve">For ALIAS and </w:t>
-      </w:r>
-      <w:r>
-        <w:rPr>
-          <w:rFonts w:ascii="Times New Roman" w:hAnsi="Times New Roman" w:cs="Times New Roman"/>
-        </w:rPr>
-        <w:lastRenderedPageBreak/>
-        <w:t>ALIAS-2, in particular, 20</w:t>
+        <w:t>For ALIAS and ALIAS-2, in particular, 20</w:t>
       </w:r>
       <w:r>
         <w:rPr>
@@ -14766,6 +15366,7 @@
         <w:rPr>
           <w:rFonts w:ascii="Times New Roman" w:hAnsi="Times New Roman" w:cs="Times New Roman"/>
         </w:rPr>
+        <w:lastRenderedPageBreak/>
         <w:tab/>
       </w:r>
       <w:r>
@@ -15316,7 +15917,35 @@
         <w:rPr>
           <w:rFonts w:ascii="Times New Roman" w:hAnsi="Times New Roman" w:cs="Times New Roman"/>
         </w:rPr>
-        <w:t xml:space="preserve">. First, ALIAS successfully reproduced the first target finding: Networks in the Experimental condition produced greater error to (i.e., looked longer at) the Inefficient test event than at the Efficient one. In contrast, networks in the Control condition produced comparable error across the two test events. Second, this looking pattern held across different amounts of habituation. This suggests that ALIAS’s success was robust to habituation length, at least within the range of lengths </w:t>
+        <w:t xml:space="preserve">. First, ALIAS successfully reproduced the first target finding: Networks in </w:t>
+      </w:r>
+      <w:proofErr w:type="gramStart"/>
+      <w:r>
+        <w:rPr>
+          <w:rFonts w:ascii="Times New Roman" w:hAnsi="Times New Roman" w:cs="Times New Roman"/>
+        </w:rPr>
+        <w:t>the Experimental condition</w:t>
+      </w:r>
+      <w:proofErr w:type="gramEnd"/>
+      <w:r>
+        <w:rPr>
+          <w:rFonts w:ascii="Times New Roman" w:hAnsi="Times New Roman" w:cs="Times New Roman"/>
+        </w:rPr>
+        <w:t xml:space="preserve"> produced greater </w:t>
+      </w:r>
+      <w:proofErr w:type="gramStart"/>
+      <w:r>
+        <w:rPr>
+          <w:rFonts w:ascii="Times New Roman" w:hAnsi="Times New Roman" w:cs="Times New Roman"/>
+        </w:rPr>
+        <w:t>error</w:t>
+      </w:r>
+      <w:proofErr w:type="gramEnd"/>
+      <w:r>
+        <w:rPr>
+          <w:rFonts w:ascii="Times New Roman" w:hAnsi="Times New Roman" w:cs="Times New Roman"/>
+        </w:rPr>
+        <w:t xml:space="preserve"> to (i.e., looked longer at) the Inefficient test event than at the Efficient one. In contrast, networks in the Control condition produced comparable error across the two test events. Second, this looking pattern held across different amounts of habituation. This suggests that ALIAS’s success was robust to habituation length, at least within the range of lengths </w:t>
       </w:r>
       <w:r>
         <w:rPr>
@@ -16050,8 +16679,30 @@
         <w:rPr>
           <w:rFonts w:ascii="Times New Roman" w:hAnsi="Times New Roman" w:cs="Times New Roman"/>
         </w:rPr>
-        <w:t>OM10-2 model—which more faithfully captures the experimental details of studies associated with the first target finding</w:t>
-      </w:r>
+        <w:t xml:space="preserve">OM10-2 </w:t>
+      </w:r>
+      <w:proofErr w:type="gramStart"/>
+      <w:r>
+        <w:rPr>
+          <w:rFonts w:ascii="Times New Roman" w:hAnsi="Times New Roman" w:cs="Times New Roman"/>
+        </w:rPr>
+        <w:t>model—</w:t>
+      </w:r>
+      <w:proofErr w:type="gramEnd"/>
+      <w:r>
+        <w:rPr>
+          <w:rFonts w:ascii="Times New Roman" w:hAnsi="Times New Roman" w:cs="Times New Roman"/>
+        </w:rPr>
+        <w:t xml:space="preserve">which more faithfully captures the experimental details of studies associated with the first target </w:t>
+      </w:r>
+      <w:proofErr w:type="gramStart"/>
+      <w:r>
+        <w:rPr>
+          <w:rFonts w:ascii="Times New Roman" w:hAnsi="Times New Roman" w:cs="Times New Roman"/>
+        </w:rPr>
+        <w:t>finding</w:t>
+      </w:r>
+      <w:proofErr w:type="gramEnd"/>
       <w:r>
         <w:rPr>
           <w:rFonts w:ascii="Times New Roman" w:hAnsi="Times New Roman" w:cs="Times New Roman"/>
@@ -16394,7 +17045,31 @@
           <w:sz w:val="24"/>
           <w:szCs w:val="24"/>
         </w:rPr>
-        <w:t xml:space="preserve"> Data shown were generated by ALIAS</w:t>
+        <w:t xml:space="preserve"> Data shown </w:t>
+      </w:r>
+      <w:proofErr w:type="gramStart"/>
+      <w:r>
+        <w:rPr>
+          <w:rFonts w:ascii="Times New Roman" w:hAnsi="Times New Roman" w:cs="Times New Roman"/>
+          <w:i w:val="0"/>
+          <w:iCs w:val="0"/>
+          <w:color w:val="000000" w:themeColor="text1"/>
+          <w:sz w:val="24"/>
+          <w:szCs w:val="24"/>
+        </w:rPr>
+        <w:t>were</w:t>
+      </w:r>
+      <w:proofErr w:type="gramEnd"/>
+      <w:r>
+        <w:rPr>
+          <w:rFonts w:ascii="Times New Roman" w:hAnsi="Times New Roman" w:cs="Times New Roman"/>
+          <w:i w:val="0"/>
+          <w:iCs w:val="0"/>
+          <w:color w:val="000000" w:themeColor="text1"/>
+          <w:sz w:val="24"/>
+          <w:szCs w:val="24"/>
+        </w:rPr>
+        <w:t xml:space="preserve"> generated by ALIAS</w:t>
       </w:r>
       <w:r>
         <w:rPr>
@@ -16796,7 +17471,21 @@
         <w:rPr>
           <w:rFonts w:ascii="Times New Roman" w:hAnsi="Times New Roman" w:cs="Times New Roman"/>
         </w:rPr>
-        <w:t xml:space="preserve"> looking between the two test events</w:t>
+        <w:t xml:space="preserve"> looking </w:t>
+      </w:r>
+      <w:proofErr w:type="gramStart"/>
+      <w:r>
+        <w:rPr>
+          <w:rFonts w:ascii="Times New Roman" w:hAnsi="Times New Roman" w:cs="Times New Roman"/>
+        </w:rPr>
+        <w:t>between</w:t>
+      </w:r>
+      <w:proofErr w:type="gramEnd"/>
+      <w:r>
+        <w:rPr>
+          <w:rFonts w:ascii="Times New Roman" w:hAnsi="Times New Roman" w:cs="Times New Roman"/>
+        </w:rPr>
+        <w:t xml:space="preserve"> the two test events</w:t>
       </w:r>
       <w:r>
         <w:rPr>
@@ -17046,19 +17735,33 @@
         <w:rPr>
           <w:rFonts w:ascii="Times New Roman" w:hAnsi="Times New Roman" w:cs="Times New Roman"/>
         </w:rPr>
-        <w:t>at the outset of the pretraining phase, the pattern of activation that these</w:t>
-      </w:r>
-      <w:r>
-        <w:rPr>
-          <w:rFonts w:ascii="Times New Roman" w:hAnsi="Times New Roman" w:cs="Times New Roman"/>
-        </w:rPr>
-        <w:t xml:space="preserve"> </w:t>
-      </w:r>
-      <w:r>
-        <w:rPr>
-          <w:rFonts w:ascii="Times New Roman" w:hAnsi="Times New Roman" w:cs="Times New Roman"/>
-        </w:rPr>
-        <w:t xml:space="preserve">input events elicit at the hidden layer will be </w:t>
+        <w:t xml:space="preserve">at the outset of the pretraining phase, the pattern of activation that </w:t>
+      </w:r>
+      <w:proofErr w:type="gramStart"/>
+      <w:r>
+        <w:rPr>
+          <w:rFonts w:ascii="Times New Roman" w:hAnsi="Times New Roman" w:cs="Times New Roman"/>
+        </w:rPr>
+        <w:t>these</w:t>
+      </w:r>
+      <w:r>
+        <w:rPr>
+          <w:rFonts w:ascii="Times New Roman" w:hAnsi="Times New Roman" w:cs="Times New Roman"/>
+        </w:rPr>
+        <w:t xml:space="preserve"> </w:t>
+      </w:r>
+      <w:r>
+        <w:rPr>
+          <w:rFonts w:ascii="Times New Roman" w:hAnsi="Times New Roman" w:cs="Times New Roman"/>
+        </w:rPr>
+        <w:t>input</w:t>
+      </w:r>
+      <w:proofErr w:type="gramEnd"/>
+      <w:r>
+        <w:rPr>
+          <w:rFonts w:ascii="Times New Roman" w:hAnsi="Times New Roman" w:cs="Times New Roman"/>
+        </w:rPr>
+        <w:t xml:space="preserve"> events elicit at the hidden layer will be </w:t>
       </w:r>
       <w:r>
         <w:rPr>
@@ -17686,7 +18389,35 @@
         <w:rPr>
           <w:rFonts w:ascii="Times New Roman" w:hAnsi="Times New Roman" w:cs="Times New Roman"/>
         </w:rPr>
-        <w:t>both test events producing similar error (or looking time).</w:t>
+        <w:t xml:space="preserve">both test events producing similar </w:t>
+      </w:r>
+      <w:proofErr w:type="gramStart"/>
+      <w:r>
+        <w:rPr>
+          <w:rFonts w:ascii="Times New Roman" w:hAnsi="Times New Roman" w:cs="Times New Roman"/>
+        </w:rPr>
+        <w:t>error</w:t>
+      </w:r>
+      <w:proofErr w:type="gramEnd"/>
+      <w:r>
+        <w:rPr>
+          <w:rFonts w:ascii="Times New Roman" w:hAnsi="Times New Roman" w:cs="Times New Roman"/>
+        </w:rPr>
+        <w:t xml:space="preserve"> (or </w:t>
+      </w:r>
+      <w:proofErr w:type="gramStart"/>
+      <w:r>
+        <w:rPr>
+          <w:rFonts w:ascii="Times New Roman" w:hAnsi="Times New Roman" w:cs="Times New Roman"/>
+        </w:rPr>
+        <w:t>looking</w:t>
+      </w:r>
+      <w:proofErr w:type="gramEnd"/>
+      <w:r>
+        <w:rPr>
+          <w:rFonts w:ascii="Times New Roman" w:hAnsi="Times New Roman" w:cs="Times New Roman"/>
+        </w:rPr>
+        <w:t xml:space="preserve"> time).</w:t>
       </w:r>
     </w:p>
     <w:p>
@@ -17738,8 +18469,16 @@
         <w:rPr>
           <w:rFonts w:ascii="Times New Roman" w:hAnsi="Times New Roman" w:cs="Times New Roman"/>
         </w:rPr>
-        <w:t xml:space="preserve"> in the real world</w:t>
-      </w:r>
+        <w:t xml:space="preserve"> in the </w:t>
+      </w:r>
+      <w:proofErr w:type="gramStart"/>
+      <w:r>
+        <w:rPr>
+          <w:rFonts w:ascii="Times New Roman" w:hAnsi="Times New Roman" w:cs="Times New Roman"/>
+        </w:rPr>
+        <w:t>real world</w:t>
+      </w:r>
+      <w:proofErr w:type="gramEnd"/>
       <w:r>
         <w:rPr>
           <w:rFonts w:ascii="Times New Roman" w:hAnsi="Times New Roman" w:cs="Times New Roman"/>
@@ -18063,6 +18802,7 @@
         </w:rPr>
         <w:t xml:space="preserve">At the same time, because the true estimates </w:t>
       </w:r>
+      <w:proofErr w:type="gramStart"/>
       <w:r>
         <w:rPr>
           <w:rFonts w:ascii="Times New Roman" w:eastAsia="Times New Roman" w:hAnsi="Times New Roman" w:cs="Times New Roman"/>
@@ -18079,7 +18819,14 @@
         <w:rPr>
           <w:rFonts w:ascii="Times New Roman" w:eastAsia="Times New Roman" w:hAnsi="Times New Roman" w:cs="Times New Roman"/>
         </w:rPr>
-        <w:t xml:space="preserve">fall </w:t>
+        <w:t>fall</w:t>
+      </w:r>
+      <w:proofErr w:type="gramEnd"/>
+      <w:r>
+        <w:rPr>
+          <w:rFonts w:ascii="Times New Roman" w:eastAsia="Times New Roman" w:hAnsi="Times New Roman" w:cs="Times New Roman"/>
+        </w:rPr>
+        <w:t xml:space="preserve"> </w:t>
       </w:r>
       <w:r>
         <w:rPr>
@@ -18182,7 +18929,21 @@
         <w:rPr>
           <w:rFonts w:ascii="Times New Roman" w:eastAsia="Times New Roman" w:hAnsi="Times New Roman" w:cs="Times New Roman"/>
         </w:rPr>
-        <w:t xml:space="preserve">across different constrained-to-unconstrained ratios, its performance was not compared to that of the competitor models. </w:t>
+        <w:t xml:space="preserve">across different constrained-to-unconstrained ratios, its performance was not compared to that of the </w:t>
+      </w:r>
+      <w:proofErr w:type="gramStart"/>
+      <w:r>
+        <w:rPr>
+          <w:rFonts w:ascii="Times New Roman" w:eastAsia="Times New Roman" w:hAnsi="Times New Roman" w:cs="Times New Roman"/>
+        </w:rPr>
+        <w:t>competitor</w:t>
+      </w:r>
+      <w:proofErr w:type="gramEnd"/>
+      <w:r>
+        <w:rPr>
+          <w:rFonts w:ascii="Times New Roman" w:eastAsia="Times New Roman" w:hAnsi="Times New Roman" w:cs="Times New Roman"/>
+        </w:rPr>
+        <w:t xml:space="preserve"> models. </w:t>
       </w:r>
     </w:p>
     <w:p>
@@ -18455,7 +19216,21 @@
         <w:rPr>
           <w:rFonts w:ascii="Times New Roman" w:hAnsi="Times New Roman" w:cs="Times New Roman"/>
         </w:rPr>
-        <w:t xml:space="preserve"> networks in the Experimental condition looked longer at the Inefficient than at the Efficient </w:t>
+        <w:t xml:space="preserve"> networks in the Experimental condition looked longer at the </w:t>
+      </w:r>
+      <w:proofErr w:type="gramStart"/>
+      <w:r>
+        <w:rPr>
+          <w:rFonts w:ascii="Times New Roman" w:hAnsi="Times New Roman" w:cs="Times New Roman"/>
+        </w:rPr>
+        <w:t>Inefficient</w:t>
+      </w:r>
+      <w:proofErr w:type="gramEnd"/>
+      <w:r>
+        <w:rPr>
+          <w:rFonts w:ascii="Times New Roman" w:hAnsi="Times New Roman" w:cs="Times New Roman"/>
+        </w:rPr>
+        <w:t xml:space="preserve"> than at the Efficient </w:t>
       </w:r>
       <w:r>
         <w:rPr>
@@ -19137,7 +19912,21 @@
         <w:rPr>
           <w:rFonts w:ascii="Times New Roman" w:eastAsia="Times New Roman" w:hAnsi="Times New Roman" w:cs="Times New Roman"/>
         </w:rPr>
-        <w:t xml:space="preserve">Additionally, because the second target finding derives from research that tested 9-month-olds rather than 12-month-olds (Csibra et al., 1999), the </w:t>
+        <w:t>Additionally, because the second target finding derives from research that tested 9-month-olds rather than 12-month-olds (</w:t>
+      </w:r>
+      <w:proofErr w:type="spellStart"/>
+      <w:r>
+        <w:rPr>
+          <w:rFonts w:ascii="Times New Roman" w:eastAsia="Times New Roman" w:hAnsi="Times New Roman" w:cs="Times New Roman"/>
+        </w:rPr>
+        <w:t>Csibra</w:t>
+      </w:r>
+      <w:proofErr w:type="spellEnd"/>
+      <w:r>
+        <w:rPr>
+          <w:rFonts w:ascii="Times New Roman" w:eastAsia="Times New Roman" w:hAnsi="Times New Roman" w:cs="Times New Roman"/>
+        </w:rPr>
+        <w:t xml:space="preserve"> et al., 1999), the </w:t>
       </w:r>
       <w:r>
         <w:rPr>
@@ -19875,7 +20664,27 @@
           <w:sz w:val="24"/>
           <w:szCs w:val="24"/>
         </w:rPr>
-        <w:t xml:space="preserve">Mean network error produced to Efficient and Inefficient test events in the Experimental and Control conditions for ALIAS (left panel) and </w:t>
+        <w:t xml:space="preserve">Mean network error </w:t>
+      </w:r>
+      <w:proofErr w:type="gramStart"/>
+      <w:r>
+        <w:rPr>
+          <w:rFonts w:ascii="Times New Roman" w:hAnsi="Times New Roman" w:cs="Times New Roman"/>
+          <w:color w:val="000000" w:themeColor="text1"/>
+          <w:sz w:val="24"/>
+          <w:szCs w:val="24"/>
+        </w:rPr>
+        <w:t>produced to</w:t>
+      </w:r>
+      <w:proofErr w:type="gramEnd"/>
+      <w:r>
+        <w:rPr>
+          <w:rFonts w:ascii="Times New Roman" w:hAnsi="Times New Roman" w:cs="Times New Roman"/>
+          <w:color w:val="000000" w:themeColor="text1"/>
+          <w:sz w:val="24"/>
+          <w:szCs w:val="24"/>
+        </w:rPr>
+        <w:t xml:space="preserve"> Efficient and Inefficient test events in the Experimental and Control conditions for ALIAS (left panel) and </w:t>
       </w:r>
       <w:r>
         <w:rPr>
@@ -20183,7 +20992,21 @@
         <w:rPr>
           <w:rFonts w:ascii="Times New Roman" w:hAnsi="Times New Roman" w:cs="Times New Roman"/>
         </w:rPr>
-        <w:t>Simulation 3 took a first step in this direction</w:t>
+        <w:t xml:space="preserve">Simulation 3 took </w:t>
+      </w:r>
+      <w:proofErr w:type="gramStart"/>
+      <w:r>
+        <w:rPr>
+          <w:rFonts w:ascii="Times New Roman" w:hAnsi="Times New Roman" w:cs="Times New Roman"/>
+        </w:rPr>
+        <w:t>a first</w:t>
+      </w:r>
+      <w:proofErr w:type="gramEnd"/>
+      <w:r>
+        <w:rPr>
+          <w:rFonts w:ascii="Times New Roman" w:hAnsi="Times New Roman" w:cs="Times New Roman"/>
+        </w:rPr>
+        <w:t xml:space="preserve"> step in this direction</w:t>
       </w:r>
       <w:r>
         <w:rPr>
@@ -20225,7 +21048,21 @@
         <w:rPr>
           <w:rFonts w:ascii="Times New Roman" w:hAnsi="Times New Roman" w:cs="Times New Roman"/>
         </w:rPr>
-        <w:t xml:space="preserve"> whether ALIAS could capture Csibra et al.</w:t>
+        <w:t xml:space="preserve"> whether ALIAS could capture </w:t>
+      </w:r>
+      <w:proofErr w:type="spellStart"/>
+      <w:r>
+        <w:rPr>
+          <w:rFonts w:ascii="Times New Roman" w:hAnsi="Times New Roman" w:cs="Times New Roman"/>
+        </w:rPr>
+        <w:t>Csibra</w:t>
+      </w:r>
+      <w:proofErr w:type="spellEnd"/>
+      <w:r>
+        <w:rPr>
+          <w:rFonts w:ascii="Times New Roman" w:hAnsi="Times New Roman" w:cs="Times New Roman"/>
+        </w:rPr>
+        <w:t xml:space="preserve"> et al.</w:t>
       </w:r>
       <w:r>
         <w:rPr>
@@ -20513,7 +21350,21 @@
         <w:rPr>
           <w:rFonts w:ascii="Times New Roman" w:hAnsi="Times New Roman" w:cs="Times New Roman"/>
         </w:rPr>
-        <w:t xml:space="preserve"> Csibra et al.’s Experiment 2 finding that </w:t>
+        <w:t xml:space="preserve"> </w:t>
+      </w:r>
+      <w:proofErr w:type="spellStart"/>
+      <w:r>
+        <w:rPr>
+          <w:rFonts w:ascii="Times New Roman" w:hAnsi="Times New Roman" w:cs="Times New Roman"/>
+        </w:rPr>
+        <w:t>Csibra</w:t>
+      </w:r>
+      <w:proofErr w:type="spellEnd"/>
+      <w:r>
+        <w:rPr>
+          <w:rFonts w:ascii="Times New Roman" w:hAnsi="Times New Roman" w:cs="Times New Roman"/>
+        </w:rPr>
+        <w:t xml:space="preserve"> et al.’s Experiment 2 finding that </w:t>
       </w:r>
       <w:r>
         <w:rPr>
@@ -20571,8 +21422,23 @@
         <w:rPr>
           <w:rFonts w:ascii="Times New Roman" w:hAnsi="Times New Roman" w:cs="Times New Roman"/>
         </w:rPr>
-        <w:t xml:space="preserve"> Csibra et al.’</w:t>
-      </w:r>
+        <w:t xml:space="preserve"> </w:t>
+      </w:r>
+      <w:proofErr w:type="spellStart"/>
+      <w:r>
+        <w:rPr>
+          <w:rFonts w:ascii="Times New Roman" w:hAnsi="Times New Roman" w:cs="Times New Roman"/>
+        </w:rPr>
+        <w:t>Csibra</w:t>
+      </w:r>
+      <w:proofErr w:type="spellEnd"/>
+      <w:r>
+        <w:rPr>
+          <w:rFonts w:ascii="Times New Roman" w:hAnsi="Times New Roman" w:cs="Times New Roman"/>
+        </w:rPr>
+        <w:t xml:space="preserve"> et al.’</w:t>
+      </w:r>
+      <w:proofErr w:type="gramStart"/>
       <w:r>
         <w:rPr>
           <w:rFonts w:ascii="Times New Roman" w:hAnsi="Times New Roman" w:cs="Times New Roman"/>
@@ -20583,7 +21449,14 @@
         <w:rPr>
           <w:rFonts w:ascii="Times New Roman" w:hAnsi="Times New Roman" w:cs="Times New Roman"/>
         </w:rPr>
-        <w:t xml:space="preserve">2003) first experiment did not employ the </w:t>
+        <w:t>2003)</w:t>
+      </w:r>
+      <w:proofErr w:type="gramEnd"/>
+      <w:r>
+        <w:rPr>
+          <w:rFonts w:ascii="Times New Roman" w:hAnsi="Times New Roman" w:cs="Times New Roman"/>
+        </w:rPr>
+        <w:t xml:space="preserve"> first experiment did not employ the </w:t>
       </w:r>
       <w:r>
         <w:rPr>
@@ -21646,7 +22519,21 @@
         <w:rPr>
           <w:rFonts w:ascii="Times New Roman" w:hAnsi="Times New Roman" w:cs="Times New Roman"/>
         </w:rPr>
-        <w:t xml:space="preserve"> the Incongruent test event—in which the first object failed to stop next to the </w:t>
+        <w:t xml:space="preserve"> the Incongruent test </w:t>
+      </w:r>
+      <w:proofErr w:type="gramStart"/>
+      <w:r>
+        <w:rPr>
+          <w:rFonts w:ascii="Times New Roman" w:hAnsi="Times New Roman" w:cs="Times New Roman"/>
+        </w:rPr>
+        <w:t>event—in</w:t>
+      </w:r>
+      <w:proofErr w:type="gramEnd"/>
+      <w:r>
+        <w:rPr>
+          <w:rFonts w:ascii="Times New Roman" w:hAnsi="Times New Roman" w:cs="Times New Roman"/>
+        </w:rPr>
+        <w:t xml:space="preserve"> which the first object failed to stop next to the </w:t>
       </w:r>
       <w:r>
         <w:rPr>
@@ -21654,11 +22541,19 @@
         </w:rPr>
         <w:t xml:space="preserve">second </w:t>
       </w:r>
-      <w:r>
-        <w:rPr>
-          <w:rFonts w:ascii="Times New Roman" w:hAnsi="Times New Roman" w:cs="Times New Roman"/>
-        </w:rPr>
-        <w:t>one—than</w:t>
+      <w:proofErr w:type="gramStart"/>
+      <w:r>
+        <w:rPr>
+          <w:rFonts w:ascii="Times New Roman" w:hAnsi="Times New Roman" w:cs="Times New Roman"/>
+        </w:rPr>
+        <w:t>one—</w:t>
+      </w:r>
+      <w:proofErr w:type="gramEnd"/>
+      <w:r>
+        <w:rPr>
+          <w:rFonts w:ascii="Times New Roman" w:hAnsi="Times New Roman" w:cs="Times New Roman"/>
+        </w:rPr>
+        <w:t>than</w:t>
       </w:r>
       <w:r>
         <w:rPr>
@@ -21684,6 +22579,7 @@
         </w:rPr>
         <w:t xml:space="preserve"> Congruent test </w:t>
       </w:r>
+      <w:proofErr w:type="gramStart"/>
       <w:r>
         <w:rPr>
           <w:rFonts w:ascii="Times New Roman" w:hAnsi="Times New Roman" w:cs="Times New Roman"/>
@@ -21694,7 +22590,14 @@
         <w:rPr>
           <w:rFonts w:ascii="Times New Roman" w:hAnsi="Times New Roman" w:cs="Times New Roman"/>
         </w:rPr>
-        <w:t xml:space="preserve">—in which the first object came to rest next to the </w:t>
+        <w:t>—in</w:t>
+      </w:r>
+      <w:proofErr w:type="gramEnd"/>
+      <w:r>
+        <w:rPr>
+          <w:rFonts w:ascii="Times New Roman" w:hAnsi="Times New Roman" w:cs="Times New Roman"/>
+        </w:rPr>
+        <w:t xml:space="preserve"> which the first object came to rest next to the </w:t>
       </w:r>
       <w:r>
         <w:rPr>
@@ -21712,7 +22615,21 @@
         <w:rPr>
           <w:rFonts w:ascii="Times New Roman" w:hAnsi="Times New Roman" w:cs="Times New Roman"/>
         </w:rPr>
-        <w:t xml:space="preserve">Similarly, networks in the Inferring Constraints condition looked longer at the No-Obstacle than at the Obstacle test event. These patterns were true both across different </w:t>
+        <w:t xml:space="preserve">Similarly, networks in the Inferring </w:t>
+      </w:r>
+      <w:proofErr w:type="gramStart"/>
+      <w:r>
+        <w:rPr>
+          <w:rFonts w:ascii="Times New Roman" w:hAnsi="Times New Roman" w:cs="Times New Roman"/>
+        </w:rPr>
+        <w:t>Constraints condition</w:t>
+      </w:r>
+      <w:proofErr w:type="gramEnd"/>
+      <w:r>
+        <w:rPr>
+          <w:rFonts w:ascii="Times New Roman" w:hAnsi="Times New Roman" w:cs="Times New Roman"/>
+        </w:rPr>
+        <w:t xml:space="preserve"> looked longer at the No-Obstacle than at the Obstacle test event. These patterns were true both across different </w:t>
       </w:r>
       <w:r>
         <w:rPr>
@@ -21791,7 +22708,21 @@
         <w:rPr>
           <w:rFonts w:ascii="Times New Roman" w:hAnsi="Times New Roman" w:cs="Times New Roman"/>
         </w:rPr>
-        <w:t>between curved motion, a small barrier, and a low jump, on the one hand, and spatial contiguity between an agent and its goal, on the other. No such violation occurred for the Congruent test event</w:t>
+        <w:t xml:space="preserve">between curved motion, a small barrier, and a low jump, on the one hand, and spatial contiguity between an agent and its goal, on the other. </w:t>
+      </w:r>
+      <w:proofErr w:type="gramStart"/>
+      <w:r>
+        <w:rPr>
+          <w:rFonts w:ascii="Times New Roman" w:hAnsi="Times New Roman" w:cs="Times New Roman"/>
+        </w:rPr>
+        <w:t>No such</w:t>
+      </w:r>
+      <w:proofErr w:type="gramEnd"/>
+      <w:r>
+        <w:rPr>
+          <w:rFonts w:ascii="Times New Roman" w:hAnsi="Times New Roman" w:cs="Times New Roman"/>
+        </w:rPr>
+        <w:t xml:space="preserve"> violation occurred for the Congruent test event</w:t>
       </w:r>
       <w:r>
         <w:rPr>
@@ -22803,7 +23734,21 @@
         <w:rPr>
           <w:rFonts w:ascii="Times New Roman" w:hAnsi="Times New Roman" w:cs="Times New Roman"/>
         </w:rPr>
-        <w:t>that OM10's failure could not be attributed to limitations in how the Csibra et al. (2003) task was implemented</w:t>
+        <w:t xml:space="preserve">that OM10's failure could not be attributed to limitations in how the </w:t>
+      </w:r>
+      <w:proofErr w:type="spellStart"/>
+      <w:r>
+        <w:rPr>
+          <w:rFonts w:ascii="Times New Roman" w:hAnsi="Times New Roman" w:cs="Times New Roman"/>
+        </w:rPr>
+        <w:t>Csibra</w:t>
+      </w:r>
+      <w:proofErr w:type="spellEnd"/>
+      <w:r>
+        <w:rPr>
+          <w:rFonts w:ascii="Times New Roman" w:hAnsi="Times New Roman" w:cs="Times New Roman"/>
+        </w:rPr>
+        <w:t xml:space="preserve"> et al. (2003) task was implemented</w:t>
       </w:r>
       <w:r>
         <w:rPr>
@@ -23440,7 +24385,21 @@
         <w:rPr>
           <w:rFonts w:ascii="Times New Roman" w:hAnsi="Times New Roman" w:cs="Times New Roman"/>
         </w:rPr>
-        <w:t xml:space="preserve">The fact that both models replicated infants’ looking responses in Csibra et al. (2003) suggests that behavior previously interpreted as evidence for abstract, theory-like reasoning about goals, actions, and constraints can instead be explained by an associative learning mechanism that operates over differentially salient surface features. </w:t>
+        <w:t xml:space="preserve">The fact that both models replicated infants’ looking responses in </w:t>
+      </w:r>
+      <w:proofErr w:type="spellStart"/>
+      <w:r>
+        <w:rPr>
+          <w:rFonts w:ascii="Times New Roman" w:hAnsi="Times New Roman" w:cs="Times New Roman"/>
+        </w:rPr>
+        <w:t>Csibra</w:t>
+      </w:r>
+      <w:proofErr w:type="spellEnd"/>
+      <w:r>
+        <w:rPr>
+          <w:rFonts w:ascii="Times New Roman" w:hAnsi="Times New Roman" w:cs="Times New Roman"/>
+        </w:rPr>
+        <w:t xml:space="preserve"> et al. (2003) suggests that behavior previously interpreted as evidence for abstract, theory-like reasoning about goals, actions, and constraints can instead be explained by an associative learning mechanism that operates over differentially salient surface features. </w:t>
       </w:r>
       <w:r>
         <w:rPr>
@@ -23523,7 +24482,21 @@
         <w:rPr>
           <w:rFonts w:ascii="Times New Roman" w:hAnsi="Times New Roman" w:cs="Times New Roman"/>
         </w:rPr>
-        <w:t>might be predicted to struggle is that by Liu and Spelke (2017)</w:t>
+        <w:t xml:space="preserve">might be predicted to struggle is that by Liu and </w:t>
+      </w:r>
+      <w:proofErr w:type="spellStart"/>
+      <w:r>
+        <w:rPr>
+          <w:rFonts w:ascii="Times New Roman" w:hAnsi="Times New Roman" w:cs="Times New Roman"/>
+        </w:rPr>
+        <w:t>Spelke</w:t>
+      </w:r>
+      <w:proofErr w:type="spellEnd"/>
+      <w:r>
+        <w:rPr>
+          <w:rFonts w:ascii="Times New Roman" w:hAnsi="Times New Roman" w:cs="Times New Roman"/>
+        </w:rPr>
+        <w:t xml:space="preserve"> (2017)</w:t>
       </w:r>
       <w:r>
         <w:rPr>
@@ -23709,7 +24682,21 @@
         <w:rPr>
           <w:rFonts w:ascii="Times New Roman" w:hAnsi="Times New Roman" w:cs="Times New Roman"/>
         </w:rPr>
-        <w:t>Liu and Spelke (2017) found that infants</w:t>
+        <w:t xml:space="preserve">Liu and </w:t>
+      </w:r>
+      <w:proofErr w:type="spellStart"/>
+      <w:r>
+        <w:rPr>
+          <w:rFonts w:ascii="Times New Roman" w:hAnsi="Times New Roman" w:cs="Times New Roman"/>
+        </w:rPr>
+        <w:t>Spelke</w:t>
+      </w:r>
+      <w:proofErr w:type="spellEnd"/>
+      <w:r>
+        <w:rPr>
+          <w:rFonts w:ascii="Times New Roman" w:hAnsi="Times New Roman" w:cs="Times New Roman"/>
+        </w:rPr>
+        <w:t xml:space="preserve"> (2017) found that infants</w:t>
       </w:r>
       <w:r>
         <w:rPr>
@@ -23863,7 +24850,21 @@
         <w:rPr>
           <w:rFonts w:ascii="Times New Roman" w:hAnsi="Times New Roman" w:cs="Times New Roman"/>
         </w:rPr>
-        <w:t xml:space="preserve"> experiment, Liu and Spelke (2017) tested</w:t>
+        <w:t xml:space="preserve"> experiment, Liu and </w:t>
+      </w:r>
+      <w:proofErr w:type="spellStart"/>
+      <w:r>
+        <w:rPr>
+          <w:rFonts w:ascii="Times New Roman" w:hAnsi="Times New Roman" w:cs="Times New Roman"/>
+        </w:rPr>
+        <w:t>Spelke</w:t>
+      </w:r>
+      <w:proofErr w:type="spellEnd"/>
+      <w:r>
+        <w:rPr>
+          <w:rFonts w:ascii="Times New Roman" w:hAnsi="Times New Roman" w:cs="Times New Roman"/>
+        </w:rPr>
+        <w:t xml:space="preserve"> (2017) tested</w:t>
       </w:r>
       <w:r>
         <w:rPr>
@@ -24149,7 +25150,14 @@
         <w:rPr>
           <w:rFonts w:ascii="Times New Roman" w:hAnsi="Times New Roman" w:cs="Times New Roman"/>
         </w:rPr>
-        <w:t>Liu and Spelke</w:t>
+        <w:t xml:space="preserve">Liu and </w:t>
+      </w:r>
+      <w:proofErr w:type="spellStart"/>
+      <w:r>
+        <w:rPr>
+          <w:rFonts w:ascii="Times New Roman" w:hAnsi="Times New Roman" w:cs="Times New Roman"/>
+        </w:rPr>
+        <w:t>Spelke</w:t>
       </w:r>
       <w:r>
         <w:rPr>
@@ -24157,6 +25165,7 @@
         </w:rPr>
         <w:t>’s</w:t>
       </w:r>
+      <w:proofErr w:type="spellEnd"/>
       <w:r>
         <w:rPr>
           <w:rFonts w:ascii="Times New Roman" w:hAnsi="Times New Roman" w:cs="Times New Roman"/>
@@ -24209,7 +25218,21 @@
         <w:rPr>
           <w:rFonts w:ascii="Times New Roman" w:hAnsi="Times New Roman" w:cs="Times New Roman"/>
         </w:rPr>
-        <w:t>Liu and Spelke (2017)</w:t>
+        <w:t xml:space="preserve">Liu and </w:t>
+      </w:r>
+      <w:proofErr w:type="spellStart"/>
+      <w:r>
+        <w:rPr>
+          <w:rFonts w:ascii="Times New Roman" w:hAnsi="Times New Roman" w:cs="Times New Roman"/>
+        </w:rPr>
+        <w:t>Spelke</w:t>
+      </w:r>
+      <w:proofErr w:type="spellEnd"/>
+      <w:r>
+        <w:rPr>
+          <w:rFonts w:ascii="Times New Roman" w:hAnsi="Times New Roman" w:cs="Times New Roman"/>
+        </w:rPr>
+        <w:t xml:space="preserve"> (2017)</w:t>
       </w:r>
       <w:r>
         <w:rPr>
@@ -24301,7 +25324,21 @@
         <w:rPr>
           <w:rFonts w:ascii="Times New Roman" w:eastAsia="Times New Roman" w:hAnsi="Times New Roman" w:cs="Times New Roman"/>
         </w:rPr>
-        <w:t>450 epochs because Liu and Spelke (2017) tested 6-month-olds. Following pretraining, n</w:t>
+        <w:t xml:space="preserve">450 epochs because Liu and </w:t>
+      </w:r>
+      <w:proofErr w:type="spellStart"/>
+      <w:r>
+        <w:rPr>
+          <w:rFonts w:ascii="Times New Roman" w:eastAsia="Times New Roman" w:hAnsi="Times New Roman" w:cs="Times New Roman"/>
+        </w:rPr>
+        <w:t>Spelke</w:t>
+      </w:r>
+      <w:proofErr w:type="spellEnd"/>
+      <w:r>
+        <w:rPr>
+          <w:rFonts w:ascii="Times New Roman" w:eastAsia="Times New Roman" w:hAnsi="Times New Roman" w:cs="Times New Roman"/>
+        </w:rPr>
+        <w:t xml:space="preserve"> (2017) tested 6-month-olds. Following pretraining, n</w:t>
       </w:r>
       <w:r>
         <w:rPr>
@@ -24363,11 +25400,19 @@
         </w:rPr>
         <w:t xml:space="preserve">and </w:t>
       </w:r>
-      <w:r>
-        <w:rPr>
-          <w:rFonts w:ascii="Times New Roman" w:eastAsia="Times New Roman" w:hAnsi="Times New Roman" w:cs="Times New Roman"/>
-        </w:rPr>
-        <w:t>Spelke (</w:t>
+      <w:proofErr w:type="spellStart"/>
+      <w:r>
+        <w:rPr>
+          <w:rFonts w:ascii="Times New Roman" w:eastAsia="Times New Roman" w:hAnsi="Times New Roman" w:cs="Times New Roman"/>
+        </w:rPr>
+        <w:t>Spelke</w:t>
+      </w:r>
+      <w:proofErr w:type="spellEnd"/>
+      <w:r>
+        <w:rPr>
+          <w:rFonts w:ascii="Times New Roman" w:eastAsia="Times New Roman" w:hAnsi="Times New Roman" w:cs="Times New Roman"/>
+        </w:rPr>
+        <w:t xml:space="preserve"> (</w:t>
       </w:r>
       <w:r>
         <w:rPr>
@@ -24451,7 +25496,14 @@
         <w:rPr>
           <w:rFonts w:ascii="Times New Roman" w:hAnsi="Times New Roman" w:cs="Times New Roman"/>
         </w:rPr>
-        <w:t xml:space="preserve"> OM10 could not meaningfully simulate Liu and Spelke</w:t>
+        <w:t xml:space="preserve"> OM10 could not meaningfully simulate Liu and </w:t>
+      </w:r>
+      <w:proofErr w:type="spellStart"/>
+      <w:r>
+        <w:rPr>
+          <w:rFonts w:ascii="Times New Roman" w:hAnsi="Times New Roman" w:cs="Times New Roman"/>
+        </w:rPr>
+        <w:t>Spelke</w:t>
       </w:r>
       <w:r>
         <w:rPr>
@@ -24459,6 +25511,7 @@
         </w:rPr>
         <w:t>’s</w:t>
       </w:r>
+      <w:proofErr w:type="spellEnd"/>
       <w:r>
         <w:rPr>
           <w:rFonts w:ascii="Times New Roman" w:hAnsi="Times New Roman" w:cs="Times New Roman"/>
@@ -24505,7 +25558,21 @@
         <w:rPr>
           <w:rFonts w:ascii="Times New Roman" w:hAnsi="Times New Roman" w:cs="Times New Roman"/>
         </w:rPr>
-        <w:t>not an in-principle limitation of this model</w:t>
+        <w:t>not an in-</w:t>
+      </w:r>
+      <w:proofErr w:type="gramStart"/>
+      <w:r>
+        <w:rPr>
+          <w:rFonts w:ascii="Times New Roman" w:hAnsi="Times New Roman" w:cs="Times New Roman"/>
+        </w:rPr>
+        <w:t>principle</w:t>
+      </w:r>
+      <w:proofErr w:type="gramEnd"/>
+      <w:r>
+        <w:rPr>
+          <w:rFonts w:ascii="Times New Roman" w:hAnsi="Times New Roman" w:cs="Times New Roman"/>
+        </w:rPr>
+        <w:t xml:space="preserve"> limitation of this model</w:t>
       </w:r>
       <w:r>
         <w:rPr>
@@ -24565,7 +25632,21 @@
         <w:rPr>
           <w:rFonts w:ascii="Times New Roman" w:hAnsi="Times New Roman" w:cs="Times New Roman"/>
         </w:rPr>
-        <w:t xml:space="preserve"> how it was implemented in the previous simulations and, more importantly, from Overwalle’s (2010) original conception of it. </w:t>
+        <w:t xml:space="preserve"> how it was implemented in the previous simulations and, more importantly, from </w:t>
+      </w:r>
+      <w:proofErr w:type="spellStart"/>
+      <w:r>
+        <w:rPr>
+          <w:rFonts w:ascii="Times New Roman" w:hAnsi="Times New Roman" w:cs="Times New Roman"/>
+        </w:rPr>
+        <w:t>Overwalle’s</w:t>
+      </w:r>
+      <w:proofErr w:type="spellEnd"/>
+      <w:r>
+        <w:rPr>
+          <w:rFonts w:ascii="Times New Roman" w:hAnsi="Times New Roman" w:cs="Times New Roman"/>
+        </w:rPr>
+        <w:t xml:space="preserve"> (2010) original conception of it. </w:t>
       </w:r>
       <w:r>
         <w:rPr>
@@ -24933,8 +26014,9 @@
           <w:sz w:val="24"/>
           <w:szCs w:val="24"/>
         </w:rPr>
-        <w:t xml:space="preserve">etworks’ mean </w:t>
-      </w:r>
+        <w:t xml:space="preserve">etworks’ </w:t>
+      </w:r>
+      <w:proofErr w:type="gramStart"/>
       <w:r>
         <w:rPr>
           <w:rFonts w:ascii="Times New Roman" w:hAnsi="Times New Roman" w:cs="Times New Roman"/>
@@ -24944,8 +26026,9 @@
           <w:sz w:val="24"/>
           <w:szCs w:val="24"/>
         </w:rPr>
-        <w:t xml:space="preserve">error </w:t>
-      </w:r>
+        <w:t>mean</w:t>
+      </w:r>
+      <w:proofErr w:type="gramEnd"/>
       <w:r>
         <w:rPr>
           <w:rFonts w:ascii="Times New Roman" w:hAnsi="Times New Roman" w:cs="Times New Roman"/>
@@ -24955,7 +26038,7 @@
           <w:sz w:val="24"/>
           <w:szCs w:val="24"/>
         </w:rPr>
-        <w:t xml:space="preserve">to the </w:t>
+        <w:t xml:space="preserve"> </w:t>
       </w:r>
       <w:r>
         <w:rPr>
@@ -24966,7 +26049,7 @@
           <w:sz w:val="24"/>
           <w:szCs w:val="24"/>
         </w:rPr>
-        <w:t>High</w:t>
+        <w:t xml:space="preserve">error </w:t>
       </w:r>
       <w:r>
         <w:rPr>
@@ -24977,7 +26060,7 @@
           <w:sz w:val="24"/>
           <w:szCs w:val="24"/>
         </w:rPr>
-        <w:t>, inefficient</w:t>
+        <w:t xml:space="preserve">to the </w:t>
       </w:r>
       <w:r>
         <w:rPr>
@@ -24988,7 +26071,7 @@
           <w:sz w:val="24"/>
           <w:szCs w:val="24"/>
         </w:rPr>
-        <w:t xml:space="preserve"> and Low</w:t>
+        <w:t>High</w:t>
       </w:r>
       <w:r>
         <w:rPr>
@@ -24999,7 +26082,7 @@
           <w:sz w:val="24"/>
           <w:szCs w:val="24"/>
         </w:rPr>
-        <w:t>, efficient</w:t>
+        <w:t>, inefficient</w:t>
       </w:r>
       <w:r>
         <w:rPr>
@@ -25010,7 +26093,7 @@
           <w:sz w:val="24"/>
           <w:szCs w:val="24"/>
         </w:rPr>
-        <w:t xml:space="preserve"> </w:t>
+        <w:t xml:space="preserve"> and Low</w:t>
       </w:r>
       <w:r>
         <w:rPr>
@@ -25021,7 +26104,7 @@
           <w:sz w:val="24"/>
           <w:szCs w:val="24"/>
         </w:rPr>
-        <w:t>test events</w:t>
+        <w:t>, efficient</w:t>
       </w:r>
       <w:r>
         <w:rPr>
@@ -25032,7 +26115,7 @@
           <w:sz w:val="24"/>
           <w:szCs w:val="24"/>
         </w:rPr>
-        <w:t xml:space="preserve"> across experiments overall (left) and different habituation epochs (right). </w:t>
+        <w:t xml:space="preserve"> </w:t>
       </w:r>
       <w:r>
         <w:rPr>
@@ -25043,7 +26126,53 @@
           <w:sz w:val="24"/>
           <w:szCs w:val="24"/>
         </w:rPr>
-        <w:t>These experiments correspond to those in Liu and Spelke (2017).</w:t>
+        <w:t>test events</w:t>
+      </w:r>
+      <w:r>
+        <w:rPr>
+          <w:rFonts w:ascii="Times New Roman" w:hAnsi="Times New Roman" w:cs="Times New Roman"/>
+          <w:i w:val="0"/>
+          <w:iCs w:val="0"/>
+          <w:color w:val="000000" w:themeColor="text1"/>
+          <w:sz w:val="24"/>
+          <w:szCs w:val="24"/>
+        </w:rPr>
+        <w:t xml:space="preserve"> across experiments overall (left) and different habituation epochs (right). </w:t>
+      </w:r>
+      <w:r>
+        <w:rPr>
+          <w:rFonts w:ascii="Times New Roman" w:hAnsi="Times New Roman" w:cs="Times New Roman"/>
+          <w:i w:val="0"/>
+          <w:iCs w:val="0"/>
+          <w:color w:val="000000" w:themeColor="text1"/>
+          <w:sz w:val="24"/>
+          <w:szCs w:val="24"/>
+        </w:rPr>
+        <w:t xml:space="preserve">These experiments correspond to those in Liu and </w:t>
+      </w:r>
+      <w:proofErr w:type="spellStart"/>
+      <w:r>
+        <w:rPr>
+          <w:rFonts w:ascii="Times New Roman" w:hAnsi="Times New Roman" w:cs="Times New Roman"/>
+          <w:i w:val="0"/>
+          <w:iCs w:val="0"/>
+          <w:color w:val="000000" w:themeColor="text1"/>
+          <w:sz w:val="24"/>
+          <w:szCs w:val="24"/>
+        </w:rPr>
+        <w:t>Spelke</w:t>
+      </w:r>
+      <w:proofErr w:type="spellEnd"/>
+      <w:r>
+        <w:rPr>
+          <w:rFonts w:ascii="Times New Roman" w:hAnsi="Times New Roman" w:cs="Times New Roman"/>
+          <w:i w:val="0"/>
+          <w:iCs w:val="0"/>
+          <w:color w:val="000000" w:themeColor="text1"/>
+          <w:sz w:val="24"/>
+          <w:szCs w:val="24"/>
+        </w:rPr>
+        <w:t xml:space="preserve"> (2017).</w:t>
       </w:r>
     </w:p>
     <w:p>
@@ -25122,7 +26251,21 @@
         <w:rPr>
           <w:rFonts w:ascii="Times New Roman" w:hAnsi="Times New Roman" w:cs="Times New Roman"/>
         </w:rPr>
-        <w:t>in Liu and Spelke (2017)—</w:t>
+        <w:t xml:space="preserve">in Liu and </w:t>
+      </w:r>
+      <w:proofErr w:type="spellStart"/>
+      <w:r>
+        <w:rPr>
+          <w:rFonts w:ascii="Times New Roman" w:hAnsi="Times New Roman" w:cs="Times New Roman"/>
+        </w:rPr>
+        <w:t>Spelke</w:t>
+      </w:r>
+      <w:proofErr w:type="spellEnd"/>
+      <w:r>
+        <w:rPr>
+          <w:rFonts w:ascii="Times New Roman" w:hAnsi="Times New Roman" w:cs="Times New Roman"/>
+        </w:rPr>
+        <w:t xml:space="preserve"> (2017)—</w:t>
       </w:r>
       <w:r>
         <w:rPr>
@@ -25848,7 +26991,21 @@
         <w:rPr>
           <w:rFonts w:ascii="Times New Roman" w:hAnsi="Times New Roman" w:cs="Times New Roman"/>
         </w:rPr>
-        <w:t xml:space="preserve">Liu and Spelke’s (2017) </w:t>
+        <w:t xml:space="preserve">Liu and </w:t>
+      </w:r>
+      <w:proofErr w:type="spellStart"/>
+      <w:r>
+        <w:rPr>
+          <w:rFonts w:ascii="Times New Roman" w:hAnsi="Times New Roman" w:cs="Times New Roman"/>
+        </w:rPr>
+        <w:t>Spelke’s</w:t>
+      </w:r>
+      <w:proofErr w:type="spellEnd"/>
+      <w:r>
+        <w:rPr>
+          <w:rFonts w:ascii="Times New Roman" w:hAnsi="Times New Roman" w:cs="Times New Roman"/>
+        </w:rPr>
+        <w:t xml:space="preserve"> (2017) </w:t>
       </w:r>
       <w:r>
         <w:rPr>
@@ -26140,6 +27297,7 @@
         </w:rPr>
         <w:t xml:space="preserve">overall </w:t>
       </w:r>
+      <w:proofErr w:type="gramStart"/>
       <w:r>
         <w:rPr>
           <w:rFonts w:ascii="Times New Roman" w:hAnsi="Times New Roman" w:cs="Times New Roman"/>
@@ -26149,7 +27307,19 @@
           <w:sz w:val="24"/>
           <w:szCs w:val="24"/>
         </w:rPr>
-        <w:t xml:space="preserve">mean </w:t>
+        <w:t>mean</w:t>
+      </w:r>
+      <w:proofErr w:type="gramEnd"/>
+      <w:r>
+        <w:rPr>
+          <w:rFonts w:ascii="Times New Roman" w:hAnsi="Times New Roman" w:cs="Times New Roman"/>
+          <w:i w:val="0"/>
+          <w:iCs w:val="0"/>
+          <w:color w:val="000000" w:themeColor="text1"/>
+          <w:sz w:val="24"/>
+          <w:szCs w:val="24"/>
+        </w:rPr>
+        <w:t xml:space="preserve"> </w:t>
       </w:r>
       <w:r>
         <w:rPr>
@@ -26353,7 +27523,21 @@
         <w:rPr>
           <w:rFonts w:ascii="Times New Roman" w:hAnsi="Times New Roman" w:cs="Times New Roman"/>
         </w:rPr>
-        <w:t xml:space="preserve"> However, in the Control condition, networks looked about equally long at both test events. This latter finding conflicts with ALIAS’s and infants’ tendency to look numerically longer at the Low, efficient than at the High, inefficient test event. ALIAS-2’s performance </w:t>
+        <w:t xml:space="preserve"> However, in the Control condition, networks looked about equally long at both test events. This latter </w:t>
+      </w:r>
+      <w:proofErr w:type="gramStart"/>
+      <w:r>
+        <w:rPr>
+          <w:rFonts w:ascii="Times New Roman" w:hAnsi="Times New Roman" w:cs="Times New Roman"/>
+        </w:rPr>
+        <w:t>finding</w:t>
+      </w:r>
+      <w:proofErr w:type="gramEnd"/>
+      <w:r>
+        <w:rPr>
+          <w:rFonts w:ascii="Times New Roman" w:hAnsi="Times New Roman" w:cs="Times New Roman"/>
+        </w:rPr>
+        <w:t xml:space="preserve"> conflicts with ALIAS’s and infants’ tendency to look numerically longer at the Low, efficient than at the High, inefficient test event. ALIAS-2’s performance </w:t>
       </w:r>
       <w:r>
         <w:rPr>
@@ -26377,7 +27561,21 @@
         <w:rPr>
           <w:rFonts w:ascii="Times New Roman" w:hAnsi="Times New Roman" w:cs="Times New Roman"/>
         </w:rPr>
-        <w:t>account for infants’ looking responses across Liu and Spelke (2017)</w:t>
+        <w:t xml:space="preserve">account for infants’ looking responses across Liu and </w:t>
+      </w:r>
+      <w:proofErr w:type="spellStart"/>
+      <w:r>
+        <w:rPr>
+          <w:rFonts w:ascii="Times New Roman" w:hAnsi="Times New Roman" w:cs="Times New Roman"/>
+        </w:rPr>
+        <w:t>Spelke</w:t>
+      </w:r>
+      <w:proofErr w:type="spellEnd"/>
+      <w:r>
+        <w:rPr>
+          <w:rFonts w:ascii="Times New Roman" w:hAnsi="Times New Roman" w:cs="Times New Roman"/>
+        </w:rPr>
+        <w:t xml:space="preserve"> (2017)</w:t>
       </w:r>
       <w:r>
         <w:rPr>
@@ -26697,7 +27895,21 @@
         <w:rPr>
           <w:rFonts w:ascii="Times New Roman" w:hAnsi="Times New Roman" w:cs="Times New Roman"/>
         </w:rPr>
-        <w:t>to reproduce infants’ looking responses across the experiments in Liu and Spelke (201</w:t>
+        <w:t xml:space="preserve">to reproduce infants’ looking responses across the experiments in Liu and </w:t>
+      </w:r>
+      <w:proofErr w:type="spellStart"/>
+      <w:r>
+        <w:rPr>
+          <w:rFonts w:ascii="Times New Roman" w:hAnsi="Times New Roman" w:cs="Times New Roman"/>
+        </w:rPr>
+        <w:t>Spelke</w:t>
+      </w:r>
+      <w:proofErr w:type="spellEnd"/>
+      <w:r>
+        <w:rPr>
+          <w:rFonts w:ascii="Times New Roman" w:hAnsi="Times New Roman" w:cs="Times New Roman"/>
+        </w:rPr>
+        <w:t xml:space="preserve"> (201</w:t>
       </w:r>
       <w:r>
         <w:rPr>
@@ -26775,7 +27987,21 @@
         <w:rPr>
           <w:rFonts w:ascii="Times New Roman" w:hAnsi="Times New Roman" w:cs="Times New Roman"/>
         </w:rPr>
-        <w:t>Liu and Spelke’s (2017)</w:t>
+        <w:t xml:space="preserve">Liu and </w:t>
+      </w:r>
+      <w:proofErr w:type="spellStart"/>
+      <w:r>
+        <w:rPr>
+          <w:rFonts w:ascii="Times New Roman" w:hAnsi="Times New Roman" w:cs="Times New Roman"/>
+        </w:rPr>
+        <w:t>Spelke’s</w:t>
+      </w:r>
+      <w:proofErr w:type="spellEnd"/>
+      <w:r>
+        <w:rPr>
+          <w:rFonts w:ascii="Times New Roman" w:hAnsi="Times New Roman" w:cs="Times New Roman"/>
+        </w:rPr>
+        <w:t xml:space="preserve"> (2017)</w:t>
       </w:r>
       <w:r>
         <w:rPr>
@@ -28228,7 +29454,27 @@
           <w:sz w:val="24"/>
           <w:szCs w:val="24"/>
         </w:rPr>
-        <w:t xml:space="preserve"> in the Effective Action condition</w:t>
+        <w:t xml:space="preserve"> in </w:t>
+      </w:r>
+      <w:proofErr w:type="gramStart"/>
+      <w:r>
+        <w:rPr>
+          <w:rFonts w:ascii="Times New Roman" w:hAnsi="Times New Roman" w:cs="Times New Roman"/>
+          <w:color w:val="000000" w:themeColor="text1"/>
+          <w:sz w:val="24"/>
+          <w:szCs w:val="24"/>
+        </w:rPr>
+        <w:t>the Effective</w:t>
+      </w:r>
+      <w:proofErr w:type="gramEnd"/>
+      <w:r>
+        <w:rPr>
+          <w:rFonts w:ascii="Times New Roman" w:hAnsi="Times New Roman" w:cs="Times New Roman"/>
+          <w:color w:val="000000" w:themeColor="text1"/>
+          <w:sz w:val="24"/>
+          <w:szCs w:val="24"/>
+        </w:rPr>
+        <w:t xml:space="preserve"> Action condition</w:t>
       </w:r>
       <w:r>
         <w:rPr>
@@ -28250,7 +29496,31 @@
           <w:sz w:val="24"/>
           <w:szCs w:val="24"/>
         </w:rPr>
-        <w:t xml:space="preserve">etworks’ mean </w:t>
+        <w:t xml:space="preserve">etworks’ </w:t>
+      </w:r>
+      <w:proofErr w:type="gramStart"/>
+      <w:r>
+        <w:rPr>
+          <w:rFonts w:ascii="Times New Roman" w:hAnsi="Times New Roman" w:cs="Times New Roman"/>
+          <w:i w:val="0"/>
+          <w:iCs w:val="0"/>
+          <w:color w:val="000000" w:themeColor="text1"/>
+          <w:sz w:val="24"/>
+          <w:szCs w:val="24"/>
+        </w:rPr>
+        <w:t>mean</w:t>
+      </w:r>
+      <w:proofErr w:type="gramEnd"/>
+      <w:r>
+        <w:rPr>
+          <w:rFonts w:ascii="Times New Roman" w:hAnsi="Times New Roman" w:cs="Times New Roman"/>
+          <w:i w:val="0"/>
+          <w:iCs w:val="0"/>
+          <w:color w:val="000000" w:themeColor="text1"/>
+          <w:sz w:val="24"/>
+          <w:szCs w:val="24"/>
+        </w:rPr>
+        <w:t xml:space="preserve"> </w:t>
       </w:r>
       <w:r>
         <w:rPr>
@@ -28469,8 +29739,30 @@
         <w:rPr>
           <w:rFonts w:ascii="Times New Roman" w:eastAsia="Times New Roman" w:hAnsi="Times New Roman" w:cs="Times New Roman"/>
         </w:rPr>
-        <w:t xml:space="preserve"> in the Effective Action condition</w:t>
-      </w:r>
+        <w:t xml:space="preserve"> in </w:t>
+      </w:r>
+      <w:proofErr w:type="gramStart"/>
+      <w:r>
+        <w:rPr>
+          <w:rFonts w:ascii="Times New Roman" w:eastAsia="Times New Roman" w:hAnsi="Times New Roman" w:cs="Times New Roman"/>
+        </w:rPr>
+        <w:t>the Effective</w:t>
+      </w:r>
+      <w:proofErr w:type="gramEnd"/>
+      <w:r>
+        <w:rPr>
+          <w:rFonts w:ascii="Times New Roman" w:eastAsia="Times New Roman" w:hAnsi="Times New Roman" w:cs="Times New Roman"/>
+        </w:rPr>
+        <w:t xml:space="preserve"> Action </w:t>
+      </w:r>
+      <w:proofErr w:type="gramStart"/>
+      <w:r>
+        <w:rPr>
+          <w:rFonts w:ascii="Times New Roman" w:eastAsia="Times New Roman" w:hAnsi="Times New Roman" w:cs="Times New Roman"/>
+        </w:rPr>
+        <w:t>condition</w:t>
+      </w:r>
+      <w:proofErr w:type="gramEnd"/>
       <w:r>
         <w:rPr>
           <w:rFonts w:ascii="Times New Roman" w:eastAsia="Times New Roman" w:hAnsi="Times New Roman" w:cs="Times New Roman"/>
@@ -28918,7 +30210,27 @@
           <w:sz w:val="24"/>
           <w:szCs w:val="24"/>
         </w:rPr>
-        <w:t xml:space="preserve"> in the No Training condition</w:t>
+        <w:t xml:space="preserve"> in </w:t>
+      </w:r>
+      <w:proofErr w:type="gramStart"/>
+      <w:r>
+        <w:rPr>
+          <w:rFonts w:ascii="Times New Roman" w:hAnsi="Times New Roman" w:cs="Times New Roman"/>
+          <w:color w:val="000000" w:themeColor="text1"/>
+          <w:sz w:val="24"/>
+          <w:szCs w:val="24"/>
+        </w:rPr>
+        <w:t>the No</w:t>
+      </w:r>
+      <w:proofErr w:type="gramEnd"/>
+      <w:r>
+        <w:rPr>
+          <w:rFonts w:ascii="Times New Roman" w:hAnsi="Times New Roman" w:cs="Times New Roman"/>
+          <w:color w:val="000000" w:themeColor="text1"/>
+          <w:sz w:val="24"/>
+          <w:szCs w:val="24"/>
+        </w:rPr>
+        <w:t xml:space="preserve"> Training condition</w:t>
       </w:r>
       <w:r>
         <w:rPr>
@@ -29497,7 +30809,27 @@
           <w:sz w:val="24"/>
           <w:szCs w:val="24"/>
         </w:rPr>
-        <w:t xml:space="preserve"> in the Ineffective </w:t>
+        <w:t xml:space="preserve"> in </w:t>
+      </w:r>
+      <w:proofErr w:type="gramStart"/>
+      <w:r>
+        <w:rPr>
+          <w:rFonts w:ascii="Times New Roman" w:hAnsi="Times New Roman" w:cs="Times New Roman"/>
+          <w:color w:val="000000" w:themeColor="text1"/>
+          <w:sz w:val="24"/>
+          <w:szCs w:val="24"/>
+        </w:rPr>
+        <w:t>the Ineffective</w:t>
+      </w:r>
+      <w:proofErr w:type="gramEnd"/>
+      <w:r>
+        <w:rPr>
+          <w:rFonts w:ascii="Times New Roman" w:hAnsi="Times New Roman" w:cs="Times New Roman"/>
+          <w:color w:val="000000" w:themeColor="text1"/>
+          <w:sz w:val="24"/>
+          <w:szCs w:val="24"/>
+        </w:rPr>
+        <w:t xml:space="preserve"> </w:t>
       </w:r>
       <w:r>
         <w:rPr>
@@ -30075,7 +31407,21 @@
         <w:rPr>
           <w:rFonts w:ascii="Times New Roman" w:eastAsia="Times New Roman" w:hAnsi="Times New Roman" w:cs="Times New Roman"/>
         </w:rPr>
-        <w:t>present account makes is that the attentional boost that infants experience in the Effective Action condition is fleeting.</w:t>
+        <w:t xml:space="preserve">present account makes is that the </w:t>
+      </w:r>
+      <w:proofErr w:type="gramStart"/>
+      <w:r>
+        <w:rPr>
+          <w:rFonts w:ascii="Times New Roman" w:eastAsia="Times New Roman" w:hAnsi="Times New Roman" w:cs="Times New Roman"/>
+        </w:rPr>
+        <w:t>attentional</w:t>
+      </w:r>
+      <w:proofErr w:type="gramEnd"/>
+      <w:r>
+        <w:rPr>
+          <w:rFonts w:ascii="Times New Roman" w:eastAsia="Times New Roman" w:hAnsi="Times New Roman" w:cs="Times New Roman"/>
+        </w:rPr>
+        <w:t xml:space="preserve"> boost that infants experience in the Effective Action condition is fleeting.</w:t>
       </w:r>
       <w:r>
         <w:rPr>
@@ -30368,7 +31714,21 @@
         <w:rPr>
           <w:rFonts w:ascii="Times New Roman" w:eastAsia="Times New Roman" w:hAnsi="Times New Roman" w:cs="Times New Roman"/>
         </w:rPr>
-        <w:t xml:space="preserve">Note that such straight motion would have been treated as familiar if networks had formed a robust representation of it (as well as of over-an-obstacle curved motion) during pretraining; the extremely brief nature of this phase precluded that. </w:t>
+        <w:t>Note that such straight motion would have been treated as familiar if networks had formed a robust representation of it (as well as of over-</w:t>
+      </w:r>
+      <w:proofErr w:type="spellStart"/>
+      <w:r>
+        <w:rPr>
+          <w:rFonts w:ascii="Times New Roman" w:eastAsia="Times New Roman" w:hAnsi="Times New Roman" w:cs="Times New Roman"/>
+        </w:rPr>
+        <w:t>an</w:t>
+      </w:r>
+      <w:proofErr w:type="spellEnd"/>
+      <w:r>
+        <w:rPr>
+          <w:rFonts w:ascii="Times New Roman" w:eastAsia="Times New Roman" w:hAnsi="Times New Roman" w:cs="Times New Roman"/>
+        </w:rPr>
+        <w:t xml:space="preserve">-obstacle curved motion) during pretraining; the extremely brief nature of this phase precluded that. </w:t>
       </w:r>
       <w:r>
         <w:rPr>
@@ -30531,7 +31891,7 @@
                 <w:noProof/>
               </w:rPr>
               <w:drawing>
-                <wp:inline distT="0" distB="0" distL="0" distR="0" wp14:anchorId="547B0CED" wp14:editId="7F92AFB3">
+                <wp:inline distT="0" distB="0" distL="0" distR="0" wp14:anchorId="547B0CED" wp14:editId="2B03264B">
                   <wp:extent cx="3662363" cy="2929890"/>
                   <wp:effectExtent l="0" t="0" r="0" b="3810"/>
                   <wp:docPr id="544904021" name="Picture 7"/>
@@ -31026,7 +32386,31 @@
           <w:sz w:val="24"/>
           <w:szCs w:val="24"/>
         </w:rPr>
-        <w:t xml:space="preserve">Plotted in the middle row is the overall mean error to the two test events for networks assigned to the Ineffective Action condition. Plotted in the bottom row is the overall mean error to the two test events for networks assigned to the No Training </w:t>
+        <w:t xml:space="preserve">Plotted in the middle row is the overall </w:t>
+      </w:r>
+      <w:proofErr w:type="gramStart"/>
+      <w:r>
+        <w:rPr>
+          <w:rFonts w:ascii="Times New Roman" w:hAnsi="Times New Roman" w:cs="Times New Roman"/>
+          <w:i w:val="0"/>
+          <w:iCs w:val="0"/>
+          <w:color w:val="000000" w:themeColor="text1"/>
+          <w:sz w:val="24"/>
+          <w:szCs w:val="24"/>
+        </w:rPr>
+        <w:t>mean</w:t>
+      </w:r>
+      <w:proofErr w:type="gramEnd"/>
+      <w:r>
+        <w:rPr>
+          <w:rFonts w:ascii="Times New Roman" w:hAnsi="Times New Roman" w:cs="Times New Roman"/>
+          <w:i w:val="0"/>
+          <w:iCs w:val="0"/>
+          <w:color w:val="000000" w:themeColor="text1"/>
+          <w:sz w:val="24"/>
+          <w:szCs w:val="24"/>
+        </w:rPr>
+        <w:t xml:space="preserve"> error to the two test events for networks assigned to the Ineffective Action condition. Plotted in the bottom row is the overall mean error to the two test events for networks assigned to the No Training </w:t>
       </w:r>
       <w:r>
         <w:rPr>
@@ -31205,7 +32589,21 @@
         <w:rPr>
           <w:rFonts w:ascii="Times New Roman" w:eastAsia="Times New Roman" w:hAnsi="Times New Roman" w:cs="Times New Roman"/>
         </w:rPr>
-        <w:t>produced about equivalent error to both test events.</w:t>
+        <w:t xml:space="preserve">produced about equivalent </w:t>
+      </w:r>
+      <w:proofErr w:type="gramStart"/>
+      <w:r>
+        <w:rPr>
+          <w:rFonts w:ascii="Times New Roman" w:eastAsia="Times New Roman" w:hAnsi="Times New Roman" w:cs="Times New Roman"/>
+        </w:rPr>
+        <w:t>error</w:t>
+      </w:r>
+      <w:proofErr w:type="gramEnd"/>
+      <w:r>
+        <w:rPr>
+          <w:rFonts w:ascii="Times New Roman" w:eastAsia="Times New Roman" w:hAnsi="Times New Roman" w:cs="Times New Roman"/>
+        </w:rPr>
+        <w:t xml:space="preserve"> to both test events.</w:t>
       </w:r>
       <w:r>
         <w:rPr>
@@ -31253,8 +32651,16 @@
         <w:rPr>
           <w:rFonts w:ascii="Times New Roman" w:eastAsia="Times New Roman" w:hAnsi="Times New Roman" w:cs="Times New Roman"/>
         </w:rPr>
-        <w:t xml:space="preserve"> finding</w:t>
-      </w:r>
+        <w:t xml:space="preserve"> </w:t>
+      </w:r>
+      <w:proofErr w:type="gramStart"/>
+      <w:r>
+        <w:rPr>
+          <w:rFonts w:ascii="Times New Roman" w:eastAsia="Times New Roman" w:hAnsi="Times New Roman" w:cs="Times New Roman"/>
+        </w:rPr>
+        <w:t>finding</w:t>
+      </w:r>
+      <w:proofErr w:type="gramEnd"/>
       <w:r>
         <w:rPr>
           <w:rFonts w:ascii="Times New Roman" w:eastAsia="Times New Roman" w:hAnsi="Times New Roman" w:cs="Times New Roman"/>
@@ -31493,11 +32899,19 @@
         </w:rPr>
         <w:t xml:space="preserve">by </w:t>
       </w:r>
-      <w:r>
-        <w:rPr>
-          <w:rFonts w:ascii="Times New Roman" w:eastAsia="Times New Roman" w:hAnsi="Times New Roman" w:cs="Times New Roman"/>
-        </w:rPr>
-        <w:t>Overwalle (2010)</w:t>
+      <w:proofErr w:type="spellStart"/>
+      <w:r>
+        <w:rPr>
+          <w:rFonts w:ascii="Times New Roman" w:eastAsia="Times New Roman" w:hAnsi="Times New Roman" w:cs="Times New Roman"/>
+        </w:rPr>
+        <w:t>Overwalle</w:t>
+      </w:r>
+      <w:proofErr w:type="spellEnd"/>
+      <w:r>
+        <w:rPr>
+          <w:rFonts w:ascii="Times New Roman" w:eastAsia="Times New Roman" w:hAnsi="Times New Roman" w:cs="Times New Roman"/>
+        </w:rPr>
+        <w:t xml:space="preserve"> (2010)</w:t>
       </w:r>
       <w:r>
         <w:rPr>
@@ -31990,7 +33404,31 @@
           <w:sz w:val="24"/>
           <w:szCs w:val="24"/>
         </w:rPr>
-        <w:t xml:space="preserve"> (Left) Overall error produced to the Efficient and Inefficient test events for networks in the Experimental condition. (Right) Overall error produced to the Efficient and Inefficient test events for networks in the Control condition. </w:t>
+        <w:t xml:space="preserve"> (Left) Overall error produced to the Efficient and Inefficient test events for networks in </w:t>
+      </w:r>
+      <w:proofErr w:type="gramStart"/>
+      <w:r>
+        <w:rPr>
+          <w:rFonts w:ascii="Times New Roman" w:hAnsi="Times New Roman" w:cs="Times New Roman"/>
+          <w:i w:val="0"/>
+          <w:iCs w:val="0"/>
+          <w:color w:val="000000" w:themeColor="text1"/>
+          <w:sz w:val="24"/>
+          <w:szCs w:val="24"/>
+        </w:rPr>
+        <w:t>the Experimental</w:t>
+      </w:r>
+      <w:proofErr w:type="gramEnd"/>
+      <w:r>
+        <w:rPr>
+          <w:rFonts w:ascii="Times New Roman" w:hAnsi="Times New Roman" w:cs="Times New Roman"/>
+          <w:i w:val="0"/>
+          <w:iCs w:val="0"/>
+          <w:color w:val="000000" w:themeColor="text1"/>
+          <w:sz w:val="24"/>
+          <w:szCs w:val="24"/>
+        </w:rPr>
+        <w:t xml:space="preserve"> condition. (Right) Overall error produced to the Efficient and Inefficient test events for networks in the Control condition. </w:t>
       </w:r>
       <w:r>
         <w:rPr>
@@ -32097,7 +33535,21 @@
         <w:rPr>
           <w:rFonts w:ascii="Times New Roman" w:eastAsia="Times New Roman" w:hAnsi="Times New Roman" w:cs="Times New Roman"/>
         </w:rPr>
-        <w:t xml:space="preserve">a canonical constrained </w:t>
+        <w:t xml:space="preserve">a </w:t>
+      </w:r>
+      <w:proofErr w:type="gramStart"/>
+      <w:r>
+        <w:rPr>
+          <w:rFonts w:ascii="Times New Roman" w:eastAsia="Times New Roman" w:hAnsi="Times New Roman" w:cs="Times New Roman"/>
+        </w:rPr>
+        <w:t>canonical</w:t>
+      </w:r>
+      <w:proofErr w:type="gramEnd"/>
+      <w:r>
+        <w:rPr>
+          <w:rFonts w:ascii="Times New Roman" w:eastAsia="Times New Roman" w:hAnsi="Times New Roman" w:cs="Times New Roman"/>
+        </w:rPr>
+        <w:t xml:space="preserve"> constrained </w:t>
       </w:r>
       <w:r>
         <w:rPr>
@@ -32121,8 +33573,16 @@
         <w:rPr>
           <w:rFonts w:ascii="Times New Roman" w:eastAsia="Times New Roman" w:hAnsi="Times New Roman" w:cs="Times New Roman"/>
         </w:rPr>
-        <w:t>it were</w:t>
-      </w:r>
+        <w:t xml:space="preserve">it </w:t>
+      </w:r>
+      <w:proofErr w:type="gramStart"/>
+      <w:r>
+        <w:rPr>
+          <w:rFonts w:ascii="Times New Roman" w:eastAsia="Times New Roman" w:hAnsi="Times New Roman" w:cs="Times New Roman"/>
+        </w:rPr>
+        <w:t>were</w:t>
+      </w:r>
+      <w:proofErr w:type="gramEnd"/>
       <w:r>
         <w:rPr>
           <w:rFonts w:ascii="Times New Roman" w:eastAsia="Times New Roman" w:hAnsi="Times New Roman" w:cs="Times New Roman"/>
@@ -32506,7 +33966,21 @@
         <w:rPr>
           <w:rFonts w:ascii="Times New Roman" w:eastAsia="Times New Roman" w:hAnsi="Times New Roman" w:cs="Times New Roman"/>
         </w:rPr>
-        <w:t>networks in the Experimental condition produced greater error</w:t>
+        <w:t xml:space="preserve">networks in </w:t>
+      </w:r>
+      <w:proofErr w:type="gramStart"/>
+      <w:r>
+        <w:rPr>
+          <w:rFonts w:ascii="Times New Roman" w:eastAsia="Times New Roman" w:hAnsi="Times New Roman" w:cs="Times New Roman"/>
+        </w:rPr>
+        <w:t>the Experimental</w:t>
+      </w:r>
+      <w:proofErr w:type="gramEnd"/>
+      <w:r>
+        <w:rPr>
+          <w:rFonts w:ascii="Times New Roman" w:eastAsia="Times New Roman" w:hAnsi="Times New Roman" w:cs="Times New Roman"/>
+        </w:rPr>
+        <w:t xml:space="preserve"> condition produced greater error</w:t>
       </w:r>
       <w:r>
         <w:rPr>
@@ -32536,7 +34010,21 @@
         <w:rPr>
           <w:rFonts w:ascii="Times New Roman" w:eastAsia="Times New Roman" w:hAnsi="Times New Roman" w:cs="Times New Roman"/>
         </w:rPr>
-        <w:t>produced equivalent error to both test events</w:t>
+        <w:t xml:space="preserve">produced equivalent </w:t>
+      </w:r>
+      <w:proofErr w:type="gramStart"/>
+      <w:r>
+        <w:rPr>
+          <w:rFonts w:ascii="Times New Roman" w:eastAsia="Times New Roman" w:hAnsi="Times New Roman" w:cs="Times New Roman"/>
+        </w:rPr>
+        <w:t>error</w:t>
+      </w:r>
+      <w:proofErr w:type="gramEnd"/>
+      <w:r>
+        <w:rPr>
+          <w:rFonts w:ascii="Times New Roman" w:eastAsia="Times New Roman" w:hAnsi="Times New Roman" w:cs="Times New Roman"/>
+        </w:rPr>
+        <w:t xml:space="preserve"> to both test events</w:t>
       </w:r>
       <w:r>
         <w:rPr>
@@ -33174,7 +34662,21 @@
         <w:rPr>
           <w:rFonts w:ascii="Times New Roman" w:eastAsia="Times New Roman" w:hAnsi="Times New Roman" w:cs="Times New Roman"/>
         </w:rPr>
-        <w:t xml:space="preserve"> Liu and Spelke’s (2017)</w:t>
+        <w:t xml:space="preserve"> Liu and </w:t>
+      </w:r>
+      <w:proofErr w:type="spellStart"/>
+      <w:r>
+        <w:rPr>
+          <w:rFonts w:ascii="Times New Roman" w:eastAsia="Times New Roman" w:hAnsi="Times New Roman" w:cs="Times New Roman"/>
+        </w:rPr>
+        <w:t>Spelke’s</w:t>
+      </w:r>
+      <w:proofErr w:type="spellEnd"/>
+      <w:r>
+        <w:rPr>
+          <w:rFonts w:ascii="Times New Roman" w:eastAsia="Times New Roman" w:hAnsi="Times New Roman" w:cs="Times New Roman"/>
+        </w:rPr>
+        <w:t xml:space="preserve"> (2017)</w:t>
       </w:r>
       <w:r>
         <w:rPr>
@@ -33423,7 +34925,14 @@
         <w:rPr>
           <w:rFonts w:ascii="Times New Roman" w:eastAsia="Times New Roman" w:hAnsi="Times New Roman" w:cs="Times New Roman"/>
         </w:rPr>
-        <w:t xml:space="preserve"> for this simulation</w:t>
+        <w:t xml:space="preserve"> for this </w:t>
+      </w:r>
+      <w:proofErr w:type="gramStart"/>
+      <w:r>
+        <w:rPr>
+          <w:rFonts w:ascii="Times New Roman" w:eastAsia="Times New Roman" w:hAnsi="Times New Roman" w:cs="Times New Roman"/>
+        </w:rPr>
+        <w:t>simulation</w:t>
       </w:r>
       <w:r>
         <w:rPr>
@@ -33431,6 +34940,7 @@
         </w:rPr>
         <w:t>—</w:t>
       </w:r>
+      <w:proofErr w:type="gramEnd"/>
       <w:r>
         <w:rPr>
           <w:rFonts w:ascii="Times New Roman" w:eastAsia="Times New Roman" w:hAnsi="Times New Roman" w:cs="Times New Roman"/>
@@ -34314,11 +35824,33 @@
         </w:rPr>
         <w:t>(</w:t>
       </w:r>
-      <w:r>
-        <w:rPr>
-          <w:rFonts w:ascii="Times New Roman" w:eastAsia="Times New Roman" w:hAnsi="Times New Roman" w:cs="Times New Roman"/>
-        </w:rPr>
-        <w:t xml:space="preserve">Csibra &amp; Gergely, 1998; Gergely &amp; Csibra, 2003; </w:t>
+      <w:proofErr w:type="spellStart"/>
+      <w:r>
+        <w:rPr>
+          <w:rFonts w:ascii="Times New Roman" w:eastAsia="Times New Roman" w:hAnsi="Times New Roman" w:cs="Times New Roman"/>
+        </w:rPr>
+        <w:t>Csibra</w:t>
+      </w:r>
+      <w:proofErr w:type="spellEnd"/>
+      <w:r>
+        <w:rPr>
+          <w:rFonts w:ascii="Times New Roman" w:eastAsia="Times New Roman" w:hAnsi="Times New Roman" w:cs="Times New Roman"/>
+        </w:rPr>
+        <w:t xml:space="preserve"> &amp; Gergely, 1998; Gergely &amp; </w:t>
+      </w:r>
+      <w:proofErr w:type="spellStart"/>
+      <w:r>
+        <w:rPr>
+          <w:rFonts w:ascii="Times New Roman" w:eastAsia="Times New Roman" w:hAnsi="Times New Roman" w:cs="Times New Roman"/>
+        </w:rPr>
+        <w:t>Csibra</w:t>
+      </w:r>
+      <w:proofErr w:type="spellEnd"/>
+      <w:r>
+        <w:rPr>
+          <w:rFonts w:ascii="Times New Roman" w:eastAsia="Times New Roman" w:hAnsi="Times New Roman" w:cs="Times New Roman"/>
+        </w:rPr>
+        <w:t xml:space="preserve">, 2003; </w:t>
       </w:r>
       <w:r>
         <w:rPr>
@@ -34408,7 +35940,21 @@
         <w:rPr>
           <w:rFonts w:ascii="Times New Roman" w:eastAsia="Times New Roman" w:hAnsi="Times New Roman" w:cs="Times New Roman"/>
         </w:rPr>
-        <w:t xml:space="preserve">—of which studies assessing infants’ action efficiency understanding are specific </w:t>
+        <w:t>—of which studies assessing infants</w:t>
+      </w:r>
+      <w:proofErr w:type="gramStart"/>
+      <w:r>
+        <w:rPr>
+          <w:rFonts w:ascii="Times New Roman" w:eastAsia="Times New Roman" w:hAnsi="Times New Roman" w:cs="Times New Roman"/>
+        </w:rPr>
+        <w:t>’ action</w:t>
+      </w:r>
+      <w:proofErr w:type="gramEnd"/>
+      <w:r>
+        <w:rPr>
+          <w:rFonts w:ascii="Times New Roman" w:eastAsia="Times New Roman" w:hAnsi="Times New Roman" w:cs="Times New Roman"/>
+        </w:rPr>
+        <w:t xml:space="preserve"> efficiency understanding are specific </w:t>
       </w:r>
       <w:r>
         <w:rPr>
@@ -34843,13 +36389,41 @@
         <w:rPr>
           <w:rFonts w:ascii="Times New Roman" w:eastAsia="Times New Roman" w:hAnsi="Times New Roman" w:cs="Times New Roman"/>
         </w:rPr>
-        <w:t xml:space="preserve">Table 1—which </w:t>
-      </w:r>
-      <w:r>
-        <w:rPr>
-          <w:rFonts w:ascii="Times New Roman" w:eastAsia="Times New Roman" w:hAnsi="Times New Roman" w:cs="Times New Roman"/>
-        </w:rPr>
-        <w:t xml:space="preserve">shows the qualitative fits of </w:t>
+        <w:t xml:space="preserve">Table </w:t>
+      </w:r>
+      <w:proofErr w:type="gramStart"/>
+      <w:r>
+        <w:rPr>
+          <w:rFonts w:ascii="Times New Roman" w:eastAsia="Times New Roman" w:hAnsi="Times New Roman" w:cs="Times New Roman"/>
+        </w:rPr>
+        <w:t>1—</w:t>
+      </w:r>
+      <w:proofErr w:type="gramEnd"/>
+      <w:r>
+        <w:rPr>
+          <w:rFonts w:ascii="Times New Roman" w:eastAsia="Times New Roman" w:hAnsi="Times New Roman" w:cs="Times New Roman"/>
+        </w:rPr>
+        <w:t xml:space="preserve">which </w:t>
+      </w:r>
+      <w:r>
+        <w:rPr>
+          <w:rFonts w:ascii="Times New Roman" w:eastAsia="Times New Roman" w:hAnsi="Times New Roman" w:cs="Times New Roman"/>
+        </w:rPr>
+        <w:t xml:space="preserve">shows the </w:t>
+      </w:r>
+      <w:proofErr w:type="gramStart"/>
+      <w:r>
+        <w:rPr>
+          <w:rFonts w:ascii="Times New Roman" w:eastAsia="Times New Roman" w:hAnsi="Times New Roman" w:cs="Times New Roman"/>
+        </w:rPr>
+        <w:t>qualitative fits</w:t>
+      </w:r>
+      <w:proofErr w:type="gramEnd"/>
+      <w:r>
+        <w:rPr>
+          <w:rFonts w:ascii="Times New Roman" w:eastAsia="Times New Roman" w:hAnsi="Times New Roman" w:cs="Times New Roman"/>
+        </w:rPr>
+        <w:t xml:space="preserve"> of </w:t>
       </w:r>
       <w:r>
         <w:rPr>
@@ -34867,13 +36441,27 @@
         <w:rPr>
           <w:rFonts w:ascii="Times New Roman" w:eastAsia="Times New Roman" w:hAnsi="Times New Roman" w:cs="Times New Roman"/>
         </w:rPr>
-        <w:t>these models to the five target findings</w:t>
-      </w:r>
-      <w:r>
-        <w:rPr>
-          <w:rFonts w:ascii="Times New Roman" w:eastAsia="Times New Roman" w:hAnsi="Times New Roman" w:cs="Times New Roman"/>
-        </w:rPr>
-        <w:t xml:space="preserve">—makes this point </w:t>
+        <w:t xml:space="preserve">these models to the five target </w:t>
+      </w:r>
+      <w:proofErr w:type="gramStart"/>
+      <w:r>
+        <w:rPr>
+          <w:rFonts w:ascii="Times New Roman" w:eastAsia="Times New Roman" w:hAnsi="Times New Roman" w:cs="Times New Roman"/>
+        </w:rPr>
+        <w:t>findings</w:t>
+      </w:r>
+      <w:r>
+        <w:rPr>
+          <w:rFonts w:ascii="Times New Roman" w:eastAsia="Times New Roman" w:hAnsi="Times New Roman" w:cs="Times New Roman"/>
+        </w:rPr>
+        <w:t>—</w:t>
+      </w:r>
+      <w:proofErr w:type="gramEnd"/>
+      <w:r>
+        <w:rPr>
+          <w:rFonts w:ascii="Times New Roman" w:eastAsia="Times New Roman" w:hAnsi="Times New Roman" w:cs="Times New Roman"/>
+        </w:rPr>
+        <w:t xml:space="preserve">makes this point </w:t>
       </w:r>
       <w:r>
         <w:rPr>
@@ -35536,11 +37124,19 @@
                 <w:rFonts w:ascii="Times New Roman" w:hAnsi="Times New Roman" w:cs="Times New Roman"/>
               </w:rPr>
             </w:pPr>
+            <w:proofErr w:type="spellStart"/>
             <w:r>
               <w:rPr>
                 <w:rFonts w:ascii="Times New Roman" w:eastAsia="Times New Roman" w:hAnsi="Times New Roman" w:cs="Times New Roman"/>
               </w:rPr>
-              <w:t>Csibra et al. (1999); Gergely et al. (1995)</w:t>
+              <w:t>Csibra</w:t>
+            </w:r>
+            <w:proofErr w:type="spellEnd"/>
+            <w:r>
+              <w:rPr>
+                <w:rFonts w:ascii="Times New Roman" w:eastAsia="Times New Roman" w:hAnsi="Times New Roman" w:cs="Times New Roman"/>
+              </w:rPr>
+              <w:t xml:space="preserve"> et al. (1999); Gergely et al. (1995)</w:t>
             </w:r>
           </w:p>
         </w:tc>
@@ -36228,11 +37824,33 @@
                 <w:rFonts w:ascii="Times New Roman" w:hAnsi="Times New Roman" w:cs="Times New Roman"/>
               </w:rPr>
             </w:pPr>
+            <w:proofErr w:type="spellStart"/>
             <w:r>
               <w:rPr>
                 <w:rFonts w:ascii="Times New Roman" w:eastAsia="Times New Roman" w:hAnsi="Times New Roman" w:cs="Times New Roman"/>
               </w:rPr>
-              <w:t>Csibra et al. (1999) Sodian et al. (2004)</w:t>
+              <w:t>Csibra</w:t>
+            </w:r>
+            <w:proofErr w:type="spellEnd"/>
+            <w:r>
+              <w:rPr>
+                <w:rFonts w:ascii="Times New Roman" w:eastAsia="Times New Roman" w:hAnsi="Times New Roman" w:cs="Times New Roman"/>
+              </w:rPr>
+              <w:t xml:space="preserve"> et al. (1999) </w:t>
+            </w:r>
+            <w:proofErr w:type="spellStart"/>
+            <w:r>
+              <w:rPr>
+                <w:rFonts w:ascii="Times New Roman" w:eastAsia="Times New Roman" w:hAnsi="Times New Roman" w:cs="Times New Roman"/>
+              </w:rPr>
+              <w:t>Sodian</w:t>
+            </w:r>
+            <w:proofErr w:type="spellEnd"/>
+            <w:r>
+              <w:rPr>
+                <w:rFonts w:ascii="Times New Roman" w:eastAsia="Times New Roman" w:hAnsi="Times New Roman" w:cs="Times New Roman"/>
+              </w:rPr>
+              <w:t xml:space="preserve"> et al. (2004)</w:t>
             </w:r>
           </w:p>
         </w:tc>
@@ -36924,11 +38542,19 @@
                 <w:rFonts w:ascii="Times New Roman" w:eastAsia="Times New Roman" w:hAnsi="Times New Roman" w:cs="Times New Roman"/>
               </w:rPr>
             </w:pPr>
+            <w:proofErr w:type="spellStart"/>
             <w:r>
               <w:rPr>
                 <w:rFonts w:ascii="Times New Roman" w:eastAsia="Times New Roman" w:hAnsi="Times New Roman" w:cs="Times New Roman"/>
               </w:rPr>
-              <w:t>Csibra et al.  (2003); Wagner &amp; Carey (2005)</w:t>
+              <w:t>Csibra</w:t>
+            </w:r>
+            <w:proofErr w:type="spellEnd"/>
+            <w:r>
+              <w:rPr>
+                <w:rFonts w:ascii="Times New Roman" w:eastAsia="Times New Roman" w:hAnsi="Times New Roman" w:cs="Times New Roman"/>
+              </w:rPr>
+              <w:t xml:space="preserve"> et al.  (2003); Wagner &amp; Carey (2005)</w:t>
             </w:r>
           </w:p>
           <w:p>
@@ -37663,7 +39289,21 @@
               <w:rPr>
                 <w:rFonts w:ascii="Times New Roman" w:eastAsia="Times New Roman" w:hAnsi="Times New Roman" w:cs="Times New Roman"/>
               </w:rPr>
-              <w:t>Liu &amp; Spelke (2017)</w:t>
+              <w:t xml:space="preserve">Liu &amp; </w:t>
+            </w:r>
+            <w:proofErr w:type="spellStart"/>
+            <w:r>
+              <w:rPr>
+                <w:rFonts w:ascii="Times New Roman" w:eastAsia="Times New Roman" w:hAnsi="Times New Roman" w:cs="Times New Roman"/>
+              </w:rPr>
+              <w:t>Spelke</w:t>
+            </w:r>
+            <w:proofErr w:type="spellEnd"/>
+            <w:r>
+              <w:rPr>
+                <w:rFonts w:ascii="Times New Roman" w:eastAsia="Times New Roman" w:hAnsi="Times New Roman" w:cs="Times New Roman"/>
+              </w:rPr>
+              <w:t xml:space="preserve"> (2017)</w:t>
             </w:r>
           </w:p>
         </w:tc>
@@ -39351,7 +40991,21 @@
               <w:rPr>
                 <w:rFonts w:ascii="Times New Roman" w:hAnsi="Times New Roman" w:cs="Times New Roman"/>
               </w:rPr>
-              <w:t>Non-sticky mittens training  constrained action</w:t>
+              <w:t xml:space="preserve">Non-sticky mittens </w:t>
+            </w:r>
+            <w:proofErr w:type="gramStart"/>
+            <w:r>
+              <w:rPr>
+                <w:rFonts w:ascii="Times New Roman" w:hAnsi="Times New Roman" w:cs="Times New Roman"/>
+              </w:rPr>
+              <w:t>training  constrained</w:t>
+            </w:r>
+            <w:proofErr w:type="gramEnd"/>
+            <w:r>
+              <w:rPr>
+                <w:rFonts w:ascii="Times New Roman" w:hAnsi="Times New Roman" w:cs="Times New Roman"/>
+              </w:rPr>
+              <w:t xml:space="preserve"> action</w:t>
             </w:r>
           </w:p>
           <w:p>
@@ -40287,7 +41941,21 @@
         <w:rPr>
           <w:rFonts w:ascii="Times New Roman" w:eastAsia="Times New Roman" w:hAnsi="Times New Roman" w:cs="Times New Roman"/>
         </w:rPr>
-        <w:t xml:space="preserve"> Xs indicate that the model failed to capture the finding</w:t>
+        <w:t xml:space="preserve"> </w:t>
+      </w:r>
+      <w:proofErr w:type="spellStart"/>
+      <w:r>
+        <w:rPr>
+          <w:rFonts w:ascii="Times New Roman" w:eastAsia="Times New Roman" w:hAnsi="Times New Roman" w:cs="Times New Roman"/>
+        </w:rPr>
+        <w:t>Xs</w:t>
+      </w:r>
+      <w:proofErr w:type="spellEnd"/>
+      <w:r>
+        <w:rPr>
+          <w:rFonts w:ascii="Times New Roman" w:eastAsia="Times New Roman" w:hAnsi="Times New Roman" w:cs="Times New Roman"/>
+        </w:rPr>
+        <w:t xml:space="preserve"> indicate that the model failed to capture the finding</w:t>
       </w:r>
       <w:r>
         <w:rPr>
@@ -40708,7 +42376,21 @@
         <w:rPr>
           <w:rFonts w:ascii="Times New Roman" w:eastAsia="Times New Roman" w:hAnsi="Times New Roman" w:cs="Times New Roman"/>
         </w:rPr>
-        <w:t>test event like that in Liu and Spelke (2017) and an</w:t>
+        <w:t xml:space="preserve">test event like that in Liu and </w:t>
+      </w:r>
+      <w:proofErr w:type="spellStart"/>
+      <w:r>
+        <w:rPr>
+          <w:rFonts w:ascii="Times New Roman" w:eastAsia="Times New Roman" w:hAnsi="Times New Roman" w:cs="Times New Roman"/>
+        </w:rPr>
+        <w:t>Spelke</w:t>
+      </w:r>
+      <w:proofErr w:type="spellEnd"/>
+      <w:r>
+        <w:rPr>
+          <w:rFonts w:ascii="Times New Roman" w:eastAsia="Times New Roman" w:hAnsi="Times New Roman" w:cs="Times New Roman"/>
+        </w:rPr>
+        <w:t xml:space="preserve"> (2017) and an</w:t>
       </w:r>
       <w:r>
         <w:rPr>
@@ -40952,7 +42634,21 @@
         <w:rPr>
           <w:rFonts w:ascii="Times New Roman" w:eastAsia="Times New Roman" w:hAnsi="Times New Roman" w:cs="Times New Roman"/>
         </w:rPr>
-        <w:t xml:space="preserve">the very same processes argued here to underlie infants’ looking behaviors in studies on this topic may also support the development of </w:t>
+        <w:t xml:space="preserve">the very same processes argued here to </w:t>
+      </w:r>
+      <w:proofErr w:type="gramStart"/>
+      <w:r>
+        <w:rPr>
+          <w:rFonts w:ascii="Times New Roman" w:eastAsia="Times New Roman" w:hAnsi="Times New Roman" w:cs="Times New Roman"/>
+        </w:rPr>
+        <w:t>underlie</w:t>
+      </w:r>
+      <w:proofErr w:type="gramEnd"/>
+      <w:r>
+        <w:rPr>
+          <w:rFonts w:ascii="Times New Roman" w:eastAsia="Times New Roman" w:hAnsi="Times New Roman" w:cs="Times New Roman"/>
+        </w:rPr>
+        <w:t xml:space="preserve"> infants’ looking behaviors in studies on this topic may also support the development of </w:t>
       </w:r>
       <w:r>
         <w:rPr>
@@ -41854,7 +43550,21 @@
         <w:rPr>
           <w:rFonts w:ascii="Times New Roman" w:hAnsi="Times New Roman" w:cs="Times New Roman"/>
         </w:rPr>
-        <w:t xml:space="preserve">Baillargeon, R., Spelke, E. S., &amp; Wasserman, S. (1985). Object permanence in five-month-old infants. </w:t>
+        <w:t xml:space="preserve">Baillargeon, R., </w:t>
+      </w:r>
+      <w:proofErr w:type="spellStart"/>
+      <w:r>
+        <w:rPr>
+          <w:rFonts w:ascii="Times New Roman" w:hAnsi="Times New Roman" w:cs="Times New Roman"/>
+        </w:rPr>
+        <w:t>Spelke</w:t>
+      </w:r>
+      <w:proofErr w:type="spellEnd"/>
+      <w:r>
+        <w:rPr>
+          <w:rFonts w:ascii="Times New Roman" w:hAnsi="Times New Roman" w:cs="Times New Roman"/>
+        </w:rPr>
+        <w:t xml:space="preserve">, E. S., &amp; Wasserman, S. (1985). Object permanence in five-month-old infants. </w:t>
       </w:r>
       <w:r>
         <w:rPr>
@@ -41992,7 +43702,21 @@
         <w:rPr>
           <w:rFonts w:ascii="Times New Roman" w:hAnsi="Times New Roman" w:cs="Times New Roman"/>
         </w:rPr>
-        <w:t>Benton, D. T. (2025). An associative-learning account of how infants learn about causal action in animates and inanimates: A critical reexamination of four classic studies.</w:t>
+        <w:t xml:space="preserve">Benton, D. T. (2025). An associative-learning account of how infants learn about causal action in animates and </w:t>
+      </w:r>
+      <w:proofErr w:type="spellStart"/>
+      <w:r>
+        <w:rPr>
+          <w:rFonts w:ascii="Times New Roman" w:hAnsi="Times New Roman" w:cs="Times New Roman"/>
+        </w:rPr>
+        <w:t>inanimates</w:t>
+      </w:r>
+      <w:proofErr w:type="spellEnd"/>
+      <w:r>
+        <w:rPr>
+          <w:rFonts w:ascii="Times New Roman" w:hAnsi="Times New Roman" w:cs="Times New Roman"/>
+        </w:rPr>
+        <w:t>: A critical reexamination of four classic studies.</w:t>
       </w:r>
       <w:r>
         <w:rPr>
@@ -42147,11 +43871,47 @@
           <w:rFonts w:ascii="Times New Roman" w:hAnsi="Times New Roman" w:cs="Times New Roman"/>
         </w:rPr>
       </w:pPr>
-      <w:r>
-        <w:rPr>
-          <w:rFonts w:ascii="Times New Roman" w:hAnsi="Times New Roman" w:cs="Times New Roman"/>
-        </w:rPr>
-        <w:t xml:space="preserve">Bogartz, R. S., Shinskey, J. L., &amp; Schilling, T. H. (2000). Object permanence in five‐and‐a‐half‐month‐old infants?. </w:t>
+      <w:proofErr w:type="spellStart"/>
+      <w:r>
+        <w:rPr>
+          <w:rFonts w:ascii="Times New Roman" w:hAnsi="Times New Roman" w:cs="Times New Roman"/>
+        </w:rPr>
+        <w:t>Bogartz</w:t>
+      </w:r>
+      <w:proofErr w:type="spellEnd"/>
+      <w:r>
+        <w:rPr>
+          <w:rFonts w:ascii="Times New Roman" w:hAnsi="Times New Roman" w:cs="Times New Roman"/>
+        </w:rPr>
+        <w:t xml:space="preserve">, R. S., </w:t>
+      </w:r>
+      <w:proofErr w:type="spellStart"/>
+      <w:r>
+        <w:rPr>
+          <w:rFonts w:ascii="Times New Roman" w:hAnsi="Times New Roman" w:cs="Times New Roman"/>
+        </w:rPr>
+        <w:t>Shinskey</w:t>
+      </w:r>
+      <w:proofErr w:type="spellEnd"/>
+      <w:r>
+        <w:rPr>
+          <w:rFonts w:ascii="Times New Roman" w:hAnsi="Times New Roman" w:cs="Times New Roman"/>
+        </w:rPr>
+        <w:t xml:space="preserve">, J. L., &amp; Schilling, T. H. (2000). Object permanence in five‐and‐a‐half‐month‐old </w:t>
+      </w:r>
+      <w:proofErr w:type="gramStart"/>
+      <w:r>
+        <w:rPr>
+          <w:rFonts w:ascii="Times New Roman" w:hAnsi="Times New Roman" w:cs="Times New Roman"/>
+        </w:rPr>
+        <w:t>infants?.</w:t>
+      </w:r>
+      <w:proofErr w:type="gramEnd"/>
+      <w:r>
+        <w:rPr>
+          <w:rFonts w:ascii="Times New Roman" w:hAnsi="Times New Roman" w:cs="Times New Roman"/>
+        </w:rPr>
+        <w:t xml:space="preserve"> </w:t>
       </w:r>
       <w:r>
         <w:rPr>
@@ -42189,7 +43949,21 @@
         <w:rPr>
           <w:rFonts w:ascii="Times New Roman" w:hAnsi="Times New Roman" w:cs="Times New Roman"/>
         </w:rPr>
-        <w:t xml:space="preserve">Bomba, P. C., &amp; Siqueland, E. R. (1983). The nature and structure of infant form categories. </w:t>
+        <w:t xml:space="preserve">Bomba, P. C., &amp; </w:t>
+      </w:r>
+      <w:proofErr w:type="spellStart"/>
+      <w:r>
+        <w:rPr>
+          <w:rFonts w:ascii="Times New Roman" w:hAnsi="Times New Roman" w:cs="Times New Roman"/>
+        </w:rPr>
+        <w:t>Siqueland</w:t>
+      </w:r>
+      <w:proofErr w:type="spellEnd"/>
+      <w:r>
+        <w:rPr>
+          <w:rFonts w:ascii="Times New Roman" w:hAnsi="Times New Roman" w:cs="Times New Roman"/>
+        </w:rPr>
+        <w:t xml:space="preserve">, E. R. (1983). The nature and structure of infant form categories. </w:t>
       </w:r>
       <w:r>
         <w:rPr>
@@ -42748,7 +44522,21 @@
         <w:rPr>
           <w:rFonts w:ascii="Times New Roman" w:hAnsi="Times New Roman" w:cs="Times New Roman"/>
         </w:rPr>
-        <w:t xml:space="preserve">Geraci, A., Surian, L., Tina, L. G., et al. (2025). Human newborns spontaneously attend to prosocial interactions. </w:t>
+        <w:t xml:space="preserve">Geraci, A., Surian, L., Tina, L. G., et al. (2025). Human newborns spontaneously </w:t>
+      </w:r>
+      <w:proofErr w:type="gramStart"/>
+      <w:r>
+        <w:rPr>
+          <w:rFonts w:ascii="Times New Roman" w:hAnsi="Times New Roman" w:cs="Times New Roman"/>
+        </w:rPr>
+        <w:t>attend to</w:t>
+      </w:r>
+      <w:proofErr w:type="gramEnd"/>
+      <w:r>
+        <w:rPr>
+          <w:rFonts w:ascii="Times New Roman" w:hAnsi="Times New Roman" w:cs="Times New Roman"/>
+        </w:rPr>
+        <w:t xml:space="preserve"> prosocial interactions. </w:t>
       </w:r>
       <w:r>
         <w:rPr>
@@ -42786,7 +44574,21 @@
         <w:rPr>
           <w:rFonts w:ascii="Times New Roman" w:hAnsi="Times New Roman" w:cs="Times New Roman"/>
         </w:rPr>
-        <w:t xml:space="preserve">Gergely, G., &amp; Csibra, G. (2003). Teleological reasoning in infancy: The naïve theory of rational action. </w:t>
+        <w:t xml:space="preserve">Gergely, G., &amp; </w:t>
+      </w:r>
+      <w:proofErr w:type="spellStart"/>
+      <w:r>
+        <w:rPr>
+          <w:rFonts w:ascii="Times New Roman" w:hAnsi="Times New Roman" w:cs="Times New Roman"/>
+        </w:rPr>
+        <w:t>Csibra</w:t>
+      </w:r>
+      <w:proofErr w:type="spellEnd"/>
+      <w:r>
+        <w:rPr>
+          <w:rFonts w:ascii="Times New Roman" w:hAnsi="Times New Roman" w:cs="Times New Roman"/>
+        </w:rPr>
+        <w:t xml:space="preserve">, G. (2003). Teleological reasoning in infancy: The naïve theory of rational action. </w:t>
       </w:r>
       <w:r>
         <w:rPr>
@@ -42868,7 +44670,21 @@
         <w:rPr>
           <w:rFonts w:ascii="Times New Roman" w:hAnsi="Times New Roman" w:cs="Times New Roman"/>
         </w:rPr>
-        <w:t xml:space="preserve">Gergely, G., Nádasdy, Z., Csibra, G., &amp; Bíró, S. (1995). Taking the intentional stance at 12 months of age. </w:t>
+        <w:t xml:space="preserve">Gergely, G., Nádasdy, Z., </w:t>
+      </w:r>
+      <w:proofErr w:type="spellStart"/>
+      <w:r>
+        <w:rPr>
+          <w:rFonts w:ascii="Times New Roman" w:hAnsi="Times New Roman" w:cs="Times New Roman"/>
+        </w:rPr>
+        <w:t>Csibra</w:t>
+      </w:r>
+      <w:proofErr w:type="spellEnd"/>
+      <w:r>
+        <w:rPr>
+          <w:rFonts w:ascii="Times New Roman" w:hAnsi="Times New Roman" w:cs="Times New Roman"/>
+        </w:rPr>
+        <w:t xml:space="preserve">, G., &amp; Bíró, S. (1995). Taking the intentional stance at 12 months of age. </w:t>
       </w:r>
       <w:r>
         <w:rPr>
@@ -43018,9 +44834,6 @@
       <w:pPr>
         <w:spacing w:line="480" w:lineRule="auto"/>
         <w:ind w:hanging="720"/>
-        <w:rPr>
-          <w:rFonts w:ascii="Times New Roman" w:hAnsi="Times New Roman" w:cs="Times New Roman"/>
-        </w:rPr>
       </w:pPr>
       <w:r>
         <w:rPr>
@@ -43065,7 +44878,21 @@
         <w:rPr>
           <w:rFonts w:ascii="Times New Roman" w:hAnsi="Times New Roman" w:cs="Times New Roman"/>
         </w:rPr>
-        <w:t xml:space="preserve">Hinton, G. E. (1984). Distributed representations (Technical Report CMU-CS-84-157). Carnegie-Mellon University, Department of Computer Science. </w:t>
+        <w:t xml:space="preserve">Heyes, C. (2018). </w:t>
+      </w:r>
+      <w:r>
+        <w:rPr>
+          <w:rFonts w:ascii="Times New Roman" w:hAnsi="Times New Roman" w:cs="Times New Roman"/>
+          <w:i/>
+          <w:iCs/>
+        </w:rPr>
+        <w:t>Cognitive gadgets: The cultural evolution of thinking.</w:t>
+      </w:r>
+      <w:r>
+        <w:rPr>
+          <w:rFonts w:ascii="Times New Roman" w:hAnsi="Times New Roman" w:cs="Times New Roman"/>
+        </w:rPr>
+        <w:t xml:space="preserve"> Harvard University Press.</w:t>
       </w:r>
     </w:p>
     <w:p>
@@ -43080,7 +44907,7 @@
         <w:rPr>
           <w:rFonts w:ascii="Times New Roman" w:hAnsi="Times New Roman" w:cs="Times New Roman"/>
         </w:rPr>
-        <w:t xml:space="preserve">Hinton, G. E. (1989). Deterministic Boltzmann learning performs steepest descent in weight-space. </w:t>
+        <w:t>Heyes, C. (2024). Rethinking norm psychology. </w:t>
       </w:r>
       <w:r>
         <w:rPr>
@@ -43088,6 +44915,79 @@
           <w:i/>
           <w:iCs/>
         </w:rPr>
+        <w:t>Perspectives on Psychological Science</w:t>
+      </w:r>
+      <w:r>
+        <w:rPr>
+          <w:rFonts w:ascii="Times New Roman" w:hAnsi="Times New Roman" w:cs="Times New Roman"/>
+        </w:rPr>
+        <w:t>, </w:t>
+      </w:r>
+      <w:r>
+        <w:rPr>
+          <w:rFonts w:ascii="Times New Roman" w:hAnsi="Times New Roman" w:cs="Times New Roman"/>
+          <w:i/>
+          <w:iCs/>
+        </w:rPr>
+        <w:t>19</w:t>
+      </w:r>
+      <w:r>
+        <w:rPr>
+          <w:rFonts w:ascii="Times New Roman" w:hAnsi="Times New Roman" w:cs="Times New Roman"/>
+        </w:rPr>
+        <w:t>(1), 12-38.</w:t>
+      </w:r>
+      <w:r>
+        <w:rPr>
+          <w:rFonts w:ascii="Times New Roman" w:hAnsi="Times New Roman" w:cs="Times New Roman"/>
+        </w:rPr>
+        <w:t xml:space="preserve"> </w:t>
+      </w:r>
+      <w:hyperlink r:id="rId89" w:history="1">
+        <w:r>
+          <w:rPr>
+            <w:rStyle w:val="Hyperlink"/>
+            <w:rFonts w:ascii="Times New Roman" w:hAnsi="Times New Roman" w:cs="Times New Roman"/>
+          </w:rPr>
+          <w:t>https://doi.org/10.1177/17456916221112075</w:t>
+        </w:r>
+      </w:hyperlink>
+    </w:p>
+    <w:p>
+      <w:pPr>
+        <w:spacing w:line="480" w:lineRule="auto"/>
+        <w:ind w:hanging="720"/>
+        <w:rPr>
+          <w:rFonts w:ascii="Times New Roman" w:hAnsi="Times New Roman" w:cs="Times New Roman"/>
+        </w:rPr>
+      </w:pPr>
+      <w:r>
+        <w:rPr>
+          <w:rFonts w:ascii="Times New Roman" w:hAnsi="Times New Roman" w:cs="Times New Roman"/>
+        </w:rPr>
+        <w:t xml:space="preserve">Hinton, G. E. (1984). Distributed representations (Technical Report CMU-CS-84-157). Carnegie-Mellon University, Department of Computer Science. </w:t>
+      </w:r>
+    </w:p>
+    <w:p>
+      <w:pPr>
+        <w:spacing w:line="480" w:lineRule="auto"/>
+        <w:ind w:hanging="720"/>
+        <w:rPr>
+          <w:rFonts w:ascii="Times New Roman" w:hAnsi="Times New Roman" w:cs="Times New Roman"/>
+        </w:rPr>
+      </w:pPr>
+      <w:r>
+        <w:rPr>
+          <w:rFonts w:ascii="Times New Roman" w:hAnsi="Times New Roman" w:cs="Times New Roman"/>
+        </w:rPr>
+        <w:t xml:space="preserve">Hinton, G. E. (1989). Deterministic Boltzmann learning performs steepest descent in weight-space. </w:t>
+      </w:r>
+      <w:r>
+        <w:rPr>
+          <w:rFonts w:ascii="Times New Roman" w:hAnsi="Times New Roman" w:cs="Times New Roman"/>
+          <w:i/>
+          <w:iCs/>
+        </w:rPr>
         <w:t>Neural Computation</w:t>
       </w:r>
       <w:r>
@@ -43096,7 +44996,7 @@
         </w:rPr>
         <w:t xml:space="preserve">, 1(1), 143–150. </w:t>
       </w:r>
-      <w:hyperlink r:id="rId89" w:history="1">
+      <w:hyperlink r:id="rId90" w:history="1">
         <w:r>
           <w:rPr>
             <w:rStyle w:val="Hyperlink"/>
@@ -43163,7 +45063,7 @@
         </w:rPr>
         <w:t xml:space="preserve">, 19(3), 338–352. </w:t>
       </w:r>
-      <w:hyperlink r:id="rId90" w:history="1">
+      <w:hyperlink r:id="rId91" w:history="1">
         <w:r>
           <w:rPr>
             <w:rStyle w:val="Hyperlink"/>
@@ -43201,7 +45101,7 @@
         </w:rPr>
         <w:t xml:space="preserve">, 20(8), 589–604. </w:t>
       </w:r>
-      <w:hyperlink r:id="rId91" w:history="1">
+      <w:hyperlink r:id="rId92" w:history="1">
         <w:r>
           <w:rPr>
             <w:rStyle w:val="Hyperlink"/>
@@ -43229,7 +45129,21 @@
         <w:rPr>
           <w:rFonts w:ascii="Times New Roman" w:hAnsi="Times New Roman" w:cs="Times New Roman"/>
         </w:rPr>
-        <w:t xml:space="preserve">Jara-Ettinger, J., Schulz, L. E., &amp; Tenenbaum, J. B. (2020). The naive utility calculus as a unified, quantitative framework for action understanding. </w:t>
+        <w:t xml:space="preserve">Jara-Ettinger, J., Schulz, L. E., &amp; Tenenbaum, J. B. (2020). The naive utility calculus </w:t>
+      </w:r>
+      <w:proofErr w:type="gramStart"/>
+      <w:r>
+        <w:rPr>
+          <w:rFonts w:ascii="Times New Roman" w:hAnsi="Times New Roman" w:cs="Times New Roman"/>
+        </w:rPr>
+        <w:t>as</w:t>
+      </w:r>
+      <w:proofErr w:type="gramEnd"/>
+      <w:r>
+        <w:rPr>
+          <w:rFonts w:ascii="Times New Roman" w:hAnsi="Times New Roman" w:cs="Times New Roman"/>
+        </w:rPr>
+        <w:t xml:space="preserve"> a unified, quantitative framework for action understanding. </w:t>
       </w:r>
       <w:r>
         <w:rPr>
@@ -43245,7 +45159,7 @@
         </w:rPr>
         <w:t xml:space="preserve">, 123, 101334. </w:t>
       </w:r>
-      <w:hyperlink r:id="rId92" w:history="1">
+      <w:hyperlink r:id="rId93" w:history="1">
         <w:r>
           <w:rPr>
             <w:rStyle w:val="Hyperlink"/>
@@ -43273,6 +45187,7 @@
         <w:rPr>
           <w:rFonts w:ascii="Times New Roman" w:hAnsi="Times New Roman" w:cs="Times New Roman"/>
         </w:rPr>
+        <w:lastRenderedPageBreak/>
         <w:t xml:space="preserve">Jones, S. S., &amp; Smith, L. B. (1993). The place of perception in children's concepts. </w:t>
       </w:r>
       <w:r>
@@ -43289,7 +45204,7 @@
         </w:rPr>
         <w:t xml:space="preserve">, 8(2), 113–139. </w:t>
       </w:r>
-      <w:hyperlink r:id="rId93" w:history="1">
+      <w:hyperlink r:id="rId94" w:history="1">
         <w:r>
           <w:rPr>
             <w:rStyle w:val="Hyperlink"/>
@@ -43307,12 +45222,19 @@
           <w:rFonts w:ascii="Times New Roman" w:hAnsi="Times New Roman" w:cs="Times New Roman"/>
         </w:rPr>
       </w:pPr>
-      <w:r>
-        <w:rPr>
-          <w:rFonts w:ascii="Times New Roman" w:hAnsi="Times New Roman" w:cs="Times New Roman"/>
-        </w:rPr>
-        <w:lastRenderedPageBreak/>
-        <w:t xml:space="preserve">Kamewari, K., Kato, M., Kanda, T., Ishiguro, H., &amp; Hiraki, K. (2005). Six-and-a-half-month-old children positively attribute goals to human action and to humanoid-robot motion. </w:t>
+      <w:proofErr w:type="spellStart"/>
+      <w:r>
+        <w:rPr>
+          <w:rFonts w:ascii="Times New Roman" w:hAnsi="Times New Roman" w:cs="Times New Roman"/>
+        </w:rPr>
+        <w:t>Kamewari</w:t>
+      </w:r>
+      <w:proofErr w:type="spellEnd"/>
+      <w:r>
+        <w:rPr>
+          <w:rFonts w:ascii="Times New Roman" w:hAnsi="Times New Roman" w:cs="Times New Roman"/>
+        </w:rPr>
+        <w:t xml:space="preserve">, K., Kato, M., Kanda, T., Ishiguro, H., &amp; Hiraki, K. (2005). Six-and-a-half-month-old children positively attribute goals to human action and to humanoid-robot motion. </w:t>
       </w:r>
       <w:r>
         <w:rPr>
@@ -43328,7 +45250,7 @@
         </w:rPr>
         <w:t xml:space="preserve">, 20(2), 303–320. </w:t>
       </w:r>
-      <w:hyperlink r:id="rId94" w:history="1">
+      <w:hyperlink r:id="rId95" w:history="1">
         <w:r>
           <w:rPr>
             <w:rStyle w:val="Hyperlink"/>
@@ -43350,7 +45272,21 @@
         <w:rPr>
           <w:rFonts w:ascii="Times New Roman" w:hAnsi="Times New Roman" w:cs="Times New Roman"/>
         </w:rPr>
-        <w:t xml:space="preserve">Kellman, P. J., &amp; Spelke, E. S. (1983). Perception of partly occluded objects in infancy. </w:t>
+        <w:t xml:space="preserve">Kellman, P. J., &amp; </w:t>
+      </w:r>
+      <w:proofErr w:type="spellStart"/>
+      <w:r>
+        <w:rPr>
+          <w:rFonts w:ascii="Times New Roman" w:hAnsi="Times New Roman" w:cs="Times New Roman"/>
+        </w:rPr>
+        <w:t>Spelke</w:t>
+      </w:r>
+      <w:proofErr w:type="spellEnd"/>
+      <w:r>
+        <w:rPr>
+          <w:rFonts w:ascii="Times New Roman" w:hAnsi="Times New Roman" w:cs="Times New Roman"/>
+        </w:rPr>
+        <w:t xml:space="preserve">, E. S. (1983). Perception of partly occluded objects in infancy. </w:t>
       </w:r>
       <w:r>
         <w:rPr>
@@ -43366,7 +45302,7 @@
         </w:rPr>
         <w:t xml:space="preserve">, 15(4), 483–524. </w:t>
       </w:r>
-      <w:hyperlink r:id="rId95" w:history="1">
+      <w:hyperlink r:id="rId96" w:history="1">
         <w:r>
           <w:rPr>
             <w:rStyle w:val="Hyperlink"/>
@@ -43388,7 +45324,21 @@
         <w:rPr>
           <w:rFonts w:ascii="Times New Roman" w:hAnsi="Times New Roman" w:cs="Times New Roman"/>
         </w:rPr>
-        <w:t xml:space="preserve">Kim, I. K., &amp; Spelke, E. S. (1992). Infants' sensitivity to effects of gravity on visible object motion. </w:t>
+        <w:t xml:space="preserve">Kim, I. K., &amp; </w:t>
+      </w:r>
+      <w:proofErr w:type="spellStart"/>
+      <w:r>
+        <w:rPr>
+          <w:rFonts w:ascii="Times New Roman" w:hAnsi="Times New Roman" w:cs="Times New Roman"/>
+        </w:rPr>
+        <w:t>Spelke</w:t>
+      </w:r>
+      <w:proofErr w:type="spellEnd"/>
+      <w:r>
+        <w:rPr>
+          <w:rFonts w:ascii="Times New Roman" w:hAnsi="Times New Roman" w:cs="Times New Roman"/>
+        </w:rPr>
+        <w:t xml:space="preserve">, E. S. (1992). Infants' sensitivity to effects of gravity on visible object motion. </w:t>
       </w:r>
       <w:r>
         <w:rPr>
@@ -43404,7 +45354,7 @@
         </w:rPr>
         <w:t xml:space="preserve">, 18(2), 385–393. </w:t>
       </w:r>
-      <w:hyperlink r:id="rId96" w:history="1">
+      <w:hyperlink r:id="rId97" w:history="1">
         <w:r>
           <w:rPr>
             <w:rStyle w:val="Hyperlink"/>
@@ -43442,7 +45392,7 @@
         </w:rPr>
         <w:t xml:space="preserve">, 67(3), 311–351. </w:t>
       </w:r>
-      <w:hyperlink r:id="rId97" w:history="1">
+      <w:hyperlink r:id="rId98" w:history="1">
         <w:r>
           <w:rPr>
             <w:rStyle w:val="Hyperlink"/>
@@ -43479,7 +45429,21 @@
         <w:rPr>
           <w:rFonts w:ascii="Times New Roman" w:hAnsi="Times New Roman" w:cs="Times New Roman"/>
         </w:rPr>
-        <w:t xml:space="preserve">Leslie, A. M., &amp; Keeble, S. (1987). Do six-month-old infants perceive causality?. </w:t>
+        <w:t xml:space="preserve">Leslie, A. M., &amp; Keeble, S. (1987). Do six-month-old infants perceive </w:t>
+      </w:r>
+      <w:proofErr w:type="gramStart"/>
+      <w:r>
+        <w:rPr>
+          <w:rFonts w:ascii="Times New Roman" w:hAnsi="Times New Roman" w:cs="Times New Roman"/>
+        </w:rPr>
+        <w:t>causality?.</w:t>
+      </w:r>
+      <w:proofErr w:type="gramEnd"/>
+      <w:r>
+        <w:rPr>
+          <w:rFonts w:ascii="Times New Roman" w:hAnsi="Times New Roman" w:cs="Times New Roman"/>
+        </w:rPr>
+        <w:t xml:space="preserve"> </w:t>
       </w:r>
       <w:r>
         <w:rPr>
@@ -43495,7 +45459,7 @@
         </w:rPr>
         <w:t xml:space="preserve">, 25(3), 265–288. </w:t>
       </w:r>
-      <w:hyperlink r:id="rId98" w:history="1">
+      <w:hyperlink r:id="rId99" w:history="1">
         <w:r>
           <w:rPr>
             <w:rStyle w:val="Hyperlink"/>
@@ -43517,7 +45481,35 @@
         <w:rPr>
           <w:rFonts w:ascii="Times New Roman" w:hAnsi="Times New Roman" w:cs="Times New Roman"/>
         </w:rPr>
-        <w:t xml:space="preserve">Liu, S., Brooks, N. B., &amp; Spelke, E. S. (2019). Origins of the concepts cause, cost, and goal in prereaching infants. </w:t>
+        <w:t xml:space="preserve">Liu, S., Brooks, N. B., &amp; </w:t>
+      </w:r>
+      <w:proofErr w:type="spellStart"/>
+      <w:r>
+        <w:rPr>
+          <w:rFonts w:ascii="Times New Roman" w:hAnsi="Times New Roman" w:cs="Times New Roman"/>
+        </w:rPr>
+        <w:t>Spelke</w:t>
+      </w:r>
+      <w:proofErr w:type="spellEnd"/>
+      <w:r>
+        <w:rPr>
+          <w:rFonts w:ascii="Times New Roman" w:hAnsi="Times New Roman" w:cs="Times New Roman"/>
+        </w:rPr>
+        <w:t xml:space="preserve">, E. S. (2019). Origins of the concepts cause, cost, and goal in </w:t>
+      </w:r>
+      <w:proofErr w:type="spellStart"/>
+      <w:r>
+        <w:rPr>
+          <w:rFonts w:ascii="Times New Roman" w:hAnsi="Times New Roman" w:cs="Times New Roman"/>
+        </w:rPr>
+        <w:t>prereaching</w:t>
+      </w:r>
+      <w:proofErr w:type="spellEnd"/>
+      <w:r>
+        <w:rPr>
+          <w:rFonts w:ascii="Times New Roman" w:hAnsi="Times New Roman" w:cs="Times New Roman"/>
+        </w:rPr>
+        <w:t xml:space="preserve"> infants. </w:t>
       </w:r>
       <w:r>
         <w:rPr>
@@ -43533,7 +45525,7 @@
         </w:rPr>
         <w:t xml:space="preserve">, 116(36), 17747–17752. </w:t>
       </w:r>
-      <w:hyperlink r:id="rId99" w:history="1">
+      <w:hyperlink r:id="rId100" w:history="1">
         <w:r>
           <w:rPr>
             <w:rStyle w:val="Hyperlink"/>
@@ -43561,7 +45553,22 @@
         <w:rPr>
           <w:rFonts w:ascii="Times New Roman" w:hAnsi="Times New Roman" w:cs="Times New Roman"/>
         </w:rPr>
-        <w:t xml:space="preserve">Liu, S., &amp; Spelke, E. S. (2017). Six-month-old infants expect agents to minimize the cost of their actions. </w:t>
+        <w:lastRenderedPageBreak/>
+        <w:t xml:space="preserve">Liu, S., &amp; </w:t>
+      </w:r>
+      <w:proofErr w:type="spellStart"/>
+      <w:r>
+        <w:rPr>
+          <w:rFonts w:ascii="Times New Roman" w:hAnsi="Times New Roman" w:cs="Times New Roman"/>
+        </w:rPr>
+        <w:t>Spelke</w:t>
+      </w:r>
+      <w:proofErr w:type="spellEnd"/>
+      <w:r>
+        <w:rPr>
+          <w:rFonts w:ascii="Times New Roman" w:hAnsi="Times New Roman" w:cs="Times New Roman"/>
+        </w:rPr>
+        <w:t xml:space="preserve">, E. S. (2017). Six-month-old infants expect agents to minimize the cost of their actions. </w:t>
       </w:r>
       <w:r>
         <w:rPr>
@@ -43577,7 +45584,7 @@
         </w:rPr>
         <w:t xml:space="preserve">, 160, 35–42. </w:t>
       </w:r>
-      <w:hyperlink r:id="rId100" w:history="1">
+      <w:hyperlink r:id="rId101" w:history="1">
         <w:r>
           <w:rPr>
             <w:rStyle w:val="Hyperlink"/>
@@ -43599,7 +45606,6 @@
         <w:rPr>
           <w:rFonts w:ascii="Times New Roman" w:hAnsi="Times New Roman" w:cs="Times New Roman"/>
         </w:rPr>
-        <w:lastRenderedPageBreak/>
         <w:t xml:space="preserve">Lucca, K., Yuen, F., Wang, Y., Alessandroni, N., Allison, O., Alvarez, M., ... &amp; Hamlin, J. K. (2025). Infants' social evaluation of helpers and hinderers: A large‐scale, multi‐lab, coordinated replication study. </w:t>
       </w:r>
       <w:r>
@@ -43616,7 +45622,7 @@
         </w:rPr>
         <w:t xml:space="preserve">, 28(1), e13581. </w:t>
       </w:r>
-      <w:hyperlink r:id="rId101" w:history="1">
+      <w:hyperlink r:id="rId102" w:history="1">
         <w:r>
           <w:rPr>
             <w:rStyle w:val="Hyperlink"/>
@@ -43638,7 +45644,21 @@
         <w:rPr>
           <w:rFonts w:ascii="Times New Roman" w:hAnsi="Times New Roman" w:cs="Times New Roman"/>
         </w:rPr>
-        <w:t xml:space="preserve">Marr, D. (1982). Vision: A computational investigation into the human representation and processing of visual information. W. H. Freeman. </w:t>
+        <w:t xml:space="preserve">Marr, D. (1982). Vision: A computational investigation into </w:t>
+      </w:r>
+      <w:proofErr w:type="gramStart"/>
+      <w:r>
+        <w:rPr>
+          <w:rFonts w:ascii="Times New Roman" w:hAnsi="Times New Roman" w:cs="Times New Roman"/>
+        </w:rPr>
+        <w:t>the human</w:t>
+      </w:r>
+      <w:proofErr w:type="gramEnd"/>
+      <w:r>
+        <w:rPr>
+          <w:rFonts w:ascii="Times New Roman" w:hAnsi="Times New Roman" w:cs="Times New Roman"/>
+        </w:rPr>
+        <w:t xml:space="preserve"> representation and processing of visual information. W. H. Freeman. </w:t>
       </w:r>
     </w:p>
     <w:p>
@@ -43669,7 +45689,7 @@
         </w:rPr>
         <w:t xml:space="preserve">, 36(5), 635–645. </w:t>
       </w:r>
-      <w:hyperlink r:id="rId102" w:history="1">
+      <w:hyperlink r:id="rId103" w:history="1">
         <w:r>
           <w:rPr>
             <w:rStyle w:val="Hyperlink"/>
@@ -43707,7 +45727,7 @@
         </w:rPr>
         <w:t xml:space="preserve">, 11(2), 149–186. </w:t>
       </w:r>
-      <w:hyperlink r:id="rId103" w:history="1">
+      <w:hyperlink r:id="rId104" w:history="1">
         <w:r>
           <w:rPr>
             <w:rStyle w:val="Hyperlink"/>
@@ -43745,7 +45765,7 @@
         </w:rPr>
         <w:t xml:space="preserve">, 10(3), 333–356. </w:t>
       </w:r>
-      <w:hyperlink r:id="rId104" w:history="1">
+      <w:hyperlink r:id="rId105" w:history="1">
         <w:r>
           <w:rPr>
             <w:rStyle w:val="Hyperlink"/>
@@ -43789,7 +45809,7 @@
         </w:rPr>
         <w:t xml:space="preserve">, 15(11), 776–781. </w:t>
       </w:r>
-      <w:hyperlink r:id="rId105" w:history="1">
+      <w:hyperlink r:id="rId106" w:history="1">
         <w:r>
           <w:rPr>
             <w:rStyle w:val="Hyperlink"/>
@@ -43807,11 +45827,19 @@
           <w:rFonts w:ascii="Times New Roman" w:hAnsi="Times New Roman" w:cs="Times New Roman"/>
         </w:rPr>
       </w:pPr>
-      <w:r>
-        <w:rPr>
-          <w:rFonts w:ascii="Times New Roman" w:hAnsi="Times New Roman" w:cs="Times New Roman"/>
-        </w:rPr>
-        <w:t xml:space="preserve">Muentener, P., &amp; Carey, S. (2010). Infants' causal representations of state change events. </w:t>
+      <w:proofErr w:type="spellStart"/>
+      <w:r>
+        <w:rPr>
+          <w:rFonts w:ascii="Times New Roman" w:hAnsi="Times New Roman" w:cs="Times New Roman"/>
+        </w:rPr>
+        <w:t>Muentener</w:t>
+      </w:r>
+      <w:proofErr w:type="spellEnd"/>
+      <w:r>
+        <w:rPr>
+          <w:rFonts w:ascii="Times New Roman" w:hAnsi="Times New Roman" w:cs="Times New Roman"/>
+        </w:rPr>
+        <w:t xml:space="preserve">, P., &amp; Carey, S. (2010). Infants' causal representations of state change events. </w:t>
       </w:r>
       <w:r>
         <w:rPr>
@@ -43827,7 +45855,7 @@
         </w:rPr>
         <w:t xml:space="preserve">61(2), 63–86. </w:t>
       </w:r>
-      <w:hyperlink r:id="rId106" w:history="1">
+      <w:hyperlink r:id="rId107" w:history="1">
         <w:r>
           <w:rPr>
             <w:rStyle w:val="Hyperlink"/>
@@ -43849,6 +45877,7 @@
         <w:rPr>
           <w:rFonts w:ascii="Times New Roman" w:hAnsi="Times New Roman" w:cs="Times New Roman"/>
         </w:rPr>
+        <w:lastRenderedPageBreak/>
         <w:t xml:space="preserve">Munakata, Y. (1998). Infant perseveration and implications for object permanence theories: A PDP model of the AB task. </w:t>
       </w:r>
       <w:r>
@@ -43865,7 +45894,7 @@
         </w:rPr>
         <w:t xml:space="preserve">, 1(2), 161–184. </w:t>
       </w:r>
-      <w:hyperlink r:id="rId107" w:history="1">
+      <w:hyperlink r:id="rId108" w:history="1">
         <w:r>
           <w:rPr>
             <w:rStyle w:val="Hyperlink"/>
@@ -43893,10 +45922,9 @@
         <w:rPr>
           <w:rFonts w:ascii="Times New Roman" w:hAnsi="Times New Roman" w:cs="Times New Roman"/>
         </w:rPr>
-        <w:lastRenderedPageBreak/>
         <w:t xml:space="preserve">Munakata, Y., McClelland, J. L., Johnson, M. H., &amp; Siegler, R. S. (1997). Rethinking infant knowledge: Toward an adaptive process account of successes and failures in object permanence tasks. Psychological Review, 104(4), 686–713. </w:t>
       </w:r>
-      <w:hyperlink r:id="rId108" w:history="1">
+      <w:hyperlink r:id="rId109" w:history="1">
         <w:r>
           <w:rPr>
             <w:rStyle w:val="Hyperlink"/>
@@ -43940,7 +45968,7 @@
         </w:rPr>
         <w:t xml:space="preserve">, 62(2), 121–149. </w:t>
       </w:r>
-      <w:hyperlink r:id="rId109" w:history="1">
+      <w:hyperlink r:id="rId110" w:history="1">
         <w:r>
           <w:rPr>
             <w:rStyle w:val="Hyperlink"/>
@@ -43978,7 +46006,7 @@
         </w:rPr>
         <w:t xml:space="preserve">, 25(3), 279–295. </w:t>
       </w:r>
-      <w:hyperlink r:id="rId110" w:history="1">
+      <w:hyperlink r:id="rId111" w:history="1">
         <w:r>
           <w:rPr>
             <w:rStyle w:val="Hyperlink"/>
@@ -44006,7 +46034,21 @@
         <w:rPr>
           <w:rFonts w:ascii="Times New Roman" w:hAnsi="Times New Roman" w:cs="Times New Roman"/>
         </w:rPr>
-        <w:t xml:space="preserve">Onishi, K. H., &amp; Baillargeon, R. (2005). Do 15-month-old infants understand false beliefs?. </w:t>
+        <w:t xml:space="preserve">Onishi, K. H., &amp; Baillargeon, R. (2005). Do 15-month-old infants understand false </w:t>
+      </w:r>
+      <w:proofErr w:type="gramStart"/>
+      <w:r>
+        <w:rPr>
+          <w:rFonts w:ascii="Times New Roman" w:hAnsi="Times New Roman" w:cs="Times New Roman"/>
+        </w:rPr>
+        <w:t>beliefs?.</w:t>
+      </w:r>
+      <w:proofErr w:type="gramEnd"/>
+      <w:r>
+        <w:rPr>
+          <w:rFonts w:ascii="Times New Roman" w:hAnsi="Times New Roman" w:cs="Times New Roman"/>
+        </w:rPr>
+        <w:t xml:space="preserve"> </w:t>
       </w:r>
       <w:r>
         <w:rPr>
@@ -44022,7 +46064,7 @@
         </w:rPr>
         <w:t xml:space="preserve">, 308(5719), 255–258. </w:t>
       </w:r>
-      <w:hyperlink r:id="rId111" w:history="1">
+      <w:hyperlink r:id="rId112" w:history="1">
         <w:r>
           <w:rPr>
             <w:rStyle w:val="Hyperlink"/>
@@ -44060,7 +46102,7 @@
         </w:rPr>
         <w:t xml:space="preserve">, 6, 271–282. </w:t>
       </w:r>
-      <w:hyperlink r:id="rId112" w:history="1">
+      <w:hyperlink r:id="rId113" w:history="1">
         <w:r>
           <w:rPr>
             <w:rStyle w:val="Hyperlink"/>
@@ -44088,7 +46130,21 @@
         <w:rPr>
           <w:rFonts w:ascii="Times New Roman" w:hAnsi="Times New Roman" w:cs="Times New Roman"/>
         </w:rPr>
-        <w:t xml:space="preserve">Perner, J., &amp; Ruffman, T. (2005). Infants' insight into the mind: How deep?. </w:t>
+        <w:t xml:space="preserve">Perner, J., &amp; Ruffman, T. (2005). Infants' insight into the mind: How </w:t>
+      </w:r>
+      <w:proofErr w:type="gramStart"/>
+      <w:r>
+        <w:rPr>
+          <w:rFonts w:ascii="Times New Roman" w:hAnsi="Times New Roman" w:cs="Times New Roman"/>
+        </w:rPr>
+        <w:t>deep?.</w:t>
+      </w:r>
+      <w:proofErr w:type="gramEnd"/>
+      <w:r>
+        <w:rPr>
+          <w:rFonts w:ascii="Times New Roman" w:hAnsi="Times New Roman" w:cs="Times New Roman"/>
+        </w:rPr>
+        <w:t xml:space="preserve"> </w:t>
       </w:r>
       <w:r>
         <w:rPr>
@@ -44104,7 +46160,7 @@
         </w:rPr>
         <w:t xml:space="preserve">, 308(5719), 214–216. </w:t>
       </w:r>
-      <w:hyperlink r:id="rId113" w:history="1">
+      <w:hyperlink r:id="rId114" w:history="1">
         <w:r>
           <w:rPr>
             <w:rStyle w:val="Hyperlink"/>
@@ -44142,7 +46198,7 @@
         </w:rPr>
         <w:t xml:space="preserve">, 98(2), 137–155. </w:t>
       </w:r>
-      <w:hyperlink r:id="rId114" w:history="1">
+      <w:hyperlink r:id="rId115" w:history="1">
         <w:r>
           <w:rPr>
             <w:rStyle w:val="Hyperlink"/>
@@ -44164,6 +46220,7 @@
         <w:rPr>
           <w:rFonts w:ascii="Times New Roman" w:hAnsi="Times New Roman" w:cs="Times New Roman"/>
         </w:rPr>
+        <w:lastRenderedPageBreak/>
         <w:t xml:space="preserve">Plaut, D. C., &amp; Vande Velde, A. K. (2017). Statistical learning of parts and wholes: A neural network approach. </w:t>
       </w:r>
       <w:r>
@@ -44180,7 +46237,7 @@
         </w:rPr>
         <w:t xml:space="preserve">, 146(3), 318–336. </w:t>
       </w:r>
-      <w:hyperlink r:id="rId115" w:history="1">
+      <w:hyperlink r:id="rId116" w:history="1">
         <w:r>
           <w:rPr>
             <w:rStyle w:val="Hyperlink"/>
@@ -44208,8 +46265,21 @@
         <w:rPr>
           <w:rFonts w:ascii="Times New Roman" w:hAnsi="Times New Roman" w:cs="Times New Roman"/>
         </w:rPr>
-        <w:lastRenderedPageBreak/>
-        <w:t xml:space="preserve">Powell, L. J., &amp; Spelke, E. S. (2018). Human infants' understanding of social imitation: Inferences of affiliation from third party observations. </w:t>
+        <w:t xml:space="preserve">Powell, L. J., &amp; </w:t>
+      </w:r>
+      <w:proofErr w:type="spellStart"/>
+      <w:r>
+        <w:rPr>
+          <w:rFonts w:ascii="Times New Roman" w:hAnsi="Times New Roman" w:cs="Times New Roman"/>
+        </w:rPr>
+        <w:t>Spelke</w:t>
+      </w:r>
+      <w:proofErr w:type="spellEnd"/>
+      <w:r>
+        <w:rPr>
+          <w:rFonts w:ascii="Times New Roman" w:hAnsi="Times New Roman" w:cs="Times New Roman"/>
+        </w:rPr>
+        <w:t xml:space="preserve">, E. S. (2018). Human infants' understanding of social imitation: Inferences of affiliation from third party observations. </w:t>
       </w:r>
       <w:r>
         <w:rPr>
@@ -44225,7 +46295,7 @@
         </w:rPr>
         <w:t xml:space="preserve">, 170, 31–48. </w:t>
       </w:r>
-      <w:hyperlink r:id="rId116" w:history="1">
+      <w:hyperlink r:id="rId117" w:history="1">
         <w:r>
           <w:rPr>
             <w:rStyle w:val="Hyperlink"/>
@@ -44247,7 +46317,21 @@
         <w:rPr>
           <w:rFonts w:ascii="Times New Roman" w:hAnsi="Times New Roman" w:cs="Times New Roman"/>
         </w:rPr>
-        <w:t xml:space="preserve">Quinn, P. C., &amp; Eimas, P. D. (1997). A reexamination of the perceptual-to-conceptual shift in mental representations. </w:t>
+        <w:t xml:space="preserve">Quinn, P. C., &amp; </w:t>
+      </w:r>
+      <w:proofErr w:type="spellStart"/>
+      <w:r>
+        <w:rPr>
+          <w:rFonts w:ascii="Times New Roman" w:hAnsi="Times New Roman" w:cs="Times New Roman"/>
+        </w:rPr>
+        <w:t>Eimas</w:t>
+      </w:r>
+      <w:proofErr w:type="spellEnd"/>
+      <w:r>
+        <w:rPr>
+          <w:rFonts w:ascii="Times New Roman" w:hAnsi="Times New Roman" w:cs="Times New Roman"/>
+        </w:rPr>
+        <w:t xml:space="preserve">, P. D. (1997). A reexamination of the perceptual-to-conceptual shift in mental representations. </w:t>
       </w:r>
       <w:r>
         <w:rPr>
@@ -44263,7 +46347,7 @@
         </w:rPr>
         <w:t xml:space="preserve">, 1(3), 271–287. </w:t>
       </w:r>
-      <w:hyperlink r:id="rId117" w:history="1">
+      <w:hyperlink r:id="rId118" w:history="1">
         <w:r>
           <w:rPr>
             <w:rStyle w:val="Hyperlink"/>
@@ -44301,7 +46385,7 @@
         </w:rPr>
         <w:t xml:space="preserve">, 1(1), 31–46. </w:t>
       </w:r>
-      <w:hyperlink r:id="rId118" w:history="1">
+      <w:hyperlink r:id="rId119" w:history="1">
         <w:r>
           <w:rPr>
             <w:rStyle w:val="Hyperlink"/>
@@ -44329,7 +46413,21 @@
         <w:rPr>
           <w:rFonts w:ascii="Times New Roman" w:hAnsi="Times New Roman" w:cs="Times New Roman"/>
         </w:rPr>
-        <w:t xml:space="preserve">Rakison, D. H., &amp; Lupyan, G. (2008). Developing object concepts in infancy: An associative learning perspective. </w:t>
+        <w:t xml:space="preserve">Rakison, D. H., &amp; </w:t>
+      </w:r>
+      <w:proofErr w:type="spellStart"/>
+      <w:r>
+        <w:rPr>
+          <w:rFonts w:ascii="Times New Roman" w:hAnsi="Times New Roman" w:cs="Times New Roman"/>
+        </w:rPr>
+        <w:t>Lupyan</w:t>
+      </w:r>
+      <w:proofErr w:type="spellEnd"/>
+      <w:r>
+        <w:rPr>
+          <w:rFonts w:ascii="Times New Roman" w:hAnsi="Times New Roman" w:cs="Times New Roman"/>
+        </w:rPr>
+        <w:t xml:space="preserve">, G. (2008). Developing object concepts in infancy: An associative learning perspective. </w:t>
       </w:r>
       <w:r>
         <w:rPr>
@@ -44345,7 +46443,7 @@
         </w:rPr>
         <w:t xml:space="preserve">, 73(1), 1–110. </w:t>
       </w:r>
-      <w:hyperlink r:id="rId119" w:history="1">
+      <w:hyperlink r:id="rId120" w:history="1">
         <w:r>
           <w:rPr>
             <w:rStyle w:val="Hyperlink"/>
@@ -44398,7 +46496,7 @@
         </w:rPr>
         <w:t xml:space="preserve">, 323(6088), 533–536. </w:t>
       </w:r>
-      <w:hyperlink r:id="rId120" w:history="1">
+      <w:hyperlink r:id="rId121" w:history="1">
         <w:r>
           <w:rPr>
             <w:rStyle w:val="Hyperlink"/>
@@ -44420,6 +46518,7 @@
         <w:rPr>
           <w:rFonts w:ascii="Times New Roman" w:hAnsi="Times New Roman" w:cs="Times New Roman"/>
         </w:rPr>
+        <w:lastRenderedPageBreak/>
         <w:t xml:space="preserve">Rumelhart, D. E., &amp; McClelland, J. L. (1985). Distributed memory and the representation of general and specific information. </w:t>
       </w:r>
       <w:r>
@@ -44436,7 +46535,7 @@
         </w:rPr>
         <w:t xml:space="preserve">, 114(2), 159–197. </w:t>
       </w:r>
-      <w:hyperlink r:id="rId121" w:history="1">
+      <w:hyperlink r:id="rId122" w:history="1">
         <w:r>
           <w:rPr>
             <w:rStyle w:val="Hyperlink"/>
@@ -44464,8 +46563,21 @@
         <w:rPr>
           <w:rFonts w:ascii="Times New Roman" w:hAnsi="Times New Roman" w:cs="Times New Roman"/>
         </w:rPr>
-        <w:lastRenderedPageBreak/>
-        <w:t xml:space="preserve">Scarf, D., Imuta, K., Colombo, M., &amp; Hayne, H. (2012). Social evaluation or simple association? Simple associations may explain moral reasoning in infants. </w:t>
+        <w:t xml:space="preserve">Scarf, D., </w:t>
+      </w:r>
+      <w:proofErr w:type="spellStart"/>
+      <w:r>
+        <w:rPr>
+          <w:rFonts w:ascii="Times New Roman" w:hAnsi="Times New Roman" w:cs="Times New Roman"/>
+        </w:rPr>
+        <w:t>Imuta</w:t>
+      </w:r>
+      <w:proofErr w:type="spellEnd"/>
+      <w:r>
+        <w:rPr>
+          <w:rFonts w:ascii="Times New Roman" w:hAnsi="Times New Roman" w:cs="Times New Roman"/>
+        </w:rPr>
+        <w:t xml:space="preserve">, K., Colombo, M., &amp; Hayne, H. (2012). Social evaluation or simple association? Simple associations may explain moral reasoning in infants. </w:t>
       </w:r>
       <w:r>
         <w:rPr>
@@ -44481,7 +46593,7 @@
         </w:rPr>
         <w:t xml:space="preserve">, 7(8), e42698. </w:t>
       </w:r>
-      <w:hyperlink r:id="rId122" w:history="1">
+      <w:hyperlink r:id="rId123" w:history="1">
         <w:r>
           <w:rPr>
             <w:rStyle w:val="Hyperlink"/>
@@ -44519,7 +46631,7 @@
         </w:rPr>
         <w:t xml:space="preserve">, 15(4), 271–280. </w:t>
       </w:r>
-      <w:hyperlink r:id="rId123" w:history="1">
+      <w:hyperlink r:id="rId124" w:history="1">
         <w:r>
           <w:rPr>
             <w:rStyle w:val="Hyperlink"/>
@@ -44541,9 +46653,23 @@
         <w:rPr>
           <w:rFonts w:ascii="Times New Roman" w:hAnsi="Times New Roman" w:cs="Times New Roman"/>
         </w:rPr>
-        <w:t xml:space="preserve">Schlingloff, L., Csibra, G., &amp; Tatone, D. (2020). Do 15-month-old infants prefer helpers? A replication of Hamlin et al. (2007). Royal Society Open Science, 7(4), 191795. </w:t>
-      </w:r>
-      <w:hyperlink r:id="rId124" w:history="1">
+        <w:t xml:space="preserve">Schlingloff, L., </w:t>
+      </w:r>
+      <w:proofErr w:type="spellStart"/>
+      <w:r>
+        <w:rPr>
+          <w:rFonts w:ascii="Times New Roman" w:hAnsi="Times New Roman" w:cs="Times New Roman"/>
+        </w:rPr>
+        <w:t>Csibra</w:t>
+      </w:r>
+      <w:proofErr w:type="spellEnd"/>
+      <w:r>
+        <w:rPr>
+          <w:rFonts w:ascii="Times New Roman" w:hAnsi="Times New Roman" w:cs="Times New Roman"/>
+        </w:rPr>
+        <w:t xml:space="preserve">, G., &amp; Tatone, D. (2020). Do 15-month-old infants prefer helpers? A replication of Hamlin et al. (2007). Royal Society Open Science, 7(4), 191795. </w:t>
+      </w:r>
+      <w:hyperlink r:id="rId125" w:history="1">
         <w:r>
           <w:rPr>
             <w:rStyle w:val="Hyperlink"/>
@@ -44567,13 +46693,23 @@
         </w:rPr>
         <w:t xml:space="preserve">Schmidt, M. F., &amp; Sommerville, J. A. (2011). Fairness expectations and altruistic sharing in 15-month-old human infants. </w:t>
       </w:r>
+      <w:proofErr w:type="spellStart"/>
       <w:r>
         <w:rPr>
           <w:rFonts w:ascii="Times New Roman" w:hAnsi="Times New Roman" w:cs="Times New Roman"/>
           <w:i/>
           <w:iCs/>
         </w:rPr>
-        <w:t>PLoS ONE</w:t>
+        <w:t>PLoS</w:t>
+      </w:r>
+      <w:proofErr w:type="spellEnd"/>
+      <w:r>
+        <w:rPr>
+          <w:rFonts w:ascii="Times New Roman" w:hAnsi="Times New Roman" w:cs="Times New Roman"/>
+          <w:i/>
+          <w:iCs/>
+        </w:rPr>
+        <w:t xml:space="preserve"> ONE</w:t>
       </w:r>
       <w:r>
         <w:rPr>
@@ -44581,7 +46717,7 @@
         </w:rPr>
         <w:t xml:space="preserve">, 6(10), e23223. </w:t>
       </w:r>
-      <w:hyperlink r:id="rId125" w:history="1">
+      <w:hyperlink r:id="rId126" w:history="1">
         <w:r>
           <w:rPr>
             <w:rStyle w:val="Hyperlink"/>
@@ -44605,7 +46741,7 @@
         </w:rPr>
         <w:t xml:space="preserve">Schwier, C., Van Maanen, C., Carpenter, M., &amp; Tomasello, M. (2006). Rational imitation in 12-month-old infants. Infancy, 10(3), 303–311. </w:t>
       </w:r>
-      <w:hyperlink r:id="rId126" w:history="1">
+      <w:hyperlink r:id="rId127" w:history="1">
         <w:r>
           <w:rPr>
             <w:rStyle w:val="Hyperlink"/>
@@ -44643,7 +46779,7 @@
         </w:rPr>
         <w:t xml:space="preserve">, 2(3), 183–195. </w:t>
       </w:r>
-      <w:hyperlink r:id="rId127" w:history="1">
+      <w:hyperlink r:id="rId128" w:history="1">
         <w:r>
           <w:rPr>
             <w:rStyle w:val="Hyperlink"/>
@@ -44671,6 +46807,7 @@
         <w:rPr>
           <w:rFonts w:ascii="Times New Roman" w:hAnsi="Times New Roman" w:cs="Times New Roman"/>
         </w:rPr>
+        <w:lastRenderedPageBreak/>
         <w:t xml:space="preserve">Singh, S. E., Benton, D. T., &amp; Lei, R. F. (2025). Using artificial neural networks to simulate social category learning: A tutorial. </w:t>
       </w:r>
       <w:r>
@@ -44687,7 +46824,7 @@
         </w:rPr>
         <w:t xml:space="preserve">, 43(3), 152–166. </w:t>
       </w:r>
-      <w:hyperlink r:id="rId128" w:history="1">
+      <w:hyperlink r:id="rId129" w:history="1">
         <w:r>
           <w:rPr>
             <w:rStyle w:val="Hyperlink"/>
@@ -44725,7 +46862,7 @@
         </w:rPr>
         <w:t xml:space="preserve">, 6(7), 293–298. </w:t>
       </w:r>
-      <w:hyperlink r:id="rId129" w:history="1">
+      <w:hyperlink r:id="rId130" w:history="1">
         <w:r>
           <w:rPr>
             <w:rStyle w:val="Hyperlink"/>
@@ -44747,8 +46884,35 @@
         <w:rPr>
           <w:rFonts w:ascii="Times New Roman" w:hAnsi="Times New Roman" w:cs="Times New Roman"/>
         </w:rPr>
-        <w:lastRenderedPageBreak/>
-        <w:t xml:space="preserve">Skerry, A. E., Carey, S. E., &amp; Spelke, E. S. (2013). First-person action experience reveals sensitivity to action efficiency in prereaching infants. </w:t>
+        <w:t xml:space="preserve">Skerry, A. E., Carey, S. E., &amp; </w:t>
+      </w:r>
+      <w:proofErr w:type="spellStart"/>
+      <w:r>
+        <w:rPr>
+          <w:rFonts w:ascii="Times New Roman" w:hAnsi="Times New Roman" w:cs="Times New Roman"/>
+        </w:rPr>
+        <w:t>Spelke</w:t>
+      </w:r>
+      <w:proofErr w:type="spellEnd"/>
+      <w:r>
+        <w:rPr>
+          <w:rFonts w:ascii="Times New Roman" w:hAnsi="Times New Roman" w:cs="Times New Roman"/>
+        </w:rPr>
+        <w:t xml:space="preserve">, E. S. (2013). First-person action experience reveals sensitivity to action efficiency in </w:t>
+      </w:r>
+      <w:proofErr w:type="spellStart"/>
+      <w:r>
+        <w:rPr>
+          <w:rFonts w:ascii="Times New Roman" w:hAnsi="Times New Roman" w:cs="Times New Roman"/>
+        </w:rPr>
+        <w:t>prereaching</w:t>
+      </w:r>
+      <w:proofErr w:type="spellEnd"/>
+      <w:r>
+        <w:rPr>
+          <w:rFonts w:ascii="Times New Roman" w:hAnsi="Times New Roman" w:cs="Times New Roman"/>
+        </w:rPr>
+        <w:t xml:space="preserve"> infants. </w:t>
       </w:r>
       <w:r>
         <w:rPr>
@@ -44764,7 +46928,7 @@
         </w:rPr>
         <w:t xml:space="preserve">, 110(46), 18728–18733. </w:t>
       </w:r>
-      <w:hyperlink r:id="rId130" w:history="1">
+      <w:hyperlink r:id="rId131" w:history="1">
         <w:r>
           <w:rPr>
             <w:rStyle w:val="Hyperlink"/>
@@ -44807,7 +46971,21 @@
         <w:rPr>
           <w:rFonts w:ascii="Times New Roman" w:hAnsi="Times New Roman" w:cs="Times New Roman"/>
         </w:rPr>
-        <w:t xml:space="preserve">Sloutsky, V. M. (2010). From perceptual categories to concepts: What develops?. </w:t>
+        <w:t xml:space="preserve">Sloutsky, V. M. (2010). From perceptual categories to concepts: What </w:t>
+      </w:r>
+      <w:proofErr w:type="gramStart"/>
+      <w:r>
+        <w:rPr>
+          <w:rFonts w:ascii="Times New Roman" w:hAnsi="Times New Roman" w:cs="Times New Roman"/>
+        </w:rPr>
+        <w:t>develops?.</w:t>
+      </w:r>
+      <w:proofErr w:type="gramEnd"/>
+      <w:r>
+        <w:rPr>
+          <w:rFonts w:ascii="Times New Roman" w:hAnsi="Times New Roman" w:cs="Times New Roman"/>
+        </w:rPr>
+        <w:t xml:space="preserve"> </w:t>
       </w:r>
       <w:r>
         <w:rPr>
@@ -44823,7 +47001,7 @@
         </w:rPr>
         <w:t xml:space="preserve">, 34(7), 1244–1286. </w:t>
       </w:r>
-      <w:hyperlink r:id="rId131" w:history="1">
+      <w:hyperlink r:id="rId132" w:history="1">
         <w:r>
           <w:rPr>
             <w:rStyle w:val="Hyperlink"/>
@@ -44841,11 +47019,19 @@
           <w:rFonts w:ascii="Times New Roman" w:hAnsi="Times New Roman" w:cs="Times New Roman"/>
         </w:rPr>
       </w:pPr>
-      <w:r>
-        <w:rPr>
-          <w:rFonts w:ascii="Times New Roman" w:hAnsi="Times New Roman" w:cs="Times New Roman"/>
-        </w:rPr>
-        <w:t xml:space="preserve">Sodian, B., Schoeppner, B., &amp; Metz, U. (2004). Do infants apply the principle of rational action to human agents? </w:t>
+      <w:proofErr w:type="spellStart"/>
+      <w:r>
+        <w:rPr>
+          <w:rFonts w:ascii="Times New Roman" w:hAnsi="Times New Roman" w:cs="Times New Roman"/>
+        </w:rPr>
+        <w:t>Sodian</w:t>
+      </w:r>
+      <w:proofErr w:type="spellEnd"/>
+      <w:r>
+        <w:rPr>
+          <w:rFonts w:ascii="Times New Roman" w:hAnsi="Times New Roman" w:cs="Times New Roman"/>
+        </w:rPr>
+        <w:t xml:space="preserve">, B., Schoeppner, B., &amp; Metz, U. (2004). Do infants apply the principle of rational action to human agents? </w:t>
       </w:r>
       <w:r>
         <w:rPr>
@@ -44861,7 +47047,7 @@
         </w:rPr>
         <w:t xml:space="preserve">, 27(1), 31–41. </w:t>
       </w:r>
-      <w:hyperlink r:id="rId132" w:history="1">
+      <w:hyperlink r:id="rId133" w:history="1">
         <w:r>
           <w:rPr>
             <w:rStyle w:val="Hyperlink"/>
@@ -44899,7 +47085,7 @@
         </w:rPr>
         <w:t xml:space="preserve">, 25(1), 545–580. </w:t>
       </w:r>
-      <w:hyperlink r:id="rId133" w:history="1">
+      <w:hyperlink r:id="rId134" w:history="1">
         <w:r>
           <w:rPr>
             <w:rStyle w:val="Hyperlink"/>
@@ -44937,7 +47123,7 @@
         </w:rPr>
         <w:t xml:space="preserve">, 96(1), B1–B11. </w:t>
       </w:r>
-      <w:hyperlink r:id="rId134" w:history="1">
+      <w:hyperlink r:id="rId135" w:history="1">
         <w:r>
           <w:rPr>
             <w:rStyle w:val="Hyperlink"/>
@@ -44961,11 +47147,20 @@
           <w:rFonts w:ascii="Times New Roman" w:hAnsi="Times New Roman" w:cs="Times New Roman"/>
         </w:rPr>
       </w:pPr>
-      <w:r>
-        <w:rPr>
-          <w:rFonts w:ascii="Times New Roman" w:hAnsi="Times New Roman" w:cs="Times New Roman"/>
-        </w:rPr>
-        <w:t>Spelke, E. S. (2022). What babies know: Core knowledge and composition (Vol. 1). Oxford University Press.</w:t>
+      <w:proofErr w:type="spellStart"/>
+      <w:r>
+        <w:rPr>
+          <w:rFonts w:ascii="Times New Roman" w:hAnsi="Times New Roman" w:cs="Times New Roman"/>
+        </w:rPr>
+        <w:lastRenderedPageBreak/>
+        <w:t>Spelke</w:t>
+      </w:r>
+      <w:proofErr w:type="spellEnd"/>
+      <w:r>
+        <w:rPr>
+          <w:rFonts w:ascii="Times New Roman" w:hAnsi="Times New Roman" w:cs="Times New Roman"/>
+        </w:rPr>
+        <w:t>, E. S. (2022). What babies know: Core knowledge and composition (Vol. 1). Oxford University Press.</w:t>
       </w:r>
     </w:p>
     <w:p>
@@ -44976,11 +47171,33 @@
           <w:rFonts w:ascii="Times New Roman" w:hAnsi="Times New Roman" w:cs="Times New Roman"/>
         </w:rPr>
       </w:pPr>
-      <w:r>
-        <w:rPr>
-          <w:rFonts w:ascii="Times New Roman" w:hAnsi="Times New Roman" w:cs="Times New Roman"/>
-        </w:rPr>
-        <w:t xml:space="preserve">Spelke, E. S., Breinlinger, K., Macomber, J., &amp; Jacobson, K. (1992). Origins of knowledge. </w:t>
+      <w:proofErr w:type="spellStart"/>
+      <w:r>
+        <w:rPr>
+          <w:rFonts w:ascii="Times New Roman" w:hAnsi="Times New Roman" w:cs="Times New Roman"/>
+        </w:rPr>
+        <w:t>Spelke</w:t>
+      </w:r>
+      <w:proofErr w:type="spellEnd"/>
+      <w:r>
+        <w:rPr>
+          <w:rFonts w:ascii="Times New Roman" w:hAnsi="Times New Roman" w:cs="Times New Roman"/>
+        </w:rPr>
+        <w:t xml:space="preserve">, E. S., </w:t>
+      </w:r>
+      <w:proofErr w:type="spellStart"/>
+      <w:r>
+        <w:rPr>
+          <w:rFonts w:ascii="Times New Roman" w:hAnsi="Times New Roman" w:cs="Times New Roman"/>
+        </w:rPr>
+        <w:t>Breinlinger</w:t>
+      </w:r>
+      <w:proofErr w:type="spellEnd"/>
+      <w:r>
+        <w:rPr>
+          <w:rFonts w:ascii="Times New Roman" w:hAnsi="Times New Roman" w:cs="Times New Roman"/>
+        </w:rPr>
+        <w:t xml:space="preserve">, K., Macomber, J., &amp; Jacobson, K. (1992). Origins of knowledge. </w:t>
       </w:r>
       <w:r>
         <w:rPr>
@@ -44996,7 +47213,7 @@
         </w:rPr>
         <w:t xml:space="preserve">, 99(4), 605–632. </w:t>
       </w:r>
-      <w:hyperlink r:id="rId135" w:history="1">
+      <w:hyperlink r:id="rId136" w:history="1">
         <w:r>
           <w:rPr>
             <w:rStyle w:val="Hyperlink"/>
@@ -45018,7 +47235,6 @@
         <w:rPr>
           <w:rFonts w:ascii="Times New Roman" w:hAnsi="Times New Roman" w:cs="Times New Roman"/>
         </w:rPr>
-        <w:lastRenderedPageBreak/>
         <w:t xml:space="preserve">Stahl, A. E., &amp; Kibbe, M. M. (2022). Great expectations: The construct validity of the violation‐of‐expectation method for studying infant cognition. </w:t>
       </w:r>
       <w:r>
@@ -45035,7 +47251,7 @@
         </w:rPr>
         <w:t xml:space="preserve">, 31(6), e2359. </w:t>
       </w:r>
-      <w:hyperlink r:id="rId136" w:history="1">
+      <w:hyperlink r:id="rId137" w:history="1">
         <w:r>
           <w:rPr>
             <w:rStyle w:val="Hyperlink"/>
@@ -45053,13 +47269,63 @@
           <w:rFonts w:ascii="Times New Roman" w:hAnsi="Times New Roman" w:cs="Times New Roman"/>
         </w:rPr>
       </w:pPr>
-      <w:r>
-        <w:rPr>
-          <w:rFonts w:ascii="Times New Roman" w:hAnsi="Times New Roman" w:cs="Times New Roman"/>
-        </w:rPr>
-        <w:t xml:space="preserve">Vallortigara, G., Regolin, L., &amp; Marconato, F. (2005). Visually inexperienced chicks exhibit spontaneous preference for biological motion patterns. PLoS Biology, 3(7), e208. </w:t>
-      </w:r>
-      <w:hyperlink r:id="rId137" w:history="1">
+      <w:proofErr w:type="spellStart"/>
+      <w:r>
+        <w:rPr>
+          <w:rFonts w:ascii="Times New Roman" w:hAnsi="Times New Roman" w:cs="Times New Roman"/>
+        </w:rPr>
+        <w:t>Vallortigara</w:t>
+      </w:r>
+      <w:proofErr w:type="spellEnd"/>
+      <w:r>
+        <w:rPr>
+          <w:rFonts w:ascii="Times New Roman" w:hAnsi="Times New Roman" w:cs="Times New Roman"/>
+        </w:rPr>
+        <w:t xml:space="preserve">, G., </w:t>
+      </w:r>
+      <w:proofErr w:type="spellStart"/>
+      <w:r>
+        <w:rPr>
+          <w:rFonts w:ascii="Times New Roman" w:hAnsi="Times New Roman" w:cs="Times New Roman"/>
+        </w:rPr>
+        <w:t>Regolin</w:t>
+      </w:r>
+      <w:proofErr w:type="spellEnd"/>
+      <w:r>
+        <w:rPr>
+          <w:rFonts w:ascii="Times New Roman" w:hAnsi="Times New Roman" w:cs="Times New Roman"/>
+        </w:rPr>
+        <w:t xml:space="preserve">, L., &amp; </w:t>
+      </w:r>
+      <w:proofErr w:type="spellStart"/>
+      <w:r>
+        <w:rPr>
+          <w:rFonts w:ascii="Times New Roman" w:hAnsi="Times New Roman" w:cs="Times New Roman"/>
+        </w:rPr>
+        <w:t>Marconato</w:t>
+      </w:r>
+      <w:proofErr w:type="spellEnd"/>
+      <w:r>
+        <w:rPr>
+          <w:rFonts w:ascii="Times New Roman" w:hAnsi="Times New Roman" w:cs="Times New Roman"/>
+        </w:rPr>
+        <w:t xml:space="preserve">, F. (2005). Visually inexperienced chicks exhibit spontaneous preference for biological motion patterns. </w:t>
+      </w:r>
+      <w:proofErr w:type="spellStart"/>
+      <w:r>
+        <w:rPr>
+          <w:rFonts w:ascii="Times New Roman" w:hAnsi="Times New Roman" w:cs="Times New Roman"/>
+        </w:rPr>
+        <w:t>PLoS</w:t>
+      </w:r>
+      <w:proofErr w:type="spellEnd"/>
+      <w:r>
+        <w:rPr>
+          <w:rFonts w:ascii="Times New Roman" w:hAnsi="Times New Roman" w:cs="Times New Roman"/>
+        </w:rPr>
+        <w:t xml:space="preserve"> Biology, 3(7), e208. </w:t>
+      </w:r>
+      <w:hyperlink r:id="rId138" w:history="1">
         <w:r>
           <w:rPr>
             <w:rStyle w:val="Hyperlink"/>
@@ -45081,8 +47347,23 @@
         <w:rPr>
           <w:rFonts w:ascii="Times New Roman" w:hAnsi="Times New Roman" w:cs="Times New Roman"/>
         </w:rPr>
-        <w:t xml:space="preserve">Van Overwalle, F. (2010). Infants' teleological and belief inference: A recurrent connectionist approach to their minimal representational and computational requirements. </w:t>
-      </w:r>
+        <w:t xml:space="preserve">Van </w:t>
+      </w:r>
+      <w:proofErr w:type="spellStart"/>
+      <w:r>
+        <w:rPr>
+          <w:rFonts w:ascii="Times New Roman" w:hAnsi="Times New Roman" w:cs="Times New Roman"/>
+        </w:rPr>
+        <w:t>Overwalle</w:t>
+      </w:r>
+      <w:proofErr w:type="spellEnd"/>
+      <w:r>
+        <w:rPr>
+          <w:rFonts w:ascii="Times New Roman" w:hAnsi="Times New Roman" w:cs="Times New Roman"/>
+        </w:rPr>
+        <w:t xml:space="preserve">, F. (2010). Infants' teleological and belief inference: A recurrent connectionist approach to their minimal representational and computational requirements. </w:t>
+      </w:r>
+      <w:proofErr w:type="spellStart"/>
       <w:r>
         <w:rPr>
           <w:rFonts w:ascii="Times New Roman" w:hAnsi="Times New Roman" w:cs="Times New Roman"/>
@@ -45091,13 +47372,14 @@
         </w:rPr>
         <w:t>NeuroImage</w:t>
       </w:r>
+      <w:proofErr w:type="spellEnd"/>
       <w:r>
         <w:rPr>
           <w:rFonts w:ascii="Times New Roman" w:hAnsi="Times New Roman" w:cs="Times New Roman"/>
         </w:rPr>
         <w:t xml:space="preserve">, 52(3), 1095–1108. </w:t>
       </w:r>
-      <w:hyperlink r:id="rId138" w:history="1">
+      <w:hyperlink r:id="rId139" w:history="1">
         <w:r>
           <w:rPr>
             <w:rStyle w:val="Hyperlink"/>
@@ -45135,7 +47417,7 @@
         </w:rPr>
         <w:t xml:space="preserve">, 383(6682), 504–511. </w:t>
       </w:r>
-      <w:hyperlink r:id="rId139" w:history="1">
+      <w:hyperlink r:id="rId140" w:history="1">
         <w:r>
           <w:rPr>
             <w:rStyle w:val="Hyperlink"/>
@@ -45179,7 +47461,7 @@
         </w:rPr>
         <w:t xml:space="preserve">, 7(1), 73–83. </w:t>
       </w:r>
-      <w:hyperlink r:id="rId140" w:history="1">
+      <w:hyperlink r:id="rId141" w:history="1">
         <w:r>
           <w:rPr>
             <w:rStyle w:val="Hyperlink"/>
@@ -45223,7 +47505,7 @@
         </w:rPr>
         <w:t xml:space="preserve">, 27(4), 367–382. </w:t>
       </w:r>
-      <w:hyperlink r:id="rId141" w:history="1">
+      <w:hyperlink r:id="rId142" w:history="1">
         <w:r>
           <w:rPr>
             <w:rStyle w:val="Hyperlink"/>
@@ -45245,6 +47527,7 @@
         <w:rPr>
           <w:rFonts w:ascii="Times New Roman" w:hAnsi="Times New Roman" w:cs="Times New Roman"/>
         </w:rPr>
+        <w:lastRenderedPageBreak/>
         <w:t xml:space="preserve">Williams, R. J., &amp; Zipser, D. (1995). Gradient-based learning algorithms for recurrent networks and their computational complexity. In Y. Chauvin &amp; D. E. Rumelhart (Eds.), Back-propagation: Theory, architectures and applications (pp. 433–486). Erlbaum. </w:t>
       </w:r>
     </w:p>
@@ -45260,8 +47543,21 @@
         <w:rPr>
           <w:rFonts w:ascii="Times New Roman" w:hAnsi="Times New Roman" w:cs="Times New Roman"/>
         </w:rPr>
-        <w:lastRenderedPageBreak/>
-        <w:t xml:space="preserve">Woo, B. M., Steckler, C. M., Le, D. T., &amp; Hamlin, J. K. (2017). Social evaluation of intentional, truly accidental, and negligently accidental helpers and harmers by 10-month-old infants. </w:t>
+        <w:t xml:space="preserve">Woo, B. M., Steckler, C. M., Le, D. T., &amp; Hamlin, J. K. (2017). Social evaluation of intentional, truly accidental, and </w:t>
+      </w:r>
+      <w:proofErr w:type="gramStart"/>
+      <w:r>
+        <w:rPr>
+          <w:rFonts w:ascii="Times New Roman" w:hAnsi="Times New Roman" w:cs="Times New Roman"/>
+        </w:rPr>
+        <w:t>negligently</w:t>
+      </w:r>
+      <w:proofErr w:type="gramEnd"/>
+      <w:r>
+        <w:rPr>
+          <w:rFonts w:ascii="Times New Roman" w:hAnsi="Times New Roman" w:cs="Times New Roman"/>
+        </w:rPr>
+        <w:t xml:space="preserve"> accidental helpers and harmers by 10-month-old infants. </w:t>
       </w:r>
       <w:r>
         <w:rPr>
@@ -45277,7 +47573,7 @@
         </w:rPr>
         <w:t xml:space="preserve">, 168, 154–163. </w:t>
       </w:r>
-      <w:hyperlink r:id="rId142" w:history="1">
+      <w:hyperlink r:id="rId143" w:history="1">
         <w:r>
           <w:rPr>
             <w:rStyle w:val="Hyperlink"/>
@@ -45315,7 +47611,7 @@
         </w:rPr>
         <w:t xml:space="preserve">, 69(1), 1–34. </w:t>
       </w:r>
-      <w:hyperlink r:id="rId143" w:history="1">
+      <w:hyperlink r:id="rId144" w:history="1">
         <w:r>
           <w:rPr>
             <w:rStyle w:val="Hyperlink"/>
@@ -45359,7 +47655,7 @@
         </w:rPr>
         <w:t xml:space="preserve">, 11(1), 73–77. </w:t>
       </w:r>
-      <w:hyperlink r:id="rId144" w:history="1">
+      <w:hyperlink r:id="rId145" w:history="1">
         <w:r>
           <w:rPr>
             <w:rStyle w:val="Hyperlink"/>
@@ -45397,7 +47693,7 @@
         </w:rPr>
         <w:t xml:space="preserve">, 358(6389), 749–750. </w:t>
       </w:r>
-      <w:hyperlink r:id="rId145" w:history="1">
+      <w:hyperlink r:id="rId146" w:history="1">
         <w:r>
           <w:rPr>
             <w:rStyle w:val="Hyperlink"/>
@@ -45435,7 +47731,7 @@
         </w:rPr>
         <w:t xml:space="preserve">, 4(6), 172–177. </w:t>
       </w:r>
-      <w:hyperlink r:id="rId146" w:history="1">
+      <w:hyperlink r:id="rId147" w:history="1">
         <w:r>
           <w:rPr>
             <w:rStyle w:val="Hyperlink"/>
@@ -45453,11 +47749,33 @@
           <w:rFonts w:ascii="Times New Roman" w:hAnsi="Times New Roman" w:cs="Times New Roman"/>
         </w:rPr>
       </w:pPr>
-      <w:r>
-        <w:rPr>
-          <w:rFonts w:ascii="Times New Roman" w:hAnsi="Times New Roman" w:cs="Times New Roman"/>
-        </w:rPr>
-        <w:t xml:space="preserve">Yermolayeva, Y., &amp; Rakison, D. H. (2014). Connectionist modeling of developmental changes in infancy: Approaches, challenges, and contributions. </w:t>
+      <w:proofErr w:type="spellStart"/>
+      <w:r>
+        <w:rPr>
+          <w:rFonts w:ascii="Times New Roman" w:hAnsi="Times New Roman" w:cs="Times New Roman"/>
+        </w:rPr>
+        <w:t>Yermolayeva</w:t>
+      </w:r>
+      <w:proofErr w:type="spellEnd"/>
+      <w:r>
+        <w:rPr>
+          <w:rFonts w:ascii="Times New Roman" w:hAnsi="Times New Roman" w:cs="Times New Roman"/>
+        </w:rPr>
+        <w:t xml:space="preserve">, Y., &amp; </w:t>
+      </w:r>
+      <w:proofErr w:type="spellStart"/>
+      <w:r>
+        <w:rPr>
+          <w:rFonts w:ascii="Times New Roman" w:hAnsi="Times New Roman" w:cs="Times New Roman"/>
+        </w:rPr>
+        <w:t>Rakison</w:t>
+      </w:r>
+      <w:proofErr w:type="spellEnd"/>
+      <w:r>
+        <w:rPr>
+          <w:rFonts w:ascii="Times New Roman" w:hAnsi="Times New Roman" w:cs="Times New Roman"/>
+        </w:rPr>
+        <w:t xml:space="preserve">, D. H. (2014). Connectionist modeling of developmental changes in infancy: Approaches, challenges, and contributions. </w:t>
       </w:r>
       <w:r>
         <w:rPr>
@@ -45473,7 +47791,7 @@
         </w:rPr>
         <w:t xml:space="preserve">, 140(1), 224–255. </w:t>
       </w:r>
-      <w:hyperlink r:id="rId147" w:history="1">
+      <w:hyperlink r:id="rId148" w:history="1">
         <w:r>
           <w:rPr>
             <w:rStyle w:val="Hyperlink"/>
@@ -45511,7 +47829,7 @@
         </w:rPr>
         <w:t xml:space="preserve">, 56(6), 1574–1583. </w:t>
       </w:r>
-      <w:hyperlink r:id="rId148" w:history="1">
+      <w:hyperlink r:id="rId149" w:history="1">
         <w:r>
           <w:rPr>
             <w:rStyle w:val="Hyperlink"/>
@@ -45542,8 +47860,8 @@
       </w:pPr>
     </w:p>
     <w:sectPr>
-      <w:headerReference w:type="default" r:id="rId149"/>
-      <w:headerReference w:type="first" r:id="rId150"/>
+      <w:headerReference w:type="default" r:id="rId150"/>
+      <w:headerReference w:type="first" r:id="rId151"/>
       <w:pgSz w:w="12240" w:h="15840"/>
       <w:pgMar w:top="1440" w:right="1440" w:bottom="1440" w:left="1440" w:header="720" w:footer="720" w:gutter="0"/>
       <w:cols w:space="720"/>
@@ -46852,7 +49170,6 @@
   <w:style w:type="character" w:default="1" w:styleId="DefaultParagraphFont">
     <w:name w:val="Default Paragraph Font"/>
     <w:uiPriority w:val="1"/>
-    <w:semiHidden/>
     <w:unhideWhenUsed/>
   </w:style>
   <w:style w:type="table" w:default="1" w:styleId="TableNormal">

--- a/psychologicalReview/ms/finalDocuments/msFinal.docx
+++ b/psychologicalReview/ms/finalDocuments/msFinal.docx
@@ -661,21 +661,7 @@
         <w:rPr>
           <w:rFonts w:ascii="Times New Roman" w:hAnsi="Times New Roman" w:cs="Times New Roman"/>
         </w:rPr>
-        <w:t>(</w:t>
-      </w:r>
-      <w:proofErr w:type="spellStart"/>
-      <w:r>
-        <w:rPr>
-          <w:rFonts w:ascii="Times New Roman" w:hAnsi="Times New Roman" w:cs="Times New Roman"/>
-        </w:rPr>
-        <w:t>Csibra</w:t>
-      </w:r>
-      <w:proofErr w:type="spellEnd"/>
-      <w:r>
-        <w:rPr>
-          <w:rFonts w:ascii="Times New Roman" w:hAnsi="Times New Roman" w:cs="Times New Roman"/>
-        </w:rPr>
-        <w:t xml:space="preserve"> et al., 1999; Gergely et al., 1995).</w:t>
+        <w:t>(Csibra et al., 1999; Gergely et al., 1995).</w:t>
       </w:r>
       <w:r>
         <w:rPr>
@@ -755,19 +741,11 @@
         </w:rPr>
         <w:t xml:space="preserve">either </w:t>
       </w:r>
-      <w:proofErr w:type="gramStart"/>
-      <w:r>
-        <w:rPr>
-          <w:rFonts w:ascii="Times New Roman" w:hAnsi="Times New Roman" w:cs="Times New Roman"/>
-        </w:rPr>
-        <w:t>to</w:t>
-      </w:r>
-      <w:proofErr w:type="gramEnd"/>
-      <w:r>
-        <w:rPr>
-          <w:rFonts w:ascii="Times New Roman" w:hAnsi="Times New Roman" w:cs="Times New Roman"/>
-        </w:rPr>
-        <w:t xml:space="preserve"> events </w:t>
+      <w:r>
+        <w:rPr>
+          <w:rFonts w:ascii="Times New Roman" w:hAnsi="Times New Roman" w:cs="Times New Roman"/>
+        </w:rPr>
+        <w:t xml:space="preserve">to events </w:t>
       </w:r>
       <w:r>
         <w:rPr>
@@ -1232,63 +1210,19 @@
         <w:rPr>
           <w:rFonts w:ascii="Times New Roman" w:hAnsi="Times New Roman" w:cs="Times New Roman"/>
         </w:rPr>
-        <w:t xml:space="preserve"> not only to people (e.g., Phillips &amp; Wellman, 2005; </w:t>
-      </w:r>
-      <w:proofErr w:type="spellStart"/>
-      <w:r>
-        <w:rPr>
-          <w:rFonts w:ascii="Times New Roman" w:hAnsi="Times New Roman" w:cs="Times New Roman"/>
-        </w:rPr>
-        <w:t>Sodian</w:t>
-      </w:r>
-      <w:proofErr w:type="spellEnd"/>
-      <w:r>
-        <w:rPr>
-          <w:rFonts w:ascii="Times New Roman" w:hAnsi="Times New Roman" w:cs="Times New Roman"/>
-        </w:rPr>
-        <w:t xml:space="preserve"> et al., 2004; Woodward &amp; Sommerville, 2000) and animals (e.g., Schwier et al., 2006) but also to geometric shapes (</w:t>
-      </w:r>
-      <w:proofErr w:type="spellStart"/>
-      <w:r>
-        <w:rPr>
-          <w:rFonts w:ascii="Times New Roman" w:hAnsi="Times New Roman" w:cs="Times New Roman"/>
-        </w:rPr>
-        <w:t>Csibra</w:t>
-      </w:r>
-      <w:proofErr w:type="spellEnd"/>
-      <w:r>
-        <w:rPr>
-          <w:rFonts w:ascii="Times New Roman" w:hAnsi="Times New Roman" w:cs="Times New Roman"/>
-        </w:rPr>
-        <w:t xml:space="preserve"> et al., 2003; Gergely et al., 1995) and inanimate objects (</w:t>
-      </w:r>
-      <w:proofErr w:type="spellStart"/>
-      <w:r>
-        <w:rPr>
-          <w:rFonts w:ascii="Times New Roman" w:hAnsi="Times New Roman" w:cs="Times New Roman"/>
-        </w:rPr>
-        <w:t>Csibra</w:t>
-      </w:r>
-      <w:proofErr w:type="spellEnd"/>
-      <w:r>
-        <w:rPr>
-          <w:rFonts w:ascii="Times New Roman" w:hAnsi="Times New Roman" w:cs="Times New Roman"/>
-        </w:rPr>
-        <w:t xml:space="preserve"> et al., 1999; </w:t>
-      </w:r>
-      <w:proofErr w:type="spellStart"/>
-      <w:r>
-        <w:rPr>
-          <w:rFonts w:ascii="Times New Roman" w:hAnsi="Times New Roman" w:cs="Times New Roman"/>
-        </w:rPr>
-        <w:t>Kamewari</w:t>
-      </w:r>
-      <w:proofErr w:type="spellEnd"/>
-      <w:r>
-        <w:rPr>
-          <w:rFonts w:ascii="Times New Roman" w:hAnsi="Times New Roman" w:cs="Times New Roman"/>
-        </w:rPr>
-        <w:t xml:space="preserve"> et al., 2005). Additionally, </w:t>
+        <w:t xml:space="preserve"> not only to people (e.g., Phillips &amp; Wellman, 2005; Sodian et al., 2004; Woodward &amp; Sommerville, 2000) and animals (e.g., Schwier et al., 2006) but also to geometric shapes (Csibra et al., 2003; Gergely et al., 1995) and inanimate objects (</w:t>
+      </w:r>
+      <w:r>
+        <w:rPr>
+          <w:rFonts w:ascii="Times New Roman" w:hAnsi="Times New Roman" w:cs="Times New Roman"/>
+        </w:rPr>
+        <w:t xml:space="preserve">Csibra et al., 1999; </w:t>
+      </w:r>
+      <w:r>
+        <w:rPr>
+          <w:rFonts w:ascii="Times New Roman" w:hAnsi="Times New Roman" w:cs="Times New Roman"/>
+        </w:rPr>
+        <w:t xml:space="preserve">Kamewari et al., 2005). Additionally, </w:t>
       </w:r>
       <w:r>
         <w:rPr>
@@ -1348,21 +1282,7 @@
         <w:rPr>
           <w:rFonts w:ascii="Times New Roman" w:hAnsi="Times New Roman" w:cs="Times New Roman"/>
         </w:rPr>
-        <w:t xml:space="preserve"> (Liu &amp; </w:t>
-      </w:r>
-      <w:proofErr w:type="spellStart"/>
-      <w:r>
-        <w:rPr>
-          <w:rFonts w:ascii="Times New Roman" w:hAnsi="Times New Roman" w:cs="Times New Roman"/>
-        </w:rPr>
-        <w:t>Spelke</w:t>
-      </w:r>
-      <w:proofErr w:type="spellEnd"/>
-      <w:r>
-        <w:rPr>
-          <w:rFonts w:ascii="Times New Roman" w:hAnsi="Times New Roman" w:cs="Times New Roman"/>
-        </w:rPr>
-        <w:t>, 2017).</w:t>
+        <w:t xml:space="preserve"> (Liu &amp; Spelke, 2017).</w:t>
       </w:r>
       <w:r>
         <w:rPr>
@@ -1500,14 +1420,12 @@
         </w:rPr>
         <w:t xml:space="preserve">Several proposals have been </w:t>
       </w:r>
-      <w:proofErr w:type="gramStart"/>
       <w:r>
         <w:rPr>
           <w:rFonts w:ascii="Times New Roman" w:hAnsi="Times New Roman" w:cs="Times New Roman"/>
         </w:rPr>
         <w:t>advanced</w:t>
       </w:r>
-      <w:proofErr w:type="gramEnd"/>
       <w:r>
         <w:rPr>
           <w:rFonts w:ascii="Times New Roman" w:hAnsi="Times New Roman" w:cs="Times New Roman"/>
@@ -1736,41 +1654,13 @@
         <w:rPr>
           <w:rFonts w:ascii="Times New Roman" w:hAnsi="Times New Roman" w:cs="Times New Roman"/>
         </w:rPr>
-        <w:t>(</w:t>
-      </w:r>
-      <w:proofErr w:type="spellStart"/>
-      <w:r>
-        <w:rPr>
-          <w:rFonts w:ascii="Times New Roman" w:hAnsi="Times New Roman" w:cs="Times New Roman"/>
-        </w:rPr>
-        <w:t>Csibra</w:t>
-      </w:r>
-      <w:proofErr w:type="spellEnd"/>
-      <w:r>
-        <w:rPr>
-          <w:rFonts w:ascii="Times New Roman" w:hAnsi="Times New Roman" w:cs="Times New Roman"/>
-        </w:rPr>
-        <w:t xml:space="preserve"> &amp; Gergely, 1998; </w:t>
-      </w:r>
-      <w:r>
-        <w:rPr>
-          <w:rFonts w:ascii="Times New Roman" w:hAnsi="Times New Roman" w:cs="Times New Roman"/>
-        </w:rPr>
-        <w:t xml:space="preserve">Gergely &amp; </w:t>
-      </w:r>
-      <w:proofErr w:type="spellStart"/>
-      <w:r>
-        <w:rPr>
-          <w:rFonts w:ascii="Times New Roman" w:hAnsi="Times New Roman" w:cs="Times New Roman"/>
-        </w:rPr>
-        <w:t>Csibra</w:t>
-      </w:r>
-      <w:proofErr w:type="spellEnd"/>
-      <w:r>
-        <w:rPr>
-          <w:rFonts w:ascii="Times New Roman" w:hAnsi="Times New Roman" w:cs="Times New Roman"/>
-        </w:rPr>
-        <w:t>, 2003</w:t>
+        <w:t xml:space="preserve">(Csibra &amp; Gergely, 1998; </w:t>
+      </w:r>
+      <w:r>
+        <w:rPr>
+          <w:rFonts w:ascii="Times New Roman" w:hAnsi="Times New Roman" w:cs="Times New Roman"/>
+        </w:rPr>
+        <w:t>Gergely &amp; Csibra, 2003</w:t>
       </w:r>
       <w:r>
         <w:rPr>
@@ -2194,21 +2084,7 @@
         <w:rPr>
           <w:rFonts w:ascii="Times New Roman" w:hAnsi="Times New Roman" w:cs="Times New Roman"/>
         </w:rPr>
-        <w:t xml:space="preserve">evaluate possible </w:t>
-      </w:r>
-      <w:proofErr w:type="gramStart"/>
-      <w:r>
-        <w:rPr>
-          <w:rFonts w:ascii="Times New Roman" w:hAnsi="Times New Roman" w:cs="Times New Roman"/>
-        </w:rPr>
-        <w:t>plans—</w:t>
-      </w:r>
-      <w:proofErr w:type="gramEnd"/>
-      <w:r>
-        <w:rPr>
-          <w:rFonts w:ascii="Times New Roman" w:hAnsi="Times New Roman" w:cs="Times New Roman"/>
-        </w:rPr>
-        <w:t>that is, sequences of actions that lead to a goal—and select the plan that maximizes expected subjective utilities. A subjective utility is the difference between the rewards that result from an outcome and the cost of executing the plan.</w:t>
+        <w:t>evaluate possible plans—that is, sequences of actions that lead to a goal—and select the plan that maximizes expected subjective utilities. A subjective utility is the difference between the rewards that result from an outcome and the cost of executing the plan.</w:t>
       </w:r>
       <w:r>
         <w:rPr>
@@ -3534,21 +3410,7 @@
         <w:rPr>
           <w:rFonts w:ascii="Times New Roman" w:hAnsi="Times New Roman" w:cs="Times New Roman"/>
         </w:rPr>
-        <w:t xml:space="preserve">In terms of Liu et </w:t>
-      </w:r>
-      <w:proofErr w:type="gramStart"/>
-      <w:r>
-        <w:rPr>
-          <w:rFonts w:ascii="Times New Roman" w:hAnsi="Times New Roman" w:cs="Times New Roman"/>
-        </w:rPr>
-        <w:t>al.’s</w:t>
-      </w:r>
-      <w:proofErr w:type="gramEnd"/>
-      <w:r>
-        <w:rPr>
-          <w:rFonts w:ascii="Times New Roman" w:hAnsi="Times New Roman" w:cs="Times New Roman"/>
-        </w:rPr>
-        <w:t xml:space="preserve"> </w:t>
+        <w:t xml:space="preserve">In terms of Liu et al.’s </w:t>
       </w:r>
       <w:r>
         <w:rPr>
@@ -4139,7 +4001,13 @@
         <w:rPr>
           <w:rFonts w:ascii="Times New Roman" w:hAnsi="Times New Roman" w:cs="Times New Roman"/>
         </w:rPr>
-        <w:t xml:space="preserve"> than rich proposals</w:t>
+        <w:t xml:space="preserve"> than rich </w:t>
+      </w:r>
+      <w:r>
+        <w:rPr>
+          <w:rFonts w:ascii="Times New Roman" w:hAnsi="Times New Roman" w:cs="Times New Roman"/>
+        </w:rPr>
+        <w:t>accounts</w:t>
       </w:r>
       <w:r>
         <w:rPr>
@@ -4367,49 +4235,7 @@
         <w:rPr>
           <w:rFonts w:ascii="Times New Roman" w:hAnsi="Times New Roman" w:cs="Times New Roman"/>
         </w:rPr>
-        <w:t xml:space="preserve">Jones &amp; Smith, 1993; Quinn &amp; </w:t>
-      </w:r>
-      <w:proofErr w:type="spellStart"/>
-      <w:r>
-        <w:rPr>
-          <w:rFonts w:ascii="Times New Roman" w:hAnsi="Times New Roman" w:cs="Times New Roman"/>
-        </w:rPr>
-        <w:t>Eimas</w:t>
-      </w:r>
-      <w:proofErr w:type="spellEnd"/>
-      <w:r>
-        <w:rPr>
-          <w:rFonts w:ascii="Times New Roman" w:hAnsi="Times New Roman" w:cs="Times New Roman"/>
-        </w:rPr>
-        <w:t xml:space="preserve">, 1997; </w:t>
-      </w:r>
-      <w:proofErr w:type="spellStart"/>
-      <w:r>
-        <w:rPr>
-          <w:rFonts w:ascii="Times New Roman" w:hAnsi="Times New Roman" w:cs="Times New Roman"/>
-        </w:rPr>
-        <w:t>Rakison</w:t>
-      </w:r>
-      <w:proofErr w:type="spellEnd"/>
-      <w:r>
-        <w:rPr>
-          <w:rFonts w:ascii="Times New Roman" w:hAnsi="Times New Roman" w:cs="Times New Roman"/>
-        </w:rPr>
-        <w:t xml:space="preserve"> &amp; </w:t>
-      </w:r>
-      <w:proofErr w:type="spellStart"/>
-      <w:r>
-        <w:rPr>
-          <w:rFonts w:ascii="Times New Roman" w:hAnsi="Times New Roman" w:cs="Times New Roman"/>
-        </w:rPr>
-        <w:t>Lupyan</w:t>
-      </w:r>
-      <w:proofErr w:type="spellEnd"/>
-      <w:r>
-        <w:rPr>
-          <w:rFonts w:ascii="Times New Roman" w:hAnsi="Times New Roman" w:cs="Times New Roman"/>
-        </w:rPr>
-        <w:t>, 2008; Sloutsky, 2010)</w:t>
+        <w:t>Jones &amp; Smith, 1993; Quinn &amp; Eimas, 1997; Rakison &amp; Lupyan, 2008; Sloutsky, 2010)</w:t>
       </w:r>
       <w:r>
         <w:rPr>
@@ -4565,21 +4391,7 @@
         <w:rPr>
           <w:rFonts w:ascii="Times New Roman" w:hAnsi="Times New Roman" w:cs="Times New Roman"/>
         </w:rPr>
-        <w:t xml:space="preserve"> concepts for animates and </w:t>
-      </w:r>
-      <w:proofErr w:type="spellStart"/>
-      <w:r>
-        <w:rPr>
-          <w:rFonts w:ascii="Times New Roman" w:hAnsi="Times New Roman" w:cs="Times New Roman"/>
-        </w:rPr>
-        <w:t>inanimates</w:t>
-      </w:r>
-      <w:proofErr w:type="spellEnd"/>
-      <w:r>
-        <w:rPr>
-          <w:rFonts w:ascii="Times New Roman" w:hAnsi="Times New Roman" w:cs="Times New Roman"/>
-        </w:rPr>
-        <w:t xml:space="preserve"> are formed much more slowly than the available data may suggest.</w:t>
+        <w:t xml:space="preserve"> concepts for animates and inanimates are formed much more slowly than the available data may suggest.</w:t>
       </w:r>
       <w:r>
         <w:rPr>
@@ -4644,19 +4456,11 @@
         </w:rPr>
         <w:t xml:space="preserve">Perner &amp; Ruffman, 2005), causal perception and reasoning (e.g., Cohen et al., 2002; McClelland &amp; Thompson, 2007), sociomoral reasoning (e.g., Benton &amp; Lapan, 2021), object permanence (e.g., </w:t>
       </w:r>
-      <w:proofErr w:type="spellStart"/>
-      <w:r>
-        <w:rPr>
-          <w:rFonts w:ascii="Times New Roman" w:hAnsi="Times New Roman" w:cs="Times New Roman"/>
-        </w:rPr>
-        <w:t>Bogartz</w:t>
-      </w:r>
-      <w:proofErr w:type="spellEnd"/>
-      <w:r>
-        <w:rPr>
-          <w:rFonts w:ascii="Times New Roman" w:hAnsi="Times New Roman" w:cs="Times New Roman"/>
-        </w:rPr>
-        <w:t xml:space="preserve"> et al., 2000; </w:t>
+      <w:r>
+        <w:rPr>
+          <w:rFonts w:ascii="Times New Roman" w:hAnsi="Times New Roman" w:cs="Times New Roman"/>
+        </w:rPr>
+        <w:t xml:space="preserve">Bogartz et al., 2000; </w:t>
       </w:r>
       <w:r>
         <w:rPr>
@@ -4675,35 +4479,7 @@
         <w:rPr>
           <w:rFonts w:ascii="Times New Roman" w:hAnsi="Times New Roman" w:cs="Times New Roman"/>
         </w:rPr>
-        <w:t xml:space="preserve">, among others (e.g., Benton, 2025; </w:t>
-      </w:r>
-      <w:proofErr w:type="spellStart"/>
-      <w:r>
-        <w:rPr>
-          <w:rFonts w:ascii="Times New Roman" w:hAnsi="Times New Roman" w:cs="Times New Roman"/>
-        </w:rPr>
-        <w:t>Rakison</w:t>
-      </w:r>
-      <w:proofErr w:type="spellEnd"/>
-      <w:r>
-        <w:rPr>
-          <w:rFonts w:ascii="Times New Roman" w:hAnsi="Times New Roman" w:cs="Times New Roman"/>
-        </w:rPr>
-        <w:t xml:space="preserve"> &amp; </w:t>
-      </w:r>
-      <w:proofErr w:type="spellStart"/>
-      <w:r>
-        <w:rPr>
-          <w:rFonts w:ascii="Times New Roman" w:hAnsi="Times New Roman" w:cs="Times New Roman"/>
-        </w:rPr>
-        <w:t>Lupyan</w:t>
-      </w:r>
-      <w:proofErr w:type="spellEnd"/>
-      <w:r>
-        <w:rPr>
-          <w:rFonts w:ascii="Times New Roman" w:hAnsi="Times New Roman" w:cs="Times New Roman"/>
-        </w:rPr>
-        <w:t xml:space="preserve">, 2008), </w:t>
+        <w:t xml:space="preserve">, among others (e.g., Benton, 2025; Rakison &amp; Lupyan, 2008), </w:t>
       </w:r>
       <w:r>
         <w:rPr>
@@ -4789,19 +4565,11 @@
         </w:rPr>
         <w:t xml:space="preserve">proposal by </w:t>
       </w:r>
-      <w:proofErr w:type="spellStart"/>
-      <w:r>
-        <w:rPr>
-          <w:rFonts w:ascii="Times New Roman" w:hAnsi="Times New Roman" w:cs="Times New Roman"/>
-        </w:rPr>
-        <w:t>Overwalle</w:t>
-      </w:r>
-      <w:proofErr w:type="spellEnd"/>
-      <w:r>
-        <w:rPr>
-          <w:rFonts w:ascii="Times New Roman" w:hAnsi="Times New Roman" w:cs="Times New Roman"/>
-        </w:rPr>
-        <w:t xml:space="preserve"> (2010)</w:t>
+      <w:r>
+        <w:rPr>
+          <w:rFonts w:ascii="Times New Roman" w:hAnsi="Times New Roman" w:cs="Times New Roman"/>
+        </w:rPr>
+        <w:t>Overwalle (2010)</w:t>
       </w:r>
       <w:r>
         <w:rPr>
@@ -4851,19 +4619,11 @@
         </w:rPr>
         <w:t xml:space="preserve"> of efficiency—</w:t>
       </w:r>
-      <w:proofErr w:type="spellStart"/>
-      <w:r>
-        <w:rPr>
-          <w:rFonts w:ascii="Times New Roman" w:hAnsi="Times New Roman" w:cs="Times New Roman"/>
-        </w:rPr>
-        <w:t>Overwalle’s</w:t>
-      </w:r>
-      <w:proofErr w:type="spellEnd"/>
-      <w:r>
-        <w:rPr>
-          <w:rFonts w:ascii="Times New Roman" w:hAnsi="Times New Roman" w:cs="Times New Roman"/>
-        </w:rPr>
-        <w:t xml:space="preserve"> (2010) position</w:t>
+      <w:r>
+        <w:rPr>
+          <w:rFonts w:ascii="Times New Roman" w:hAnsi="Times New Roman" w:cs="Times New Roman"/>
+        </w:rPr>
+        <w:t>Overwalle’s (2010) position</w:t>
       </w:r>
       <w:r>
         <w:rPr>
@@ -4989,21 +4749,7 @@
         <w:rPr>
           <w:rFonts w:ascii="Times New Roman" w:hAnsi="Times New Roman" w:cs="Times New Roman"/>
         </w:rPr>
-        <w:t xml:space="preserve">. </w:t>
-      </w:r>
-      <w:proofErr w:type="spellStart"/>
-      <w:r>
-        <w:rPr>
-          <w:rFonts w:ascii="Times New Roman" w:hAnsi="Times New Roman" w:cs="Times New Roman"/>
-        </w:rPr>
-        <w:t>Overwalle</w:t>
-      </w:r>
-      <w:proofErr w:type="spellEnd"/>
-      <w:r>
-        <w:rPr>
-          <w:rFonts w:ascii="Times New Roman" w:hAnsi="Times New Roman" w:cs="Times New Roman"/>
-        </w:rPr>
-        <w:t xml:space="preserve"> (2010) argued that </w:t>
+        <w:t xml:space="preserve">. Overwalle (2010) argued that </w:t>
       </w:r>
       <w:r>
         <w:rPr>
@@ -5189,19 +4935,11 @@
         </w:rPr>
         <w:t xml:space="preserve"> </w:t>
       </w:r>
-      <w:proofErr w:type="spellStart"/>
-      <w:r>
-        <w:rPr>
-          <w:rFonts w:ascii="Times New Roman" w:hAnsi="Times New Roman" w:cs="Times New Roman"/>
-        </w:rPr>
-        <w:t>Overwalle</w:t>
-      </w:r>
-      <w:proofErr w:type="spellEnd"/>
-      <w:r>
-        <w:rPr>
-          <w:rFonts w:ascii="Times New Roman" w:hAnsi="Times New Roman" w:cs="Times New Roman"/>
-        </w:rPr>
-        <w:t xml:space="preserve"> (2010) showed that a connectionist implementation of this proposal could reproduce infants’ looking behavior in Gergely et al. (1995). </w:t>
+      <w:r>
+        <w:rPr>
+          <w:rFonts w:ascii="Times New Roman" w:hAnsi="Times New Roman" w:cs="Times New Roman"/>
+        </w:rPr>
+        <w:t xml:space="preserve">Overwalle (2010) showed that a connectionist implementation of this proposal could reproduce infants’ looking behavior in Gergely et al. (1995). </w:t>
       </w:r>
       <w:r>
         <w:rPr>
@@ -5285,7 +5023,19 @@
         <w:rPr>
           <w:rFonts w:ascii="Times New Roman" w:hAnsi="Times New Roman" w:cs="Times New Roman"/>
         </w:rPr>
-        <w:t xml:space="preserve"> shown barrierless straight and curved test events. The model reproduced infants’ tendency to show greater looking to the inefficient test event following habituation to the constrained</w:t>
+        <w:t xml:space="preserve"> shown barrierless straight and curved test events. The model reproduced infants’ tendency to show greater looking to the inefficient </w:t>
+      </w:r>
+      <w:r>
+        <w:rPr>
+          <w:rFonts w:ascii="Times New Roman" w:hAnsi="Times New Roman" w:cs="Times New Roman"/>
+        </w:rPr>
+        <w:t xml:space="preserve">than to the efficient test event </w:t>
+      </w:r>
+      <w:r>
+        <w:rPr>
+          <w:rFonts w:ascii="Times New Roman" w:hAnsi="Times New Roman" w:cs="Times New Roman"/>
+        </w:rPr>
+        <w:t>following habituation to the constrained</w:t>
       </w:r>
       <w:r>
         <w:rPr>
@@ -5357,19 +5107,11 @@
         </w:rPr>
         <w:t xml:space="preserve"> </w:t>
       </w:r>
-      <w:proofErr w:type="spellStart"/>
-      <w:r>
-        <w:rPr>
-          <w:rFonts w:ascii="Times New Roman" w:hAnsi="Times New Roman" w:cs="Times New Roman"/>
-        </w:rPr>
-        <w:t>Overwalle’s</w:t>
-      </w:r>
-      <w:proofErr w:type="spellEnd"/>
-      <w:r>
-        <w:rPr>
-          <w:rFonts w:ascii="Times New Roman" w:hAnsi="Times New Roman" w:cs="Times New Roman"/>
-        </w:rPr>
-        <w:t xml:space="preserve"> (2010) account is sufficient to explain </w:t>
+      <w:r>
+        <w:rPr>
+          <w:rFonts w:ascii="Times New Roman" w:hAnsi="Times New Roman" w:cs="Times New Roman"/>
+        </w:rPr>
+        <w:t xml:space="preserve">Overwalle’s (2010) account is sufficient to explain </w:t>
       </w:r>
       <w:r>
         <w:rPr>
@@ -5436,7 +5178,19 @@
         <w:rPr>
           <w:rFonts w:ascii="Times New Roman" w:hAnsi="Times New Roman" w:cs="Times New Roman"/>
         </w:rPr>
-        <w:t xml:space="preserve"> any action experience prior to </w:t>
+        <w:t xml:space="preserve"> any action</w:t>
+      </w:r>
+      <w:r>
+        <w:rPr>
+          <w:rFonts w:ascii="Times New Roman" w:hAnsi="Times New Roman" w:cs="Times New Roman"/>
+        </w:rPr>
+        <w:t xml:space="preserve"> observation</w:t>
+      </w:r>
+      <w:r>
+        <w:rPr>
+          <w:rFonts w:ascii="Times New Roman" w:hAnsi="Times New Roman" w:cs="Times New Roman"/>
+        </w:rPr>
+        <w:t xml:space="preserve"> experience prior to </w:t>
       </w:r>
       <w:r>
         <w:rPr>
@@ -5472,7 +5226,19 @@
         <w:rPr>
           <w:rFonts w:ascii="Times New Roman" w:hAnsi="Times New Roman" w:cs="Times New Roman"/>
         </w:rPr>
-        <w:t>A consequence of this is that the model could not draw on prior action observation experience when processing habituation and test events. Yet</w:t>
+        <w:t xml:space="preserve">A consequence of this is that the model could not draw on </w:t>
+      </w:r>
+      <w:r>
+        <w:rPr>
+          <w:rFonts w:ascii="Times New Roman" w:hAnsi="Times New Roman" w:cs="Times New Roman"/>
+        </w:rPr>
+        <w:t>such</w:t>
+      </w:r>
+      <w:r>
+        <w:rPr>
+          <w:rFonts w:ascii="Times New Roman" w:hAnsi="Times New Roman" w:cs="Times New Roman"/>
+        </w:rPr>
+        <w:t xml:space="preserve"> experience when processing habituation and test events. Yet</w:t>
       </w:r>
       <w:r>
         <w:rPr>
@@ -5504,19 +5270,11 @@
         </w:rPr>
         <w:t xml:space="preserve"> </w:t>
       </w:r>
-      <w:proofErr w:type="spellStart"/>
-      <w:r>
-        <w:rPr>
-          <w:rFonts w:ascii="Times New Roman" w:hAnsi="Times New Roman" w:cs="Times New Roman"/>
-        </w:rPr>
-        <w:t>Csibra</w:t>
-      </w:r>
-      <w:proofErr w:type="spellEnd"/>
-      <w:r>
-        <w:rPr>
-          <w:rFonts w:ascii="Times New Roman" w:hAnsi="Times New Roman" w:cs="Times New Roman"/>
-        </w:rPr>
-        <w:t xml:space="preserve"> et al. (2003). </w:t>
+      <w:r>
+        <w:rPr>
+          <w:rFonts w:ascii="Times New Roman" w:hAnsi="Times New Roman" w:cs="Times New Roman"/>
+        </w:rPr>
+        <w:t xml:space="preserve">Csibra et al. (2003). </w:t>
       </w:r>
       <w:r>
         <w:rPr>
@@ -5560,19 +5318,11 @@
         </w:rPr>
         <w:t xml:space="preserve"> </w:t>
       </w:r>
-      <w:proofErr w:type="spellStart"/>
-      <w:r>
-        <w:rPr>
-          <w:rFonts w:ascii="Times New Roman" w:hAnsi="Times New Roman" w:cs="Times New Roman"/>
-        </w:rPr>
-        <w:t>Csibra</w:t>
-      </w:r>
-      <w:proofErr w:type="spellEnd"/>
-      <w:r>
-        <w:rPr>
-          <w:rFonts w:ascii="Times New Roman" w:hAnsi="Times New Roman" w:cs="Times New Roman"/>
-        </w:rPr>
-        <w:t xml:space="preserve"> et al. (2003) found that infants looked</w:t>
+      <w:r>
+        <w:rPr>
+          <w:rFonts w:ascii="Times New Roman" w:hAnsi="Times New Roman" w:cs="Times New Roman"/>
+        </w:rPr>
+        <w:t>Csibra et al. (2003) found that infants looked</w:t>
       </w:r>
       <w:r>
         <w:rPr>
@@ -5586,19 +5336,11 @@
         </w:rPr>
         <w:t xml:space="preserve">the presence of one. </w:t>
       </w:r>
-      <w:proofErr w:type="spellStart"/>
-      <w:r>
-        <w:rPr>
-          <w:rFonts w:ascii="Times New Roman" w:hAnsi="Times New Roman" w:cs="Times New Roman"/>
-        </w:rPr>
-        <w:t>Overwalle’s</w:t>
-      </w:r>
-      <w:proofErr w:type="spellEnd"/>
-      <w:r>
-        <w:rPr>
-          <w:rFonts w:ascii="Times New Roman" w:hAnsi="Times New Roman" w:cs="Times New Roman"/>
-        </w:rPr>
-        <w:t xml:space="preserve"> (2010)</w:t>
+      <w:r>
+        <w:rPr>
+          <w:rFonts w:ascii="Times New Roman" w:hAnsi="Times New Roman" w:cs="Times New Roman"/>
+        </w:rPr>
+        <w:t>Overwalle’s (2010)</w:t>
       </w:r>
       <w:r>
         <w:rPr>
@@ -5698,21 +5440,7 @@
         <w:rPr>
           <w:rFonts w:ascii="Times New Roman" w:eastAsia="Times New Roman" w:hAnsi="Times New Roman" w:cs="Times New Roman"/>
         </w:rPr>
-        <w:t xml:space="preserve">The second concern relates to the role that agents and goals play in </w:t>
-      </w:r>
-      <w:proofErr w:type="spellStart"/>
-      <w:r>
-        <w:rPr>
-          <w:rFonts w:ascii="Times New Roman" w:eastAsia="Times New Roman" w:hAnsi="Times New Roman" w:cs="Times New Roman"/>
-        </w:rPr>
-        <w:t>Overwalle’s</w:t>
-      </w:r>
-      <w:proofErr w:type="spellEnd"/>
-      <w:r>
-        <w:rPr>
-          <w:rFonts w:ascii="Times New Roman" w:eastAsia="Times New Roman" w:hAnsi="Times New Roman" w:cs="Times New Roman"/>
-        </w:rPr>
-        <w:t xml:space="preserve"> (2010) account. Although t</w:t>
+        <w:t>The second concern relates to the role that agents and goals play in Overwalle’s (2010) account. Although t</w:t>
       </w:r>
       <w:r>
         <w:rPr>
@@ -5872,21 +5600,7 @@
         <w:rPr>
           <w:rFonts w:ascii="Times New Roman" w:eastAsia="Times New Roman" w:hAnsi="Times New Roman" w:cs="Times New Roman"/>
         </w:rPr>
-        <w:t xml:space="preserve">. However, in </w:t>
-      </w:r>
-      <w:proofErr w:type="spellStart"/>
-      <w:r>
-        <w:rPr>
-          <w:rFonts w:ascii="Times New Roman" w:eastAsia="Times New Roman" w:hAnsi="Times New Roman" w:cs="Times New Roman"/>
-        </w:rPr>
-        <w:t>Overwalle’s</w:t>
-      </w:r>
-      <w:proofErr w:type="spellEnd"/>
-      <w:r>
-        <w:rPr>
-          <w:rFonts w:ascii="Times New Roman" w:eastAsia="Times New Roman" w:hAnsi="Times New Roman" w:cs="Times New Roman"/>
-        </w:rPr>
-        <w:t xml:space="preserve"> (2010) simulation, no such obstacle appeared during habituation</w:t>
+        <w:t>. However, in Overwalle’s (2010) simulation, no such obstacle appeared during habituation</w:t>
       </w:r>
       <w:r>
         <w:rPr>
@@ -5959,41 +5673,13 @@
         <w:rPr>
           <w:rFonts w:ascii="Times New Roman" w:eastAsia="Times New Roman" w:hAnsi="Times New Roman" w:cs="Times New Roman"/>
         </w:rPr>
-        <w:t xml:space="preserve">Liu &amp; </w:t>
-      </w:r>
-      <w:proofErr w:type="spellStart"/>
-      <w:r>
-        <w:rPr>
-          <w:rFonts w:ascii="Times New Roman" w:eastAsia="Times New Roman" w:hAnsi="Times New Roman" w:cs="Times New Roman"/>
-        </w:rPr>
-        <w:t>Spelke</w:t>
-      </w:r>
-      <w:proofErr w:type="spellEnd"/>
-      <w:r>
-        <w:rPr>
-          <w:rFonts w:ascii="Times New Roman" w:eastAsia="Times New Roman" w:hAnsi="Times New Roman" w:cs="Times New Roman"/>
-        </w:rPr>
-        <w:t>, 2017 and Simulation 4, which models it)</w:t>
-      </w:r>
-      <w:r>
-        <w:rPr>
-          <w:rFonts w:ascii="Times New Roman" w:eastAsia="Times New Roman" w:hAnsi="Times New Roman" w:cs="Times New Roman"/>
-        </w:rPr>
-        <w:t xml:space="preserve">. Considered together, these issues limit what can be concluded about the sufficiency of </w:t>
-      </w:r>
-      <w:proofErr w:type="spellStart"/>
-      <w:r>
-        <w:rPr>
-          <w:rFonts w:ascii="Times New Roman" w:eastAsia="Times New Roman" w:hAnsi="Times New Roman" w:cs="Times New Roman"/>
-        </w:rPr>
-        <w:t>Overwalle’s</w:t>
-      </w:r>
-      <w:proofErr w:type="spellEnd"/>
-      <w:r>
-        <w:rPr>
-          <w:rFonts w:ascii="Times New Roman" w:eastAsia="Times New Roman" w:hAnsi="Times New Roman" w:cs="Times New Roman"/>
-        </w:rPr>
-        <w:t xml:space="preserve"> (2010) proposal for explaining infant action efficiency understanding.</w:t>
+        <w:t>Liu &amp; Spelke, 2017 and Simulation 4, which models it)</w:t>
+      </w:r>
+      <w:r>
+        <w:rPr>
+          <w:rFonts w:ascii="Times New Roman" w:eastAsia="Times New Roman" w:hAnsi="Times New Roman" w:cs="Times New Roman"/>
+        </w:rPr>
+        <w:t>. Considered together, these issues limit what can be concluded about the sufficiency of Overwalle’s (2010) proposal for explaining infant action efficiency understanding.</w:t>
       </w:r>
       <w:r>
         <w:rPr>
@@ -6015,21 +5701,7 @@
         <w:rPr>
           <w:rFonts w:ascii="Times New Roman" w:eastAsia="Times New Roman" w:hAnsi="Times New Roman" w:cs="Times New Roman"/>
         </w:rPr>
-        <w:t xml:space="preserve">Due in part to these limitations and given that </w:t>
-      </w:r>
-      <w:proofErr w:type="spellStart"/>
-      <w:r>
-        <w:rPr>
-          <w:rFonts w:ascii="Times New Roman" w:eastAsia="Times New Roman" w:hAnsi="Times New Roman" w:cs="Times New Roman"/>
-        </w:rPr>
-        <w:t>Overwalle’s</w:t>
-      </w:r>
-      <w:proofErr w:type="spellEnd"/>
-      <w:r>
-        <w:rPr>
-          <w:rFonts w:ascii="Times New Roman" w:eastAsia="Times New Roman" w:hAnsi="Times New Roman" w:cs="Times New Roman"/>
-        </w:rPr>
-        <w:t xml:space="preserve"> (2010) model is</w:t>
+        <w:t>Due in part to these limitations and given that Overwalle’s (2010) model is</w:t>
       </w:r>
       <w:r>
         <w:rPr>
@@ -6313,7 +5985,6 @@
         </w:rPr>
         <w:t xml:space="preserve">an extension of </w:t>
       </w:r>
-      <w:proofErr w:type="gramStart"/>
       <w:r>
         <w:rPr>
           <w:rFonts w:ascii="Times New Roman" w:hAnsi="Times New Roman" w:cs="Times New Roman"/>
@@ -6338,7 +6009,6 @@
         </w:rPr>
         <w:t xml:space="preserve"> </w:t>
       </w:r>
-      <w:proofErr w:type="spellStart"/>
       <w:r>
         <w:rPr>
           <w:rFonts w:ascii="Times New Roman" w:hAnsi="Times New Roman" w:cs="Times New Roman"/>
@@ -6351,8 +6021,6 @@
         </w:rPr>
         <w:t>’s</w:t>
       </w:r>
-      <w:proofErr w:type="spellEnd"/>
-      <w:proofErr w:type="gramEnd"/>
       <w:r>
         <w:rPr>
           <w:rFonts w:ascii="Times New Roman" w:hAnsi="Times New Roman" w:cs="Times New Roman"/>
@@ -6383,19 +6051,11 @@
         </w:rPr>
         <w:t xml:space="preserve"> and an extension of </w:t>
       </w:r>
-      <w:proofErr w:type="spellStart"/>
-      <w:r>
-        <w:rPr>
-          <w:rFonts w:ascii="Times New Roman" w:hAnsi="Times New Roman" w:cs="Times New Roman"/>
-        </w:rPr>
-        <w:t>Overwalle’s</w:t>
-      </w:r>
-      <w:proofErr w:type="spellEnd"/>
-      <w:r>
-        <w:rPr>
-          <w:rFonts w:ascii="Times New Roman" w:hAnsi="Times New Roman" w:cs="Times New Roman"/>
-        </w:rPr>
-        <w:t xml:space="preserve"> model</w:t>
+      <w:r>
+        <w:rPr>
+          <w:rFonts w:ascii="Times New Roman" w:hAnsi="Times New Roman" w:cs="Times New Roman"/>
+        </w:rPr>
+        <w:t>Overwalle’s model</w:t>
       </w:r>
       <w:r>
         <w:rPr>
@@ -6563,19 +6223,11 @@
         </w:rPr>
         <w:t xml:space="preserve">that infants process and represent actions in terms of their semantically neutral kinematics and represent obstacles and the agents that avoid them in terms of </w:t>
       </w:r>
-      <w:proofErr w:type="gramStart"/>
-      <w:r>
-        <w:rPr>
-          <w:rFonts w:ascii="Times New Roman" w:hAnsi="Times New Roman" w:cs="Times New Roman"/>
-        </w:rPr>
-        <w:t>similarly</w:t>
-      </w:r>
-      <w:proofErr w:type="gramEnd"/>
-      <w:r>
-        <w:rPr>
-          <w:rFonts w:ascii="Times New Roman" w:hAnsi="Times New Roman" w:cs="Times New Roman"/>
-        </w:rPr>
-        <w:t xml:space="preserve"> neutral</w:t>
+      <w:r>
+        <w:rPr>
+          <w:rFonts w:ascii="Times New Roman" w:hAnsi="Times New Roman" w:cs="Times New Roman"/>
+        </w:rPr>
+        <w:t>similarly neutral</w:t>
       </w:r>
       <w:r>
         <w:rPr>
@@ -6611,21 +6263,7 @@
         <w:rPr>
           <w:rFonts w:ascii="Times New Roman" w:hAnsi="Times New Roman" w:cs="Times New Roman"/>
         </w:rPr>
-        <w:t xml:space="preserve">action </w:t>
-      </w:r>
-      <w:proofErr w:type="gramStart"/>
-      <w:r>
-        <w:rPr>
-          <w:rFonts w:ascii="Times New Roman" w:hAnsi="Times New Roman" w:cs="Times New Roman"/>
-        </w:rPr>
-        <w:t>efficiency understanding</w:t>
-      </w:r>
-      <w:proofErr w:type="gramEnd"/>
-      <w:r>
-        <w:rPr>
-          <w:rFonts w:ascii="Times New Roman" w:hAnsi="Times New Roman" w:cs="Times New Roman"/>
-        </w:rPr>
-        <w:t xml:space="preserve"> </w:t>
+        <w:t xml:space="preserve">action efficiency understanding </w:t>
       </w:r>
       <w:r>
         <w:rPr>
@@ -8237,7 +7875,6 @@
         </w:rPr>
         <w:t xml:space="preserve">amodal </w:t>
       </w:r>
-      <w:proofErr w:type="gramStart"/>
       <w:r>
         <w:rPr>
           <w:rFonts w:ascii="Times New Roman" w:hAnsi="Times New Roman" w:cs="Times New Roman"/>
@@ -8248,14 +7885,7 @@
         <w:rPr>
           <w:rFonts w:ascii="Times New Roman" w:hAnsi="Times New Roman" w:cs="Times New Roman"/>
         </w:rPr>
-        <w:t>—</w:t>
-      </w:r>
-      <w:proofErr w:type="gramEnd"/>
-      <w:r>
-        <w:rPr>
-          <w:rFonts w:ascii="Times New Roman" w:hAnsi="Times New Roman" w:cs="Times New Roman"/>
-        </w:rPr>
-        <w:t xml:space="preserve">that is, representations that do not distinguish infants’ own </w:t>
+        <w:t xml:space="preserve">—that is, representations that do not distinguish infants’ own </w:t>
       </w:r>
       <w:r>
         <w:rPr>
@@ -8860,49 +8490,7 @@
         <w:rPr>
           <w:rFonts w:ascii="Times New Roman" w:hAnsi="Times New Roman" w:cs="Times New Roman"/>
         </w:rPr>
-        <w:t xml:space="preserve">existing lean proposals (e.g., Altmann &amp; Dienes, 1999; Benton, 2023, 2024, 2026; Benton &amp; Hoch, in press; Benton et al., 2024; Benton &amp; Lapan, 2021; Endress &amp; Johnson, 2021; McClelland &amp; Thompson, 2007; Munakata, 1998; Munakata et al., 1997; Orhan &amp; Lake, 2024; </w:t>
-      </w:r>
-      <w:proofErr w:type="spellStart"/>
-      <w:r>
-        <w:rPr>
-          <w:rFonts w:ascii="Times New Roman" w:hAnsi="Times New Roman" w:cs="Times New Roman"/>
-        </w:rPr>
-        <w:t>Overwalle</w:t>
-      </w:r>
-      <w:proofErr w:type="spellEnd"/>
-      <w:r>
-        <w:rPr>
-          <w:rFonts w:ascii="Times New Roman" w:hAnsi="Times New Roman" w:cs="Times New Roman"/>
-        </w:rPr>
-        <w:t xml:space="preserve">, 2010; </w:t>
-      </w:r>
-      <w:proofErr w:type="spellStart"/>
-      <w:r>
-        <w:rPr>
-          <w:rFonts w:ascii="Times New Roman" w:hAnsi="Times New Roman" w:cs="Times New Roman"/>
-        </w:rPr>
-        <w:t>Rakison</w:t>
-      </w:r>
-      <w:proofErr w:type="spellEnd"/>
-      <w:r>
-        <w:rPr>
-          <w:rFonts w:ascii="Times New Roman" w:hAnsi="Times New Roman" w:cs="Times New Roman"/>
-        </w:rPr>
-        <w:t xml:space="preserve"> &amp; </w:t>
-      </w:r>
-      <w:proofErr w:type="spellStart"/>
-      <w:r>
-        <w:rPr>
-          <w:rFonts w:ascii="Times New Roman" w:hAnsi="Times New Roman" w:cs="Times New Roman"/>
-        </w:rPr>
-        <w:t>Lupyan</w:t>
-      </w:r>
-      <w:proofErr w:type="spellEnd"/>
-      <w:r>
-        <w:rPr>
-          <w:rFonts w:ascii="Times New Roman" w:hAnsi="Times New Roman" w:cs="Times New Roman"/>
-        </w:rPr>
-        <w:t xml:space="preserve">, 2008; Rumelhart &amp; McClelland, 1985; Vong et al., </w:t>
+        <w:t xml:space="preserve">existing lean proposals (e.g., Altmann &amp; Dienes, 1999; Benton, 2023, 2024, 2026; Benton &amp; Hoch, in press; Benton et al., 2024; Benton &amp; Lapan, 2021; Endress &amp; Johnson, 2021; McClelland &amp; Thompson, 2007; Munakata, 1998; Munakata et al., 1997; Orhan &amp; Lake, 2024; Overwalle, 2010; Rakison &amp; Lupyan, 2008; Rumelhart &amp; McClelland, 1985; Vong et al., </w:t>
       </w:r>
       <w:r>
         <w:rPr>
@@ -8914,35 +8502,7 @@
         <w:rPr>
           <w:rFonts w:ascii="Times New Roman" w:hAnsi="Times New Roman" w:cs="Times New Roman"/>
         </w:rPr>
-        <w:t xml:space="preserve">; for excellent reviews see Elman et al., 1996 and </w:t>
-      </w:r>
-      <w:proofErr w:type="spellStart"/>
-      <w:r>
-        <w:rPr>
-          <w:rFonts w:ascii="Times New Roman" w:hAnsi="Times New Roman" w:cs="Times New Roman"/>
-        </w:rPr>
-        <w:t>Yermolayeva</w:t>
-      </w:r>
-      <w:proofErr w:type="spellEnd"/>
-      <w:r>
-        <w:rPr>
-          <w:rFonts w:ascii="Times New Roman" w:hAnsi="Times New Roman" w:cs="Times New Roman"/>
-        </w:rPr>
-        <w:t xml:space="preserve"> &amp; </w:t>
-      </w:r>
-      <w:proofErr w:type="spellStart"/>
-      <w:r>
-        <w:rPr>
-          <w:rFonts w:ascii="Times New Roman" w:hAnsi="Times New Roman" w:cs="Times New Roman"/>
-        </w:rPr>
-        <w:t>Rakison</w:t>
-      </w:r>
-      <w:proofErr w:type="spellEnd"/>
-      <w:r>
-        <w:rPr>
-          <w:rFonts w:ascii="Times New Roman" w:hAnsi="Times New Roman" w:cs="Times New Roman"/>
-        </w:rPr>
-        <w:t>, 2014)</w:t>
+        <w:t>; for excellent reviews see Elman et al., 1996 and Yermolayeva &amp; Rakison, 2014)</w:t>
       </w:r>
       <w:r>
         <w:rPr>
@@ -9332,21 +8892,7 @@
         <w:rPr>
           <w:rFonts w:ascii="Times New Roman" w:hAnsi="Times New Roman" w:cs="Times New Roman"/>
         </w:rPr>
-        <w:t xml:space="preserve">(e.g., </w:t>
-      </w:r>
-      <w:proofErr w:type="spellStart"/>
-      <w:r>
-        <w:rPr>
-          <w:rFonts w:ascii="Times New Roman" w:hAnsi="Times New Roman" w:cs="Times New Roman"/>
-        </w:rPr>
-        <w:t>Csibra</w:t>
-      </w:r>
-      <w:proofErr w:type="spellEnd"/>
-      <w:r>
-        <w:rPr>
-          <w:rFonts w:ascii="Times New Roman" w:hAnsi="Times New Roman" w:cs="Times New Roman"/>
-        </w:rPr>
-        <w:t xml:space="preserve"> et al., 1999; Gergely et al., 1995). </w:t>
+        <w:t xml:space="preserve">(e.g., Csibra et al., 1999; Gergely et al., 1995). </w:t>
       </w:r>
     </w:p>
     <w:p>
@@ -9373,35 +8919,7 @@
         <w:rPr>
           <w:rFonts w:ascii="Times New Roman" w:hAnsi="Times New Roman" w:cs="Times New Roman"/>
         </w:rPr>
-        <w:t xml:space="preserve"> Infants show the pattern described in (1) even when the agents lack animate features (e.g., </w:t>
-      </w:r>
-      <w:proofErr w:type="spellStart"/>
-      <w:r>
-        <w:rPr>
-          <w:rFonts w:ascii="Times New Roman" w:hAnsi="Times New Roman" w:cs="Times New Roman"/>
-        </w:rPr>
-        <w:t>Csibra</w:t>
-      </w:r>
-      <w:proofErr w:type="spellEnd"/>
-      <w:r>
-        <w:rPr>
-          <w:rFonts w:ascii="Times New Roman" w:hAnsi="Times New Roman" w:cs="Times New Roman"/>
-        </w:rPr>
-        <w:t xml:space="preserve"> et al., 1999; </w:t>
-      </w:r>
-      <w:proofErr w:type="spellStart"/>
-      <w:r>
-        <w:rPr>
-          <w:rFonts w:ascii="Times New Roman" w:hAnsi="Times New Roman" w:cs="Times New Roman"/>
-        </w:rPr>
-        <w:t>Sodian</w:t>
-      </w:r>
-      <w:proofErr w:type="spellEnd"/>
-      <w:r>
-        <w:rPr>
-          <w:rFonts w:ascii="Times New Roman" w:hAnsi="Times New Roman" w:cs="Times New Roman"/>
-        </w:rPr>
-        <w:t xml:space="preserve"> et al., 2004). </w:t>
+        <w:t xml:space="preserve"> Infants show the pattern described in (1) even when the agents lack animate features (e.g., Csibra et al., 1999; Sodian et al., 2004). </w:t>
       </w:r>
     </w:p>
     <w:p>
@@ -9428,21 +8946,7 @@
         <w:rPr>
           <w:rFonts w:ascii="Times New Roman" w:hAnsi="Times New Roman" w:cs="Times New Roman"/>
         </w:rPr>
-        <w:t xml:space="preserve"> Infants can infer goals from actions and constraints, and constraints from actions and goals (e.g., </w:t>
-      </w:r>
-      <w:proofErr w:type="spellStart"/>
-      <w:r>
-        <w:rPr>
-          <w:rFonts w:ascii="Times New Roman" w:hAnsi="Times New Roman" w:cs="Times New Roman"/>
-        </w:rPr>
-        <w:t>Csibra</w:t>
-      </w:r>
-      <w:proofErr w:type="spellEnd"/>
-      <w:r>
-        <w:rPr>
-          <w:rFonts w:ascii="Times New Roman" w:hAnsi="Times New Roman" w:cs="Times New Roman"/>
-        </w:rPr>
-        <w:t xml:space="preserve"> et al., 2003; Wagner &amp; Carey, 2005). </w:t>
+        <w:t xml:space="preserve"> Infants can infer goals from actions and constraints, and constraints from actions and goals (e.g., Csibra et al., 2003; Wagner &amp; Carey, 2005). </w:t>
       </w:r>
     </w:p>
     <w:p>
@@ -9469,21 +8973,7 @@
         <w:rPr>
           <w:rFonts w:ascii="Times New Roman" w:hAnsi="Times New Roman" w:cs="Times New Roman"/>
         </w:rPr>
-        <w:t xml:space="preserve"> Infants represent action efficiency continuously rather than dichotomously (e.g., Liu &amp; </w:t>
-      </w:r>
-      <w:proofErr w:type="spellStart"/>
-      <w:r>
-        <w:rPr>
-          <w:rFonts w:ascii="Times New Roman" w:hAnsi="Times New Roman" w:cs="Times New Roman"/>
-        </w:rPr>
-        <w:t>Spelke</w:t>
-      </w:r>
-      <w:proofErr w:type="spellEnd"/>
-      <w:r>
-        <w:rPr>
-          <w:rFonts w:ascii="Times New Roman" w:hAnsi="Times New Roman" w:cs="Times New Roman"/>
-        </w:rPr>
-        <w:t>, 2017).</w:t>
+        <w:t xml:space="preserve"> Infants represent action efficiency continuously rather than dichotomously (e.g., Liu &amp; Spelke, 2017).</w:t>
       </w:r>
     </w:p>
     <w:p>
@@ -9734,21 +9224,7 @@
         <w:rPr>
           <w:rFonts w:ascii="Times New Roman" w:hAnsi="Times New Roman" w:cs="Times New Roman"/>
         </w:rPr>
-        <w:t xml:space="preserve"> </w:t>
-      </w:r>
-      <w:proofErr w:type="spellStart"/>
-      <w:r>
-        <w:rPr>
-          <w:rFonts w:ascii="Times New Roman" w:hAnsi="Times New Roman" w:cs="Times New Roman"/>
-        </w:rPr>
-        <w:t>Overwalle’s</w:t>
-      </w:r>
-      <w:proofErr w:type="spellEnd"/>
-      <w:r>
-        <w:rPr>
-          <w:rFonts w:ascii="Times New Roman" w:hAnsi="Times New Roman" w:cs="Times New Roman"/>
-        </w:rPr>
-        <w:t xml:space="preserve"> (2010)</w:t>
+        <w:t xml:space="preserve"> Overwalle’s (2010)</w:t>
       </w:r>
       <w:r>
         <w:rPr>
@@ -9915,21 +9391,7 @@
         <w:rPr>
           <w:rFonts w:ascii="Times New Roman" w:hAnsi="Times New Roman" w:cs="Times New Roman"/>
         </w:rPr>
-        <w:t xml:space="preserve">. I </w:t>
-      </w:r>
-      <w:proofErr w:type="gramStart"/>
-      <w:r>
-        <w:rPr>
-          <w:rFonts w:ascii="Times New Roman" w:hAnsi="Times New Roman" w:cs="Times New Roman"/>
-        </w:rPr>
-        <w:t>start</w:t>
-      </w:r>
-      <w:proofErr w:type="gramEnd"/>
-      <w:r>
-        <w:rPr>
-          <w:rFonts w:ascii="Times New Roman" w:hAnsi="Times New Roman" w:cs="Times New Roman"/>
-        </w:rPr>
-        <w:t xml:space="preserve"> with OM10</w:t>
+        <w:t>. I start with OM10</w:t>
       </w:r>
       <w:r>
         <w:rPr>
@@ -9941,21 +9403,7 @@
         <w:rPr>
           <w:rFonts w:ascii="Times New Roman" w:hAnsi="Times New Roman" w:cs="Times New Roman"/>
         </w:rPr>
-        <w:t xml:space="preserve"> model serves as the primary comparison model throughout the present simulations. That said, because a detailed description of this model can be found in </w:t>
-      </w:r>
-      <w:proofErr w:type="spellStart"/>
-      <w:r>
-        <w:rPr>
-          <w:rFonts w:ascii="Times New Roman" w:hAnsi="Times New Roman" w:cs="Times New Roman"/>
-        </w:rPr>
-        <w:t>Overwalle</w:t>
-      </w:r>
-      <w:proofErr w:type="spellEnd"/>
-      <w:r>
-        <w:rPr>
-          <w:rFonts w:ascii="Times New Roman" w:hAnsi="Times New Roman" w:cs="Times New Roman"/>
-        </w:rPr>
-        <w:t xml:space="preserve"> (2010), the discussion here is necessarily kept brief. I next describe ALIAS’s architecture followed by a discussion of its pretraining experience; this experience remained identical across all simulations. I then present five simulations, each corresponding to one of the target findings. In each one, I compare ALIAS’s performance to that of OM10 as well as to modified versions of both models, OM10-2 and ALIAS-2. OM10-2 differs from OM10 in that it more faithfully represents the experimental set-up of the behavioral studies from which the target findings were derived. This is achieved by ensuring that obstacles and goal objects remain continuously visible and that the agent no longer overshoots the barrier when passing over it. These modifications make it possible to determine whether OM10’s original success reflected its ability to capture the processes underlying infant action efficiency understanding or instead arose from atheoretical quirks in how the original simulations were implemented. In contrast, ALIAS-2 differs from ALIAS in that it omits differential obstacle salience; that is, </w:t>
+        <w:t xml:space="preserve"> model serves as the primary comparison model throughout the present simulations. That said, because a detailed description of this model can be found in Overwalle (2010), the discussion here is necessarily kept brief. I next describe ALIAS’s architecture followed by a discussion of its pretraining experience; this experience remained identical across all simulations. I then present five simulations, each corresponding to one of the target findings. In each one, I compare ALIAS’s performance to that of OM10 as well as to modified versions of both models, OM10-2 and ALIAS-2. OM10-2 differs from OM10 in that it more faithfully represents the experimental set-up of the behavioral studies from which the target findings were derived. This is achieved by ensuring that obstacles and goal objects remain continuously visible and that the agent no longer overshoots the barrier when passing over it. These modifications make it possible to determine whether OM10’s original success reflected its ability to capture the processes underlying infant action efficiency understanding or instead arose from atheoretical quirks in how the original simulations were implemented. In contrast, ALIAS-2 differs from ALIAS in that it omits differential obstacle salience; that is, </w:t>
       </w:r>
       <w:r>
         <w:rPr>
@@ -10459,21 +9907,7 @@
         <w:rPr>
           <w:rFonts w:ascii="Times New Roman" w:hAnsi="Times New Roman" w:cs="Times New Roman"/>
         </w:rPr>
-        <w:t xml:space="preserve">served as the dependent measure. This activation was treated as being inversely related to looking time (see </w:t>
-      </w:r>
-      <w:proofErr w:type="spellStart"/>
-      <w:r>
-        <w:rPr>
-          <w:rFonts w:ascii="Times New Roman" w:hAnsi="Times New Roman" w:cs="Times New Roman"/>
-        </w:rPr>
-        <w:t>Overwalle</w:t>
-      </w:r>
-      <w:proofErr w:type="spellEnd"/>
-      <w:r>
-        <w:rPr>
-          <w:rFonts w:ascii="Times New Roman" w:hAnsi="Times New Roman" w:cs="Times New Roman"/>
-        </w:rPr>
-        <w:t xml:space="preserve">, 2010). </w:t>
+        <w:t xml:space="preserve">served as the dependent measure. This activation was treated as being inversely related to looking time (see Overwalle, 2010). </w:t>
       </w:r>
       <w:r>
         <w:rPr>
@@ -10503,16 +9937,8 @@
         <w:rPr>
           <w:rFonts w:ascii="Times New Roman" w:hAnsi="Times New Roman" w:cs="Times New Roman"/>
         </w:rPr>
-        <w:t xml:space="preserve"> for networks assigned to </w:t>
-      </w:r>
-      <w:proofErr w:type="gramStart"/>
-      <w:r>
-        <w:rPr>
-          <w:rFonts w:ascii="Times New Roman" w:hAnsi="Times New Roman" w:cs="Times New Roman"/>
-        </w:rPr>
-        <w:t>the Experimental condition</w:t>
-      </w:r>
-      <w:proofErr w:type="gramEnd"/>
+        <w:t xml:space="preserve"> for networks assigned to the Experimental condition</w:t>
+      </w:r>
       <w:r>
         <w:rPr>
           <w:rFonts w:ascii="Times New Roman" w:hAnsi="Times New Roman" w:cs="Times New Roman"/>
@@ -10731,31 +10157,7 @@
           <w:sz w:val="24"/>
           <w:szCs w:val="24"/>
         </w:rPr>
-        <w:t xml:space="preserve">. The barrier is present only when the agent occupies a position immediately adjacent to it (see </w:t>
-      </w:r>
-      <w:proofErr w:type="spellStart"/>
-      <w:r>
-        <w:rPr>
-          <w:rFonts w:ascii="Times New Roman" w:hAnsi="Times New Roman" w:cs="Times New Roman"/>
-          <w:i w:val="0"/>
-          <w:iCs w:val="0"/>
-          <w:color w:val="000000" w:themeColor="text1"/>
-          <w:sz w:val="24"/>
-          <w:szCs w:val="24"/>
-        </w:rPr>
-        <w:t>Overwalle</w:t>
-      </w:r>
-      <w:proofErr w:type="spellEnd"/>
-      <w:r>
-        <w:rPr>
-          <w:rFonts w:ascii="Times New Roman" w:hAnsi="Times New Roman" w:cs="Times New Roman"/>
-          <w:i w:val="0"/>
-          <w:iCs w:val="0"/>
-          <w:color w:val="000000" w:themeColor="text1"/>
-          <w:sz w:val="24"/>
-          <w:szCs w:val="24"/>
-        </w:rPr>
-        <w:t>, 2010).</w:t>
+        <w:t>. The barrier is present only when the agent occupies a position immediately adjacent to it (see Overwalle, 2010).</w:t>
       </w:r>
       <w:r>
         <w:rPr>
@@ -13417,33 +12819,11 @@
         </w:rPr>
         <w:t xml:space="preserve">Benton, 2024 and </w:t>
       </w:r>
-      <w:proofErr w:type="spellStart"/>
-      <w:r>
-        <w:rPr>
-          <w:rFonts w:ascii="Times New Roman" w:eastAsia="Times New Roman" w:hAnsi="Times New Roman" w:cs="Times New Roman"/>
-        </w:rPr>
-        <w:t>Rakison</w:t>
-      </w:r>
-      <w:proofErr w:type="spellEnd"/>
-      <w:r>
-        <w:rPr>
-          <w:rFonts w:ascii="Times New Roman" w:eastAsia="Times New Roman" w:hAnsi="Times New Roman" w:cs="Times New Roman"/>
-        </w:rPr>
-        <w:t xml:space="preserve"> &amp; </w:t>
-      </w:r>
-      <w:proofErr w:type="spellStart"/>
-      <w:r>
-        <w:rPr>
-          <w:rFonts w:ascii="Times New Roman" w:eastAsia="Times New Roman" w:hAnsi="Times New Roman" w:cs="Times New Roman"/>
-        </w:rPr>
-        <w:t>Lupyan</w:t>
-      </w:r>
-      <w:proofErr w:type="spellEnd"/>
-      <w:r>
-        <w:rPr>
-          <w:rFonts w:ascii="Times New Roman" w:eastAsia="Times New Roman" w:hAnsi="Times New Roman" w:cs="Times New Roman"/>
-        </w:rPr>
-        <w:t>, 2008)</w:t>
+      <w:r>
+        <w:rPr>
+          <w:rFonts w:ascii="Times New Roman" w:eastAsia="Times New Roman" w:hAnsi="Times New Roman" w:cs="Times New Roman"/>
+        </w:rPr>
+        <w:t>Rakison &amp; Lupyan, 2008)</w:t>
       </w:r>
       <w:r>
         <w:rPr>
@@ -14985,35 +14365,7 @@
         <w:rPr>
           <w:rFonts w:ascii="Times New Roman" w:hAnsi="Times New Roman" w:cs="Times New Roman"/>
         </w:rPr>
-        <w:t xml:space="preserve">The dependent measure used in these simulations was network (cross-entropy) error (Hinton, 1989). As in prior developmental connectionist models (e.g., Mareschal et al., 2000; Quinn &amp; Johnson, 2000; </w:t>
-      </w:r>
-      <w:proofErr w:type="spellStart"/>
-      <w:r>
-        <w:rPr>
-          <w:rFonts w:ascii="Times New Roman" w:hAnsi="Times New Roman" w:cs="Times New Roman"/>
-        </w:rPr>
-        <w:t>Rakison</w:t>
-      </w:r>
-      <w:proofErr w:type="spellEnd"/>
-      <w:r>
-        <w:rPr>
-          <w:rFonts w:ascii="Times New Roman" w:hAnsi="Times New Roman" w:cs="Times New Roman"/>
-        </w:rPr>
-        <w:t xml:space="preserve"> &amp; </w:t>
-      </w:r>
-      <w:proofErr w:type="spellStart"/>
-      <w:r>
-        <w:rPr>
-          <w:rFonts w:ascii="Times New Roman" w:hAnsi="Times New Roman" w:cs="Times New Roman"/>
-        </w:rPr>
-        <w:t>Lupyan</w:t>
-      </w:r>
-      <w:proofErr w:type="spellEnd"/>
-      <w:r>
-        <w:rPr>
-          <w:rFonts w:ascii="Times New Roman" w:hAnsi="Times New Roman" w:cs="Times New Roman"/>
-        </w:rPr>
-        <w:t>, 2008), network error was treated as a proxy for looking time such that greater error corresponded to longer looking. This interpretation of error also aligns with theories of habituation proposing that infants’ looking declines as their internal representations increasingly match external events (e.g., Cohen, 1973; Sokolov, 1963), as well as with how autoencoders—which</w:t>
+        <w:t>The dependent measure used in these simulations was network (cross-entropy) error (Hinton, 1989). As in prior developmental connectionist models (e.g., Mareschal et al., 2000; Quinn &amp; Johnson, 2000; Rakison &amp; Lupyan, 2008), network error was treated as a proxy for looking time such that greater error corresponded to longer looking. This interpretation of error also aligns with theories of habituation proposing that infants’ looking declines as their internal representations increasingly match external events (e.g., Cohen, 1973; Sokolov, 1963), as well as with how autoencoders—which</w:t>
       </w:r>
       <w:r>
         <w:rPr>
@@ -15917,35 +15269,7 @@
         <w:rPr>
           <w:rFonts w:ascii="Times New Roman" w:hAnsi="Times New Roman" w:cs="Times New Roman"/>
         </w:rPr>
-        <w:t xml:space="preserve">. First, ALIAS successfully reproduced the first target finding: Networks in </w:t>
-      </w:r>
-      <w:proofErr w:type="gramStart"/>
-      <w:r>
-        <w:rPr>
-          <w:rFonts w:ascii="Times New Roman" w:hAnsi="Times New Roman" w:cs="Times New Roman"/>
-        </w:rPr>
-        <w:t>the Experimental condition</w:t>
-      </w:r>
-      <w:proofErr w:type="gramEnd"/>
-      <w:r>
-        <w:rPr>
-          <w:rFonts w:ascii="Times New Roman" w:hAnsi="Times New Roman" w:cs="Times New Roman"/>
-        </w:rPr>
-        <w:t xml:space="preserve"> produced greater </w:t>
-      </w:r>
-      <w:proofErr w:type="gramStart"/>
-      <w:r>
-        <w:rPr>
-          <w:rFonts w:ascii="Times New Roman" w:hAnsi="Times New Roman" w:cs="Times New Roman"/>
-        </w:rPr>
-        <w:t>error</w:t>
-      </w:r>
-      <w:proofErr w:type="gramEnd"/>
-      <w:r>
-        <w:rPr>
-          <w:rFonts w:ascii="Times New Roman" w:hAnsi="Times New Roman" w:cs="Times New Roman"/>
-        </w:rPr>
-        <w:t xml:space="preserve"> to (i.e., looked longer at) the Inefficient test event than at the Efficient one. In contrast, networks in the Control condition produced comparable error across the two test events. Second, this looking pattern held across different amounts of habituation. This suggests that ALIAS’s success was robust to habituation length, at least within the range of lengths </w:t>
+        <w:t xml:space="preserve">. First, ALIAS successfully reproduced the first target finding: Networks in the Experimental condition produced greater error to (i.e., looked longer at) the Inefficient test event than at the Efficient one. In contrast, networks in the Control condition produced comparable error across the two test events. Second, this looking pattern held across different amounts of habituation. This suggests that ALIAS’s success was robust to habituation length, at least within the range of lengths </w:t>
       </w:r>
       <w:r>
         <w:rPr>
@@ -16679,30 +16003,8 @@
         <w:rPr>
           <w:rFonts w:ascii="Times New Roman" w:hAnsi="Times New Roman" w:cs="Times New Roman"/>
         </w:rPr>
-        <w:t xml:space="preserve">OM10-2 </w:t>
-      </w:r>
-      <w:proofErr w:type="gramStart"/>
-      <w:r>
-        <w:rPr>
-          <w:rFonts w:ascii="Times New Roman" w:hAnsi="Times New Roman" w:cs="Times New Roman"/>
-        </w:rPr>
-        <w:t>model—</w:t>
-      </w:r>
-      <w:proofErr w:type="gramEnd"/>
-      <w:r>
-        <w:rPr>
-          <w:rFonts w:ascii="Times New Roman" w:hAnsi="Times New Roman" w:cs="Times New Roman"/>
-        </w:rPr>
-        <w:t xml:space="preserve">which more faithfully captures the experimental details of studies associated with the first target </w:t>
-      </w:r>
-      <w:proofErr w:type="gramStart"/>
-      <w:r>
-        <w:rPr>
-          <w:rFonts w:ascii="Times New Roman" w:hAnsi="Times New Roman" w:cs="Times New Roman"/>
-        </w:rPr>
-        <w:t>finding</w:t>
-      </w:r>
-      <w:proofErr w:type="gramEnd"/>
+        <w:t>OM10-2 model—which more faithfully captures the experimental details of studies associated with the first target finding</w:t>
+      </w:r>
       <w:r>
         <w:rPr>
           <w:rFonts w:ascii="Times New Roman" w:hAnsi="Times New Roman" w:cs="Times New Roman"/>
@@ -17045,31 +16347,7 @@
           <w:sz w:val="24"/>
           <w:szCs w:val="24"/>
         </w:rPr>
-        <w:t xml:space="preserve"> Data shown </w:t>
-      </w:r>
-      <w:proofErr w:type="gramStart"/>
-      <w:r>
-        <w:rPr>
-          <w:rFonts w:ascii="Times New Roman" w:hAnsi="Times New Roman" w:cs="Times New Roman"/>
-          <w:i w:val="0"/>
-          <w:iCs w:val="0"/>
-          <w:color w:val="000000" w:themeColor="text1"/>
-          <w:sz w:val="24"/>
-          <w:szCs w:val="24"/>
-        </w:rPr>
-        <w:t>were</w:t>
-      </w:r>
-      <w:proofErr w:type="gramEnd"/>
-      <w:r>
-        <w:rPr>
-          <w:rFonts w:ascii="Times New Roman" w:hAnsi="Times New Roman" w:cs="Times New Roman"/>
-          <w:i w:val="0"/>
-          <w:iCs w:val="0"/>
-          <w:color w:val="000000" w:themeColor="text1"/>
-          <w:sz w:val="24"/>
-          <w:szCs w:val="24"/>
-        </w:rPr>
-        <w:t xml:space="preserve"> generated by ALIAS</w:t>
+        <w:t xml:space="preserve"> Data shown were generated by ALIAS</w:t>
       </w:r>
       <w:r>
         <w:rPr>
@@ -17471,21 +16749,7 @@
         <w:rPr>
           <w:rFonts w:ascii="Times New Roman" w:hAnsi="Times New Roman" w:cs="Times New Roman"/>
         </w:rPr>
-        <w:t xml:space="preserve"> looking </w:t>
-      </w:r>
-      <w:proofErr w:type="gramStart"/>
-      <w:r>
-        <w:rPr>
-          <w:rFonts w:ascii="Times New Roman" w:hAnsi="Times New Roman" w:cs="Times New Roman"/>
-        </w:rPr>
-        <w:t>between</w:t>
-      </w:r>
-      <w:proofErr w:type="gramEnd"/>
-      <w:r>
-        <w:rPr>
-          <w:rFonts w:ascii="Times New Roman" w:hAnsi="Times New Roman" w:cs="Times New Roman"/>
-        </w:rPr>
-        <w:t xml:space="preserve"> the two test events</w:t>
+        <w:t xml:space="preserve"> looking between the two test events</w:t>
       </w:r>
       <w:r>
         <w:rPr>
@@ -17735,33 +16999,19 @@
         <w:rPr>
           <w:rFonts w:ascii="Times New Roman" w:hAnsi="Times New Roman" w:cs="Times New Roman"/>
         </w:rPr>
-        <w:t xml:space="preserve">at the outset of the pretraining phase, the pattern of activation that </w:t>
-      </w:r>
-      <w:proofErr w:type="gramStart"/>
-      <w:r>
-        <w:rPr>
-          <w:rFonts w:ascii="Times New Roman" w:hAnsi="Times New Roman" w:cs="Times New Roman"/>
-        </w:rPr>
-        <w:t>these</w:t>
-      </w:r>
-      <w:r>
-        <w:rPr>
-          <w:rFonts w:ascii="Times New Roman" w:hAnsi="Times New Roman" w:cs="Times New Roman"/>
-        </w:rPr>
-        <w:t xml:space="preserve"> </w:t>
-      </w:r>
-      <w:r>
-        <w:rPr>
-          <w:rFonts w:ascii="Times New Roman" w:hAnsi="Times New Roman" w:cs="Times New Roman"/>
-        </w:rPr>
-        <w:t>input</w:t>
-      </w:r>
-      <w:proofErr w:type="gramEnd"/>
-      <w:r>
-        <w:rPr>
-          <w:rFonts w:ascii="Times New Roman" w:hAnsi="Times New Roman" w:cs="Times New Roman"/>
-        </w:rPr>
-        <w:t xml:space="preserve"> events elicit at the hidden layer will be </w:t>
+        <w:t>at the outset of the pretraining phase, the pattern of activation that these</w:t>
+      </w:r>
+      <w:r>
+        <w:rPr>
+          <w:rFonts w:ascii="Times New Roman" w:hAnsi="Times New Roman" w:cs="Times New Roman"/>
+        </w:rPr>
+        <w:t xml:space="preserve"> </w:t>
+      </w:r>
+      <w:r>
+        <w:rPr>
+          <w:rFonts w:ascii="Times New Roman" w:hAnsi="Times New Roman" w:cs="Times New Roman"/>
+        </w:rPr>
+        <w:t xml:space="preserve">input events elicit at the hidden layer will be </w:t>
       </w:r>
       <w:r>
         <w:rPr>
@@ -18389,35 +17639,7 @@
         <w:rPr>
           <w:rFonts w:ascii="Times New Roman" w:hAnsi="Times New Roman" w:cs="Times New Roman"/>
         </w:rPr>
-        <w:t xml:space="preserve">both test events producing similar </w:t>
-      </w:r>
-      <w:proofErr w:type="gramStart"/>
-      <w:r>
-        <w:rPr>
-          <w:rFonts w:ascii="Times New Roman" w:hAnsi="Times New Roman" w:cs="Times New Roman"/>
-        </w:rPr>
-        <w:t>error</w:t>
-      </w:r>
-      <w:proofErr w:type="gramEnd"/>
-      <w:r>
-        <w:rPr>
-          <w:rFonts w:ascii="Times New Roman" w:hAnsi="Times New Roman" w:cs="Times New Roman"/>
-        </w:rPr>
-        <w:t xml:space="preserve"> (or </w:t>
-      </w:r>
-      <w:proofErr w:type="gramStart"/>
-      <w:r>
-        <w:rPr>
-          <w:rFonts w:ascii="Times New Roman" w:hAnsi="Times New Roman" w:cs="Times New Roman"/>
-        </w:rPr>
-        <w:t>looking</w:t>
-      </w:r>
-      <w:proofErr w:type="gramEnd"/>
-      <w:r>
-        <w:rPr>
-          <w:rFonts w:ascii="Times New Roman" w:hAnsi="Times New Roman" w:cs="Times New Roman"/>
-        </w:rPr>
-        <w:t xml:space="preserve"> time).</w:t>
+        <w:t>both test events producing similar error (or looking time).</w:t>
       </w:r>
     </w:p>
     <w:p>
@@ -18469,16 +17691,8 @@
         <w:rPr>
           <w:rFonts w:ascii="Times New Roman" w:hAnsi="Times New Roman" w:cs="Times New Roman"/>
         </w:rPr>
-        <w:t xml:space="preserve"> in the </w:t>
-      </w:r>
-      <w:proofErr w:type="gramStart"/>
-      <w:r>
-        <w:rPr>
-          <w:rFonts w:ascii="Times New Roman" w:hAnsi="Times New Roman" w:cs="Times New Roman"/>
-        </w:rPr>
-        <w:t>real world</w:t>
-      </w:r>
-      <w:proofErr w:type="gramEnd"/>
+        <w:t xml:space="preserve"> in the real world</w:t>
+      </w:r>
       <w:r>
         <w:rPr>
           <w:rFonts w:ascii="Times New Roman" w:hAnsi="Times New Roman" w:cs="Times New Roman"/>
@@ -18802,7 +18016,6 @@
         </w:rPr>
         <w:t xml:space="preserve">At the same time, because the true estimates </w:t>
       </w:r>
-      <w:proofErr w:type="gramStart"/>
       <w:r>
         <w:rPr>
           <w:rFonts w:ascii="Times New Roman" w:eastAsia="Times New Roman" w:hAnsi="Times New Roman" w:cs="Times New Roman"/>
@@ -18819,14 +18032,7 @@
         <w:rPr>
           <w:rFonts w:ascii="Times New Roman" w:eastAsia="Times New Roman" w:hAnsi="Times New Roman" w:cs="Times New Roman"/>
         </w:rPr>
-        <w:t>fall</w:t>
-      </w:r>
-      <w:proofErr w:type="gramEnd"/>
-      <w:r>
-        <w:rPr>
-          <w:rFonts w:ascii="Times New Roman" w:eastAsia="Times New Roman" w:hAnsi="Times New Roman" w:cs="Times New Roman"/>
-        </w:rPr>
-        <w:t xml:space="preserve"> </w:t>
+        <w:t xml:space="preserve">fall </w:t>
       </w:r>
       <w:r>
         <w:rPr>
@@ -18929,21 +18135,7 @@
         <w:rPr>
           <w:rFonts w:ascii="Times New Roman" w:eastAsia="Times New Roman" w:hAnsi="Times New Roman" w:cs="Times New Roman"/>
         </w:rPr>
-        <w:t xml:space="preserve">across different constrained-to-unconstrained ratios, its performance was not compared to that of the </w:t>
-      </w:r>
-      <w:proofErr w:type="gramStart"/>
-      <w:r>
-        <w:rPr>
-          <w:rFonts w:ascii="Times New Roman" w:eastAsia="Times New Roman" w:hAnsi="Times New Roman" w:cs="Times New Roman"/>
-        </w:rPr>
-        <w:t>competitor</w:t>
-      </w:r>
-      <w:proofErr w:type="gramEnd"/>
-      <w:r>
-        <w:rPr>
-          <w:rFonts w:ascii="Times New Roman" w:eastAsia="Times New Roman" w:hAnsi="Times New Roman" w:cs="Times New Roman"/>
-        </w:rPr>
-        <w:t xml:space="preserve"> models. </w:t>
+        <w:t xml:space="preserve">across different constrained-to-unconstrained ratios, its performance was not compared to that of the competitor models. </w:t>
       </w:r>
     </w:p>
     <w:p>
@@ -19216,21 +18408,7 @@
         <w:rPr>
           <w:rFonts w:ascii="Times New Roman" w:hAnsi="Times New Roman" w:cs="Times New Roman"/>
         </w:rPr>
-        <w:t xml:space="preserve"> networks in the Experimental condition looked longer at the </w:t>
-      </w:r>
-      <w:proofErr w:type="gramStart"/>
-      <w:r>
-        <w:rPr>
-          <w:rFonts w:ascii="Times New Roman" w:hAnsi="Times New Roman" w:cs="Times New Roman"/>
-        </w:rPr>
-        <w:t>Inefficient</w:t>
-      </w:r>
-      <w:proofErr w:type="gramEnd"/>
-      <w:r>
-        <w:rPr>
-          <w:rFonts w:ascii="Times New Roman" w:hAnsi="Times New Roman" w:cs="Times New Roman"/>
-        </w:rPr>
-        <w:t xml:space="preserve"> than at the Efficient </w:t>
+        <w:t xml:space="preserve"> networks in the Experimental condition looked longer at the Inefficient than at the Efficient </w:t>
       </w:r>
       <w:r>
         <w:rPr>
@@ -19912,21 +19090,7 @@
         <w:rPr>
           <w:rFonts w:ascii="Times New Roman" w:eastAsia="Times New Roman" w:hAnsi="Times New Roman" w:cs="Times New Roman"/>
         </w:rPr>
-        <w:t>Additionally, because the second target finding derives from research that tested 9-month-olds rather than 12-month-olds (</w:t>
-      </w:r>
-      <w:proofErr w:type="spellStart"/>
-      <w:r>
-        <w:rPr>
-          <w:rFonts w:ascii="Times New Roman" w:eastAsia="Times New Roman" w:hAnsi="Times New Roman" w:cs="Times New Roman"/>
-        </w:rPr>
-        <w:t>Csibra</w:t>
-      </w:r>
-      <w:proofErr w:type="spellEnd"/>
-      <w:r>
-        <w:rPr>
-          <w:rFonts w:ascii="Times New Roman" w:eastAsia="Times New Roman" w:hAnsi="Times New Roman" w:cs="Times New Roman"/>
-        </w:rPr>
-        <w:t xml:space="preserve"> et al., 1999), the </w:t>
+        <w:t xml:space="preserve">Additionally, because the second target finding derives from research that tested 9-month-olds rather than 12-month-olds (Csibra et al., 1999), the </w:t>
       </w:r>
       <w:r>
         <w:rPr>
@@ -20664,27 +19828,7 @@
           <w:sz w:val="24"/>
           <w:szCs w:val="24"/>
         </w:rPr>
-        <w:t xml:space="preserve">Mean network error </w:t>
-      </w:r>
-      <w:proofErr w:type="gramStart"/>
-      <w:r>
-        <w:rPr>
-          <w:rFonts w:ascii="Times New Roman" w:hAnsi="Times New Roman" w:cs="Times New Roman"/>
-          <w:color w:val="000000" w:themeColor="text1"/>
-          <w:sz w:val="24"/>
-          <w:szCs w:val="24"/>
-        </w:rPr>
-        <w:t>produced to</w:t>
-      </w:r>
-      <w:proofErr w:type="gramEnd"/>
-      <w:r>
-        <w:rPr>
-          <w:rFonts w:ascii="Times New Roman" w:hAnsi="Times New Roman" w:cs="Times New Roman"/>
-          <w:color w:val="000000" w:themeColor="text1"/>
-          <w:sz w:val="24"/>
-          <w:szCs w:val="24"/>
-        </w:rPr>
-        <w:t xml:space="preserve"> Efficient and Inefficient test events in the Experimental and Control conditions for ALIAS (left panel) and </w:t>
+        <w:t xml:space="preserve">Mean network error produced to Efficient and Inefficient test events in the Experimental and Control conditions for ALIAS (left panel) and </w:t>
       </w:r>
       <w:r>
         <w:rPr>
@@ -20992,21 +20136,7 @@
         <w:rPr>
           <w:rFonts w:ascii="Times New Roman" w:hAnsi="Times New Roman" w:cs="Times New Roman"/>
         </w:rPr>
-        <w:t xml:space="preserve">Simulation 3 took </w:t>
-      </w:r>
-      <w:proofErr w:type="gramStart"/>
-      <w:r>
-        <w:rPr>
-          <w:rFonts w:ascii="Times New Roman" w:hAnsi="Times New Roman" w:cs="Times New Roman"/>
-        </w:rPr>
-        <w:t>a first</w:t>
-      </w:r>
-      <w:proofErr w:type="gramEnd"/>
-      <w:r>
-        <w:rPr>
-          <w:rFonts w:ascii="Times New Roman" w:hAnsi="Times New Roman" w:cs="Times New Roman"/>
-        </w:rPr>
-        <w:t xml:space="preserve"> step in this direction</w:t>
+        <w:t>Simulation 3 took a first step in this direction</w:t>
       </w:r>
       <w:r>
         <w:rPr>
@@ -21048,21 +20178,7 @@
         <w:rPr>
           <w:rFonts w:ascii="Times New Roman" w:hAnsi="Times New Roman" w:cs="Times New Roman"/>
         </w:rPr>
-        <w:t xml:space="preserve"> whether ALIAS could capture </w:t>
-      </w:r>
-      <w:proofErr w:type="spellStart"/>
-      <w:r>
-        <w:rPr>
-          <w:rFonts w:ascii="Times New Roman" w:hAnsi="Times New Roman" w:cs="Times New Roman"/>
-        </w:rPr>
-        <w:t>Csibra</w:t>
-      </w:r>
-      <w:proofErr w:type="spellEnd"/>
-      <w:r>
-        <w:rPr>
-          <w:rFonts w:ascii="Times New Roman" w:hAnsi="Times New Roman" w:cs="Times New Roman"/>
-        </w:rPr>
-        <w:t xml:space="preserve"> et al.</w:t>
+        <w:t xml:space="preserve"> whether ALIAS could capture Csibra et al.</w:t>
       </w:r>
       <w:r>
         <w:rPr>
@@ -21350,21 +20466,7 @@
         <w:rPr>
           <w:rFonts w:ascii="Times New Roman" w:hAnsi="Times New Roman" w:cs="Times New Roman"/>
         </w:rPr>
-        <w:t xml:space="preserve"> </w:t>
-      </w:r>
-      <w:proofErr w:type="spellStart"/>
-      <w:r>
-        <w:rPr>
-          <w:rFonts w:ascii="Times New Roman" w:hAnsi="Times New Roman" w:cs="Times New Roman"/>
-        </w:rPr>
-        <w:t>Csibra</w:t>
-      </w:r>
-      <w:proofErr w:type="spellEnd"/>
-      <w:r>
-        <w:rPr>
-          <w:rFonts w:ascii="Times New Roman" w:hAnsi="Times New Roman" w:cs="Times New Roman"/>
-        </w:rPr>
-        <w:t xml:space="preserve"> et al.’s Experiment 2 finding that </w:t>
+        <w:t xml:space="preserve"> Csibra et al.’s Experiment 2 finding that </w:t>
       </w:r>
       <w:r>
         <w:rPr>
@@ -21422,23 +20524,8 @@
         <w:rPr>
           <w:rFonts w:ascii="Times New Roman" w:hAnsi="Times New Roman" w:cs="Times New Roman"/>
         </w:rPr>
-        <w:t xml:space="preserve"> </w:t>
-      </w:r>
-      <w:proofErr w:type="spellStart"/>
-      <w:r>
-        <w:rPr>
-          <w:rFonts w:ascii="Times New Roman" w:hAnsi="Times New Roman" w:cs="Times New Roman"/>
-        </w:rPr>
-        <w:t>Csibra</w:t>
-      </w:r>
-      <w:proofErr w:type="spellEnd"/>
-      <w:r>
-        <w:rPr>
-          <w:rFonts w:ascii="Times New Roman" w:hAnsi="Times New Roman" w:cs="Times New Roman"/>
-        </w:rPr>
-        <w:t xml:space="preserve"> et al.’</w:t>
-      </w:r>
-      <w:proofErr w:type="gramStart"/>
+        <w:t xml:space="preserve"> Csibra et al.’</w:t>
+      </w:r>
       <w:r>
         <w:rPr>
           <w:rFonts w:ascii="Times New Roman" w:hAnsi="Times New Roman" w:cs="Times New Roman"/>
@@ -21449,14 +20536,7 @@
         <w:rPr>
           <w:rFonts w:ascii="Times New Roman" w:hAnsi="Times New Roman" w:cs="Times New Roman"/>
         </w:rPr>
-        <w:t>2003)</w:t>
-      </w:r>
-      <w:proofErr w:type="gramEnd"/>
-      <w:r>
-        <w:rPr>
-          <w:rFonts w:ascii="Times New Roman" w:hAnsi="Times New Roman" w:cs="Times New Roman"/>
-        </w:rPr>
-        <w:t xml:space="preserve"> first experiment did not employ the </w:t>
+        <w:t xml:space="preserve">2003) first experiment did not employ the </w:t>
       </w:r>
       <w:r>
         <w:rPr>
@@ -22519,21 +21599,7 @@
         <w:rPr>
           <w:rFonts w:ascii="Times New Roman" w:hAnsi="Times New Roman" w:cs="Times New Roman"/>
         </w:rPr>
-        <w:t xml:space="preserve"> the Incongruent test </w:t>
-      </w:r>
-      <w:proofErr w:type="gramStart"/>
-      <w:r>
-        <w:rPr>
-          <w:rFonts w:ascii="Times New Roman" w:hAnsi="Times New Roman" w:cs="Times New Roman"/>
-        </w:rPr>
-        <w:t>event—in</w:t>
-      </w:r>
-      <w:proofErr w:type="gramEnd"/>
-      <w:r>
-        <w:rPr>
-          <w:rFonts w:ascii="Times New Roman" w:hAnsi="Times New Roman" w:cs="Times New Roman"/>
-        </w:rPr>
-        <w:t xml:space="preserve"> which the first object failed to stop next to the </w:t>
+        <w:t xml:space="preserve"> the Incongruent test event—in which the first object failed to stop next to the </w:t>
       </w:r>
       <w:r>
         <w:rPr>
@@ -22541,19 +21607,11 @@
         </w:rPr>
         <w:t xml:space="preserve">second </w:t>
       </w:r>
-      <w:proofErr w:type="gramStart"/>
-      <w:r>
-        <w:rPr>
-          <w:rFonts w:ascii="Times New Roman" w:hAnsi="Times New Roman" w:cs="Times New Roman"/>
-        </w:rPr>
-        <w:t>one—</w:t>
-      </w:r>
-      <w:proofErr w:type="gramEnd"/>
-      <w:r>
-        <w:rPr>
-          <w:rFonts w:ascii="Times New Roman" w:hAnsi="Times New Roman" w:cs="Times New Roman"/>
-        </w:rPr>
-        <w:t>than</w:t>
+      <w:r>
+        <w:rPr>
+          <w:rFonts w:ascii="Times New Roman" w:hAnsi="Times New Roman" w:cs="Times New Roman"/>
+        </w:rPr>
+        <w:t>one—than</w:t>
       </w:r>
       <w:r>
         <w:rPr>
@@ -22579,7 +21637,6 @@
         </w:rPr>
         <w:t xml:space="preserve"> Congruent test </w:t>
       </w:r>
-      <w:proofErr w:type="gramStart"/>
       <w:r>
         <w:rPr>
           <w:rFonts w:ascii="Times New Roman" w:hAnsi="Times New Roman" w:cs="Times New Roman"/>
@@ -22590,14 +21647,7 @@
         <w:rPr>
           <w:rFonts w:ascii="Times New Roman" w:hAnsi="Times New Roman" w:cs="Times New Roman"/>
         </w:rPr>
-        <w:t>—in</w:t>
-      </w:r>
-      <w:proofErr w:type="gramEnd"/>
-      <w:r>
-        <w:rPr>
-          <w:rFonts w:ascii="Times New Roman" w:hAnsi="Times New Roman" w:cs="Times New Roman"/>
-        </w:rPr>
-        <w:t xml:space="preserve"> which the first object came to rest next to the </w:t>
+        <w:t xml:space="preserve">—in which the first object came to rest next to the </w:t>
       </w:r>
       <w:r>
         <w:rPr>
@@ -22615,21 +21665,7 @@
         <w:rPr>
           <w:rFonts w:ascii="Times New Roman" w:hAnsi="Times New Roman" w:cs="Times New Roman"/>
         </w:rPr>
-        <w:t xml:space="preserve">Similarly, networks in the Inferring </w:t>
-      </w:r>
-      <w:proofErr w:type="gramStart"/>
-      <w:r>
-        <w:rPr>
-          <w:rFonts w:ascii="Times New Roman" w:hAnsi="Times New Roman" w:cs="Times New Roman"/>
-        </w:rPr>
-        <w:t>Constraints condition</w:t>
-      </w:r>
-      <w:proofErr w:type="gramEnd"/>
-      <w:r>
-        <w:rPr>
-          <w:rFonts w:ascii="Times New Roman" w:hAnsi="Times New Roman" w:cs="Times New Roman"/>
-        </w:rPr>
-        <w:t xml:space="preserve"> looked longer at the No-Obstacle than at the Obstacle test event. These patterns were true both across different </w:t>
+        <w:t xml:space="preserve">Similarly, networks in the Inferring Constraints condition looked longer at the No-Obstacle than at the Obstacle test event. These patterns were true both across different </w:t>
       </w:r>
       <w:r>
         <w:rPr>
@@ -22708,21 +21744,7 @@
         <w:rPr>
           <w:rFonts w:ascii="Times New Roman" w:hAnsi="Times New Roman" w:cs="Times New Roman"/>
         </w:rPr>
-        <w:t xml:space="preserve">between curved motion, a small barrier, and a low jump, on the one hand, and spatial contiguity between an agent and its goal, on the other. </w:t>
-      </w:r>
-      <w:proofErr w:type="gramStart"/>
-      <w:r>
-        <w:rPr>
-          <w:rFonts w:ascii="Times New Roman" w:hAnsi="Times New Roman" w:cs="Times New Roman"/>
-        </w:rPr>
-        <w:t>No such</w:t>
-      </w:r>
-      <w:proofErr w:type="gramEnd"/>
-      <w:r>
-        <w:rPr>
-          <w:rFonts w:ascii="Times New Roman" w:hAnsi="Times New Roman" w:cs="Times New Roman"/>
-        </w:rPr>
-        <w:t xml:space="preserve"> violation occurred for the Congruent test event</w:t>
+        <w:t>between curved motion, a small barrier, and a low jump, on the one hand, and spatial contiguity between an agent and its goal, on the other. No such violation occurred for the Congruent test event</w:t>
       </w:r>
       <w:r>
         <w:rPr>
@@ -23734,21 +22756,7 @@
         <w:rPr>
           <w:rFonts w:ascii="Times New Roman" w:hAnsi="Times New Roman" w:cs="Times New Roman"/>
         </w:rPr>
-        <w:t xml:space="preserve">that OM10's failure could not be attributed to limitations in how the </w:t>
-      </w:r>
-      <w:proofErr w:type="spellStart"/>
-      <w:r>
-        <w:rPr>
-          <w:rFonts w:ascii="Times New Roman" w:hAnsi="Times New Roman" w:cs="Times New Roman"/>
-        </w:rPr>
-        <w:t>Csibra</w:t>
-      </w:r>
-      <w:proofErr w:type="spellEnd"/>
-      <w:r>
-        <w:rPr>
-          <w:rFonts w:ascii="Times New Roman" w:hAnsi="Times New Roman" w:cs="Times New Roman"/>
-        </w:rPr>
-        <w:t xml:space="preserve"> et al. (2003) task was implemented</w:t>
+        <w:t>that OM10's failure could not be attributed to limitations in how the Csibra et al. (2003) task was implemented</w:t>
       </w:r>
       <w:r>
         <w:rPr>
@@ -24385,21 +23393,7 @@
         <w:rPr>
           <w:rFonts w:ascii="Times New Roman" w:hAnsi="Times New Roman" w:cs="Times New Roman"/>
         </w:rPr>
-        <w:t xml:space="preserve">The fact that both models replicated infants’ looking responses in </w:t>
-      </w:r>
-      <w:proofErr w:type="spellStart"/>
-      <w:r>
-        <w:rPr>
-          <w:rFonts w:ascii="Times New Roman" w:hAnsi="Times New Roman" w:cs="Times New Roman"/>
-        </w:rPr>
-        <w:t>Csibra</w:t>
-      </w:r>
-      <w:proofErr w:type="spellEnd"/>
-      <w:r>
-        <w:rPr>
-          <w:rFonts w:ascii="Times New Roman" w:hAnsi="Times New Roman" w:cs="Times New Roman"/>
-        </w:rPr>
-        <w:t xml:space="preserve"> et al. (2003) suggests that behavior previously interpreted as evidence for abstract, theory-like reasoning about goals, actions, and constraints can instead be explained by an associative learning mechanism that operates over differentially salient surface features. </w:t>
+        <w:t xml:space="preserve">The fact that both models replicated infants’ looking responses in Csibra et al. (2003) suggests that behavior previously interpreted as evidence for abstract, theory-like reasoning about goals, actions, and constraints can instead be explained by an associative learning mechanism that operates over differentially salient surface features. </w:t>
       </w:r>
       <w:r>
         <w:rPr>
@@ -24482,21 +23476,7 @@
         <w:rPr>
           <w:rFonts w:ascii="Times New Roman" w:hAnsi="Times New Roman" w:cs="Times New Roman"/>
         </w:rPr>
-        <w:t xml:space="preserve">might be predicted to struggle is that by Liu and </w:t>
-      </w:r>
-      <w:proofErr w:type="spellStart"/>
-      <w:r>
-        <w:rPr>
-          <w:rFonts w:ascii="Times New Roman" w:hAnsi="Times New Roman" w:cs="Times New Roman"/>
-        </w:rPr>
-        <w:t>Spelke</w:t>
-      </w:r>
-      <w:proofErr w:type="spellEnd"/>
-      <w:r>
-        <w:rPr>
-          <w:rFonts w:ascii="Times New Roman" w:hAnsi="Times New Roman" w:cs="Times New Roman"/>
-        </w:rPr>
-        <w:t xml:space="preserve"> (2017)</w:t>
+        <w:t>might be predicted to struggle is that by Liu and Spelke (2017)</w:t>
       </w:r>
       <w:r>
         <w:rPr>
@@ -24682,21 +23662,7 @@
         <w:rPr>
           <w:rFonts w:ascii="Times New Roman" w:hAnsi="Times New Roman" w:cs="Times New Roman"/>
         </w:rPr>
-        <w:t xml:space="preserve">Liu and </w:t>
-      </w:r>
-      <w:proofErr w:type="spellStart"/>
-      <w:r>
-        <w:rPr>
-          <w:rFonts w:ascii="Times New Roman" w:hAnsi="Times New Roman" w:cs="Times New Roman"/>
-        </w:rPr>
-        <w:t>Spelke</w:t>
-      </w:r>
-      <w:proofErr w:type="spellEnd"/>
-      <w:r>
-        <w:rPr>
-          <w:rFonts w:ascii="Times New Roman" w:hAnsi="Times New Roman" w:cs="Times New Roman"/>
-        </w:rPr>
-        <w:t xml:space="preserve"> (2017) found that infants</w:t>
+        <w:t>Liu and Spelke (2017) found that infants</w:t>
       </w:r>
       <w:r>
         <w:rPr>
@@ -24850,21 +23816,7 @@
         <w:rPr>
           <w:rFonts w:ascii="Times New Roman" w:hAnsi="Times New Roman" w:cs="Times New Roman"/>
         </w:rPr>
-        <w:t xml:space="preserve"> experiment, Liu and </w:t>
-      </w:r>
-      <w:proofErr w:type="spellStart"/>
-      <w:r>
-        <w:rPr>
-          <w:rFonts w:ascii="Times New Roman" w:hAnsi="Times New Roman" w:cs="Times New Roman"/>
-        </w:rPr>
-        <w:t>Spelke</w:t>
-      </w:r>
-      <w:proofErr w:type="spellEnd"/>
-      <w:r>
-        <w:rPr>
-          <w:rFonts w:ascii="Times New Roman" w:hAnsi="Times New Roman" w:cs="Times New Roman"/>
-        </w:rPr>
-        <w:t xml:space="preserve"> (2017) tested</w:t>
+        <w:t xml:space="preserve"> experiment, Liu and Spelke (2017) tested</w:t>
       </w:r>
       <w:r>
         <w:rPr>
@@ -25150,14 +24102,7 @@
         <w:rPr>
           <w:rFonts w:ascii="Times New Roman" w:hAnsi="Times New Roman" w:cs="Times New Roman"/>
         </w:rPr>
-        <w:t xml:space="preserve">Liu and </w:t>
-      </w:r>
-      <w:proofErr w:type="spellStart"/>
-      <w:r>
-        <w:rPr>
-          <w:rFonts w:ascii="Times New Roman" w:hAnsi="Times New Roman" w:cs="Times New Roman"/>
-        </w:rPr>
-        <w:t>Spelke</w:t>
+        <w:t>Liu and Spelke</w:t>
       </w:r>
       <w:r>
         <w:rPr>
@@ -25165,7 +24110,6 @@
         </w:rPr>
         <w:t>’s</w:t>
       </w:r>
-      <w:proofErr w:type="spellEnd"/>
       <w:r>
         <w:rPr>
           <w:rFonts w:ascii="Times New Roman" w:hAnsi="Times New Roman" w:cs="Times New Roman"/>
@@ -25218,21 +24162,7 @@
         <w:rPr>
           <w:rFonts w:ascii="Times New Roman" w:hAnsi="Times New Roman" w:cs="Times New Roman"/>
         </w:rPr>
-        <w:t xml:space="preserve">Liu and </w:t>
-      </w:r>
-      <w:proofErr w:type="spellStart"/>
-      <w:r>
-        <w:rPr>
-          <w:rFonts w:ascii="Times New Roman" w:hAnsi="Times New Roman" w:cs="Times New Roman"/>
-        </w:rPr>
-        <w:t>Spelke</w:t>
-      </w:r>
-      <w:proofErr w:type="spellEnd"/>
-      <w:r>
-        <w:rPr>
-          <w:rFonts w:ascii="Times New Roman" w:hAnsi="Times New Roman" w:cs="Times New Roman"/>
-        </w:rPr>
-        <w:t xml:space="preserve"> (2017)</w:t>
+        <w:t>Liu and Spelke (2017)</w:t>
       </w:r>
       <w:r>
         <w:rPr>
@@ -25324,21 +24254,7 @@
         <w:rPr>
           <w:rFonts w:ascii="Times New Roman" w:eastAsia="Times New Roman" w:hAnsi="Times New Roman" w:cs="Times New Roman"/>
         </w:rPr>
-        <w:t xml:space="preserve">450 epochs because Liu and </w:t>
-      </w:r>
-      <w:proofErr w:type="spellStart"/>
-      <w:r>
-        <w:rPr>
-          <w:rFonts w:ascii="Times New Roman" w:eastAsia="Times New Roman" w:hAnsi="Times New Roman" w:cs="Times New Roman"/>
-        </w:rPr>
-        <w:t>Spelke</w:t>
-      </w:r>
-      <w:proofErr w:type="spellEnd"/>
-      <w:r>
-        <w:rPr>
-          <w:rFonts w:ascii="Times New Roman" w:eastAsia="Times New Roman" w:hAnsi="Times New Roman" w:cs="Times New Roman"/>
-        </w:rPr>
-        <w:t xml:space="preserve"> (2017) tested 6-month-olds. Following pretraining, n</w:t>
+        <w:t>450 epochs because Liu and Spelke (2017) tested 6-month-olds. Following pretraining, n</w:t>
       </w:r>
       <w:r>
         <w:rPr>
@@ -25400,19 +24316,11 @@
         </w:rPr>
         <w:t xml:space="preserve">and </w:t>
       </w:r>
-      <w:proofErr w:type="spellStart"/>
-      <w:r>
-        <w:rPr>
-          <w:rFonts w:ascii="Times New Roman" w:eastAsia="Times New Roman" w:hAnsi="Times New Roman" w:cs="Times New Roman"/>
-        </w:rPr>
-        <w:t>Spelke</w:t>
-      </w:r>
-      <w:proofErr w:type="spellEnd"/>
-      <w:r>
-        <w:rPr>
-          <w:rFonts w:ascii="Times New Roman" w:eastAsia="Times New Roman" w:hAnsi="Times New Roman" w:cs="Times New Roman"/>
-        </w:rPr>
-        <w:t xml:space="preserve"> (</w:t>
+      <w:r>
+        <w:rPr>
+          <w:rFonts w:ascii="Times New Roman" w:eastAsia="Times New Roman" w:hAnsi="Times New Roman" w:cs="Times New Roman"/>
+        </w:rPr>
+        <w:t>Spelke (</w:t>
       </w:r>
       <w:r>
         <w:rPr>
@@ -25496,14 +24404,7 @@
         <w:rPr>
           <w:rFonts w:ascii="Times New Roman" w:hAnsi="Times New Roman" w:cs="Times New Roman"/>
         </w:rPr>
-        <w:t xml:space="preserve"> OM10 could not meaningfully simulate Liu and </w:t>
-      </w:r>
-      <w:proofErr w:type="spellStart"/>
-      <w:r>
-        <w:rPr>
-          <w:rFonts w:ascii="Times New Roman" w:hAnsi="Times New Roman" w:cs="Times New Roman"/>
-        </w:rPr>
-        <w:t>Spelke</w:t>
+        <w:t xml:space="preserve"> OM10 could not meaningfully simulate Liu and Spelke</w:t>
       </w:r>
       <w:r>
         <w:rPr>
@@ -25511,7 +24412,6 @@
         </w:rPr>
         <w:t>’s</w:t>
       </w:r>
-      <w:proofErr w:type="spellEnd"/>
       <w:r>
         <w:rPr>
           <w:rFonts w:ascii="Times New Roman" w:hAnsi="Times New Roman" w:cs="Times New Roman"/>
@@ -25558,21 +24458,7 @@
         <w:rPr>
           <w:rFonts w:ascii="Times New Roman" w:hAnsi="Times New Roman" w:cs="Times New Roman"/>
         </w:rPr>
-        <w:t>not an in-</w:t>
-      </w:r>
-      <w:proofErr w:type="gramStart"/>
-      <w:r>
-        <w:rPr>
-          <w:rFonts w:ascii="Times New Roman" w:hAnsi="Times New Roman" w:cs="Times New Roman"/>
-        </w:rPr>
-        <w:t>principle</w:t>
-      </w:r>
-      <w:proofErr w:type="gramEnd"/>
-      <w:r>
-        <w:rPr>
-          <w:rFonts w:ascii="Times New Roman" w:hAnsi="Times New Roman" w:cs="Times New Roman"/>
-        </w:rPr>
-        <w:t xml:space="preserve"> limitation of this model</w:t>
+        <w:t>not an in-principle limitation of this model</w:t>
       </w:r>
       <w:r>
         <w:rPr>
@@ -25632,21 +24518,7 @@
         <w:rPr>
           <w:rFonts w:ascii="Times New Roman" w:hAnsi="Times New Roman" w:cs="Times New Roman"/>
         </w:rPr>
-        <w:t xml:space="preserve"> how it was implemented in the previous simulations and, more importantly, from </w:t>
-      </w:r>
-      <w:proofErr w:type="spellStart"/>
-      <w:r>
-        <w:rPr>
-          <w:rFonts w:ascii="Times New Roman" w:hAnsi="Times New Roman" w:cs="Times New Roman"/>
-        </w:rPr>
-        <w:t>Overwalle’s</w:t>
-      </w:r>
-      <w:proofErr w:type="spellEnd"/>
-      <w:r>
-        <w:rPr>
-          <w:rFonts w:ascii="Times New Roman" w:hAnsi="Times New Roman" w:cs="Times New Roman"/>
-        </w:rPr>
-        <w:t xml:space="preserve"> (2010) original conception of it. </w:t>
+        <w:t xml:space="preserve"> how it was implemented in the previous simulations and, more importantly, from Overwalle’s (2010) original conception of it. </w:t>
       </w:r>
       <w:r>
         <w:rPr>
@@ -26014,9 +24886,8 @@
           <w:sz w:val="24"/>
           <w:szCs w:val="24"/>
         </w:rPr>
-        <w:t xml:space="preserve">etworks’ </w:t>
-      </w:r>
-      <w:proofErr w:type="gramStart"/>
+        <w:t xml:space="preserve">etworks’ mean </w:t>
+      </w:r>
       <w:r>
         <w:rPr>
           <w:rFonts w:ascii="Times New Roman" w:hAnsi="Times New Roman" w:cs="Times New Roman"/>
@@ -26026,9 +24897,8 @@
           <w:sz w:val="24"/>
           <w:szCs w:val="24"/>
         </w:rPr>
-        <w:t>mean</w:t>
-      </w:r>
-      <w:proofErr w:type="gramEnd"/>
+        <w:t xml:space="preserve">error </w:t>
+      </w:r>
       <w:r>
         <w:rPr>
           <w:rFonts w:ascii="Times New Roman" w:hAnsi="Times New Roman" w:cs="Times New Roman"/>
@@ -26038,7 +24908,7 @@
           <w:sz w:val="24"/>
           <w:szCs w:val="24"/>
         </w:rPr>
-        <w:t xml:space="preserve"> </w:t>
+        <w:t xml:space="preserve">to the </w:t>
       </w:r>
       <w:r>
         <w:rPr>
@@ -26049,7 +24919,7 @@
           <w:sz w:val="24"/>
           <w:szCs w:val="24"/>
         </w:rPr>
-        <w:t xml:space="preserve">error </w:t>
+        <w:t>High</w:t>
       </w:r>
       <w:r>
         <w:rPr>
@@ -26060,7 +24930,7 @@
           <w:sz w:val="24"/>
           <w:szCs w:val="24"/>
         </w:rPr>
-        <w:t xml:space="preserve">to the </w:t>
+        <w:t>, inefficient</w:t>
       </w:r>
       <w:r>
         <w:rPr>
@@ -26071,7 +24941,7 @@
           <w:sz w:val="24"/>
           <w:szCs w:val="24"/>
         </w:rPr>
-        <w:t>High</w:t>
+        <w:t xml:space="preserve"> and Low</w:t>
       </w:r>
       <w:r>
         <w:rPr>
@@ -26082,7 +24952,7 @@
           <w:sz w:val="24"/>
           <w:szCs w:val="24"/>
         </w:rPr>
-        <w:t>, inefficient</w:t>
+        <w:t>, efficient</w:t>
       </w:r>
       <w:r>
         <w:rPr>
@@ -26093,7 +24963,7 @@
           <w:sz w:val="24"/>
           <w:szCs w:val="24"/>
         </w:rPr>
-        <w:t xml:space="preserve"> and Low</w:t>
+        <w:t xml:space="preserve"> </w:t>
       </w:r>
       <w:r>
         <w:rPr>
@@ -26104,7 +24974,7 @@
           <w:sz w:val="24"/>
           <w:szCs w:val="24"/>
         </w:rPr>
-        <w:t>, efficient</w:t>
+        <w:t>test events</w:t>
       </w:r>
       <w:r>
         <w:rPr>
@@ -26115,7 +24985,7 @@
           <w:sz w:val="24"/>
           <w:szCs w:val="24"/>
         </w:rPr>
-        <w:t xml:space="preserve"> </w:t>
+        <w:t xml:space="preserve"> across experiments overall (left) and different habituation epochs (right). </w:t>
       </w:r>
       <w:r>
         <w:rPr>
@@ -26126,53 +24996,7 @@
           <w:sz w:val="24"/>
           <w:szCs w:val="24"/>
         </w:rPr>
-        <w:t>test events</w:t>
-      </w:r>
-      <w:r>
-        <w:rPr>
-          <w:rFonts w:ascii="Times New Roman" w:hAnsi="Times New Roman" w:cs="Times New Roman"/>
-          <w:i w:val="0"/>
-          <w:iCs w:val="0"/>
-          <w:color w:val="000000" w:themeColor="text1"/>
-          <w:sz w:val="24"/>
-          <w:szCs w:val="24"/>
-        </w:rPr>
-        <w:t xml:space="preserve"> across experiments overall (left) and different habituation epochs (right). </w:t>
-      </w:r>
-      <w:r>
-        <w:rPr>
-          <w:rFonts w:ascii="Times New Roman" w:hAnsi="Times New Roman" w:cs="Times New Roman"/>
-          <w:i w:val="0"/>
-          <w:iCs w:val="0"/>
-          <w:color w:val="000000" w:themeColor="text1"/>
-          <w:sz w:val="24"/>
-          <w:szCs w:val="24"/>
-        </w:rPr>
-        <w:t xml:space="preserve">These experiments correspond to those in Liu and </w:t>
-      </w:r>
-      <w:proofErr w:type="spellStart"/>
-      <w:r>
-        <w:rPr>
-          <w:rFonts w:ascii="Times New Roman" w:hAnsi="Times New Roman" w:cs="Times New Roman"/>
-          <w:i w:val="0"/>
-          <w:iCs w:val="0"/>
-          <w:color w:val="000000" w:themeColor="text1"/>
-          <w:sz w:val="24"/>
-          <w:szCs w:val="24"/>
-        </w:rPr>
-        <w:t>Spelke</w:t>
-      </w:r>
-      <w:proofErr w:type="spellEnd"/>
-      <w:r>
-        <w:rPr>
-          <w:rFonts w:ascii="Times New Roman" w:hAnsi="Times New Roman" w:cs="Times New Roman"/>
-          <w:i w:val="0"/>
-          <w:iCs w:val="0"/>
-          <w:color w:val="000000" w:themeColor="text1"/>
-          <w:sz w:val="24"/>
-          <w:szCs w:val="24"/>
-        </w:rPr>
-        <w:t xml:space="preserve"> (2017).</w:t>
+        <w:t>These experiments correspond to those in Liu and Spelke (2017).</w:t>
       </w:r>
     </w:p>
     <w:p>
@@ -26251,21 +25075,7 @@
         <w:rPr>
           <w:rFonts w:ascii="Times New Roman" w:hAnsi="Times New Roman" w:cs="Times New Roman"/>
         </w:rPr>
-        <w:t xml:space="preserve">in Liu and </w:t>
-      </w:r>
-      <w:proofErr w:type="spellStart"/>
-      <w:r>
-        <w:rPr>
-          <w:rFonts w:ascii="Times New Roman" w:hAnsi="Times New Roman" w:cs="Times New Roman"/>
-        </w:rPr>
-        <w:t>Spelke</w:t>
-      </w:r>
-      <w:proofErr w:type="spellEnd"/>
-      <w:r>
-        <w:rPr>
-          <w:rFonts w:ascii="Times New Roman" w:hAnsi="Times New Roman" w:cs="Times New Roman"/>
-        </w:rPr>
-        <w:t xml:space="preserve"> (2017)—</w:t>
+        <w:t>in Liu and Spelke (2017)—</w:t>
       </w:r>
       <w:r>
         <w:rPr>
@@ -26991,21 +25801,7 @@
         <w:rPr>
           <w:rFonts w:ascii="Times New Roman" w:hAnsi="Times New Roman" w:cs="Times New Roman"/>
         </w:rPr>
-        <w:t xml:space="preserve">Liu and </w:t>
-      </w:r>
-      <w:proofErr w:type="spellStart"/>
-      <w:r>
-        <w:rPr>
-          <w:rFonts w:ascii="Times New Roman" w:hAnsi="Times New Roman" w:cs="Times New Roman"/>
-        </w:rPr>
-        <w:t>Spelke’s</w:t>
-      </w:r>
-      <w:proofErr w:type="spellEnd"/>
-      <w:r>
-        <w:rPr>
-          <w:rFonts w:ascii="Times New Roman" w:hAnsi="Times New Roman" w:cs="Times New Roman"/>
-        </w:rPr>
-        <w:t xml:space="preserve"> (2017) </w:t>
+        <w:t xml:space="preserve">Liu and Spelke’s (2017) </w:t>
       </w:r>
       <w:r>
         <w:rPr>
@@ -27297,7 +26093,6 @@
         </w:rPr>
         <w:t xml:space="preserve">overall </w:t>
       </w:r>
-      <w:proofErr w:type="gramStart"/>
       <w:r>
         <w:rPr>
           <w:rFonts w:ascii="Times New Roman" w:hAnsi="Times New Roman" w:cs="Times New Roman"/>
@@ -27307,19 +26102,7 @@
           <w:sz w:val="24"/>
           <w:szCs w:val="24"/>
         </w:rPr>
-        <w:t>mean</w:t>
-      </w:r>
-      <w:proofErr w:type="gramEnd"/>
-      <w:r>
-        <w:rPr>
-          <w:rFonts w:ascii="Times New Roman" w:hAnsi="Times New Roman" w:cs="Times New Roman"/>
-          <w:i w:val="0"/>
-          <w:iCs w:val="0"/>
-          <w:color w:val="000000" w:themeColor="text1"/>
-          <w:sz w:val="24"/>
-          <w:szCs w:val="24"/>
-        </w:rPr>
-        <w:t xml:space="preserve"> </w:t>
+        <w:t xml:space="preserve">mean </w:t>
       </w:r>
       <w:r>
         <w:rPr>
@@ -27523,21 +26306,7 @@
         <w:rPr>
           <w:rFonts w:ascii="Times New Roman" w:hAnsi="Times New Roman" w:cs="Times New Roman"/>
         </w:rPr>
-        <w:t xml:space="preserve"> However, in the Control condition, networks looked about equally long at both test events. This latter </w:t>
-      </w:r>
-      <w:proofErr w:type="gramStart"/>
-      <w:r>
-        <w:rPr>
-          <w:rFonts w:ascii="Times New Roman" w:hAnsi="Times New Roman" w:cs="Times New Roman"/>
-        </w:rPr>
-        <w:t>finding</w:t>
-      </w:r>
-      <w:proofErr w:type="gramEnd"/>
-      <w:r>
-        <w:rPr>
-          <w:rFonts w:ascii="Times New Roman" w:hAnsi="Times New Roman" w:cs="Times New Roman"/>
-        </w:rPr>
-        <w:t xml:space="preserve"> conflicts with ALIAS’s and infants’ tendency to look numerically longer at the Low, efficient than at the High, inefficient test event. ALIAS-2’s performance </w:t>
+        <w:t xml:space="preserve"> However, in the Control condition, networks looked about equally long at both test events. This latter finding conflicts with ALIAS’s and infants’ tendency to look numerically longer at the Low, efficient than at the High, inefficient test event. ALIAS-2’s performance </w:t>
       </w:r>
       <w:r>
         <w:rPr>
@@ -27561,21 +26330,7 @@
         <w:rPr>
           <w:rFonts w:ascii="Times New Roman" w:hAnsi="Times New Roman" w:cs="Times New Roman"/>
         </w:rPr>
-        <w:t xml:space="preserve">account for infants’ looking responses across Liu and </w:t>
-      </w:r>
-      <w:proofErr w:type="spellStart"/>
-      <w:r>
-        <w:rPr>
-          <w:rFonts w:ascii="Times New Roman" w:hAnsi="Times New Roman" w:cs="Times New Roman"/>
-        </w:rPr>
-        <w:t>Spelke</w:t>
-      </w:r>
-      <w:proofErr w:type="spellEnd"/>
-      <w:r>
-        <w:rPr>
-          <w:rFonts w:ascii="Times New Roman" w:hAnsi="Times New Roman" w:cs="Times New Roman"/>
-        </w:rPr>
-        <w:t xml:space="preserve"> (2017)</w:t>
+        <w:t>account for infants’ looking responses across Liu and Spelke (2017)</w:t>
       </w:r>
       <w:r>
         <w:rPr>
@@ -27895,21 +26650,7 @@
         <w:rPr>
           <w:rFonts w:ascii="Times New Roman" w:hAnsi="Times New Roman" w:cs="Times New Roman"/>
         </w:rPr>
-        <w:t xml:space="preserve">to reproduce infants’ looking responses across the experiments in Liu and </w:t>
-      </w:r>
-      <w:proofErr w:type="spellStart"/>
-      <w:r>
-        <w:rPr>
-          <w:rFonts w:ascii="Times New Roman" w:hAnsi="Times New Roman" w:cs="Times New Roman"/>
-        </w:rPr>
-        <w:t>Spelke</w:t>
-      </w:r>
-      <w:proofErr w:type="spellEnd"/>
-      <w:r>
-        <w:rPr>
-          <w:rFonts w:ascii="Times New Roman" w:hAnsi="Times New Roman" w:cs="Times New Roman"/>
-        </w:rPr>
-        <w:t xml:space="preserve"> (201</w:t>
+        <w:t>to reproduce infants’ looking responses across the experiments in Liu and Spelke (201</w:t>
       </w:r>
       <w:r>
         <w:rPr>
@@ -27987,21 +26728,7 @@
         <w:rPr>
           <w:rFonts w:ascii="Times New Roman" w:hAnsi="Times New Roman" w:cs="Times New Roman"/>
         </w:rPr>
-        <w:t xml:space="preserve">Liu and </w:t>
-      </w:r>
-      <w:proofErr w:type="spellStart"/>
-      <w:r>
-        <w:rPr>
-          <w:rFonts w:ascii="Times New Roman" w:hAnsi="Times New Roman" w:cs="Times New Roman"/>
-        </w:rPr>
-        <w:t>Spelke’s</w:t>
-      </w:r>
-      <w:proofErr w:type="spellEnd"/>
-      <w:r>
-        <w:rPr>
-          <w:rFonts w:ascii="Times New Roman" w:hAnsi="Times New Roman" w:cs="Times New Roman"/>
-        </w:rPr>
-        <w:t xml:space="preserve"> (2017)</w:t>
+        <w:t>Liu and Spelke’s (2017)</w:t>
       </w:r>
       <w:r>
         <w:rPr>
@@ -29454,27 +28181,7 @@
           <w:sz w:val="24"/>
           <w:szCs w:val="24"/>
         </w:rPr>
-        <w:t xml:space="preserve"> in </w:t>
-      </w:r>
-      <w:proofErr w:type="gramStart"/>
-      <w:r>
-        <w:rPr>
-          <w:rFonts w:ascii="Times New Roman" w:hAnsi="Times New Roman" w:cs="Times New Roman"/>
-          <w:color w:val="000000" w:themeColor="text1"/>
-          <w:sz w:val="24"/>
-          <w:szCs w:val="24"/>
-        </w:rPr>
-        <w:t>the Effective</w:t>
-      </w:r>
-      <w:proofErr w:type="gramEnd"/>
-      <w:r>
-        <w:rPr>
-          <w:rFonts w:ascii="Times New Roman" w:hAnsi="Times New Roman" w:cs="Times New Roman"/>
-          <w:color w:val="000000" w:themeColor="text1"/>
-          <w:sz w:val="24"/>
-          <w:szCs w:val="24"/>
-        </w:rPr>
-        <w:t xml:space="preserve"> Action condition</w:t>
+        <w:t xml:space="preserve"> in the Effective Action condition</w:t>
       </w:r>
       <w:r>
         <w:rPr>
@@ -29496,31 +28203,7 @@
           <w:sz w:val="24"/>
           <w:szCs w:val="24"/>
         </w:rPr>
-        <w:t xml:space="preserve">etworks’ </w:t>
-      </w:r>
-      <w:proofErr w:type="gramStart"/>
-      <w:r>
-        <w:rPr>
-          <w:rFonts w:ascii="Times New Roman" w:hAnsi="Times New Roman" w:cs="Times New Roman"/>
-          <w:i w:val="0"/>
-          <w:iCs w:val="0"/>
-          <w:color w:val="000000" w:themeColor="text1"/>
-          <w:sz w:val="24"/>
-          <w:szCs w:val="24"/>
-        </w:rPr>
-        <w:t>mean</w:t>
-      </w:r>
-      <w:proofErr w:type="gramEnd"/>
-      <w:r>
-        <w:rPr>
-          <w:rFonts w:ascii="Times New Roman" w:hAnsi="Times New Roman" w:cs="Times New Roman"/>
-          <w:i w:val="0"/>
-          <w:iCs w:val="0"/>
-          <w:color w:val="000000" w:themeColor="text1"/>
-          <w:sz w:val="24"/>
-          <w:szCs w:val="24"/>
-        </w:rPr>
-        <w:t xml:space="preserve"> </w:t>
+        <w:t xml:space="preserve">etworks’ mean </w:t>
       </w:r>
       <w:r>
         <w:rPr>
@@ -29739,30 +28422,8 @@
         <w:rPr>
           <w:rFonts w:ascii="Times New Roman" w:eastAsia="Times New Roman" w:hAnsi="Times New Roman" w:cs="Times New Roman"/>
         </w:rPr>
-        <w:t xml:space="preserve"> in </w:t>
-      </w:r>
-      <w:proofErr w:type="gramStart"/>
-      <w:r>
-        <w:rPr>
-          <w:rFonts w:ascii="Times New Roman" w:eastAsia="Times New Roman" w:hAnsi="Times New Roman" w:cs="Times New Roman"/>
-        </w:rPr>
-        <w:t>the Effective</w:t>
-      </w:r>
-      <w:proofErr w:type="gramEnd"/>
-      <w:r>
-        <w:rPr>
-          <w:rFonts w:ascii="Times New Roman" w:eastAsia="Times New Roman" w:hAnsi="Times New Roman" w:cs="Times New Roman"/>
-        </w:rPr>
-        <w:t xml:space="preserve"> Action </w:t>
-      </w:r>
-      <w:proofErr w:type="gramStart"/>
-      <w:r>
-        <w:rPr>
-          <w:rFonts w:ascii="Times New Roman" w:eastAsia="Times New Roman" w:hAnsi="Times New Roman" w:cs="Times New Roman"/>
-        </w:rPr>
-        <w:t>condition</w:t>
-      </w:r>
-      <w:proofErr w:type="gramEnd"/>
+        <w:t xml:space="preserve"> in the Effective Action condition</w:t>
+      </w:r>
       <w:r>
         <w:rPr>
           <w:rFonts w:ascii="Times New Roman" w:eastAsia="Times New Roman" w:hAnsi="Times New Roman" w:cs="Times New Roman"/>
@@ -30210,27 +28871,7 @@
           <w:sz w:val="24"/>
           <w:szCs w:val="24"/>
         </w:rPr>
-        <w:t xml:space="preserve"> in </w:t>
-      </w:r>
-      <w:proofErr w:type="gramStart"/>
-      <w:r>
-        <w:rPr>
-          <w:rFonts w:ascii="Times New Roman" w:hAnsi="Times New Roman" w:cs="Times New Roman"/>
-          <w:color w:val="000000" w:themeColor="text1"/>
-          <w:sz w:val="24"/>
-          <w:szCs w:val="24"/>
-        </w:rPr>
-        <w:t>the No</w:t>
-      </w:r>
-      <w:proofErr w:type="gramEnd"/>
-      <w:r>
-        <w:rPr>
-          <w:rFonts w:ascii="Times New Roman" w:hAnsi="Times New Roman" w:cs="Times New Roman"/>
-          <w:color w:val="000000" w:themeColor="text1"/>
-          <w:sz w:val="24"/>
-          <w:szCs w:val="24"/>
-        </w:rPr>
-        <w:t xml:space="preserve"> Training condition</w:t>
+        <w:t xml:space="preserve"> in the No Training condition</w:t>
       </w:r>
       <w:r>
         <w:rPr>
@@ -30809,27 +29450,7 @@
           <w:sz w:val="24"/>
           <w:szCs w:val="24"/>
         </w:rPr>
-        <w:t xml:space="preserve"> in </w:t>
-      </w:r>
-      <w:proofErr w:type="gramStart"/>
-      <w:r>
-        <w:rPr>
-          <w:rFonts w:ascii="Times New Roman" w:hAnsi="Times New Roman" w:cs="Times New Roman"/>
-          <w:color w:val="000000" w:themeColor="text1"/>
-          <w:sz w:val="24"/>
-          <w:szCs w:val="24"/>
-        </w:rPr>
-        <w:t>the Ineffective</w:t>
-      </w:r>
-      <w:proofErr w:type="gramEnd"/>
-      <w:r>
-        <w:rPr>
-          <w:rFonts w:ascii="Times New Roman" w:hAnsi="Times New Roman" w:cs="Times New Roman"/>
-          <w:color w:val="000000" w:themeColor="text1"/>
-          <w:sz w:val="24"/>
-          <w:szCs w:val="24"/>
-        </w:rPr>
-        <w:t xml:space="preserve"> </w:t>
+        <w:t xml:space="preserve"> in the Ineffective </w:t>
       </w:r>
       <w:r>
         <w:rPr>
@@ -31407,21 +30028,7 @@
         <w:rPr>
           <w:rFonts w:ascii="Times New Roman" w:eastAsia="Times New Roman" w:hAnsi="Times New Roman" w:cs="Times New Roman"/>
         </w:rPr>
-        <w:t xml:space="preserve">present account makes is that the </w:t>
-      </w:r>
-      <w:proofErr w:type="gramStart"/>
-      <w:r>
-        <w:rPr>
-          <w:rFonts w:ascii="Times New Roman" w:eastAsia="Times New Roman" w:hAnsi="Times New Roman" w:cs="Times New Roman"/>
-        </w:rPr>
-        <w:t>attentional</w:t>
-      </w:r>
-      <w:proofErr w:type="gramEnd"/>
-      <w:r>
-        <w:rPr>
-          <w:rFonts w:ascii="Times New Roman" w:eastAsia="Times New Roman" w:hAnsi="Times New Roman" w:cs="Times New Roman"/>
-        </w:rPr>
-        <w:t xml:space="preserve"> boost that infants experience in the Effective Action condition is fleeting.</w:t>
+        <w:t>present account makes is that the attentional boost that infants experience in the Effective Action condition is fleeting.</w:t>
       </w:r>
       <w:r>
         <w:rPr>
@@ -31714,21 +30321,7 @@
         <w:rPr>
           <w:rFonts w:ascii="Times New Roman" w:eastAsia="Times New Roman" w:hAnsi="Times New Roman" w:cs="Times New Roman"/>
         </w:rPr>
-        <w:t>Note that such straight motion would have been treated as familiar if networks had formed a robust representation of it (as well as of over-</w:t>
-      </w:r>
-      <w:proofErr w:type="spellStart"/>
-      <w:r>
-        <w:rPr>
-          <w:rFonts w:ascii="Times New Roman" w:eastAsia="Times New Roman" w:hAnsi="Times New Roman" w:cs="Times New Roman"/>
-        </w:rPr>
-        <w:t>an</w:t>
-      </w:r>
-      <w:proofErr w:type="spellEnd"/>
-      <w:r>
-        <w:rPr>
-          <w:rFonts w:ascii="Times New Roman" w:eastAsia="Times New Roman" w:hAnsi="Times New Roman" w:cs="Times New Roman"/>
-        </w:rPr>
-        <w:t xml:space="preserve">-obstacle curved motion) during pretraining; the extremely brief nature of this phase precluded that. </w:t>
+        <w:t xml:space="preserve">Note that such straight motion would have been treated as familiar if networks had formed a robust representation of it (as well as of over-an-obstacle curved motion) during pretraining; the extremely brief nature of this phase precluded that. </w:t>
       </w:r>
       <w:r>
         <w:rPr>
@@ -31891,7 +30484,7 @@
                 <w:noProof/>
               </w:rPr>
               <w:drawing>
-                <wp:inline distT="0" distB="0" distL="0" distR="0" wp14:anchorId="547B0CED" wp14:editId="2B03264B">
+                <wp:inline distT="0" distB="0" distL="0" distR="0" wp14:anchorId="547B0CED" wp14:editId="1D59455B">
                   <wp:extent cx="3662363" cy="2929890"/>
                   <wp:effectExtent l="0" t="0" r="0" b="3810"/>
                   <wp:docPr id="544904021" name="Picture 7"/>
@@ -32386,31 +30979,7 @@
           <w:sz w:val="24"/>
           <w:szCs w:val="24"/>
         </w:rPr>
-        <w:t xml:space="preserve">Plotted in the middle row is the overall </w:t>
-      </w:r>
-      <w:proofErr w:type="gramStart"/>
-      <w:r>
-        <w:rPr>
-          <w:rFonts w:ascii="Times New Roman" w:hAnsi="Times New Roman" w:cs="Times New Roman"/>
-          <w:i w:val="0"/>
-          <w:iCs w:val="0"/>
-          <w:color w:val="000000" w:themeColor="text1"/>
-          <w:sz w:val="24"/>
-          <w:szCs w:val="24"/>
-        </w:rPr>
-        <w:t>mean</w:t>
-      </w:r>
-      <w:proofErr w:type="gramEnd"/>
-      <w:r>
-        <w:rPr>
-          <w:rFonts w:ascii="Times New Roman" w:hAnsi="Times New Roman" w:cs="Times New Roman"/>
-          <w:i w:val="0"/>
-          <w:iCs w:val="0"/>
-          <w:color w:val="000000" w:themeColor="text1"/>
-          <w:sz w:val="24"/>
-          <w:szCs w:val="24"/>
-        </w:rPr>
-        <w:t xml:space="preserve"> error to the two test events for networks assigned to the Ineffective Action condition. Plotted in the bottom row is the overall mean error to the two test events for networks assigned to the No Training </w:t>
+        <w:t xml:space="preserve">Plotted in the middle row is the overall mean error to the two test events for networks assigned to the Ineffective Action condition. Plotted in the bottom row is the overall mean error to the two test events for networks assigned to the No Training </w:t>
       </w:r>
       <w:r>
         <w:rPr>
@@ -32589,21 +31158,7 @@
         <w:rPr>
           <w:rFonts w:ascii="Times New Roman" w:eastAsia="Times New Roman" w:hAnsi="Times New Roman" w:cs="Times New Roman"/>
         </w:rPr>
-        <w:t xml:space="preserve">produced about equivalent </w:t>
-      </w:r>
-      <w:proofErr w:type="gramStart"/>
-      <w:r>
-        <w:rPr>
-          <w:rFonts w:ascii="Times New Roman" w:eastAsia="Times New Roman" w:hAnsi="Times New Roman" w:cs="Times New Roman"/>
-        </w:rPr>
-        <w:t>error</w:t>
-      </w:r>
-      <w:proofErr w:type="gramEnd"/>
-      <w:r>
-        <w:rPr>
-          <w:rFonts w:ascii="Times New Roman" w:eastAsia="Times New Roman" w:hAnsi="Times New Roman" w:cs="Times New Roman"/>
-        </w:rPr>
-        <w:t xml:space="preserve"> to both test events.</w:t>
+        <w:t>produced about equivalent error to both test events.</w:t>
       </w:r>
       <w:r>
         <w:rPr>
@@ -32651,16 +31206,8 @@
         <w:rPr>
           <w:rFonts w:ascii="Times New Roman" w:eastAsia="Times New Roman" w:hAnsi="Times New Roman" w:cs="Times New Roman"/>
         </w:rPr>
-        <w:t xml:space="preserve"> </w:t>
-      </w:r>
-      <w:proofErr w:type="gramStart"/>
-      <w:r>
-        <w:rPr>
-          <w:rFonts w:ascii="Times New Roman" w:eastAsia="Times New Roman" w:hAnsi="Times New Roman" w:cs="Times New Roman"/>
-        </w:rPr>
-        <w:t>finding</w:t>
-      </w:r>
-      <w:proofErr w:type="gramEnd"/>
+        <w:t xml:space="preserve"> finding</w:t>
+      </w:r>
       <w:r>
         <w:rPr>
           <w:rFonts w:ascii="Times New Roman" w:eastAsia="Times New Roman" w:hAnsi="Times New Roman" w:cs="Times New Roman"/>
@@ -32899,19 +31446,11 @@
         </w:rPr>
         <w:t xml:space="preserve">by </w:t>
       </w:r>
-      <w:proofErr w:type="spellStart"/>
-      <w:r>
-        <w:rPr>
-          <w:rFonts w:ascii="Times New Roman" w:eastAsia="Times New Roman" w:hAnsi="Times New Roman" w:cs="Times New Roman"/>
-        </w:rPr>
-        <w:t>Overwalle</w:t>
-      </w:r>
-      <w:proofErr w:type="spellEnd"/>
-      <w:r>
-        <w:rPr>
-          <w:rFonts w:ascii="Times New Roman" w:eastAsia="Times New Roman" w:hAnsi="Times New Roman" w:cs="Times New Roman"/>
-        </w:rPr>
-        <w:t xml:space="preserve"> (2010)</w:t>
+      <w:r>
+        <w:rPr>
+          <w:rFonts w:ascii="Times New Roman" w:eastAsia="Times New Roman" w:hAnsi="Times New Roman" w:cs="Times New Roman"/>
+        </w:rPr>
+        <w:t>Overwalle (2010)</w:t>
       </w:r>
       <w:r>
         <w:rPr>
@@ -33404,31 +31943,7 @@
           <w:sz w:val="24"/>
           <w:szCs w:val="24"/>
         </w:rPr>
-        <w:t xml:space="preserve"> (Left) Overall error produced to the Efficient and Inefficient test events for networks in </w:t>
-      </w:r>
-      <w:proofErr w:type="gramStart"/>
-      <w:r>
-        <w:rPr>
-          <w:rFonts w:ascii="Times New Roman" w:hAnsi="Times New Roman" w:cs="Times New Roman"/>
-          <w:i w:val="0"/>
-          <w:iCs w:val="0"/>
-          <w:color w:val="000000" w:themeColor="text1"/>
-          <w:sz w:val="24"/>
-          <w:szCs w:val="24"/>
-        </w:rPr>
-        <w:t>the Experimental</w:t>
-      </w:r>
-      <w:proofErr w:type="gramEnd"/>
-      <w:r>
-        <w:rPr>
-          <w:rFonts w:ascii="Times New Roman" w:hAnsi="Times New Roman" w:cs="Times New Roman"/>
-          <w:i w:val="0"/>
-          <w:iCs w:val="0"/>
-          <w:color w:val="000000" w:themeColor="text1"/>
-          <w:sz w:val="24"/>
-          <w:szCs w:val="24"/>
-        </w:rPr>
-        <w:t xml:space="preserve"> condition. (Right) Overall error produced to the Efficient and Inefficient test events for networks in the Control condition. </w:t>
+        <w:t xml:space="preserve"> (Left) Overall error produced to the Efficient and Inefficient test events for networks in the Experimental condition. (Right) Overall error produced to the Efficient and Inefficient test events for networks in the Control condition. </w:t>
       </w:r>
       <w:r>
         <w:rPr>
@@ -33535,21 +32050,7 @@
         <w:rPr>
           <w:rFonts w:ascii="Times New Roman" w:eastAsia="Times New Roman" w:hAnsi="Times New Roman" w:cs="Times New Roman"/>
         </w:rPr>
-        <w:t xml:space="preserve">a </w:t>
-      </w:r>
-      <w:proofErr w:type="gramStart"/>
-      <w:r>
-        <w:rPr>
-          <w:rFonts w:ascii="Times New Roman" w:eastAsia="Times New Roman" w:hAnsi="Times New Roman" w:cs="Times New Roman"/>
-        </w:rPr>
-        <w:t>canonical</w:t>
-      </w:r>
-      <w:proofErr w:type="gramEnd"/>
-      <w:r>
-        <w:rPr>
-          <w:rFonts w:ascii="Times New Roman" w:eastAsia="Times New Roman" w:hAnsi="Times New Roman" w:cs="Times New Roman"/>
-        </w:rPr>
-        <w:t xml:space="preserve"> constrained </w:t>
+        <w:t xml:space="preserve">a canonical constrained </w:t>
       </w:r>
       <w:r>
         <w:rPr>
@@ -33573,16 +32074,8 @@
         <w:rPr>
           <w:rFonts w:ascii="Times New Roman" w:eastAsia="Times New Roman" w:hAnsi="Times New Roman" w:cs="Times New Roman"/>
         </w:rPr>
-        <w:t xml:space="preserve">it </w:t>
-      </w:r>
-      <w:proofErr w:type="gramStart"/>
-      <w:r>
-        <w:rPr>
-          <w:rFonts w:ascii="Times New Roman" w:eastAsia="Times New Roman" w:hAnsi="Times New Roman" w:cs="Times New Roman"/>
-        </w:rPr>
-        <w:t>were</w:t>
-      </w:r>
-      <w:proofErr w:type="gramEnd"/>
+        <w:t>it were</w:t>
+      </w:r>
       <w:r>
         <w:rPr>
           <w:rFonts w:ascii="Times New Roman" w:eastAsia="Times New Roman" w:hAnsi="Times New Roman" w:cs="Times New Roman"/>
@@ -33966,21 +32459,7 @@
         <w:rPr>
           <w:rFonts w:ascii="Times New Roman" w:eastAsia="Times New Roman" w:hAnsi="Times New Roman" w:cs="Times New Roman"/>
         </w:rPr>
-        <w:t xml:space="preserve">networks in </w:t>
-      </w:r>
-      <w:proofErr w:type="gramStart"/>
-      <w:r>
-        <w:rPr>
-          <w:rFonts w:ascii="Times New Roman" w:eastAsia="Times New Roman" w:hAnsi="Times New Roman" w:cs="Times New Roman"/>
-        </w:rPr>
-        <w:t>the Experimental</w:t>
-      </w:r>
-      <w:proofErr w:type="gramEnd"/>
-      <w:r>
-        <w:rPr>
-          <w:rFonts w:ascii="Times New Roman" w:eastAsia="Times New Roman" w:hAnsi="Times New Roman" w:cs="Times New Roman"/>
-        </w:rPr>
-        <w:t xml:space="preserve"> condition produced greater error</w:t>
+        <w:t>networks in the Experimental condition produced greater error</w:t>
       </w:r>
       <w:r>
         <w:rPr>
@@ -34010,21 +32489,7 @@
         <w:rPr>
           <w:rFonts w:ascii="Times New Roman" w:eastAsia="Times New Roman" w:hAnsi="Times New Roman" w:cs="Times New Roman"/>
         </w:rPr>
-        <w:t xml:space="preserve">produced equivalent </w:t>
-      </w:r>
-      <w:proofErr w:type="gramStart"/>
-      <w:r>
-        <w:rPr>
-          <w:rFonts w:ascii="Times New Roman" w:eastAsia="Times New Roman" w:hAnsi="Times New Roman" w:cs="Times New Roman"/>
-        </w:rPr>
-        <w:t>error</w:t>
-      </w:r>
-      <w:proofErr w:type="gramEnd"/>
-      <w:r>
-        <w:rPr>
-          <w:rFonts w:ascii="Times New Roman" w:eastAsia="Times New Roman" w:hAnsi="Times New Roman" w:cs="Times New Roman"/>
-        </w:rPr>
-        <w:t xml:space="preserve"> to both test events</w:t>
+        <w:t>produced equivalent error to both test events</w:t>
       </w:r>
       <w:r>
         <w:rPr>
@@ -34662,21 +33127,7 @@
         <w:rPr>
           <w:rFonts w:ascii="Times New Roman" w:eastAsia="Times New Roman" w:hAnsi="Times New Roman" w:cs="Times New Roman"/>
         </w:rPr>
-        <w:t xml:space="preserve"> Liu and </w:t>
-      </w:r>
-      <w:proofErr w:type="spellStart"/>
-      <w:r>
-        <w:rPr>
-          <w:rFonts w:ascii="Times New Roman" w:eastAsia="Times New Roman" w:hAnsi="Times New Roman" w:cs="Times New Roman"/>
-        </w:rPr>
-        <w:t>Spelke’s</w:t>
-      </w:r>
-      <w:proofErr w:type="spellEnd"/>
-      <w:r>
-        <w:rPr>
-          <w:rFonts w:ascii="Times New Roman" w:eastAsia="Times New Roman" w:hAnsi="Times New Roman" w:cs="Times New Roman"/>
-        </w:rPr>
-        <w:t xml:space="preserve"> (2017)</w:t>
+        <w:t xml:space="preserve"> Liu and Spelke’s (2017)</w:t>
       </w:r>
       <w:r>
         <w:rPr>
@@ -34925,14 +33376,7 @@
         <w:rPr>
           <w:rFonts w:ascii="Times New Roman" w:eastAsia="Times New Roman" w:hAnsi="Times New Roman" w:cs="Times New Roman"/>
         </w:rPr>
-        <w:t xml:space="preserve"> for this </w:t>
-      </w:r>
-      <w:proofErr w:type="gramStart"/>
-      <w:r>
-        <w:rPr>
-          <w:rFonts w:ascii="Times New Roman" w:eastAsia="Times New Roman" w:hAnsi="Times New Roman" w:cs="Times New Roman"/>
-        </w:rPr>
-        <w:t>simulation</w:t>
+        <w:t xml:space="preserve"> for this simulation</w:t>
       </w:r>
       <w:r>
         <w:rPr>
@@ -34940,7 +33384,6 @@
         </w:rPr>
         <w:t>—</w:t>
       </w:r>
-      <w:proofErr w:type="gramEnd"/>
       <w:r>
         <w:rPr>
           <w:rFonts w:ascii="Times New Roman" w:eastAsia="Times New Roman" w:hAnsi="Times New Roman" w:cs="Times New Roman"/>
@@ -35824,33 +34267,11 @@
         </w:rPr>
         <w:t>(</w:t>
       </w:r>
-      <w:proofErr w:type="spellStart"/>
-      <w:r>
-        <w:rPr>
-          <w:rFonts w:ascii="Times New Roman" w:eastAsia="Times New Roman" w:hAnsi="Times New Roman" w:cs="Times New Roman"/>
-        </w:rPr>
-        <w:t>Csibra</w:t>
-      </w:r>
-      <w:proofErr w:type="spellEnd"/>
-      <w:r>
-        <w:rPr>
-          <w:rFonts w:ascii="Times New Roman" w:eastAsia="Times New Roman" w:hAnsi="Times New Roman" w:cs="Times New Roman"/>
-        </w:rPr>
-        <w:t xml:space="preserve"> &amp; Gergely, 1998; Gergely &amp; </w:t>
-      </w:r>
-      <w:proofErr w:type="spellStart"/>
-      <w:r>
-        <w:rPr>
-          <w:rFonts w:ascii="Times New Roman" w:eastAsia="Times New Roman" w:hAnsi="Times New Roman" w:cs="Times New Roman"/>
-        </w:rPr>
-        <w:t>Csibra</w:t>
-      </w:r>
-      <w:proofErr w:type="spellEnd"/>
-      <w:r>
-        <w:rPr>
-          <w:rFonts w:ascii="Times New Roman" w:eastAsia="Times New Roman" w:hAnsi="Times New Roman" w:cs="Times New Roman"/>
-        </w:rPr>
-        <w:t xml:space="preserve">, 2003; </w:t>
+      <w:r>
+        <w:rPr>
+          <w:rFonts w:ascii="Times New Roman" w:eastAsia="Times New Roman" w:hAnsi="Times New Roman" w:cs="Times New Roman"/>
+        </w:rPr>
+        <w:t xml:space="preserve">Csibra &amp; Gergely, 1998; Gergely &amp; Csibra, 2003; </w:t>
       </w:r>
       <w:r>
         <w:rPr>
@@ -35940,21 +34361,7 @@
         <w:rPr>
           <w:rFonts w:ascii="Times New Roman" w:eastAsia="Times New Roman" w:hAnsi="Times New Roman" w:cs="Times New Roman"/>
         </w:rPr>
-        <w:t>—of which studies assessing infants</w:t>
-      </w:r>
-      <w:proofErr w:type="gramStart"/>
-      <w:r>
-        <w:rPr>
-          <w:rFonts w:ascii="Times New Roman" w:eastAsia="Times New Roman" w:hAnsi="Times New Roman" w:cs="Times New Roman"/>
-        </w:rPr>
-        <w:t>’ action</w:t>
-      </w:r>
-      <w:proofErr w:type="gramEnd"/>
-      <w:r>
-        <w:rPr>
-          <w:rFonts w:ascii="Times New Roman" w:eastAsia="Times New Roman" w:hAnsi="Times New Roman" w:cs="Times New Roman"/>
-        </w:rPr>
-        <w:t xml:space="preserve"> efficiency understanding are specific </w:t>
+        <w:t xml:space="preserve">—of which studies assessing infants’ action efficiency understanding are specific </w:t>
       </w:r>
       <w:r>
         <w:rPr>
@@ -36389,41 +34796,13 @@
         <w:rPr>
           <w:rFonts w:ascii="Times New Roman" w:eastAsia="Times New Roman" w:hAnsi="Times New Roman" w:cs="Times New Roman"/>
         </w:rPr>
-        <w:t xml:space="preserve">Table </w:t>
-      </w:r>
-      <w:proofErr w:type="gramStart"/>
-      <w:r>
-        <w:rPr>
-          <w:rFonts w:ascii="Times New Roman" w:eastAsia="Times New Roman" w:hAnsi="Times New Roman" w:cs="Times New Roman"/>
-        </w:rPr>
-        <w:t>1—</w:t>
-      </w:r>
-      <w:proofErr w:type="gramEnd"/>
-      <w:r>
-        <w:rPr>
-          <w:rFonts w:ascii="Times New Roman" w:eastAsia="Times New Roman" w:hAnsi="Times New Roman" w:cs="Times New Roman"/>
-        </w:rPr>
-        <w:t xml:space="preserve">which </w:t>
-      </w:r>
-      <w:r>
-        <w:rPr>
-          <w:rFonts w:ascii="Times New Roman" w:eastAsia="Times New Roman" w:hAnsi="Times New Roman" w:cs="Times New Roman"/>
-        </w:rPr>
-        <w:t xml:space="preserve">shows the </w:t>
-      </w:r>
-      <w:proofErr w:type="gramStart"/>
-      <w:r>
-        <w:rPr>
-          <w:rFonts w:ascii="Times New Roman" w:eastAsia="Times New Roman" w:hAnsi="Times New Roman" w:cs="Times New Roman"/>
-        </w:rPr>
-        <w:t>qualitative fits</w:t>
-      </w:r>
-      <w:proofErr w:type="gramEnd"/>
-      <w:r>
-        <w:rPr>
-          <w:rFonts w:ascii="Times New Roman" w:eastAsia="Times New Roman" w:hAnsi="Times New Roman" w:cs="Times New Roman"/>
-        </w:rPr>
-        <w:t xml:space="preserve"> of </w:t>
+        <w:t xml:space="preserve">Table 1—which </w:t>
+      </w:r>
+      <w:r>
+        <w:rPr>
+          <w:rFonts w:ascii="Times New Roman" w:eastAsia="Times New Roman" w:hAnsi="Times New Roman" w:cs="Times New Roman"/>
+        </w:rPr>
+        <w:t xml:space="preserve">shows the qualitative fits of </w:t>
       </w:r>
       <w:r>
         <w:rPr>
@@ -36441,27 +34820,13 @@
         <w:rPr>
           <w:rFonts w:ascii="Times New Roman" w:eastAsia="Times New Roman" w:hAnsi="Times New Roman" w:cs="Times New Roman"/>
         </w:rPr>
-        <w:t xml:space="preserve">these models to the five target </w:t>
-      </w:r>
-      <w:proofErr w:type="gramStart"/>
-      <w:r>
-        <w:rPr>
-          <w:rFonts w:ascii="Times New Roman" w:eastAsia="Times New Roman" w:hAnsi="Times New Roman" w:cs="Times New Roman"/>
-        </w:rPr>
-        <w:t>findings</w:t>
-      </w:r>
-      <w:r>
-        <w:rPr>
-          <w:rFonts w:ascii="Times New Roman" w:eastAsia="Times New Roman" w:hAnsi="Times New Roman" w:cs="Times New Roman"/>
-        </w:rPr>
-        <w:t>—</w:t>
-      </w:r>
-      <w:proofErr w:type="gramEnd"/>
-      <w:r>
-        <w:rPr>
-          <w:rFonts w:ascii="Times New Roman" w:eastAsia="Times New Roman" w:hAnsi="Times New Roman" w:cs="Times New Roman"/>
-        </w:rPr>
-        <w:t xml:space="preserve">makes this point </w:t>
+        <w:t>these models to the five target findings</w:t>
+      </w:r>
+      <w:r>
+        <w:rPr>
+          <w:rFonts w:ascii="Times New Roman" w:eastAsia="Times New Roman" w:hAnsi="Times New Roman" w:cs="Times New Roman"/>
+        </w:rPr>
+        <w:t xml:space="preserve">—makes this point </w:t>
       </w:r>
       <w:r>
         <w:rPr>
@@ -37124,19 +35489,11 @@
                 <w:rFonts w:ascii="Times New Roman" w:hAnsi="Times New Roman" w:cs="Times New Roman"/>
               </w:rPr>
             </w:pPr>
-            <w:proofErr w:type="spellStart"/>
             <w:r>
               <w:rPr>
                 <w:rFonts w:ascii="Times New Roman" w:eastAsia="Times New Roman" w:hAnsi="Times New Roman" w:cs="Times New Roman"/>
               </w:rPr>
-              <w:t>Csibra</w:t>
-            </w:r>
-            <w:proofErr w:type="spellEnd"/>
-            <w:r>
-              <w:rPr>
-                <w:rFonts w:ascii="Times New Roman" w:eastAsia="Times New Roman" w:hAnsi="Times New Roman" w:cs="Times New Roman"/>
-              </w:rPr>
-              <w:t xml:space="preserve"> et al. (1999); Gergely et al. (1995)</w:t>
+              <w:t>Csibra et al. (1999); Gergely et al. (1995)</w:t>
             </w:r>
           </w:p>
         </w:tc>
@@ -37824,33 +36181,11 @@
                 <w:rFonts w:ascii="Times New Roman" w:hAnsi="Times New Roman" w:cs="Times New Roman"/>
               </w:rPr>
             </w:pPr>
-            <w:proofErr w:type="spellStart"/>
             <w:r>
               <w:rPr>
                 <w:rFonts w:ascii="Times New Roman" w:eastAsia="Times New Roman" w:hAnsi="Times New Roman" w:cs="Times New Roman"/>
               </w:rPr>
-              <w:t>Csibra</w:t>
-            </w:r>
-            <w:proofErr w:type="spellEnd"/>
-            <w:r>
-              <w:rPr>
-                <w:rFonts w:ascii="Times New Roman" w:eastAsia="Times New Roman" w:hAnsi="Times New Roman" w:cs="Times New Roman"/>
-              </w:rPr>
-              <w:t xml:space="preserve"> et al. (1999) </w:t>
-            </w:r>
-            <w:proofErr w:type="spellStart"/>
-            <w:r>
-              <w:rPr>
-                <w:rFonts w:ascii="Times New Roman" w:eastAsia="Times New Roman" w:hAnsi="Times New Roman" w:cs="Times New Roman"/>
-              </w:rPr>
-              <w:t>Sodian</w:t>
-            </w:r>
-            <w:proofErr w:type="spellEnd"/>
-            <w:r>
-              <w:rPr>
-                <w:rFonts w:ascii="Times New Roman" w:eastAsia="Times New Roman" w:hAnsi="Times New Roman" w:cs="Times New Roman"/>
-              </w:rPr>
-              <w:t xml:space="preserve"> et al. (2004)</w:t>
+              <w:t>Csibra et al. (1999) Sodian et al. (2004)</w:t>
             </w:r>
           </w:p>
         </w:tc>
@@ -38542,19 +36877,11 @@
                 <w:rFonts w:ascii="Times New Roman" w:eastAsia="Times New Roman" w:hAnsi="Times New Roman" w:cs="Times New Roman"/>
               </w:rPr>
             </w:pPr>
-            <w:proofErr w:type="spellStart"/>
             <w:r>
               <w:rPr>
                 <w:rFonts w:ascii="Times New Roman" w:eastAsia="Times New Roman" w:hAnsi="Times New Roman" w:cs="Times New Roman"/>
               </w:rPr>
-              <w:t>Csibra</w:t>
-            </w:r>
-            <w:proofErr w:type="spellEnd"/>
-            <w:r>
-              <w:rPr>
-                <w:rFonts w:ascii="Times New Roman" w:eastAsia="Times New Roman" w:hAnsi="Times New Roman" w:cs="Times New Roman"/>
-              </w:rPr>
-              <w:t xml:space="preserve"> et al.  (2003); Wagner &amp; Carey (2005)</w:t>
+              <w:t>Csibra et al.  (2003); Wagner &amp; Carey (2005)</w:t>
             </w:r>
           </w:p>
           <w:p>
@@ -39289,21 +37616,7 @@
               <w:rPr>
                 <w:rFonts w:ascii="Times New Roman" w:eastAsia="Times New Roman" w:hAnsi="Times New Roman" w:cs="Times New Roman"/>
               </w:rPr>
-              <w:t xml:space="preserve">Liu &amp; </w:t>
-            </w:r>
-            <w:proofErr w:type="spellStart"/>
-            <w:r>
-              <w:rPr>
-                <w:rFonts w:ascii="Times New Roman" w:eastAsia="Times New Roman" w:hAnsi="Times New Roman" w:cs="Times New Roman"/>
-              </w:rPr>
-              <w:t>Spelke</w:t>
-            </w:r>
-            <w:proofErr w:type="spellEnd"/>
-            <w:r>
-              <w:rPr>
-                <w:rFonts w:ascii="Times New Roman" w:eastAsia="Times New Roman" w:hAnsi="Times New Roman" w:cs="Times New Roman"/>
-              </w:rPr>
-              <w:t xml:space="preserve"> (2017)</w:t>
+              <w:t>Liu &amp; Spelke (2017)</w:t>
             </w:r>
           </w:p>
         </w:tc>
@@ -40991,21 +39304,7 @@
               <w:rPr>
                 <w:rFonts w:ascii="Times New Roman" w:hAnsi="Times New Roman" w:cs="Times New Roman"/>
               </w:rPr>
-              <w:t xml:space="preserve">Non-sticky mittens </w:t>
-            </w:r>
-            <w:proofErr w:type="gramStart"/>
-            <w:r>
-              <w:rPr>
-                <w:rFonts w:ascii="Times New Roman" w:hAnsi="Times New Roman" w:cs="Times New Roman"/>
-              </w:rPr>
-              <w:t>training  constrained</w:t>
-            </w:r>
-            <w:proofErr w:type="gramEnd"/>
-            <w:r>
-              <w:rPr>
-                <w:rFonts w:ascii="Times New Roman" w:hAnsi="Times New Roman" w:cs="Times New Roman"/>
-              </w:rPr>
-              <w:t xml:space="preserve"> action</w:t>
+              <w:t>Non-sticky mittens training  constrained action</w:t>
             </w:r>
           </w:p>
           <w:p>
@@ -41941,21 +40240,7 @@
         <w:rPr>
           <w:rFonts w:ascii="Times New Roman" w:eastAsia="Times New Roman" w:hAnsi="Times New Roman" w:cs="Times New Roman"/>
         </w:rPr>
-        <w:t xml:space="preserve"> </w:t>
-      </w:r>
-      <w:proofErr w:type="spellStart"/>
-      <w:r>
-        <w:rPr>
-          <w:rFonts w:ascii="Times New Roman" w:eastAsia="Times New Roman" w:hAnsi="Times New Roman" w:cs="Times New Roman"/>
-        </w:rPr>
-        <w:t>Xs</w:t>
-      </w:r>
-      <w:proofErr w:type="spellEnd"/>
-      <w:r>
-        <w:rPr>
-          <w:rFonts w:ascii="Times New Roman" w:eastAsia="Times New Roman" w:hAnsi="Times New Roman" w:cs="Times New Roman"/>
-        </w:rPr>
-        <w:t xml:space="preserve"> indicate that the model failed to capture the finding</w:t>
+        <w:t xml:space="preserve"> Xs indicate that the model failed to capture the finding</w:t>
       </w:r>
       <w:r>
         <w:rPr>
@@ -42376,21 +40661,7 @@
         <w:rPr>
           <w:rFonts w:ascii="Times New Roman" w:eastAsia="Times New Roman" w:hAnsi="Times New Roman" w:cs="Times New Roman"/>
         </w:rPr>
-        <w:t xml:space="preserve">test event like that in Liu and </w:t>
-      </w:r>
-      <w:proofErr w:type="spellStart"/>
-      <w:r>
-        <w:rPr>
-          <w:rFonts w:ascii="Times New Roman" w:eastAsia="Times New Roman" w:hAnsi="Times New Roman" w:cs="Times New Roman"/>
-        </w:rPr>
-        <w:t>Spelke</w:t>
-      </w:r>
-      <w:proofErr w:type="spellEnd"/>
-      <w:r>
-        <w:rPr>
-          <w:rFonts w:ascii="Times New Roman" w:eastAsia="Times New Roman" w:hAnsi="Times New Roman" w:cs="Times New Roman"/>
-        </w:rPr>
-        <w:t xml:space="preserve"> (2017) and an</w:t>
+        <w:t>test event like that in Liu and Spelke (2017) and an</w:t>
       </w:r>
       <w:r>
         <w:rPr>
@@ -42634,21 +40905,7 @@
         <w:rPr>
           <w:rFonts w:ascii="Times New Roman" w:eastAsia="Times New Roman" w:hAnsi="Times New Roman" w:cs="Times New Roman"/>
         </w:rPr>
-        <w:t xml:space="preserve">the very same processes argued here to </w:t>
-      </w:r>
-      <w:proofErr w:type="gramStart"/>
-      <w:r>
-        <w:rPr>
-          <w:rFonts w:ascii="Times New Roman" w:eastAsia="Times New Roman" w:hAnsi="Times New Roman" w:cs="Times New Roman"/>
-        </w:rPr>
-        <w:t>underlie</w:t>
-      </w:r>
-      <w:proofErr w:type="gramEnd"/>
-      <w:r>
-        <w:rPr>
-          <w:rFonts w:ascii="Times New Roman" w:eastAsia="Times New Roman" w:hAnsi="Times New Roman" w:cs="Times New Roman"/>
-        </w:rPr>
-        <w:t xml:space="preserve"> infants’ looking behaviors in studies on this topic may also support the development of </w:t>
+        <w:t xml:space="preserve">the very same processes argued here to underlie infants’ looking behaviors in studies on this topic may also support the development of </w:t>
       </w:r>
       <w:r>
         <w:rPr>
@@ -43550,21 +41807,7 @@
         <w:rPr>
           <w:rFonts w:ascii="Times New Roman" w:hAnsi="Times New Roman" w:cs="Times New Roman"/>
         </w:rPr>
-        <w:t xml:space="preserve">Baillargeon, R., </w:t>
-      </w:r>
-      <w:proofErr w:type="spellStart"/>
-      <w:r>
-        <w:rPr>
-          <w:rFonts w:ascii="Times New Roman" w:hAnsi="Times New Roman" w:cs="Times New Roman"/>
-        </w:rPr>
-        <w:t>Spelke</w:t>
-      </w:r>
-      <w:proofErr w:type="spellEnd"/>
-      <w:r>
-        <w:rPr>
-          <w:rFonts w:ascii="Times New Roman" w:hAnsi="Times New Roman" w:cs="Times New Roman"/>
-        </w:rPr>
-        <w:t xml:space="preserve">, E. S., &amp; Wasserman, S. (1985). Object permanence in five-month-old infants. </w:t>
+        <w:t xml:space="preserve">Baillargeon, R., Spelke, E. S., &amp; Wasserman, S. (1985). Object permanence in five-month-old infants. </w:t>
       </w:r>
       <w:r>
         <w:rPr>
@@ -43702,21 +41945,7 @@
         <w:rPr>
           <w:rFonts w:ascii="Times New Roman" w:hAnsi="Times New Roman" w:cs="Times New Roman"/>
         </w:rPr>
-        <w:t xml:space="preserve">Benton, D. T. (2025). An associative-learning account of how infants learn about causal action in animates and </w:t>
-      </w:r>
-      <w:proofErr w:type="spellStart"/>
-      <w:r>
-        <w:rPr>
-          <w:rFonts w:ascii="Times New Roman" w:hAnsi="Times New Roman" w:cs="Times New Roman"/>
-        </w:rPr>
-        <w:t>inanimates</w:t>
-      </w:r>
-      <w:proofErr w:type="spellEnd"/>
-      <w:r>
-        <w:rPr>
-          <w:rFonts w:ascii="Times New Roman" w:hAnsi="Times New Roman" w:cs="Times New Roman"/>
-        </w:rPr>
-        <w:t>: A critical reexamination of four classic studies.</w:t>
+        <w:t>Benton, D. T. (2025). An associative-learning account of how infants learn about causal action in animates and inanimates: A critical reexamination of four classic studies.</w:t>
       </w:r>
       <w:r>
         <w:rPr>
@@ -43871,47 +42100,11 @@
           <w:rFonts w:ascii="Times New Roman" w:hAnsi="Times New Roman" w:cs="Times New Roman"/>
         </w:rPr>
       </w:pPr>
-      <w:proofErr w:type="spellStart"/>
-      <w:r>
-        <w:rPr>
-          <w:rFonts w:ascii="Times New Roman" w:hAnsi="Times New Roman" w:cs="Times New Roman"/>
-        </w:rPr>
-        <w:t>Bogartz</w:t>
-      </w:r>
-      <w:proofErr w:type="spellEnd"/>
-      <w:r>
-        <w:rPr>
-          <w:rFonts w:ascii="Times New Roman" w:hAnsi="Times New Roman" w:cs="Times New Roman"/>
-        </w:rPr>
-        <w:t xml:space="preserve">, R. S., </w:t>
-      </w:r>
-      <w:proofErr w:type="spellStart"/>
-      <w:r>
-        <w:rPr>
-          <w:rFonts w:ascii="Times New Roman" w:hAnsi="Times New Roman" w:cs="Times New Roman"/>
-        </w:rPr>
-        <w:t>Shinskey</w:t>
-      </w:r>
-      <w:proofErr w:type="spellEnd"/>
-      <w:r>
-        <w:rPr>
-          <w:rFonts w:ascii="Times New Roman" w:hAnsi="Times New Roman" w:cs="Times New Roman"/>
-        </w:rPr>
-        <w:t xml:space="preserve">, J. L., &amp; Schilling, T. H. (2000). Object permanence in five‐and‐a‐half‐month‐old </w:t>
-      </w:r>
-      <w:proofErr w:type="gramStart"/>
-      <w:r>
-        <w:rPr>
-          <w:rFonts w:ascii="Times New Roman" w:hAnsi="Times New Roman" w:cs="Times New Roman"/>
-        </w:rPr>
-        <w:t>infants?.</w:t>
-      </w:r>
-      <w:proofErr w:type="gramEnd"/>
-      <w:r>
-        <w:rPr>
-          <w:rFonts w:ascii="Times New Roman" w:hAnsi="Times New Roman" w:cs="Times New Roman"/>
-        </w:rPr>
-        <w:t xml:space="preserve"> </w:t>
+      <w:r>
+        <w:rPr>
+          <w:rFonts w:ascii="Times New Roman" w:hAnsi="Times New Roman" w:cs="Times New Roman"/>
+        </w:rPr>
+        <w:t xml:space="preserve">Bogartz, R. S., Shinskey, J. L., &amp; Schilling, T. H. (2000). Object permanence in five‐and‐a‐half‐month‐old infants?. </w:t>
       </w:r>
       <w:r>
         <w:rPr>
@@ -43949,21 +42142,7 @@
         <w:rPr>
           <w:rFonts w:ascii="Times New Roman" w:hAnsi="Times New Roman" w:cs="Times New Roman"/>
         </w:rPr>
-        <w:t xml:space="preserve">Bomba, P. C., &amp; </w:t>
-      </w:r>
-      <w:proofErr w:type="spellStart"/>
-      <w:r>
-        <w:rPr>
-          <w:rFonts w:ascii="Times New Roman" w:hAnsi="Times New Roman" w:cs="Times New Roman"/>
-        </w:rPr>
-        <w:t>Siqueland</w:t>
-      </w:r>
-      <w:proofErr w:type="spellEnd"/>
-      <w:r>
-        <w:rPr>
-          <w:rFonts w:ascii="Times New Roman" w:hAnsi="Times New Roman" w:cs="Times New Roman"/>
-        </w:rPr>
-        <w:t xml:space="preserve">, E. R. (1983). The nature and structure of infant form categories. </w:t>
+        <w:t xml:space="preserve">Bomba, P. C., &amp; Siqueland, E. R. (1983). The nature and structure of infant form categories. </w:t>
       </w:r>
       <w:r>
         <w:rPr>
@@ -44522,21 +42701,7 @@
         <w:rPr>
           <w:rFonts w:ascii="Times New Roman" w:hAnsi="Times New Roman" w:cs="Times New Roman"/>
         </w:rPr>
-        <w:t xml:space="preserve">Geraci, A., Surian, L., Tina, L. G., et al. (2025). Human newborns spontaneously </w:t>
-      </w:r>
-      <w:proofErr w:type="gramStart"/>
-      <w:r>
-        <w:rPr>
-          <w:rFonts w:ascii="Times New Roman" w:hAnsi="Times New Roman" w:cs="Times New Roman"/>
-        </w:rPr>
-        <w:t>attend to</w:t>
-      </w:r>
-      <w:proofErr w:type="gramEnd"/>
-      <w:r>
-        <w:rPr>
-          <w:rFonts w:ascii="Times New Roman" w:hAnsi="Times New Roman" w:cs="Times New Roman"/>
-        </w:rPr>
-        <w:t xml:space="preserve"> prosocial interactions. </w:t>
+        <w:t xml:space="preserve">Geraci, A., Surian, L., Tina, L. G., et al. (2025). Human newborns spontaneously attend to prosocial interactions. </w:t>
       </w:r>
       <w:r>
         <w:rPr>
@@ -44574,21 +42739,7 @@
         <w:rPr>
           <w:rFonts w:ascii="Times New Roman" w:hAnsi="Times New Roman" w:cs="Times New Roman"/>
         </w:rPr>
-        <w:t xml:space="preserve">Gergely, G., &amp; </w:t>
-      </w:r>
-      <w:proofErr w:type="spellStart"/>
-      <w:r>
-        <w:rPr>
-          <w:rFonts w:ascii="Times New Roman" w:hAnsi="Times New Roman" w:cs="Times New Roman"/>
-        </w:rPr>
-        <w:t>Csibra</w:t>
-      </w:r>
-      <w:proofErr w:type="spellEnd"/>
-      <w:r>
-        <w:rPr>
-          <w:rFonts w:ascii="Times New Roman" w:hAnsi="Times New Roman" w:cs="Times New Roman"/>
-        </w:rPr>
-        <w:t xml:space="preserve">, G. (2003). Teleological reasoning in infancy: The naïve theory of rational action. </w:t>
+        <w:t xml:space="preserve">Gergely, G., &amp; Csibra, G. (2003). Teleological reasoning in infancy: The naïve theory of rational action. </w:t>
       </w:r>
       <w:r>
         <w:rPr>
@@ -44670,21 +42821,7 @@
         <w:rPr>
           <w:rFonts w:ascii="Times New Roman" w:hAnsi="Times New Roman" w:cs="Times New Roman"/>
         </w:rPr>
-        <w:t xml:space="preserve">Gergely, G., Nádasdy, Z., </w:t>
-      </w:r>
-      <w:proofErr w:type="spellStart"/>
-      <w:r>
-        <w:rPr>
-          <w:rFonts w:ascii="Times New Roman" w:hAnsi="Times New Roman" w:cs="Times New Roman"/>
-        </w:rPr>
-        <w:t>Csibra</w:t>
-      </w:r>
-      <w:proofErr w:type="spellEnd"/>
-      <w:r>
-        <w:rPr>
-          <w:rFonts w:ascii="Times New Roman" w:hAnsi="Times New Roman" w:cs="Times New Roman"/>
-        </w:rPr>
-        <w:t xml:space="preserve">, G., &amp; Bíró, S. (1995). Taking the intentional stance at 12 months of age. </w:t>
+        <w:t xml:space="preserve">Gergely, G., Nádasdy, Z., Csibra, G., &amp; Bíró, S. (1995). Taking the intentional stance at 12 months of age. </w:t>
       </w:r>
       <w:r>
         <w:rPr>
@@ -45129,21 +43266,7 @@
         <w:rPr>
           <w:rFonts w:ascii="Times New Roman" w:hAnsi="Times New Roman" w:cs="Times New Roman"/>
         </w:rPr>
-        <w:t xml:space="preserve">Jara-Ettinger, J., Schulz, L. E., &amp; Tenenbaum, J. B. (2020). The naive utility calculus </w:t>
-      </w:r>
-      <w:proofErr w:type="gramStart"/>
-      <w:r>
-        <w:rPr>
-          <w:rFonts w:ascii="Times New Roman" w:hAnsi="Times New Roman" w:cs="Times New Roman"/>
-        </w:rPr>
-        <w:t>as</w:t>
-      </w:r>
-      <w:proofErr w:type="gramEnd"/>
-      <w:r>
-        <w:rPr>
-          <w:rFonts w:ascii="Times New Roman" w:hAnsi="Times New Roman" w:cs="Times New Roman"/>
-        </w:rPr>
-        <w:t xml:space="preserve"> a unified, quantitative framework for action understanding. </w:t>
+        <w:t xml:space="preserve">Jara-Ettinger, J., Schulz, L. E., &amp; Tenenbaum, J. B. (2020). The naive utility calculus as a unified, quantitative framework for action understanding. </w:t>
       </w:r>
       <w:r>
         <w:rPr>
@@ -45222,19 +43345,11 @@
           <w:rFonts w:ascii="Times New Roman" w:hAnsi="Times New Roman" w:cs="Times New Roman"/>
         </w:rPr>
       </w:pPr>
-      <w:proofErr w:type="spellStart"/>
-      <w:r>
-        <w:rPr>
-          <w:rFonts w:ascii="Times New Roman" w:hAnsi="Times New Roman" w:cs="Times New Roman"/>
-        </w:rPr>
-        <w:t>Kamewari</w:t>
-      </w:r>
-      <w:proofErr w:type="spellEnd"/>
-      <w:r>
-        <w:rPr>
-          <w:rFonts w:ascii="Times New Roman" w:hAnsi="Times New Roman" w:cs="Times New Roman"/>
-        </w:rPr>
-        <w:t xml:space="preserve">, K., Kato, M., Kanda, T., Ishiguro, H., &amp; Hiraki, K. (2005). Six-and-a-half-month-old children positively attribute goals to human action and to humanoid-robot motion. </w:t>
+      <w:r>
+        <w:rPr>
+          <w:rFonts w:ascii="Times New Roman" w:hAnsi="Times New Roman" w:cs="Times New Roman"/>
+        </w:rPr>
+        <w:t xml:space="preserve">Kamewari, K., Kato, M., Kanda, T., Ishiguro, H., &amp; Hiraki, K. (2005). Six-and-a-half-month-old children positively attribute goals to human action and to humanoid-robot motion. </w:t>
       </w:r>
       <w:r>
         <w:rPr>
@@ -45272,21 +43387,7 @@
         <w:rPr>
           <w:rFonts w:ascii="Times New Roman" w:hAnsi="Times New Roman" w:cs="Times New Roman"/>
         </w:rPr>
-        <w:t xml:space="preserve">Kellman, P. J., &amp; </w:t>
-      </w:r>
-      <w:proofErr w:type="spellStart"/>
-      <w:r>
-        <w:rPr>
-          <w:rFonts w:ascii="Times New Roman" w:hAnsi="Times New Roman" w:cs="Times New Roman"/>
-        </w:rPr>
-        <w:t>Spelke</w:t>
-      </w:r>
-      <w:proofErr w:type="spellEnd"/>
-      <w:r>
-        <w:rPr>
-          <w:rFonts w:ascii="Times New Roman" w:hAnsi="Times New Roman" w:cs="Times New Roman"/>
-        </w:rPr>
-        <w:t xml:space="preserve">, E. S. (1983). Perception of partly occluded objects in infancy. </w:t>
+        <w:t xml:space="preserve">Kellman, P. J., &amp; Spelke, E. S. (1983). Perception of partly occluded objects in infancy. </w:t>
       </w:r>
       <w:r>
         <w:rPr>
@@ -45324,21 +43425,7 @@
         <w:rPr>
           <w:rFonts w:ascii="Times New Roman" w:hAnsi="Times New Roman" w:cs="Times New Roman"/>
         </w:rPr>
-        <w:t xml:space="preserve">Kim, I. K., &amp; </w:t>
-      </w:r>
-      <w:proofErr w:type="spellStart"/>
-      <w:r>
-        <w:rPr>
-          <w:rFonts w:ascii="Times New Roman" w:hAnsi="Times New Roman" w:cs="Times New Roman"/>
-        </w:rPr>
-        <w:t>Spelke</w:t>
-      </w:r>
-      <w:proofErr w:type="spellEnd"/>
-      <w:r>
-        <w:rPr>
-          <w:rFonts w:ascii="Times New Roman" w:hAnsi="Times New Roman" w:cs="Times New Roman"/>
-        </w:rPr>
-        <w:t xml:space="preserve">, E. S. (1992). Infants' sensitivity to effects of gravity on visible object motion. </w:t>
+        <w:t xml:space="preserve">Kim, I. K., &amp; Spelke, E. S. (1992). Infants' sensitivity to effects of gravity on visible object motion. </w:t>
       </w:r>
       <w:r>
         <w:rPr>
@@ -45429,21 +43516,7 @@
         <w:rPr>
           <w:rFonts w:ascii="Times New Roman" w:hAnsi="Times New Roman" w:cs="Times New Roman"/>
         </w:rPr>
-        <w:t xml:space="preserve">Leslie, A. M., &amp; Keeble, S. (1987). Do six-month-old infants perceive </w:t>
-      </w:r>
-      <w:proofErr w:type="gramStart"/>
-      <w:r>
-        <w:rPr>
-          <w:rFonts w:ascii="Times New Roman" w:hAnsi="Times New Roman" w:cs="Times New Roman"/>
-        </w:rPr>
-        <w:t>causality?.</w:t>
-      </w:r>
-      <w:proofErr w:type="gramEnd"/>
-      <w:r>
-        <w:rPr>
-          <w:rFonts w:ascii="Times New Roman" w:hAnsi="Times New Roman" w:cs="Times New Roman"/>
-        </w:rPr>
-        <w:t xml:space="preserve"> </w:t>
+        <w:t xml:space="preserve">Leslie, A. M., &amp; Keeble, S. (1987). Do six-month-old infants perceive causality?. </w:t>
       </w:r>
       <w:r>
         <w:rPr>
@@ -45481,35 +43554,7 @@
         <w:rPr>
           <w:rFonts w:ascii="Times New Roman" w:hAnsi="Times New Roman" w:cs="Times New Roman"/>
         </w:rPr>
-        <w:t xml:space="preserve">Liu, S., Brooks, N. B., &amp; </w:t>
-      </w:r>
-      <w:proofErr w:type="spellStart"/>
-      <w:r>
-        <w:rPr>
-          <w:rFonts w:ascii="Times New Roman" w:hAnsi="Times New Roman" w:cs="Times New Roman"/>
-        </w:rPr>
-        <w:t>Spelke</w:t>
-      </w:r>
-      <w:proofErr w:type="spellEnd"/>
-      <w:r>
-        <w:rPr>
-          <w:rFonts w:ascii="Times New Roman" w:hAnsi="Times New Roman" w:cs="Times New Roman"/>
-        </w:rPr>
-        <w:t xml:space="preserve">, E. S. (2019). Origins of the concepts cause, cost, and goal in </w:t>
-      </w:r>
-      <w:proofErr w:type="spellStart"/>
-      <w:r>
-        <w:rPr>
-          <w:rFonts w:ascii="Times New Roman" w:hAnsi="Times New Roman" w:cs="Times New Roman"/>
-        </w:rPr>
-        <w:t>prereaching</w:t>
-      </w:r>
-      <w:proofErr w:type="spellEnd"/>
-      <w:r>
-        <w:rPr>
-          <w:rFonts w:ascii="Times New Roman" w:hAnsi="Times New Roman" w:cs="Times New Roman"/>
-        </w:rPr>
-        <w:t xml:space="preserve"> infants. </w:t>
+        <w:t xml:space="preserve">Liu, S., Brooks, N. B., &amp; Spelke, E. S. (2019). Origins of the concepts cause, cost, and goal in prereaching infants. </w:t>
       </w:r>
       <w:r>
         <w:rPr>
@@ -45554,21 +43599,7 @@
           <w:rFonts w:ascii="Times New Roman" w:hAnsi="Times New Roman" w:cs="Times New Roman"/>
         </w:rPr>
         <w:lastRenderedPageBreak/>
-        <w:t xml:space="preserve">Liu, S., &amp; </w:t>
-      </w:r>
-      <w:proofErr w:type="spellStart"/>
-      <w:r>
-        <w:rPr>
-          <w:rFonts w:ascii="Times New Roman" w:hAnsi="Times New Roman" w:cs="Times New Roman"/>
-        </w:rPr>
-        <w:t>Spelke</w:t>
-      </w:r>
-      <w:proofErr w:type="spellEnd"/>
-      <w:r>
-        <w:rPr>
-          <w:rFonts w:ascii="Times New Roman" w:hAnsi="Times New Roman" w:cs="Times New Roman"/>
-        </w:rPr>
-        <w:t xml:space="preserve">, E. S. (2017). Six-month-old infants expect agents to minimize the cost of their actions. </w:t>
+        <w:t xml:space="preserve">Liu, S., &amp; Spelke, E. S. (2017). Six-month-old infants expect agents to minimize the cost of their actions. </w:t>
       </w:r>
       <w:r>
         <w:rPr>
@@ -45644,21 +43675,7 @@
         <w:rPr>
           <w:rFonts w:ascii="Times New Roman" w:hAnsi="Times New Roman" w:cs="Times New Roman"/>
         </w:rPr>
-        <w:t xml:space="preserve">Marr, D. (1982). Vision: A computational investigation into </w:t>
-      </w:r>
-      <w:proofErr w:type="gramStart"/>
-      <w:r>
-        <w:rPr>
-          <w:rFonts w:ascii="Times New Roman" w:hAnsi="Times New Roman" w:cs="Times New Roman"/>
-        </w:rPr>
-        <w:t>the human</w:t>
-      </w:r>
-      <w:proofErr w:type="gramEnd"/>
-      <w:r>
-        <w:rPr>
-          <w:rFonts w:ascii="Times New Roman" w:hAnsi="Times New Roman" w:cs="Times New Roman"/>
-        </w:rPr>
-        <w:t xml:space="preserve"> representation and processing of visual information. W. H. Freeman. </w:t>
+        <w:t xml:space="preserve">Marr, D. (1982). Vision: A computational investigation into the human representation and processing of visual information. W. H. Freeman. </w:t>
       </w:r>
     </w:p>
     <w:p>
@@ -45827,19 +43844,11 @@
           <w:rFonts w:ascii="Times New Roman" w:hAnsi="Times New Roman" w:cs="Times New Roman"/>
         </w:rPr>
       </w:pPr>
-      <w:proofErr w:type="spellStart"/>
-      <w:r>
-        <w:rPr>
-          <w:rFonts w:ascii="Times New Roman" w:hAnsi="Times New Roman" w:cs="Times New Roman"/>
-        </w:rPr>
-        <w:t>Muentener</w:t>
-      </w:r>
-      <w:proofErr w:type="spellEnd"/>
-      <w:r>
-        <w:rPr>
-          <w:rFonts w:ascii="Times New Roman" w:hAnsi="Times New Roman" w:cs="Times New Roman"/>
-        </w:rPr>
-        <w:t xml:space="preserve">, P., &amp; Carey, S. (2010). Infants' causal representations of state change events. </w:t>
+      <w:r>
+        <w:rPr>
+          <w:rFonts w:ascii="Times New Roman" w:hAnsi="Times New Roman" w:cs="Times New Roman"/>
+        </w:rPr>
+        <w:t xml:space="preserve">Muentener, P., &amp; Carey, S. (2010). Infants' causal representations of state change events. </w:t>
       </w:r>
       <w:r>
         <w:rPr>
@@ -46034,21 +44043,7 @@
         <w:rPr>
           <w:rFonts w:ascii="Times New Roman" w:hAnsi="Times New Roman" w:cs="Times New Roman"/>
         </w:rPr>
-        <w:t xml:space="preserve">Onishi, K. H., &amp; Baillargeon, R. (2005). Do 15-month-old infants understand false </w:t>
-      </w:r>
-      <w:proofErr w:type="gramStart"/>
-      <w:r>
-        <w:rPr>
-          <w:rFonts w:ascii="Times New Roman" w:hAnsi="Times New Roman" w:cs="Times New Roman"/>
-        </w:rPr>
-        <w:t>beliefs?.</w:t>
-      </w:r>
-      <w:proofErr w:type="gramEnd"/>
-      <w:r>
-        <w:rPr>
-          <w:rFonts w:ascii="Times New Roman" w:hAnsi="Times New Roman" w:cs="Times New Roman"/>
-        </w:rPr>
-        <w:t xml:space="preserve"> </w:t>
+        <w:t xml:space="preserve">Onishi, K. H., &amp; Baillargeon, R. (2005). Do 15-month-old infants understand false beliefs?. </w:t>
       </w:r>
       <w:r>
         <w:rPr>
@@ -46130,21 +44125,7 @@
         <w:rPr>
           <w:rFonts w:ascii="Times New Roman" w:hAnsi="Times New Roman" w:cs="Times New Roman"/>
         </w:rPr>
-        <w:t xml:space="preserve">Perner, J., &amp; Ruffman, T. (2005). Infants' insight into the mind: How </w:t>
-      </w:r>
-      <w:proofErr w:type="gramStart"/>
-      <w:r>
-        <w:rPr>
-          <w:rFonts w:ascii="Times New Roman" w:hAnsi="Times New Roman" w:cs="Times New Roman"/>
-        </w:rPr>
-        <w:t>deep?.</w:t>
-      </w:r>
-      <w:proofErr w:type="gramEnd"/>
-      <w:r>
-        <w:rPr>
-          <w:rFonts w:ascii="Times New Roman" w:hAnsi="Times New Roman" w:cs="Times New Roman"/>
-        </w:rPr>
-        <w:t xml:space="preserve"> </w:t>
+        <w:t xml:space="preserve">Perner, J., &amp; Ruffman, T. (2005). Infants' insight into the mind: How deep?. </w:t>
       </w:r>
       <w:r>
         <w:rPr>
@@ -46265,21 +44246,7 @@
         <w:rPr>
           <w:rFonts w:ascii="Times New Roman" w:hAnsi="Times New Roman" w:cs="Times New Roman"/>
         </w:rPr>
-        <w:t xml:space="preserve">Powell, L. J., &amp; </w:t>
-      </w:r>
-      <w:proofErr w:type="spellStart"/>
-      <w:r>
-        <w:rPr>
-          <w:rFonts w:ascii="Times New Roman" w:hAnsi="Times New Roman" w:cs="Times New Roman"/>
-        </w:rPr>
-        <w:t>Spelke</w:t>
-      </w:r>
-      <w:proofErr w:type="spellEnd"/>
-      <w:r>
-        <w:rPr>
-          <w:rFonts w:ascii="Times New Roman" w:hAnsi="Times New Roman" w:cs="Times New Roman"/>
-        </w:rPr>
-        <w:t xml:space="preserve">, E. S. (2018). Human infants' understanding of social imitation: Inferences of affiliation from third party observations. </w:t>
+        <w:t xml:space="preserve">Powell, L. J., &amp; Spelke, E. S. (2018). Human infants' understanding of social imitation: Inferences of affiliation from third party observations. </w:t>
       </w:r>
       <w:r>
         <w:rPr>
@@ -46317,21 +44284,7 @@
         <w:rPr>
           <w:rFonts w:ascii="Times New Roman" w:hAnsi="Times New Roman" w:cs="Times New Roman"/>
         </w:rPr>
-        <w:t xml:space="preserve">Quinn, P. C., &amp; </w:t>
-      </w:r>
-      <w:proofErr w:type="spellStart"/>
-      <w:r>
-        <w:rPr>
-          <w:rFonts w:ascii="Times New Roman" w:hAnsi="Times New Roman" w:cs="Times New Roman"/>
-        </w:rPr>
-        <w:t>Eimas</w:t>
-      </w:r>
-      <w:proofErr w:type="spellEnd"/>
-      <w:r>
-        <w:rPr>
-          <w:rFonts w:ascii="Times New Roman" w:hAnsi="Times New Roman" w:cs="Times New Roman"/>
-        </w:rPr>
-        <w:t xml:space="preserve">, P. D. (1997). A reexamination of the perceptual-to-conceptual shift in mental representations. </w:t>
+        <w:t xml:space="preserve">Quinn, P. C., &amp; Eimas, P. D. (1997). A reexamination of the perceptual-to-conceptual shift in mental representations. </w:t>
       </w:r>
       <w:r>
         <w:rPr>
@@ -46413,21 +44366,7 @@
         <w:rPr>
           <w:rFonts w:ascii="Times New Roman" w:hAnsi="Times New Roman" w:cs="Times New Roman"/>
         </w:rPr>
-        <w:t xml:space="preserve">Rakison, D. H., &amp; </w:t>
-      </w:r>
-      <w:proofErr w:type="spellStart"/>
-      <w:r>
-        <w:rPr>
-          <w:rFonts w:ascii="Times New Roman" w:hAnsi="Times New Roman" w:cs="Times New Roman"/>
-        </w:rPr>
-        <w:t>Lupyan</w:t>
-      </w:r>
-      <w:proofErr w:type="spellEnd"/>
-      <w:r>
-        <w:rPr>
-          <w:rFonts w:ascii="Times New Roman" w:hAnsi="Times New Roman" w:cs="Times New Roman"/>
-        </w:rPr>
-        <w:t xml:space="preserve">, G. (2008). Developing object concepts in infancy: An associative learning perspective. </w:t>
+        <w:t xml:space="preserve">Rakison, D. H., &amp; Lupyan, G. (2008). Developing object concepts in infancy: An associative learning perspective. </w:t>
       </w:r>
       <w:r>
         <w:rPr>
@@ -46563,21 +44502,7 @@
         <w:rPr>
           <w:rFonts w:ascii="Times New Roman" w:hAnsi="Times New Roman" w:cs="Times New Roman"/>
         </w:rPr>
-        <w:t xml:space="preserve">Scarf, D., </w:t>
-      </w:r>
-      <w:proofErr w:type="spellStart"/>
-      <w:r>
-        <w:rPr>
-          <w:rFonts w:ascii="Times New Roman" w:hAnsi="Times New Roman" w:cs="Times New Roman"/>
-        </w:rPr>
-        <w:t>Imuta</w:t>
-      </w:r>
-      <w:proofErr w:type="spellEnd"/>
-      <w:r>
-        <w:rPr>
-          <w:rFonts w:ascii="Times New Roman" w:hAnsi="Times New Roman" w:cs="Times New Roman"/>
-        </w:rPr>
-        <w:t xml:space="preserve">, K., Colombo, M., &amp; Hayne, H. (2012). Social evaluation or simple association? Simple associations may explain moral reasoning in infants. </w:t>
+        <w:t xml:space="preserve">Scarf, D., Imuta, K., Colombo, M., &amp; Hayne, H. (2012). Social evaluation or simple association? Simple associations may explain moral reasoning in infants. </w:t>
       </w:r>
       <w:r>
         <w:rPr>
@@ -46653,21 +44578,7 @@
         <w:rPr>
           <w:rFonts w:ascii="Times New Roman" w:hAnsi="Times New Roman" w:cs="Times New Roman"/>
         </w:rPr>
-        <w:t xml:space="preserve">Schlingloff, L., </w:t>
-      </w:r>
-      <w:proofErr w:type="spellStart"/>
-      <w:r>
-        <w:rPr>
-          <w:rFonts w:ascii="Times New Roman" w:hAnsi="Times New Roman" w:cs="Times New Roman"/>
-        </w:rPr>
-        <w:t>Csibra</w:t>
-      </w:r>
-      <w:proofErr w:type="spellEnd"/>
-      <w:r>
-        <w:rPr>
-          <w:rFonts w:ascii="Times New Roman" w:hAnsi="Times New Roman" w:cs="Times New Roman"/>
-        </w:rPr>
-        <w:t xml:space="preserve">, G., &amp; Tatone, D. (2020). Do 15-month-old infants prefer helpers? A replication of Hamlin et al. (2007). Royal Society Open Science, 7(4), 191795. </w:t>
+        <w:t xml:space="preserve">Schlingloff, L., Csibra, G., &amp; Tatone, D. (2020). Do 15-month-old infants prefer helpers? A replication of Hamlin et al. (2007). Royal Society Open Science, 7(4), 191795. </w:t>
       </w:r>
       <w:hyperlink r:id="rId125" w:history="1">
         <w:r>
@@ -46693,23 +44604,13 @@
         </w:rPr>
         <w:t xml:space="preserve">Schmidt, M. F., &amp; Sommerville, J. A. (2011). Fairness expectations and altruistic sharing in 15-month-old human infants. </w:t>
       </w:r>
-      <w:proofErr w:type="spellStart"/>
       <w:r>
         <w:rPr>
           <w:rFonts w:ascii="Times New Roman" w:hAnsi="Times New Roman" w:cs="Times New Roman"/>
           <w:i/>
           <w:iCs/>
         </w:rPr>
-        <w:t>PLoS</w:t>
-      </w:r>
-      <w:proofErr w:type="spellEnd"/>
-      <w:r>
-        <w:rPr>
-          <w:rFonts w:ascii="Times New Roman" w:hAnsi="Times New Roman" w:cs="Times New Roman"/>
-          <w:i/>
-          <w:iCs/>
-        </w:rPr>
-        <w:t xml:space="preserve"> ONE</w:t>
+        <w:t>PLoS ONE</w:t>
       </w:r>
       <w:r>
         <w:rPr>
@@ -46884,35 +44785,7 @@
         <w:rPr>
           <w:rFonts w:ascii="Times New Roman" w:hAnsi="Times New Roman" w:cs="Times New Roman"/>
         </w:rPr>
-        <w:t xml:space="preserve">Skerry, A. E., Carey, S. E., &amp; </w:t>
-      </w:r>
-      <w:proofErr w:type="spellStart"/>
-      <w:r>
-        <w:rPr>
-          <w:rFonts w:ascii="Times New Roman" w:hAnsi="Times New Roman" w:cs="Times New Roman"/>
-        </w:rPr>
-        <w:t>Spelke</w:t>
-      </w:r>
-      <w:proofErr w:type="spellEnd"/>
-      <w:r>
-        <w:rPr>
-          <w:rFonts w:ascii="Times New Roman" w:hAnsi="Times New Roman" w:cs="Times New Roman"/>
-        </w:rPr>
-        <w:t xml:space="preserve">, E. S. (2013). First-person action experience reveals sensitivity to action efficiency in </w:t>
-      </w:r>
-      <w:proofErr w:type="spellStart"/>
-      <w:r>
-        <w:rPr>
-          <w:rFonts w:ascii="Times New Roman" w:hAnsi="Times New Roman" w:cs="Times New Roman"/>
-        </w:rPr>
-        <w:t>prereaching</w:t>
-      </w:r>
-      <w:proofErr w:type="spellEnd"/>
-      <w:r>
-        <w:rPr>
-          <w:rFonts w:ascii="Times New Roman" w:hAnsi="Times New Roman" w:cs="Times New Roman"/>
-        </w:rPr>
-        <w:t xml:space="preserve"> infants. </w:t>
+        <w:t xml:space="preserve">Skerry, A. E., Carey, S. E., &amp; Spelke, E. S. (2013). First-person action experience reveals sensitivity to action efficiency in prereaching infants. </w:t>
       </w:r>
       <w:r>
         <w:rPr>
@@ -46971,21 +44844,7 @@
         <w:rPr>
           <w:rFonts w:ascii="Times New Roman" w:hAnsi="Times New Roman" w:cs="Times New Roman"/>
         </w:rPr>
-        <w:t xml:space="preserve">Sloutsky, V. M. (2010). From perceptual categories to concepts: What </w:t>
-      </w:r>
-      <w:proofErr w:type="gramStart"/>
-      <w:r>
-        <w:rPr>
-          <w:rFonts w:ascii="Times New Roman" w:hAnsi="Times New Roman" w:cs="Times New Roman"/>
-        </w:rPr>
-        <w:t>develops?.</w:t>
-      </w:r>
-      <w:proofErr w:type="gramEnd"/>
-      <w:r>
-        <w:rPr>
-          <w:rFonts w:ascii="Times New Roman" w:hAnsi="Times New Roman" w:cs="Times New Roman"/>
-        </w:rPr>
-        <w:t xml:space="preserve"> </w:t>
+        <w:t xml:space="preserve">Sloutsky, V. M. (2010). From perceptual categories to concepts: What develops?. </w:t>
       </w:r>
       <w:r>
         <w:rPr>
@@ -47019,19 +44878,11 @@
           <w:rFonts w:ascii="Times New Roman" w:hAnsi="Times New Roman" w:cs="Times New Roman"/>
         </w:rPr>
       </w:pPr>
-      <w:proofErr w:type="spellStart"/>
-      <w:r>
-        <w:rPr>
-          <w:rFonts w:ascii="Times New Roman" w:hAnsi="Times New Roman" w:cs="Times New Roman"/>
-        </w:rPr>
-        <w:t>Sodian</w:t>
-      </w:r>
-      <w:proofErr w:type="spellEnd"/>
-      <w:r>
-        <w:rPr>
-          <w:rFonts w:ascii="Times New Roman" w:hAnsi="Times New Roman" w:cs="Times New Roman"/>
-        </w:rPr>
-        <w:t xml:space="preserve">, B., Schoeppner, B., &amp; Metz, U. (2004). Do infants apply the principle of rational action to human agents? </w:t>
+      <w:r>
+        <w:rPr>
+          <w:rFonts w:ascii="Times New Roman" w:hAnsi="Times New Roman" w:cs="Times New Roman"/>
+        </w:rPr>
+        <w:t xml:space="preserve">Sodian, B., Schoeppner, B., &amp; Metz, U. (2004). Do infants apply the principle of rational action to human agents? </w:t>
       </w:r>
       <w:r>
         <w:rPr>
@@ -47147,20 +44998,12 @@
           <w:rFonts w:ascii="Times New Roman" w:hAnsi="Times New Roman" w:cs="Times New Roman"/>
         </w:rPr>
       </w:pPr>
-      <w:proofErr w:type="spellStart"/>
       <w:r>
         <w:rPr>
           <w:rFonts w:ascii="Times New Roman" w:hAnsi="Times New Roman" w:cs="Times New Roman"/>
         </w:rPr>
         <w:lastRenderedPageBreak/>
-        <w:t>Spelke</w:t>
-      </w:r>
-      <w:proofErr w:type="spellEnd"/>
-      <w:r>
-        <w:rPr>
-          <w:rFonts w:ascii="Times New Roman" w:hAnsi="Times New Roman" w:cs="Times New Roman"/>
-        </w:rPr>
-        <w:t>, E. S. (2022). What babies know: Core knowledge and composition (Vol. 1). Oxford University Press.</w:t>
+        <w:t>Spelke, E. S. (2022). What babies know: Core knowledge and composition (Vol. 1). Oxford University Press.</w:t>
       </w:r>
     </w:p>
     <w:p>
@@ -47171,33 +45014,11 @@
           <w:rFonts w:ascii="Times New Roman" w:hAnsi="Times New Roman" w:cs="Times New Roman"/>
         </w:rPr>
       </w:pPr>
-      <w:proofErr w:type="spellStart"/>
-      <w:r>
-        <w:rPr>
-          <w:rFonts w:ascii="Times New Roman" w:hAnsi="Times New Roman" w:cs="Times New Roman"/>
-        </w:rPr>
-        <w:t>Spelke</w:t>
-      </w:r>
-      <w:proofErr w:type="spellEnd"/>
-      <w:r>
-        <w:rPr>
-          <w:rFonts w:ascii="Times New Roman" w:hAnsi="Times New Roman" w:cs="Times New Roman"/>
-        </w:rPr>
-        <w:t xml:space="preserve">, E. S., </w:t>
-      </w:r>
-      <w:proofErr w:type="spellStart"/>
-      <w:r>
-        <w:rPr>
-          <w:rFonts w:ascii="Times New Roman" w:hAnsi="Times New Roman" w:cs="Times New Roman"/>
-        </w:rPr>
-        <w:t>Breinlinger</w:t>
-      </w:r>
-      <w:proofErr w:type="spellEnd"/>
-      <w:r>
-        <w:rPr>
-          <w:rFonts w:ascii="Times New Roman" w:hAnsi="Times New Roman" w:cs="Times New Roman"/>
-        </w:rPr>
-        <w:t xml:space="preserve">, K., Macomber, J., &amp; Jacobson, K. (1992). Origins of knowledge. </w:t>
+      <w:r>
+        <w:rPr>
+          <w:rFonts w:ascii="Times New Roman" w:hAnsi="Times New Roman" w:cs="Times New Roman"/>
+        </w:rPr>
+        <w:t xml:space="preserve">Spelke, E. S., Breinlinger, K., Macomber, J., &amp; Jacobson, K. (1992). Origins of knowledge. </w:t>
       </w:r>
       <w:r>
         <w:rPr>
@@ -47269,61 +45090,11 @@
           <w:rFonts w:ascii="Times New Roman" w:hAnsi="Times New Roman" w:cs="Times New Roman"/>
         </w:rPr>
       </w:pPr>
-      <w:proofErr w:type="spellStart"/>
-      <w:r>
-        <w:rPr>
-          <w:rFonts w:ascii="Times New Roman" w:hAnsi="Times New Roman" w:cs="Times New Roman"/>
-        </w:rPr>
-        <w:t>Vallortigara</w:t>
-      </w:r>
-      <w:proofErr w:type="spellEnd"/>
-      <w:r>
-        <w:rPr>
-          <w:rFonts w:ascii="Times New Roman" w:hAnsi="Times New Roman" w:cs="Times New Roman"/>
-        </w:rPr>
-        <w:t xml:space="preserve">, G., </w:t>
-      </w:r>
-      <w:proofErr w:type="spellStart"/>
-      <w:r>
-        <w:rPr>
-          <w:rFonts w:ascii="Times New Roman" w:hAnsi="Times New Roman" w:cs="Times New Roman"/>
-        </w:rPr>
-        <w:t>Regolin</w:t>
-      </w:r>
-      <w:proofErr w:type="spellEnd"/>
-      <w:r>
-        <w:rPr>
-          <w:rFonts w:ascii="Times New Roman" w:hAnsi="Times New Roman" w:cs="Times New Roman"/>
-        </w:rPr>
-        <w:t xml:space="preserve">, L., &amp; </w:t>
-      </w:r>
-      <w:proofErr w:type="spellStart"/>
-      <w:r>
-        <w:rPr>
-          <w:rFonts w:ascii="Times New Roman" w:hAnsi="Times New Roman" w:cs="Times New Roman"/>
-        </w:rPr>
-        <w:t>Marconato</w:t>
-      </w:r>
-      <w:proofErr w:type="spellEnd"/>
-      <w:r>
-        <w:rPr>
-          <w:rFonts w:ascii="Times New Roman" w:hAnsi="Times New Roman" w:cs="Times New Roman"/>
-        </w:rPr>
-        <w:t xml:space="preserve">, F. (2005). Visually inexperienced chicks exhibit spontaneous preference for biological motion patterns. </w:t>
-      </w:r>
-      <w:proofErr w:type="spellStart"/>
-      <w:r>
-        <w:rPr>
-          <w:rFonts w:ascii="Times New Roman" w:hAnsi="Times New Roman" w:cs="Times New Roman"/>
-        </w:rPr>
-        <w:t>PLoS</w:t>
-      </w:r>
-      <w:proofErr w:type="spellEnd"/>
-      <w:r>
-        <w:rPr>
-          <w:rFonts w:ascii="Times New Roman" w:hAnsi="Times New Roman" w:cs="Times New Roman"/>
-        </w:rPr>
-        <w:t xml:space="preserve"> Biology, 3(7), e208. </w:t>
+      <w:r>
+        <w:rPr>
+          <w:rFonts w:ascii="Times New Roman" w:hAnsi="Times New Roman" w:cs="Times New Roman"/>
+        </w:rPr>
+        <w:t xml:space="preserve">Vallortigara, G., Regolin, L., &amp; Marconato, F. (2005). Visually inexperienced chicks exhibit spontaneous preference for biological motion patterns. PLoS Biology, 3(7), e208. </w:t>
       </w:r>
       <w:hyperlink r:id="rId138" w:history="1">
         <w:r>
@@ -47347,23 +45118,8 @@
         <w:rPr>
           <w:rFonts w:ascii="Times New Roman" w:hAnsi="Times New Roman" w:cs="Times New Roman"/>
         </w:rPr>
-        <w:t xml:space="preserve">Van </w:t>
-      </w:r>
-      <w:proofErr w:type="spellStart"/>
-      <w:r>
-        <w:rPr>
-          <w:rFonts w:ascii="Times New Roman" w:hAnsi="Times New Roman" w:cs="Times New Roman"/>
-        </w:rPr>
-        <w:t>Overwalle</w:t>
-      </w:r>
-      <w:proofErr w:type="spellEnd"/>
-      <w:r>
-        <w:rPr>
-          <w:rFonts w:ascii="Times New Roman" w:hAnsi="Times New Roman" w:cs="Times New Roman"/>
-        </w:rPr>
-        <w:t xml:space="preserve">, F. (2010). Infants' teleological and belief inference: A recurrent connectionist approach to their minimal representational and computational requirements. </w:t>
-      </w:r>
-      <w:proofErr w:type="spellStart"/>
+        <w:t xml:space="preserve">Van Overwalle, F. (2010). Infants' teleological and belief inference: A recurrent connectionist approach to their minimal representational and computational requirements. </w:t>
+      </w:r>
       <w:r>
         <w:rPr>
           <w:rFonts w:ascii="Times New Roman" w:hAnsi="Times New Roman" w:cs="Times New Roman"/>
@@ -47372,7 +45128,6 @@
         </w:rPr>
         <w:t>NeuroImage</w:t>
       </w:r>
-      <w:proofErr w:type="spellEnd"/>
       <w:r>
         <w:rPr>
           <w:rFonts w:ascii="Times New Roman" w:hAnsi="Times New Roman" w:cs="Times New Roman"/>
@@ -47543,21 +45298,7 @@
         <w:rPr>
           <w:rFonts w:ascii="Times New Roman" w:hAnsi="Times New Roman" w:cs="Times New Roman"/>
         </w:rPr>
-        <w:t xml:space="preserve">Woo, B. M., Steckler, C. M., Le, D. T., &amp; Hamlin, J. K. (2017). Social evaluation of intentional, truly accidental, and </w:t>
-      </w:r>
-      <w:proofErr w:type="gramStart"/>
-      <w:r>
-        <w:rPr>
-          <w:rFonts w:ascii="Times New Roman" w:hAnsi="Times New Roman" w:cs="Times New Roman"/>
-        </w:rPr>
-        <w:t>negligently</w:t>
-      </w:r>
-      <w:proofErr w:type="gramEnd"/>
-      <w:r>
-        <w:rPr>
-          <w:rFonts w:ascii="Times New Roman" w:hAnsi="Times New Roman" w:cs="Times New Roman"/>
-        </w:rPr>
-        <w:t xml:space="preserve"> accidental helpers and harmers by 10-month-old infants. </w:t>
+        <w:t xml:space="preserve">Woo, B. M., Steckler, C. M., Le, D. T., &amp; Hamlin, J. K. (2017). Social evaluation of intentional, truly accidental, and negligently accidental helpers and harmers by 10-month-old infants. </w:t>
       </w:r>
       <w:r>
         <w:rPr>
@@ -47749,33 +45490,11 @@
           <w:rFonts w:ascii="Times New Roman" w:hAnsi="Times New Roman" w:cs="Times New Roman"/>
         </w:rPr>
       </w:pPr>
-      <w:proofErr w:type="spellStart"/>
-      <w:r>
-        <w:rPr>
-          <w:rFonts w:ascii="Times New Roman" w:hAnsi="Times New Roman" w:cs="Times New Roman"/>
-        </w:rPr>
-        <w:t>Yermolayeva</w:t>
-      </w:r>
-      <w:proofErr w:type="spellEnd"/>
-      <w:r>
-        <w:rPr>
-          <w:rFonts w:ascii="Times New Roman" w:hAnsi="Times New Roman" w:cs="Times New Roman"/>
-        </w:rPr>
-        <w:t xml:space="preserve">, Y., &amp; </w:t>
-      </w:r>
-      <w:proofErr w:type="spellStart"/>
-      <w:r>
-        <w:rPr>
-          <w:rFonts w:ascii="Times New Roman" w:hAnsi="Times New Roman" w:cs="Times New Roman"/>
-        </w:rPr>
-        <w:t>Rakison</w:t>
-      </w:r>
-      <w:proofErr w:type="spellEnd"/>
-      <w:r>
-        <w:rPr>
-          <w:rFonts w:ascii="Times New Roman" w:hAnsi="Times New Roman" w:cs="Times New Roman"/>
-        </w:rPr>
-        <w:t xml:space="preserve">, D. H. (2014). Connectionist modeling of developmental changes in infancy: Approaches, challenges, and contributions. </w:t>
+      <w:r>
+        <w:rPr>
+          <w:rFonts w:ascii="Times New Roman" w:hAnsi="Times New Roman" w:cs="Times New Roman"/>
+        </w:rPr>
+        <w:t xml:space="preserve">Yermolayeva, Y., &amp; Rakison, D. H. (2014). Connectionist modeling of developmental changes in infancy: Approaches, challenges, and contributions. </w:t>
       </w:r>
       <w:r>
         <w:rPr>
@@ -49170,6 +46889,7 @@
   <w:style w:type="character" w:default="1" w:styleId="DefaultParagraphFont">
     <w:name w:val="Default Paragraph Font"/>
     <w:uiPriority w:val="1"/>
+    <w:semiHidden/>
     <w:unhideWhenUsed/>
   </w:style>
   <w:style w:type="table" w:default="1" w:styleId="TableNormal">

--- a/psychologicalReview/ms/finalDocuments/msFinal.docx
+++ b/psychologicalReview/ms/finalDocuments/msFinal.docx
@@ -661,7 +661,21 @@
         <w:rPr>
           <w:rFonts w:ascii="Times New Roman" w:hAnsi="Times New Roman" w:cs="Times New Roman"/>
         </w:rPr>
-        <w:t>(Csibra et al., 1999; Gergely et al., 1995).</w:t>
+        <w:t>(</w:t>
+      </w:r>
+      <w:proofErr w:type="spellStart"/>
+      <w:r>
+        <w:rPr>
+          <w:rFonts w:ascii="Times New Roman" w:hAnsi="Times New Roman" w:cs="Times New Roman"/>
+        </w:rPr>
+        <w:t>Csibra</w:t>
+      </w:r>
+      <w:proofErr w:type="spellEnd"/>
+      <w:r>
+        <w:rPr>
+          <w:rFonts w:ascii="Times New Roman" w:hAnsi="Times New Roman" w:cs="Times New Roman"/>
+        </w:rPr>
+        <w:t xml:space="preserve"> et al., 1999; Gergely et al., 1995).</w:t>
       </w:r>
       <w:r>
         <w:rPr>
@@ -741,11 +755,19 @@
         </w:rPr>
         <w:t xml:space="preserve">either </w:t>
       </w:r>
-      <w:r>
-        <w:rPr>
-          <w:rFonts w:ascii="Times New Roman" w:hAnsi="Times New Roman" w:cs="Times New Roman"/>
-        </w:rPr>
-        <w:t xml:space="preserve">to events </w:t>
+      <w:proofErr w:type="gramStart"/>
+      <w:r>
+        <w:rPr>
+          <w:rFonts w:ascii="Times New Roman" w:hAnsi="Times New Roman" w:cs="Times New Roman"/>
+        </w:rPr>
+        <w:t>to</w:t>
+      </w:r>
+      <w:proofErr w:type="gramEnd"/>
+      <w:r>
+        <w:rPr>
+          <w:rFonts w:ascii="Times New Roman" w:hAnsi="Times New Roman" w:cs="Times New Roman"/>
+        </w:rPr>
+        <w:t xml:space="preserve"> events </w:t>
       </w:r>
       <w:r>
         <w:rPr>
@@ -1210,19 +1232,63 @@
         <w:rPr>
           <w:rFonts w:ascii="Times New Roman" w:hAnsi="Times New Roman" w:cs="Times New Roman"/>
         </w:rPr>
-        <w:t xml:space="preserve"> not only to people (e.g., Phillips &amp; Wellman, 2005; Sodian et al., 2004; Woodward &amp; Sommerville, 2000) and animals (e.g., Schwier et al., 2006) but also to geometric shapes (Csibra et al., 2003; Gergely et al., 1995) and inanimate objects (</w:t>
-      </w:r>
-      <w:r>
-        <w:rPr>
-          <w:rFonts w:ascii="Times New Roman" w:hAnsi="Times New Roman" w:cs="Times New Roman"/>
-        </w:rPr>
-        <w:t xml:space="preserve">Csibra et al., 1999; </w:t>
-      </w:r>
-      <w:r>
-        <w:rPr>
-          <w:rFonts w:ascii="Times New Roman" w:hAnsi="Times New Roman" w:cs="Times New Roman"/>
-        </w:rPr>
-        <w:t xml:space="preserve">Kamewari et al., 2005). Additionally, </w:t>
+        <w:t xml:space="preserve"> not only to people (e.g., Phillips &amp; Wellman, 2005; </w:t>
+      </w:r>
+      <w:proofErr w:type="spellStart"/>
+      <w:r>
+        <w:rPr>
+          <w:rFonts w:ascii="Times New Roman" w:hAnsi="Times New Roman" w:cs="Times New Roman"/>
+        </w:rPr>
+        <w:t>Sodian</w:t>
+      </w:r>
+      <w:proofErr w:type="spellEnd"/>
+      <w:r>
+        <w:rPr>
+          <w:rFonts w:ascii="Times New Roman" w:hAnsi="Times New Roman" w:cs="Times New Roman"/>
+        </w:rPr>
+        <w:t xml:space="preserve"> et al., 2004; Woodward &amp; Sommerville, 2000) and animals (e.g., Schwier et al., 2006) but also to geometric shapes (</w:t>
+      </w:r>
+      <w:proofErr w:type="spellStart"/>
+      <w:r>
+        <w:rPr>
+          <w:rFonts w:ascii="Times New Roman" w:hAnsi="Times New Roman" w:cs="Times New Roman"/>
+        </w:rPr>
+        <w:t>Csibra</w:t>
+      </w:r>
+      <w:proofErr w:type="spellEnd"/>
+      <w:r>
+        <w:rPr>
+          <w:rFonts w:ascii="Times New Roman" w:hAnsi="Times New Roman" w:cs="Times New Roman"/>
+        </w:rPr>
+        <w:t xml:space="preserve"> et al., 2003; Gergely et al., 1995) and inanimate objects (</w:t>
+      </w:r>
+      <w:proofErr w:type="spellStart"/>
+      <w:r>
+        <w:rPr>
+          <w:rFonts w:ascii="Times New Roman" w:hAnsi="Times New Roman" w:cs="Times New Roman"/>
+        </w:rPr>
+        <w:t>Csibra</w:t>
+      </w:r>
+      <w:proofErr w:type="spellEnd"/>
+      <w:r>
+        <w:rPr>
+          <w:rFonts w:ascii="Times New Roman" w:hAnsi="Times New Roman" w:cs="Times New Roman"/>
+        </w:rPr>
+        <w:t xml:space="preserve"> et al., 1999; </w:t>
+      </w:r>
+      <w:proofErr w:type="spellStart"/>
+      <w:r>
+        <w:rPr>
+          <w:rFonts w:ascii="Times New Roman" w:hAnsi="Times New Roman" w:cs="Times New Roman"/>
+        </w:rPr>
+        <w:t>Kamewari</w:t>
+      </w:r>
+      <w:proofErr w:type="spellEnd"/>
+      <w:r>
+        <w:rPr>
+          <w:rFonts w:ascii="Times New Roman" w:hAnsi="Times New Roman" w:cs="Times New Roman"/>
+        </w:rPr>
+        <w:t xml:space="preserve"> et al., 2005). Additionally, </w:t>
       </w:r>
       <w:r>
         <w:rPr>
@@ -1282,7 +1348,21 @@
         <w:rPr>
           <w:rFonts w:ascii="Times New Roman" w:hAnsi="Times New Roman" w:cs="Times New Roman"/>
         </w:rPr>
-        <w:t xml:space="preserve"> (Liu &amp; Spelke, 2017).</w:t>
+        <w:t xml:space="preserve"> (Liu &amp; </w:t>
+      </w:r>
+      <w:proofErr w:type="spellStart"/>
+      <w:r>
+        <w:rPr>
+          <w:rFonts w:ascii="Times New Roman" w:hAnsi="Times New Roman" w:cs="Times New Roman"/>
+        </w:rPr>
+        <w:t>Spelke</w:t>
+      </w:r>
+      <w:proofErr w:type="spellEnd"/>
+      <w:r>
+        <w:rPr>
+          <w:rFonts w:ascii="Times New Roman" w:hAnsi="Times New Roman" w:cs="Times New Roman"/>
+        </w:rPr>
+        <w:t>, 2017).</w:t>
       </w:r>
       <w:r>
         <w:rPr>
@@ -1420,12 +1500,14 @@
         </w:rPr>
         <w:t xml:space="preserve">Several proposals have been </w:t>
       </w:r>
+      <w:proofErr w:type="gramStart"/>
       <w:r>
         <w:rPr>
           <w:rFonts w:ascii="Times New Roman" w:hAnsi="Times New Roman" w:cs="Times New Roman"/>
         </w:rPr>
         <w:t>advanced</w:t>
       </w:r>
+      <w:proofErr w:type="gramEnd"/>
       <w:r>
         <w:rPr>
           <w:rFonts w:ascii="Times New Roman" w:hAnsi="Times New Roman" w:cs="Times New Roman"/>
@@ -1654,13 +1736,41 @@
         <w:rPr>
           <w:rFonts w:ascii="Times New Roman" w:hAnsi="Times New Roman" w:cs="Times New Roman"/>
         </w:rPr>
-        <w:t xml:space="preserve">(Csibra &amp; Gergely, 1998; </w:t>
-      </w:r>
-      <w:r>
-        <w:rPr>
-          <w:rFonts w:ascii="Times New Roman" w:hAnsi="Times New Roman" w:cs="Times New Roman"/>
-        </w:rPr>
-        <w:t>Gergely &amp; Csibra, 2003</w:t>
+        <w:t>(</w:t>
+      </w:r>
+      <w:proofErr w:type="spellStart"/>
+      <w:r>
+        <w:rPr>
+          <w:rFonts w:ascii="Times New Roman" w:hAnsi="Times New Roman" w:cs="Times New Roman"/>
+        </w:rPr>
+        <w:t>Csibra</w:t>
+      </w:r>
+      <w:proofErr w:type="spellEnd"/>
+      <w:r>
+        <w:rPr>
+          <w:rFonts w:ascii="Times New Roman" w:hAnsi="Times New Roman" w:cs="Times New Roman"/>
+        </w:rPr>
+        <w:t xml:space="preserve"> &amp; Gergely, 1998; </w:t>
+      </w:r>
+      <w:r>
+        <w:rPr>
+          <w:rFonts w:ascii="Times New Roman" w:hAnsi="Times New Roman" w:cs="Times New Roman"/>
+        </w:rPr>
+        <w:t xml:space="preserve">Gergely &amp; </w:t>
+      </w:r>
+      <w:proofErr w:type="spellStart"/>
+      <w:r>
+        <w:rPr>
+          <w:rFonts w:ascii="Times New Roman" w:hAnsi="Times New Roman" w:cs="Times New Roman"/>
+        </w:rPr>
+        <w:t>Csibra</w:t>
+      </w:r>
+      <w:proofErr w:type="spellEnd"/>
+      <w:r>
+        <w:rPr>
+          <w:rFonts w:ascii="Times New Roman" w:hAnsi="Times New Roman" w:cs="Times New Roman"/>
+        </w:rPr>
+        <w:t>, 2003</w:t>
       </w:r>
       <w:r>
         <w:rPr>
@@ -2084,7 +2194,21 @@
         <w:rPr>
           <w:rFonts w:ascii="Times New Roman" w:hAnsi="Times New Roman" w:cs="Times New Roman"/>
         </w:rPr>
-        <w:t>evaluate possible plans—that is, sequences of actions that lead to a goal—and select the plan that maximizes expected subjective utilities. A subjective utility is the difference between the rewards that result from an outcome and the cost of executing the plan.</w:t>
+        <w:t xml:space="preserve">evaluate possible </w:t>
+      </w:r>
+      <w:proofErr w:type="gramStart"/>
+      <w:r>
+        <w:rPr>
+          <w:rFonts w:ascii="Times New Roman" w:hAnsi="Times New Roman" w:cs="Times New Roman"/>
+        </w:rPr>
+        <w:t>plans—</w:t>
+      </w:r>
+      <w:proofErr w:type="gramEnd"/>
+      <w:r>
+        <w:rPr>
+          <w:rFonts w:ascii="Times New Roman" w:hAnsi="Times New Roman" w:cs="Times New Roman"/>
+        </w:rPr>
+        <w:t>that is, sequences of actions that lead to a goal—and select the plan that maximizes expected subjective utilities. A subjective utility is the difference between the rewards that result from an outcome and the cost of executing the plan.</w:t>
       </w:r>
       <w:r>
         <w:rPr>
@@ -3410,7 +3534,21 @@
         <w:rPr>
           <w:rFonts w:ascii="Times New Roman" w:hAnsi="Times New Roman" w:cs="Times New Roman"/>
         </w:rPr>
-        <w:t xml:space="preserve">In terms of Liu et al.’s </w:t>
+        <w:t xml:space="preserve">In terms of Liu et </w:t>
+      </w:r>
+      <w:proofErr w:type="gramStart"/>
+      <w:r>
+        <w:rPr>
+          <w:rFonts w:ascii="Times New Roman" w:hAnsi="Times New Roman" w:cs="Times New Roman"/>
+        </w:rPr>
+        <w:t>al.’s</w:t>
+      </w:r>
+      <w:proofErr w:type="gramEnd"/>
+      <w:r>
+        <w:rPr>
+          <w:rFonts w:ascii="Times New Roman" w:hAnsi="Times New Roman" w:cs="Times New Roman"/>
+        </w:rPr>
+        <w:t xml:space="preserve"> </w:t>
       </w:r>
       <w:r>
         <w:rPr>
@@ -4199,7 +4337,19 @@
         <w:rPr>
           <w:rFonts w:ascii="Times New Roman" w:hAnsi="Times New Roman" w:cs="Times New Roman"/>
         </w:rPr>
-        <w:t xml:space="preserve"> (e.g., Cohen et al., 2002; </w:t>
+        <w:t xml:space="preserve"> (e.g., </w:t>
+      </w:r>
+      <w:r>
+        <w:rPr>
+          <w:rFonts w:ascii="Times New Roman" w:hAnsi="Times New Roman" w:cs="Times New Roman"/>
+        </w:rPr>
+        <w:t xml:space="preserve">Blumberg &amp; Adolph, 2023; </w:t>
+      </w:r>
+      <w:r>
+        <w:rPr>
+          <w:rFonts w:ascii="Times New Roman" w:hAnsi="Times New Roman" w:cs="Times New Roman"/>
+        </w:rPr>
+        <w:t xml:space="preserve">Cohen et al., 2002; </w:t>
       </w:r>
       <w:r>
         <w:rPr>
@@ -4235,7 +4385,49 @@
         <w:rPr>
           <w:rFonts w:ascii="Times New Roman" w:hAnsi="Times New Roman" w:cs="Times New Roman"/>
         </w:rPr>
-        <w:t>Jones &amp; Smith, 1993; Quinn &amp; Eimas, 1997; Rakison &amp; Lupyan, 2008; Sloutsky, 2010)</w:t>
+        <w:t xml:space="preserve">Jones &amp; Smith, 1993; Quinn &amp; </w:t>
+      </w:r>
+      <w:proofErr w:type="spellStart"/>
+      <w:r>
+        <w:rPr>
+          <w:rFonts w:ascii="Times New Roman" w:hAnsi="Times New Roman" w:cs="Times New Roman"/>
+        </w:rPr>
+        <w:t>Eimas</w:t>
+      </w:r>
+      <w:proofErr w:type="spellEnd"/>
+      <w:r>
+        <w:rPr>
+          <w:rFonts w:ascii="Times New Roman" w:hAnsi="Times New Roman" w:cs="Times New Roman"/>
+        </w:rPr>
+        <w:t xml:space="preserve">, 1997; </w:t>
+      </w:r>
+      <w:proofErr w:type="spellStart"/>
+      <w:r>
+        <w:rPr>
+          <w:rFonts w:ascii="Times New Roman" w:hAnsi="Times New Roman" w:cs="Times New Roman"/>
+        </w:rPr>
+        <w:t>Rakison</w:t>
+      </w:r>
+      <w:proofErr w:type="spellEnd"/>
+      <w:r>
+        <w:rPr>
+          <w:rFonts w:ascii="Times New Roman" w:hAnsi="Times New Roman" w:cs="Times New Roman"/>
+        </w:rPr>
+        <w:t xml:space="preserve"> &amp; </w:t>
+      </w:r>
+      <w:proofErr w:type="spellStart"/>
+      <w:r>
+        <w:rPr>
+          <w:rFonts w:ascii="Times New Roman" w:hAnsi="Times New Roman" w:cs="Times New Roman"/>
+        </w:rPr>
+        <w:t>Lupyan</w:t>
+      </w:r>
+      <w:proofErr w:type="spellEnd"/>
+      <w:r>
+        <w:rPr>
+          <w:rFonts w:ascii="Times New Roman" w:hAnsi="Times New Roman" w:cs="Times New Roman"/>
+        </w:rPr>
+        <w:t>, 2008; Sloutsky, 2010)</w:t>
       </w:r>
       <w:r>
         <w:rPr>
@@ -4391,7 +4583,21 @@
         <w:rPr>
           <w:rFonts w:ascii="Times New Roman" w:hAnsi="Times New Roman" w:cs="Times New Roman"/>
         </w:rPr>
-        <w:t xml:space="preserve"> concepts for animates and inanimates are formed much more slowly than the available data may suggest.</w:t>
+        <w:t xml:space="preserve"> concepts for animates and </w:t>
+      </w:r>
+      <w:proofErr w:type="spellStart"/>
+      <w:r>
+        <w:rPr>
+          <w:rFonts w:ascii="Times New Roman" w:hAnsi="Times New Roman" w:cs="Times New Roman"/>
+        </w:rPr>
+        <w:t>inanimates</w:t>
+      </w:r>
+      <w:proofErr w:type="spellEnd"/>
+      <w:r>
+        <w:rPr>
+          <w:rFonts w:ascii="Times New Roman" w:hAnsi="Times New Roman" w:cs="Times New Roman"/>
+        </w:rPr>
+        <w:t xml:space="preserve"> are formed much more slowly than the available data may suggest.</w:t>
       </w:r>
       <w:r>
         <w:rPr>
@@ -4456,11 +4662,19 @@
         </w:rPr>
         <w:t xml:space="preserve">Perner &amp; Ruffman, 2005), causal perception and reasoning (e.g., Cohen et al., 2002; McClelland &amp; Thompson, 2007), sociomoral reasoning (e.g., Benton &amp; Lapan, 2021), object permanence (e.g., </w:t>
       </w:r>
-      <w:r>
-        <w:rPr>
-          <w:rFonts w:ascii="Times New Roman" w:hAnsi="Times New Roman" w:cs="Times New Roman"/>
-        </w:rPr>
-        <w:t xml:space="preserve">Bogartz et al., 2000; </w:t>
+      <w:proofErr w:type="spellStart"/>
+      <w:r>
+        <w:rPr>
+          <w:rFonts w:ascii="Times New Roman" w:hAnsi="Times New Roman" w:cs="Times New Roman"/>
+        </w:rPr>
+        <w:t>Bogartz</w:t>
+      </w:r>
+      <w:proofErr w:type="spellEnd"/>
+      <w:r>
+        <w:rPr>
+          <w:rFonts w:ascii="Times New Roman" w:hAnsi="Times New Roman" w:cs="Times New Roman"/>
+        </w:rPr>
+        <w:t xml:space="preserve"> et al., 2000; </w:t>
       </w:r>
       <w:r>
         <w:rPr>
@@ -4479,7 +4693,35 @@
         <w:rPr>
           <w:rFonts w:ascii="Times New Roman" w:hAnsi="Times New Roman" w:cs="Times New Roman"/>
         </w:rPr>
-        <w:t xml:space="preserve">, among others (e.g., Benton, 2025; Rakison &amp; Lupyan, 2008), </w:t>
+        <w:t xml:space="preserve">, among others (e.g., Benton, 2025; </w:t>
+      </w:r>
+      <w:proofErr w:type="spellStart"/>
+      <w:r>
+        <w:rPr>
+          <w:rFonts w:ascii="Times New Roman" w:hAnsi="Times New Roman" w:cs="Times New Roman"/>
+        </w:rPr>
+        <w:t>Rakison</w:t>
+      </w:r>
+      <w:proofErr w:type="spellEnd"/>
+      <w:r>
+        <w:rPr>
+          <w:rFonts w:ascii="Times New Roman" w:hAnsi="Times New Roman" w:cs="Times New Roman"/>
+        </w:rPr>
+        <w:t xml:space="preserve"> &amp; </w:t>
+      </w:r>
+      <w:proofErr w:type="spellStart"/>
+      <w:r>
+        <w:rPr>
+          <w:rFonts w:ascii="Times New Roman" w:hAnsi="Times New Roman" w:cs="Times New Roman"/>
+        </w:rPr>
+        <w:t>Lupyan</w:t>
+      </w:r>
+      <w:proofErr w:type="spellEnd"/>
+      <w:r>
+        <w:rPr>
+          <w:rFonts w:ascii="Times New Roman" w:hAnsi="Times New Roman" w:cs="Times New Roman"/>
+        </w:rPr>
+        <w:t xml:space="preserve">, 2008), </w:t>
       </w:r>
       <w:r>
         <w:rPr>
@@ -4565,11 +4807,19 @@
         </w:rPr>
         <w:t xml:space="preserve">proposal by </w:t>
       </w:r>
-      <w:r>
-        <w:rPr>
-          <w:rFonts w:ascii="Times New Roman" w:hAnsi="Times New Roman" w:cs="Times New Roman"/>
-        </w:rPr>
-        <w:t>Overwalle (2010)</w:t>
+      <w:proofErr w:type="spellStart"/>
+      <w:r>
+        <w:rPr>
+          <w:rFonts w:ascii="Times New Roman" w:hAnsi="Times New Roman" w:cs="Times New Roman"/>
+        </w:rPr>
+        <w:t>Overwalle</w:t>
+      </w:r>
+      <w:proofErr w:type="spellEnd"/>
+      <w:r>
+        <w:rPr>
+          <w:rFonts w:ascii="Times New Roman" w:hAnsi="Times New Roman" w:cs="Times New Roman"/>
+        </w:rPr>
+        <w:t xml:space="preserve"> (2010)</w:t>
       </w:r>
       <w:r>
         <w:rPr>
@@ -4619,11 +4869,19 @@
         </w:rPr>
         <w:t xml:space="preserve"> of efficiency—</w:t>
       </w:r>
-      <w:r>
-        <w:rPr>
-          <w:rFonts w:ascii="Times New Roman" w:hAnsi="Times New Roman" w:cs="Times New Roman"/>
-        </w:rPr>
-        <w:t>Overwalle’s (2010) position</w:t>
+      <w:proofErr w:type="spellStart"/>
+      <w:r>
+        <w:rPr>
+          <w:rFonts w:ascii="Times New Roman" w:hAnsi="Times New Roman" w:cs="Times New Roman"/>
+        </w:rPr>
+        <w:t>Overwalle’s</w:t>
+      </w:r>
+      <w:proofErr w:type="spellEnd"/>
+      <w:r>
+        <w:rPr>
+          <w:rFonts w:ascii="Times New Roman" w:hAnsi="Times New Roman" w:cs="Times New Roman"/>
+        </w:rPr>
+        <w:t xml:space="preserve"> (2010) position</w:t>
       </w:r>
       <w:r>
         <w:rPr>
@@ -4749,7 +5007,21 @@
         <w:rPr>
           <w:rFonts w:ascii="Times New Roman" w:hAnsi="Times New Roman" w:cs="Times New Roman"/>
         </w:rPr>
-        <w:t xml:space="preserve">. Overwalle (2010) argued that </w:t>
+        <w:t xml:space="preserve">. </w:t>
+      </w:r>
+      <w:proofErr w:type="spellStart"/>
+      <w:r>
+        <w:rPr>
+          <w:rFonts w:ascii="Times New Roman" w:hAnsi="Times New Roman" w:cs="Times New Roman"/>
+        </w:rPr>
+        <w:t>Overwalle</w:t>
+      </w:r>
+      <w:proofErr w:type="spellEnd"/>
+      <w:r>
+        <w:rPr>
+          <w:rFonts w:ascii="Times New Roman" w:hAnsi="Times New Roman" w:cs="Times New Roman"/>
+        </w:rPr>
+        <w:t xml:space="preserve"> (2010) argued that </w:t>
       </w:r>
       <w:r>
         <w:rPr>
@@ -4935,11 +5207,19 @@
         </w:rPr>
         <w:t xml:space="preserve"> </w:t>
       </w:r>
-      <w:r>
-        <w:rPr>
-          <w:rFonts w:ascii="Times New Roman" w:hAnsi="Times New Roman" w:cs="Times New Roman"/>
-        </w:rPr>
-        <w:t xml:space="preserve">Overwalle (2010) showed that a connectionist implementation of this proposal could reproduce infants’ looking behavior in Gergely et al. (1995). </w:t>
+      <w:proofErr w:type="spellStart"/>
+      <w:r>
+        <w:rPr>
+          <w:rFonts w:ascii="Times New Roman" w:hAnsi="Times New Roman" w:cs="Times New Roman"/>
+        </w:rPr>
+        <w:t>Overwalle</w:t>
+      </w:r>
+      <w:proofErr w:type="spellEnd"/>
+      <w:r>
+        <w:rPr>
+          <w:rFonts w:ascii="Times New Roman" w:hAnsi="Times New Roman" w:cs="Times New Roman"/>
+        </w:rPr>
+        <w:t xml:space="preserve"> (2010) showed that a connectionist implementation of this proposal could reproduce infants’ looking behavior in Gergely et al. (1995). </w:t>
       </w:r>
       <w:r>
         <w:rPr>
@@ -5107,11 +5387,19 @@
         </w:rPr>
         <w:t xml:space="preserve"> </w:t>
       </w:r>
-      <w:r>
-        <w:rPr>
-          <w:rFonts w:ascii="Times New Roman" w:hAnsi="Times New Roman" w:cs="Times New Roman"/>
-        </w:rPr>
-        <w:t xml:space="preserve">Overwalle’s (2010) account is sufficient to explain </w:t>
+      <w:proofErr w:type="spellStart"/>
+      <w:r>
+        <w:rPr>
+          <w:rFonts w:ascii="Times New Roman" w:hAnsi="Times New Roman" w:cs="Times New Roman"/>
+        </w:rPr>
+        <w:t>Overwalle’s</w:t>
+      </w:r>
+      <w:proofErr w:type="spellEnd"/>
+      <w:r>
+        <w:rPr>
+          <w:rFonts w:ascii="Times New Roman" w:hAnsi="Times New Roman" w:cs="Times New Roman"/>
+        </w:rPr>
+        <w:t xml:space="preserve"> (2010) account is sufficient to explain </w:t>
       </w:r>
       <w:r>
         <w:rPr>
@@ -5270,11 +5558,19 @@
         </w:rPr>
         <w:t xml:space="preserve"> </w:t>
       </w:r>
-      <w:r>
-        <w:rPr>
-          <w:rFonts w:ascii="Times New Roman" w:hAnsi="Times New Roman" w:cs="Times New Roman"/>
-        </w:rPr>
-        <w:t xml:space="preserve">Csibra et al. (2003). </w:t>
+      <w:proofErr w:type="spellStart"/>
+      <w:r>
+        <w:rPr>
+          <w:rFonts w:ascii="Times New Roman" w:hAnsi="Times New Roman" w:cs="Times New Roman"/>
+        </w:rPr>
+        <w:t>Csibra</w:t>
+      </w:r>
+      <w:proofErr w:type="spellEnd"/>
+      <w:r>
+        <w:rPr>
+          <w:rFonts w:ascii="Times New Roman" w:hAnsi="Times New Roman" w:cs="Times New Roman"/>
+        </w:rPr>
+        <w:t xml:space="preserve"> et al. (2003). </w:t>
       </w:r>
       <w:r>
         <w:rPr>
@@ -5318,11 +5614,19 @@
         </w:rPr>
         <w:t xml:space="preserve"> </w:t>
       </w:r>
-      <w:r>
-        <w:rPr>
-          <w:rFonts w:ascii="Times New Roman" w:hAnsi="Times New Roman" w:cs="Times New Roman"/>
-        </w:rPr>
-        <w:t>Csibra et al. (2003) found that infants looked</w:t>
+      <w:proofErr w:type="spellStart"/>
+      <w:r>
+        <w:rPr>
+          <w:rFonts w:ascii="Times New Roman" w:hAnsi="Times New Roman" w:cs="Times New Roman"/>
+        </w:rPr>
+        <w:t>Csibra</w:t>
+      </w:r>
+      <w:proofErr w:type="spellEnd"/>
+      <w:r>
+        <w:rPr>
+          <w:rFonts w:ascii="Times New Roman" w:hAnsi="Times New Roman" w:cs="Times New Roman"/>
+        </w:rPr>
+        <w:t xml:space="preserve"> et al. (2003) found that infants looked</w:t>
       </w:r>
       <w:r>
         <w:rPr>
@@ -5336,11 +5640,19 @@
         </w:rPr>
         <w:t xml:space="preserve">the presence of one. </w:t>
       </w:r>
-      <w:r>
-        <w:rPr>
-          <w:rFonts w:ascii="Times New Roman" w:hAnsi="Times New Roman" w:cs="Times New Roman"/>
-        </w:rPr>
-        <w:t>Overwalle’s (2010)</w:t>
+      <w:proofErr w:type="spellStart"/>
+      <w:r>
+        <w:rPr>
+          <w:rFonts w:ascii="Times New Roman" w:hAnsi="Times New Roman" w:cs="Times New Roman"/>
+        </w:rPr>
+        <w:t>Overwalle’s</w:t>
+      </w:r>
+      <w:proofErr w:type="spellEnd"/>
+      <w:r>
+        <w:rPr>
+          <w:rFonts w:ascii="Times New Roman" w:hAnsi="Times New Roman" w:cs="Times New Roman"/>
+        </w:rPr>
+        <w:t xml:space="preserve"> (2010)</w:t>
       </w:r>
       <w:r>
         <w:rPr>
@@ -5440,7 +5752,21 @@
         <w:rPr>
           <w:rFonts w:ascii="Times New Roman" w:eastAsia="Times New Roman" w:hAnsi="Times New Roman" w:cs="Times New Roman"/>
         </w:rPr>
-        <w:t>The second concern relates to the role that agents and goals play in Overwalle’s (2010) account. Although t</w:t>
+        <w:t xml:space="preserve">The second concern relates to the role that agents and goals play in </w:t>
+      </w:r>
+      <w:proofErr w:type="spellStart"/>
+      <w:r>
+        <w:rPr>
+          <w:rFonts w:ascii="Times New Roman" w:eastAsia="Times New Roman" w:hAnsi="Times New Roman" w:cs="Times New Roman"/>
+        </w:rPr>
+        <w:t>Overwalle’s</w:t>
+      </w:r>
+      <w:proofErr w:type="spellEnd"/>
+      <w:r>
+        <w:rPr>
+          <w:rFonts w:ascii="Times New Roman" w:eastAsia="Times New Roman" w:hAnsi="Times New Roman" w:cs="Times New Roman"/>
+        </w:rPr>
+        <w:t xml:space="preserve"> (2010) account. Although t</w:t>
       </w:r>
       <w:r>
         <w:rPr>
@@ -5600,7 +5926,21 @@
         <w:rPr>
           <w:rFonts w:ascii="Times New Roman" w:eastAsia="Times New Roman" w:hAnsi="Times New Roman" w:cs="Times New Roman"/>
         </w:rPr>
-        <w:t>. However, in Overwalle’s (2010) simulation, no such obstacle appeared during habituation</w:t>
+        <w:t xml:space="preserve">. However, in </w:t>
+      </w:r>
+      <w:proofErr w:type="spellStart"/>
+      <w:r>
+        <w:rPr>
+          <w:rFonts w:ascii="Times New Roman" w:eastAsia="Times New Roman" w:hAnsi="Times New Roman" w:cs="Times New Roman"/>
+        </w:rPr>
+        <w:t>Overwalle’s</w:t>
+      </w:r>
+      <w:proofErr w:type="spellEnd"/>
+      <w:r>
+        <w:rPr>
+          <w:rFonts w:ascii="Times New Roman" w:eastAsia="Times New Roman" w:hAnsi="Times New Roman" w:cs="Times New Roman"/>
+        </w:rPr>
+        <w:t xml:space="preserve"> (2010) simulation, no such obstacle appeared during habituation</w:t>
       </w:r>
       <w:r>
         <w:rPr>
@@ -5673,13 +6013,41 @@
         <w:rPr>
           <w:rFonts w:ascii="Times New Roman" w:eastAsia="Times New Roman" w:hAnsi="Times New Roman" w:cs="Times New Roman"/>
         </w:rPr>
-        <w:t>Liu &amp; Spelke, 2017 and Simulation 4, which models it)</w:t>
-      </w:r>
-      <w:r>
-        <w:rPr>
-          <w:rFonts w:ascii="Times New Roman" w:eastAsia="Times New Roman" w:hAnsi="Times New Roman" w:cs="Times New Roman"/>
-        </w:rPr>
-        <w:t>. Considered together, these issues limit what can be concluded about the sufficiency of Overwalle’s (2010) proposal for explaining infant action efficiency understanding.</w:t>
+        <w:t xml:space="preserve">Liu &amp; </w:t>
+      </w:r>
+      <w:proofErr w:type="spellStart"/>
+      <w:r>
+        <w:rPr>
+          <w:rFonts w:ascii="Times New Roman" w:eastAsia="Times New Roman" w:hAnsi="Times New Roman" w:cs="Times New Roman"/>
+        </w:rPr>
+        <w:t>Spelke</w:t>
+      </w:r>
+      <w:proofErr w:type="spellEnd"/>
+      <w:r>
+        <w:rPr>
+          <w:rFonts w:ascii="Times New Roman" w:eastAsia="Times New Roman" w:hAnsi="Times New Roman" w:cs="Times New Roman"/>
+        </w:rPr>
+        <w:t>, 2017 and Simulation 4, which models it)</w:t>
+      </w:r>
+      <w:r>
+        <w:rPr>
+          <w:rFonts w:ascii="Times New Roman" w:eastAsia="Times New Roman" w:hAnsi="Times New Roman" w:cs="Times New Roman"/>
+        </w:rPr>
+        <w:t xml:space="preserve">. Considered together, these issues limit what can be concluded about the sufficiency of </w:t>
+      </w:r>
+      <w:proofErr w:type="spellStart"/>
+      <w:r>
+        <w:rPr>
+          <w:rFonts w:ascii="Times New Roman" w:eastAsia="Times New Roman" w:hAnsi="Times New Roman" w:cs="Times New Roman"/>
+        </w:rPr>
+        <w:t>Overwalle’s</w:t>
+      </w:r>
+      <w:proofErr w:type="spellEnd"/>
+      <w:r>
+        <w:rPr>
+          <w:rFonts w:ascii="Times New Roman" w:eastAsia="Times New Roman" w:hAnsi="Times New Roman" w:cs="Times New Roman"/>
+        </w:rPr>
+        <w:t xml:space="preserve"> (2010) proposal for explaining infant action efficiency understanding.</w:t>
       </w:r>
       <w:r>
         <w:rPr>
@@ -5701,7 +6069,21 @@
         <w:rPr>
           <w:rFonts w:ascii="Times New Roman" w:eastAsia="Times New Roman" w:hAnsi="Times New Roman" w:cs="Times New Roman"/>
         </w:rPr>
-        <w:t>Due in part to these limitations and given that Overwalle’s (2010) model is</w:t>
+        <w:t xml:space="preserve">Due in part to these limitations and given that </w:t>
+      </w:r>
+      <w:proofErr w:type="spellStart"/>
+      <w:r>
+        <w:rPr>
+          <w:rFonts w:ascii="Times New Roman" w:eastAsia="Times New Roman" w:hAnsi="Times New Roman" w:cs="Times New Roman"/>
+        </w:rPr>
+        <w:t>Overwalle’s</w:t>
+      </w:r>
+      <w:proofErr w:type="spellEnd"/>
+      <w:r>
+        <w:rPr>
+          <w:rFonts w:ascii="Times New Roman" w:eastAsia="Times New Roman" w:hAnsi="Times New Roman" w:cs="Times New Roman"/>
+        </w:rPr>
+        <w:t xml:space="preserve"> (2010) model is</w:t>
       </w:r>
       <w:r>
         <w:rPr>
@@ -5985,6 +6367,7 @@
         </w:rPr>
         <w:t xml:space="preserve">an extension of </w:t>
       </w:r>
+      <w:proofErr w:type="gramStart"/>
       <w:r>
         <w:rPr>
           <w:rFonts w:ascii="Times New Roman" w:hAnsi="Times New Roman" w:cs="Times New Roman"/>
@@ -6009,6 +6392,7 @@
         </w:rPr>
         <w:t xml:space="preserve"> </w:t>
       </w:r>
+      <w:proofErr w:type="spellStart"/>
       <w:r>
         <w:rPr>
           <w:rFonts w:ascii="Times New Roman" w:hAnsi="Times New Roman" w:cs="Times New Roman"/>
@@ -6021,6 +6405,8 @@
         </w:rPr>
         <w:t>’s</w:t>
       </w:r>
+      <w:proofErr w:type="spellEnd"/>
+      <w:proofErr w:type="gramEnd"/>
       <w:r>
         <w:rPr>
           <w:rFonts w:ascii="Times New Roman" w:hAnsi="Times New Roman" w:cs="Times New Roman"/>
@@ -6051,11 +6437,19 @@
         </w:rPr>
         <w:t xml:space="preserve"> and an extension of </w:t>
       </w:r>
-      <w:r>
-        <w:rPr>
-          <w:rFonts w:ascii="Times New Roman" w:hAnsi="Times New Roman" w:cs="Times New Roman"/>
-        </w:rPr>
-        <w:t>Overwalle’s model</w:t>
+      <w:proofErr w:type="spellStart"/>
+      <w:r>
+        <w:rPr>
+          <w:rFonts w:ascii="Times New Roman" w:hAnsi="Times New Roman" w:cs="Times New Roman"/>
+        </w:rPr>
+        <w:t>Overwalle’s</w:t>
+      </w:r>
+      <w:proofErr w:type="spellEnd"/>
+      <w:r>
+        <w:rPr>
+          <w:rFonts w:ascii="Times New Roman" w:hAnsi="Times New Roman" w:cs="Times New Roman"/>
+        </w:rPr>
+        <w:t xml:space="preserve"> model</w:t>
       </w:r>
       <w:r>
         <w:rPr>
@@ -6223,11 +6617,19 @@
         </w:rPr>
         <w:t xml:space="preserve">that infants process and represent actions in terms of their semantically neutral kinematics and represent obstacles and the agents that avoid them in terms of </w:t>
       </w:r>
-      <w:r>
-        <w:rPr>
-          <w:rFonts w:ascii="Times New Roman" w:hAnsi="Times New Roman" w:cs="Times New Roman"/>
-        </w:rPr>
-        <w:t>similarly neutral</w:t>
+      <w:proofErr w:type="gramStart"/>
+      <w:r>
+        <w:rPr>
+          <w:rFonts w:ascii="Times New Roman" w:hAnsi="Times New Roman" w:cs="Times New Roman"/>
+        </w:rPr>
+        <w:t>similarly</w:t>
+      </w:r>
+      <w:proofErr w:type="gramEnd"/>
+      <w:r>
+        <w:rPr>
+          <w:rFonts w:ascii="Times New Roman" w:hAnsi="Times New Roman" w:cs="Times New Roman"/>
+        </w:rPr>
+        <w:t xml:space="preserve"> neutral</w:t>
       </w:r>
       <w:r>
         <w:rPr>
@@ -6263,7 +6665,21 @@
         <w:rPr>
           <w:rFonts w:ascii="Times New Roman" w:hAnsi="Times New Roman" w:cs="Times New Roman"/>
         </w:rPr>
-        <w:t xml:space="preserve">action efficiency understanding </w:t>
+        <w:t xml:space="preserve">action </w:t>
+      </w:r>
+      <w:proofErr w:type="gramStart"/>
+      <w:r>
+        <w:rPr>
+          <w:rFonts w:ascii="Times New Roman" w:hAnsi="Times New Roman" w:cs="Times New Roman"/>
+        </w:rPr>
+        <w:t>efficiency understanding</w:t>
+      </w:r>
+      <w:proofErr w:type="gramEnd"/>
+      <w:r>
+        <w:rPr>
+          <w:rFonts w:ascii="Times New Roman" w:hAnsi="Times New Roman" w:cs="Times New Roman"/>
+        </w:rPr>
+        <w:t xml:space="preserve"> </w:t>
       </w:r>
       <w:r>
         <w:rPr>
@@ -7875,6 +8291,7 @@
         </w:rPr>
         <w:t xml:space="preserve">amodal </w:t>
       </w:r>
+      <w:proofErr w:type="gramStart"/>
       <w:r>
         <w:rPr>
           <w:rFonts w:ascii="Times New Roman" w:hAnsi="Times New Roman" w:cs="Times New Roman"/>
@@ -7885,7 +8302,14 @@
         <w:rPr>
           <w:rFonts w:ascii="Times New Roman" w:hAnsi="Times New Roman" w:cs="Times New Roman"/>
         </w:rPr>
-        <w:t xml:space="preserve">—that is, representations that do not distinguish infants’ own </w:t>
+        <w:t>—</w:t>
+      </w:r>
+      <w:proofErr w:type="gramEnd"/>
+      <w:r>
+        <w:rPr>
+          <w:rFonts w:ascii="Times New Roman" w:hAnsi="Times New Roman" w:cs="Times New Roman"/>
+        </w:rPr>
+        <w:t xml:space="preserve">that is, representations that do not distinguish infants’ own </w:t>
       </w:r>
       <w:r>
         <w:rPr>
@@ -8490,7 +8914,49 @@
         <w:rPr>
           <w:rFonts w:ascii="Times New Roman" w:hAnsi="Times New Roman" w:cs="Times New Roman"/>
         </w:rPr>
-        <w:t xml:space="preserve">existing lean proposals (e.g., Altmann &amp; Dienes, 1999; Benton, 2023, 2024, 2026; Benton &amp; Hoch, in press; Benton et al., 2024; Benton &amp; Lapan, 2021; Endress &amp; Johnson, 2021; McClelland &amp; Thompson, 2007; Munakata, 1998; Munakata et al., 1997; Orhan &amp; Lake, 2024; Overwalle, 2010; Rakison &amp; Lupyan, 2008; Rumelhart &amp; McClelland, 1985; Vong et al., </w:t>
+        <w:t xml:space="preserve">existing lean proposals (e.g., Altmann &amp; Dienes, 1999; Benton, 2023, 2024, 2026; Benton &amp; Hoch, in press; Benton et al., 2024; Benton &amp; Lapan, 2021; Endress &amp; Johnson, 2021; McClelland &amp; Thompson, 2007; Munakata, 1998; Munakata et al., 1997; Orhan &amp; Lake, 2024; </w:t>
+      </w:r>
+      <w:proofErr w:type="spellStart"/>
+      <w:r>
+        <w:rPr>
+          <w:rFonts w:ascii="Times New Roman" w:hAnsi="Times New Roman" w:cs="Times New Roman"/>
+        </w:rPr>
+        <w:t>Overwalle</w:t>
+      </w:r>
+      <w:proofErr w:type="spellEnd"/>
+      <w:r>
+        <w:rPr>
+          <w:rFonts w:ascii="Times New Roman" w:hAnsi="Times New Roman" w:cs="Times New Roman"/>
+        </w:rPr>
+        <w:t xml:space="preserve">, 2010; </w:t>
+      </w:r>
+      <w:proofErr w:type="spellStart"/>
+      <w:r>
+        <w:rPr>
+          <w:rFonts w:ascii="Times New Roman" w:hAnsi="Times New Roman" w:cs="Times New Roman"/>
+        </w:rPr>
+        <w:t>Rakison</w:t>
+      </w:r>
+      <w:proofErr w:type="spellEnd"/>
+      <w:r>
+        <w:rPr>
+          <w:rFonts w:ascii="Times New Roman" w:hAnsi="Times New Roman" w:cs="Times New Roman"/>
+        </w:rPr>
+        <w:t xml:space="preserve"> &amp; </w:t>
+      </w:r>
+      <w:proofErr w:type="spellStart"/>
+      <w:r>
+        <w:rPr>
+          <w:rFonts w:ascii="Times New Roman" w:hAnsi="Times New Roman" w:cs="Times New Roman"/>
+        </w:rPr>
+        <w:t>Lupyan</w:t>
+      </w:r>
+      <w:proofErr w:type="spellEnd"/>
+      <w:r>
+        <w:rPr>
+          <w:rFonts w:ascii="Times New Roman" w:hAnsi="Times New Roman" w:cs="Times New Roman"/>
+        </w:rPr>
+        <w:t xml:space="preserve">, 2008; Rumelhart &amp; McClelland, 1985; Vong et al., </w:t>
       </w:r>
       <w:r>
         <w:rPr>
@@ -8502,7 +8968,35 @@
         <w:rPr>
           <w:rFonts w:ascii="Times New Roman" w:hAnsi="Times New Roman" w:cs="Times New Roman"/>
         </w:rPr>
-        <w:t>; for excellent reviews see Elman et al., 1996 and Yermolayeva &amp; Rakison, 2014)</w:t>
+        <w:t xml:space="preserve">; for excellent reviews see Elman et al., 1996 and </w:t>
+      </w:r>
+      <w:proofErr w:type="spellStart"/>
+      <w:r>
+        <w:rPr>
+          <w:rFonts w:ascii="Times New Roman" w:hAnsi="Times New Roman" w:cs="Times New Roman"/>
+        </w:rPr>
+        <w:t>Yermolayeva</w:t>
+      </w:r>
+      <w:proofErr w:type="spellEnd"/>
+      <w:r>
+        <w:rPr>
+          <w:rFonts w:ascii="Times New Roman" w:hAnsi="Times New Roman" w:cs="Times New Roman"/>
+        </w:rPr>
+        <w:t xml:space="preserve"> &amp; </w:t>
+      </w:r>
+      <w:proofErr w:type="spellStart"/>
+      <w:r>
+        <w:rPr>
+          <w:rFonts w:ascii="Times New Roman" w:hAnsi="Times New Roman" w:cs="Times New Roman"/>
+        </w:rPr>
+        <w:t>Rakison</w:t>
+      </w:r>
+      <w:proofErr w:type="spellEnd"/>
+      <w:r>
+        <w:rPr>
+          <w:rFonts w:ascii="Times New Roman" w:hAnsi="Times New Roman" w:cs="Times New Roman"/>
+        </w:rPr>
+        <w:t>, 2014)</w:t>
       </w:r>
       <w:r>
         <w:rPr>
@@ -8892,7 +9386,21 @@
         <w:rPr>
           <w:rFonts w:ascii="Times New Roman" w:hAnsi="Times New Roman" w:cs="Times New Roman"/>
         </w:rPr>
-        <w:t xml:space="preserve">(e.g., Csibra et al., 1999; Gergely et al., 1995). </w:t>
+        <w:t xml:space="preserve">(e.g., </w:t>
+      </w:r>
+      <w:proofErr w:type="spellStart"/>
+      <w:r>
+        <w:rPr>
+          <w:rFonts w:ascii="Times New Roman" w:hAnsi="Times New Roman" w:cs="Times New Roman"/>
+        </w:rPr>
+        <w:t>Csibra</w:t>
+      </w:r>
+      <w:proofErr w:type="spellEnd"/>
+      <w:r>
+        <w:rPr>
+          <w:rFonts w:ascii="Times New Roman" w:hAnsi="Times New Roman" w:cs="Times New Roman"/>
+        </w:rPr>
+        <w:t xml:space="preserve"> et al., 1999; Gergely et al., 1995). </w:t>
       </w:r>
     </w:p>
     <w:p>
@@ -8919,7 +9427,35 @@
         <w:rPr>
           <w:rFonts w:ascii="Times New Roman" w:hAnsi="Times New Roman" w:cs="Times New Roman"/>
         </w:rPr>
-        <w:t xml:space="preserve"> Infants show the pattern described in (1) even when the agents lack animate features (e.g., Csibra et al., 1999; Sodian et al., 2004). </w:t>
+        <w:t xml:space="preserve"> Infants show the pattern described in (1) even when the agents lack animate features (e.g., </w:t>
+      </w:r>
+      <w:proofErr w:type="spellStart"/>
+      <w:r>
+        <w:rPr>
+          <w:rFonts w:ascii="Times New Roman" w:hAnsi="Times New Roman" w:cs="Times New Roman"/>
+        </w:rPr>
+        <w:t>Csibra</w:t>
+      </w:r>
+      <w:proofErr w:type="spellEnd"/>
+      <w:r>
+        <w:rPr>
+          <w:rFonts w:ascii="Times New Roman" w:hAnsi="Times New Roman" w:cs="Times New Roman"/>
+        </w:rPr>
+        <w:t xml:space="preserve"> et al., 1999; </w:t>
+      </w:r>
+      <w:proofErr w:type="spellStart"/>
+      <w:r>
+        <w:rPr>
+          <w:rFonts w:ascii="Times New Roman" w:hAnsi="Times New Roman" w:cs="Times New Roman"/>
+        </w:rPr>
+        <w:t>Sodian</w:t>
+      </w:r>
+      <w:proofErr w:type="spellEnd"/>
+      <w:r>
+        <w:rPr>
+          <w:rFonts w:ascii="Times New Roman" w:hAnsi="Times New Roman" w:cs="Times New Roman"/>
+        </w:rPr>
+        <w:t xml:space="preserve"> et al., 2004). </w:t>
       </w:r>
     </w:p>
     <w:p>
@@ -8946,7 +9482,21 @@
         <w:rPr>
           <w:rFonts w:ascii="Times New Roman" w:hAnsi="Times New Roman" w:cs="Times New Roman"/>
         </w:rPr>
-        <w:t xml:space="preserve"> Infants can infer goals from actions and constraints, and constraints from actions and goals (e.g., Csibra et al., 2003; Wagner &amp; Carey, 2005). </w:t>
+        <w:t xml:space="preserve"> Infants can infer goals from actions and constraints, and constraints from actions and goals (e.g., </w:t>
+      </w:r>
+      <w:proofErr w:type="spellStart"/>
+      <w:r>
+        <w:rPr>
+          <w:rFonts w:ascii="Times New Roman" w:hAnsi="Times New Roman" w:cs="Times New Roman"/>
+        </w:rPr>
+        <w:t>Csibra</w:t>
+      </w:r>
+      <w:proofErr w:type="spellEnd"/>
+      <w:r>
+        <w:rPr>
+          <w:rFonts w:ascii="Times New Roman" w:hAnsi="Times New Roman" w:cs="Times New Roman"/>
+        </w:rPr>
+        <w:t xml:space="preserve"> et al., 2003; Wagner &amp; Carey, 2005). </w:t>
       </w:r>
     </w:p>
     <w:p>
@@ -8973,7 +9523,21 @@
         <w:rPr>
           <w:rFonts w:ascii="Times New Roman" w:hAnsi="Times New Roman" w:cs="Times New Roman"/>
         </w:rPr>
-        <w:t xml:space="preserve"> Infants represent action efficiency continuously rather than dichotomously (e.g., Liu &amp; Spelke, 2017).</w:t>
+        <w:t xml:space="preserve"> Infants represent action efficiency continuously rather than dichotomously (e.g., Liu &amp; </w:t>
+      </w:r>
+      <w:proofErr w:type="spellStart"/>
+      <w:r>
+        <w:rPr>
+          <w:rFonts w:ascii="Times New Roman" w:hAnsi="Times New Roman" w:cs="Times New Roman"/>
+        </w:rPr>
+        <w:t>Spelke</w:t>
+      </w:r>
+      <w:proofErr w:type="spellEnd"/>
+      <w:r>
+        <w:rPr>
+          <w:rFonts w:ascii="Times New Roman" w:hAnsi="Times New Roman" w:cs="Times New Roman"/>
+        </w:rPr>
+        <w:t>, 2017).</w:t>
       </w:r>
     </w:p>
     <w:p>
@@ -9224,7 +9788,21 @@
         <w:rPr>
           <w:rFonts w:ascii="Times New Roman" w:hAnsi="Times New Roman" w:cs="Times New Roman"/>
         </w:rPr>
-        <w:t xml:space="preserve"> Overwalle’s (2010)</w:t>
+        <w:t xml:space="preserve"> </w:t>
+      </w:r>
+      <w:proofErr w:type="spellStart"/>
+      <w:r>
+        <w:rPr>
+          <w:rFonts w:ascii="Times New Roman" w:hAnsi="Times New Roman" w:cs="Times New Roman"/>
+        </w:rPr>
+        <w:t>Overwalle’s</w:t>
+      </w:r>
+      <w:proofErr w:type="spellEnd"/>
+      <w:r>
+        <w:rPr>
+          <w:rFonts w:ascii="Times New Roman" w:hAnsi="Times New Roman" w:cs="Times New Roman"/>
+        </w:rPr>
+        <w:t xml:space="preserve"> (2010)</w:t>
       </w:r>
       <w:r>
         <w:rPr>
@@ -9391,7 +9969,21 @@
         <w:rPr>
           <w:rFonts w:ascii="Times New Roman" w:hAnsi="Times New Roman" w:cs="Times New Roman"/>
         </w:rPr>
-        <w:t>. I start with OM10</w:t>
+        <w:t xml:space="preserve">. I </w:t>
+      </w:r>
+      <w:proofErr w:type="gramStart"/>
+      <w:r>
+        <w:rPr>
+          <w:rFonts w:ascii="Times New Roman" w:hAnsi="Times New Roman" w:cs="Times New Roman"/>
+        </w:rPr>
+        <w:t>start</w:t>
+      </w:r>
+      <w:proofErr w:type="gramEnd"/>
+      <w:r>
+        <w:rPr>
+          <w:rFonts w:ascii="Times New Roman" w:hAnsi="Times New Roman" w:cs="Times New Roman"/>
+        </w:rPr>
+        <w:t xml:space="preserve"> with OM10</w:t>
       </w:r>
       <w:r>
         <w:rPr>
@@ -9403,7 +9995,21 @@
         <w:rPr>
           <w:rFonts w:ascii="Times New Roman" w:hAnsi="Times New Roman" w:cs="Times New Roman"/>
         </w:rPr>
-        <w:t xml:space="preserve"> model serves as the primary comparison model throughout the present simulations. That said, because a detailed description of this model can be found in Overwalle (2010), the discussion here is necessarily kept brief. I next describe ALIAS’s architecture followed by a discussion of its pretraining experience; this experience remained identical across all simulations. I then present five simulations, each corresponding to one of the target findings. In each one, I compare ALIAS’s performance to that of OM10 as well as to modified versions of both models, OM10-2 and ALIAS-2. OM10-2 differs from OM10 in that it more faithfully represents the experimental set-up of the behavioral studies from which the target findings were derived. This is achieved by ensuring that obstacles and goal objects remain continuously visible and that the agent no longer overshoots the barrier when passing over it. These modifications make it possible to determine whether OM10’s original success reflected its ability to capture the processes underlying infant action efficiency understanding or instead arose from atheoretical quirks in how the original simulations were implemented. In contrast, ALIAS-2 differs from ALIAS in that it omits differential obstacle salience; that is, </w:t>
+        <w:t xml:space="preserve"> model serves as the primary comparison model throughout the present simulations. That said, because a detailed description of this model can be found in </w:t>
+      </w:r>
+      <w:proofErr w:type="spellStart"/>
+      <w:r>
+        <w:rPr>
+          <w:rFonts w:ascii="Times New Roman" w:hAnsi="Times New Roman" w:cs="Times New Roman"/>
+        </w:rPr>
+        <w:t>Overwalle</w:t>
+      </w:r>
+      <w:proofErr w:type="spellEnd"/>
+      <w:r>
+        <w:rPr>
+          <w:rFonts w:ascii="Times New Roman" w:hAnsi="Times New Roman" w:cs="Times New Roman"/>
+        </w:rPr>
+        <w:t xml:space="preserve"> (2010), the discussion here is necessarily kept brief. I next describe ALIAS’s architecture followed by a discussion of its pretraining experience; this experience remained identical across all simulations. I then present five simulations, each corresponding to one of the target findings. In each one, I compare ALIAS’s performance to that of OM10 as well as to modified versions of both models, OM10-2 and ALIAS-2. OM10-2 differs from OM10 in that it more faithfully represents the experimental set-up of the behavioral studies from which the target findings were derived. This is achieved by ensuring that obstacles and goal objects remain continuously visible and that the agent no longer overshoots the barrier when passing over it. These modifications make it possible to determine whether OM10’s original success reflected its ability to capture the processes underlying infant action efficiency understanding or instead arose from atheoretical quirks in how the original simulations were implemented. In contrast, ALIAS-2 differs from ALIAS in that it omits differential obstacle salience; that is, </w:t>
       </w:r>
       <w:r>
         <w:rPr>
@@ -9907,7 +10513,21 @@
         <w:rPr>
           <w:rFonts w:ascii="Times New Roman" w:hAnsi="Times New Roman" w:cs="Times New Roman"/>
         </w:rPr>
-        <w:t xml:space="preserve">served as the dependent measure. This activation was treated as being inversely related to looking time (see Overwalle, 2010). </w:t>
+        <w:t xml:space="preserve">served as the dependent measure. This activation was treated as being inversely related to looking time (see </w:t>
+      </w:r>
+      <w:proofErr w:type="spellStart"/>
+      <w:r>
+        <w:rPr>
+          <w:rFonts w:ascii="Times New Roman" w:hAnsi="Times New Roman" w:cs="Times New Roman"/>
+        </w:rPr>
+        <w:t>Overwalle</w:t>
+      </w:r>
+      <w:proofErr w:type="spellEnd"/>
+      <w:r>
+        <w:rPr>
+          <w:rFonts w:ascii="Times New Roman" w:hAnsi="Times New Roman" w:cs="Times New Roman"/>
+        </w:rPr>
+        <w:t xml:space="preserve">, 2010). </w:t>
       </w:r>
       <w:r>
         <w:rPr>
@@ -9937,8 +10557,16 @@
         <w:rPr>
           <w:rFonts w:ascii="Times New Roman" w:hAnsi="Times New Roman" w:cs="Times New Roman"/>
         </w:rPr>
-        <w:t xml:space="preserve"> for networks assigned to the Experimental condition</w:t>
-      </w:r>
+        <w:t xml:space="preserve"> for networks assigned to </w:t>
+      </w:r>
+      <w:proofErr w:type="gramStart"/>
+      <w:r>
+        <w:rPr>
+          <w:rFonts w:ascii="Times New Roman" w:hAnsi="Times New Roman" w:cs="Times New Roman"/>
+        </w:rPr>
+        <w:t>the Experimental condition</w:t>
+      </w:r>
+      <w:proofErr w:type="gramEnd"/>
       <w:r>
         <w:rPr>
           <w:rFonts w:ascii="Times New Roman" w:hAnsi="Times New Roman" w:cs="Times New Roman"/>
@@ -10157,7 +10785,31 @@
           <w:sz w:val="24"/>
           <w:szCs w:val="24"/>
         </w:rPr>
-        <w:t>. The barrier is present only when the agent occupies a position immediately adjacent to it (see Overwalle, 2010).</w:t>
+        <w:t xml:space="preserve">. The barrier is present only when the agent occupies a position immediately adjacent to it (see </w:t>
+      </w:r>
+      <w:proofErr w:type="spellStart"/>
+      <w:r>
+        <w:rPr>
+          <w:rFonts w:ascii="Times New Roman" w:hAnsi="Times New Roman" w:cs="Times New Roman"/>
+          <w:i w:val="0"/>
+          <w:iCs w:val="0"/>
+          <w:color w:val="000000" w:themeColor="text1"/>
+          <w:sz w:val="24"/>
+          <w:szCs w:val="24"/>
+        </w:rPr>
+        <w:t>Overwalle</w:t>
+      </w:r>
+      <w:proofErr w:type="spellEnd"/>
+      <w:r>
+        <w:rPr>
+          <w:rFonts w:ascii="Times New Roman" w:hAnsi="Times New Roman" w:cs="Times New Roman"/>
+          <w:i w:val="0"/>
+          <w:iCs w:val="0"/>
+          <w:color w:val="000000" w:themeColor="text1"/>
+          <w:sz w:val="24"/>
+          <w:szCs w:val="24"/>
+        </w:rPr>
+        <w:t>, 2010).</w:t>
       </w:r>
       <w:r>
         <w:rPr>
@@ -12819,11 +13471,33 @@
         </w:rPr>
         <w:t xml:space="preserve">Benton, 2024 and </w:t>
       </w:r>
-      <w:r>
-        <w:rPr>
-          <w:rFonts w:ascii="Times New Roman" w:eastAsia="Times New Roman" w:hAnsi="Times New Roman" w:cs="Times New Roman"/>
-        </w:rPr>
-        <w:t>Rakison &amp; Lupyan, 2008)</w:t>
+      <w:proofErr w:type="spellStart"/>
+      <w:r>
+        <w:rPr>
+          <w:rFonts w:ascii="Times New Roman" w:eastAsia="Times New Roman" w:hAnsi="Times New Roman" w:cs="Times New Roman"/>
+        </w:rPr>
+        <w:t>Rakison</w:t>
+      </w:r>
+      <w:proofErr w:type="spellEnd"/>
+      <w:r>
+        <w:rPr>
+          <w:rFonts w:ascii="Times New Roman" w:eastAsia="Times New Roman" w:hAnsi="Times New Roman" w:cs="Times New Roman"/>
+        </w:rPr>
+        <w:t xml:space="preserve"> &amp; </w:t>
+      </w:r>
+      <w:proofErr w:type="spellStart"/>
+      <w:r>
+        <w:rPr>
+          <w:rFonts w:ascii="Times New Roman" w:eastAsia="Times New Roman" w:hAnsi="Times New Roman" w:cs="Times New Roman"/>
+        </w:rPr>
+        <w:t>Lupyan</w:t>
+      </w:r>
+      <w:proofErr w:type="spellEnd"/>
+      <w:r>
+        <w:rPr>
+          <w:rFonts w:ascii="Times New Roman" w:eastAsia="Times New Roman" w:hAnsi="Times New Roman" w:cs="Times New Roman"/>
+        </w:rPr>
+        <w:t>, 2008)</w:t>
       </w:r>
       <w:r>
         <w:rPr>
@@ -14365,7 +15039,35 @@
         <w:rPr>
           <w:rFonts w:ascii="Times New Roman" w:hAnsi="Times New Roman" w:cs="Times New Roman"/>
         </w:rPr>
-        <w:t>The dependent measure used in these simulations was network (cross-entropy) error (Hinton, 1989). As in prior developmental connectionist models (e.g., Mareschal et al., 2000; Quinn &amp; Johnson, 2000; Rakison &amp; Lupyan, 2008), network error was treated as a proxy for looking time such that greater error corresponded to longer looking. This interpretation of error also aligns with theories of habituation proposing that infants’ looking declines as their internal representations increasingly match external events (e.g., Cohen, 1973; Sokolov, 1963), as well as with how autoencoders—which</w:t>
+        <w:t xml:space="preserve">The dependent measure used in these simulations was network (cross-entropy) error (Hinton, 1989). As in prior developmental connectionist models (e.g., Mareschal et al., 2000; Quinn &amp; Johnson, 2000; </w:t>
+      </w:r>
+      <w:proofErr w:type="spellStart"/>
+      <w:r>
+        <w:rPr>
+          <w:rFonts w:ascii="Times New Roman" w:hAnsi="Times New Roman" w:cs="Times New Roman"/>
+        </w:rPr>
+        <w:t>Rakison</w:t>
+      </w:r>
+      <w:proofErr w:type="spellEnd"/>
+      <w:r>
+        <w:rPr>
+          <w:rFonts w:ascii="Times New Roman" w:hAnsi="Times New Roman" w:cs="Times New Roman"/>
+        </w:rPr>
+        <w:t xml:space="preserve"> &amp; </w:t>
+      </w:r>
+      <w:proofErr w:type="spellStart"/>
+      <w:r>
+        <w:rPr>
+          <w:rFonts w:ascii="Times New Roman" w:hAnsi="Times New Roman" w:cs="Times New Roman"/>
+        </w:rPr>
+        <w:t>Lupyan</w:t>
+      </w:r>
+      <w:proofErr w:type="spellEnd"/>
+      <w:r>
+        <w:rPr>
+          <w:rFonts w:ascii="Times New Roman" w:hAnsi="Times New Roman" w:cs="Times New Roman"/>
+        </w:rPr>
+        <w:t>, 2008), network error was treated as a proxy for looking time such that greater error corresponded to longer looking. This interpretation of error also aligns with theories of habituation proposing that infants’ looking declines as their internal representations increasingly match external events (e.g., Cohen, 1973; Sokolov, 1963), as well as with how autoencoders—which</w:t>
       </w:r>
       <w:r>
         <w:rPr>
@@ -15269,7 +15971,35 @@
         <w:rPr>
           <w:rFonts w:ascii="Times New Roman" w:hAnsi="Times New Roman" w:cs="Times New Roman"/>
         </w:rPr>
-        <w:t xml:space="preserve">. First, ALIAS successfully reproduced the first target finding: Networks in the Experimental condition produced greater error to (i.e., looked longer at) the Inefficient test event than at the Efficient one. In contrast, networks in the Control condition produced comparable error across the two test events. Second, this looking pattern held across different amounts of habituation. This suggests that ALIAS’s success was robust to habituation length, at least within the range of lengths </w:t>
+        <w:t xml:space="preserve">. First, ALIAS successfully reproduced the first target finding: Networks in </w:t>
+      </w:r>
+      <w:proofErr w:type="gramStart"/>
+      <w:r>
+        <w:rPr>
+          <w:rFonts w:ascii="Times New Roman" w:hAnsi="Times New Roman" w:cs="Times New Roman"/>
+        </w:rPr>
+        <w:t>the Experimental condition</w:t>
+      </w:r>
+      <w:proofErr w:type="gramEnd"/>
+      <w:r>
+        <w:rPr>
+          <w:rFonts w:ascii="Times New Roman" w:hAnsi="Times New Roman" w:cs="Times New Roman"/>
+        </w:rPr>
+        <w:t xml:space="preserve"> produced greater </w:t>
+      </w:r>
+      <w:proofErr w:type="gramStart"/>
+      <w:r>
+        <w:rPr>
+          <w:rFonts w:ascii="Times New Roman" w:hAnsi="Times New Roman" w:cs="Times New Roman"/>
+        </w:rPr>
+        <w:t>error</w:t>
+      </w:r>
+      <w:proofErr w:type="gramEnd"/>
+      <w:r>
+        <w:rPr>
+          <w:rFonts w:ascii="Times New Roman" w:hAnsi="Times New Roman" w:cs="Times New Roman"/>
+        </w:rPr>
+        <w:t xml:space="preserve"> to (i.e., looked longer at) the Inefficient test event than at the Efficient one. In contrast, networks in the Control condition produced comparable error across the two test events. Second, this looking pattern held across different amounts of habituation. This suggests that ALIAS’s success was robust to habituation length, at least within the range of lengths </w:t>
       </w:r>
       <w:r>
         <w:rPr>
@@ -16003,8 +16733,30 @@
         <w:rPr>
           <w:rFonts w:ascii="Times New Roman" w:hAnsi="Times New Roman" w:cs="Times New Roman"/>
         </w:rPr>
-        <w:t>OM10-2 model—which more faithfully captures the experimental details of studies associated with the first target finding</w:t>
-      </w:r>
+        <w:t xml:space="preserve">OM10-2 </w:t>
+      </w:r>
+      <w:proofErr w:type="gramStart"/>
+      <w:r>
+        <w:rPr>
+          <w:rFonts w:ascii="Times New Roman" w:hAnsi="Times New Roman" w:cs="Times New Roman"/>
+        </w:rPr>
+        <w:t>model—</w:t>
+      </w:r>
+      <w:proofErr w:type="gramEnd"/>
+      <w:r>
+        <w:rPr>
+          <w:rFonts w:ascii="Times New Roman" w:hAnsi="Times New Roman" w:cs="Times New Roman"/>
+        </w:rPr>
+        <w:t xml:space="preserve">which more faithfully captures the experimental details of studies associated with the first target </w:t>
+      </w:r>
+      <w:proofErr w:type="gramStart"/>
+      <w:r>
+        <w:rPr>
+          <w:rFonts w:ascii="Times New Roman" w:hAnsi="Times New Roman" w:cs="Times New Roman"/>
+        </w:rPr>
+        <w:t>finding</w:t>
+      </w:r>
+      <w:proofErr w:type="gramEnd"/>
       <w:r>
         <w:rPr>
           <w:rFonts w:ascii="Times New Roman" w:hAnsi="Times New Roman" w:cs="Times New Roman"/>
@@ -16347,7 +17099,31 @@
           <w:sz w:val="24"/>
           <w:szCs w:val="24"/>
         </w:rPr>
-        <w:t xml:space="preserve"> Data shown were generated by ALIAS</w:t>
+        <w:t xml:space="preserve"> Data shown </w:t>
+      </w:r>
+      <w:proofErr w:type="gramStart"/>
+      <w:r>
+        <w:rPr>
+          <w:rFonts w:ascii="Times New Roman" w:hAnsi="Times New Roman" w:cs="Times New Roman"/>
+          <w:i w:val="0"/>
+          <w:iCs w:val="0"/>
+          <w:color w:val="000000" w:themeColor="text1"/>
+          <w:sz w:val="24"/>
+          <w:szCs w:val="24"/>
+        </w:rPr>
+        <w:t>were</w:t>
+      </w:r>
+      <w:proofErr w:type="gramEnd"/>
+      <w:r>
+        <w:rPr>
+          <w:rFonts w:ascii="Times New Roman" w:hAnsi="Times New Roman" w:cs="Times New Roman"/>
+          <w:i w:val="0"/>
+          <w:iCs w:val="0"/>
+          <w:color w:val="000000" w:themeColor="text1"/>
+          <w:sz w:val="24"/>
+          <w:szCs w:val="24"/>
+        </w:rPr>
+        <w:t xml:space="preserve"> generated by ALIAS</w:t>
       </w:r>
       <w:r>
         <w:rPr>
@@ -16749,7 +17525,21 @@
         <w:rPr>
           <w:rFonts w:ascii="Times New Roman" w:hAnsi="Times New Roman" w:cs="Times New Roman"/>
         </w:rPr>
-        <w:t xml:space="preserve"> looking between the two test events</w:t>
+        <w:t xml:space="preserve"> looking </w:t>
+      </w:r>
+      <w:proofErr w:type="gramStart"/>
+      <w:r>
+        <w:rPr>
+          <w:rFonts w:ascii="Times New Roman" w:hAnsi="Times New Roman" w:cs="Times New Roman"/>
+        </w:rPr>
+        <w:t>between</w:t>
+      </w:r>
+      <w:proofErr w:type="gramEnd"/>
+      <w:r>
+        <w:rPr>
+          <w:rFonts w:ascii="Times New Roman" w:hAnsi="Times New Roman" w:cs="Times New Roman"/>
+        </w:rPr>
+        <w:t xml:space="preserve"> the two test events</w:t>
       </w:r>
       <w:r>
         <w:rPr>
@@ -16999,19 +17789,33 @@
         <w:rPr>
           <w:rFonts w:ascii="Times New Roman" w:hAnsi="Times New Roman" w:cs="Times New Roman"/>
         </w:rPr>
-        <w:t>at the outset of the pretraining phase, the pattern of activation that these</w:t>
-      </w:r>
-      <w:r>
-        <w:rPr>
-          <w:rFonts w:ascii="Times New Roman" w:hAnsi="Times New Roman" w:cs="Times New Roman"/>
-        </w:rPr>
-        <w:t xml:space="preserve"> </w:t>
-      </w:r>
-      <w:r>
-        <w:rPr>
-          <w:rFonts w:ascii="Times New Roman" w:hAnsi="Times New Roman" w:cs="Times New Roman"/>
-        </w:rPr>
-        <w:t xml:space="preserve">input events elicit at the hidden layer will be </w:t>
+        <w:t xml:space="preserve">at the outset of the pretraining phase, the pattern of activation that </w:t>
+      </w:r>
+      <w:proofErr w:type="gramStart"/>
+      <w:r>
+        <w:rPr>
+          <w:rFonts w:ascii="Times New Roman" w:hAnsi="Times New Roman" w:cs="Times New Roman"/>
+        </w:rPr>
+        <w:t>these</w:t>
+      </w:r>
+      <w:r>
+        <w:rPr>
+          <w:rFonts w:ascii="Times New Roman" w:hAnsi="Times New Roman" w:cs="Times New Roman"/>
+        </w:rPr>
+        <w:t xml:space="preserve"> </w:t>
+      </w:r>
+      <w:r>
+        <w:rPr>
+          <w:rFonts w:ascii="Times New Roman" w:hAnsi="Times New Roman" w:cs="Times New Roman"/>
+        </w:rPr>
+        <w:t>input</w:t>
+      </w:r>
+      <w:proofErr w:type="gramEnd"/>
+      <w:r>
+        <w:rPr>
+          <w:rFonts w:ascii="Times New Roman" w:hAnsi="Times New Roman" w:cs="Times New Roman"/>
+        </w:rPr>
+        <w:t xml:space="preserve"> events elicit at the hidden layer will be </w:t>
       </w:r>
       <w:r>
         <w:rPr>
@@ -17639,7 +18443,35 @@
         <w:rPr>
           <w:rFonts w:ascii="Times New Roman" w:hAnsi="Times New Roman" w:cs="Times New Roman"/>
         </w:rPr>
-        <w:t>both test events producing similar error (or looking time).</w:t>
+        <w:t xml:space="preserve">both test events producing similar </w:t>
+      </w:r>
+      <w:proofErr w:type="gramStart"/>
+      <w:r>
+        <w:rPr>
+          <w:rFonts w:ascii="Times New Roman" w:hAnsi="Times New Roman" w:cs="Times New Roman"/>
+        </w:rPr>
+        <w:t>error</w:t>
+      </w:r>
+      <w:proofErr w:type="gramEnd"/>
+      <w:r>
+        <w:rPr>
+          <w:rFonts w:ascii="Times New Roman" w:hAnsi="Times New Roman" w:cs="Times New Roman"/>
+        </w:rPr>
+        <w:t xml:space="preserve"> (or </w:t>
+      </w:r>
+      <w:proofErr w:type="gramStart"/>
+      <w:r>
+        <w:rPr>
+          <w:rFonts w:ascii="Times New Roman" w:hAnsi="Times New Roman" w:cs="Times New Roman"/>
+        </w:rPr>
+        <w:t>looking</w:t>
+      </w:r>
+      <w:proofErr w:type="gramEnd"/>
+      <w:r>
+        <w:rPr>
+          <w:rFonts w:ascii="Times New Roman" w:hAnsi="Times New Roman" w:cs="Times New Roman"/>
+        </w:rPr>
+        <w:t xml:space="preserve"> time).</w:t>
       </w:r>
     </w:p>
     <w:p>
@@ -17691,8 +18523,16 @@
         <w:rPr>
           <w:rFonts w:ascii="Times New Roman" w:hAnsi="Times New Roman" w:cs="Times New Roman"/>
         </w:rPr>
-        <w:t xml:space="preserve"> in the real world</w:t>
-      </w:r>
+        <w:t xml:space="preserve"> in the </w:t>
+      </w:r>
+      <w:proofErr w:type="gramStart"/>
+      <w:r>
+        <w:rPr>
+          <w:rFonts w:ascii="Times New Roman" w:hAnsi="Times New Roman" w:cs="Times New Roman"/>
+        </w:rPr>
+        <w:t>real world</w:t>
+      </w:r>
+      <w:proofErr w:type="gramEnd"/>
       <w:r>
         <w:rPr>
           <w:rFonts w:ascii="Times New Roman" w:hAnsi="Times New Roman" w:cs="Times New Roman"/>
@@ -18016,6 +18856,7 @@
         </w:rPr>
         <w:t xml:space="preserve">At the same time, because the true estimates </w:t>
       </w:r>
+      <w:proofErr w:type="gramStart"/>
       <w:r>
         <w:rPr>
           <w:rFonts w:ascii="Times New Roman" w:eastAsia="Times New Roman" w:hAnsi="Times New Roman" w:cs="Times New Roman"/>
@@ -18032,7 +18873,14 @@
         <w:rPr>
           <w:rFonts w:ascii="Times New Roman" w:eastAsia="Times New Roman" w:hAnsi="Times New Roman" w:cs="Times New Roman"/>
         </w:rPr>
-        <w:t xml:space="preserve">fall </w:t>
+        <w:t>fall</w:t>
+      </w:r>
+      <w:proofErr w:type="gramEnd"/>
+      <w:r>
+        <w:rPr>
+          <w:rFonts w:ascii="Times New Roman" w:eastAsia="Times New Roman" w:hAnsi="Times New Roman" w:cs="Times New Roman"/>
+        </w:rPr>
+        <w:t xml:space="preserve"> </w:t>
       </w:r>
       <w:r>
         <w:rPr>
@@ -18135,7 +18983,21 @@
         <w:rPr>
           <w:rFonts w:ascii="Times New Roman" w:eastAsia="Times New Roman" w:hAnsi="Times New Roman" w:cs="Times New Roman"/>
         </w:rPr>
-        <w:t xml:space="preserve">across different constrained-to-unconstrained ratios, its performance was not compared to that of the competitor models. </w:t>
+        <w:t xml:space="preserve">across different constrained-to-unconstrained ratios, its performance was not compared to that of the </w:t>
+      </w:r>
+      <w:proofErr w:type="gramStart"/>
+      <w:r>
+        <w:rPr>
+          <w:rFonts w:ascii="Times New Roman" w:eastAsia="Times New Roman" w:hAnsi="Times New Roman" w:cs="Times New Roman"/>
+        </w:rPr>
+        <w:t>competitor</w:t>
+      </w:r>
+      <w:proofErr w:type="gramEnd"/>
+      <w:r>
+        <w:rPr>
+          <w:rFonts w:ascii="Times New Roman" w:eastAsia="Times New Roman" w:hAnsi="Times New Roman" w:cs="Times New Roman"/>
+        </w:rPr>
+        <w:t xml:space="preserve"> models. </w:t>
       </w:r>
     </w:p>
     <w:p>
@@ -18408,7 +19270,21 @@
         <w:rPr>
           <w:rFonts w:ascii="Times New Roman" w:hAnsi="Times New Roman" w:cs="Times New Roman"/>
         </w:rPr>
-        <w:t xml:space="preserve"> networks in the Experimental condition looked longer at the Inefficient than at the Efficient </w:t>
+        <w:t xml:space="preserve"> networks in the Experimental condition looked longer at the </w:t>
+      </w:r>
+      <w:proofErr w:type="gramStart"/>
+      <w:r>
+        <w:rPr>
+          <w:rFonts w:ascii="Times New Roman" w:hAnsi="Times New Roman" w:cs="Times New Roman"/>
+        </w:rPr>
+        <w:t>Inefficient</w:t>
+      </w:r>
+      <w:proofErr w:type="gramEnd"/>
+      <w:r>
+        <w:rPr>
+          <w:rFonts w:ascii="Times New Roman" w:hAnsi="Times New Roman" w:cs="Times New Roman"/>
+        </w:rPr>
+        <w:t xml:space="preserve"> than at the Efficient </w:t>
       </w:r>
       <w:r>
         <w:rPr>
@@ -19090,7 +19966,21 @@
         <w:rPr>
           <w:rFonts w:ascii="Times New Roman" w:eastAsia="Times New Roman" w:hAnsi="Times New Roman" w:cs="Times New Roman"/>
         </w:rPr>
-        <w:t xml:space="preserve">Additionally, because the second target finding derives from research that tested 9-month-olds rather than 12-month-olds (Csibra et al., 1999), the </w:t>
+        <w:t>Additionally, because the second target finding derives from research that tested 9-month-olds rather than 12-month-olds (</w:t>
+      </w:r>
+      <w:proofErr w:type="spellStart"/>
+      <w:r>
+        <w:rPr>
+          <w:rFonts w:ascii="Times New Roman" w:eastAsia="Times New Roman" w:hAnsi="Times New Roman" w:cs="Times New Roman"/>
+        </w:rPr>
+        <w:t>Csibra</w:t>
+      </w:r>
+      <w:proofErr w:type="spellEnd"/>
+      <w:r>
+        <w:rPr>
+          <w:rFonts w:ascii="Times New Roman" w:eastAsia="Times New Roman" w:hAnsi="Times New Roman" w:cs="Times New Roman"/>
+        </w:rPr>
+        <w:t xml:space="preserve"> et al., 1999), the </w:t>
       </w:r>
       <w:r>
         <w:rPr>
@@ -19828,7 +20718,27 @@
           <w:sz w:val="24"/>
           <w:szCs w:val="24"/>
         </w:rPr>
-        <w:t xml:space="preserve">Mean network error produced to Efficient and Inefficient test events in the Experimental and Control conditions for ALIAS (left panel) and </w:t>
+        <w:t xml:space="preserve">Mean network error </w:t>
+      </w:r>
+      <w:proofErr w:type="gramStart"/>
+      <w:r>
+        <w:rPr>
+          <w:rFonts w:ascii="Times New Roman" w:hAnsi="Times New Roman" w:cs="Times New Roman"/>
+          <w:color w:val="000000" w:themeColor="text1"/>
+          <w:sz w:val="24"/>
+          <w:szCs w:val="24"/>
+        </w:rPr>
+        <w:t>produced to</w:t>
+      </w:r>
+      <w:proofErr w:type="gramEnd"/>
+      <w:r>
+        <w:rPr>
+          <w:rFonts w:ascii="Times New Roman" w:hAnsi="Times New Roman" w:cs="Times New Roman"/>
+          <w:color w:val="000000" w:themeColor="text1"/>
+          <w:sz w:val="24"/>
+          <w:szCs w:val="24"/>
+        </w:rPr>
+        <w:t xml:space="preserve"> Efficient and Inefficient test events in the Experimental and Control conditions for ALIAS (left panel) and </w:t>
       </w:r>
       <w:r>
         <w:rPr>
@@ -20136,7 +21046,21 @@
         <w:rPr>
           <w:rFonts w:ascii="Times New Roman" w:hAnsi="Times New Roman" w:cs="Times New Roman"/>
         </w:rPr>
-        <w:t>Simulation 3 took a first step in this direction</w:t>
+        <w:t xml:space="preserve">Simulation 3 took </w:t>
+      </w:r>
+      <w:proofErr w:type="gramStart"/>
+      <w:r>
+        <w:rPr>
+          <w:rFonts w:ascii="Times New Roman" w:hAnsi="Times New Roman" w:cs="Times New Roman"/>
+        </w:rPr>
+        <w:t>a first</w:t>
+      </w:r>
+      <w:proofErr w:type="gramEnd"/>
+      <w:r>
+        <w:rPr>
+          <w:rFonts w:ascii="Times New Roman" w:hAnsi="Times New Roman" w:cs="Times New Roman"/>
+        </w:rPr>
+        <w:t xml:space="preserve"> step in this direction</w:t>
       </w:r>
       <w:r>
         <w:rPr>
@@ -20178,7 +21102,21 @@
         <w:rPr>
           <w:rFonts w:ascii="Times New Roman" w:hAnsi="Times New Roman" w:cs="Times New Roman"/>
         </w:rPr>
-        <w:t xml:space="preserve"> whether ALIAS could capture Csibra et al.</w:t>
+        <w:t xml:space="preserve"> whether ALIAS could capture </w:t>
+      </w:r>
+      <w:proofErr w:type="spellStart"/>
+      <w:r>
+        <w:rPr>
+          <w:rFonts w:ascii="Times New Roman" w:hAnsi="Times New Roman" w:cs="Times New Roman"/>
+        </w:rPr>
+        <w:t>Csibra</w:t>
+      </w:r>
+      <w:proofErr w:type="spellEnd"/>
+      <w:r>
+        <w:rPr>
+          <w:rFonts w:ascii="Times New Roman" w:hAnsi="Times New Roman" w:cs="Times New Roman"/>
+        </w:rPr>
+        <w:t xml:space="preserve"> et al.</w:t>
       </w:r>
       <w:r>
         <w:rPr>
@@ -20466,7 +21404,21 @@
         <w:rPr>
           <w:rFonts w:ascii="Times New Roman" w:hAnsi="Times New Roman" w:cs="Times New Roman"/>
         </w:rPr>
-        <w:t xml:space="preserve"> Csibra et al.’s Experiment 2 finding that </w:t>
+        <w:t xml:space="preserve"> </w:t>
+      </w:r>
+      <w:proofErr w:type="spellStart"/>
+      <w:r>
+        <w:rPr>
+          <w:rFonts w:ascii="Times New Roman" w:hAnsi="Times New Roman" w:cs="Times New Roman"/>
+        </w:rPr>
+        <w:t>Csibra</w:t>
+      </w:r>
+      <w:proofErr w:type="spellEnd"/>
+      <w:r>
+        <w:rPr>
+          <w:rFonts w:ascii="Times New Roman" w:hAnsi="Times New Roman" w:cs="Times New Roman"/>
+        </w:rPr>
+        <w:t xml:space="preserve"> et al.’s Experiment 2 finding that </w:t>
       </w:r>
       <w:r>
         <w:rPr>
@@ -20524,8 +21476,23 @@
         <w:rPr>
           <w:rFonts w:ascii="Times New Roman" w:hAnsi="Times New Roman" w:cs="Times New Roman"/>
         </w:rPr>
-        <w:t xml:space="preserve"> Csibra et al.’</w:t>
-      </w:r>
+        <w:t xml:space="preserve"> </w:t>
+      </w:r>
+      <w:proofErr w:type="spellStart"/>
+      <w:r>
+        <w:rPr>
+          <w:rFonts w:ascii="Times New Roman" w:hAnsi="Times New Roman" w:cs="Times New Roman"/>
+        </w:rPr>
+        <w:t>Csibra</w:t>
+      </w:r>
+      <w:proofErr w:type="spellEnd"/>
+      <w:r>
+        <w:rPr>
+          <w:rFonts w:ascii="Times New Roman" w:hAnsi="Times New Roman" w:cs="Times New Roman"/>
+        </w:rPr>
+        <w:t xml:space="preserve"> et al.’</w:t>
+      </w:r>
+      <w:proofErr w:type="gramStart"/>
       <w:r>
         <w:rPr>
           <w:rFonts w:ascii="Times New Roman" w:hAnsi="Times New Roman" w:cs="Times New Roman"/>
@@ -20536,7 +21503,14 @@
         <w:rPr>
           <w:rFonts w:ascii="Times New Roman" w:hAnsi="Times New Roman" w:cs="Times New Roman"/>
         </w:rPr>
-        <w:t xml:space="preserve">2003) first experiment did not employ the </w:t>
+        <w:t>2003)</w:t>
+      </w:r>
+      <w:proofErr w:type="gramEnd"/>
+      <w:r>
+        <w:rPr>
+          <w:rFonts w:ascii="Times New Roman" w:hAnsi="Times New Roman" w:cs="Times New Roman"/>
+        </w:rPr>
+        <w:t xml:space="preserve"> first experiment did not employ the </w:t>
       </w:r>
       <w:r>
         <w:rPr>
@@ -21599,7 +22573,21 @@
         <w:rPr>
           <w:rFonts w:ascii="Times New Roman" w:hAnsi="Times New Roman" w:cs="Times New Roman"/>
         </w:rPr>
-        <w:t xml:space="preserve"> the Incongruent test event—in which the first object failed to stop next to the </w:t>
+        <w:t xml:space="preserve"> the Incongruent test </w:t>
+      </w:r>
+      <w:proofErr w:type="gramStart"/>
+      <w:r>
+        <w:rPr>
+          <w:rFonts w:ascii="Times New Roman" w:hAnsi="Times New Roman" w:cs="Times New Roman"/>
+        </w:rPr>
+        <w:t>event—in</w:t>
+      </w:r>
+      <w:proofErr w:type="gramEnd"/>
+      <w:r>
+        <w:rPr>
+          <w:rFonts w:ascii="Times New Roman" w:hAnsi="Times New Roman" w:cs="Times New Roman"/>
+        </w:rPr>
+        <w:t xml:space="preserve"> which the first object failed to stop next to the </w:t>
       </w:r>
       <w:r>
         <w:rPr>
@@ -21607,11 +22595,19 @@
         </w:rPr>
         <w:t xml:space="preserve">second </w:t>
       </w:r>
-      <w:r>
-        <w:rPr>
-          <w:rFonts w:ascii="Times New Roman" w:hAnsi="Times New Roman" w:cs="Times New Roman"/>
-        </w:rPr>
-        <w:t>one—than</w:t>
+      <w:proofErr w:type="gramStart"/>
+      <w:r>
+        <w:rPr>
+          <w:rFonts w:ascii="Times New Roman" w:hAnsi="Times New Roman" w:cs="Times New Roman"/>
+        </w:rPr>
+        <w:t>one—</w:t>
+      </w:r>
+      <w:proofErr w:type="gramEnd"/>
+      <w:r>
+        <w:rPr>
+          <w:rFonts w:ascii="Times New Roman" w:hAnsi="Times New Roman" w:cs="Times New Roman"/>
+        </w:rPr>
+        <w:t>than</w:t>
       </w:r>
       <w:r>
         <w:rPr>
@@ -21637,6 +22633,7 @@
         </w:rPr>
         <w:t xml:space="preserve"> Congruent test </w:t>
       </w:r>
+      <w:proofErr w:type="gramStart"/>
       <w:r>
         <w:rPr>
           <w:rFonts w:ascii="Times New Roman" w:hAnsi="Times New Roman" w:cs="Times New Roman"/>
@@ -21647,7 +22644,14 @@
         <w:rPr>
           <w:rFonts w:ascii="Times New Roman" w:hAnsi="Times New Roman" w:cs="Times New Roman"/>
         </w:rPr>
-        <w:t xml:space="preserve">—in which the first object came to rest next to the </w:t>
+        <w:t>—in</w:t>
+      </w:r>
+      <w:proofErr w:type="gramEnd"/>
+      <w:r>
+        <w:rPr>
+          <w:rFonts w:ascii="Times New Roman" w:hAnsi="Times New Roman" w:cs="Times New Roman"/>
+        </w:rPr>
+        <w:t xml:space="preserve"> which the first object came to rest next to the </w:t>
       </w:r>
       <w:r>
         <w:rPr>
@@ -21665,7 +22669,21 @@
         <w:rPr>
           <w:rFonts w:ascii="Times New Roman" w:hAnsi="Times New Roman" w:cs="Times New Roman"/>
         </w:rPr>
-        <w:t xml:space="preserve">Similarly, networks in the Inferring Constraints condition looked longer at the No-Obstacle than at the Obstacle test event. These patterns were true both across different </w:t>
+        <w:t xml:space="preserve">Similarly, networks in the Inferring </w:t>
+      </w:r>
+      <w:proofErr w:type="gramStart"/>
+      <w:r>
+        <w:rPr>
+          <w:rFonts w:ascii="Times New Roman" w:hAnsi="Times New Roman" w:cs="Times New Roman"/>
+        </w:rPr>
+        <w:t>Constraints condition</w:t>
+      </w:r>
+      <w:proofErr w:type="gramEnd"/>
+      <w:r>
+        <w:rPr>
+          <w:rFonts w:ascii="Times New Roman" w:hAnsi="Times New Roman" w:cs="Times New Roman"/>
+        </w:rPr>
+        <w:t xml:space="preserve"> looked longer at the No-Obstacle than at the Obstacle test event. These patterns were true both across different </w:t>
       </w:r>
       <w:r>
         <w:rPr>
@@ -21744,7 +22762,21 @@
         <w:rPr>
           <w:rFonts w:ascii="Times New Roman" w:hAnsi="Times New Roman" w:cs="Times New Roman"/>
         </w:rPr>
-        <w:t>between curved motion, a small barrier, and a low jump, on the one hand, and spatial contiguity between an agent and its goal, on the other. No such violation occurred for the Congruent test event</w:t>
+        <w:t xml:space="preserve">between curved motion, a small barrier, and a low jump, on the one hand, and spatial contiguity between an agent and its goal, on the other. </w:t>
+      </w:r>
+      <w:proofErr w:type="gramStart"/>
+      <w:r>
+        <w:rPr>
+          <w:rFonts w:ascii="Times New Roman" w:hAnsi="Times New Roman" w:cs="Times New Roman"/>
+        </w:rPr>
+        <w:t>No such</w:t>
+      </w:r>
+      <w:proofErr w:type="gramEnd"/>
+      <w:r>
+        <w:rPr>
+          <w:rFonts w:ascii="Times New Roman" w:hAnsi="Times New Roman" w:cs="Times New Roman"/>
+        </w:rPr>
+        <w:t xml:space="preserve"> violation occurred for the Congruent test event</w:t>
       </w:r>
       <w:r>
         <w:rPr>
@@ -22756,7 +23788,21 @@
         <w:rPr>
           <w:rFonts w:ascii="Times New Roman" w:hAnsi="Times New Roman" w:cs="Times New Roman"/>
         </w:rPr>
-        <w:t>that OM10's failure could not be attributed to limitations in how the Csibra et al. (2003) task was implemented</w:t>
+        <w:t xml:space="preserve">that OM10's failure could not be attributed to limitations in how the </w:t>
+      </w:r>
+      <w:proofErr w:type="spellStart"/>
+      <w:r>
+        <w:rPr>
+          <w:rFonts w:ascii="Times New Roman" w:hAnsi="Times New Roman" w:cs="Times New Roman"/>
+        </w:rPr>
+        <w:t>Csibra</w:t>
+      </w:r>
+      <w:proofErr w:type="spellEnd"/>
+      <w:r>
+        <w:rPr>
+          <w:rFonts w:ascii="Times New Roman" w:hAnsi="Times New Roman" w:cs="Times New Roman"/>
+        </w:rPr>
+        <w:t xml:space="preserve"> et al. (2003) task was implemented</w:t>
       </w:r>
       <w:r>
         <w:rPr>
@@ -23393,7 +24439,21 @@
         <w:rPr>
           <w:rFonts w:ascii="Times New Roman" w:hAnsi="Times New Roman" w:cs="Times New Roman"/>
         </w:rPr>
-        <w:t xml:space="preserve">The fact that both models replicated infants’ looking responses in Csibra et al. (2003) suggests that behavior previously interpreted as evidence for abstract, theory-like reasoning about goals, actions, and constraints can instead be explained by an associative learning mechanism that operates over differentially salient surface features. </w:t>
+        <w:t xml:space="preserve">The fact that both models replicated infants’ looking responses in </w:t>
+      </w:r>
+      <w:proofErr w:type="spellStart"/>
+      <w:r>
+        <w:rPr>
+          <w:rFonts w:ascii="Times New Roman" w:hAnsi="Times New Roman" w:cs="Times New Roman"/>
+        </w:rPr>
+        <w:t>Csibra</w:t>
+      </w:r>
+      <w:proofErr w:type="spellEnd"/>
+      <w:r>
+        <w:rPr>
+          <w:rFonts w:ascii="Times New Roman" w:hAnsi="Times New Roman" w:cs="Times New Roman"/>
+        </w:rPr>
+        <w:t xml:space="preserve"> et al. (2003) suggests that behavior previously interpreted as evidence for abstract, theory-like reasoning about goals, actions, and constraints can instead be explained by an associative learning mechanism that operates over differentially salient surface features. </w:t>
       </w:r>
       <w:r>
         <w:rPr>
@@ -23476,7 +24536,21 @@
         <w:rPr>
           <w:rFonts w:ascii="Times New Roman" w:hAnsi="Times New Roman" w:cs="Times New Roman"/>
         </w:rPr>
-        <w:t>might be predicted to struggle is that by Liu and Spelke (2017)</w:t>
+        <w:t xml:space="preserve">might be predicted to struggle is that by Liu and </w:t>
+      </w:r>
+      <w:proofErr w:type="spellStart"/>
+      <w:r>
+        <w:rPr>
+          <w:rFonts w:ascii="Times New Roman" w:hAnsi="Times New Roman" w:cs="Times New Roman"/>
+        </w:rPr>
+        <w:t>Spelke</w:t>
+      </w:r>
+      <w:proofErr w:type="spellEnd"/>
+      <w:r>
+        <w:rPr>
+          <w:rFonts w:ascii="Times New Roman" w:hAnsi="Times New Roman" w:cs="Times New Roman"/>
+        </w:rPr>
+        <w:t xml:space="preserve"> (2017)</w:t>
       </w:r>
       <w:r>
         <w:rPr>
@@ -23662,7 +24736,21 @@
         <w:rPr>
           <w:rFonts w:ascii="Times New Roman" w:hAnsi="Times New Roman" w:cs="Times New Roman"/>
         </w:rPr>
-        <w:t>Liu and Spelke (2017) found that infants</w:t>
+        <w:t xml:space="preserve">Liu and </w:t>
+      </w:r>
+      <w:proofErr w:type="spellStart"/>
+      <w:r>
+        <w:rPr>
+          <w:rFonts w:ascii="Times New Roman" w:hAnsi="Times New Roman" w:cs="Times New Roman"/>
+        </w:rPr>
+        <w:t>Spelke</w:t>
+      </w:r>
+      <w:proofErr w:type="spellEnd"/>
+      <w:r>
+        <w:rPr>
+          <w:rFonts w:ascii="Times New Roman" w:hAnsi="Times New Roman" w:cs="Times New Roman"/>
+        </w:rPr>
+        <w:t xml:space="preserve"> (2017) found that infants</w:t>
       </w:r>
       <w:r>
         <w:rPr>
@@ -23816,7 +24904,21 @@
         <w:rPr>
           <w:rFonts w:ascii="Times New Roman" w:hAnsi="Times New Roman" w:cs="Times New Roman"/>
         </w:rPr>
-        <w:t xml:space="preserve"> experiment, Liu and Spelke (2017) tested</w:t>
+        <w:t xml:space="preserve"> experiment, Liu and </w:t>
+      </w:r>
+      <w:proofErr w:type="spellStart"/>
+      <w:r>
+        <w:rPr>
+          <w:rFonts w:ascii="Times New Roman" w:hAnsi="Times New Roman" w:cs="Times New Roman"/>
+        </w:rPr>
+        <w:t>Spelke</w:t>
+      </w:r>
+      <w:proofErr w:type="spellEnd"/>
+      <w:r>
+        <w:rPr>
+          <w:rFonts w:ascii="Times New Roman" w:hAnsi="Times New Roman" w:cs="Times New Roman"/>
+        </w:rPr>
+        <w:t xml:space="preserve"> (2017) tested</w:t>
       </w:r>
       <w:r>
         <w:rPr>
@@ -24102,7 +25204,14 @@
         <w:rPr>
           <w:rFonts w:ascii="Times New Roman" w:hAnsi="Times New Roman" w:cs="Times New Roman"/>
         </w:rPr>
-        <w:t>Liu and Spelke</w:t>
+        <w:t xml:space="preserve">Liu and </w:t>
+      </w:r>
+      <w:proofErr w:type="spellStart"/>
+      <w:r>
+        <w:rPr>
+          <w:rFonts w:ascii="Times New Roman" w:hAnsi="Times New Roman" w:cs="Times New Roman"/>
+        </w:rPr>
+        <w:t>Spelke</w:t>
       </w:r>
       <w:r>
         <w:rPr>
@@ -24110,6 +25219,7 @@
         </w:rPr>
         <w:t>’s</w:t>
       </w:r>
+      <w:proofErr w:type="spellEnd"/>
       <w:r>
         <w:rPr>
           <w:rFonts w:ascii="Times New Roman" w:hAnsi="Times New Roman" w:cs="Times New Roman"/>
@@ -24162,7 +25272,21 @@
         <w:rPr>
           <w:rFonts w:ascii="Times New Roman" w:hAnsi="Times New Roman" w:cs="Times New Roman"/>
         </w:rPr>
-        <w:t>Liu and Spelke (2017)</w:t>
+        <w:t xml:space="preserve">Liu and </w:t>
+      </w:r>
+      <w:proofErr w:type="spellStart"/>
+      <w:r>
+        <w:rPr>
+          <w:rFonts w:ascii="Times New Roman" w:hAnsi="Times New Roman" w:cs="Times New Roman"/>
+        </w:rPr>
+        <w:t>Spelke</w:t>
+      </w:r>
+      <w:proofErr w:type="spellEnd"/>
+      <w:r>
+        <w:rPr>
+          <w:rFonts w:ascii="Times New Roman" w:hAnsi="Times New Roman" w:cs="Times New Roman"/>
+        </w:rPr>
+        <w:t xml:space="preserve"> (2017)</w:t>
       </w:r>
       <w:r>
         <w:rPr>
@@ -24254,7 +25378,21 @@
         <w:rPr>
           <w:rFonts w:ascii="Times New Roman" w:eastAsia="Times New Roman" w:hAnsi="Times New Roman" w:cs="Times New Roman"/>
         </w:rPr>
-        <w:t>450 epochs because Liu and Spelke (2017) tested 6-month-olds. Following pretraining, n</w:t>
+        <w:t xml:space="preserve">450 epochs because Liu and </w:t>
+      </w:r>
+      <w:proofErr w:type="spellStart"/>
+      <w:r>
+        <w:rPr>
+          <w:rFonts w:ascii="Times New Roman" w:eastAsia="Times New Roman" w:hAnsi="Times New Roman" w:cs="Times New Roman"/>
+        </w:rPr>
+        <w:t>Spelke</w:t>
+      </w:r>
+      <w:proofErr w:type="spellEnd"/>
+      <w:r>
+        <w:rPr>
+          <w:rFonts w:ascii="Times New Roman" w:eastAsia="Times New Roman" w:hAnsi="Times New Roman" w:cs="Times New Roman"/>
+        </w:rPr>
+        <w:t xml:space="preserve"> (2017) tested 6-month-olds. Following pretraining, n</w:t>
       </w:r>
       <w:r>
         <w:rPr>
@@ -24316,11 +25454,19 @@
         </w:rPr>
         <w:t xml:space="preserve">and </w:t>
       </w:r>
-      <w:r>
-        <w:rPr>
-          <w:rFonts w:ascii="Times New Roman" w:eastAsia="Times New Roman" w:hAnsi="Times New Roman" w:cs="Times New Roman"/>
-        </w:rPr>
-        <w:t>Spelke (</w:t>
+      <w:proofErr w:type="spellStart"/>
+      <w:r>
+        <w:rPr>
+          <w:rFonts w:ascii="Times New Roman" w:eastAsia="Times New Roman" w:hAnsi="Times New Roman" w:cs="Times New Roman"/>
+        </w:rPr>
+        <w:t>Spelke</w:t>
+      </w:r>
+      <w:proofErr w:type="spellEnd"/>
+      <w:r>
+        <w:rPr>
+          <w:rFonts w:ascii="Times New Roman" w:eastAsia="Times New Roman" w:hAnsi="Times New Roman" w:cs="Times New Roman"/>
+        </w:rPr>
+        <w:t xml:space="preserve"> (</w:t>
       </w:r>
       <w:r>
         <w:rPr>
@@ -24404,7 +25550,14 @@
         <w:rPr>
           <w:rFonts w:ascii="Times New Roman" w:hAnsi="Times New Roman" w:cs="Times New Roman"/>
         </w:rPr>
-        <w:t xml:space="preserve"> OM10 could not meaningfully simulate Liu and Spelke</w:t>
+        <w:t xml:space="preserve"> OM10 could not meaningfully simulate Liu and </w:t>
+      </w:r>
+      <w:proofErr w:type="spellStart"/>
+      <w:r>
+        <w:rPr>
+          <w:rFonts w:ascii="Times New Roman" w:hAnsi="Times New Roman" w:cs="Times New Roman"/>
+        </w:rPr>
+        <w:t>Spelke</w:t>
       </w:r>
       <w:r>
         <w:rPr>
@@ -24412,6 +25565,7 @@
         </w:rPr>
         <w:t>’s</w:t>
       </w:r>
+      <w:proofErr w:type="spellEnd"/>
       <w:r>
         <w:rPr>
           <w:rFonts w:ascii="Times New Roman" w:hAnsi="Times New Roman" w:cs="Times New Roman"/>
@@ -24458,7 +25612,21 @@
         <w:rPr>
           <w:rFonts w:ascii="Times New Roman" w:hAnsi="Times New Roman" w:cs="Times New Roman"/>
         </w:rPr>
-        <w:t>not an in-principle limitation of this model</w:t>
+        <w:t>not an in-</w:t>
+      </w:r>
+      <w:proofErr w:type="gramStart"/>
+      <w:r>
+        <w:rPr>
+          <w:rFonts w:ascii="Times New Roman" w:hAnsi="Times New Roman" w:cs="Times New Roman"/>
+        </w:rPr>
+        <w:t>principle</w:t>
+      </w:r>
+      <w:proofErr w:type="gramEnd"/>
+      <w:r>
+        <w:rPr>
+          <w:rFonts w:ascii="Times New Roman" w:hAnsi="Times New Roman" w:cs="Times New Roman"/>
+        </w:rPr>
+        <w:t xml:space="preserve"> limitation of this model</w:t>
       </w:r>
       <w:r>
         <w:rPr>
@@ -24518,7 +25686,21 @@
         <w:rPr>
           <w:rFonts w:ascii="Times New Roman" w:hAnsi="Times New Roman" w:cs="Times New Roman"/>
         </w:rPr>
-        <w:t xml:space="preserve"> how it was implemented in the previous simulations and, more importantly, from Overwalle’s (2010) original conception of it. </w:t>
+        <w:t xml:space="preserve"> how it was implemented in the previous simulations and, more importantly, from </w:t>
+      </w:r>
+      <w:proofErr w:type="spellStart"/>
+      <w:r>
+        <w:rPr>
+          <w:rFonts w:ascii="Times New Roman" w:hAnsi="Times New Roman" w:cs="Times New Roman"/>
+        </w:rPr>
+        <w:t>Overwalle’s</w:t>
+      </w:r>
+      <w:proofErr w:type="spellEnd"/>
+      <w:r>
+        <w:rPr>
+          <w:rFonts w:ascii="Times New Roman" w:hAnsi="Times New Roman" w:cs="Times New Roman"/>
+        </w:rPr>
+        <w:t xml:space="preserve"> (2010) original conception of it. </w:t>
       </w:r>
       <w:r>
         <w:rPr>
@@ -24886,8 +26068,9 @@
           <w:sz w:val="24"/>
           <w:szCs w:val="24"/>
         </w:rPr>
-        <w:t xml:space="preserve">etworks’ mean </w:t>
-      </w:r>
+        <w:t xml:space="preserve">etworks’ </w:t>
+      </w:r>
+      <w:proofErr w:type="gramStart"/>
       <w:r>
         <w:rPr>
           <w:rFonts w:ascii="Times New Roman" w:hAnsi="Times New Roman" w:cs="Times New Roman"/>
@@ -24897,8 +26080,9 @@
           <w:sz w:val="24"/>
           <w:szCs w:val="24"/>
         </w:rPr>
-        <w:t xml:space="preserve">error </w:t>
-      </w:r>
+        <w:t>mean</w:t>
+      </w:r>
+      <w:proofErr w:type="gramEnd"/>
       <w:r>
         <w:rPr>
           <w:rFonts w:ascii="Times New Roman" w:hAnsi="Times New Roman" w:cs="Times New Roman"/>
@@ -24908,7 +26092,7 @@
           <w:sz w:val="24"/>
           <w:szCs w:val="24"/>
         </w:rPr>
-        <w:t xml:space="preserve">to the </w:t>
+        <w:t xml:space="preserve"> </w:t>
       </w:r>
       <w:r>
         <w:rPr>
@@ -24919,7 +26103,7 @@
           <w:sz w:val="24"/>
           <w:szCs w:val="24"/>
         </w:rPr>
-        <w:t>High</w:t>
+        <w:t xml:space="preserve">error </w:t>
       </w:r>
       <w:r>
         <w:rPr>
@@ -24930,7 +26114,7 @@
           <w:sz w:val="24"/>
           <w:szCs w:val="24"/>
         </w:rPr>
-        <w:t>, inefficient</w:t>
+        <w:t xml:space="preserve">to the </w:t>
       </w:r>
       <w:r>
         <w:rPr>
@@ -24941,7 +26125,7 @@
           <w:sz w:val="24"/>
           <w:szCs w:val="24"/>
         </w:rPr>
-        <w:t xml:space="preserve"> and Low</w:t>
+        <w:t>High</w:t>
       </w:r>
       <w:r>
         <w:rPr>
@@ -24952,7 +26136,7 @@
           <w:sz w:val="24"/>
           <w:szCs w:val="24"/>
         </w:rPr>
-        <w:t>, efficient</w:t>
+        <w:t>, inefficient</w:t>
       </w:r>
       <w:r>
         <w:rPr>
@@ -24963,7 +26147,7 @@
           <w:sz w:val="24"/>
           <w:szCs w:val="24"/>
         </w:rPr>
-        <w:t xml:space="preserve"> </w:t>
+        <w:t xml:space="preserve"> and Low</w:t>
       </w:r>
       <w:r>
         <w:rPr>
@@ -24974,7 +26158,7 @@
           <w:sz w:val="24"/>
           <w:szCs w:val="24"/>
         </w:rPr>
-        <w:t>test events</w:t>
+        <w:t>, efficient</w:t>
       </w:r>
       <w:r>
         <w:rPr>
@@ -24985,7 +26169,7 @@
           <w:sz w:val="24"/>
           <w:szCs w:val="24"/>
         </w:rPr>
-        <w:t xml:space="preserve"> across experiments overall (left) and different habituation epochs (right). </w:t>
+        <w:t xml:space="preserve"> </w:t>
       </w:r>
       <w:r>
         <w:rPr>
@@ -24996,7 +26180,53 @@
           <w:sz w:val="24"/>
           <w:szCs w:val="24"/>
         </w:rPr>
-        <w:t>These experiments correspond to those in Liu and Spelke (2017).</w:t>
+        <w:t>test events</w:t>
+      </w:r>
+      <w:r>
+        <w:rPr>
+          <w:rFonts w:ascii="Times New Roman" w:hAnsi="Times New Roman" w:cs="Times New Roman"/>
+          <w:i w:val="0"/>
+          <w:iCs w:val="0"/>
+          <w:color w:val="000000" w:themeColor="text1"/>
+          <w:sz w:val="24"/>
+          <w:szCs w:val="24"/>
+        </w:rPr>
+        <w:t xml:space="preserve"> across experiments overall (left) and different habituation epochs (right). </w:t>
+      </w:r>
+      <w:r>
+        <w:rPr>
+          <w:rFonts w:ascii="Times New Roman" w:hAnsi="Times New Roman" w:cs="Times New Roman"/>
+          <w:i w:val="0"/>
+          <w:iCs w:val="0"/>
+          <w:color w:val="000000" w:themeColor="text1"/>
+          <w:sz w:val="24"/>
+          <w:szCs w:val="24"/>
+        </w:rPr>
+        <w:t xml:space="preserve">These experiments correspond to those in Liu and </w:t>
+      </w:r>
+      <w:proofErr w:type="spellStart"/>
+      <w:r>
+        <w:rPr>
+          <w:rFonts w:ascii="Times New Roman" w:hAnsi="Times New Roman" w:cs="Times New Roman"/>
+          <w:i w:val="0"/>
+          <w:iCs w:val="0"/>
+          <w:color w:val="000000" w:themeColor="text1"/>
+          <w:sz w:val="24"/>
+          <w:szCs w:val="24"/>
+        </w:rPr>
+        <w:t>Spelke</w:t>
+      </w:r>
+      <w:proofErr w:type="spellEnd"/>
+      <w:r>
+        <w:rPr>
+          <w:rFonts w:ascii="Times New Roman" w:hAnsi="Times New Roman" w:cs="Times New Roman"/>
+          <w:i w:val="0"/>
+          <w:iCs w:val="0"/>
+          <w:color w:val="000000" w:themeColor="text1"/>
+          <w:sz w:val="24"/>
+          <w:szCs w:val="24"/>
+        </w:rPr>
+        <w:t xml:space="preserve"> (2017).</w:t>
       </w:r>
     </w:p>
     <w:p>
@@ -25075,7 +26305,21 @@
         <w:rPr>
           <w:rFonts w:ascii="Times New Roman" w:hAnsi="Times New Roman" w:cs="Times New Roman"/>
         </w:rPr>
-        <w:t>in Liu and Spelke (2017)—</w:t>
+        <w:t xml:space="preserve">in Liu and </w:t>
+      </w:r>
+      <w:proofErr w:type="spellStart"/>
+      <w:r>
+        <w:rPr>
+          <w:rFonts w:ascii="Times New Roman" w:hAnsi="Times New Roman" w:cs="Times New Roman"/>
+        </w:rPr>
+        <w:t>Spelke</w:t>
+      </w:r>
+      <w:proofErr w:type="spellEnd"/>
+      <w:r>
+        <w:rPr>
+          <w:rFonts w:ascii="Times New Roman" w:hAnsi="Times New Roman" w:cs="Times New Roman"/>
+        </w:rPr>
+        <w:t xml:space="preserve"> (2017)—</w:t>
       </w:r>
       <w:r>
         <w:rPr>
@@ -25801,7 +27045,21 @@
         <w:rPr>
           <w:rFonts w:ascii="Times New Roman" w:hAnsi="Times New Roman" w:cs="Times New Roman"/>
         </w:rPr>
-        <w:t xml:space="preserve">Liu and Spelke’s (2017) </w:t>
+        <w:t xml:space="preserve">Liu and </w:t>
+      </w:r>
+      <w:proofErr w:type="spellStart"/>
+      <w:r>
+        <w:rPr>
+          <w:rFonts w:ascii="Times New Roman" w:hAnsi="Times New Roman" w:cs="Times New Roman"/>
+        </w:rPr>
+        <w:t>Spelke’s</w:t>
+      </w:r>
+      <w:proofErr w:type="spellEnd"/>
+      <w:r>
+        <w:rPr>
+          <w:rFonts w:ascii="Times New Roman" w:hAnsi="Times New Roman" w:cs="Times New Roman"/>
+        </w:rPr>
+        <w:t xml:space="preserve"> (2017) </w:t>
       </w:r>
       <w:r>
         <w:rPr>
@@ -26093,6 +27351,7 @@
         </w:rPr>
         <w:t xml:space="preserve">overall </w:t>
       </w:r>
+      <w:proofErr w:type="gramStart"/>
       <w:r>
         <w:rPr>
           <w:rFonts w:ascii="Times New Roman" w:hAnsi="Times New Roman" w:cs="Times New Roman"/>
@@ -26102,7 +27361,19 @@
           <w:sz w:val="24"/>
           <w:szCs w:val="24"/>
         </w:rPr>
-        <w:t xml:space="preserve">mean </w:t>
+        <w:t>mean</w:t>
+      </w:r>
+      <w:proofErr w:type="gramEnd"/>
+      <w:r>
+        <w:rPr>
+          <w:rFonts w:ascii="Times New Roman" w:hAnsi="Times New Roman" w:cs="Times New Roman"/>
+          <w:i w:val="0"/>
+          <w:iCs w:val="0"/>
+          <w:color w:val="000000" w:themeColor="text1"/>
+          <w:sz w:val="24"/>
+          <w:szCs w:val="24"/>
+        </w:rPr>
+        <w:t xml:space="preserve"> </w:t>
       </w:r>
       <w:r>
         <w:rPr>
@@ -26306,7 +27577,21 @@
         <w:rPr>
           <w:rFonts w:ascii="Times New Roman" w:hAnsi="Times New Roman" w:cs="Times New Roman"/>
         </w:rPr>
-        <w:t xml:space="preserve"> However, in the Control condition, networks looked about equally long at both test events. This latter finding conflicts with ALIAS’s and infants’ tendency to look numerically longer at the Low, efficient than at the High, inefficient test event. ALIAS-2’s performance </w:t>
+        <w:t xml:space="preserve"> However, in the Control condition, networks looked about equally long at both test events. This latter </w:t>
+      </w:r>
+      <w:proofErr w:type="gramStart"/>
+      <w:r>
+        <w:rPr>
+          <w:rFonts w:ascii="Times New Roman" w:hAnsi="Times New Roman" w:cs="Times New Roman"/>
+        </w:rPr>
+        <w:t>finding</w:t>
+      </w:r>
+      <w:proofErr w:type="gramEnd"/>
+      <w:r>
+        <w:rPr>
+          <w:rFonts w:ascii="Times New Roman" w:hAnsi="Times New Roman" w:cs="Times New Roman"/>
+        </w:rPr>
+        <w:t xml:space="preserve"> conflicts with ALIAS’s and infants’ tendency to look numerically longer at the Low, efficient than at the High, inefficient test event. ALIAS-2’s performance </w:t>
       </w:r>
       <w:r>
         <w:rPr>
@@ -26330,7 +27615,21 @@
         <w:rPr>
           <w:rFonts w:ascii="Times New Roman" w:hAnsi="Times New Roman" w:cs="Times New Roman"/>
         </w:rPr>
-        <w:t>account for infants’ looking responses across Liu and Spelke (2017)</w:t>
+        <w:t xml:space="preserve">account for infants’ looking responses across Liu and </w:t>
+      </w:r>
+      <w:proofErr w:type="spellStart"/>
+      <w:r>
+        <w:rPr>
+          <w:rFonts w:ascii="Times New Roman" w:hAnsi="Times New Roman" w:cs="Times New Roman"/>
+        </w:rPr>
+        <w:t>Spelke</w:t>
+      </w:r>
+      <w:proofErr w:type="spellEnd"/>
+      <w:r>
+        <w:rPr>
+          <w:rFonts w:ascii="Times New Roman" w:hAnsi="Times New Roman" w:cs="Times New Roman"/>
+        </w:rPr>
+        <w:t xml:space="preserve"> (2017)</w:t>
       </w:r>
       <w:r>
         <w:rPr>
@@ -26650,7 +27949,21 @@
         <w:rPr>
           <w:rFonts w:ascii="Times New Roman" w:hAnsi="Times New Roman" w:cs="Times New Roman"/>
         </w:rPr>
-        <w:t>to reproduce infants’ looking responses across the experiments in Liu and Spelke (201</w:t>
+        <w:t xml:space="preserve">to reproduce infants’ looking responses across the experiments in Liu and </w:t>
+      </w:r>
+      <w:proofErr w:type="spellStart"/>
+      <w:r>
+        <w:rPr>
+          <w:rFonts w:ascii="Times New Roman" w:hAnsi="Times New Roman" w:cs="Times New Roman"/>
+        </w:rPr>
+        <w:t>Spelke</w:t>
+      </w:r>
+      <w:proofErr w:type="spellEnd"/>
+      <w:r>
+        <w:rPr>
+          <w:rFonts w:ascii="Times New Roman" w:hAnsi="Times New Roman" w:cs="Times New Roman"/>
+        </w:rPr>
+        <w:t xml:space="preserve"> (201</w:t>
       </w:r>
       <w:r>
         <w:rPr>
@@ -26728,7 +28041,21 @@
         <w:rPr>
           <w:rFonts w:ascii="Times New Roman" w:hAnsi="Times New Roman" w:cs="Times New Roman"/>
         </w:rPr>
-        <w:t>Liu and Spelke’s (2017)</w:t>
+        <w:t xml:space="preserve">Liu and </w:t>
+      </w:r>
+      <w:proofErr w:type="spellStart"/>
+      <w:r>
+        <w:rPr>
+          <w:rFonts w:ascii="Times New Roman" w:hAnsi="Times New Roman" w:cs="Times New Roman"/>
+        </w:rPr>
+        <w:t>Spelke’s</w:t>
+      </w:r>
+      <w:proofErr w:type="spellEnd"/>
+      <w:r>
+        <w:rPr>
+          <w:rFonts w:ascii="Times New Roman" w:hAnsi="Times New Roman" w:cs="Times New Roman"/>
+        </w:rPr>
+        <w:t xml:space="preserve"> (2017)</w:t>
       </w:r>
       <w:r>
         <w:rPr>
@@ -28181,7 +29508,27 @@
           <w:sz w:val="24"/>
           <w:szCs w:val="24"/>
         </w:rPr>
-        <w:t xml:space="preserve"> in the Effective Action condition</w:t>
+        <w:t xml:space="preserve"> in </w:t>
+      </w:r>
+      <w:proofErr w:type="gramStart"/>
+      <w:r>
+        <w:rPr>
+          <w:rFonts w:ascii="Times New Roman" w:hAnsi="Times New Roman" w:cs="Times New Roman"/>
+          <w:color w:val="000000" w:themeColor="text1"/>
+          <w:sz w:val="24"/>
+          <w:szCs w:val="24"/>
+        </w:rPr>
+        <w:t>the Effective</w:t>
+      </w:r>
+      <w:proofErr w:type="gramEnd"/>
+      <w:r>
+        <w:rPr>
+          <w:rFonts w:ascii="Times New Roman" w:hAnsi="Times New Roman" w:cs="Times New Roman"/>
+          <w:color w:val="000000" w:themeColor="text1"/>
+          <w:sz w:val="24"/>
+          <w:szCs w:val="24"/>
+        </w:rPr>
+        <w:t xml:space="preserve"> Action condition</w:t>
       </w:r>
       <w:r>
         <w:rPr>
@@ -28203,7 +29550,31 @@
           <w:sz w:val="24"/>
           <w:szCs w:val="24"/>
         </w:rPr>
-        <w:t xml:space="preserve">etworks’ mean </w:t>
+        <w:t xml:space="preserve">etworks’ </w:t>
+      </w:r>
+      <w:proofErr w:type="gramStart"/>
+      <w:r>
+        <w:rPr>
+          <w:rFonts w:ascii="Times New Roman" w:hAnsi="Times New Roman" w:cs="Times New Roman"/>
+          <w:i w:val="0"/>
+          <w:iCs w:val="0"/>
+          <w:color w:val="000000" w:themeColor="text1"/>
+          <w:sz w:val="24"/>
+          <w:szCs w:val="24"/>
+        </w:rPr>
+        <w:t>mean</w:t>
+      </w:r>
+      <w:proofErr w:type="gramEnd"/>
+      <w:r>
+        <w:rPr>
+          <w:rFonts w:ascii="Times New Roman" w:hAnsi="Times New Roman" w:cs="Times New Roman"/>
+          <w:i w:val="0"/>
+          <w:iCs w:val="0"/>
+          <w:color w:val="000000" w:themeColor="text1"/>
+          <w:sz w:val="24"/>
+          <w:szCs w:val="24"/>
+        </w:rPr>
+        <w:t xml:space="preserve"> </w:t>
       </w:r>
       <w:r>
         <w:rPr>
@@ -28422,8 +29793,30 @@
         <w:rPr>
           <w:rFonts w:ascii="Times New Roman" w:eastAsia="Times New Roman" w:hAnsi="Times New Roman" w:cs="Times New Roman"/>
         </w:rPr>
-        <w:t xml:space="preserve"> in the Effective Action condition</w:t>
-      </w:r>
+        <w:t xml:space="preserve"> in </w:t>
+      </w:r>
+      <w:proofErr w:type="gramStart"/>
+      <w:r>
+        <w:rPr>
+          <w:rFonts w:ascii="Times New Roman" w:eastAsia="Times New Roman" w:hAnsi="Times New Roman" w:cs="Times New Roman"/>
+        </w:rPr>
+        <w:t>the Effective</w:t>
+      </w:r>
+      <w:proofErr w:type="gramEnd"/>
+      <w:r>
+        <w:rPr>
+          <w:rFonts w:ascii="Times New Roman" w:eastAsia="Times New Roman" w:hAnsi="Times New Roman" w:cs="Times New Roman"/>
+        </w:rPr>
+        <w:t xml:space="preserve"> Action </w:t>
+      </w:r>
+      <w:proofErr w:type="gramStart"/>
+      <w:r>
+        <w:rPr>
+          <w:rFonts w:ascii="Times New Roman" w:eastAsia="Times New Roman" w:hAnsi="Times New Roman" w:cs="Times New Roman"/>
+        </w:rPr>
+        <w:t>condition</w:t>
+      </w:r>
+      <w:proofErr w:type="gramEnd"/>
       <w:r>
         <w:rPr>
           <w:rFonts w:ascii="Times New Roman" w:eastAsia="Times New Roman" w:hAnsi="Times New Roman" w:cs="Times New Roman"/>
@@ -28871,7 +30264,27 @@
           <w:sz w:val="24"/>
           <w:szCs w:val="24"/>
         </w:rPr>
-        <w:t xml:space="preserve"> in the No Training condition</w:t>
+        <w:t xml:space="preserve"> in </w:t>
+      </w:r>
+      <w:proofErr w:type="gramStart"/>
+      <w:r>
+        <w:rPr>
+          <w:rFonts w:ascii="Times New Roman" w:hAnsi="Times New Roman" w:cs="Times New Roman"/>
+          <w:color w:val="000000" w:themeColor="text1"/>
+          <w:sz w:val="24"/>
+          <w:szCs w:val="24"/>
+        </w:rPr>
+        <w:t>the No</w:t>
+      </w:r>
+      <w:proofErr w:type="gramEnd"/>
+      <w:r>
+        <w:rPr>
+          <w:rFonts w:ascii="Times New Roman" w:hAnsi="Times New Roman" w:cs="Times New Roman"/>
+          <w:color w:val="000000" w:themeColor="text1"/>
+          <w:sz w:val="24"/>
+          <w:szCs w:val="24"/>
+        </w:rPr>
+        <w:t xml:space="preserve"> Training condition</w:t>
       </w:r>
       <w:r>
         <w:rPr>
@@ -29450,7 +30863,27 @@
           <w:sz w:val="24"/>
           <w:szCs w:val="24"/>
         </w:rPr>
-        <w:t xml:space="preserve"> in the Ineffective </w:t>
+        <w:t xml:space="preserve"> in </w:t>
+      </w:r>
+      <w:proofErr w:type="gramStart"/>
+      <w:r>
+        <w:rPr>
+          <w:rFonts w:ascii="Times New Roman" w:hAnsi="Times New Roman" w:cs="Times New Roman"/>
+          <w:color w:val="000000" w:themeColor="text1"/>
+          <w:sz w:val="24"/>
+          <w:szCs w:val="24"/>
+        </w:rPr>
+        <w:t>the Ineffective</w:t>
+      </w:r>
+      <w:proofErr w:type="gramEnd"/>
+      <w:r>
+        <w:rPr>
+          <w:rFonts w:ascii="Times New Roman" w:hAnsi="Times New Roman" w:cs="Times New Roman"/>
+          <w:color w:val="000000" w:themeColor="text1"/>
+          <w:sz w:val="24"/>
+          <w:szCs w:val="24"/>
+        </w:rPr>
+        <w:t xml:space="preserve"> </w:t>
       </w:r>
       <w:r>
         <w:rPr>
@@ -30028,7 +31461,21 @@
         <w:rPr>
           <w:rFonts w:ascii="Times New Roman" w:eastAsia="Times New Roman" w:hAnsi="Times New Roman" w:cs="Times New Roman"/>
         </w:rPr>
-        <w:t>present account makes is that the attentional boost that infants experience in the Effective Action condition is fleeting.</w:t>
+        <w:t xml:space="preserve">present account makes is that the </w:t>
+      </w:r>
+      <w:proofErr w:type="gramStart"/>
+      <w:r>
+        <w:rPr>
+          <w:rFonts w:ascii="Times New Roman" w:eastAsia="Times New Roman" w:hAnsi="Times New Roman" w:cs="Times New Roman"/>
+        </w:rPr>
+        <w:t>attentional</w:t>
+      </w:r>
+      <w:proofErr w:type="gramEnd"/>
+      <w:r>
+        <w:rPr>
+          <w:rFonts w:ascii="Times New Roman" w:eastAsia="Times New Roman" w:hAnsi="Times New Roman" w:cs="Times New Roman"/>
+        </w:rPr>
+        <w:t xml:space="preserve"> boost that infants experience in the Effective Action condition is fleeting.</w:t>
       </w:r>
       <w:r>
         <w:rPr>
@@ -30321,7 +31768,21 @@
         <w:rPr>
           <w:rFonts w:ascii="Times New Roman" w:eastAsia="Times New Roman" w:hAnsi="Times New Roman" w:cs="Times New Roman"/>
         </w:rPr>
-        <w:t xml:space="preserve">Note that such straight motion would have been treated as familiar if networks had formed a robust representation of it (as well as of over-an-obstacle curved motion) during pretraining; the extremely brief nature of this phase precluded that. </w:t>
+        <w:t>Note that such straight motion would have been treated as familiar if networks had formed a robust representation of it (as well as of over-</w:t>
+      </w:r>
+      <w:proofErr w:type="spellStart"/>
+      <w:r>
+        <w:rPr>
+          <w:rFonts w:ascii="Times New Roman" w:eastAsia="Times New Roman" w:hAnsi="Times New Roman" w:cs="Times New Roman"/>
+        </w:rPr>
+        <w:t>an</w:t>
+      </w:r>
+      <w:proofErr w:type="spellEnd"/>
+      <w:r>
+        <w:rPr>
+          <w:rFonts w:ascii="Times New Roman" w:eastAsia="Times New Roman" w:hAnsi="Times New Roman" w:cs="Times New Roman"/>
+        </w:rPr>
+        <w:t xml:space="preserve">-obstacle curved motion) during pretraining; the extremely brief nature of this phase precluded that. </w:t>
       </w:r>
       <w:r>
         <w:rPr>
@@ -30484,7 +31945,7 @@
                 <w:noProof/>
               </w:rPr>
               <w:drawing>
-                <wp:inline distT="0" distB="0" distL="0" distR="0" wp14:anchorId="547B0CED" wp14:editId="1D59455B">
+                <wp:inline distT="0" distB="0" distL="0" distR="0" wp14:anchorId="547B0CED" wp14:editId="2C95D1B9">
                   <wp:extent cx="3662363" cy="2929890"/>
                   <wp:effectExtent l="0" t="0" r="0" b="3810"/>
                   <wp:docPr id="544904021" name="Picture 7"/>
@@ -30979,7 +32440,31 @@
           <w:sz w:val="24"/>
           <w:szCs w:val="24"/>
         </w:rPr>
-        <w:t xml:space="preserve">Plotted in the middle row is the overall mean error to the two test events for networks assigned to the Ineffective Action condition. Plotted in the bottom row is the overall mean error to the two test events for networks assigned to the No Training </w:t>
+        <w:t xml:space="preserve">Plotted in the middle row is the overall </w:t>
+      </w:r>
+      <w:proofErr w:type="gramStart"/>
+      <w:r>
+        <w:rPr>
+          <w:rFonts w:ascii="Times New Roman" w:hAnsi="Times New Roman" w:cs="Times New Roman"/>
+          <w:i w:val="0"/>
+          <w:iCs w:val="0"/>
+          <w:color w:val="000000" w:themeColor="text1"/>
+          <w:sz w:val="24"/>
+          <w:szCs w:val="24"/>
+        </w:rPr>
+        <w:t>mean</w:t>
+      </w:r>
+      <w:proofErr w:type="gramEnd"/>
+      <w:r>
+        <w:rPr>
+          <w:rFonts w:ascii="Times New Roman" w:hAnsi="Times New Roman" w:cs="Times New Roman"/>
+          <w:i w:val="0"/>
+          <w:iCs w:val="0"/>
+          <w:color w:val="000000" w:themeColor="text1"/>
+          <w:sz w:val="24"/>
+          <w:szCs w:val="24"/>
+        </w:rPr>
+        <w:t xml:space="preserve"> error to the two test events for networks assigned to the Ineffective Action condition. Plotted in the bottom row is the overall mean error to the two test events for networks assigned to the No Training </w:t>
       </w:r>
       <w:r>
         <w:rPr>
@@ -31158,7 +32643,21 @@
         <w:rPr>
           <w:rFonts w:ascii="Times New Roman" w:eastAsia="Times New Roman" w:hAnsi="Times New Roman" w:cs="Times New Roman"/>
         </w:rPr>
-        <w:t>produced about equivalent error to both test events.</w:t>
+        <w:t xml:space="preserve">produced about equivalent </w:t>
+      </w:r>
+      <w:proofErr w:type="gramStart"/>
+      <w:r>
+        <w:rPr>
+          <w:rFonts w:ascii="Times New Roman" w:eastAsia="Times New Roman" w:hAnsi="Times New Roman" w:cs="Times New Roman"/>
+        </w:rPr>
+        <w:t>error</w:t>
+      </w:r>
+      <w:proofErr w:type="gramEnd"/>
+      <w:r>
+        <w:rPr>
+          <w:rFonts w:ascii="Times New Roman" w:eastAsia="Times New Roman" w:hAnsi="Times New Roman" w:cs="Times New Roman"/>
+        </w:rPr>
+        <w:t xml:space="preserve"> to both test events.</w:t>
       </w:r>
       <w:r>
         <w:rPr>
@@ -31206,8 +32705,16 @@
         <w:rPr>
           <w:rFonts w:ascii="Times New Roman" w:eastAsia="Times New Roman" w:hAnsi="Times New Roman" w:cs="Times New Roman"/>
         </w:rPr>
-        <w:t xml:space="preserve"> finding</w:t>
-      </w:r>
+        <w:t xml:space="preserve"> </w:t>
+      </w:r>
+      <w:proofErr w:type="gramStart"/>
+      <w:r>
+        <w:rPr>
+          <w:rFonts w:ascii="Times New Roman" w:eastAsia="Times New Roman" w:hAnsi="Times New Roman" w:cs="Times New Roman"/>
+        </w:rPr>
+        <w:t>finding</w:t>
+      </w:r>
+      <w:proofErr w:type="gramEnd"/>
       <w:r>
         <w:rPr>
           <w:rFonts w:ascii="Times New Roman" w:eastAsia="Times New Roman" w:hAnsi="Times New Roman" w:cs="Times New Roman"/>
@@ -31446,11 +32953,19 @@
         </w:rPr>
         <w:t xml:space="preserve">by </w:t>
       </w:r>
-      <w:r>
-        <w:rPr>
-          <w:rFonts w:ascii="Times New Roman" w:eastAsia="Times New Roman" w:hAnsi="Times New Roman" w:cs="Times New Roman"/>
-        </w:rPr>
-        <w:t>Overwalle (2010)</w:t>
+      <w:proofErr w:type="spellStart"/>
+      <w:r>
+        <w:rPr>
+          <w:rFonts w:ascii="Times New Roman" w:eastAsia="Times New Roman" w:hAnsi="Times New Roman" w:cs="Times New Roman"/>
+        </w:rPr>
+        <w:t>Overwalle</w:t>
+      </w:r>
+      <w:proofErr w:type="spellEnd"/>
+      <w:r>
+        <w:rPr>
+          <w:rFonts w:ascii="Times New Roman" w:eastAsia="Times New Roman" w:hAnsi="Times New Roman" w:cs="Times New Roman"/>
+        </w:rPr>
+        <w:t xml:space="preserve"> (2010)</w:t>
       </w:r>
       <w:r>
         <w:rPr>
@@ -31629,7 +33144,31 @@
         <w:rPr>
           <w:rFonts w:ascii="Times New Roman" w:eastAsia="Times New Roman" w:hAnsi="Times New Roman" w:cs="Times New Roman"/>
         </w:rPr>
-        <w:t>and as a basis for teasing apart the current perspective from domain-specific ones.</w:t>
+        <w:t xml:space="preserve">and as a basis for </w:t>
+      </w:r>
+      <w:r>
+        <w:rPr>
+          <w:rFonts w:ascii="Times New Roman" w:eastAsia="Times New Roman" w:hAnsi="Times New Roman" w:cs="Times New Roman"/>
+        </w:rPr>
+        <w:t>deciding between</w:t>
+      </w:r>
+      <w:r>
+        <w:rPr>
+          <w:rFonts w:ascii="Times New Roman" w:eastAsia="Times New Roman" w:hAnsi="Times New Roman" w:cs="Times New Roman"/>
+        </w:rPr>
+        <w:t xml:space="preserve"> the current perspective </w:t>
+      </w:r>
+      <w:r>
+        <w:rPr>
+          <w:rFonts w:ascii="Times New Roman" w:eastAsia="Times New Roman" w:hAnsi="Times New Roman" w:cs="Times New Roman"/>
+        </w:rPr>
+        <w:t>and the domain-specific ones</w:t>
+      </w:r>
+      <w:r>
+        <w:rPr>
+          <w:rFonts w:ascii="Times New Roman" w:eastAsia="Times New Roman" w:hAnsi="Times New Roman" w:cs="Times New Roman"/>
+        </w:rPr>
+        <w:t>.</w:t>
       </w:r>
     </w:p>
     <w:p>
@@ -31943,7 +33482,31 @@
           <w:sz w:val="24"/>
           <w:szCs w:val="24"/>
         </w:rPr>
-        <w:t xml:space="preserve"> (Left) Overall error produced to the Efficient and Inefficient test events for networks in the Experimental condition. (Right) Overall error produced to the Efficient and Inefficient test events for networks in the Control condition. </w:t>
+        <w:t xml:space="preserve"> (Left) Overall error produced to the Efficient and Inefficient test events for networks in </w:t>
+      </w:r>
+      <w:proofErr w:type="gramStart"/>
+      <w:r>
+        <w:rPr>
+          <w:rFonts w:ascii="Times New Roman" w:hAnsi="Times New Roman" w:cs="Times New Roman"/>
+          <w:i w:val="0"/>
+          <w:iCs w:val="0"/>
+          <w:color w:val="000000" w:themeColor="text1"/>
+          <w:sz w:val="24"/>
+          <w:szCs w:val="24"/>
+        </w:rPr>
+        <w:t>the Experimental</w:t>
+      </w:r>
+      <w:proofErr w:type="gramEnd"/>
+      <w:r>
+        <w:rPr>
+          <w:rFonts w:ascii="Times New Roman" w:hAnsi="Times New Roman" w:cs="Times New Roman"/>
+          <w:i w:val="0"/>
+          <w:iCs w:val="0"/>
+          <w:color w:val="000000" w:themeColor="text1"/>
+          <w:sz w:val="24"/>
+          <w:szCs w:val="24"/>
+        </w:rPr>
+        <w:t xml:space="preserve"> condition. (Right) Overall error produced to the Efficient and Inefficient test events for networks in the Control condition. </w:t>
       </w:r>
       <w:r>
         <w:rPr>
@@ -32050,7 +33613,21 @@
         <w:rPr>
           <w:rFonts w:ascii="Times New Roman" w:eastAsia="Times New Roman" w:hAnsi="Times New Roman" w:cs="Times New Roman"/>
         </w:rPr>
-        <w:t xml:space="preserve">a canonical constrained </w:t>
+        <w:t xml:space="preserve">a </w:t>
+      </w:r>
+      <w:proofErr w:type="gramStart"/>
+      <w:r>
+        <w:rPr>
+          <w:rFonts w:ascii="Times New Roman" w:eastAsia="Times New Roman" w:hAnsi="Times New Roman" w:cs="Times New Roman"/>
+        </w:rPr>
+        <w:t>canonical</w:t>
+      </w:r>
+      <w:proofErr w:type="gramEnd"/>
+      <w:r>
+        <w:rPr>
+          <w:rFonts w:ascii="Times New Roman" w:eastAsia="Times New Roman" w:hAnsi="Times New Roman" w:cs="Times New Roman"/>
+        </w:rPr>
+        <w:t xml:space="preserve"> constrained </w:t>
       </w:r>
       <w:r>
         <w:rPr>
@@ -32074,8 +33651,16 @@
         <w:rPr>
           <w:rFonts w:ascii="Times New Roman" w:eastAsia="Times New Roman" w:hAnsi="Times New Roman" w:cs="Times New Roman"/>
         </w:rPr>
-        <w:t>it were</w:t>
-      </w:r>
+        <w:t xml:space="preserve">it </w:t>
+      </w:r>
+      <w:proofErr w:type="gramStart"/>
+      <w:r>
+        <w:rPr>
+          <w:rFonts w:ascii="Times New Roman" w:eastAsia="Times New Roman" w:hAnsi="Times New Roman" w:cs="Times New Roman"/>
+        </w:rPr>
+        <w:t>were</w:t>
+      </w:r>
+      <w:proofErr w:type="gramEnd"/>
       <w:r>
         <w:rPr>
           <w:rFonts w:ascii="Times New Roman" w:eastAsia="Times New Roman" w:hAnsi="Times New Roman" w:cs="Times New Roman"/>
@@ -32459,7 +34044,21 @@
         <w:rPr>
           <w:rFonts w:ascii="Times New Roman" w:eastAsia="Times New Roman" w:hAnsi="Times New Roman" w:cs="Times New Roman"/>
         </w:rPr>
-        <w:t>networks in the Experimental condition produced greater error</w:t>
+        <w:t xml:space="preserve">networks in </w:t>
+      </w:r>
+      <w:proofErr w:type="gramStart"/>
+      <w:r>
+        <w:rPr>
+          <w:rFonts w:ascii="Times New Roman" w:eastAsia="Times New Roman" w:hAnsi="Times New Roman" w:cs="Times New Roman"/>
+        </w:rPr>
+        <w:t>the Experimental</w:t>
+      </w:r>
+      <w:proofErr w:type="gramEnd"/>
+      <w:r>
+        <w:rPr>
+          <w:rFonts w:ascii="Times New Roman" w:eastAsia="Times New Roman" w:hAnsi="Times New Roman" w:cs="Times New Roman"/>
+        </w:rPr>
+        <w:t xml:space="preserve"> condition produced greater error</w:t>
       </w:r>
       <w:r>
         <w:rPr>
@@ -32489,7 +34088,21 @@
         <w:rPr>
           <w:rFonts w:ascii="Times New Roman" w:eastAsia="Times New Roman" w:hAnsi="Times New Roman" w:cs="Times New Roman"/>
         </w:rPr>
-        <w:t>produced equivalent error to both test events</w:t>
+        <w:t xml:space="preserve">produced equivalent </w:t>
+      </w:r>
+      <w:proofErr w:type="gramStart"/>
+      <w:r>
+        <w:rPr>
+          <w:rFonts w:ascii="Times New Roman" w:eastAsia="Times New Roman" w:hAnsi="Times New Roman" w:cs="Times New Roman"/>
+        </w:rPr>
+        <w:t>error</w:t>
+      </w:r>
+      <w:proofErr w:type="gramEnd"/>
+      <w:r>
+        <w:rPr>
+          <w:rFonts w:ascii="Times New Roman" w:eastAsia="Times New Roman" w:hAnsi="Times New Roman" w:cs="Times New Roman"/>
+        </w:rPr>
+        <w:t xml:space="preserve"> to both test events</w:t>
       </w:r>
       <w:r>
         <w:rPr>
@@ -33127,7 +34740,21 @@
         <w:rPr>
           <w:rFonts w:ascii="Times New Roman" w:eastAsia="Times New Roman" w:hAnsi="Times New Roman" w:cs="Times New Roman"/>
         </w:rPr>
-        <w:t xml:space="preserve"> Liu and Spelke’s (2017)</w:t>
+        <w:t xml:space="preserve"> Liu and </w:t>
+      </w:r>
+      <w:proofErr w:type="spellStart"/>
+      <w:r>
+        <w:rPr>
+          <w:rFonts w:ascii="Times New Roman" w:eastAsia="Times New Roman" w:hAnsi="Times New Roman" w:cs="Times New Roman"/>
+        </w:rPr>
+        <w:t>Spelke’s</w:t>
+      </w:r>
+      <w:proofErr w:type="spellEnd"/>
+      <w:r>
+        <w:rPr>
+          <w:rFonts w:ascii="Times New Roman" w:eastAsia="Times New Roman" w:hAnsi="Times New Roman" w:cs="Times New Roman"/>
+        </w:rPr>
+        <w:t xml:space="preserve"> (2017)</w:t>
       </w:r>
       <w:r>
         <w:rPr>
@@ -33376,7 +35003,14 @@
         <w:rPr>
           <w:rFonts w:ascii="Times New Roman" w:eastAsia="Times New Roman" w:hAnsi="Times New Roman" w:cs="Times New Roman"/>
         </w:rPr>
-        <w:t xml:space="preserve"> for this simulation</w:t>
+        <w:t xml:space="preserve"> for this </w:t>
+      </w:r>
+      <w:proofErr w:type="gramStart"/>
+      <w:r>
+        <w:rPr>
+          <w:rFonts w:ascii="Times New Roman" w:eastAsia="Times New Roman" w:hAnsi="Times New Roman" w:cs="Times New Roman"/>
+        </w:rPr>
+        <w:t>simulation</w:t>
       </w:r>
       <w:r>
         <w:rPr>
@@ -33384,6 +35018,7 @@
         </w:rPr>
         <w:t>—</w:t>
       </w:r>
+      <w:proofErr w:type="gramEnd"/>
       <w:r>
         <w:rPr>
           <w:rFonts w:ascii="Times New Roman" w:eastAsia="Times New Roman" w:hAnsi="Times New Roman" w:cs="Times New Roman"/>
@@ -34267,11 +35902,33 @@
         </w:rPr>
         <w:t>(</w:t>
       </w:r>
-      <w:r>
-        <w:rPr>
-          <w:rFonts w:ascii="Times New Roman" w:eastAsia="Times New Roman" w:hAnsi="Times New Roman" w:cs="Times New Roman"/>
-        </w:rPr>
-        <w:t xml:space="preserve">Csibra &amp; Gergely, 1998; Gergely &amp; Csibra, 2003; </w:t>
+      <w:proofErr w:type="spellStart"/>
+      <w:r>
+        <w:rPr>
+          <w:rFonts w:ascii="Times New Roman" w:eastAsia="Times New Roman" w:hAnsi="Times New Roman" w:cs="Times New Roman"/>
+        </w:rPr>
+        <w:t>Csibra</w:t>
+      </w:r>
+      <w:proofErr w:type="spellEnd"/>
+      <w:r>
+        <w:rPr>
+          <w:rFonts w:ascii="Times New Roman" w:eastAsia="Times New Roman" w:hAnsi="Times New Roman" w:cs="Times New Roman"/>
+        </w:rPr>
+        <w:t xml:space="preserve"> &amp; Gergely, 1998; Gergely &amp; </w:t>
+      </w:r>
+      <w:proofErr w:type="spellStart"/>
+      <w:r>
+        <w:rPr>
+          <w:rFonts w:ascii="Times New Roman" w:eastAsia="Times New Roman" w:hAnsi="Times New Roman" w:cs="Times New Roman"/>
+        </w:rPr>
+        <w:t>Csibra</w:t>
+      </w:r>
+      <w:proofErr w:type="spellEnd"/>
+      <w:r>
+        <w:rPr>
+          <w:rFonts w:ascii="Times New Roman" w:eastAsia="Times New Roman" w:hAnsi="Times New Roman" w:cs="Times New Roman"/>
+        </w:rPr>
+        <w:t xml:space="preserve">, 2003; </w:t>
       </w:r>
       <w:r>
         <w:rPr>
@@ -34361,7 +36018,21 @@
         <w:rPr>
           <w:rFonts w:ascii="Times New Roman" w:eastAsia="Times New Roman" w:hAnsi="Times New Roman" w:cs="Times New Roman"/>
         </w:rPr>
-        <w:t xml:space="preserve">—of which studies assessing infants’ action efficiency understanding are specific </w:t>
+        <w:t>—of which studies assessing infants</w:t>
+      </w:r>
+      <w:proofErr w:type="gramStart"/>
+      <w:r>
+        <w:rPr>
+          <w:rFonts w:ascii="Times New Roman" w:eastAsia="Times New Roman" w:hAnsi="Times New Roman" w:cs="Times New Roman"/>
+        </w:rPr>
+        <w:t>’ action</w:t>
+      </w:r>
+      <w:proofErr w:type="gramEnd"/>
+      <w:r>
+        <w:rPr>
+          <w:rFonts w:ascii="Times New Roman" w:eastAsia="Times New Roman" w:hAnsi="Times New Roman" w:cs="Times New Roman"/>
+        </w:rPr>
+        <w:t xml:space="preserve"> efficiency understanding are specific </w:t>
       </w:r>
       <w:r>
         <w:rPr>
@@ -34796,13 +36467,41 @@
         <w:rPr>
           <w:rFonts w:ascii="Times New Roman" w:eastAsia="Times New Roman" w:hAnsi="Times New Roman" w:cs="Times New Roman"/>
         </w:rPr>
-        <w:t xml:space="preserve">Table 1—which </w:t>
-      </w:r>
-      <w:r>
-        <w:rPr>
-          <w:rFonts w:ascii="Times New Roman" w:eastAsia="Times New Roman" w:hAnsi="Times New Roman" w:cs="Times New Roman"/>
-        </w:rPr>
-        <w:t xml:space="preserve">shows the qualitative fits of </w:t>
+        <w:t xml:space="preserve">Table </w:t>
+      </w:r>
+      <w:proofErr w:type="gramStart"/>
+      <w:r>
+        <w:rPr>
+          <w:rFonts w:ascii="Times New Roman" w:eastAsia="Times New Roman" w:hAnsi="Times New Roman" w:cs="Times New Roman"/>
+        </w:rPr>
+        <w:t>1—</w:t>
+      </w:r>
+      <w:proofErr w:type="gramEnd"/>
+      <w:r>
+        <w:rPr>
+          <w:rFonts w:ascii="Times New Roman" w:eastAsia="Times New Roman" w:hAnsi="Times New Roman" w:cs="Times New Roman"/>
+        </w:rPr>
+        <w:t xml:space="preserve">which </w:t>
+      </w:r>
+      <w:r>
+        <w:rPr>
+          <w:rFonts w:ascii="Times New Roman" w:eastAsia="Times New Roman" w:hAnsi="Times New Roman" w:cs="Times New Roman"/>
+        </w:rPr>
+        <w:t xml:space="preserve">shows the </w:t>
+      </w:r>
+      <w:proofErr w:type="gramStart"/>
+      <w:r>
+        <w:rPr>
+          <w:rFonts w:ascii="Times New Roman" w:eastAsia="Times New Roman" w:hAnsi="Times New Roman" w:cs="Times New Roman"/>
+        </w:rPr>
+        <w:t>qualitative fits</w:t>
+      </w:r>
+      <w:proofErr w:type="gramEnd"/>
+      <w:r>
+        <w:rPr>
+          <w:rFonts w:ascii="Times New Roman" w:eastAsia="Times New Roman" w:hAnsi="Times New Roman" w:cs="Times New Roman"/>
+        </w:rPr>
+        <w:t xml:space="preserve"> of </w:t>
       </w:r>
       <w:r>
         <w:rPr>
@@ -34820,13 +36519,27 @@
         <w:rPr>
           <w:rFonts w:ascii="Times New Roman" w:eastAsia="Times New Roman" w:hAnsi="Times New Roman" w:cs="Times New Roman"/>
         </w:rPr>
-        <w:t>these models to the five target findings</w:t>
-      </w:r>
-      <w:r>
-        <w:rPr>
-          <w:rFonts w:ascii="Times New Roman" w:eastAsia="Times New Roman" w:hAnsi="Times New Roman" w:cs="Times New Roman"/>
-        </w:rPr>
-        <w:t xml:space="preserve">—makes this point </w:t>
+        <w:t xml:space="preserve">these models to the five target </w:t>
+      </w:r>
+      <w:proofErr w:type="gramStart"/>
+      <w:r>
+        <w:rPr>
+          <w:rFonts w:ascii="Times New Roman" w:eastAsia="Times New Roman" w:hAnsi="Times New Roman" w:cs="Times New Roman"/>
+        </w:rPr>
+        <w:t>findings</w:t>
+      </w:r>
+      <w:r>
+        <w:rPr>
+          <w:rFonts w:ascii="Times New Roman" w:eastAsia="Times New Roman" w:hAnsi="Times New Roman" w:cs="Times New Roman"/>
+        </w:rPr>
+        <w:t>—</w:t>
+      </w:r>
+      <w:proofErr w:type="gramEnd"/>
+      <w:r>
+        <w:rPr>
+          <w:rFonts w:ascii="Times New Roman" w:eastAsia="Times New Roman" w:hAnsi="Times New Roman" w:cs="Times New Roman"/>
+        </w:rPr>
+        <w:t xml:space="preserve">makes this point </w:t>
       </w:r>
       <w:r>
         <w:rPr>
@@ -35489,11 +37202,19 @@
                 <w:rFonts w:ascii="Times New Roman" w:hAnsi="Times New Roman" w:cs="Times New Roman"/>
               </w:rPr>
             </w:pPr>
+            <w:proofErr w:type="spellStart"/>
             <w:r>
               <w:rPr>
                 <w:rFonts w:ascii="Times New Roman" w:eastAsia="Times New Roman" w:hAnsi="Times New Roman" w:cs="Times New Roman"/>
               </w:rPr>
-              <w:t>Csibra et al. (1999); Gergely et al. (1995)</w:t>
+              <w:t>Csibra</w:t>
+            </w:r>
+            <w:proofErr w:type="spellEnd"/>
+            <w:r>
+              <w:rPr>
+                <w:rFonts w:ascii="Times New Roman" w:eastAsia="Times New Roman" w:hAnsi="Times New Roman" w:cs="Times New Roman"/>
+              </w:rPr>
+              <w:t xml:space="preserve"> et al. (1999); Gergely et al. (1995)</w:t>
             </w:r>
           </w:p>
         </w:tc>
@@ -36181,11 +37902,33 @@
                 <w:rFonts w:ascii="Times New Roman" w:hAnsi="Times New Roman" w:cs="Times New Roman"/>
               </w:rPr>
             </w:pPr>
+            <w:proofErr w:type="spellStart"/>
             <w:r>
               <w:rPr>
                 <w:rFonts w:ascii="Times New Roman" w:eastAsia="Times New Roman" w:hAnsi="Times New Roman" w:cs="Times New Roman"/>
               </w:rPr>
-              <w:t>Csibra et al. (1999) Sodian et al. (2004)</w:t>
+              <w:t>Csibra</w:t>
+            </w:r>
+            <w:proofErr w:type="spellEnd"/>
+            <w:r>
+              <w:rPr>
+                <w:rFonts w:ascii="Times New Roman" w:eastAsia="Times New Roman" w:hAnsi="Times New Roman" w:cs="Times New Roman"/>
+              </w:rPr>
+              <w:t xml:space="preserve"> et al. (1999) </w:t>
+            </w:r>
+            <w:proofErr w:type="spellStart"/>
+            <w:r>
+              <w:rPr>
+                <w:rFonts w:ascii="Times New Roman" w:eastAsia="Times New Roman" w:hAnsi="Times New Roman" w:cs="Times New Roman"/>
+              </w:rPr>
+              <w:t>Sodian</w:t>
+            </w:r>
+            <w:proofErr w:type="spellEnd"/>
+            <w:r>
+              <w:rPr>
+                <w:rFonts w:ascii="Times New Roman" w:eastAsia="Times New Roman" w:hAnsi="Times New Roman" w:cs="Times New Roman"/>
+              </w:rPr>
+              <w:t xml:space="preserve"> et al. (2004)</w:t>
             </w:r>
           </w:p>
         </w:tc>
@@ -36877,11 +38620,19 @@
                 <w:rFonts w:ascii="Times New Roman" w:eastAsia="Times New Roman" w:hAnsi="Times New Roman" w:cs="Times New Roman"/>
               </w:rPr>
             </w:pPr>
+            <w:proofErr w:type="spellStart"/>
             <w:r>
               <w:rPr>
                 <w:rFonts w:ascii="Times New Roman" w:eastAsia="Times New Roman" w:hAnsi="Times New Roman" w:cs="Times New Roman"/>
               </w:rPr>
-              <w:t>Csibra et al.  (2003); Wagner &amp; Carey (2005)</w:t>
+              <w:t>Csibra</w:t>
+            </w:r>
+            <w:proofErr w:type="spellEnd"/>
+            <w:r>
+              <w:rPr>
+                <w:rFonts w:ascii="Times New Roman" w:eastAsia="Times New Roman" w:hAnsi="Times New Roman" w:cs="Times New Roman"/>
+              </w:rPr>
+              <w:t xml:space="preserve"> et al.  (2003); Wagner &amp; Carey (2005)</w:t>
             </w:r>
           </w:p>
           <w:p>
@@ -37616,7 +39367,21 @@
               <w:rPr>
                 <w:rFonts w:ascii="Times New Roman" w:eastAsia="Times New Roman" w:hAnsi="Times New Roman" w:cs="Times New Roman"/>
               </w:rPr>
-              <w:t>Liu &amp; Spelke (2017)</w:t>
+              <w:t xml:space="preserve">Liu &amp; </w:t>
+            </w:r>
+            <w:proofErr w:type="spellStart"/>
+            <w:r>
+              <w:rPr>
+                <w:rFonts w:ascii="Times New Roman" w:eastAsia="Times New Roman" w:hAnsi="Times New Roman" w:cs="Times New Roman"/>
+              </w:rPr>
+              <w:t>Spelke</w:t>
+            </w:r>
+            <w:proofErr w:type="spellEnd"/>
+            <w:r>
+              <w:rPr>
+                <w:rFonts w:ascii="Times New Roman" w:eastAsia="Times New Roman" w:hAnsi="Times New Roman" w:cs="Times New Roman"/>
+              </w:rPr>
+              <w:t xml:space="preserve"> (2017)</w:t>
             </w:r>
           </w:p>
         </w:tc>
@@ -39304,7 +41069,21 @@
               <w:rPr>
                 <w:rFonts w:ascii="Times New Roman" w:hAnsi="Times New Roman" w:cs="Times New Roman"/>
               </w:rPr>
-              <w:t>Non-sticky mittens training  constrained action</w:t>
+              <w:t xml:space="preserve">Non-sticky mittens </w:t>
+            </w:r>
+            <w:proofErr w:type="gramStart"/>
+            <w:r>
+              <w:rPr>
+                <w:rFonts w:ascii="Times New Roman" w:hAnsi="Times New Roman" w:cs="Times New Roman"/>
+              </w:rPr>
+              <w:t>training  constrained</w:t>
+            </w:r>
+            <w:proofErr w:type="gramEnd"/>
+            <w:r>
+              <w:rPr>
+                <w:rFonts w:ascii="Times New Roman" w:hAnsi="Times New Roman" w:cs="Times New Roman"/>
+              </w:rPr>
+              <w:t xml:space="preserve"> action</w:t>
             </w:r>
           </w:p>
           <w:p>
@@ -40240,7 +42019,21 @@
         <w:rPr>
           <w:rFonts w:ascii="Times New Roman" w:eastAsia="Times New Roman" w:hAnsi="Times New Roman" w:cs="Times New Roman"/>
         </w:rPr>
-        <w:t xml:space="preserve"> Xs indicate that the model failed to capture the finding</w:t>
+        <w:t xml:space="preserve"> </w:t>
+      </w:r>
+      <w:proofErr w:type="spellStart"/>
+      <w:r>
+        <w:rPr>
+          <w:rFonts w:ascii="Times New Roman" w:eastAsia="Times New Roman" w:hAnsi="Times New Roman" w:cs="Times New Roman"/>
+        </w:rPr>
+        <w:t>Xs</w:t>
+      </w:r>
+      <w:proofErr w:type="spellEnd"/>
+      <w:r>
+        <w:rPr>
+          <w:rFonts w:ascii="Times New Roman" w:eastAsia="Times New Roman" w:hAnsi="Times New Roman" w:cs="Times New Roman"/>
+        </w:rPr>
+        <w:t xml:space="preserve"> indicate that the model failed to capture the finding</w:t>
       </w:r>
       <w:r>
         <w:rPr>
@@ -40661,7 +42454,21 @@
         <w:rPr>
           <w:rFonts w:ascii="Times New Roman" w:eastAsia="Times New Roman" w:hAnsi="Times New Roman" w:cs="Times New Roman"/>
         </w:rPr>
-        <w:t>test event like that in Liu and Spelke (2017) and an</w:t>
+        <w:t xml:space="preserve">test event like that in Liu and </w:t>
+      </w:r>
+      <w:proofErr w:type="spellStart"/>
+      <w:r>
+        <w:rPr>
+          <w:rFonts w:ascii="Times New Roman" w:eastAsia="Times New Roman" w:hAnsi="Times New Roman" w:cs="Times New Roman"/>
+        </w:rPr>
+        <w:t>Spelke</w:t>
+      </w:r>
+      <w:proofErr w:type="spellEnd"/>
+      <w:r>
+        <w:rPr>
+          <w:rFonts w:ascii="Times New Roman" w:eastAsia="Times New Roman" w:hAnsi="Times New Roman" w:cs="Times New Roman"/>
+        </w:rPr>
+        <w:t xml:space="preserve"> (2017) and an</w:t>
       </w:r>
       <w:r>
         <w:rPr>
@@ -40905,7 +42712,21 @@
         <w:rPr>
           <w:rFonts w:ascii="Times New Roman" w:eastAsia="Times New Roman" w:hAnsi="Times New Roman" w:cs="Times New Roman"/>
         </w:rPr>
-        <w:t xml:space="preserve">the very same processes argued here to underlie infants’ looking behaviors in studies on this topic may also support the development of </w:t>
+        <w:t xml:space="preserve">the very same processes argued here to </w:t>
+      </w:r>
+      <w:proofErr w:type="gramStart"/>
+      <w:r>
+        <w:rPr>
+          <w:rFonts w:ascii="Times New Roman" w:eastAsia="Times New Roman" w:hAnsi="Times New Roman" w:cs="Times New Roman"/>
+        </w:rPr>
+        <w:t>underlie</w:t>
+      </w:r>
+      <w:proofErr w:type="gramEnd"/>
+      <w:r>
+        <w:rPr>
+          <w:rFonts w:ascii="Times New Roman" w:eastAsia="Times New Roman" w:hAnsi="Times New Roman" w:cs="Times New Roman"/>
+        </w:rPr>
+        <w:t xml:space="preserve"> infants’ looking behaviors in studies on this topic may also support the development of </w:t>
       </w:r>
       <w:r>
         <w:rPr>
@@ -41807,7 +43628,21 @@
         <w:rPr>
           <w:rFonts w:ascii="Times New Roman" w:hAnsi="Times New Roman" w:cs="Times New Roman"/>
         </w:rPr>
-        <w:t xml:space="preserve">Baillargeon, R., Spelke, E. S., &amp; Wasserman, S. (1985). Object permanence in five-month-old infants. </w:t>
+        <w:t xml:space="preserve">Baillargeon, R., </w:t>
+      </w:r>
+      <w:proofErr w:type="spellStart"/>
+      <w:r>
+        <w:rPr>
+          <w:rFonts w:ascii="Times New Roman" w:hAnsi="Times New Roman" w:cs="Times New Roman"/>
+        </w:rPr>
+        <w:t>Spelke</w:t>
+      </w:r>
+      <w:proofErr w:type="spellEnd"/>
+      <w:r>
+        <w:rPr>
+          <w:rFonts w:ascii="Times New Roman" w:hAnsi="Times New Roman" w:cs="Times New Roman"/>
+        </w:rPr>
+        <w:t xml:space="preserve">, E. S., &amp; Wasserman, S. (1985). Object permanence in five-month-old infants. </w:t>
       </w:r>
       <w:r>
         <w:rPr>
@@ -41945,7 +43780,21 @@
         <w:rPr>
           <w:rFonts w:ascii="Times New Roman" w:hAnsi="Times New Roman" w:cs="Times New Roman"/>
         </w:rPr>
-        <w:t>Benton, D. T. (2025). An associative-learning account of how infants learn about causal action in animates and inanimates: A critical reexamination of four classic studies.</w:t>
+        <w:t xml:space="preserve">Benton, D. T. (2025). An associative-learning account of how infants learn about causal action in animates and </w:t>
+      </w:r>
+      <w:proofErr w:type="spellStart"/>
+      <w:r>
+        <w:rPr>
+          <w:rFonts w:ascii="Times New Roman" w:hAnsi="Times New Roman" w:cs="Times New Roman"/>
+        </w:rPr>
+        <w:t>inanimates</w:t>
+      </w:r>
+      <w:proofErr w:type="spellEnd"/>
+      <w:r>
+        <w:rPr>
+          <w:rFonts w:ascii="Times New Roman" w:hAnsi="Times New Roman" w:cs="Times New Roman"/>
+        </w:rPr>
+        <w:t>: A critical reexamination of four classic studies.</w:t>
       </w:r>
       <w:r>
         <w:rPr>
@@ -41998,7 +43847,21 @@
         <w:rPr>
           <w:rFonts w:ascii="Times New Roman" w:hAnsi="Times New Roman" w:cs="Times New Roman"/>
         </w:rPr>
-        <w:t xml:space="preserve">, 62, 101164. </w:t>
+        <w:t xml:space="preserve">, </w:t>
+      </w:r>
+      <w:r>
+        <w:rPr>
+          <w:rFonts w:ascii="Times New Roman" w:hAnsi="Times New Roman" w:cs="Times New Roman"/>
+          <w:i/>
+          <w:iCs/>
+        </w:rPr>
+        <w:t>62</w:t>
+      </w:r>
+      <w:r>
+        <w:rPr>
+          <w:rFonts w:ascii="Times New Roman" w:hAnsi="Times New Roman" w:cs="Times New Roman"/>
+        </w:rPr>
+        <w:t xml:space="preserve">, 101164. </w:t>
       </w:r>
       <w:hyperlink r:id="rId64" w:history="1">
         <w:r>
@@ -42036,7 +43899,21 @@
         <w:rPr>
           <w:rFonts w:ascii="Times New Roman" w:hAnsi="Times New Roman" w:cs="Times New Roman"/>
         </w:rPr>
-        <w:t xml:space="preserve"> 27(3), e13464. </w:t>
+        <w:t xml:space="preserve"> </w:t>
+      </w:r>
+      <w:r>
+        <w:rPr>
+          <w:rFonts w:ascii="Times New Roman" w:hAnsi="Times New Roman" w:cs="Times New Roman"/>
+          <w:i/>
+          <w:iCs/>
+        </w:rPr>
+        <w:t>27</w:t>
+      </w:r>
+      <w:r>
+        <w:rPr>
+          <w:rFonts w:ascii="Times New Roman" w:hAnsi="Times New Roman" w:cs="Times New Roman"/>
+        </w:rPr>
+        <w:t xml:space="preserve">(3), e13464. </w:t>
       </w:r>
       <w:hyperlink r:id="rId65" w:history="1">
         <w:r>
@@ -42074,7 +43951,21 @@
         <w:rPr>
           <w:rFonts w:ascii="Times New Roman" w:hAnsi="Times New Roman" w:cs="Times New Roman"/>
         </w:rPr>
-        <w:t xml:space="preserve">, 126(3), 441–458. </w:t>
+        <w:t xml:space="preserve">, </w:t>
+      </w:r>
+      <w:r>
+        <w:rPr>
+          <w:rFonts w:ascii="Times New Roman" w:hAnsi="Times New Roman" w:cs="Times New Roman"/>
+          <w:i/>
+          <w:iCs/>
+        </w:rPr>
+        <w:t>126</w:t>
+      </w:r>
+      <w:r>
+        <w:rPr>
+          <w:rFonts w:ascii="Times New Roman" w:hAnsi="Times New Roman" w:cs="Times New Roman"/>
+        </w:rPr>
+        <w:t xml:space="preserve">(3), 441–458. </w:t>
       </w:r>
       <w:hyperlink r:id="rId66" w:history="1">
         <w:r>
@@ -42104,7 +43995,7 @@
         <w:rPr>
           <w:rFonts w:ascii="Times New Roman" w:hAnsi="Times New Roman" w:cs="Times New Roman"/>
         </w:rPr>
-        <w:t xml:space="preserve">Bogartz, R. S., Shinskey, J. L., &amp; Schilling, T. H. (2000). Object permanence in five‐and‐a‐half‐month‐old infants?. </w:t>
+        <w:t>Blumberg, M. S., &amp; Adolph, K. E. (2023). Protracted development of motor cortex constrains rich interpretations of infant cognition. </w:t>
       </w:r>
       <w:r>
         <w:rPr>
@@ -42112,15 +44003,123 @@
           <w:i/>
           <w:iCs/>
         </w:rPr>
+        <w:t>Trends in cognitive sciences</w:t>
+      </w:r>
+      <w:r>
+        <w:rPr>
+          <w:rFonts w:ascii="Times New Roman" w:hAnsi="Times New Roman" w:cs="Times New Roman"/>
+        </w:rPr>
+        <w:t>, </w:t>
+      </w:r>
+      <w:r>
+        <w:rPr>
+          <w:rFonts w:ascii="Times New Roman" w:hAnsi="Times New Roman" w:cs="Times New Roman"/>
+          <w:i/>
+          <w:iCs/>
+        </w:rPr>
+        <w:t>27</w:t>
+      </w:r>
+      <w:r>
+        <w:rPr>
+          <w:rFonts w:ascii="Times New Roman" w:hAnsi="Times New Roman" w:cs="Times New Roman"/>
+        </w:rPr>
+        <w:t>(3), 233-245.</w:t>
+      </w:r>
+      <w:r>
+        <w:rPr>
+          <w:rFonts w:ascii="Times New Roman" w:hAnsi="Times New Roman" w:cs="Times New Roman"/>
+        </w:rPr>
+        <w:t xml:space="preserve"> </w:t>
+      </w:r>
+      <w:hyperlink r:id="rId67" w:history="1">
+        <w:r>
+          <w:rPr>
+            <w:rStyle w:val="Hyperlink"/>
+            <w:rFonts w:ascii="Times New Roman" w:hAnsi="Times New Roman" w:cs="Times New Roman"/>
+          </w:rPr>
+          <w:t>https://doi.org/10.1016/j.tics.2022.12.014</w:t>
+        </w:r>
+      </w:hyperlink>
+    </w:p>
+    <w:p>
+      <w:pPr>
+        <w:spacing w:line="480" w:lineRule="auto"/>
+        <w:ind w:hanging="720"/>
+        <w:rPr>
+          <w:rFonts w:ascii="Times New Roman" w:hAnsi="Times New Roman" w:cs="Times New Roman"/>
+        </w:rPr>
+      </w:pPr>
+      <w:proofErr w:type="spellStart"/>
+      <w:r>
+        <w:rPr>
+          <w:rFonts w:ascii="Times New Roman" w:hAnsi="Times New Roman" w:cs="Times New Roman"/>
+        </w:rPr>
+        <w:t>Bogartz</w:t>
+      </w:r>
+      <w:proofErr w:type="spellEnd"/>
+      <w:r>
+        <w:rPr>
+          <w:rFonts w:ascii="Times New Roman" w:hAnsi="Times New Roman" w:cs="Times New Roman"/>
+        </w:rPr>
+        <w:t xml:space="preserve">, R. S., </w:t>
+      </w:r>
+      <w:proofErr w:type="spellStart"/>
+      <w:r>
+        <w:rPr>
+          <w:rFonts w:ascii="Times New Roman" w:hAnsi="Times New Roman" w:cs="Times New Roman"/>
+        </w:rPr>
+        <w:t>Shinskey</w:t>
+      </w:r>
+      <w:proofErr w:type="spellEnd"/>
+      <w:r>
+        <w:rPr>
+          <w:rFonts w:ascii="Times New Roman" w:hAnsi="Times New Roman" w:cs="Times New Roman"/>
+        </w:rPr>
+        <w:t xml:space="preserve">, J. L., &amp; Schilling, T. H. (2000). Object permanence in five‐and‐a‐half‐month‐old </w:t>
+      </w:r>
+      <w:proofErr w:type="gramStart"/>
+      <w:r>
+        <w:rPr>
+          <w:rFonts w:ascii="Times New Roman" w:hAnsi="Times New Roman" w:cs="Times New Roman"/>
+        </w:rPr>
+        <w:t>infants?.</w:t>
+      </w:r>
+      <w:proofErr w:type="gramEnd"/>
+      <w:r>
+        <w:rPr>
+          <w:rFonts w:ascii="Times New Roman" w:hAnsi="Times New Roman" w:cs="Times New Roman"/>
+        </w:rPr>
+        <w:t xml:space="preserve"> </w:t>
+      </w:r>
+      <w:r>
+        <w:rPr>
+          <w:rFonts w:ascii="Times New Roman" w:hAnsi="Times New Roman" w:cs="Times New Roman"/>
+          <w:i/>
+          <w:iCs/>
+        </w:rPr>
         <w:t>Infancy</w:t>
       </w:r>
       <w:r>
         <w:rPr>
           <w:rFonts w:ascii="Times New Roman" w:hAnsi="Times New Roman" w:cs="Times New Roman"/>
         </w:rPr>
-        <w:t xml:space="preserve">, 1(4), 403–428. </w:t>
-      </w:r>
-      <w:hyperlink r:id="rId67" w:history="1">
+        <w:t xml:space="preserve">, </w:t>
+      </w:r>
+      <w:r>
+        <w:rPr>
+          <w:rFonts w:ascii="Times New Roman" w:hAnsi="Times New Roman" w:cs="Times New Roman"/>
+          <w:i/>
+          <w:iCs/>
+        </w:rPr>
+        <w:t>1</w:t>
+      </w:r>
+      <w:r>
+        <w:rPr>
+          <w:rFonts w:ascii="Times New Roman" w:hAnsi="Times New Roman" w:cs="Times New Roman"/>
+        </w:rPr>
+        <w:t xml:space="preserve">(4), 403–428. </w:t>
+      </w:r>
+      <w:hyperlink r:id="rId68" w:history="1">
         <w:r>
           <w:rPr>
             <w:rStyle w:val="Hyperlink"/>
@@ -42142,7 +44141,21 @@
         <w:rPr>
           <w:rFonts w:ascii="Times New Roman" w:hAnsi="Times New Roman" w:cs="Times New Roman"/>
         </w:rPr>
-        <w:t xml:space="preserve">Bomba, P. C., &amp; Siqueland, E. R. (1983). The nature and structure of infant form categories. </w:t>
+        <w:t xml:space="preserve">Bomba, P. C., &amp; </w:t>
+      </w:r>
+      <w:proofErr w:type="spellStart"/>
+      <w:r>
+        <w:rPr>
+          <w:rFonts w:ascii="Times New Roman" w:hAnsi="Times New Roman" w:cs="Times New Roman"/>
+        </w:rPr>
+        <w:t>Siqueland</w:t>
+      </w:r>
+      <w:proofErr w:type="spellEnd"/>
+      <w:r>
+        <w:rPr>
+          <w:rFonts w:ascii="Times New Roman" w:hAnsi="Times New Roman" w:cs="Times New Roman"/>
+        </w:rPr>
+        <w:t xml:space="preserve">, E. R. (1983). The nature and structure of infant form categories. </w:t>
       </w:r>
       <w:r>
         <w:rPr>
@@ -42156,9 +44169,23 @@
         <w:rPr>
           <w:rFonts w:ascii="Times New Roman" w:hAnsi="Times New Roman" w:cs="Times New Roman"/>
         </w:rPr>
-        <w:t xml:space="preserve">, 35(3), 294–328. </w:t>
-      </w:r>
-      <w:hyperlink r:id="rId68" w:history="1">
+        <w:t xml:space="preserve">, </w:t>
+      </w:r>
+      <w:r>
+        <w:rPr>
+          <w:rFonts w:ascii="Times New Roman" w:hAnsi="Times New Roman" w:cs="Times New Roman"/>
+          <w:i/>
+          <w:iCs/>
+        </w:rPr>
+        <w:t>35</w:t>
+      </w:r>
+      <w:r>
+        <w:rPr>
+          <w:rFonts w:ascii="Times New Roman" w:hAnsi="Times New Roman" w:cs="Times New Roman"/>
+        </w:rPr>
+        <w:t xml:space="preserve">(3), 294–328. </w:t>
+      </w:r>
+      <w:hyperlink r:id="rId69" w:history="1">
         <w:r>
           <w:rPr>
             <w:rStyle w:val="Hyperlink"/>
@@ -42215,9 +44242,23 @@
         <w:rPr>
           <w:rFonts w:ascii="Times New Roman" w:hAnsi="Times New Roman" w:cs="Times New Roman"/>
         </w:rPr>
-        <w:t xml:space="preserve">, 3(8), 289–290. </w:t>
-      </w:r>
-      <w:hyperlink r:id="rId69" w:history="1">
+        <w:t xml:space="preserve">, </w:t>
+      </w:r>
+      <w:r>
+        <w:rPr>
+          <w:rFonts w:ascii="Times New Roman" w:hAnsi="Times New Roman" w:cs="Times New Roman"/>
+          <w:i/>
+          <w:iCs/>
+        </w:rPr>
+        <w:t>3</w:t>
+      </w:r>
+      <w:r>
+        <w:rPr>
+          <w:rFonts w:ascii="Times New Roman" w:hAnsi="Times New Roman" w:cs="Times New Roman"/>
+        </w:rPr>
+        <w:t xml:space="preserve">(8), 289–290. </w:t>
+      </w:r>
+      <w:hyperlink r:id="rId70" w:history="1">
         <w:r>
           <w:rPr>
             <w:rStyle w:val="Hyperlink"/>
@@ -42239,6 +44280,7 @@
         <w:rPr>
           <w:rFonts w:ascii="Times New Roman" w:hAnsi="Times New Roman" w:cs="Times New Roman"/>
         </w:rPr>
+        <w:lastRenderedPageBreak/>
         <w:t xml:space="preserve">Cohen, L. B. (1973). A two-process model of infant visual attention. </w:t>
       </w:r>
       <w:r>
@@ -42253,7 +44295,21 @@
         <w:rPr>
           <w:rFonts w:ascii="Times New Roman" w:hAnsi="Times New Roman" w:cs="Times New Roman"/>
         </w:rPr>
-        <w:t xml:space="preserve">, 19(3), 157–180. </w:t>
+        <w:t xml:space="preserve">, </w:t>
+      </w:r>
+      <w:r>
+        <w:rPr>
+          <w:rFonts w:ascii="Times New Roman" w:hAnsi="Times New Roman" w:cs="Times New Roman"/>
+          <w:i/>
+          <w:iCs/>
+        </w:rPr>
+        <w:t>19</w:t>
+      </w:r>
+      <w:r>
+        <w:rPr>
+          <w:rFonts w:ascii="Times New Roman" w:hAnsi="Times New Roman" w:cs="Times New Roman"/>
+        </w:rPr>
+        <w:t xml:space="preserve">(3), 157–180. </w:t>
       </w:r>
     </w:p>
     <w:p>
@@ -42282,9 +44338,23 @@
         <w:rPr>
           <w:rFonts w:ascii="Times New Roman" w:hAnsi="Times New Roman" w:cs="Times New Roman"/>
         </w:rPr>
-        <w:t xml:space="preserve">, 17(3–4), 1323–1343. </w:t>
-      </w:r>
-      <w:hyperlink r:id="rId70" w:history="1">
+        <w:t xml:space="preserve">, </w:t>
+      </w:r>
+      <w:r>
+        <w:rPr>
+          <w:rFonts w:ascii="Times New Roman" w:hAnsi="Times New Roman" w:cs="Times New Roman"/>
+          <w:i/>
+          <w:iCs/>
+        </w:rPr>
+        <w:t>17</w:t>
+      </w:r>
+      <w:r>
+        <w:rPr>
+          <w:rFonts w:ascii="Times New Roman" w:hAnsi="Times New Roman" w:cs="Times New Roman"/>
+        </w:rPr>
+        <w:t xml:space="preserve">(3–4), 1323–1343. </w:t>
+      </w:r>
+      <w:hyperlink r:id="rId71" w:history="1">
         <w:r>
           <w:rPr>
             <w:rStyle w:val="Hyperlink"/>
@@ -42306,7 +44376,6 @@
         <w:rPr>
           <w:rFonts w:ascii="Times New Roman" w:hAnsi="Times New Roman" w:cs="Times New Roman"/>
         </w:rPr>
-        <w:lastRenderedPageBreak/>
         <w:t xml:space="preserve">Cohen, L. B., &amp; Marks, K. S. (2002). How infants process addition and subtraction events. </w:t>
       </w:r>
       <w:r>
@@ -42321,9 +44390,23 @@
         <w:rPr>
           <w:rFonts w:ascii="Times New Roman" w:hAnsi="Times New Roman" w:cs="Times New Roman"/>
         </w:rPr>
-        <w:t xml:space="preserve">, 5(2), 186–201. </w:t>
-      </w:r>
-      <w:hyperlink r:id="rId71" w:history="1">
+        <w:t xml:space="preserve">, </w:t>
+      </w:r>
+      <w:r>
+        <w:rPr>
+          <w:rFonts w:ascii="Times New Roman" w:hAnsi="Times New Roman" w:cs="Times New Roman"/>
+          <w:i/>
+          <w:iCs/>
+        </w:rPr>
+        <w:t>5</w:t>
+      </w:r>
+      <w:r>
+        <w:rPr>
+          <w:rFonts w:ascii="Times New Roman" w:hAnsi="Times New Roman" w:cs="Times New Roman"/>
+        </w:rPr>
+        <w:t xml:space="preserve">(2), 186–201. </w:t>
+      </w:r>
+      <w:hyperlink r:id="rId72" w:history="1">
         <w:r>
           <w:rPr>
             <w:rStyle w:val="Hyperlink"/>
@@ -42359,9 +44442,23 @@
         <w:rPr>
           <w:rFonts w:ascii="Times New Roman" w:hAnsi="Times New Roman" w:cs="Times New Roman"/>
         </w:rPr>
-        <w:t xml:space="preserve">, 29(3), 421–433. </w:t>
-      </w:r>
-      <w:hyperlink r:id="rId72" w:history="1">
+        <w:t xml:space="preserve">, </w:t>
+      </w:r>
+      <w:r>
+        <w:rPr>
+          <w:rFonts w:ascii="Times New Roman" w:hAnsi="Times New Roman" w:cs="Times New Roman"/>
+          <w:i/>
+          <w:iCs/>
+        </w:rPr>
+        <w:t>29</w:t>
+      </w:r>
+      <w:r>
+        <w:rPr>
+          <w:rFonts w:ascii="Times New Roman" w:hAnsi="Times New Roman" w:cs="Times New Roman"/>
+        </w:rPr>
+        <w:t xml:space="preserve">(3), 421–433. </w:t>
+      </w:r>
+      <w:hyperlink r:id="rId73" w:history="1">
         <w:r>
           <w:rPr>
             <w:rStyle w:val="Hyperlink"/>
@@ -42397,9 +44494,23 @@
         <w:rPr>
           <w:rFonts w:ascii="Times New Roman" w:hAnsi="Times New Roman" w:cs="Times New Roman"/>
         </w:rPr>
-        <w:t xml:space="preserve">, 112(2), 347–382. </w:t>
-      </w:r>
-      <w:hyperlink r:id="rId73" w:history="1">
+        <w:t xml:space="preserve">, </w:t>
+      </w:r>
+      <w:r>
+        <w:rPr>
+          <w:rFonts w:ascii="Times New Roman" w:hAnsi="Times New Roman" w:cs="Times New Roman"/>
+          <w:i/>
+          <w:iCs/>
+        </w:rPr>
+        <w:t>112</w:t>
+      </w:r>
+      <w:r>
+        <w:rPr>
+          <w:rFonts w:ascii="Times New Roman" w:hAnsi="Times New Roman" w:cs="Times New Roman"/>
+        </w:rPr>
+        <w:t xml:space="preserve">(2), 347–382. </w:t>
+      </w:r>
+      <w:hyperlink r:id="rId74" w:history="1">
         <w:r>
           <w:rPr>
             <w:rStyle w:val="Hyperlink"/>
@@ -42435,9 +44546,23 @@
         <w:rPr>
           <w:rFonts w:ascii="Times New Roman" w:hAnsi="Times New Roman" w:cs="Times New Roman"/>
         </w:rPr>
-        <w:t xml:space="preserve">, 1(2), 255–259. </w:t>
-      </w:r>
-      <w:hyperlink r:id="rId74" w:history="1">
+        <w:t xml:space="preserve">, </w:t>
+      </w:r>
+      <w:r>
+        <w:rPr>
+          <w:rFonts w:ascii="Times New Roman" w:hAnsi="Times New Roman" w:cs="Times New Roman"/>
+          <w:i/>
+          <w:iCs/>
+        </w:rPr>
+        <w:t>1</w:t>
+      </w:r>
+      <w:r>
+        <w:rPr>
+          <w:rFonts w:ascii="Times New Roman" w:hAnsi="Times New Roman" w:cs="Times New Roman"/>
+        </w:rPr>
+        <w:t xml:space="preserve">(2), 255–259. </w:t>
+      </w:r>
+      <w:hyperlink r:id="rId75" w:history="1">
         <w:r>
           <w:rPr>
             <w:rStyle w:val="Hyperlink"/>
@@ -42459,9 +44584,23 @@
         <w:rPr>
           <w:rFonts w:ascii="Times New Roman" w:hAnsi="Times New Roman" w:cs="Times New Roman"/>
         </w:rPr>
-        <w:t xml:space="preserve">Csibra, G., Bíró, S., Koós, O., &amp; Gergely, G. (2003). One‐year‐old infants use teleological representations of actions productively. Cognitive Science, 27(1), 111–133. </w:t>
-      </w:r>
-      <w:hyperlink r:id="rId75" w:history="1">
+        <w:t xml:space="preserve">Csibra, G., Bíró, S., Koós, O., &amp; Gergely, G. (2003). One‐year‐old infants use teleological representations of actions productively. Cognitive Science, </w:t>
+      </w:r>
+      <w:r>
+        <w:rPr>
+          <w:rFonts w:ascii="Times New Roman" w:hAnsi="Times New Roman" w:cs="Times New Roman"/>
+          <w:i/>
+          <w:iCs/>
+        </w:rPr>
+        <w:t>27</w:t>
+      </w:r>
+      <w:r>
+        <w:rPr>
+          <w:rFonts w:ascii="Times New Roman" w:hAnsi="Times New Roman" w:cs="Times New Roman"/>
+        </w:rPr>
+        <w:t xml:space="preserve">(1), 111–133. </w:t>
+      </w:r>
+      <w:hyperlink r:id="rId76" w:history="1">
         <w:r>
           <w:rPr>
             <w:rStyle w:val="Hyperlink"/>
@@ -42497,9 +44636,23 @@
         <w:rPr>
           <w:rFonts w:ascii="Times New Roman" w:hAnsi="Times New Roman" w:cs="Times New Roman"/>
         </w:rPr>
-        <w:t xml:space="preserve">, 72(3), 237–267. </w:t>
-      </w:r>
-      <w:hyperlink r:id="rId76" w:history="1">
+        <w:t xml:space="preserve">, </w:t>
+      </w:r>
+      <w:r>
+        <w:rPr>
+          <w:rFonts w:ascii="Times New Roman" w:hAnsi="Times New Roman" w:cs="Times New Roman"/>
+          <w:i/>
+          <w:iCs/>
+        </w:rPr>
+        <w:t>72</w:t>
+      </w:r>
+      <w:r>
+        <w:rPr>
+          <w:rFonts w:ascii="Times New Roman" w:hAnsi="Times New Roman" w:cs="Times New Roman"/>
+        </w:rPr>
+        <w:t xml:space="preserve">(3), 237–267. </w:t>
+      </w:r>
+      <w:hyperlink r:id="rId77" w:history="1">
         <w:r>
           <w:rPr>
             <w:rStyle w:val="Hyperlink"/>
@@ -42535,9 +44688,23 @@
         <w:rPr>
           <w:rFonts w:ascii="Times New Roman" w:hAnsi="Times New Roman" w:cs="Times New Roman"/>
         </w:rPr>
-        <w:t xml:space="preserve">, 14(2), 179–211. </w:t>
-      </w:r>
-      <w:hyperlink r:id="rId77" w:history="1">
+        <w:t xml:space="preserve">, </w:t>
+      </w:r>
+      <w:r>
+        <w:rPr>
+          <w:rFonts w:ascii="Times New Roman" w:hAnsi="Times New Roman" w:cs="Times New Roman"/>
+          <w:i/>
+          <w:iCs/>
+        </w:rPr>
+        <w:t>14</w:t>
+      </w:r>
+      <w:r>
+        <w:rPr>
+          <w:rFonts w:ascii="Times New Roman" w:hAnsi="Times New Roman" w:cs="Times New Roman"/>
+        </w:rPr>
+        <w:t xml:space="preserve">(2), 179–211. </w:t>
+      </w:r>
+      <w:hyperlink r:id="rId78" w:history="1">
         <w:r>
           <w:rPr>
             <w:rStyle w:val="Hyperlink"/>
@@ -42565,6 +44732,7 @@
         <w:rPr>
           <w:rFonts w:ascii="Times New Roman" w:hAnsi="Times New Roman" w:cs="Times New Roman"/>
         </w:rPr>
+        <w:lastRenderedPageBreak/>
         <w:t>Elman, J. L., Bates, E. A., Johnson, M. H., Karmiloff-Smith, A., Parisi, D., &amp; Plunkett, K. (1996). Rethinking innateness: A connectionist perspective on development. MIT Press.</w:t>
       </w:r>
     </w:p>
@@ -42594,9 +44762,23 @@
         <w:rPr>
           <w:rFonts w:ascii="Times New Roman" w:hAnsi="Times New Roman" w:cs="Times New Roman"/>
         </w:rPr>
-        <w:t xml:space="preserve">, 213, 104621. </w:t>
-      </w:r>
-      <w:hyperlink r:id="rId78" w:history="1">
+        <w:t xml:space="preserve">, </w:t>
+      </w:r>
+      <w:r>
+        <w:rPr>
+          <w:rFonts w:ascii="Times New Roman" w:hAnsi="Times New Roman" w:cs="Times New Roman"/>
+          <w:i/>
+          <w:iCs/>
+        </w:rPr>
+        <w:t>213</w:t>
+      </w:r>
+      <w:r>
+        <w:rPr>
+          <w:rFonts w:ascii="Times New Roman" w:hAnsi="Times New Roman" w:cs="Times New Roman"/>
+        </w:rPr>
+        <w:t xml:space="preserve">, 104621. </w:t>
+      </w:r>
+      <w:hyperlink r:id="rId79" w:history="1">
         <w:r>
           <w:rPr>
             <w:rStyle w:val="Hyperlink"/>
@@ -42624,7 +44806,6 @@
         <w:rPr>
           <w:rFonts w:ascii="Times New Roman" w:hAnsi="Times New Roman" w:cs="Times New Roman"/>
         </w:rPr>
-        <w:lastRenderedPageBreak/>
         <w:t xml:space="preserve">Gelman, R. (1990). First principles organize attention to and learning about relevant data: Number and the animate‐inanimate distinction as examples. </w:t>
       </w:r>
       <w:r>
@@ -42639,9 +44820,23 @@
         <w:rPr>
           <w:rFonts w:ascii="Times New Roman" w:hAnsi="Times New Roman" w:cs="Times New Roman"/>
         </w:rPr>
-        <w:t xml:space="preserve">, 14(1), 79–106. </w:t>
-      </w:r>
-      <w:hyperlink r:id="rId79" w:history="1">
+        <w:t xml:space="preserve">, </w:t>
+      </w:r>
+      <w:r>
+        <w:rPr>
+          <w:rFonts w:ascii="Times New Roman" w:hAnsi="Times New Roman" w:cs="Times New Roman"/>
+          <w:i/>
+          <w:iCs/>
+        </w:rPr>
+        <w:t>14</w:t>
+      </w:r>
+      <w:r>
+        <w:rPr>
+          <w:rFonts w:ascii="Times New Roman" w:hAnsi="Times New Roman" w:cs="Times New Roman"/>
+        </w:rPr>
+        <w:t xml:space="preserve">(1), 79–106. </w:t>
+      </w:r>
+      <w:hyperlink r:id="rId80" w:history="1">
         <w:r>
           <w:rPr>
             <w:rStyle w:val="Hyperlink"/>
@@ -42677,9 +44872,23 @@
         <w:rPr>
           <w:rFonts w:ascii="Times New Roman" w:hAnsi="Times New Roman" w:cs="Times New Roman"/>
         </w:rPr>
-        <w:t xml:space="preserve">, 14(5), 1012–1020. </w:t>
-      </w:r>
-      <w:hyperlink r:id="rId80" w:history="1">
+        <w:t xml:space="preserve">, </w:t>
+      </w:r>
+      <w:r>
+        <w:rPr>
+          <w:rFonts w:ascii="Times New Roman" w:hAnsi="Times New Roman" w:cs="Times New Roman"/>
+          <w:i/>
+          <w:iCs/>
+        </w:rPr>
+        <w:t>14</w:t>
+      </w:r>
+      <w:r>
+        <w:rPr>
+          <w:rFonts w:ascii="Times New Roman" w:hAnsi="Times New Roman" w:cs="Times New Roman"/>
+        </w:rPr>
+        <w:t xml:space="preserve">(5), 1012–1020. </w:t>
+      </w:r>
+      <w:hyperlink r:id="rId81" w:history="1">
         <w:r>
           <w:rPr>
             <w:rStyle w:val="Hyperlink"/>
@@ -42701,7 +44910,21 @@
         <w:rPr>
           <w:rFonts w:ascii="Times New Roman" w:hAnsi="Times New Roman" w:cs="Times New Roman"/>
         </w:rPr>
-        <w:t xml:space="preserve">Geraci, A., Surian, L., Tina, L. G., et al. (2025). Human newborns spontaneously attend to prosocial interactions. </w:t>
+        <w:t xml:space="preserve">Geraci, A., Surian, L., Tina, L. G., et al. (2025). Human newborns spontaneously </w:t>
+      </w:r>
+      <w:proofErr w:type="gramStart"/>
+      <w:r>
+        <w:rPr>
+          <w:rFonts w:ascii="Times New Roman" w:hAnsi="Times New Roman" w:cs="Times New Roman"/>
+        </w:rPr>
+        <w:t>attend to</w:t>
+      </w:r>
+      <w:proofErr w:type="gramEnd"/>
+      <w:r>
+        <w:rPr>
+          <w:rFonts w:ascii="Times New Roman" w:hAnsi="Times New Roman" w:cs="Times New Roman"/>
+        </w:rPr>
+        <w:t xml:space="preserve"> prosocial interactions. </w:t>
       </w:r>
       <w:r>
         <w:rPr>
@@ -42715,9 +44938,23 @@
         <w:rPr>
           <w:rFonts w:ascii="Times New Roman" w:hAnsi="Times New Roman" w:cs="Times New Roman"/>
         </w:rPr>
-        <w:t xml:space="preserve">, 16, 6304. </w:t>
-      </w:r>
-      <w:hyperlink r:id="rId81" w:history="1">
+        <w:t xml:space="preserve">, </w:t>
+      </w:r>
+      <w:r>
+        <w:rPr>
+          <w:rFonts w:ascii="Times New Roman" w:hAnsi="Times New Roman" w:cs="Times New Roman"/>
+          <w:i/>
+          <w:iCs/>
+        </w:rPr>
+        <w:t>16</w:t>
+      </w:r>
+      <w:r>
+        <w:rPr>
+          <w:rFonts w:ascii="Times New Roman" w:hAnsi="Times New Roman" w:cs="Times New Roman"/>
+        </w:rPr>
+        <w:t xml:space="preserve">, 6304. </w:t>
+      </w:r>
+      <w:hyperlink r:id="rId82" w:history="1">
         <w:r>
           <w:rPr>
             <w:rStyle w:val="Hyperlink"/>
@@ -42739,7 +44976,21 @@
         <w:rPr>
           <w:rFonts w:ascii="Times New Roman" w:hAnsi="Times New Roman" w:cs="Times New Roman"/>
         </w:rPr>
-        <w:t xml:space="preserve">Gergely, G., &amp; Csibra, G. (2003). Teleological reasoning in infancy: The naïve theory of rational action. </w:t>
+        <w:t xml:space="preserve">Gergely, G., &amp; </w:t>
+      </w:r>
+      <w:proofErr w:type="spellStart"/>
+      <w:r>
+        <w:rPr>
+          <w:rFonts w:ascii="Times New Roman" w:hAnsi="Times New Roman" w:cs="Times New Roman"/>
+        </w:rPr>
+        <w:t>Csibra</w:t>
+      </w:r>
+      <w:proofErr w:type="spellEnd"/>
+      <w:r>
+        <w:rPr>
+          <w:rFonts w:ascii="Times New Roman" w:hAnsi="Times New Roman" w:cs="Times New Roman"/>
+        </w:rPr>
+        <w:t xml:space="preserve">, G. (2003). Teleological reasoning in infancy: The naïve theory of rational action. </w:t>
       </w:r>
       <w:r>
         <w:rPr>
@@ -42753,9 +45004,23 @@
         <w:rPr>
           <w:rFonts w:ascii="Times New Roman" w:hAnsi="Times New Roman" w:cs="Times New Roman"/>
         </w:rPr>
-        <w:t xml:space="preserve">, 7(7), 287–292. </w:t>
-      </w:r>
-      <w:hyperlink r:id="rId82" w:history="1">
+        <w:t xml:space="preserve">, </w:t>
+      </w:r>
+      <w:r>
+        <w:rPr>
+          <w:rFonts w:ascii="Times New Roman" w:hAnsi="Times New Roman" w:cs="Times New Roman"/>
+          <w:i/>
+          <w:iCs/>
+        </w:rPr>
+        <w:t>7</w:t>
+      </w:r>
+      <w:r>
+        <w:rPr>
+          <w:rFonts w:ascii="Times New Roman" w:hAnsi="Times New Roman" w:cs="Times New Roman"/>
+        </w:rPr>
+        <w:t xml:space="preserve">(7), 287–292. </w:t>
+      </w:r>
+      <w:hyperlink r:id="rId83" w:history="1">
         <w:r>
           <w:rPr>
             <w:rStyle w:val="Hyperlink"/>
@@ -42791,9 +45056,23 @@
         <w:rPr>
           <w:rFonts w:ascii="Times New Roman" w:hAnsi="Times New Roman" w:cs="Times New Roman"/>
         </w:rPr>
-        <w:t xml:space="preserve">, 415(6873), 755. </w:t>
-      </w:r>
-      <w:hyperlink r:id="rId83" w:history="1">
+        <w:t xml:space="preserve">, </w:t>
+      </w:r>
+      <w:r>
+        <w:rPr>
+          <w:rFonts w:ascii="Times New Roman" w:hAnsi="Times New Roman" w:cs="Times New Roman"/>
+          <w:i/>
+          <w:iCs/>
+        </w:rPr>
+        <w:t>415</w:t>
+      </w:r>
+      <w:r>
+        <w:rPr>
+          <w:rFonts w:ascii="Times New Roman" w:hAnsi="Times New Roman" w:cs="Times New Roman"/>
+        </w:rPr>
+        <w:t xml:space="preserve">(6873), 755. </w:t>
+      </w:r>
+      <w:hyperlink r:id="rId84" w:history="1">
         <w:r>
           <w:rPr>
             <w:rStyle w:val="Hyperlink"/>
@@ -42821,7 +45100,21 @@
         <w:rPr>
           <w:rFonts w:ascii="Times New Roman" w:hAnsi="Times New Roman" w:cs="Times New Roman"/>
         </w:rPr>
-        <w:t xml:space="preserve">Gergely, G., Nádasdy, Z., Csibra, G., &amp; Bíró, S. (1995). Taking the intentional stance at 12 months of age. </w:t>
+        <w:t xml:space="preserve">Gergely, G., Nádasdy, Z., </w:t>
+      </w:r>
+      <w:proofErr w:type="spellStart"/>
+      <w:r>
+        <w:rPr>
+          <w:rFonts w:ascii="Times New Roman" w:hAnsi="Times New Roman" w:cs="Times New Roman"/>
+        </w:rPr>
+        <w:t>Csibra</w:t>
+      </w:r>
+      <w:proofErr w:type="spellEnd"/>
+      <w:r>
+        <w:rPr>
+          <w:rFonts w:ascii="Times New Roman" w:hAnsi="Times New Roman" w:cs="Times New Roman"/>
+        </w:rPr>
+        <w:t xml:space="preserve">, G., &amp; Bíró, S. (1995). Taking the intentional stance at 12 months of age. </w:t>
       </w:r>
       <w:r>
         <w:rPr>
@@ -42835,9 +45128,23 @@
         <w:rPr>
           <w:rFonts w:ascii="Times New Roman" w:hAnsi="Times New Roman" w:cs="Times New Roman"/>
         </w:rPr>
-        <w:t xml:space="preserve">, 56(2), 165–193. </w:t>
-      </w:r>
-      <w:hyperlink r:id="rId84" w:history="1">
+        <w:t xml:space="preserve">, </w:t>
+      </w:r>
+      <w:r>
+        <w:rPr>
+          <w:rFonts w:ascii="Times New Roman" w:hAnsi="Times New Roman" w:cs="Times New Roman"/>
+          <w:i/>
+          <w:iCs/>
+        </w:rPr>
+        <w:t>56</w:t>
+      </w:r>
+      <w:r>
+        <w:rPr>
+          <w:rFonts w:ascii="Times New Roman" w:hAnsi="Times New Roman" w:cs="Times New Roman"/>
+        </w:rPr>
+        <w:t xml:space="preserve">(2), 165–193. </w:t>
+      </w:r>
+      <w:hyperlink r:id="rId85" w:history="1">
         <w:r>
           <w:rPr>
             <w:rStyle w:val="Hyperlink"/>
@@ -42873,9 +45180,23 @@
         <w:rPr>
           <w:rFonts w:ascii="Times New Roman" w:hAnsi="Times New Roman" w:cs="Times New Roman"/>
         </w:rPr>
-        <w:t xml:space="preserve">, 21(2), 167–179. </w:t>
-      </w:r>
-      <w:hyperlink r:id="rId85" w:history="1">
+        <w:t xml:space="preserve">, </w:t>
+      </w:r>
+      <w:r>
+        <w:rPr>
+          <w:rFonts w:ascii="Times New Roman" w:hAnsi="Times New Roman" w:cs="Times New Roman"/>
+          <w:i/>
+          <w:iCs/>
+        </w:rPr>
+        <w:t>21</w:t>
+      </w:r>
+      <w:r>
+        <w:rPr>
+          <w:rFonts w:ascii="Times New Roman" w:hAnsi="Times New Roman" w:cs="Times New Roman"/>
+        </w:rPr>
+        <w:t xml:space="preserve">(2), 167–179. </w:t>
+      </w:r>
+      <w:hyperlink r:id="rId86" w:history="1">
         <w:r>
           <w:rPr>
             <w:rStyle w:val="Hyperlink"/>
@@ -42903,6 +45224,7 @@
         <w:rPr>
           <w:rFonts w:ascii="Times New Roman" w:hAnsi="Times New Roman" w:cs="Times New Roman"/>
         </w:rPr>
+        <w:lastRenderedPageBreak/>
         <w:t xml:space="preserve">Hamlin, J. K. (2013). Moral judgment and action in preverbal infants and toddlers: Evidence for an innate moral core. </w:t>
       </w:r>
       <w:r>
@@ -42917,9 +45239,23 @@
         <w:rPr>
           <w:rFonts w:ascii="Times New Roman" w:hAnsi="Times New Roman" w:cs="Times New Roman"/>
         </w:rPr>
-        <w:t xml:space="preserve">, 22(3), 186–193. </w:t>
-      </w:r>
-      <w:hyperlink r:id="rId86" w:history="1">
+        <w:t xml:space="preserve">, </w:t>
+      </w:r>
+      <w:r>
+        <w:rPr>
+          <w:rFonts w:ascii="Times New Roman" w:hAnsi="Times New Roman" w:cs="Times New Roman"/>
+          <w:i/>
+          <w:iCs/>
+        </w:rPr>
+        <w:t>22</w:t>
+      </w:r>
+      <w:r>
+        <w:rPr>
+          <w:rFonts w:ascii="Times New Roman" w:hAnsi="Times New Roman" w:cs="Times New Roman"/>
+        </w:rPr>
+        <w:t xml:space="preserve">(3), 186–193. </w:t>
+      </w:r>
+      <w:hyperlink r:id="rId87" w:history="1">
         <w:r>
           <w:rPr>
             <w:rStyle w:val="Hyperlink"/>
@@ -42955,9 +45291,23 @@
         <w:rPr>
           <w:rFonts w:ascii="Times New Roman" w:hAnsi="Times New Roman" w:cs="Times New Roman"/>
         </w:rPr>
-        <w:t xml:space="preserve"> 26(1), 30–39. </w:t>
-      </w:r>
-      <w:hyperlink r:id="rId87" w:history="1">
+        <w:t xml:space="preserve"> </w:t>
+      </w:r>
+      <w:r>
+        <w:rPr>
+          <w:rFonts w:ascii="Times New Roman" w:hAnsi="Times New Roman" w:cs="Times New Roman"/>
+          <w:i/>
+          <w:iCs/>
+        </w:rPr>
+        <w:t>26</w:t>
+      </w:r>
+      <w:r>
+        <w:rPr>
+          <w:rFonts w:ascii="Times New Roman" w:hAnsi="Times New Roman" w:cs="Times New Roman"/>
+        </w:rPr>
+        <w:t xml:space="preserve">(1), 30–39. </w:t>
+      </w:r>
+      <w:hyperlink r:id="rId88" w:history="1">
         <w:r>
           <w:rPr>
             <w:rStyle w:val="Hyperlink"/>
@@ -42976,7 +45326,6 @@
         <w:rPr>
           <w:rFonts w:ascii="Times New Roman" w:hAnsi="Times New Roman" w:cs="Times New Roman"/>
         </w:rPr>
-        <w:lastRenderedPageBreak/>
         <w:t xml:space="preserve">Hamlin, J. K., Wynn, K., &amp; Bloom, P. (2007). Social evaluation by preverbal infants. </w:t>
       </w:r>
       <w:r>
@@ -42991,9 +45340,23 @@
         <w:rPr>
           <w:rFonts w:ascii="Times New Roman" w:hAnsi="Times New Roman" w:cs="Times New Roman"/>
         </w:rPr>
-        <w:t xml:space="preserve">, 450(7169), 557–559. </w:t>
-      </w:r>
-      <w:hyperlink r:id="rId88" w:history="1">
+        <w:t xml:space="preserve">, </w:t>
+      </w:r>
+      <w:r>
+        <w:rPr>
+          <w:rFonts w:ascii="Times New Roman" w:hAnsi="Times New Roman" w:cs="Times New Roman"/>
+          <w:i/>
+          <w:iCs/>
+        </w:rPr>
+        <w:t>450</w:t>
+      </w:r>
+      <w:r>
+        <w:rPr>
+          <w:rFonts w:ascii="Times New Roman" w:hAnsi="Times New Roman" w:cs="Times New Roman"/>
+        </w:rPr>
+        <w:t xml:space="preserve">(7169), 557–559. </w:t>
+      </w:r>
+      <w:hyperlink r:id="rId89" w:history="1">
         <w:r>
           <w:rPr>
             <w:rStyle w:val="Hyperlink"/>
@@ -43080,7 +45443,7 @@
         </w:rPr>
         <w:t xml:space="preserve"> </w:t>
       </w:r>
-      <w:hyperlink r:id="rId89" w:history="1">
+      <w:hyperlink r:id="rId90" w:history="1">
         <w:r>
           <w:rPr>
             <w:rStyle w:val="Hyperlink"/>
@@ -43131,9 +45494,23 @@
         <w:rPr>
           <w:rFonts w:ascii="Times New Roman" w:hAnsi="Times New Roman" w:cs="Times New Roman"/>
         </w:rPr>
-        <w:t xml:space="preserve">, 1(1), 143–150. </w:t>
-      </w:r>
-      <w:hyperlink r:id="rId90" w:history="1">
+        <w:t xml:space="preserve">, </w:t>
+      </w:r>
+      <w:r>
+        <w:rPr>
+          <w:rFonts w:ascii="Times New Roman" w:hAnsi="Times New Roman" w:cs="Times New Roman"/>
+          <w:i/>
+          <w:iCs/>
+        </w:rPr>
+        <w:t>1</w:t>
+      </w:r>
+      <w:r>
+        <w:rPr>
+          <w:rFonts w:ascii="Times New Roman" w:hAnsi="Times New Roman" w:cs="Times New Roman"/>
+        </w:rPr>
+        <w:t xml:space="preserve">(1), 143–150. </w:t>
+      </w:r>
+      <w:hyperlink r:id="rId91" w:history="1">
         <w:r>
           <w:rPr>
             <w:rStyle w:val="Hyperlink"/>
@@ -43169,7 +45546,21 @@
         <w:rPr>
           <w:rFonts w:ascii="Times New Roman" w:hAnsi="Times New Roman" w:cs="Times New Roman"/>
         </w:rPr>
-        <w:t>, 5, 69–95.</w:t>
+        <w:t xml:space="preserve">, </w:t>
+      </w:r>
+      <w:r>
+        <w:rPr>
+          <w:rFonts w:ascii="Times New Roman" w:hAnsi="Times New Roman" w:cs="Times New Roman"/>
+          <w:i/>
+          <w:iCs/>
+        </w:rPr>
+        <w:t>5</w:t>
+      </w:r>
+      <w:r>
+        <w:rPr>
+          <w:rFonts w:ascii="Times New Roman" w:hAnsi="Times New Roman" w:cs="Times New Roman"/>
+        </w:rPr>
+        <w:t>, 69–95.</w:t>
       </w:r>
     </w:p>
     <w:p>
@@ -43198,9 +45589,23 @@
         <w:rPr>
           <w:rFonts w:ascii="Times New Roman" w:hAnsi="Times New Roman" w:cs="Times New Roman"/>
         </w:rPr>
-        <w:t xml:space="preserve">, 19(3), 338–352. </w:t>
-      </w:r>
-      <w:hyperlink r:id="rId91" w:history="1">
+        <w:t xml:space="preserve">, </w:t>
+      </w:r>
+      <w:r>
+        <w:rPr>
+          <w:rFonts w:ascii="Times New Roman" w:hAnsi="Times New Roman" w:cs="Times New Roman"/>
+          <w:i/>
+          <w:iCs/>
+        </w:rPr>
+        <w:t>19</w:t>
+      </w:r>
+      <w:r>
+        <w:rPr>
+          <w:rFonts w:ascii="Times New Roman" w:hAnsi="Times New Roman" w:cs="Times New Roman"/>
+        </w:rPr>
+        <w:t xml:space="preserve">(3), 338–352. </w:t>
+      </w:r>
+      <w:hyperlink r:id="rId92" w:history="1">
         <w:r>
           <w:rPr>
             <w:rStyle w:val="Hyperlink"/>
@@ -43222,6 +45627,7 @@
         <w:rPr>
           <w:rFonts w:ascii="Times New Roman" w:hAnsi="Times New Roman" w:cs="Times New Roman"/>
         </w:rPr>
+        <w:lastRenderedPageBreak/>
         <w:t xml:space="preserve">Jara-Ettinger, J., Gweon, H., Schulz, L. E., &amp; Tenenbaum, J. B. (2016). The naïve utility calculus: Computational principles underlying commonsense psychology. </w:t>
       </w:r>
       <w:r>
@@ -43236,9 +45642,23 @@
         <w:rPr>
           <w:rFonts w:ascii="Times New Roman" w:hAnsi="Times New Roman" w:cs="Times New Roman"/>
         </w:rPr>
-        <w:t xml:space="preserve">, 20(8), 589–604. </w:t>
-      </w:r>
-      <w:hyperlink r:id="rId92" w:history="1">
+        <w:t xml:space="preserve">, </w:t>
+      </w:r>
+      <w:r>
+        <w:rPr>
+          <w:rFonts w:ascii="Times New Roman" w:hAnsi="Times New Roman" w:cs="Times New Roman"/>
+          <w:i/>
+          <w:iCs/>
+        </w:rPr>
+        <w:t>20</w:t>
+      </w:r>
+      <w:r>
+        <w:rPr>
+          <w:rFonts w:ascii="Times New Roman" w:hAnsi="Times New Roman" w:cs="Times New Roman"/>
+        </w:rPr>
+        <w:t xml:space="preserve">(8), 589–604. </w:t>
+      </w:r>
+      <w:hyperlink r:id="rId93" w:history="1">
         <w:r>
           <w:rPr>
             <w:rStyle w:val="Hyperlink"/>
@@ -43266,7 +45686,21 @@
         <w:rPr>
           <w:rFonts w:ascii="Times New Roman" w:hAnsi="Times New Roman" w:cs="Times New Roman"/>
         </w:rPr>
-        <w:t xml:space="preserve">Jara-Ettinger, J., Schulz, L. E., &amp; Tenenbaum, J. B. (2020). The naive utility calculus as a unified, quantitative framework for action understanding. </w:t>
+        <w:t xml:space="preserve">Jara-Ettinger, J., Schulz, L. E., &amp; Tenenbaum, J. B. (2020). The naive utility calculus </w:t>
+      </w:r>
+      <w:proofErr w:type="gramStart"/>
+      <w:r>
+        <w:rPr>
+          <w:rFonts w:ascii="Times New Roman" w:hAnsi="Times New Roman" w:cs="Times New Roman"/>
+        </w:rPr>
+        <w:t>as</w:t>
+      </w:r>
+      <w:proofErr w:type="gramEnd"/>
+      <w:r>
+        <w:rPr>
+          <w:rFonts w:ascii="Times New Roman" w:hAnsi="Times New Roman" w:cs="Times New Roman"/>
+        </w:rPr>
+        <w:t xml:space="preserve"> a unified, quantitative framework for action understanding. </w:t>
       </w:r>
       <w:r>
         <w:rPr>
@@ -43280,9 +45714,23 @@
         <w:rPr>
           <w:rFonts w:ascii="Times New Roman" w:hAnsi="Times New Roman" w:cs="Times New Roman"/>
         </w:rPr>
-        <w:t xml:space="preserve">, 123, 101334. </w:t>
-      </w:r>
-      <w:hyperlink r:id="rId93" w:history="1">
+        <w:t xml:space="preserve">, </w:t>
+      </w:r>
+      <w:r>
+        <w:rPr>
+          <w:rFonts w:ascii="Times New Roman" w:hAnsi="Times New Roman" w:cs="Times New Roman"/>
+          <w:i/>
+          <w:iCs/>
+        </w:rPr>
+        <w:t>123</w:t>
+      </w:r>
+      <w:r>
+        <w:rPr>
+          <w:rFonts w:ascii="Times New Roman" w:hAnsi="Times New Roman" w:cs="Times New Roman"/>
+        </w:rPr>
+        <w:t xml:space="preserve">, 101334. </w:t>
+      </w:r>
+      <w:hyperlink r:id="rId94" w:history="1">
         <w:r>
           <w:rPr>
             <w:rStyle w:val="Hyperlink"/>
@@ -43310,7 +45758,6 @@
         <w:rPr>
           <w:rFonts w:ascii="Times New Roman" w:hAnsi="Times New Roman" w:cs="Times New Roman"/>
         </w:rPr>
-        <w:lastRenderedPageBreak/>
         <w:t xml:space="preserve">Jones, S. S., &amp; Smith, L. B. (1993). The place of perception in children's concepts. </w:t>
       </w:r>
       <w:r>
@@ -43325,9 +45772,23 @@
         <w:rPr>
           <w:rFonts w:ascii="Times New Roman" w:hAnsi="Times New Roman" w:cs="Times New Roman"/>
         </w:rPr>
-        <w:t xml:space="preserve">, 8(2), 113–139. </w:t>
-      </w:r>
-      <w:hyperlink r:id="rId94" w:history="1">
+        <w:t xml:space="preserve">, </w:t>
+      </w:r>
+      <w:r>
+        <w:rPr>
+          <w:rFonts w:ascii="Times New Roman" w:hAnsi="Times New Roman" w:cs="Times New Roman"/>
+          <w:i/>
+          <w:iCs/>
+        </w:rPr>
+        <w:t>8</w:t>
+      </w:r>
+      <w:r>
+        <w:rPr>
+          <w:rFonts w:ascii="Times New Roman" w:hAnsi="Times New Roman" w:cs="Times New Roman"/>
+        </w:rPr>
+        <w:t xml:space="preserve">(2), 113–139. </w:t>
+      </w:r>
+      <w:hyperlink r:id="rId95" w:history="1">
         <w:r>
           <w:rPr>
             <w:rStyle w:val="Hyperlink"/>
@@ -43345,11 +45806,19 @@
           <w:rFonts w:ascii="Times New Roman" w:hAnsi="Times New Roman" w:cs="Times New Roman"/>
         </w:rPr>
       </w:pPr>
-      <w:r>
-        <w:rPr>
-          <w:rFonts w:ascii="Times New Roman" w:hAnsi="Times New Roman" w:cs="Times New Roman"/>
-        </w:rPr>
-        <w:t xml:space="preserve">Kamewari, K., Kato, M., Kanda, T., Ishiguro, H., &amp; Hiraki, K. (2005). Six-and-a-half-month-old children positively attribute goals to human action and to humanoid-robot motion. </w:t>
+      <w:proofErr w:type="spellStart"/>
+      <w:r>
+        <w:rPr>
+          <w:rFonts w:ascii="Times New Roman" w:hAnsi="Times New Roman" w:cs="Times New Roman"/>
+        </w:rPr>
+        <w:t>Kamewari</w:t>
+      </w:r>
+      <w:proofErr w:type="spellEnd"/>
+      <w:r>
+        <w:rPr>
+          <w:rFonts w:ascii="Times New Roman" w:hAnsi="Times New Roman" w:cs="Times New Roman"/>
+        </w:rPr>
+        <w:t xml:space="preserve">, K., Kato, M., Kanda, T., Ishiguro, H., &amp; Hiraki, K. (2005). Six-and-a-half-month-old children positively attribute goals to human action and to humanoid-robot motion. </w:t>
       </w:r>
       <w:r>
         <w:rPr>
@@ -43363,9 +45832,23 @@
         <w:rPr>
           <w:rFonts w:ascii="Times New Roman" w:hAnsi="Times New Roman" w:cs="Times New Roman"/>
         </w:rPr>
-        <w:t xml:space="preserve">, 20(2), 303–320. </w:t>
-      </w:r>
-      <w:hyperlink r:id="rId95" w:history="1">
+        <w:t xml:space="preserve">, </w:t>
+      </w:r>
+      <w:r>
+        <w:rPr>
+          <w:rFonts w:ascii="Times New Roman" w:hAnsi="Times New Roman" w:cs="Times New Roman"/>
+          <w:i/>
+          <w:iCs/>
+        </w:rPr>
+        <w:t>20</w:t>
+      </w:r>
+      <w:r>
+        <w:rPr>
+          <w:rFonts w:ascii="Times New Roman" w:hAnsi="Times New Roman" w:cs="Times New Roman"/>
+        </w:rPr>
+        <w:t xml:space="preserve">(2), 303–320. </w:t>
+      </w:r>
+      <w:hyperlink r:id="rId96" w:history="1">
         <w:r>
           <w:rPr>
             <w:rStyle w:val="Hyperlink"/>
@@ -43387,7 +45870,21 @@
         <w:rPr>
           <w:rFonts w:ascii="Times New Roman" w:hAnsi="Times New Roman" w:cs="Times New Roman"/>
         </w:rPr>
-        <w:t xml:space="preserve">Kellman, P. J., &amp; Spelke, E. S. (1983). Perception of partly occluded objects in infancy. </w:t>
+        <w:t xml:space="preserve">Kellman, P. J., &amp; </w:t>
+      </w:r>
+      <w:proofErr w:type="spellStart"/>
+      <w:r>
+        <w:rPr>
+          <w:rFonts w:ascii="Times New Roman" w:hAnsi="Times New Roman" w:cs="Times New Roman"/>
+        </w:rPr>
+        <w:t>Spelke</w:t>
+      </w:r>
+      <w:proofErr w:type="spellEnd"/>
+      <w:r>
+        <w:rPr>
+          <w:rFonts w:ascii="Times New Roman" w:hAnsi="Times New Roman" w:cs="Times New Roman"/>
+        </w:rPr>
+        <w:t xml:space="preserve">, E. S. (1983). Perception of partly occluded objects in infancy. </w:t>
       </w:r>
       <w:r>
         <w:rPr>
@@ -43401,9 +45898,23 @@
         <w:rPr>
           <w:rFonts w:ascii="Times New Roman" w:hAnsi="Times New Roman" w:cs="Times New Roman"/>
         </w:rPr>
-        <w:t xml:space="preserve">, 15(4), 483–524. </w:t>
-      </w:r>
-      <w:hyperlink r:id="rId96" w:history="1">
+        <w:t xml:space="preserve">, </w:t>
+      </w:r>
+      <w:r>
+        <w:rPr>
+          <w:rFonts w:ascii="Times New Roman" w:hAnsi="Times New Roman" w:cs="Times New Roman"/>
+          <w:i/>
+          <w:iCs/>
+        </w:rPr>
+        <w:t>15</w:t>
+      </w:r>
+      <w:r>
+        <w:rPr>
+          <w:rFonts w:ascii="Times New Roman" w:hAnsi="Times New Roman" w:cs="Times New Roman"/>
+        </w:rPr>
+        <w:t xml:space="preserve">(4), 483–524. </w:t>
+      </w:r>
+      <w:hyperlink r:id="rId97" w:history="1">
         <w:r>
           <w:rPr>
             <w:rStyle w:val="Hyperlink"/>
@@ -43425,7 +45936,21 @@
         <w:rPr>
           <w:rFonts w:ascii="Times New Roman" w:hAnsi="Times New Roman" w:cs="Times New Roman"/>
         </w:rPr>
-        <w:t xml:space="preserve">Kim, I. K., &amp; Spelke, E. S. (1992). Infants' sensitivity to effects of gravity on visible object motion. </w:t>
+        <w:t xml:space="preserve">Kim, I. K., &amp; </w:t>
+      </w:r>
+      <w:proofErr w:type="spellStart"/>
+      <w:r>
+        <w:rPr>
+          <w:rFonts w:ascii="Times New Roman" w:hAnsi="Times New Roman" w:cs="Times New Roman"/>
+        </w:rPr>
+        <w:t>Spelke</w:t>
+      </w:r>
+      <w:proofErr w:type="spellEnd"/>
+      <w:r>
+        <w:rPr>
+          <w:rFonts w:ascii="Times New Roman" w:hAnsi="Times New Roman" w:cs="Times New Roman"/>
+        </w:rPr>
+        <w:t xml:space="preserve">, E. S. (1992). Infants' sensitivity to effects of gravity on visible object motion. </w:t>
       </w:r>
       <w:r>
         <w:rPr>
@@ -43439,9 +45964,23 @@
         <w:rPr>
           <w:rFonts w:ascii="Times New Roman" w:hAnsi="Times New Roman" w:cs="Times New Roman"/>
         </w:rPr>
-        <w:t xml:space="preserve">, 18(2), 385–393. </w:t>
-      </w:r>
-      <w:hyperlink r:id="rId97" w:history="1">
+        <w:t xml:space="preserve">, </w:t>
+      </w:r>
+      <w:r>
+        <w:rPr>
+          <w:rFonts w:ascii="Times New Roman" w:hAnsi="Times New Roman" w:cs="Times New Roman"/>
+          <w:i/>
+          <w:iCs/>
+        </w:rPr>
+        <w:t>18</w:t>
+      </w:r>
+      <w:r>
+        <w:rPr>
+          <w:rFonts w:ascii="Times New Roman" w:hAnsi="Times New Roman" w:cs="Times New Roman"/>
+        </w:rPr>
+        <w:t xml:space="preserve">(2), 385–393. </w:t>
+      </w:r>
+      <w:hyperlink r:id="rId98" w:history="1">
         <w:r>
           <w:rPr>
             <w:rStyle w:val="Hyperlink"/>
@@ -43477,9 +46016,23 @@
         <w:rPr>
           <w:rFonts w:ascii="Times New Roman" w:hAnsi="Times New Roman" w:cs="Times New Roman"/>
         </w:rPr>
-        <w:t xml:space="preserve">, 67(3), 311–351. </w:t>
-      </w:r>
-      <w:hyperlink r:id="rId98" w:history="1">
+        <w:t xml:space="preserve">, </w:t>
+      </w:r>
+      <w:r>
+        <w:rPr>
+          <w:rFonts w:ascii="Times New Roman" w:hAnsi="Times New Roman" w:cs="Times New Roman"/>
+          <w:i/>
+          <w:iCs/>
+        </w:rPr>
+        <w:t>67</w:t>
+      </w:r>
+      <w:r>
+        <w:rPr>
+          <w:rFonts w:ascii="Times New Roman" w:hAnsi="Times New Roman" w:cs="Times New Roman"/>
+        </w:rPr>
+        <w:t xml:space="preserve">(3), 311–351. </w:t>
+      </w:r>
+      <w:hyperlink r:id="rId99" w:history="1">
         <w:r>
           <w:rPr>
             <w:rStyle w:val="Hyperlink"/>
@@ -43516,7 +46069,22 @@
         <w:rPr>
           <w:rFonts w:ascii="Times New Roman" w:hAnsi="Times New Roman" w:cs="Times New Roman"/>
         </w:rPr>
-        <w:t xml:space="preserve">Leslie, A. M., &amp; Keeble, S. (1987). Do six-month-old infants perceive causality?. </w:t>
+        <w:lastRenderedPageBreak/>
+        <w:t xml:space="preserve">Leslie, A. M., &amp; Keeble, S. (1987). Do six-month-old infants perceive </w:t>
+      </w:r>
+      <w:proofErr w:type="gramStart"/>
+      <w:r>
+        <w:rPr>
+          <w:rFonts w:ascii="Times New Roman" w:hAnsi="Times New Roman" w:cs="Times New Roman"/>
+        </w:rPr>
+        <w:t>causality?.</w:t>
+      </w:r>
+      <w:proofErr w:type="gramEnd"/>
+      <w:r>
+        <w:rPr>
+          <w:rFonts w:ascii="Times New Roman" w:hAnsi="Times New Roman" w:cs="Times New Roman"/>
+        </w:rPr>
+        <w:t xml:space="preserve"> </w:t>
       </w:r>
       <w:r>
         <w:rPr>
@@ -43530,9 +46098,23 @@
         <w:rPr>
           <w:rFonts w:ascii="Times New Roman" w:hAnsi="Times New Roman" w:cs="Times New Roman"/>
         </w:rPr>
-        <w:t xml:space="preserve">, 25(3), 265–288. </w:t>
-      </w:r>
-      <w:hyperlink r:id="rId99" w:history="1">
+        <w:t xml:space="preserve">, </w:t>
+      </w:r>
+      <w:r>
+        <w:rPr>
+          <w:rFonts w:ascii="Times New Roman" w:hAnsi="Times New Roman" w:cs="Times New Roman"/>
+          <w:i/>
+          <w:iCs/>
+        </w:rPr>
+        <w:t>25</w:t>
+      </w:r>
+      <w:r>
+        <w:rPr>
+          <w:rFonts w:ascii="Times New Roman" w:hAnsi="Times New Roman" w:cs="Times New Roman"/>
+        </w:rPr>
+        <w:t xml:space="preserve">(3), 265–288. </w:t>
+      </w:r>
+      <w:hyperlink r:id="rId100" w:history="1">
         <w:r>
           <w:rPr>
             <w:rStyle w:val="Hyperlink"/>
@@ -43554,7 +46136,35 @@
         <w:rPr>
           <w:rFonts w:ascii="Times New Roman" w:hAnsi="Times New Roman" w:cs="Times New Roman"/>
         </w:rPr>
-        <w:t xml:space="preserve">Liu, S., Brooks, N. B., &amp; Spelke, E. S. (2019). Origins of the concepts cause, cost, and goal in prereaching infants. </w:t>
+        <w:t xml:space="preserve">Liu, S., Brooks, N. B., &amp; </w:t>
+      </w:r>
+      <w:proofErr w:type="spellStart"/>
+      <w:r>
+        <w:rPr>
+          <w:rFonts w:ascii="Times New Roman" w:hAnsi="Times New Roman" w:cs="Times New Roman"/>
+        </w:rPr>
+        <w:t>Spelke</w:t>
+      </w:r>
+      <w:proofErr w:type="spellEnd"/>
+      <w:r>
+        <w:rPr>
+          <w:rFonts w:ascii="Times New Roman" w:hAnsi="Times New Roman" w:cs="Times New Roman"/>
+        </w:rPr>
+        <w:t xml:space="preserve">, E. S. (2019). Origins of the concepts cause, cost, and goal in </w:t>
+      </w:r>
+      <w:proofErr w:type="spellStart"/>
+      <w:r>
+        <w:rPr>
+          <w:rFonts w:ascii="Times New Roman" w:hAnsi="Times New Roman" w:cs="Times New Roman"/>
+        </w:rPr>
+        <w:t>prereaching</w:t>
+      </w:r>
+      <w:proofErr w:type="spellEnd"/>
+      <w:r>
+        <w:rPr>
+          <w:rFonts w:ascii="Times New Roman" w:hAnsi="Times New Roman" w:cs="Times New Roman"/>
+        </w:rPr>
+        <w:t xml:space="preserve"> infants. </w:t>
       </w:r>
       <w:r>
         <w:rPr>
@@ -43570,7 +46180,7 @@
         </w:rPr>
         <w:t xml:space="preserve">, 116(36), 17747–17752. </w:t>
       </w:r>
-      <w:hyperlink r:id="rId100" w:history="1">
+      <w:hyperlink r:id="rId101" w:history="1">
         <w:r>
           <w:rPr>
             <w:rStyle w:val="Hyperlink"/>
@@ -43598,8 +46208,21 @@
         <w:rPr>
           <w:rFonts w:ascii="Times New Roman" w:hAnsi="Times New Roman" w:cs="Times New Roman"/>
         </w:rPr>
-        <w:lastRenderedPageBreak/>
-        <w:t xml:space="preserve">Liu, S., &amp; Spelke, E. S. (2017). Six-month-old infants expect agents to minimize the cost of their actions. </w:t>
+        <w:t xml:space="preserve">Liu, S., &amp; </w:t>
+      </w:r>
+      <w:proofErr w:type="spellStart"/>
+      <w:r>
+        <w:rPr>
+          <w:rFonts w:ascii="Times New Roman" w:hAnsi="Times New Roman" w:cs="Times New Roman"/>
+        </w:rPr>
+        <w:t>Spelke</w:t>
+      </w:r>
+      <w:proofErr w:type="spellEnd"/>
+      <w:r>
+        <w:rPr>
+          <w:rFonts w:ascii="Times New Roman" w:hAnsi="Times New Roman" w:cs="Times New Roman"/>
+        </w:rPr>
+        <w:t xml:space="preserve">, E. S. (2017). Six-month-old infants expect agents to minimize the cost of their actions. </w:t>
       </w:r>
       <w:r>
         <w:rPr>
@@ -43613,9 +46236,23 @@
         <w:rPr>
           <w:rFonts w:ascii="Times New Roman" w:hAnsi="Times New Roman" w:cs="Times New Roman"/>
         </w:rPr>
-        <w:t xml:space="preserve">, 160, 35–42. </w:t>
-      </w:r>
-      <w:hyperlink r:id="rId101" w:history="1">
+        <w:t xml:space="preserve">, </w:t>
+      </w:r>
+      <w:r>
+        <w:rPr>
+          <w:rFonts w:ascii="Times New Roman" w:hAnsi="Times New Roman" w:cs="Times New Roman"/>
+          <w:i/>
+          <w:iCs/>
+        </w:rPr>
+        <w:t>160</w:t>
+      </w:r>
+      <w:r>
+        <w:rPr>
+          <w:rFonts w:ascii="Times New Roman" w:hAnsi="Times New Roman" w:cs="Times New Roman"/>
+        </w:rPr>
+        <w:t xml:space="preserve">, 35–42. </w:t>
+      </w:r>
+      <w:hyperlink r:id="rId102" w:history="1">
         <w:r>
           <w:rPr>
             <w:rStyle w:val="Hyperlink"/>
@@ -43651,9 +46288,23 @@
         <w:rPr>
           <w:rFonts w:ascii="Times New Roman" w:hAnsi="Times New Roman" w:cs="Times New Roman"/>
         </w:rPr>
-        <w:t xml:space="preserve">, 28(1), e13581. </w:t>
-      </w:r>
-      <w:hyperlink r:id="rId102" w:history="1">
+        <w:t xml:space="preserve">, </w:t>
+      </w:r>
+      <w:r>
+        <w:rPr>
+          <w:rFonts w:ascii="Times New Roman" w:hAnsi="Times New Roman" w:cs="Times New Roman"/>
+          <w:i/>
+          <w:iCs/>
+        </w:rPr>
+        <w:t>28</w:t>
+      </w:r>
+      <w:r>
+        <w:rPr>
+          <w:rFonts w:ascii="Times New Roman" w:hAnsi="Times New Roman" w:cs="Times New Roman"/>
+        </w:rPr>
+        <w:t xml:space="preserve">(1), e13581. </w:t>
+      </w:r>
+      <w:hyperlink r:id="rId103" w:history="1">
         <w:r>
           <w:rPr>
             <w:rStyle w:val="Hyperlink"/>
@@ -43675,7 +46326,21 @@
         <w:rPr>
           <w:rFonts w:ascii="Times New Roman" w:hAnsi="Times New Roman" w:cs="Times New Roman"/>
         </w:rPr>
-        <w:t xml:space="preserve">Marr, D. (1982). Vision: A computational investigation into the human representation and processing of visual information. W. H. Freeman. </w:t>
+        <w:t xml:space="preserve">Marr, D. (1982). Vision: A computational investigation into </w:t>
+      </w:r>
+      <w:proofErr w:type="gramStart"/>
+      <w:r>
+        <w:rPr>
+          <w:rFonts w:ascii="Times New Roman" w:hAnsi="Times New Roman" w:cs="Times New Roman"/>
+        </w:rPr>
+        <w:t>the human</w:t>
+      </w:r>
+      <w:proofErr w:type="gramEnd"/>
+      <w:r>
+        <w:rPr>
+          <w:rFonts w:ascii="Times New Roman" w:hAnsi="Times New Roman" w:cs="Times New Roman"/>
+        </w:rPr>
+        <w:t xml:space="preserve"> representation and processing of visual information. W. H. Freeman. </w:t>
       </w:r>
     </w:p>
     <w:p>
@@ -43704,9 +46369,23 @@
         <w:rPr>
           <w:rFonts w:ascii="Times New Roman" w:hAnsi="Times New Roman" w:cs="Times New Roman"/>
         </w:rPr>
-        <w:t xml:space="preserve">, 36(5), 635–645. </w:t>
-      </w:r>
-      <w:hyperlink r:id="rId103" w:history="1">
+        <w:t xml:space="preserve">, </w:t>
+      </w:r>
+      <w:r>
+        <w:rPr>
+          <w:rFonts w:ascii="Times New Roman" w:hAnsi="Times New Roman" w:cs="Times New Roman"/>
+          <w:i/>
+          <w:iCs/>
+        </w:rPr>
+        <w:t>36</w:t>
+      </w:r>
+      <w:r>
+        <w:rPr>
+          <w:rFonts w:ascii="Times New Roman" w:hAnsi="Times New Roman" w:cs="Times New Roman"/>
+        </w:rPr>
+        <w:t xml:space="preserve">(5), 635–645. </w:t>
+      </w:r>
+      <w:hyperlink r:id="rId104" w:history="1">
         <w:r>
           <w:rPr>
             <w:rStyle w:val="Hyperlink"/>
@@ -43742,9 +46421,23 @@
         <w:rPr>
           <w:rFonts w:ascii="Times New Roman" w:hAnsi="Times New Roman" w:cs="Times New Roman"/>
         </w:rPr>
-        <w:t xml:space="preserve">, 11(2), 149–186. </w:t>
-      </w:r>
-      <w:hyperlink r:id="rId104" w:history="1">
+        <w:t xml:space="preserve">, </w:t>
+      </w:r>
+      <w:r>
+        <w:rPr>
+          <w:rFonts w:ascii="Times New Roman" w:hAnsi="Times New Roman" w:cs="Times New Roman"/>
+          <w:i/>
+          <w:iCs/>
+        </w:rPr>
+        <w:t>11</w:t>
+      </w:r>
+      <w:r>
+        <w:rPr>
+          <w:rFonts w:ascii="Times New Roman" w:hAnsi="Times New Roman" w:cs="Times New Roman"/>
+        </w:rPr>
+        <w:t xml:space="preserve">(2), 149–186. </w:t>
+      </w:r>
+      <w:hyperlink r:id="rId105" w:history="1">
         <w:r>
           <w:rPr>
             <w:rStyle w:val="Hyperlink"/>
@@ -43780,9 +46473,23 @@
         <w:rPr>
           <w:rFonts w:ascii="Times New Roman" w:hAnsi="Times New Roman" w:cs="Times New Roman"/>
         </w:rPr>
-        <w:t xml:space="preserve">, 10(3), 333–356. </w:t>
-      </w:r>
-      <w:hyperlink r:id="rId105" w:history="1">
+        <w:t xml:space="preserve">, </w:t>
+      </w:r>
+      <w:r>
+        <w:rPr>
+          <w:rFonts w:ascii="Times New Roman" w:hAnsi="Times New Roman" w:cs="Times New Roman"/>
+          <w:i/>
+          <w:iCs/>
+        </w:rPr>
+        <w:t>10</w:t>
+      </w:r>
+      <w:r>
+        <w:rPr>
+          <w:rFonts w:ascii="Times New Roman" w:hAnsi="Times New Roman" w:cs="Times New Roman"/>
+        </w:rPr>
+        <w:t xml:space="preserve">(3), 333–356. </w:t>
+      </w:r>
+      <w:hyperlink r:id="rId106" w:history="1">
         <w:r>
           <w:rPr>
             <w:rStyle w:val="Hyperlink"/>
@@ -43810,6 +46517,7 @@
         <w:rPr>
           <w:rFonts w:ascii="Times New Roman" w:hAnsi="Times New Roman" w:cs="Times New Roman"/>
         </w:rPr>
+        <w:lastRenderedPageBreak/>
         <w:t xml:space="preserve">McCrink, K., &amp; Wynn, K. (2004). Large-number addition and subtraction by 9-month-old infants. </w:t>
       </w:r>
       <w:r>
@@ -43824,9 +46532,23 @@
         <w:rPr>
           <w:rFonts w:ascii="Times New Roman" w:hAnsi="Times New Roman" w:cs="Times New Roman"/>
         </w:rPr>
-        <w:t xml:space="preserve">, 15(11), 776–781. </w:t>
-      </w:r>
-      <w:hyperlink r:id="rId106" w:history="1">
+        <w:t xml:space="preserve">, </w:t>
+      </w:r>
+      <w:r>
+        <w:rPr>
+          <w:rFonts w:ascii="Times New Roman" w:hAnsi="Times New Roman" w:cs="Times New Roman"/>
+          <w:i/>
+          <w:iCs/>
+        </w:rPr>
+        <w:t>15</w:t>
+      </w:r>
+      <w:r>
+        <w:rPr>
+          <w:rFonts w:ascii="Times New Roman" w:hAnsi="Times New Roman" w:cs="Times New Roman"/>
+        </w:rPr>
+        <w:t xml:space="preserve">(11), 776–781. </w:t>
+      </w:r>
+      <w:hyperlink r:id="rId107" w:history="1">
         <w:r>
           <w:rPr>
             <w:rStyle w:val="Hyperlink"/>
@@ -43844,11 +46566,19 @@
           <w:rFonts w:ascii="Times New Roman" w:hAnsi="Times New Roman" w:cs="Times New Roman"/>
         </w:rPr>
       </w:pPr>
-      <w:r>
-        <w:rPr>
-          <w:rFonts w:ascii="Times New Roman" w:hAnsi="Times New Roman" w:cs="Times New Roman"/>
-        </w:rPr>
-        <w:t xml:space="preserve">Muentener, P., &amp; Carey, S. (2010). Infants' causal representations of state change events. </w:t>
+      <w:proofErr w:type="spellStart"/>
+      <w:r>
+        <w:rPr>
+          <w:rFonts w:ascii="Times New Roman" w:hAnsi="Times New Roman" w:cs="Times New Roman"/>
+        </w:rPr>
+        <w:t>Muentener</w:t>
+      </w:r>
+      <w:proofErr w:type="spellEnd"/>
+      <w:r>
+        <w:rPr>
+          <w:rFonts w:ascii="Times New Roman" w:hAnsi="Times New Roman" w:cs="Times New Roman"/>
+        </w:rPr>
+        <w:t xml:space="preserve">, P., &amp; Carey, S. (2010). Infants' causal representations of state change events. </w:t>
       </w:r>
       <w:r>
         <w:rPr>
@@ -43861,10 +46591,18 @@
       <w:r>
         <w:rPr>
           <w:rFonts w:ascii="Times New Roman" w:hAnsi="Times New Roman" w:cs="Times New Roman"/>
-        </w:rPr>
-        <w:t xml:space="preserve">61(2), 63–86. </w:t>
-      </w:r>
-      <w:hyperlink r:id="rId107" w:history="1">
+          <w:i/>
+          <w:iCs/>
+        </w:rPr>
+        <w:t>61</w:t>
+      </w:r>
+      <w:r>
+        <w:rPr>
+          <w:rFonts w:ascii="Times New Roman" w:hAnsi="Times New Roman" w:cs="Times New Roman"/>
+        </w:rPr>
+        <w:t xml:space="preserve">(2), 63–86. </w:t>
+      </w:r>
+      <w:hyperlink r:id="rId108" w:history="1">
         <w:r>
           <w:rPr>
             <w:rStyle w:val="Hyperlink"/>
@@ -43886,7 +46624,6 @@
         <w:rPr>
           <w:rFonts w:ascii="Times New Roman" w:hAnsi="Times New Roman" w:cs="Times New Roman"/>
         </w:rPr>
-        <w:lastRenderedPageBreak/>
         <w:t xml:space="preserve">Munakata, Y. (1998). Infant perseveration and implications for object permanence theories: A PDP model of the AB task. </w:t>
       </w:r>
       <w:r>
@@ -43901,9 +46638,23 @@
         <w:rPr>
           <w:rFonts w:ascii="Times New Roman" w:hAnsi="Times New Roman" w:cs="Times New Roman"/>
         </w:rPr>
-        <w:t xml:space="preserve">, 1(2), 161–184. </w:t>
-      </w:r>
-      <w:hyperlink r:id="rId108" w:history="1">
+        <w:t xml:space="preserve">, </w:t>
+      </w:r>
+      <w:r>
+        <w:rPr>
+          <w:rFonts w:ascii="Times New Roman" w:hAnsi="Times New Roman" w:cs="Times New Roman"/>
+          <w:i/>
+          <w:iCs/>
+        </w:rPr>
+        <w:t>1</w:t>
+      </w:r>
+      <w:r>
+        <w:rPr>
+          <w:rFonts w:ascii="Times New Roman" w:hAnsi="Times New Roman" w:cs="Times New Roman"/>
+        </w:rPr>
+        <w:t xml:space="preserve">(2), 161–184. </w:t>
+      </w:r>
+      <w:hyperlink r:id="rId109" w:history="1">
         <w:r>
           <w:rPr>
             <w:rStyle w:val="Hyperlink"/>
@@ -43931,9 +46682,23 @@
         <w:rPr>
           <w:rFonts w:ascii="Times New Roman" w:hAnsi="Times New Roman" w:cs="Times New Roman"/>
         </w:rPr>
-        <w:t xml:space="preserve">Munakata, Y., McClelland, J. L., Johnson, M. H., &amp; Siegler, R. S. (1997). Rethinking infant knowledge: Toward an adaptive process account of successes and failures in object permanence tasks. Psychological Review, 104(4), 686–713. </w:t>
-      </w:r>
-      <w:hyperlink r:id="rId109" w:history="1">
+        <w:t xml:space="preserve">Munakata, Y., McClelland, J. L., Johnson, M. H., &amp; Siegler, R. S. (1997). Rethinking infant knowledge: Toward an adaptive process account of successes and failures in object permanence tasks. Psychological Review, </w:t>
+      </w:r>
+      <w:r>
+        <w:rPr>
+          <w:rFonts w:ascii="Times New Roman" w:hAnsi="Times New Roman" w:cs="Times New Roman"/>
+          <w:i/>
+          <w:iCs/>
+        </w:rPr>
+        <w:t>104</w:t>
+      </w:r>
+      <w:r>
+        <w:rPr>
+          <w:rFonts w:ascii="Times New Roman" w:hAnsi="Times New Roman" w:cs="Times New Roman"/>
+        </w:rPr>
+        <w:t xml:space="preserve">(4), 686–713. </w:t>
+      </w:r>
+      <w:hyperlink r:id="rId110" w:history="1">
         <w:r>
           <w:rPr>
             <w:rStyle w:val="Hyperlink"/>
@@ -43975,9 +46740,23 @@
         <w:rPr>
           <w:rFonts w:ascii="Times New Roman" w:hAnsi="Times New Roman" w:cs="Times New Roman"/>
         </w:rPr>
-        <w:t xml:space="preserve">, 62(2), 121–149. </w:t>
-      </w:r>
-      <w:hyperlink r:id="rId110" w:history="1">
+        <w:t xml:space="preserve">, </w:t>
+      </w:r>
+      <w:r>
+        <w:rPr>
+          <w:rFonts w:ascii="Times New Roman" w:hAnsi="Times New Roman" w:cs="Times New Roman"/>
+          <w:i/>
+          <w:iCs/>
+        </w:rPr>
+        <w:t>62</w:t>
+      </w:r>
+      <w:r>
+        <w:rPr>
+          <w:rFonts w:ascii="Times New Roman" w:hAnsi="Times New Roman" w:cs="Times New Roman"/>
+        </w:rPr>
+        <w:t xml:space="preserve">(2), 121–149. </w:t>
+      </w:r>
+      <w:hyperlink r:id="rId111" w:history="1">
         <w:r>
           <w:rPr>
             <w:rStyle w:val="Hyperlink"/>
@@ -44013,9 +46792,23 @@
         <w:rPr>
           <w:rFonts w:ascii="Times New Roman" w:hAnsi="Times New Roman" w:cs="Times New Roman"/>
         </w:rPr>
-        <w:t xml:space="preserve">, 25(3), 279–295. </w:t>
-      </w:r>
-      <w:hyperlink r:id="rId111" w:history="1">
+        <w:t xml:space="preserve">, </w:t>
+      </w:r>
+      <w:r>
+        <w:rPr>
+          <w:rFonts w:ascii="Times New Roman" w:hAnsi="Times New Roman" w:cs="Times New Roman"/>
+          <w:i/>
+          <w:iCs/>
+        </w:rPr>
+        <w:t>25</w:t>
+      </w:r>
+      <w:r>
+        <w:rPr>
+          <w:rFonts w:ascii="Times New Roman" w:hAnsi="Times New Roman" w:cs="Times New Roman"/>
+        </w:rPr>
+        <w:t xml:space="preserve">(3), 279–295. </w:t>
+      </w:r>
+      <w:hyperlink r:id="rId112" w:history="1">
         <w:r>
           <w:rPr>
             <w:rStyle w:val="Hyperlink"/>
@@ -44043,7 +46836,21 @@
         <w:rPr>
           <w:rFonts w:ascii="Times New Roman" w:hAnsi="Times New Roman" w:cs="Times New Roman"/>
         </w:rPr>
-        <w:t xml:space="preserve">Onishi, K. H., &amp; Baillargeon, R. (2005). Do 15-month-old infants understand false beliefs?. </w:t>
+        <w:t xml:space="preserve">Onishi, K. H., &amp; Baillargeon, R. (2005). Do 15-month-old infants understand false </w:t>
+      </w:r>
+      <w:proofErr w:type="gramStart"/>
+      <w:r>
+        <w:rPr>
+          <w:rFonts w:ascii="Times New Roman" w:hAnsi="Times New Roman" w:cs="Times New Roman"/>
+        </w:rPr>
+        <w:t>beliefs?.</w:t>
+      </w:r>
+      <w:proofErr w:type="gramEnd"/>
+      <w:r>
+        <w:rPr>
+          <w:rFonts w:ascii="Times New Roman" w:hAnsi="Times New Roman" w:cs="Times New Roman"/>
+        </w:rPr>
+        <w:t xml:space="preserve"> </w:t>
       </w:r>
       <w:r>
         <w:rPr>
@@ -44057,9 +46864,23 @@
         <w:rPr>
           <w:rFonts w:ascii="Times New Roman" w:hAnsi="Times New Roman" w:cs="Times New Roman"/>
         </w:rPr>
-        <w:t xml:space="preserve">, 308(5719), 255–258. </w:t>
-      </w:r>
-      <w:hyperlink r:id="rId112" w:history="1">
+        <w:t xml:space="preserve">, </w:t>
+      </w:r>
+      <w:r>
+        <w:rPr>
+          <w:rFonts w:ascii="Times New Roman" w:hAnsi="Times New Roman" w:cs="Times New Roman"/>
+          <w:i/>
+          <w:iCs/>
+        </w:rPr>
+        <w:t>308</w:t>
+      </w:r>
+      <w:r>
+        <w:rPr>
+          <w:rFonts w:ascii="Times New Roman" w:hAnsi="Times New Roman" w:cs="Times New Roman"/>
+        </w:rPr>
+        <w:t xml:space="preserve">(5719), 255–258. </w:t>
+      </w:r>
+      <w:hyperlink r:id="rId113" w:history="1">
         <w:r>
           <w:rPr>
             <w:rStyle w:val="Hyperlink"/>
@@ -44095,9 +46916,23 @@
         <w:rPr>
           <w:rFonts w:ascii="Times New Roman" w:hAnsi="Times New Roman" w:cs="Times New Roman"/>
         </w:rPr>
-        <w:t xml:space="preserve">, 6, 271–282. </w:t>
-      </w:r>
-      <w:hyperlink r:id="rId113" w:history="1">
+        <w:t xml:space="preserve">, </w:t>
+      </w:r>
+      <w:r>
+        <w:rPr>
+          <w:rFonts w:ascii="Times New Roman" w:hAnsi="Times New Roman" w:cs="Times New Roman"/>
+          <w:i/>
+          <w:iCs/>
+        </w:rPr>
+        <w:t>6</w:t>
+      </w:r>
+      <w:r>
+        <w:rPr>
+          <w:rFonts w:ascii="Times New Roman" w:hAnsi="Times New Roman" w:cs="Times New Roman"/>
+        </w:rPr>
+        <w:t xml:space="preserve">, 271–282. </w:t>
+      </w:r>
+      <w:hyperlink r:id="rId114" w:history="1">
         <w:r>
           <w:rPr>
             <w:rStyle w:val="Hyperlink"/>
@@ -44125,7 +46960,22 @@
         <w:rPr>
           <w:rFonts w:ascii="Times New Roman" w:hAnsi="Times New Roman" w:cs="Times New Roman"/>
         </w:rPr>
-        <w:t xml:space="preserve">Perner, J., &amp; Ruffman, T. (2005). Infants' insight into the mind: How deep?. </w:t>
+        <w:lastRenderedPageBreak/>
+        <w:t xml:space="preserve">Perner, J., &amp; Ruffman, T. (2005). Infants' insight into the mind: How </w:t>
+      </w:r>
+      <w:proofErr w:type="gramStart"/>
+      <w:r>
+        <w:rPr>
+          <w:rFonts w:ascii="Times New Roman" w:hAnsi="Times New Roman" w:cs="Times New Roman"/>
+        </w:rPr>
+        <w:t>deep?.</w:t>
+      </w:r>
+      <w:proofErr w:type="gramEnd"/>
+      <w:r>
+        <w:rPr>
+          <w:rFonts w:ascii="Times New Roman" w:hAnsi="Times New Roman" w:cs="Times New Roman"/>
+        </w:rPr>
+        <w:t xml:space="preserve"> </w:t>
       </w:r>
       <w:r>
         <w:rPr>
@@ -44139,9 +46989,23 @@
         <w:rPr>
           <w:rFonts w:ascii="Times New Roman" w:hAnsi="Times New Roman" w:cs="Times New Roman"/>
         </w:rPr>
-        <w:t xml:space="preserve">, 308(5719), 214–216. </w:t>
-      </w:r>
-      <w:hyperlink r:id="rId114" w:history="1">
+        <w:t xml:space="preserve">, </w:t>
+      </w:r>
+      <w:r>
+        <w:rPr>
+          <w:rFonts w:ascii="Times New Roman" w:hAnsi="Times New Roman" w:cs="Times New Roman"/>
+          <w:i/>
+          <w:iCs/>
+        </w:rPr>
+        <w:t>308</w:t>
+      </w:r>
+      <w:r>
+        <w:rPr>
+          <w:rFonts w:ascii="Times New Roman" w:hAnsi="Times New Roman" w:cs="Times New Roman"/>
+        </w:rPr>
+        <w:t xml:space="preserve">(5719), 214–216. </w:t>
+      </w:r>
+      <w:hyperlink r:id="rId115" w:history="1">
         <w:r>
           <w:rPr>
             <w:rStyle w:val="Hyperlink"/>
@@ -44177,9 +47041,23 @@
         <w:rPr>
           <w:rFonts w:ascii="Times New Roman" w:hAnsi="Times New Roman" w:cs="Times New Roman"/>
         </w:rPr>
-        <w:t xml:space="preserve">, 98(2), 137–155. </w:t>
-      </w:r>
-      <w:hyperlink r:id="rId115" w:history="1">
+        <w:t xml:space="preserve">, </w:t>
+      </w:r>
+      <w:r>
+        <w:rPr>
+          <w:rFonts w:ascii="Times New Roman" w:hAnsi="Times New Roman" w:cs="Times New Roman"/>
+          <w:i/>
+          <w:iCs/>
+        </w:rPr>
+        <w:t>98</w:t>
+      </w:r>
+      <w:r>
+        <w:rPr>
+          <w:rFonts w:ascii="Times New Roman" w:hAnsi="Times New Roman" w:cs="Times New Roman"/>
+        </w:rPr>
+        <w:t xml:space="preserve">(2), 137–155. </w:t>
+      </w:r>
+      <w:hyperlink r:id="rId116" w:history="1">
         <w:r>
           <w:rPr>
             <w:rStyle w:val="Hyperlink"/>
@@ -44201,7 +47079,6 @@
         <w:rPr>
           <w:rFonts w:ascii="Times New Roman" w:hAnsi="Times New Roman" w:cs="Times New Roman"/>
         </w:rPr>
-        <w:lastRenderedPageBreak/>
         <w:t xml:space="preserve">Plaut, D. C., &amp; Vande Velde, A. K. (2017). Statistical learning of parts and wholes: A neural network approach. </w:t>
       </w:r>
       <w:r>
@@ -44216,9 +47093,23 @@
         <w:rPr>
           <w:rFonts w:ascii="Times New Roman" w:hAnsi="Times New Roman" w:cs="Times New Roman"/>
         </w:rPr>
-        <w:t xml:space="preserve">, 146(3), 318–336. </w:t>
-      </w:r>
-      <w:hyperlink r:id="rId116" w:history="1">
+        <w:t xml:space="preserve">, </w:t>
+      </w:r>
+      <w:r>
+        <w:rPr>
+          <w:rFonts w:ascii="Times New Roman" w:hAnsi="Times New Roman" w:cs="Times New Roman"/>
+          <w:i/>
+          <w:iCs/>
+        </w:rPr>
+        <w:t>146</w:t>
+      </w:r>
+      <w:r>
+        <w:rPr>
+          <w:rFonts w:ascii="Times New Roman" w:hAnsi="Times New Roman" w:cs="Times New Roman"/>
+        </w:rPr>
+        <w:t xml:space="preserve">(3), 318–336. </w:t>
+      </w:r>
+      <w:hyperlink r:id="rId117" w:history="1">
         <w:r>
           <w:rPr>
             <w:rStyle w:val="Hyperlink"/>
@@ -44246,7 +47137,21 @@
         <w:rPr>
           <w:rFonts w:ascii="Times New Roman" w:hAnsi="Times New Roman" w:cs="Times New Roman"/>
         </w:rPr>
-        <w:t xml:space="preserve">Powell, L. J., &amp; Spelke, E. S. (2018). Human infants' understanding of social imitation: Inferences of affiliation from third party observations. </w:t>
+        <w:t xml:space="preserve">Powell, L. J., &amp; </w:t>
+      </w:r>
+      <w:proofErr w:type="spellStart"/>
+      <w:r>
+        <w:rPr>
+          <w:rFonts w:ascii="Times New Roman" w:hAnsi="Times New Roman" w:cs="Times New Roman"/>
+        </w:rPr>
+        <w:t>Spelke</w:t>
+      </w:r>
+      <w:proofErr w:type="spellEnd"/>
+      <w:r>
+        <w:rPr>
+          <w:rFonts w:ascii="Times New Roman" w:hAnsi="Times New Roman" w:cs="Times New Roman"/>
+        </w:rPr>
+        <w:t xml:space="preserve">, E. S. (2018). Human infants' understanding of social imitation: Inferences of affiliation from third party observations. </w:t>
       </w:r>
       <w:r>
         <w:rPr>
@@ -44260,9 +47165,23 @@
         <w:rPr>
           <w:rFonts w:ascii="Times New Roman" w:hAnsi="Times New Roman" w:cs="Times New Roman"/>
         </w:rPr>
-        <w:t xml:space="preserve">, 170, 31–48. </w:t>
-      </w:r>
-      <w:hyperlink r:id="rId117" w:history="1">
+        <w:t xml:space="preserve">, </w:t>
+      </w:r>
+      <w:r>
+        <w:rPr>
+          <w:rFonts w:ascii="Times New Roman" w:hAnsi="Times New Roman" w:cs="Times New Roman"/>
+          <w:i/>
+          <w:iCs/>
+        </w:rPr>
+        <w:t>170</w:t>
+      </w:r>
+      <w:r>
+        <w:rPr>
+          <w:rFonts w:ascii="Times New Roman" w:hAnsi="Times New Roman" w:cs="Times New Roman"/>
+        </w:rPr>
+        <w:t xml:space="preserve">, 31–48. </w:t>
+      </w:r>
+      <w:hyperlink r:id="rId118" w:history="1">
         <w:r>
           <w:rPr>
             <w:rStyle w:val="Hyperlink"/>
@@ -44284,7 +47203,21 @@
         <w:rPr>
           <w:rFonts w:ascii="Times New Roman" w:hAnsi="Times New Roman" w:cs="Times New Roman"/>
         </w:rPr>
-        <w:t xml:space="preserve">Quinn, P. C., &amp; Eimas, P. D. (1997). A reexamination of the perceptual-to-conceptual shift in mental representations. </w:t>
+        <w:t xml:space="preserve">Quinn, P. C., &amp; </w:t>
+      </w:r>
+      <w:proofErr w:type="spellStart"/>
+      <w:r>
+        <w:rPr>
+          <w:rFonts w:ascii="Times New Roman" w:hAnsi="Times New Roman" w:cs="Times New Roman"/>
+        </w:rPr>
+        <w:t>Eimas</w:t>
+      </w:r>
+      <w:proofErr w:type="spellEnd"/>
+      <w:r>
+        <w:rPr>
+          <w:rFonts w:ascii="Times New Roman" w:hAnsi="Times New Roman" w:cs="Times New Roman"/>
+        </w:rPr>
+        <w:t xml:space="preserve">, P. D. (1997). A reexamination of the perceptual-to-conceptual shift in mental representations. </w:t>
       </w:r>
       <w:r>
         <w:rPr>
@@ -44298,9 +47231,23 @@
         <w:rPr>
           <w:rFonts w:ascii="Times New Roman" w:hAnsi="Times New Roman" w:cs="Times New Roman"/>
         </w:rPr>
-        <w:t xml:space="preserve">, 1(3), 271–287. </w:t>
-      </w:r>
-      <w:hyperlink r:id="rId118" w:history="1">
+        <w:t xml:space="preserve">, </w:t>
+      </w:r>
+      <w:r>
+        <w:rPr>
+          <w:rFonts w:ascii="Times New Roman" w:hAnsi="Times New Roman" w:cs="Times New Roman"/>
+          <w:i/>
+          <w:iCs/>
+        </w:rPr>
+        <w:t>1</w:t>
+      </w:r>
+      <w:r>
+        <w:rPr>
+          <w:rFonts w:ascii="Times New Roman" w:hAnsi="Times New Roman" w:cs="Times New Roman"/>
+        </w:rPr>
+        <w:t xml:space="preserve">(3), 271–287. </w:t>
+      </w:r>
+      <w:hyperlink r:id="rId119" w:history="1">
         <w:r>
           <w:rPr>
             <w:rStyle w:val="Hyperlink"/>
@@ -44336,9 +47283,23 @@
         <w:rPr>
           <w:rFonts w:ascii="Times New Roman" w:hAnsi="Times New Roman" w:cs="Times New Roman"/>
         </w:rPr>
-        <w:t xml:space="preserve">, 1(1), 31–46. </w:t>
-      </w:r>
-      <w:hyperlink r:id="rId119" w:history="1">
+        <w:t xml:space="preserve">, </w:t>
+      </w:r>
+      <w:r>
+        <w:rPr>
+          <w:rFonts w:ascii="Times New Roman" w:hAnsi="Times New Roman" w:cs="Times New Roman"/>
+          <w:i/>
+          <w:iCs/>
+        </w:rPr>
+        <w:t>1</w:t>
+      </w:r>
+      <w:r>
+        <w:rPr>
+          <w:rFonts w:ascii="Times New Roman" w:hAnsi="Times New Roman" w:cs="Times New Roman"/>
+        </w:rPr>
+        <w:t xml:space="preserve">(1), 31–46. </w:t>
+      </w:r>
+      <w:hyperlink r:id="rId120" w:history="1">
         <w:r>
           <w:rPr>
             <w:rStyle w:val="Hyperlink"/>
@@ -44366,7 +47327,21 @@
         <w:rPr>
           <w:rFonts w:ascii="Times New Roman" w:hAnsi="Times New Roman" w:cs="Times New Roman"/>
         </w:rPr>
-        <w:t xml:space="preserve">Rakison, D. H., &amp; Lupyan, G. (2008). Developing object concepts in infancy: An associative learning perspective. </w:t>
+        <w:t xml:space="preserve">Rakison, D. H., &amp; </w:t>
+      </w:r>
+      <w:proofErr w:type="spellStart"/>
+      <w:r>
+        <w:rPr>
+          <w:rFonts w:ascii="Times New Roman" w:hAnsi="Times New Roman" w:cs="Times New Roman"/>
+        </w:rPr>
+        <w:t>Lupyan</w:t>
+      </w:r>
+      <w:proofErr w:type="spellEnd"/>
+      <w:r>
+        <w:rPr>
+          <w:rFonts w:ascii="Times New Roman" w:hAnsi="Times New Roman" w:cs="Times New Roman"/>
+        </w:rPr>
+        <w:t xml:space="preserve">, G. (2008). Developing object concepts in infancy: An associative learning perspective. </w:t>
       </w:r>
       <w:r>
         <w:rPr>
@@ -44380,9 +47355,23 @@
         <w:rPr>
           <w:rFonts w:ascii="Times New Roman" w:hAnsi="Times New Roman" w:cs="Times New Roman"/>
         </w:rPr>
-        <w:t xml:space="preserve">, 73(1), 1–110. </w:t>
-      </w:r>
-      <w:hyperlink r:id="rId120" w:history="1">
+        <w:t xml:space="preserve">, </w:t>
+      </w:r>
+      <w:r>
+        <w:rPr>
+          <w:rFonts w:ascii="Times New Roman" w:hAnsi="Times New Roman" w:cs="Times New Roman"/>
+          <w:i/>
+          <w:iCs/>
+        </w:rPr>
+        <w:t>73</w:t>
+      </w:r>
+      <w:r>
+        <w:rPr>
+          <w:rFonts w:ascii="Times New Roman" w:hAnsi="Times New Roman" w:cs="Times New Roman"/>
+        </w:rPr>
+        <w:t xml:space="preserve">(1), 1–110. </w:t>
+      </w:r>
+      <w:hyperlink r:id="rId121" w:history="1">
         <w:r>
           <w:rPr>
             <w:rStyle w:val="Hyperlink"/>
@@ -44419,6 +47408,7 @@
         <w:rPr>
           <w:rFonts w:ascii="Times New Roman" w:hAnsi="Times New Roman" w:cs="Times New Roman"/>
         </w:rPr>
+        <w:lastRenderedPageBreak/>
         <w:t xml:space="preserve">Rumelhart, D. E., Hinton, G. E., &amp; Williams, R. J. (1986). Learning representations by back-propagating errors. </w:t>
       </w:r>
       <w:r>
@@ -44433,9 +47423,23 @@
         <w:rPr>
           <w:rFonts w:ascii="Times New Roman" w:hAnsi="Times New Roman" w:cs="Times New Roman"/>
         </w:rPr>
-        <w:t xml:space="preserve">, 323(6088), 533–536. </w:t>
-      </w:r>
-      <w:hyperlink r:id="rId121" w:history="1">
+        <w:t xml:space="preserve">, </w:t>
+      </w:r>
+      <w:r>
+        <w:rPr>
+          <w:rFonts w:ascii="Times New Roman" w:hAnsi="Times New Roman" w:cs="Times New Roman"/>
+          <w:i/>
+          <w:iCs/>
+        </w:rPr>
+        <w:t>323</w:t>
+      </w:r>
+      <w:r>
+        <w:rPr>
+          <w:rFonts w:ascii="Times New Roman" w:hAnsi="Times New Roman" w:cs="Times New Roman"/>
+        </w:rPr>
+        <w:t xml:space="preserve">(6088), 533–536. </w:t>
+      </w:r>
+      <w:hyperlink r:id="rId122" w:history="1">
         <w:r>
           <w:rPr>
             <w:rStyle w:val="Hyperlink"/>
@@ -44457,7 +47461,6 @@
         <w:rPr>
           <w:rFonts w:ascii="Times New Roman" w:hAnsi="Times New Roman" w:cs="Times New Roman"/>
         </w:rPr>
-        <w:lastRenderedPageBreak/>
         <w:t xml:space="preserve">Rumelhart, D. E., &amp; McClelland, J. L. (1985). Distributed memory and the representation of general and specific information. </w:t>
       </w:r>
       <w:r>
@@ -44472,9 +47475,23 @@
         <w:rPr>
           <w:rFonts w:ascii="Times New Roman" w:hAnsi="Times New Roman" w:cs="Times New Roman"/>
         </w:rPr>
-        <w:t xml:space="preserve">, 114(2), 159–197. </w:t>
-      </w:r>
-      <w:hyperlink r:id="rId122" w:history="1">
+        <w:t xml:space="preserve">, </w:t>
+      </w:r>
+      <w:r>
+        <w:rPr>
+          <w:rFonts w:ascii="Times New Roman" w:hAnsi="Times New Roman" w:cs="Times New Roman"/>
+          <w:i/>
+          <w:iCs/>
+        </w:rPr>
+        <w:t>114</w:t>
+      </w:r>
+      <w:r>
+        <w:rPr>
+          <w:rFonts w:ascii="Times New Roman" w:hAnsi="Times New Roman" w:cs="Times New Roman"/>
+        </w:rPr>
+        <w:t xml:space="preserve">(2), 159–197. </w:t>
+      </w:r>
+      <w:hyperlink r:id="rId123" w:history="1">
         <w:r>
           <w:rPr>
             <w:rStyle w:val="Hyperlink"/>
@@ -44502,7 +47519,21 @@
         <w:rPr>
           <w:rFonts w:ascii="Times New Roman" w:hAnsi="Times New Roman" w:cs="Times New Roman"/>
         </w:rPr>
-        <w:t xml:space="preserve">Scarf, D., Imuta, K., Colombo, M., &amp; Hayne, H. (2012). Social evaluation or simple association? Simple associations may explain moral reasoning in infants. </w:t>
+        <w:t xml:space="preserve">Scarf, D., </w:t>
+      </w:r>
+      <w:proofErr w:type="spellStart"/>
+      <w:r>
+        <w:rPr>
+          <w:rFonts w:ascii="Times New Roman" w:hAnsi="Times New Roman" w:cs="Times New Roman"/>
+        </w:rPr>
+        <w:t>Imuta</w:t>
+      </w:r>
+      <w:proofErr w:type="spellEnd"/>
+      <w:r>
+        <w:rPr>
+          <w:rFonts w:ascii="Times New Roman" w:hAnsi="Times New Roman" w:cs="Times New Roman"/>
+        </w:rPr>
+        <w:t xml:space="preserve">, K., Colombo, M., &amp; Hayne, H. (2012). Social evaluation or simple association? Simple associations may explain moral reasoning in infants. </w:t>
       </w:r>
       <w:r>
         <w:rPr>
@@ -44516,9 +47547,23 @@
         <w:rPr>
           <w:rFonts w:ascii="Times New Roman" w:hAnsi="Times New Roman" w:cs="Times New Roman"/>
         </w:rPr>
-        <w:t xml:space="preserve">, 7(8), e42698. </w:t>
-      </w:r>
-      <w:hyperlink r:id="rId123" w:history="1">
+        <w:t xml:space="preserve">, </w:t>
+      </w:r>
+      <w:r>
+        <w:rPr>
+          <w:rFonts w:ascii="Times New Roman" w:hAnsi="Times New Roman" w:cs="Times New Roman"/>
+          <w:i/>
+          <w:iCs/>
+        </w:rPr>
+        <w:t>7</w:t>
+      </w:r>
+      <w:r>
+        <w:rPr>
+          <w:rFonts w:ascii="Times New Roman" w:hAnsi="Times New Roman" w:cs="Times New Roman"/>
+        </w:rPr>
+        <w:t xml:space="preserve">(8), e42698. </w:t>
+      </w:r>
+      <w:hyperlink r:id="rId124" w:history="1">
         <w:r>
           <w:rPr>
             <w:rStyle w:val="Hyperlink"/>
@@ -44554,9 +47599,23 @@
         <w:rPr>
           <w:rFonts w:ascii="Times New Roman" w:hAnsi="Times New Roman" w:cs="Times New Roman"/>
         </w:rPr>
-        <w:t xml:space="preserve">, 15(4), 271–280. </w:t>
-      </w:r>
-      <w:hyperlink r:id="rId124" w:history="1">
+        <w:t xml:space="preserve">, </w:t>
+      </w:r>
+      <w:r>
+        <w:rPr>
+          <w:rFonts w:ascii="Times New Roman" w:hAnsi="Times New Roman" w:cs="Times New Roman"/>
+          <w:i/>
+          <w:iCs/>
+        </w:rPr>
+        <w:t>15</w:t>
+      </w:r>
+      <w:r>
+        <w:rPr>
+          <w:rFonts w:ascii="Times New Roman" w:hAnsi="Times New Roman" w:cs="Times New Roman"/>
+        </w:rPr>
+        <w:t xml:space="preserve">(4), 271–280. </w:t>
+      </w:r>
+      <w:hyperlink r:id="rId125" w:history="1">
         <w:r>
           <w:rPr>
             <w:rStyle w:val="Hyperlink"/>
@@ -44578,9 +47637,37 @@
         <w:rPr>
           <w:rFonts w:ascii="Times New Roman" w:hAnsi="Times New Roman" w:cs="Times New Roman"/>
         </w:rPr>
-        <w:t xml:space="preserve">Schlingloff, L., Csibra, G., &amp; Tatone, D. (2020). Do 15-month-old infants prefer helpers? A replication of Hamlin et al. (2007). Royal Society Open Science, 7(4), 191795. </w:t>
-      </w:r>
-      <w:hyperlink r:id="rId125" w:history="1">
+        <w:t xml:space="preserve">Schlingloff, L., </w:t>
+      </w:r>
+      <w:proofErr w:type="spellStart"/>
+      <w:r>
+        <w:rPr>
+          <w:rFonts w:ascii="Times New Roman" w:hAnsi="Times New Roman" w:cs="Times New Roman"/>
+        </w:rPr>
+        <w:t>Csibra</w:t>
+      </w:r>
+      <w:proofErr w:type="spellEnd"/>
+      <w:r>
+        <w:rPr>
+          <w:rFonts w:ascii="Times New Roman" w:hAnsi="Times New Roman" w:cs="Times New Roman"/>
+        </w:rPr>
+        <w:t xml:space="preserve">, G., &amp; Tatone, D. (2020). Do 15-month-old infants prefer helpers? A replication of Hamlin et al. (2007). Royal Society Open Science, </w:t>
+      </w:r>
+      <w:r>
+        <w:rPr>
+          <w:rFonts w:ascii="Times New Roman" w:hAnsi="Times New Roman" w:cs="Times New Roman"/>
+          <w:i/>
+          <w:iCs/>
+        </w:rPr>
+        <w:t>7</w:t>
+      </w:r>
+      <w:r>
+        <w:rPr>
+          <w:rFonts w:ascii="Times New Roman" w:hAnsi="Times New Roman" w:cs="Times New Roman"/>
+        </w:rPr>
+        <w:t xml:space="preserve">(4), 191795. </w:t>
+      </w:r>
+      <w:hyperlink r:id="rId126" w:history="1">
         <w:r>
           <w:rPr>
             <w:rStyle w:val="Hyperlink"/>
@@ -44604,21 +47691,45 @@
         </w:rPr>
         <w:t xml:space="preserve">Schmidt, M. F., &amp; Sommerville, J. A. (2011). Fairness expectations and altruistic sharing in 15-month-old human infants. </w:t>
       </w:r>
+      <w:proofErr w:type="spellStart"/>
       <w:r>
         <w:rPr>
           <w:rFonts w:ascii="Times New Roman" w:hAnsi="Times New Roman" w:cs="Times New Roman"/>
           <w:i/>
           <w:iCs/>
         </w:rPr>
-        <w:t>PLoS ONE</w:t>
-      </w:r>
-      <w:r>
-        <w:rPr>
-          <w:rFonts w:ascii="Times New Roman" w:hAnsi="Times New Roman" w:cs="Times New Roman"/>
-        </w:rPr>
-        <w:t xml:space="preserve">, 6(10), e23223. </w:t>
-      </w:r>
-      <w:hyperlink r:id="rId126" w:history="1">
+        <w:t>PLoS</w:t>
+      </w:r>
+      <w:proofErr w:type="spellEnd"/>
+      <w:r>
+        <w:rPr>
+          <w:rFonts w:ascii="Times New Roman" w:hAnsi="Times New Roman" w:cs="Times New Roman"/>
+          <w:i/>
+          <w:iCs/>
+        </w:rPr>
+        <w:t xml:space="preserve"> ONE</w:t>
+      </w:r>
+      <w:r>
+        <w:rPr>
+          <w:rFonts w:ascii="Times New Roman" w:hAnsi="Times New Roman" w:cs="Times New Roman"/>
+        </w:rPr>
+        <w:t xml:space="preserve">, </w:t>
+      </w:r>
+      <w:r>
+        <w:rPr>
+          <w:rFonts w:ascii="Times New Roman" w:hAnsi="Times New Roman" w:cs="Times New Roman"/>
+          <w:i/>
+          <w:iCs/>
+        </w:rPr>
+        <w:t>6</w:t>
+      </w:r>
+      <w:r>
+        <w:rPr>
+          <w:rFonts w:ascii="Times New Roman" w:hAnsi="Times New Roman" w:cs="Times New Roman"/>
+        </w:rPr>
+        <w:t xml:space="preserve">(10), e23223. </w:t>
+      </w:r>
+      <w:hyperlink r:id="rId127" w:history="1">
         <w:r>
           <w:rPr>
             <w:rStyle w:val="Hyperlink"/>
@@ -44640,9 +47751,23 @@
         <w:rPr>
           <w:rFonts w:ascii="Times New Roman" w:hAnsi="Times New Roman" w:cs="Times New Roman"/>
         </w:rPr>
-        <w:t xml:space="preserve">Schwier, C., Van Maanen, C., Carpenter, M., &amp; Tomasello, M. (2006). Rational imitation in 12-month-old infants. Infancy, 10(3), 303–311. </w:t>
-      </w:r>
-      <w:hyperlink r:id="rId127" w:history="1">
+        <w:t xml:space="preserve">Schwier, C., Van Maanen, C., Carpenter, M., &amp; Tomasello, M. (2006). Rational imitation in 12-month-old infants. Infancy, </w:t>
+      </w:r>
+      <w:r>
+        <w:rPr>
+          <w:rFonts w:ascii="Times New Roman" w:hAnsi="Times New Roman" w:cs="Times New Roman"/>
+          <w:i/>
+          <w:iCs/>
+        </w:rPr>
+        <w:t>10</w:t>
+      </w:r>
+      <w:r>
+        <w:rPr>
+          <w:rFonts w:ascii="Times New Roman" w:hAnsi="Times New Roman" w:cs="Times New Roman"/>
+        </w:rPr>
+        <w:t xml:space="preserve">(3), 303–311. </w:t>
+      </w:r>
+      <w:hyperlink r:id="rId128" w:history="1">
         <w:r>
           <w:rPr>
             <w:rStyle w:val="Hyperlink"/>
@@ -44678,9 +47803,23 @@
         <w:rPr>
           <w:rFonts w:ascii="Times New Roman" w:hAnsi="Times New Roman" w:cs="Times New Roman"/>
         </w:rPr>
-        <w:t xml:space="preserve">, 2(3), 183–195. </w:t>
-      </w:r>
-      <w:hyperlink r:id="rId128" w:history="1">
+        <w:t xml:space="preserve">, </w:t>
+      </w:r>
+      <w:r>
+        <w:rPr>
+          <w:rFonts w:ascii="Times New Roman" w:hAnsi="Times New Roman" w:cs="Times New Roman"/>
+          <w:i/>
+          <w:iCs/>
+        </w:rPr>
+        <w:t>2</w:t>
+      </w:r>
+      <w:r>
+        <w:rPr>
+          <w:rFonts w:ascii="Times New Roman" w:hAnsi="Times New Roman" w:cs="Times New Roman"/>
+        </w:rPr>
+        <w:t xml:space="preserve">(3), 183–195. </w:t>
+      </w:r>
+      <w:hyperlink r:id="rId129" w:history="1">
         <w:r>
           <w:rPr>
             <w:rStyle w:val="Hyperlink"/>
@@ -44723,9 +47862,23 @@
         <w:rPr>
           <w:rFonts w:ascii="Times New Roman" w:hAnsi="Times New Roman" w:cs="Times New Roman"/>
         </w:rPr>
-        <w:t xml:space="preserve">, 43(3), 152–166. </w:t>
-      </w:r>
-      <w:hyperlink r:id="rId129" w:history="1">
+        <w:t xml:space="preserve">, </w:t>
+      </w:r>
+      <w:r>
+        <w:rPr>
+          <w:rFonts w:ascii="Times New Roman" w:hAnsi="Times New Roman" w:cs="Times New Roman"/>
+          <w:i/>
+          <w:iCs/>
+        </w:rPr>
+        <w:t>43</w:t>
+      </w:r>
+      <w:r>
+        <w:rPr>
+          <w:rFonts w:ascii="Times New Roman" w:hAnsi="Times New Roman" w:cs="Times New Roman"/>
+        </w:rPr>
+        <w:t xml:space="preserve">(3), 152–166. </w:t>
+      </w:r>
+      <w:hyperlink r:id="rId130" w:history="1">
         <w:r>
           <w:rPr>
             <w:rStyle w:val="Hyperlink"/>
@@ -44761,9 +47914,23 @@
         <w:rPr>
           <w:rFonts w:ascii="Times New Roman" w:hAnsi="Times New Roman" w:cs="Times New Roman"/>
         </w:rPr>
-        <w:t xml:space="preserve">, 6(7), 293–298. </w:t>
-      </w:r>
-      <w:hyperlink r:id="rId130" w:history="1">
+        <w:t xml:space="preserve">, </w:t>
+      </w:r>
+      <w:r>
+        <w:rPr>
+          <w:rFonts w:ascii="Times New Roman" w:hAnsi="Times New Roman" w:cs="Times New Roman"/>
+          <w:i/>
+          <w:iCs/>
+        </w:rPr>
+        <w:t>6</w:t>
+      </w:r>
+      <w:r>
+        <w:rPr>
+          <w:rFonts w:ascii="Times New Roman" w:hAnsi="Times New Roman" w:cs="Times New Roman"/>
+        </w:rPr>
+        <w:t xml:space="preserve">(7), 293–298. </w:t>
+      </w:r>
+      <w:hyperlink r:id="rId131" w:history="1">
         <w:r>
           <w:rPr>
             <w:rStyle w:val="Hyperlink"/>
@@ -44785,7 +47952,35 @@
         <w:rPr>
           <w:rFonts w:ascii="Times New Roman" w:hAnsi="Times New Roman" w:cs="Times New Roman"/>
         </w:rPr>
-        <w:t xml:space="preserve">Skerry, A. E., Carey, S. E., &amp; Spelke, E. S. (2013). First-person action experience reveals sensitivity to action efficiency in prereaching infants. </w:t>
+        <w:t xml:space="preserve">Skerry, A. E., Carey, S. E., &amp; </w:t>
+      </w:r>
+      <w:proofErr w:type="spellStart"/>
+      <w:r>
+        <w:rPr>
+          <w:rFonts w:ascii="Times New Roman" w:hAnsi="Times New Roman" w:cs="Times New Roman"/>
+        </w:rPr>
+        <w:t>Spelke</w:t>
+      </w:r>
+      <w:proofErr w:type="spellEnd"/>
+      <w:r>
+        <w:rPr>
+          <w:rFonts w:ascii="Times New Roman" w:hAnsi="Times New Roman" w:cs="Times New Roman"/>
+        </w:rPr>
+        <w:t xml:space="preserve">, E. S. (2013). First-person action experience reveals sensitivity to action efficiency in </w:t>
+      </w:r>
+      <w:proofErr w:type="spellStart"/>
+      <w:r>
+        <w:rPr>
+          <w:rFonts w:ascii="Times New Roman" w:hAnsi="Times New Roman" w:cs="Times New Roman"/>
+        </w:rPr>
+        <w:t>prereaching</w:t>
+      </w:r>
+      <w:proofErr w:type="spellEnd"/>
+      <w:r>
+        <w:rPr>
+          <w:rFonts w:ascii="Times New Roman" w:hAnsi="Times New Roman" w:cs="Times New Roman"/>
+        </w:rPr>
+        <w:t xml:space="preserve"> infants. </w:t>
       </w:r>
       <w:r>
         <w:rPr>
@@ -44799,9 +47994,23 @@
         <w:rPr>
           <w:rFonts w:ascii="Times New Roman" w:hAnsi="Times New Roman" w:cs="Times New Roman"/>
         </w:rPr>
-        <w:t xml:space="preserve">, 110(46), 18728–18733. </w:t>
-      </w:r>
-      <w:hyperlink r:id="rId131" w:history="1">
+        <w:t xml:space="preserve">, </w:t>
+      </w:r>
+      <w:r>
+        <w:rPr>
+          <w:rFonts w:ascii="Times New Roman" w:hAnsi="Times New Roman" w:cs="Times New Roman"/>
+          <w:i/>
+          <w:iCs/>
+        </w:rPr>
+        <w:t>110</w:t>
+      </w:r>
+      <w:r>
+        <w:rPr>
+          <w:rFonts w:ascii="Times New Roman" w:hAnsi="Times New Roman" w:cs="Times New Roman"/>
+        </w:rPr>
+        <w:t xml:space="preserve">(46), 18728–18733. </w:t>
+      </w:r>
+      <w:hyperlink r:id="rId132" w:history="1">
         <w:r>
           <w:rPr>
             <w:rStyle w:val="Hyperlink"/>
@@ -44844,7 +48053,21 @@
         <w:rPr>
           <w:rFonts w:ascii="Times New Roman" w:hAnsi="Times New Roman" w:cs="Times New Roman"/>
         </w:rPr>
-        <w:t xml:space="preserve">Sloutsky, V. M. (2010). From perceptual categories to concepts: What develops?. </w:t>
+        <w:t xml:space="preserve">Sloutsky, V. M. (2010). From perceptual categories to concepts: What </w:t>
+      </w:r>
+      <w:proofErr w:type="gramStart"/>
+      <w:r>
+        <w:rPr>
+          <w:rFonts w:ascii="Times New Roman" w:hAnsi="Times New Roman" w:cs="Times New Roman"/>
+        </w:rPr>
+        <w:t>develops?.</w:t>
+      </w:r>
+      <w:proofErr w:type="gramEnd"/>
+      <w:r>
+        <w:rPr>
+          <w:rFonts w:ascii="Times New Roman" w:hAnsi="Times New Roman" w:cs="Times New Roman"/>
+        </w:rPr>
+        <w:t xml:space="preserve"> </w:t>
       </w:r>
       <w:r>
         <w:rPr>
@@ -44858,9 +48081,23 @@
         <w:rPr>
           <w:rFonts w:ascii="Times New Roman" w:hAnsi="Times New Roman" w:cs="Times New Roman"/>
         </w:rPr>
-        <w:t xml:space="preserve">, 34(7), 1244–1286. </w:t>
-      </w:r>
-      <w:hyperlink r:id="rId132" w:history="1">
+        <w:t xml:space="preserve">, </w:t>
+      </w:r>
+      <w:r>
+        <w:rPr>
+          <w:rFonts w:ascii="Times New Roman" w:hAnsi="Times New Roman" w:cs="Times New Roman"/>
+          <w:i/>
+          <w:iCs/>
+        </w:rPr>
+        <w:t>34</w:t>
+      </w:r>
+      <w:r>
+        <w:rPr>
+          <w:rFonts w:ascii="Times New Roman" w:hAnsi="Times New Roman" w:cs="Times New Roman"/>
+        </w:rPr>
+        <w:t xml:space="preserve">(7), 1244–1286. </w:t>
+      </w:r>
+      <w:hyperlink r:id="rId133" w:history="1">
         <w:r>
           <w:rPr>
             <w:rStyle w:val="Hyperlink"/>
@@ -44878,11 +48115,19 @@
           <w:rFonts w:ascii="Times New Roman" w:hAnsi="Times New Roman" w:cs="Times New Roman"/>
         </w:rPr>
       </w:pPr>
-      <w:r>
-        <w:rPr>
-          <w:rFonts w:ascii="Times New Roman" w:hAnsi="Times New Roman" w:cs="Times New Roman"/>
-        </w:rPr>
-        <w:t xml:space="preserve">Sodian, B., Schoeppner, B., &amp; Metz, U. (2004). Do infants apply the principle of rational action to human agents? </w:t>
+      <w:proofErr w:type="spellStart"/>
+      <w:r>
+        <w:rPr>
+          <w:rFonts w:ascii="Times New Roman" w:hAnsi="Times New Roman" w:cs="Times New Roman"/>
+        </w:rPr>
+        <w:t>Sodian</w:t>
+      </w:r>
+      <w:proofErr w:type="spellEnd"/>
+      <w:r>
+        <w:rPr>
+          <w:rFonts w:ascii="Times New Roman" w:hAnsi="Times New Roman" w:cs="Times New Roman"/>
+        </w:rPr>
+        <w:t xml:space="preserve">, B., Schoeppner, B., &amp; Metz, U. (2004). Do infants apply the principle of rational action to human agents? </w:t>
       </w:r>
       <w:r>
         <w:rPr>
@@ -44896,9 +48141,23 @@
         <w:rPr>
           <w:rFonts w:ascii="Times New Roman" w:hAnsi="Times New Roman" w:cs="Times New Roman"/>
         </w:rPr>
-        <w:t xml:space="preserve">, 27(1), 31–41. </w:t>
-      </w:r>
-      <w:hyperlink r:id="rId133" w:history="1">
+        <w:t xml:space="preserve">, </w:t>
+      </w:r>
+      <w:r>
+        <w:rPr>
+          <w:rFonts w:ascii="Times New Roman" w:hAnsi="Times New Roman" w:cs="Times New Roman"/>
+          <w:i/>
+          <w:iCs/>
+        </w:rPr>
+        <w:t>27</w:t>
+      </w:r>
+      <w:r>
+        <w:rPr>
+          <w:rFonts w:ascii="Times New Roman" w:hAnsi="Times New Roman" w:cs="Times New Roman"/>
+        </w:rPr>
+        <w:t xml:space="preserve">(1), 31–41. </w:t>
+      </w:r>
+      <w:hyperlink r:id="rId134" w:history="1">
         <w:r>
           <w:rPr>
             <w:rStyle w:val="Hyperlink"/>
@@ -44934,9 +48193,23 @@
         <w:rPr>
           <w:rFonts w:ascii="Times New Roman" w:hAnsi="Times New Roman" w:cs="Times New Roman"/>
         </w:rPr>
-        <w:t xml:space="preserve">, 25(1), 545–580. </w:t>
-      </w:r>
-      <w:hyperlink r:id="rId134" w:history="1">
+        <w:t xml:space="preserve">, </w:t>
+      </w:r>
+      <w:r>
+        <w:rPr>
+          <w:rFonts w:ascii="Times New Roman" w:hAnsi="Times New Roman" w:cs="Times New Roman"/>
+          <w:i/>
+          <w:iCs/>
+        </w:rPr>
+        <w:t>25</w:t>
+      </w:r>
+      <w:r>
+        <w:rPr>
+          <w:rFonts w:ascii="Times New Roman" w:hAnsi="Times New Roman" w:cs="Times New Roman"/>
+        </w:rPr>
+        <w:t xml:space="preserve">(1), 545–580. </w:t>
+      </w:r>
+      <w:hyperlink r:id="rId135" w:history="1">
         <w:r>
           <w:rPr>
             <w:rStyle w:val="Hyperlink"/>
@@ -44972,9 +48245,23 @@
         <w:rPr>
           <w:rFonts w:ascii="Times New Roman" w:hAnsi="Times New Roman" w:cs="Times New Roman"/>
         </w:rPr>
-        <w:t xml:space="preserve">, 96(1), B1–B11. </w:t>
-      </w:r>
-      <w:hyperlink r:id="rId135" w:history="1">
+        <w:t xml:space="preserve">, </w:t>
+      </w:r>
+      <w:r>
+        <w:rPr>
+          <w:rFonts w:ascii="Times New Roman" w:hAnsi="Times New Roman" w:cs="Times New Roman"/>
+          <w:i/>
+          <w:iCs/>
+        </w:rPr>
+        <w:t>96</w:t>
+      </w:r>
+      <w:r>
+        <w:rPr>
+          <w:rFonts w:ascii="Times New Roman" w:hAnsi="Times New Roman" w:cs="Times New Roman"/>
+        </w:rPr>
+        <w:t xml:space="preserve">(1), B1–B11. </w:t>
+      </w:r>
+      <w:hyperlink r:id="rId136" w:history="1">
         <w:r>
           <w:rPr>
             <w:rStyle w:val="Hyperlink"/>
@@ -44998,12 +48285,20 @@
           <w:rFonts w:ascii="Times New Roman" w:hAnsi="Times New Roman" w:cs="Times New Roman"/>
         </w:rPr>
       </w:pPr>
+      <w:proofErr w:type="spellStart"/>
       <w:r>
         <w:rPr>
           <w:rFonts w:ascii="Times New Roman" w:hAnsi="Times New Roman" w:cs="Times New Roman"/>
         </w:rPr>
         <w:lastRenderedPageBreak/>
-        <w:t>Spelke, E. S. (2022). What babies know: Core knowledge and composition (Vol. 1). Oxford University Press.</w:t>
+        <w:t>Spelke</w:t>
+      </w:r>
+      <w:proofErr w:type="spellEnd"/>
+      <w:r>
+        <w:rPr>
+          <w:rFonts w:ascii="Times New Roman" w:hAnsi="Times New Roman" w:cs="Times New Roman"/>
+        </w:rPr>
+        <w:t>, E. S. (2022). What babies know: Core knowledge and composition (Vol. 1). Oxford University Press.</w:t>
       </w:r>
     </w:p>
     <w:p>
@@ -45014,11 +48309,33 @@
           <w:rFonts w:ascii="Times New Roman" w:hAnsi="Times New Roman" w:cs="Times New Roman"/>
         </w:rPr>
       </w:pPr>
-      <w:r>
-        <w:rPr>
-          <w:rFonts w:ascii="Times New Roman" w:hAnsi="Times New Roman" w:cs="Times New Roman"/>
-        </w:rPr>
-        <w:t xml:space="preserve">Spelke, E. S., Breinlinger, K., Macomber, J., &amp; Jacobson, K. (1992). Origins of knowledge. </w:t>
+      <w:proofErr w:type="spellStart"/>
+      <w:r>
+        <w:rPr>
+          <w:rFonts w:ascii="Times New Roman" w:hAnsi="Times New Roman" w:cs="Times New Roman"/>
+        </w:rPr>
+        <w:t>Spelke</w:t>
+      </w:r>
+      <w:proofErr w:type="spellEnd"/>
+      <w:r>
+        <w:rPr>
+          <w:rFonts w:ascii="Times New Roman" w:hAnsi="Times New Roman" w:cs="Times New Roman"/>
+        </w:rPr>
+        <w:t xml:space="preserve">, E. S., </w:t>
+      </w:r>
+      <w:proofErr w:type="spellStart"/>
+      <w:r>
+        <w:rPr>
+          <w:rFonts w:ascii="Times New Roman" w:hAnsi="Times New Roman" w:cs="Times New Roman"/>
+        </w:rPr>
+        <w:t>Breinlinger</w:t>
+      </w:r>
+      <w:proofErr w:type="spellEnd"/>
+      <w:r>
+        <w:rPr>
+          <w:rFonts w:ascii="Times New Roman" w:hAnsi="Times New Roman" w:cs="Times New Roman"/>
+        </w:rPr>
+        <w:t xml:space="preserve">, K., Macomber, J., &amp; Jacobson, K. (1992). Origins of knowledge. </w:t>
       </w:r>
       <w:r>
         <w:rPr>
@@ -45032,9 +48349,23 @@
         <w:rPr>
           <w:rFonts w:ascii="Times New Roman" w:hAnsi="Times New Roman" w:cs="Times New Roman"/>
         </w:rPr>
-        <w:t xml:space="preserve">, 99(4), 605–632. </w:t>
-      </w:r>
-      <w:hyperlink r:id="rId136" w:history="1">
+        <w:t xml:space="preserve">, </w:t>
+      </w:r>
+      <w:r>
+        <w:rPr>
+          <w:rFonts w:ascii="Times New Roman" w:hAnsi="Times New Roman" w:cs="Times New Roman"/>
+          <w:i/>
+          <w:iCs/>
+        </w:rPr>
+        <w:t>99</w:t>
+      </w:r>
+      <w:r>
+        <w:rPr>
+          <w:rFonts w:ascii="Times New Roman" w:hAnsi="Times New Roman" w:cs="Times New Roman"/>
+        </w:rPr>
+        <w:t xml:space="preserve">(4), 605–632. </w:t>
+      </w:r>
+      <w:hyperlink r:id="rId137" w:history="1">
         <w:r>
           <w:rPr>
             <w:rStyle w:val="Hyperlink"/>
@@ -45070,9 +48401,23 @@
         <w:rPr>
           <w:rFonts w:ascii="Times New Roman" w:hAnsi="Times New Roman" w:cs="Times New Roman"/>
         </w:rPr>
-        <w:t xml:space="preserve">, 31(6), e2359. </w:t>
-      </w:r>
-      <w:hyperlink r:id="rId137" w:history="1">
+        <w:t xml:space="preserve">, </w:t>
+      </w:r>
+      <w:r>
+        <w:rPr>
+          <w:rFonts w:ascii="Times New Roman" w:hAnsi="Times New Roman" w:cs="Times New Roman"/>
+          <w:i/>
+          <w:iCs/>
+        </w:rPr>
+        <w:t>31</w:t>
+      </w:r>
+      <w:r>
+        <w:rPr>
+          <w:rFonts w:ascii="Times New Roman" w:hAnsi="Times New Roman" w:cs="Times New Roman"/>
+        </w:rPr>
+        <w:t xml:space="preserve">(6), e2359. </w:t>
+      </w:r>
+      <w:hyperlink r:id="rId138" w:history="1">
         <w:r>
           <w:rPr>
             <w:rStyle w:val="Hyperlink"/>
@@ -45090,13 +48435,77 @@
           <w:rFonts w:ascii="Times New Roman" w:hAnsi="Times New Roman" w:cs="Times New Roman"/>
         </w:rPr>
       </w:pPr>
-      <w:r>
-        <w:rPr>
-          <w:rFonts w:ascii="Times New Roman" w:hAnsi="Times New Roman" w:cs="Times New Roman"/>
-        </w:rPr>
-        <w:t xml:space="preserve">Vallortigara, G., Regolin, L., &amp; Marconato, F. (2005). Visually inexperienced chicks exhibit spontaneous preference for biological motion patterns. PLoS Biology, 3(7), e208. </w:t>
-      </w:r>
-      <w:hyperlink r:id="rId138" w:history="1">
+      <w:proofErr w:type="spellStart"/>
+      <w:r>
+        <w:rPr>
+          <w:rFonts w:ascii="Times New Roman" w:hAnsi="Times New Roman" w:cs="Times New Roman"/>
+        </w:rPr>
+        <w:t>Vallortigara</w:t>
+      </w:r>
+      <w:proofErr w:type="spellEnd"/>
+      <w:r>
+        <w:rPr>
+          <w:rFonts w:ascii="Times New Roman" w:hAnsi="Times New Roman" w:cs="Times New Roman"/>
+        </w:rPr>
+        <w:t xml:space="preserve">, G., </w:t>
+      </w:r>
+      <w:proofErr w:type="spellStart"/>
+      <w:r>
+        <w:rPr>
+          <w:rFonts w:ascii="Times New Roman" w:hAnsi="Times New Roman" w:cs="Times New Roman"/>
+        </w:rPr>
+        <w:t>Regolin</w:t>
+      </w:r>
+      <w:proofErr w:type="spellEnd"/>
+      <w:r>
+        <w:rPr>
+          <w:rFonts w:ascii="Times New Roman" w:hAnsi="Times New Roman" w:cs="Times New Roman"/>
+        </w:rPr>
+        <w:t xml:space="preserve">, L., &amp; </w:t>
+      </w:r>
+      <w:proofErr w:type="spellStart"/>
+      <w:r>
+        <w:rPr>
+          <w:rFonts w:ascii="Times New Roman" w:hAnsi="Times New Roman" w:cs="Times New Roman"/>
+        </w:rPr>
+        <w:t>Marconato</w:t>
+      </w:r>
+      <w:proofErr w:type="spellEnd"/>
+      <w:r>
+        <w:rPr>
+          <w:rFonts w:ascii="Times New Roman" w:hAnsi="Times New Roman" w:cs="Times New Roman"/>
+        </w:rPr>
+        <w:t xml:space="preserve">, F. (2005). Visually inexperienced chicks exhibit spontaneous preference for biological motion patterns. </w:t>
+      </w:r>
+      <w:proofErr w:type="spellStart"/>
+      <w:r>
+        <w:rPr>
+          <w:rFonts w:ascii="Times New Roman" w:hAnsi="Times New Roman" w:cs="Times New Roman"/>
+        </w:rPr>
+        <w:t>PLoS</w:t>
+      </w:r>
+      <w:proofErr w:type="spellEnd"/>
+      <w:r>
+        <w:rPr>
+          <w:rFonts w:ascii="Times New Roman" w:hAnsi="Times New Roman" w:cs="Times New Roman"/>
+        </w:rPr>
+        <w:t xml:space="preserve"> Biology, </w:t>
+      </w:r>
+      <w:r>
+        <w:rPr>
+          <w:rFonts w:ascii="Times New Roman" w:hAnsi="Times New Roman" w:cs="Times New Roman"/>
+          <w:i/>
+          <w:iCs/>
+        </w:rPr>
+        <w:t>3</w:t>
+      </w:r>
+      <w:r>
+        <w:rPr>
+          <w:rFonts w:ascii="Times New Roman" w:hAnsi="Times New Roman" w:cs="Times New Roman"/>
+        </w:rPr>
+        <w:t xml:space="preserve">(7), e208. </w:t>
+      </w:r>
+      <w:hyperlink r:id="rId139" w:history="1">
         <w:r>
           <w:rPr>
             <w:rStyle w:val="Hyperlink"/>
@@ -45118,8 +48527,23 @@
         <w:rPr>
           <w:rFonts w:ascii="Times New Roman" w:hAnsi="Times New Roman" w:cs="Times New Roman"/>
         </w:rPr>
-        <w:t xml:space="preserve">Van Overwalle, F. (2010). Infants' teleological and belief inference: A recurrent connectionist approach to their minimal representational and computational requirements. </w:t>
-      </w:r>
+        <w:t xml:space="preserve">Van </w:t>
+      </w:r>
+      <w:proofErr w:type="spellStart"/>
+      <w:r>
+        <w:rPr>
+          <w:rFonts w:ascii="Times New Roman" w:hAnsi="Times New Roman" w:cs="Times New Roman"/>
+        </w:rPr>
+        <w:t>Overwalle</w:t>
+      </w:r>
+      <w:proofErr w:type="spellEnd"/>
+      <w:r>
+        <w:rPr>
+          <w:rFonts w:ascii="Times New Roman" w:hAnsi="Times New Roman" w:cs="Times New Roman"/>
+        </w:rPr>
+        <w:t xml:space="preserve">, F. (2010). Infants' teleological and belief inference: A recurrent connectionist approach to their minimal representational and computational requirements. </w:t>
+      </w:r>
+      <w:proofErr w:type="spellStart"/>
       <w:r>
         <w:rPr>
           <w:rFonts w:ascii="Times New Roman" w:hAnsi="Times New Roman" w:cs="Times New Roman"/>
@@ -45128,13 +48552,28 @@
         </w:rPr>
         <w:t>NeuroImage</w:t>
       </w:r>
-      <w:r>
-        <w:rPr>
-          <w:rFonts w:ascii="Times New Roman" w:hAnsi="Times New Roman" w:cs="Times New Roman"/>
-        </w:rPr>
-        <w:t xml:space="preserve">, 52(3), 1095–1108. </w:t>
-      </w:r>
-      <w:hyperlink r:id="rId139" w:history="1">
+      <w:proofErr w:type="spellEnd"/>
+      <w:r>
+        <w:rPr>
+          <w:rFonts w:ascii="Times New Roman" w:hAnsi="Times New Roman" w:cs="Times New Roman"/>
+        </w:rPr>
+        <w:t xml:space="preserve">, </w:t>
+      </w:r>
+      <w:r>
+        <w:rPr>
+          <w:rFonts w:ascii="Times New Roman" w:hAnsi="Times New Roman" w:cs="Times New Roman"/>
+          <w:i/>
+          <w:iCs/>
+        </w:rPr>
+        <w:t>52</w:t>
+      </w:r>
+      <w:r>
+        <w:rPr>
+          <w:rFonts w:ascii="Times New Roman" w:hAnsi="Times New Roman" w:cs="Times New Roman"/>
+        </w:rPr>
+        <w:t xml:space="preserve">(3), 1095–1108. </w:t>
+      </w:r>
+      <w:hyperlink r:id="rId140" w:history="1">
         <w:r>
           <w:rPr>
             <w:rStyle w:val="Hyperlink"/>
@@ -45170,9 +48609,23 @@
         <w:rPr>
           <w:rFonts w:ascii="Times New Roman" w:hAnsi="Times New Roman" w:cs="Times New Roman"/>
         </w:rPr>
-        <w:t xml:space="preserve">, 383(6682), 504–511. </w:t>
-      </w:r>
-      <w:hyperlink r:id="rId140" w:history="1">
+        <w:t xml:space="preserve">, </w:t>
+      </w:r>
+      <w:r>
+        <w:rPr>
+          <w:rFonts w:ascii="Times New Roman" w:hAnsi="Times New Roman" w:cs="Times New Roman"/>
+          <w:i/>
+          <w:iCs/>
+        </w:rPr>
+        <w:t>383</w:t>
+      </w:r>
+      <w:r>
+        <w:rPr>
+          <w:rFonts w:ascii="Times New Roman" w:hAnsi="Times New Roman" w:cs="Times New Roman"/>
+        </w:rPr>
+        <w:t xml:space="preserve">(6682), 504–511. </w:t>
+      </w:r>
+      <w:hyperlink r:id="rId141" w:history="1">
         <w:r>
           <w:rPr>
             <w:rStyle w:val="Hyperlink"/>
@@ -45214,9 +48667,23 @@
         <w:rPr>
           <w:rFonts w:ascii="Times New Roman" w:hAnsi="Times New Roman" w:cs="Times New Roman"/>
         </w:rPr>
-        <w:t xml:space="preserve">, 7(1), 73–83. </w:t>
-      </w:r>
-      <w:hyperlink r:id="rId141" w:history="1">
+        <w:t xml:space="preserve">, </w:t>
+      </w:r>
+      <w:r>
+        <w:rPr>
+          <w:rFonts w:ascii="Times New Roman" w:hAnsi="Times New Roman" w:cs="Times New Roman"/>
+          <w:i/>
+          <w:iCs/>
+        </w:rPr>
+        <w:t>7</w:t>
+      </w:r>
+      <w:r>
+        <w:rPr>
+          <w:rFonts w:ascii="Times New Roman" w:hAnsi="Times New Roman" w:cs="Times New Roman"/>
+        </w:rPr>
+        <w:t xml:space="preserve">(1), 73–83. </w:t>
+      </w:r>
+      <w:hyperlink r:id="rId142" w:history="1">
         <w:r>
           <w:rPr>
             <w:rStyle w:val="Hyperlink"/>
@@ -45258,9 +48725,23 @@
         <w:rPr>
           <w:rFonts w:ascii="Times New Roman" w:hAnsi="Times New Roman" w:cs="Times New Roman"/>
         </w:rPr>
-        <w:t xml:space="preserve">, 27(4), 367–382. </w:t>
-      </w:r>
-      <w:hyperlink r:id="rId142" w:history="1">
+        <w:t xml:space="preserve">, </w:t>
+      </w:r>
+      <w:r>
+        <w:rPr>
+          <w:rFonts w:ascii="Times New Roman" w:hAnsi="Times New Roman" w:cs="Times New Roman"/>
+          <w:i/>
+          <w:iCs/>
+        </w:rPr>
+        <w:t>27</w:t>
+      </w:r>
+      <w:r>
+        <w:rPr>
+          <w:rFonts w:ascii="Times New Roman" w:hAnsi="Times New Roman" w:cs="Times New Roman"/>
+        </w:rPr>
+        <w:t xml:space="preserve">(4), 367–382. </w:t>
+      </w:r>
+      <w:hyperlink r:id="rId143" w:history="1">
         <w:r>
           <w:rPr>
             <w:rStyle w:val="Hyperlink"/>
@@ -45298,7 +48779,21 @@
         <w:rPr>
           <w:rFonts w:ascii="Times New Roman" w:hAnsi="Times New Roman" w:cs="Times New Roman"/>
         </w:rPr>
-        <w:t xml:space="preserve">Woo, B. M., Steckler, C. M., Le, D. T., &amp; Hamlin, J. K. (2017). Social evaluation of intentional, truly accidental, and negligently accidental helpers and harmers by 10-month-old infants. </w:t>
+        <w:t xml:space="preserve">Woo, B. M., Steckler, C. M., Le, D. T., &amp; Hamlin, J. K. (2017). Social evaluation of intentional, truly accidental, and </w:t>
+      </w:r>
+      <w:proofErr w:type="gramStart"/>
+      <w:r>
+        <w:rPr>
+          <w:rFonts w:ascii="Times New Roman" w:hAnsi="Times New Roman" w:cs="Times New Roman"/>
+        </w:rPr>
+        <w:t>negligently</w:t>
+      </w:r>
+      <w:proofErr w:type="gramEnd"/>
+      <w:r>
+        <w:rPr>
+          <w:rFonts w:ascii="Times New Roman" w:hAnsi="Times New Roman" w:cs="Times New Roman"/>
+        </w:rPr>
+        <w:t xml:space="preserve"> accidental helpers and harmers by 10-month-old infants. </w:t>
       </w:r>
       <w:r>
         <w:rPr>
@@ -45312,9 +48807,23 @@
         <w:rPr>
           <w:rFonts w:ascii="Times New Roman" w:hAnsi="Times New Roman" w:cs="Times New Roman"/>
         </w:rPr>
-        <w:t xml:space="preserve">, 168, 154–163. </w:t>
-      </w:r>
-      <w:hyperlink r:id="rId143" w:history="1">
+        <w:t xml:space="preserve">, </w:t>
+      </w:r>
+      <w:r>
+        <w:rPr>
+          <w:rFonts w:ascii="Times New Roman" w:hAnsi="Times New Roman" w:cs="Times New Roman"/>
+          <w:i/>
+          <w:iCs/>
+        </w:rPr>
+        <w:t>168</w:t>
+      </w:r>
+      <w:r>
+        <w:rPr>
+          <w:rFonts w:ascii="Times New Roman" w:hAnsi="Times New Roman" w:cs="Times New Roman"/>
+        </w:rPr>
+        <w:t xml:space="preserve">, 154–163. </w:t>
+      </w:r>
+      <w:hyperlink r:id="rId144" w:history="1">
         <w:r>
           <w:rPr>
             <w:rStyle w:val="Hyperlink"/>
@@ -45350,9 +48859,23 @@
         <w:rPr>
           <w:rFonts w:ascii="Times New Roman" w:hAnsi="Times New Roman" w:cs="Times New Roman"/>
         </w:rPr>
-        <w:t xml:space="preserve">, 69(1), 1–34. </w:t>
-      </w:r>
-      <w:hyperlink r:id="rId144" w:history="1">
+        <w:t xml:space="preserve">, </w:t>
+      </w:r>
+      <w:r>
+        <w:rPr>
+          <w:rFonts w:ascii="Times New Roman" w:hAnsi="Times New Roman" w:cs="Times New Roman"/>
+          <w:i/>
+          <w:iCs/>
+        </w:rPr>
+        <w:t>69</w:t>
+      </w:r>
+      <w:r>
+        <w:rPr>
+          <w:rFonts w:ascii="Times New Roman" w:hAnsi="Times New Roman" w:cs="Times New Roman"/>
+        </w:rPr>
+        <w:t xml:space="preserve">(1), 1–34. </w:t>
+      </w:r>
+      <w:hyperlink r:id="rId145" w:history="1">
         <w:r>
           <w:rPr>
             <w:rStyle w:val="Hyperlink"/>
@@ -45394,9 +48917,23 @@
         <w:rPr>
           <w:rFonts w:ascii="Times New Roman" w:hAnsi="Times New Roman" w:cs="Times New Roman"/>
         </w:rPr>
-        <w:t xml:space="preserve">, 11(1), 73–77. </w:t>
-      </w:r>
-      <w:hyperlink r:id="rId145" w:history="1">
+        <w:t xml:space="preserve">, </w:t>
+      </w:r>
+      <w:r>
+        <w:rPr>
+          <w:rFonts w:ascii="Times New Roman" w:hAnsi="Times New Roman" w:cs="Times New Roman"/>
+          <w:i/>
+          <w:iCs/>
+        </w:rPr>
+        <w:t>11</w:t>
+      </w:r>
+      <w:r>
+        <w:rPr>
+          <w:rFonts w:ascii="Times New Roman" w:hAnsi="Times New Roman" w:cs="Times New Roman"/>
+        </w:rPr>
+        <w:t xml:space="preserve">(1), 73–77. </w:t>
+      </w:r>
+      <w:hyperlink r:id="rId146" w:history="1">
         <w:r>
           <w:rPr>
             <w:rStyle w:val="Hyperlink"/>
@@ -45432,9 +48969,23 @@
         <w:rPr>
           <w:rFonts w:ascii="Times New Roman" w:hAnsi="Times New Roman" w:cs="Times New Roman"/>
         </w:rPr>
-        <w:t xml:space="preserve">, 358(6389), 749–750. </w:t>
-      </w:r>
-      <w:hyperlink r:id="rId146" w:history="1">
+        <w:t xml:space="preserve">, </w:t>
+      </w:r>
+      <w:r>
+        <w:rPr>
+          <w:rFonts w:ascii="Times New Roman" w:hAnsi="Times New Roman" w:cs="Times New Roman"/>
+          <w:i/>
+          <w:iCs/>
+        </w:rPr>
+        <w:t>358</w:t>
+      </w:r>
+      <w:r>
+        <w:rPr>
+          <w:rFonts w:ascii="Times New Roman" w:hAnsi="Times New Roman" w:cs="Times New Roman"/>
+        </w:rPr>
+        <w:t xml:space="preserve">(6389), 749–750. </w:t>
+      </w:r>
+      <w:hyperlink r:id="rId147" w:history="1">
         <w:r>
           <w:rPr>
             <w:rStyle w:val="Hyperlink"/>
@@ -45470,9 +49021,23 @@
         <w:rPr>
           <w:rFonts w:ascii="Times New Roman" w:hAnsi="Times New Roman" w:cs="Times New Roman"/>
         </w:rPr>
-        <w:t xml:space="preserve">, 4(6), 172–177. </w:t>
-      </w:r>
-      <w:hyperlink r:id="rId147" w:history="1">
+        <w:t xml:space="preserve">, </w:t>
+      </w:r>
+      <w:r>
+        <w:rPr>
+          <w:rFonts w:ascii="Times New Roman" w:hAnsi="Times New Roman" w:cs="Times New Roman"/>
+          <w:i/>
+          <w:iCs/>
+        </w:rPr>
+        <w:t>4</w:t>
+      </w:r>
+      <w:r>
+        <w:rPr>
+          <w:rFonts w:ascii="Times New Roman" w:hAnsi="Times New Roman" w:cs="Times New Roman"/>
+        </w:rPr>
+        <w:t xml:space="preserve">(6), 172–177. </w:t>
+      </w:r>
+      <w:hyperlink r:id="rId148" w:history="1">
         <w:r>
           <w:rPr>
             <w:rStyle w:val="Hyperlink"/>
@@ -45490,11 +49055,33 @@
           <w:rFonts w:ascii="Times New Roman" w:hAnsi="Times New Roman" w:cs="Times New Roman"/>
         </w:rPr>
       </w:pPr>
-      <w:r>
-        <w:rPr>
-          <w:rFonts w:ascii="Times New Roman" w:hAnsi="Times New Roman" w:cs="Times New Roman"/>
-        </w:rPr>
-        <w:t xml:space="preserve">Yermolayeva, Y., &amp; Rakison, D. H. (2014). Connectionist modeling of developmental changes in infancy: Approaches, challenges, and contributions. </w:t>
+      <w:proofErr w:type="spellStart"/>
+      <w:r>
+        <w:rPr>
+          <w:rFonts w:ascii="Times New Roman" w:hAnsi="Times New Roman" w:cs="Times New Roman"/>
+        </w:rPr>
+        <w:t>Yermolayeva</w:t>
+      </w:r>
+      <w:proofErr w:type="spellEnd"/>
+      <w:r>
+        <w:rPr>
+          <w:rFonts w:ascii="Times New Roman" w:hAnsi="Times New Roman" w:cs="Times New Roman"/>
+        </w:rPr>
+        <w:t xml:space="preserve">, Y., &amp; </w:t>
+      </w:r>
+      <w:proofErr w:type="spellStart"/>
+      <w:r>
+        <w:rPr>
+          <w:rFonts w:ascii="Times New Roman" w:hAnsi="Times New Roman" w:cs="Times New Roman"/>
+        </w:rPr>
+        <w:t>Rakison</w:t>
+      </w:r>
+      <w:proofErr w:type="spellEnd"/>
+      <w:r>
+        <w:rPr>
+          <w:rFonts w:ascii="Times New Roman" w:hAnsi="Times New Roman" w:cs="Times New Roman"/>
+        </w:rPr>
+        <w:t xml:space="preserve">, D. H. (2014). Connectionist modeling of developmental changes in infancy: Approaches, challenges, and contributions. </w:t>
       </w:r>
       <w:r>
         <w:rPr>
@@ -45508,9 +49095,23 @@
         <w:rPr>
           <w:rFonts w:ascii="Times New Roman" w:hAnsi="Times New Roman" w:cs="Times New Roman"/>
         </w:rPr>
-        <w:t xml:space="preserve">, 140(1), 224–255. </w:t>
-      </w:r>
-      <w:hyperlink r:id="rId148" w:history="1">
+        <w:t xml:space="preserve">, </w:t>
+      </w:r>
+      <w:r>
+        <w:rPr>
+          <w:rFonts w:ascii="Times New Roman" w:hAnsi="Times New Roman" w:cs="Times New Roman"/>
+          <w:i/>
+          <w:iCs/>
+        </w:rPr>
+        <w:t>140</w:t>
+      </w:r>
+      <w:r>
+        <w:rPr>
+          <w:rFonts w:ascii="Times New Roman" w:hAnsi="Times New Roman" w:cs="Times New Roman"/>
+        </w:rPr>
+        <w:t xml:space="preserve">(1), 224–255. </w:t>
+      </w:r>
+      <w:hyperlink r:id="rId149" w:history="1">
         <w:r>
           <w:rPr>
             <w:rStyle w:val="Hyperlink"/>
@@ -45546,9 +49147,23 @@
         <w:rPr>
           <w:rFonts w:ascii="Times New Roman" w:hAnsi="Times New Roman" w:cs="Times New Roman"/>
         </w:rPr>
-        <w:t xml:space="preserve">, 56(6), 1574–1583. </w:t>
-      </w:r>
-      <w:hyperlink r:id="rId149" w:history="1">
+        <w:t xml:space="preserve">, </w:t>
+      </w:r>
+      <w:r>
+        <w:rPr>
+          <w:rFonts w:ascii="Times New Roman" w:hAnsi="Times New Roman" w:cs="Times New Roman"/>
+          <w:i/>
+          <w:iCs/>
+        </w:rPr>
+        <w:t>56</w:t>
+      </w:r>
+      <w:r>
+        <w:rPr>
+          <w:rFonts w:ascii="Times New Roman" w:hAnsi="Times New Roman" w:cs="Times New Roman"/>
+        </w:rPr>
+        <w:t xml:space="preserve">(6), 1574–1583. </w:t>
+      </w:r>
+      <w:hyperlink r:id="rId150" w:history="1">
         <w:r>
           <w:rPr>
             <w:rStyle w:val="Hyperlink"/>
@@ -45579,8 +49194,8 @@
       </w:pPr>
     </w:p>
     <w:sectPr>
-      <w:headerReference w:type="default" r:id="rId150"/>
-      <w:headerReference w:type="first" r:id="rId151"/>
+      <w:headerReference w:type="default" r:id="rId151"/>
+      <w:headerReference w:type="first" r:id="rId152"/>
       <w:pgSz w:w="12240" w:h="15840"/>
       <w:pgMar w:top="1440" w:right="1440" w:bottom="1440" w:left="1440" w:header="720" w:footer="720" w:gutter="0"/>
       <w:cols w:space="720"/>
@@ -46889,7 +50504,6 @@
   <w:style w:type="character" w:default="1" w:styleId="DefaultParagraphFont">
     <w:name w:val="Default Paragraph Font"/>
     <w:uiPriority w:val="1"/>
-    <w:semiHidden/>
     <w:unhideWhenUsed/>
   </w:style>
   <w:style w:type="table" w:default="1" w:styleId="TableNormal">

--- a/psychologicalReview/ms/finalDocuments/msFinal.docx
+++ b/psychologicalReview/ms/finalDocuments/msFinal.docx
@@ -789,19 +789,11 @@
         </w:rPr>
         <w:t xml:space="preserve">either </w:t>
       </w:r>
-      <w:proofErr w:type="gramStart"/>
-      <w:r>
-        <w:rPr>
-          <w:rFonts w:ascii="Times New Roman" w:hAnsi="Times New Roman" w:cs="Times New Roman"/>
-        </w:rPr>
-        <w:t>to</w:t>
-      </w:r>
-      <w:proofErr w:type="gramEnd"/>
-      <w:r>
-        <w:rPr>
-          <w:rFonts w:ascii="Times New Roman" w:hAnsi="Times New Roman" w:cs="Times New Roman"/>
-        </w:rPr>
-        <w:t xml:space="preserve"> events </w:t>
+      <w:r>
+        <w:rPr>
+          <w:rFonts w:ascii="Times New Roman" w:hAnsi="Times New Roman" w:cs="Times New Roman"/>
+        </w:rPr>
+        <w:t xml:space="preserve">to events </w:t>
       </w:r>
       <w:r>
         <w:rPr>
@@ -1456,13 +1448,7 @@
         <w:rPr>
           <w:rFonts w:ascii="Times New Roman" w:hAnsi="Times New Roman" w:cs="Times New Roman"/>
         </w:rPr>
-        <w:t>establishes</w:t>
-      </w:r>
-      <w:r>
-        <w:rPr>
-          <w:rFonts w:ascii="Times New Roman" w:hAnsi="Times New Roman" w:cs="Times New Roman"/>
-        </w:rPr>
-        <w:t xml:space="preserve"> </w:t>
+        <w:t xml:space="preserve">establishes </w:t>
       </w:r>
       <w:r>
         <w:rPr>
@@ -1570,14 +1556,12 @@
         </w:rPr>
         <w:t xml:space="preserve">Several proposals have been </w:t>
       </w:r>
-      <w:proofErr w:type="gramStart"/>
       <w:r>
         <w:rPr>
           <w:rFonts w:ascii="Times New Roman" w:hAnsi="Times New Roman" w:cs="Times New Roman"/>
         </w:rPr>
         <w:t>advanced</w:t>
       </w:r>
-      <w:proofErr w:type="gramEnd"/>
       <w:r>
         <w:rPr>
           <w:rFonts w:ascii="Times New Roman" w:hAnsi="Times New Roman" w:cs="Times New Roman"/>
@@ -2264,21 +2248,7 @@
         <w:rPr>
           <w:rFonts w:ascii="Times New Roman" w:hAnsi="Times New Roman" w:cs="Times New Roman"/>
         </w:rPr>
-        <w:t xml:space="preserve">evaluate possible </w:t>
-      </w:r>
-      <w:proofErr w:type="gramStart"/>
-      <w:r>
-        <w:rPr>
-          <w:rFonts w:ascii="Times New Roman" w:hAnsi="Times New Roman" w:cs="Times New Roman"/>
-        </w:rPr>
-        <w:t>plans—</w:t>
-      </w:r>
-      <w:proofErr w:type="gramEnd"/>
-      <w:r>
-        <w:rPr>
-          <w:rFonts w:ascii="Times New Roman" w:hAnsi="Times New Roman" w:cs="Times New Roman"/>
-        </w:rPr>
-        <w:t>that is, sequences of actions that lead to a goal—and select the plan that maximizes expected subjective utilities. A subjective utility is the difference between the rewards that result from an outcome and the cost of executing the plan.</w:t>
+        <w:t>evaluate possible plans—that is, sequences of actions that lead to a goal—and select the plan that maximizes expected subjective utilities. A subjective utility is the difference between the rewards that result from an outcome and the cost of executing the plan.</w:t>
       </w:r>
       <w:r>
         <w:rPr>
@@ -3616,21 +3586,7 @@
         <w:rPr>
           <w:rFonts w:ascii="Times New Roman" w:hAnsi="Times New Roman" w:cs="Times New Roman"/>
         </w:rPr>
-        <w:t xml:space="preserve">In terms of Liu et </w:t>
-      </w:r>
-      <w:proofErr w:type="gramStart"/>
-      <w:r>
-        <w:rPr>
-          <w:rFonts w:ascii="Times New Roman" w:hAnsi="Times New Roman" w:cs="Times New Roman"/>
-        </w:rPr>
-        <w:t>al.’s</w:t>
-      </w:r>
-      <w:proofErr w:type="gramEnd"/>
-      <w:r>
-        <w:rPr>
-          <w:rFonts w:ascii="Times New Roman" w:hAnsi="Times New Roman" w:cs="Times New Roman"/>
-        </w:rPr>
-        <w:t xml:space="preserve"> </w:t>
+        <w:t xml:space="preserve">In terms of Liu et al.’s </w:t>
       </w:r>
       <w:r>
         <w:rPr>
@@ -6514,19 +6470,11 @@
         </w:rPr>
         <w:t xml:space="preserve">that infants process and represent actions in terms of their semantically neutral kinematics and represent obstacles and the agents that avoid them in terms of </w:t>
       </w:r>
-      <w:proofErr w:type="gramStart"/>
-      <w:r>
-        <w:rPr>
-          <w:rFonts w:ascii="Times New Roman" w:hAnsi="Times New Roman" w:cs="Times New Roman"/>
-        </w:rPr>
-        <w:t>similarly</w:t>
-      </w:r>
-      <w:proofErr w:type="gramEnd"/>
-      <w:r>
-        <w:rPr>
-          <w:rFonts w:ascii="Times New Roman" w:hAnsi="Times New Roman" w:cs="Times New Roman"/>
-        </w:rPr>
-        <w:t xml:space="preserve"> neutral</w:t>
+      <w:r>
+        <w:rPr>
+          <w:rFonts w:ascii="Times New Roman" w:hAnsi="Times New Roman" w:cs="Times New Roman"/>
+        </w:rPr>
+        <w:t>similarly neutral</w:t>
       </w:r>
       <w:r>
         <w:rPr>
@@ -6574,21 +6522,7 @@
         <w:rPr>
           <w:rFonts w:ascii="Times New Roman" w:hAnsi="Times New Roman" w:cs="Times New Roman"/>
         </w:rPr>
-        <w:t xml:space="preserve">action </w:t>
-      </w:r>
-      <w:proofErr w:type="gramStart"/>
-      <w:r>
-        <w:rPr>
-          <w:rFonts w:ascii="Times New Roman" w:hAnsi="Times New Roman" w:cs="Times New Roman"/>
-        </w:rPr>
-        <w:t>efficiency understanding</w:t>
-      </w:r>
-      <w:proofErr w:type="gramEnd"/>
-      <w:r>
-        <w:rPr>
-          <w:rFonts w:ascii="Times New Roman" w:hAnsi="Times New Roman" w:cs="Times New Roman"/>
-        </w:rPr>
-        <w:t xml:space="preserve"> </w:t>
+        <w:t xml:space="preserve">action efficiency understanding </w:t>
       </w:r>
       <w:r>
         <w:rPr>
@@ -8386,7 +8320,6 @@
         </w:rPr>
         <w:t xml:space="preserve">amodal </w:t>
       </w:r>
-      <w:proofErr w:type="gramStart"/>
       <w:r>
         <w:rPr>
           <w:rFonts w:ascii="Times New Roman" w:hAnsi="Times New Roman" w:cs="Times New Roman"/>
@@ -8397,14 +8330,7 @@
         <w:rPr>
           <w:rFonts w:ascii="Times New Roman" w:hAnsi="Times New Roman" w:cs="Times New Roman"/>
         </w:rPr>
-        <w:t>—that is</w:t>
-      </w:r>
-      <w:proofErr w:type="gramEnd"/>
-      <w:r>
-        <w:rPr>
-          <w:rFonts w:ascii="Times New Roman" w:hAnsi="Times New Roman" w:cs="Times New Roman"/>
-        </w:rPr>
-        <w:t xml:space="preserve">, representations that do not distinguish infants’ own </w:t>
+        <w:t xml:space="preserve">—that is, representations that do not distinguish infants’ own </w:t>
       </w:r>
       <w:r>
         <w:rPr>
@@ -10075,21 +10001,7 @@
         <w:rPr>
           <w:rFonts w:ascii="Times New Roman" w:hAnsi="Times New Roman" w:cs="Times New Roman"/>
         </w:rPr>
-        <w:t xml:space="preserve">. I </w:t>
-      </w:r>
-      <w:proofErr w:type="gramStart"/>
-      <w:r>
-        <w:rPr>
-          <w:rFonts w:ascii="Times New Roman" w:hAnsi="Times New Roman" w:cs="Times New Roman"/>
-        </w:rPr>
-        <w:t>start</w:t>
-      </w:r>
-      <w:proofErr w:type="gramEnd"/>
-      <w:r>
-        <w:rPr>
-          <w:rFonts w:ascii="Times New Roman" w:hAnsi="Times New Roman" w:cs="Times New Roman"/>
-        </w:rPr>
-        <w:t xml:space="preserve"> with OM10</w:t>
+        <w:t>. I start with OM10</w:t>
       </w:r>
       <w:r>
         <w:rPr>
@@ -11127,19 +11039,11 @@
         </w:rPr>
         <w:t xml:space="preserve">except that, as was mentioned earlier, the agent no longer overshot the barrier </w:t>
       </w:r>
-      <w:proofErr w:type="gramStart"/>
-      <w:r>
-        <w:rPr>
-          <w:rFonts w:ascii="Times New Roman" w:hAnsi="Times New Roman" w:cs="Times New Roman"/>
-        </w:rPr>
-        <w:t>by</w:t>
-      </w:r>
-      <w:proofErr w:type="gramEnd"/>
-      <w:r>
-        <w:rPr>
-          <w:rFonts w:ascii="Times New Roman" w:hAnsi="Times New Roman" w:cs="Times New Roman"/>
-        </w:rPr>
-        <w:t xml:space="preserve"> one cell, </w:t>
+      <w:r>
+        <w:rPr>
+          <w:rFonts w:ascii="Times New Roman" w:hAnsi="Times New Roman" w:cs="Times New Roman"/>
+        </w:rPr>
+        <w:t xml:space="preserve">by one cell, </w:t>
       </w:r>
       <w:r>
         <w:rPr>
@@ -12395,7 +12299,7 @@
                                     <pic:cNvPicPr/>
                                   </pic:nvPicPr>
                                   <pic:blipFill>
-                                    <a:blip r:embed="rId11">
+                                    <a:blip r:embed="rId10">
                                       <a:extLst>
                                         <a:ext uri="{28A0092B-C50C-407E-A947-70E740481C1C}">
                                           <a14:useLocalDpi xmlns:a14="http://schemas.microsoft.com/office/drawing/2010/main" val="0"/>
@@ -15160,35 +15064,7 @@
         <w:rPr>
           <w:rFonts w:ascii="Times New Roman" w:hAnsi="Times New Roman" w:cs="Times New Roman"/>
         </w:rPr>
-        <w:t xml:space="preserve">Note that these learning rates </w:t>
-      </w:r>
-      <w:proofErr w:type="gramStart"/>
-      <w:r>
-        <w:rPr>
-          <w:rFonts w:ascii="Times New Roman" w:hAnsi="Times New Roman" w:cs="Times New Roman"/>
-        </w:rPr>
-        <w:t>applied</w:t>
-      </w:r>
-      <w:proofErr w:type="gramEnd"/>
-      <w:r>
-        <w:rPr>
-          <w:rFonts w:ascii="Times New Roman" w:hAnsi="Times New Roman" w:cs="Times New Roman"/>
-        </w:rPr>
-        <w:t xml:space="preserve"> to </w:t>
-      </w:r>
-      <w:proofErr w:type="gramStart"/>
-      <w:r>
-        <w:rPr>
-          <w:rFonts w:ascii="Times New Roman" w:hAnsi="Times New Roman" w:cs="Times New Roman"/>
-        </w:rPr>
-        <w:t>the non</w:t>
-      </w:r>
-      <w:proofErr w:type="gramEnd"/>
-      <w:r>
-        <w:rPr>
-          <w:rFonts w:ascii="Times New Roman" w:hAnsi="Times New Roman" w:cs="Times New Roman"/>
-        </w:rPr>
-        <w:t xml:space="preserve">-obstacle weights. </w:t>
+        <w:t xml:space="preserve">Note that these learning rates applied to the non-obstacle weights. </w:t>
       </w:r>
       <w:r>
         <w:rPr>
@@ -15364,7 +15240,7 @@
         </w:rPr>
         <w:t xml:space="preserve"> are available for download at </w:t>
       </w:r>
-      <w:hyperlink r:id="rId12" w:history="1">
+      <w:hyperlink r:id="rId11" w:history="1">
         <w:r>
           <w:rPr>
             <w:rStyle w:val="Hyperlink"/>
@@ -15807,7 +15683,7 @@
                           <pic:cNvPicPr/>
                         </pic:nvPicPr>
                         <pic:blipFill>
-                          <a:blip r:embed="rId13" cstate="print">
+                          <a:blip r:embed="rId12" cstate="print">
                             <a:extLst>
                               <a:ext uri="{28A0092B-C50C-407E-A947-70E740481C1C}">
                                 <a14:useLocalDpi xmlns:a14="http://schemas.microsoft.com/office/drawing/2010/main" val="0"/>
@@ -15877,7 +15753,7 @@
                           <pic:cNvPicPr/>
                         </pic:nvPicPr>
                         <pic:blipFill>
-                          <a:blip r:embed="rId14" cstate="print">
+                          <a:blip r:embed="rId13" cstate="print">
                             <a:extLst>
                               <a:ext uri="{28A0092B-C50C-407E-A947-70E740481C1C}">
                                 <a14:useLocalDpi xmlns:a14="http://schemas.microsoft.com/office/drawing/2010/main" val="0"/>
@@ -16288,7 +16164,7 @@
                           <pic:cNvPicPr/>
                         </pic:nvPicPr>
                         <pic:blipFill>
-                          <a:blip r:embed="rId15" cstate="print">
+                          <a:blip r:embed="rId14" cstate="print">
                             <a:extLst>
                               <a:ext uri="{28A0092B-C50C-407E-A947-70E740481C1C}">
                                 <a14:useLocalDpi xmlns:a14="http://schemas.microsoft.com/office/drawing/2010/main" val="0"/>
@@ -16649,7 +16525,7 @@
                           <pic:cNvPicPr/>
                         </pic:nvPicPr>
                         <pic:blipFill>
-                          <a:blip r:embed="rId16" cstate="print">
+                          <a:blip r:embed="rId15" cstate="print">
                             <a:extLst>
                               <a:ext uri="{28A0092B-C50C-407E-A947-70E740481C1C}">
                                 <a14:useLocalDpi xmlns:a14="http://schemas.microsoft.com/office/drawing/2010/main" val="0"/>
@@ -17047,7 +16923,7 @@
                           <pic:cNvPicPr/>
                         </pic:nvPicPr>
                         <pic:blipFill>
-                          <a:blip r:embed="rId17" cstate="print">
+                          <a:blip r:embed="rId16" cstate="print">
                             <a:extLst>
                               <a:ext uri="{28A0092B-C50C-407E-A947-70E740481C1C}">
                                 <a14:useLocalDpi xmlns:a14="http://schemas.microsoft.com/office/drawing/2010/main" val="0"/>
@@ -17208,31 +17084,7 @@
           <w:sz w:val="24"/>
           <w:szCs w:val="24"/>
         </w:rPr>
-        <w:t xml:space="preserve"> Data shown </w:t>
-      </w:r>
-      <w:proofErr w:type="gramStart"/>
-      <w:r>
-        <w:rPr>
-          <w:rFonts w:ascii="Times New Roman" w:hAnsi="Times New Roman" w:cs="Times New Roman"/>
-          <w:i w:val="0"/>
-          <w:iCs w:val="0"/>
-          <w:color w:val="000000" w:themeColor="text1"/>
-          <w:sz w:val="24"/>
-          <w:szCs w:val="24"/>
-        </w:rPr>
-        <w:t>were</w:t>
-      </w:r>
-      <w:proofErr w:type="gramEnd"/>
-      <w:r>
-        <w:rPr>
-          <w:rFonts w:ascii="Times New Roman" w:hAnsi="Times New Roman" w:cs="Times New Roman"/>
-          <w:i w:val="0"/>
-          <w:iCs w:val="0"/>
-          <w:color w:val="000000" w:themeColor="text1"/>
-          <w:sz w:val="24"/>
-          <w:szCs w:val="24"/>
-        </w:rPr>
-        <w:t xml:space="preserve"> generated by ALIAS</w:t>
+        <w:t xml:space="preserve"> Data shown were generated by ALIAS</w:t>
       </w:r>
       <w:r>
         <w:rPr>
@@ -17582,7 +17434,7 @@
                 <w:noProof/>
               </w:rPr>
               <w:drawing>
-                <wp:inline distT="0" distB="0" distL="0" distR="0" wp14:anchorId="12253CB3" wp14:editId="78C21698">
+                <wp:inline distT="0" distB="0" distL="0" distR="0" wp14:anchorId="12253CB3" wp14:editId="29BE3D68">
                   <wp:extent cx="7550340" cy="2876550"/>
                   <wp:effectExtent l="0" t="0" r="0" b="0"/>
                   <wp:docPr id="453739415" name="Picture 11"/>
@@ -17597,7 +17449,7 @@
                           <pic:cNvPicPr/>
                         </pic:nvPicPr>
                         <pic:blipFill>
-                          <a:blip r:embed="rId18" cstate="print">
+                          <a:blip r:embed="rId17" cstate="print">
                             <a:extLst>
                               <a:ext uri="{28A0092B-C50C-407E-A947-70E740481C1C}">
                                 <a14:useLocalDpi xmlns:a14="http://schemas.microsoft.com/office/drawing/2010/main" val="0"/>
@@ -17746,27 +17598,7 @@
           <w:sz w:val="24"/>
           <w:szCs w:val="24"/>
         </w:rPr>
-        <w:t xml:space="preserve">Depiction of the test performance of networks in </w:t>
-      </w:r>
-      <w:proofErr w:type="gramStart"/>
-      <w:r>
-        <w:rPr>
-          <w:rFonts w:ascii="Times New Roman" w:hAnsi="Times New Roman" w:cs="Times New Roman"/>
-          <w:color w:val="000000" w:themeColor="text1"/>
-          <w:sz w:val="24"/>
-          <w:szCs w:val="24"/>
-        </w:rPr>
-        <w:t>the Experimental</w:t>
-      </w:r>
-      <w:proofErr w:type="gramEnd"/>
-      <w:r>
-        <w:rPr>
-          <w:rFonts w:ascii="Times New Roman" w:hAnsi="Times New Roman" w:cs="Times New Roman"/>
-          <w:color w:val="000000" w:themeColor="text1"/>
-          <w:sz w:val="24"/>
-          <w:szCs w:val="24"/>
-        </w:rPr>
-        <w:t xml:space="preserve"> condition.</w:t>
+        <w:t>Depiction of the test performance of networks in the Experimental condition.</w:t>
       </w:r>
       <w:r>
         <w:rPr>
@@ -17875,7 +17707,31 @@
           <w:rFonts w:ascii="Times New Roman" w:hAnsi="Times New Roman" w:cs="Times New Roman"/>
         </w:rPr>
         <w:lastRenderedPageBreak/>
-        <w:t>This event was instantiated by turning on the Obstacle Height 0, Curved Motion, Horizontal Spatial Position Missing, Spatially Contiguous, No Clearance, and Arc Peak Height 4 input units. Because four of these features appeared during the habituation phase—namely, the Spatially Contiguous, Animate Feature, Curved Motion, and Arc Peak Height 4 input units—they activated the features with which they were associated during that phase (i.e., Obstacle Height 4, Arc Peak Height 4), among others. For instance, presentation of the Arc Peak Height 4 and Curved Motion input units led to activation of the Obstacle Height 4 unit. This can be seen in Figure 7. It can be seen that for the Inconsistent test event, the network correctly activated the Missing unit in the Obstacle Horizontal Position output group, the Obstacle Height 0 unit in the Obstacle Height output group, the Spatially Contiguous unit in the Final Adjacency output group, and the Arc Peak Height 4 unit in the Arc Peak Height output group. The first three were activated due to associations formed during pretraining; the last was activated due to associations formed with itself during habituation. At the same time, the network incorrectly activated the Obstacle Height 4, Arc Height 0, and Linear Path output units. This response is also expected: T</w:t>
+        <w:t xml:space="preserve">This event was instantiated by turning on the Obstacle Height 0, Curved Motion, Horizontal Spatial Position Missing, Spatially Contiguous, No Clearance, and Arc Peak Height 4 input units. Because four of these features appeared during the habituation phase—namely, the Spatially Contiguous, Animate Feature, Curved Motion, and Arc Peak Height 4 input units—they activated the features with which they were associated during that phase (i.e., Obstacle Height 4, Arc Peak Height 4), among others. For instance, presentation of the Arc Peak Height 4 and Curved Motion input units led to activation of the Obstacle Height 4 unit. This can be seen in Figure 7. </w:t>
+      </w:r>
+      <w:r>
+        <w:rPr>
+          <w:rFonts w:ascii="Times New Roman" w:hAnsi="Times New Roman" w:cs="Times New Roman"/>
+        </w:rPr>
+        <w:t>During the</w:t>
+      </w:r>
+      <w:r>
+        <w:rPr>
+          <w:rFonts w:ascii="Times New Roman" w:hAnsi="Times New Roman" w:cs="Times New Roman"/>
+        </w:rPr>
+        <w:t xml:space="preserve"> Inconsistent test event, </w:t>
+      </w:r>
+      <w:r>
+        <w:rPr>
+          <w:rFonts w:ascii="Times New Roman" w:hAnsi="Times New Roman" w:cs="Times New Roman"/>
+        </w:rPr>
+        <w:t>ALIAS</w:t>
+      </w:r>
+      <w:r>
+        <w:rPr>
+          <w:rFonts w:ascii="Times New Roman" w:hAnsi="Times New Roman" w:cs="Times New Roman"/>
+        </w:rPr>
+        <w:t xml:space="preserve"> correctly activated the Missing unit in the Obstacle Horizontal Position output group, the Obstacle Height 0 unit in the Obstacle Height output group, the Spatially Contiguous unit in the Final Adjacency output group, and the Arc Peak Height 4 unit in the Arc Peak Height output group. The first three were activated due to associations formed during pretraining; the last was activated due to associations formed with itself during habituation. At the same time, the network incorrectly activated the Obstacle Height 4, Arc Height 0, and Linear Path output units. This response is also expected: T</w:t>
       </w:r>
       <w:r>
         <w:rPr>
@@ -17983,14 +17839,14 @@
         <w:rPr>
           <w:rFonts w:ascii="Times New Roman" w:hAnsi="Times New Roman" w:cs="Times New Roman"/>
         </w:rPr>
-        <w:t xml:space="preserve">during habituation. Thus, three output units (i.e., Obstacle Height 4, Arc Peak Height 0, and Linear Path) contributed to the network’s looking time (or error) during the Inconsistent test event. This pattern of activation is precisely what the present theory predicts. Specifically, if infants, like the network, learn that a particular obstacle height is associated with a specific type of motion, then presenting one of these features at test (e.g., Arc Path and Arc Peak Height 4) should reactivate the other (e.g., Obstacle Height 4). If </w:t>
+        <w:t xml:space="preserve">during habituation. Thus, three output units (i.e., Obstacle Height 4, Arc Peak Height 0, and Linear Path) contributed to the network’s looking time (or error) during the Inconsistent test event. This pattern of activation is precisely what the present theory predicts. Specifically, if infants, like the network, learn that a particular obstacle height is associated with a specific type of motion, then presenting one of these features at test (e.g., Arc Path and Arc Peak Height 4) should reactivate the other (e.g., Obstacle Height 4). If that </w:t>
       </w:r>
       <w:r>
         <w:rPr>
           <w:rFonts w:ascii="Times New Roman" w:hAnsi="Times New Roman" w:cs="Times New Roman"/>
         </w:rPr>
         <w:lastRenderedPageBreak/>
-        <w:t>that associated feature is absent, as is the case with the Obstacle Height 4 unit in the Inconsistent test event, then the network should detect an error and show heightened looking.</w:t>
+        <w:t>associated feature is absent, as is the case with the Obstacle Height 4 unit in the Inconsistent test event, then the network should detect an error and show heightened looking.</w:t>
       </w:r>
     </w:p>
     <w:p>
@@ -18074,7 +17930,7 @@
                           <pic:cNvPicPr/>
                         </pic:nvPicPr>
                         <pic:blipFill>
-                          <a:blip r:embed="rId19" cstate="print">
+                          <a:blip r:embed="rId18" cstate="print">
                             <a:extLst>
                               <a:ext uri="{28A0092B-C50C-407E-A947-70E740481C1C}">
                                 <a14:useLocalDpi xmlns:a14="http://schemas.microsoft.com/office/drawing/2010/main" val="0"/>
@@ -19189,7 +19045,6 @@
         </w:rPr>
         <w:t xml:space="preserve">At the same time, because the true estimates </w:t>
       </w:r>
-      <w:proofErr w:type="gramStart"/>
       <w:r>
         <w:rPr>
           <w:rFonts w:ascii="Times New Roman" w:eastAsia="Times New Roman" w:hAnsi="Times New Roman" w:cs="Times New Roman"/>
@@ -19206,14 +19061,7 @@
         <w:rPr>
           <w:rFonts w:ascii="Times New Roman" w:eastAsia="Times New Roman" w:hAnsi="Times New Roman" w:cs="Times New Roman"/>
         </w:rPr>
-        <w:t>fall</w:t>
-      </w:r>
-      <w:proofErr w:type="gramEnd"/>
-      <w:r>
-        <w:rPr>
-          <w:rFonts w:ascii="Times New Roman" w:eastAsia="Times New Roman" w:hAnsi="Times New Roman" w:cs="Times New Roman"/>
-        </w:rPr>
-        <w:t xml:space="preserve"> </w:t>
+        <w:t xml:space="preserve">fall </w:t>
       </w:r>
       <w:r>
         <w:rPr>
@@ -19315,21 +19163,7 @@
         <w:rPr>
           <w:rFonts w:ascii="Times New Roman" w:eastAsia="Times New Roman" w:hAnsi="Times New Roman" w:cs="Times New Roman"/>
         </w:rPr>
-        <w:t xml:space="preserve">across different constrained-to-unconstrained ratios, its performance was not compared to that of the </w:t>
-      </w:r>
-      <w:proofErr w:type="gramStart"/>
-      <w:r>
-        <w:rPr>
-          <w:rFonts w:ascii="Times New Roman" w:eastAsia="Times New Roman" w:hAnsi="Times New Roman" w:cs="Times New Roman"/>
-        </w:rPr>
-        <w:t>competitor</w:t>
-      </w:r>
-      <w:proofErr w:type="gramEnd"/>
-      <w:r>
-        <w:rPr>
-          <w:rFonts w:ascii="Times New Roman" w:eastAsia="Times New Roman" w:hAnsi="Times New Roman" w:cs="Times New Roman"/>
-        </w:rPr>
-        <w:t xml:space="preserve"> models. </w:t>
+        <w:t xml:space="preserve">across different constrained-to-unconstrained ratios, its performance was not compared to that of the competitor models. </w:t>
       </w:r>
     </w:p>
     <w:p>
@@ -19407,7 +19241,7 @@
                     <pic:cNvPicPr/>
                   </pic:nvPicPr>
                   <pic:blipFill>
-                    <a:blip r:embed="rId20" cstate="print">
+                    <a:blip r:embed="rId19" cstate="print">
                       <a:extLst>
                         <a:ext uri="{28A0092B-C50C-407E-A947-70E740481C1C}">
                           <a14:useLocalDpi xmlns:a14="http://schemas.microsoft.com/office/drawing/2010/main" val="0"/>
@@ -19615,21 +19449,7 @@
         <w:rPr>
           <w:rFonts w:ascii="Times New Roman" w:hAnsi="Times New Roman" w:cs="Times New Roman"/>
         </w:rPr>
-        <w:t xml:space="preserve"> networks in the Experimental condition looked longer at the </w:t>
-      </w:r>
-      <w:proofErr w:type="gramStart"/>
-      <w:r>
-        <w:rPr>
-          <w:rFonts w:ascii="Times New Roman" w:hAnsi="Times New Roman" w:cs="Times New Roman"/>
-        </w:rPr>
-        <w:t>Inefficient</w:t>
-      </w:r>
-      <w:proofErr w:type="gramEnd"/>
-      <w:r>
-        <w:rPr>
-          <w:rFonts w:ascii="Times New Roman" w:hAnsi="Times New Roman" w:cs="Times New Roman"/>
-        </w:rPr>
-        <w:t xml:space="preserve"> than at the Efficient </w:t>
+        <w:t xml:space="preserve"> networks in the Experimental condition looked longer at the Inefficient than at the Efficient </w:t>
       </w:r>
       <w:r>
         <w:rPr>
@@ -19725,13 +19545,7 @@
         <w:rPr>
           <w:rFonts w:ascii="Times New Roman" w:hAnsi="Times New Roman" w:cs="Times New Roman"/>
         </w:rPr>
-        <w:t>confirm</w:t>
-      </w:r>
-      <w:r>
-        <w:rPr>
-          <w:rFonts w:ascii="Times New Roman" w:hAnsi="Times New Roman" w:cs="Times New Roman"/>
-        </w:rPr>
-        <w:t xml:space="preserve"> </w:t>
+        <w:t xml:space="preserve">confirm </w:t>
       </w:r>
       <w:r>
         <w:rPr>
@@ -20374,7 +20188,7 @@
                           <pic:cNvPicPr/>
                         </pic:nvPicPr>
                         <pic:blipFill>
-                          <a:blip r:embed="rId21" cstate="print">
+                          <a:blip r:embed="rId20" cstate="print">
                             <a:extLst>
                               <a:ext uri="{28A0092B-C50C-407E-A947-70E740481C1C}">
                                 <a14:useLocalDpi xmlns:a14="http://schemas.microsoft.com/office/drawing/2010/main" val="0"/>
@@ -20432,7 +20246,7 @@
                           <pic:cNvPicPr/>
                         </pic:nvPicPr>
                         <pic:blipFill>
-                          <a:blip r:embed="rId22" cstate="print">
+                          <a:blip r:embed="rId21" cstate="print">
                             <a:extLst>
                               <a:ext uri="{28A0092B-C50C-407E-A947-70E740481C1C}">
                                 <a14:useLocalDpi xmlns:a14="http://schemas.microsoft.com/office/drawing/2010/main" val="0"/>
@@ -20851,7 +20665,7 @@
                           <pic:cNvPicPr/>
                         </pic:nvPicPr>
                         <pic:blipFill>
-                          <a:blip r:embed="rId23" cstate="print">
+                          <a:blip r:embed="rId22" cstate="print">
                             <a:extLst>
                               <a:ext uri="{28A0092B-C50C-407E-A947-70E740481C1C}">
                                 <a14:useLocalDpi xmlns:a14="http://schemas.microsoft.com/office/drawing/2010/main" val="0"/>
@@ -21669,7 +21483,6 @@
         </w:rPr>
         <w:t xml:space="preserve"> et al.’</w:t>
       </w:r>
-      <w:proofErr w:type="gramStart"/>
       <w:r>
         <w:rPr>
           <w:rFonts w:ascii="Times New Roman" w:hAnsi="Times New Roman" w:cs="Times New Roman"/>
@@ -21680,14 +21493,7 @@
         <w:rPr>
           <w:rFonts w:ascii="Times New Roman" w:hAnsi="Times New Roman" w:cs="Times New Roman"/>
         </w:rPr>
-        <w:t>2003)</w:t>
-      </w:r>
-      <w:proofErr w:type="gramEnd"/>
-      <w:r>
-        <w:rPr>
-          <w:rFonts w:ascii="Times New Roman" w:hAnsi="Times New Roman" w:cs="Times New Roman"/>
-        </w:rPr>
-        <w:t xml:space="preserve"> first experiment did not employ the </w:t>
+        <w:t xml:space="preserve">2003) first experiment did not employ the </w:t>
       </w:r>
       <w:r>
         <w:rPr>
@@ -22085,7 +21891,7 @@
                                 <pic:cNvPicPr/>
                               </pic:nvPicPr>
                               <pic:blipFill>
-                                <a:blip r:embed="rId24" cstate="print">
+                                <a:blip r:embed="rId23" cstate="print">
                                   <a:extLst>
                                     <a:ext uri="{28A0092B-C50C-407E-A947-70E740481C1C}">
                                       <a14:useLocalDpi xmlns:a14="http://schemas.microsoft.com/office/drawing/2010/main" val="0"/>
@@ -22143,7 +21949,7 @@
                                 <pic:cNvPicPr/>
                               </pic:nvPicPr>
                               <pic:blipFill>
-                                <a:blip r:embed="rId25" cstate="print">
+                                <a:blip r:embed="rId24" cstate="print">
                                   <a:extLst>
                                     <a:ext uri="{28A0092B-C50C-407E-A947-70E740481C1C}">
                                       <a14:useLocalDpi xmlns:a14="http://schemas.microsoft.com/office/drawing/2010/main" val="0"/>
@@ -22209,7 +22015,7 @@
                                 <pic:cNvPicPr/>
                               </pic:nvPicPr>
                               <pic:blipFill>
-                                <a:blip r:embed="rId26" cstate="print">
+                                <a:blip r:embed="rId25" cstate="print">
                                   <a:extLst>
                                     <a:ext uri="{28A0092B-C50C-407E-A947-70E740481C1C}">
                                       <a14:useLocalDpi xmlns:a14="http://schemas.microsoft.com/office/drawing/2010/main" val="0"/>
@@ -22270,7 +22076,7 @@
                                 <pic:cNvPicPr/>
                               </pic:nvPicPr>
                               <pic:blipFill>
-                                <a:blip r:embed="rId27" cstate="print">
+                                <a:blip r:embed="rId26" cstate="print">
                                   <a:extLst>
                                     <a:ext uri="{28A0092B-C50C-407E-A947-70E740481C1C}">
                                       <a14:useLocalDpi xmlns:a14="http://schemas.microsoft.com/office/drawing/2010/main" val="0"/>
@@ -22828,21 +22634,7 @@
         <w:rPr>
           <w:rFonts w:ascii="Times New Roman" w:hAnsi="Times New Roman" w:cs="Times New Roman"/>
         </w:rPr>
-        <w:t xml:space="preserve">Similarly, networks in the Inferring </w:t>
-      </w:r>
-      <w:proofErr w:type="gramStart"/>
-      <w:r>
-        <w:rPr>
-          <w:rFonts w:ascii="Times New Roman" w:hAnsi="Times New Roman" w:cs="Times New Roman"/>
-        </w:rPr>
-        <w:t>Constraints condition</w:t>
-      </w:r>
-      <w:proofErr w:type="gramEnd"/>
-      <w:r>
-        <w:rPr>
-          <w:rFonts w:ascii="Times New Roman" w:hAnsi="Times New Roman" w:cs="Times New Roman"/>
-        </w:rPr>
-        <w:t xml:space="preserve"> looked longer at the No-Obstacle than at the Obstacle test event. These patterns were true both across different habituation lengths as well as overall. </w:t>
+        <w:t xml:space="preserve">Similarly, networks in the Inferring Constraints condition looked longer at the No-Obstacle than at the Obstacle test event. These patterns were true both across different habituation lengths as well as overall. </w:t>
       </w:r>
       <w:r>
         <w:rPr>
@@ -22926,21 +22718,7 @@
         <w:rPr>
           <w:rFonts w:ascii="Times New Roman" w:hAnsi="Times New Roman" w:cs="Times New Roman"/>
         </w:rPr>
-        <w:t xml:space="preserve">, a small barrier, and a low jump, on the one hand, and spatial contiguity between an agent and its goal, on the other. </w:t>
-      </w:r>
-      <w:proofErr w:type="gramStart"/>
-      <w:r>
-        <w:rPr>
-          <w:rFonts w:ascii="Times New Roman" w:hAnsi="Times New Roman" w:cs="Times New Roman"/>
-        </w:rPr>
-        <w:t>No such</w:t>
-      </w:r>
-      <w:proofErr w:type="gramEnd"/>
-      <w:r>
-        <w:rPr>
-          <w:rFonts w:ascii="Times New Roman" w:hAnsi="Times New Roman" w:cs="Times New Roman"/>
-        </w:rPr>
-        <w:t xml:space="preserve"> violation occurred for the Congruent test event</w:t>
+        <w:t>, a small barrier, and a low jump, on the one hand, and spatial contiguity between an agent and its goal, on the other. No such violation occurred for the Congruent test event</w:t>
       </w:r>
       <w:r>
         <w:rPr>
@@ -23079,7 +22857,7 @@
                           <pic:cNvPicPr/>
                         </pic:nvPicPr>
                         <pic:blipFill>
-                          <a:blip r:embed="rId28" cstate="print">
+                          <a:blip r:embed="rId27" cstate="print">
                             <a:extLst>
                               <a:ext uri="{28A0092B-C50C-407E-A947-70E740481C1C}">
                                 <a14:useLocalDpi xmlns:a14="http://schemas.microsoft.com/office/drawing/2010/main" val="0"/>
@@ -23141,7 +22919,7 @@
                           <pic:cNvPicPr/>
                         </pic:nvPicPr>
                         <pic:blipFill>
-                          <a:blip r:embed="rId29" cstate="print">
+                          <a:blip r:embed="rId28" cstate="print">
                             <a:extLst>
                               <a:ext uri="{28A0092B-C50C-407E-A947-70E740481C1C}">
                                 <a14:useLocalDpi xmlns:a14="http://schemas.microsoft.com/office/drawing/2010/main" val="0"/>
@@ -23582,7 +23360,7 @@
                           <pic:cNvPicPr/>
                         </pic:nvPicPr>
                         <pic:blipFill>
-                          <a:blip r:embed="rId30" cstate="print">
+                          <a:blip r:embed="rId29" cstate="print">
                             <a:extLst>
                               <a:ext uri="{28A0092B-C50C-407E-A947-70E740481C1C}">
                                 <a14:useLocalDpi xmlns:a14="http://schemas.microsoft.com/office/drawing/2010/main" val="0"/>
@@ -23644,7 +23422,7 @@
                           <pic:cNvPicPr/>
                         </pic:nvPicPr>
                         <pic:blipFill>
-                          <a:blip r:embed="rId31" cstate="print">
+                          <a:blip r:embed="rId30" cstate="print">
                             <a:extLst>
                               <a:ext uri="{28A0092B-C50C-407E-A947-70E740481C1C}">
                                 <a14:useLocalDpi xmlns:a14="http://schemas.microsoft.com/office/drawing/2010/main" val="0"/>
@@ -24108,7 +23886,7 @@
                           <pic:cNvPicPr/>
                         </pic:nvPicPr>
                         <pic:blipFill>
-                          <a:blip r:embed="rId32" cstate="print">
+                          <a:blip r:embed="rId31" cstate="print">
                             <a:extLst>
                               <a:ext uri="{28A0092B-C50C-407E-A947-70E740481C1C}">
                                 <a14:useLocalDpi xmlns:a14="http://schemas.microsoft.com/office/drawing/2010/main" val="0"/>
@@ -24170,7 +23948,7 @@
                           <pic:cNvPicPr/>
                         </pic:nvPicPr>
                         <pic:blipFill>
-                          <a:blip r:embed="rId33" cstate="print">
+                          <a:blip r:embed="rId32" cstate="print">
                             <a:extLst>
                               <a:ext uri="{28A0092B-C50C-407E-A947-70E740481C1C}">
                                 <a14:useLocalDpi xmlns:a14="http://schemas.microsoft.com/office/drawing/2010/main" val="0"/>
@@ -25574,21 +25352,7 @@
         <w:rPr>
           <w:rFonts w:ascii="Times New Roman" w:hAnsi="Times New Roman" w:cs="Times New Roman"/>
         </w:rPr>
-        <w:t>not an in-</w:t>
-      </w:r>
-      <w:proofErr w:type="gramStart"/>
-      <w:r>
-        <w:rPr>
-          <w:rFonts w:ascii="Times New Roman" w:hAnsi="Times New Roman" w:cs="Times New Roman"/>
-        </w:rPr>
-        <w:t>principle</w:t>
-      </w:r>
-      <w:proofErr w:type="gramEnd"/>
-      <w:r>
-        <w:rPr>
-          <w:rFonts w:ascii="Times New Roman" w:hAnsi="Times New Roman" w:cs="Times New Roman"/>
-        </w:rPr>
-        <w:t xml:space="preserve"> limitation of this model</w:t>
+        <w:t>not an in-principle limitation of this model</w:t>
       </w:r>
       <w:r>
         <w:rPr>
@@ -25810,7 +25574,7 @@
                           <pic:cNvPicPr/>
                         </pic:nvPicPr>
                         <pic:blipFill>
-                          <a:blip r:embed="rId34" cstate="print">
+                          <a:blip r:embed="rId33" cstate="print">
                             <a:extLst>
                               <a:ext uri="{28A0092B-C50C-407E-A947-70E740481C1C}">
                                 <a14:useLocalDpi xmlns:a14="http://schemas.microsoft.com/office/drawing/2010/main" val="0"/>
@@ -25872,7 +25636,7 @@
                           <pic:cNvPicPr/>
                         </pic:nvPicPr>
                         <pic:blipFill>
-                          <a:blip r:embed="rId35" cstate="print">
+                          <a:blip r:embed="rId34" cstate="print">
                             <a:extLst>
                               <a:ext uri="{28A0092B-C50C-407E-A947-70E740481C1C}">
                                 <a14:useLocalDpi xmlns:a14="http://schemas.microsoft.com/office/drawing/2010/main" val="0"/>
@@ -26036,31 +25800,7 @@
           <w:sz w:val="24"/>
           <w:szCs w:val="24"/>
         </w:rPr>
-        <w:t xml:space="preserve">etworks’ </w:t>
-      </w:r>
-      <w:proofErr w:type="gramStart"/>
-      <w:r>
-        <w:rPr>
-          <w:rFonts w:ascii="Times New Roman" w:hAnsi="Times New Roman" w:cs="Times New Roman"/>
-          <w:i w:val="0"/>
-          <w:iCs w:val="0"/>
-          <w:color w:val="000000" w:themeColor="text1"/>
-          <w:sz w:val="24"/>
-          <w:szCs w:val="24"/>
-        </w:rPr>
-        <w:t>mean</w:t>
-      </w:r>
-      <w:proofErr w:type="gramEnd"/>
-      <w:r>
-        <w:rPr>
-          <w:rFonts w:ascii="Times New Roman" w:hAnsi="Times New Roman" w:cs="Times New Roman"/>
-          <w:i w:val="0"/>
-          <w:iCs w:val="0"/>
-          <w:color w:val="000000" w:themeColor="text1"/>
-          <w:sz w:val="24"/>
-          <w:szCs w:val="24"/>
-        </w:rPr>
-        <w:t xml:space="preserve"> </w:t>
+        <w:t xml:space="preserve">etworks’ mean </w:t>
       </w:r>
       <w:r>
         <w:rPr>
@@ -26481,7 +26221,7 @@
                           <pic:cNvPicPr/>
                         </pic:nvPicPr>
                         <pic:blipFill>
-                          <a:blip r:embed="rId36" cstate="print">
+                          <a:blip r:embed="rId35" cstate="print">
                             <a:extLst>
                               <a:ext uri="{28A0092B-C50C-407E-A947-70E740481C1C}">
                                 <a14:useLocalDpi xmlns:a14="http://schemas.microsoft.com/office/drawing/2010/main" val="0"/>
@@ -26979,7 +26719,7 @@
                           <pic:cNvPicPr/>
                         </pic:nvPicPr>
                         <pic:blipFill>
-                          <a:blip r:embed="rId37" cstate="print">
+                          <a:blip r:embed="rId36" cstate="print">
                             <a:extLst>
                               <a:ext uri="{28A0092B-C50C-407E-A947-70E740481C1C}">
                                 <a14:useLocalDpi xmlns:a14="http://schemas.microsoft.com/office/drawing/2010/main" val="0"/>
@@ -27172,7 +26912,6 @@
         </w:rPr>
         <w:t xml:space="preserve">overall </w:t>
       </w:r>
-      <w:proofErr w:type="gramStart"/>
       <w:r>
         <w:rPr>
           <w:rFonts w:ascii="Times New Roman" w:hAnsi="Times New Roman" w:cs="Times New Roman"/>
@@ -27182,19 +26921,7 @@
           <w:sz w:val="24"/>
           <w:szCs w:val="24"/>
         </w:rPr>
-        <w:t>mean</w:t>
-      </w:r>
-      <w:proofErr w:type="gramEnd"/>
-      <w:r>
-        <w:rPr>
-          <w:rFonts w:ascii="Times New Roman" w:hAnsi="Times New Roman" w:cs="Times New Roman"/>
-          <w:i w:val="0"/>
-          <w:iCs w:val="0"/>
-          <w:color w:val="000000" w:themeColor="text1"/>
-          <w:sz w:val="24"/>
-          <w:szCs w:val="24"/>
-        </w:rPr>
-        <w:t xml:space="preserve"> </w:t>
+        <w:t xml:space="preserve">mean </w:t>
       </w:r>
       <w:r>
         <w:rPr>
@@ -27410,21 +27137,7 @@
         <w:rPr>
           <w:rFonts w:ascii="Times New Roman" w:hAnsi="Times New Roman" w:cs="Times New Roman"/>
         </w:rPr>
-        <w:t xml:space="preserve"> However, in the Control condition, networks looked about equally long at both test events. This latter </w:t>
-      </w:r>
-      <w:proofErr w:type="gramStart"/>
-      <w:r>
-        <w:rPr>
-          <w:rFonts w:ascii="Times New Roman" w:hAnsi="Times New Roman" w:cs="Times New Roman"/>
-        </w:rPr>
-        <w:t>finding</w:t>
-      </w:r>
-      <w:proofErr w:type="gramEnd"/>
-      <w:r>
-        <w:rPr>
-          <w:rFonts w:ascii="Times New Roman" w:hAnsi="Times New Roman" w:cs="Times New Roman"/>
-        </w:rPr>
-        <w:t xml:space="preserve"> conflicts with ALIAS’s and infants’ tendency to look numerically longer at the Low, efficient than at the High, inefficient test event. </w:t>
+        <w:t xml:space="preserve"> However, in the Control condition, networks looked about equally long at both test events. This latter finding conflicts with ALIAS’s and infants’ tendency to look numerically longer at the Low, efficient than at the High, inefficient test event. </w:t>
       </w:r>
     </w:p>
     <w:p>
@@ -28902,7 +28615,7 @@
                           <pic:cNvPicPr/>
                         </pic:nvPicPr>
                         <pic:blipFill>
-                          <a:blip r:embed="rId38" cstate="print">
+                          <a:blip r:embed="rId37" cstate="print">
                             <a:extLst>
                               <a:ext uri="{28A0092B-C50C-407E-A947-70E740481C1C}">
                                 <a14:useLocalDpi xmlns:a14="http://schemas.microsoft.com/office/drawing/2010/main" val="0"/>
@@ -28963,7 +28676,7 @@
                           <pic:cNvPicPr/>
                         </pic:nvPicPr>
                         <pic:blipFill>
-                          <a:blip r:embed="rId39" cstate="print">
+                          <a:blip r:embed="rId38" cstate="print">
                             <a:extLst>
                               <a:ext uri="{28A0092B-C50C-407E-A947-70E740481C1C}">
                                 <a14:useLocalDpi xmlns:a14="http://schemas.microsoft.com/office/drawing/2010/main" val="0"/>
@@ -29029,7 +28742,7 @@
                           <pic:cNvPicPr/>
                         </pic:nvPicPr>
                         <pic:blipFill>
-                          <a:blip r:embed="rId40" cstate="print">
+                          <a:blip r:embed="rId39" cstate="print">
                             <a:extLst>
                               <a:ext uri="{28A0092B-C50C-407E-A947-70E740481C1C}">
                                 <a14:useLocalDpi xmlns:a14="http://schemas.microsoft.com/office/drawing/2010/main" val="0"/>
@@ -29091,7 +28804,7 @@
                           <pic:cNvPicPr/>
                         </pic:nvPicPr>
                         <pic:blipFill>
-                          <a:blip r:embed="rId41" cstate="print">
+                          <a:blip r:embed="rId40" cstate="print">
                             <a:extLst>
                               <a:ext uri="{28A0092B-C50C-407E-A947-70E740481C1C}">
                                 <a14:useLocalDpi xmlns:a14="http://schemas.microsoft.com/office/drawing/2010/main" val="0"/>
@@ -29243,27 +28956,7 @@
           <w:sz w:val="24"/>
           <w:szCs w:val="24"/>
         </w:rPr>
-        <w:t xml:space="preserve"> in </w:t>
-      </w:r>
-      <w:proofErr w:type="gramStart"/>
-      <w:r>
-        <w:rPr>
-          <w:rFonts w:ascii="Times New Roman" w:hAnsi="Times New Roman" w:cs="Times New Roman"/>
-          <w:color w:val="000000" w:themeColor="text1"/>
-          <w:sz w:val="24"/>
-          <w:szCs w:val="24"/>
-        </w:rPr>
-        <w:t>the Effective</w:t>
-      </w:r>
-      <w:proofErr w:type="gramEnd"/>
-      <w:r>
-        <w:rPr>
-          <w:rFonts w:ascii="Times New Roman" w:hAnsi="Times New Roman" w:cs="Times New Roman"/>
-          <w:color w:val="000000" w:themeColor="text1"/>
-          <w:sz w:val="24"/>
-          <w:szCs w:val="24"/>
-        </w:rPr>
-        <w:t xml:space="preserve"> Action condition</w:t>
+        <w:t xml:space="preserve"> in the Effective Action condition</w:t>
       </w:r>
       <w:r>
         <w:rPr>
@@ -29285,31 +28978,7 @@
           <w:sz w:val="24"/>
           <w:szCs w:val="24"/>
         </w:rPr>
-        <w:t xml:space="preserve">etworks’ </w:t>
-      </w:r>
-      <w:proofErr w:type="gramStart"/>
-      <w:r>
-        <w:rPr>
-          <w:rFonts w:ascii="Times New Roman" w:hAnsi="Times New Roman" w:cs="Times New Roman"/>
-          <w:i w:val="0"/>
-          <w:iCs w:val="0"/>
-          <w:color w:val="000000" w:themeColor="text1"/>
-          <w:sz w:val="24"/>
-          <w:szCs w:val="24"/>
-        </w:rPr>
-        <w:t>mean</w:t>
-      </w:r>
-      <w:proofErr w:type="gramEnd"/>
-      <w:r>
-        <w:rPr>
-          <w:rFonts w:ascii="Times New Roman" w:hAnsi="Times New Roman" w:cs="Times New Roman"/>
-          <w:i w:val="0"/>
-          <w:iCs w:val="0"/>
-          <w:color w:val="000000" w:themeColor="text1"/>
-          <w:sz w:val="24"/>
-          <w:szCs w:val="24"/>
-        </w:rPr>
-        <w:t xml:space="preserve"> </w:t>
+        <w:t xml:space="preserve">etworks’ mean </w:t>
       </w:r>
       <w:r>
         <w:rPr>
@@ -29550,30 +29219,8 @@
         <w:rPr>
           <w:rFonts w:ascii="Times New Roman" w:eastAsia="Times New Roman" w:hAnsi="Times New Roman" w:cs="Times New Roman"/>
         </w:rPr>
-        <w:t xml:space="preserve"> in </w:t>
-      </w:r>
-      <w:proofErr w:type="gramStart"/>
-      <w:r>
-        <w:rPr>
-          <w:rFonts w:ascii="Times New Roman" w:eastAsia="Times New Roman" w:hAnsi="Times New Roman" w:cs="Times New Roman"/>
-        </w:rPr>
-        <w:t>the Effective</w:t>
-      </w:r>
-      <w:proofErr w:type="gramEnd"/>
-      <w:r>
-        <w:rPr>
-          <w:rFonts w:ascii="Times New Roman" w:eastAsia="Times New Roman" w:hAnsi="Times New Roman" w:cs="Times New Roman"/>
-        </w:rPr>
-        <w:t xml:space="preserve"> Action </w:t>
-      </w:r>
-      <w:proofErr w:type="gramStart"/>
-      <w:r>
-        <w:rPr>
-          <w:rFonts w:ascii="Times New Roman" w:eastAsia="Times New Roman" w:hAnsi="Times New Roman" w:cs="Times New Roman"/>
-        </w:rPr>
-        <w:t>condition</w:t>
-      </w:r>
-      <w:proofErr w:type="gramEnd"/>
+        <w:t xml:space="preserve"> in the Effective Action condition</w:t>
+      </w:r>
       <w:r>
         <w:rPr>
           <w:rFonts w:ascii="Times New Roman" w:eastAsia="Times New Roman" w:hAnsi="Times New Roman" w:cs="Times New Roman"/>
@@ -29802,7 +29449,7 @@
                           <pic:cNvPicPr/>
                         </pic:nvPicPr>
                         <pic:blipFill>
-                          <a:blip r:embed="rId42" cstate="print">
+                          <a:blip r:embed="rId41" cstate="print">
                             <a:extLst>
                               <a:ext uri="{28A0092B-C50C-407E-A947-70E740481C1C}">
                                 <a14:useLocalDpi xmlns:a14="http://schemas.microsoft.com/office/drawing/2010/main" val="0"/>
@@ -29864,7 +29511,7 @@
                           <pic:cNvPicPr/>
                         </pic:nvPicPr>
                         <pic:blipFill>
-                          <a:blip r:embed="rId43" cstate="print">
+                          <a:blip r:embed="rId42" cstate="print">
                             <a:extLst>
                               <a:ext uri="{28A0092B-C50C-407E-A947-70E740481C1C}">
                                 <a14:useLocalDpi xmlns:a14="http://schemas.microsoft.com/office/drawing/2010/main" val="0"/>
@@ -30020,27 +29667,7 @@
           <w:sz w:val="24"/>
           <w:szCs w:val="24"/>
         </w:rPr>
-        <w:t xml:space="preserve"> in </w:t>
-      </w:r>
-      <w:proofErr w:type="gramStart"/>
-      <w:r>
-        <w:rPr>
-          <w:rFonts w:ascii="Times New Roman" w:hAnsi="Times New Roman" w:cs="Times New Roman"/>
-          <w:color w:val="000000" w:themeColor="text1"/>
-          <w:sz w:val="24"/>
-          <w:szCs w:val="24"/>
-        </w:rPr>
-        <w:t>the No</w:t>
-      </w:r>
-      <w:proofErr w:type="gramEnd"/>
-      <w:r>
-        <w:rPr>
-          <w:rFonts w:ascii="Times New Roman" w:hAnsi="Times New Roman" w:cs="Times New Roman"/>
-          <w:color w:val="000000" w:themeColor="text1"/>
-          <w:sz w:val="24"/>
-          <w:szCs w:val="24"/>
-        </w:rPr>
-        <w:t xml:space="preserve"> Training condition</w:t>
+        <w:t xml:space="preserve"> in the No Training condition</w:t>
       </w:r>
       <w:r>
         <w:rPr>
@@ -30322,7 +29949,7 @@
                           <pic:cNvPicPr/>
                         </pic:nvPicPr>
                         <pic:blipFill>
-                          <a:blip r:embed="rId44" cstate="print">
+                          <a:blip r:embed="rId43" cstate="print">
                             <a:extLst>
                               <a:ext uri="{28A0092B-C50C-407E-A947-70E740481C1C}">
                                 <a14:useLocalDpi xmlns:a14="http://schemas.microsoft.com/office/drawing/2010/main" val="0"/>
@@ -30396,7 +30023,7 @@
                           <pic:cNvPicPr/>
                         </pic:nvPicPr>
                         <pic:blipFill>
-                          <a:blip r:embed="rId45" cstate="print">
+                          <a:blip r:embed="rId44" cstate="print">
                             <a:extLst>
                               <a:ext uri="{28A0092B-C50C-407E-A947-70E740481C1C}">
                                 <a14:useLocalDpi xmlns:a14="http://schemas.microsoft.com/office/drawing/2010/main" val="0"/>
@@ -30547,27 +30174,7 @@
           <w:sz w:val="24"/>
           <w:szCs w:val="24"/>
         </w:rPr>
-        <w:t xml:space="preserve"> in </w:t>
-      </w:r>
-      <w:proofErr w:type="gramStart"/>
-      <w:r>
-        <w:rPr>
-          <w:rFonts w:ascii="Times New Roman" w:hAnsi="Times New Roman" w:cs="Times New Roman"/>
-          <w:color w:val="000000" w:themeColor="text1"/>
-          <w:sz w:val="24"/>
-          <w:szCs w:val="24"/>
-        </w:rPr>
-        <w:t>the Ineffective</w:t>
-      </w:r>
-      <w:proofErr w:type="gramEnd"/>
-      <w:r>
-        <w:rPr>
-          <w:rFonts w:ascii="Times New Roman" w:hAnsi="Times New Roman" w:cs="Times New Roman"/>
-          <w:color w:val="000000" w:themeColor="text1"/>
-          <w:sz w:val="24"/>
-          <w:szCs w:val="24"/>
-        </w:rPr>
-        <w:t xml:space="preserve"> </w:t>
+        <w:t xml:space="preserve"> in the Ineffective </w:t>
       </w:r>
       <w:r>
         <w:rPr>
@@ -30845,7 +30452,7 @@
                           <pic:cNvPicPr/>
                         </pic:nvPicPr>
                         <pic:blipFill>
-                          <a:blip r:embed="rId46" cstate="print">
+                          <a:blip r:embed="rId45" cstate="print">
                             <a:extLst>
                               <a:ext uri="{28A0092B-C50C-407E-A947-70E740481C1C}">
                                 <a14:useLocalDpi xmlns:a14="http://schemas.microsoft.com/office/drawing/2010/main" val="0"/>
@@ -30907,7 +30514,7 @@
                           <pic:cNvPicPr/>
                         </pic:nvPicPr>
                         <pic:blipFill>
-                          <a:blip r:embed="rId47" cstate="print">
+                          <a:blip r:embed="rId46" cstate="print">
                             <a:extLst>
                               <a:ext uri="{28A0092B-C50C-407E-A947-70E740481C1C}">
                                 <a14:useLocalDpi xmlns:a14="http://schemas.microsoft.com/office/drawing/2010/main" val="0"/>
@@ -31145,21 +30752,7 @@
         <w:rPr>
           <w:rFonts w:ascii="Times New Roman" w:eastAsia="Times New Roman" w:hAnsi="Times New Roman" w:cs="Times New Roman"/>
         </w:rPr>
-        <w:t xml:space="preserve">present account makes is that the </w:t>
-      </w:r>
-      <w:proofErr w:type="gramStart"/>
-      <w:r>
-        <w:rPr>
-          <w:rFonts w:ascii="Times New Roman" w:eastAsia="Times New Roman" w:hAnsi="Times New Roman" w:cs="Times New Roman"/>
-        </w:rPr>
-        <w:t>attentional</w:t>
-      </w:r>
-      <w:proofErr w:type="gramEnd"/>
-      <w:r>
-        <w:rPr>
-          <w:rFonts w:ascii="Times New Roman" w:eastAsia="Times New Roman" w:hAnsi="Times New Roman" w:cs="Times New Roman"/>
-        </w:rPr>
-        <w:t xml:space="preserve"> boost that infants experience in the Effective Action condition is fleeting.</w:t>
+        <w:t>present account makes is that the attentional boost that infants experience in the Effective Action condition is fleeting.</w:t>
       </w:r>
       <w:r>
         <w:rPr>
@@ -31595,7 +31188,7 @@
                           <pic:cNvPicPr/>
                         </pic:nvPicPr>
                         <pic:blipFill>
-                          <a:blip r:embed="rId48" cstate="print">
+                          <a:blip r:embed="rId47" cstate="print">
                             <a:extLst>
                               <a:ext uri="{28A0092B-C50C-407E-A947-70E740481C1C}">
                                 <a14:useLocalDpi xmlns:a14="http://schemas.microsoft.com/office/drawing/2010/main" val="0"/>
@@ -31641,7 +31234,7 @@
                 <w:noProof/>
               </w:rPr>
               <w:drawing>
-                <wp:inline distT="0" distB="0" distL="0" distR="0" wp14:anchorId="547B0CED" wp14:editId="0F6A36B9">
+                <wp:inline distT="0" distB="0" distL="0" distR="0" wp14:anchorId="547B0CED" wp14:editId="62491BD9">
                   <wp:extent cx="3662363" cy="2929890"/>
                   <wp:effectExtent l="0" t="0" r="0" b="3810"/>
                   <wp:docPr id="544904021" name="Picture 7"/>
@@ -31656,7 +31249,7 @@
                           <pic:cNvPicPr/>
                         </pic:nvPicPr>
                         <pic:blipFill>
-                          <a:blip r:embed="rId49" cstate="print">
+                          <a:blip r:embed="rId48" cstate="print">
                             <a:extLst>
                               <a:ext uri="{28A0092B-C50C-407E-A947-70E740481C1C}">
                                 <a14:useLocalDpi xmlns:a14="http://schemas.microsoft.com/office/drawing/2010/main" val="0"/>
@@ -31723,7 +31316,7 @@
                           <pic:cNvPicPr/>
                         </pic:nvPicPr>
                         <pic:blipFill>
-                          <a:blip r:embed="rId50" cstate="print">
+                          <a:blip r:embed="rId49" cstate="print">
                             <a:extLst>
                               <a:ext uri="{28A0092B-C50C-407E-A947-70E740481C1C}">
                                 <a14:useLocalDpi xmlns:a14="http://schemas.microsoft.com/office/drawing/2010/main" val="0"/>
@@ -31803,7 +31396,7 @@
                           <pic:cNvPicPr/>
                         </pic:nvPicPr>
                         <pic:blipFill>
-                          <a:blip r:embed="rId51" cstate="print">
+                          <a:blip r:embed="rId50" cstate="print">
                             <a:extLst>
                               <a:ext uri="{28A0092B-C50C-407E-A947-70E740481C1C}">
                                 <a14:useLocalDpi xmlns:a14="http://schemas.microsoft.com/office/drawing/2010/main" val="0"/>
@@ -32136,31 +31729,7 @@
           <w:sz w:val="24"/>
           <w:szCs w:val="24"/>
         </w:rPr>
-        <w:t xml:space="preserve">Plotted in the middle row is the overall </w:t>
-      </w:r>
-      <w:proofErr w:type="gramStart"/>
-      <w:r>
-        <w:rPr>
-          <w:rFonts w:ascii="Times New Roman" w:hAnsi="Times New Roman" w:cs="Times New Roman"/>
-          <w:i w:val="0"/>
-          <w:iCs w:val="0"/>
-          <w:color w:val="000000" w:themeColor="text1"/>
-          <w:sz w:val="24"/>
-          <w:szCs w:val="24"/>
-        </w:rPr>
-        <w:t>mean</w:t>
-      </w:r>
-      <w:proofErr w:type="gramEnd"/>
-      <w:r>
-        <w:rPr>
-          <w:rFonts w:ascii="Times New Roman" w:hAnsi="Times New Roman" w:cs="Times New Roman"/>
-          <w:i w:val="0"/>
-          <w:iCs w:val="0"/>
-          <w:color w:val="000000" w:themeColor="text1"/>
-          <w:sz w:val="24"/>
-          <w:szCs w:val="24"/>
-        </w:rPr>
-        <w:t xml:space="preserve"> error to the two test events for networks assigned to the Ineffective Action condition. Plotted in the bottom row is the overall mean error to the two test events for networks assigned to the No Training </w:t>
+        <w:t xml:space="preserve">Plotted in the middle row is the overall mean error to the two test events for networks assigned to the Ineffective Action condition. Plotted in the bottom row is the overall mean error to the two test events for networks assigned to the No Training </w:t>
       </w:r>
       <w:r>
         <w:rPr>
@@ -32351,21 +31920,7 @@
         <w:rPr>
           <w:rFonts w:ascii="Times New Roman" w:eastAsia="Times New Roman" w:hAnsi="Times New Roman" w:cs="Times New Roman"/>
         </w:rPr>
-        <w:t xml:space="preserve">produced about equivalent </w:t>
-      </w:r>
-      <w:proofErr w:type="gramStart"/>
-      <w:r>
-        <w:rPr>
-          <w:rFonts w:ascii="Times New Roman" w:eastAsia="Times New Roman" w:hAnsi="Times New Roman" w:cs="Times New Roman"/>
-        </w:rPr>
-        <w:t>error</w:t>
-      </w:r>
-      <w:proofErr w:type="gramEnd"/>
-      <w:r>
-        <w:rPr>
-          <w:rFonts w:ascii="Times New Roman" w:eastAsia="Times New Roman" w:hAnsi="Times New Roman" w:cs="Times New Roman"/>
-        </w:rPr>
-        <w:t xml:space="preserve"> to both test events.</w:t>
+        <w:t>produced about equivalent error to both test events.</w:t>
       </w:r>
       <w:r>
         <w:rPr>
@@ -32425,16 +31980,8 @@
         <w:rPr>
           <w:rFonts w:ascii="Times New Roman" w:eastAsia="Times New Roman" w:hAnsi="Times New Roman" w:cs="Times New Roman"/>
         </w:rPr>
-        <w:t xml:space="preserve"> </w:t>
-      </w:r>
-      <w:proofErr w:type="gramStart"/>
-      <w:r>
-        <w:rPr>
-          <w:rFonts w:ascii="Times New Roman" w:eastAsia="Times New Roman" w:hAnsi="Times New Roman" w:cs="Times New Roman"/>
-        </w:rPr>
-        <w:t>finding</w:t>
-      </w:r>
-      <w:proofErr w:type="gramEnd"/>
+        <w:t xml:space="preserve"> finding</w:t>
+      </w:r>
       <w:r>
         <w:rPr>
           <w:rFonts w:ascii="Times New Roman" w:eastAsia="Times New Roman" w:hAnsi="Times New Roman" w:cs="Times New Roman"/>
@@ -32685,7 +32232,7 @@
                           <pic:cNvPicPr/>
                         </pic:nvPicPr>
                         <pic:blipFill>
-                          <a:blip r:embed="rId52" cstate="print">
+                          <a:blip r:embed="rId51" cstate="print">
                             <a:extLst>
                               <a:ext uri="{28A0092B-C50C-407E-A947-70E740481C1C}">
                                 <a14:useLocalDpi xmlns:a14="http://schemas.microsoft.com/office/drawing/2010/main" val="0"/>
@@ -32750,7 +32297,7 @@
                           <pic:cNvPicPr/>
                         </pic:nvPicPr>
                         <pic:blipFill>
-                          <a:blip r:embed="rId53" cstate="print">
+                          <a:blip r:embed="rId52" cstate="print">
                             <a:extLst>
                               <a:ext uri="{28A0092B-C50C-407E-A947-70E740481C1C}">
                                 <a14:useLocalDpi xmlns:a14="http://schemas.microsoft.com/office/drawing/2010/main" val="0"/>
@@ -32908,31 +32455,7 @@
           <w:sz w:val="24"/>
           <w:szCs w:val="24"/>
         </w:rPr>
-        <w:t xml:space="preserve"> (Left) Overall error produced to the Efficient and Inefficient test events for networks in </w:t>
-      </w:r>
-      <w:proofErr w:type="gramStart"/>
-      <w:r>
-        <w:rPr>
-          <w:rFonts w:ascii="Times New Roman" w:hAnsi="Times New Roman" w:cs="Times New Roman"/>
-          <w:i w:val="0"/>
-          <w:iCs w:val="0"/>
-          <w:color w:val="000000" w:themeColor="text1"/>
-          <w:sz w:val="24"/>
-          <w:szCs w:val="24"/>
-        </w:rPr>
-        <w:t>the Experimental</w:t>
-      </w:r>
-      <w:proofErr w:type="gramEnd"/>
-      <w:r>
-        <w:rPr>
-          <w:rFonts w:ascii="Times New Roman" w:hAnsi="Times New Roman" w:cs="Times New Roman"/>
-          <w:i w:val="0"/>
-          <w:iCs w:val="0"/>
-          <w:color w:val="000000" w:themeColor="text1"/>
-          <w:sz w:val="24"/>
-          <w:szCs w:val="24"/>
-        </w:rPr>
-        <w:t xml:space="preserve"> condition. (Right) Overall error produced to the Efficient and Inefficient test events for networks in the Control condition. </w:t>
+        <w:t xml:space="preserve"> (Left) Overall error produced to the Efficient and Inefficient test events for networks in the Experimental condition. (Right) Overall error produced to the Efficient and Inefficient test events for networks in the Control condition. </w:t>
       </w:r>
       <w:r>
         <w:rPr>
@@ -33039,21 +32562,7 @@
         <w:rPr>
           <w:rFonts w:ascii="Times New Roman" w:eastAsia="Times New Roman" w:hAnsi="Times New Roman" w:cs="Times New Roman"/>
         </w:rPr>
-        <w:t xml:space="preserve">a </w:t>
-      </w:r>
-      <w:proofErr w:type="gramStart"/>
-      <w:r>
-        <w:rPr>
-          <w:rFonts w:ascii="Times New Roman" w:eastAsia="Times New Roman" w:hAnsi="Times New Roman" w:cs="Times New Roman"/>
-        </w:rPr>
-        <w:t>canonical</w:t>
-      </w:r>
-      <w:proofErr w:type="gramEnd"/>
-      <w:r>
-        <w:rPr>
-          <w:rFonts w:ascii="Times New Roman" w:eastAsia="Times New Roman" w:hAnsi="Times New Roman" w:cs="Times New Roman"/>
-        </w:rPr>
-        <w:t xml:space="preserve"> constrained </w:t>
+        <w:t xml:space="preserve">a canonical constrained </w:t>
       </w:r>
       <w:r>
         <w:rPr>
@@ -33077,16 +32586,8 @@
         <w:rPr>
           <w:rFonts w:ascii="Times New Roman" w:eastAsia="Times New Roman" w:hAnsi="Times New Roman" w:cs="Times New Roman"/>
         </w:rPr>
-        <w:t xml:space="preserve">it </w:t>
-      </w:r>
-      <w:proofErr w:type="gramStart"/>
-      <w:r>
-        <w:rPr>
-          <w:rFonts w:ascii="Times New Roman" w:eastAsia="Times New Roman" w:hAnsi="Times New Roman" w:cs="Times New Roman"/>
-        </w:rPr>
-        <w:t>were</w:t>
-      </w:r>
-      <w:proofErr w:type="gramEnd"/>
+        <w:t>it were</w:t>
+      </w:r>
       <w:r>
         <w:rPr>
           <w:rFonts w:ascii="Times New Roman" w:eastAsia="Times New Roman" w:hAnsi="Times New Roman" w:cs="Times New Roman"/>
@@ -33512,21 +33013,7 @@
         <w:rPr>
           <w:rFonts w:ascii="Times New Roman" w:eastAsia="Times New Roman" w:hAnsi="Times New Roman" w:cs="Times New Roman"/>
         </w:rPr>
-        <w:t xml:space="preserve">produced equivalent </w:t>
-      </w:r>
-      <w:proofErr w:type="gramStart"/>
-      <w:r>
-        <w:rPr>
-          <w:rFonts w:ascii="Times New Roman" w:eastAsia="Times New Roman" w:hAnsi="Times New Roman" w:cs="Times New Roman"/>
-        </w:rPr>
-        <w:t>error</w:t>
-      </w:r>
-      <w:proofErr w:type="gramEnd"/>
-      <w:r>
-        <w:rPr>
-          <w:rFonts w:ascii="Times New Roman" w:eastAsia="Times New Roman" w:hAnsi="Times New Roman" w:cs="Times New Roman"/>
-        </w:rPr>
-        <w:t xml:space="preserve"> to both test events</w:t>
+        <w:t>produced equivalent error to both test events</w:t>
       </w:r>
       <w:r>
         <w:rPr>
@@ -33640,7 +33127,7 @@
                           <pic:cNvPicPr/>
                         </pic:nvPicPr>
                         <pic:blipFill>
-                          <a:blip r:embed="rId54" cstate="print">
+                          <a:blip r:embed="rId53" cstate="print">
                             <a:extLst>
                               <a:ext uri="{28A0092B-C50C-407E-A947-70E740481C1C}">
                                 <a14:useLocalDpi xmlns:a14="http://schemas.microsoft.com/office/drawing/2010/main" val="0"/>
@@ -35712,41 +35199,13 @@
         <w:rPr>
           <w:rFonts w:ascii="Times New Roman" w:eastAsia="Times New Roman" w:hAnsi="Times New Roman" w:cs="Times New Roman"/>
         </w:rPr>
-        <w:t xml:space="preserve">Table </w:t>
-      </w:r>
-      <w:proofErr w:type="gramStart"/>
-      <w:r>
-        <w:rPr>
-          <w:rFonts w:ascii="Times New Roman" w:eastAsia="Times New Roman" w:hAnsi="Times New Roman" w:cs="Times New Roman"/>
-        </w:rPr>
-        <w:t>1—</w:t>
-      </w:r>
-      <w:proofErr w:type="gramEnd"/>
-      <w:r>
-        <w:rPr>
-          <w:rFonts w:ascii="Times New Roman" w:eastAsia="Times New Roman" w:hAnsi="Times New Roman" w:cs="Times New Roman"/>
-        </w:rPr>
-        <w:t xml:space="preserve">which </w:t>
-      </w:r>
-      <w:r>
-        <w:rPr>
-          <w:rFonts w:ascii="Times New Roman" w:eastAsia="Times New Roman" w:hAnsi="Times New Roman" w:cs="Times New Roman"/>
-        </w:rPr>
-        <w:t xml:space="preserve">shows the </w:t>
-      </w:r>
-      <w:proofErr w:type="gramStart"/>
-      <w:r>
-        <w:rPr>
-          <w:rFonts w:ascii="Times New Roman" w:eastAsia="Times New Roman" w:hAnsi="Times New Roman" w:cs="Times New Roman"/>
-        </w:rPr>
-        <w:t>qualitative fits</w:t>
-      </w:r>
-      <w:proofErr w:type="gramEnd"/>
-      <w:r>
-        <w:rPr>
-          <w:rFonts w:ascii="Times New Roman" w:eastAsia="Times New Roman" w:hAnsi="Times New Roman" w:cs="Times New Roman"/>
-        </w:rPr>
-        <w:t xml:space="preserve"> of </w:t>
+        <w:t xml:space="preserve">Table 1—which </w:t>
+      </w:r>
+      <w:r>
+        <w:rPr>
+          <w:rFonts w:ascii="Times New Roman" w:eastAsia="Times New Roman" w:hAnsi="Times New Roman" w:cs="Times New Roman"/>
+        </w:rPr>
+        <w:t xml:space="preserve">shows the qualitative fits of </w:t>
       </w:r>
       <w:r>
         <w:rPr>
@@ -35764,27 +35223,13 @@
         <w:rPr>
           <w:rFonts w:ascii="Times New Roman" w:eastAsia="Times New Roman" w:hAnsi="Times New Roman" w:cs="Times New Roman"/>
         </w:rPr>
-        <w:t xml:space="preserve">these models to the five target </w:t>
-      </w:r>
-      <w:proofErr w:type="gramStart"/>
-      <w:r>
-        <w:rPr>
-          <w:rFonts w:ascii="Times New Roman" w:eastAsia="Times New Roman" w:hAnsi="Times New Roman" w:cs="Times New Roman"/>
-        </w:rPr>
-        <w:t>findings</w:t>
-      </w:r>
-      <w:r>
-        <w:rPr>
-          <w:rFonts w:ascii="Times New Roman" w:eastAsia="Times New Roman" w:hAnsi="Times New Roman" w:cs="Times New Roman"/>
-        </w:rPr>
-        <w:t>—</w:t>
-      </w:r>
-      <w:proofErr w:type="gramEnd"/>
-      <w:r>
-        <w:rPr>
-          <w:rFonts w:ascii="Times New Roman" w:eastAsia="Times New Roman" w:hAnsi="Times New Roman" w:cs="Times New Roman"/>
-        </w:rPr>
-        <w:t xml:space="preserve">makes this point </w:t>
+        <w:t>these models to the five target findings</w:t>
+      </w:r>
+      <w:r>
+        <w:rPr>
+          <w:rFonts w:ascii="Times New Roman" w:eastAsia="Times New Roman" w:hAnsi="Times New Roman" w:cs="Times New Roman"/>
+        </w:rPr>
+        <w:t xml:space="preserve">—makes this point </w:t>
       </w:r>
       <w:r>
         <w:rPr>
@@ -36473,10 +35918,10 @@
                           <pic:cNvPicPr/>
                         </pic:nvPicPr>
                         <pic:blipFill>
-                          <a:blip r:embed="rId55">
+                          <a:blip r:embed="rId54">
                             <a:extLst>
                               <a:ext uri="{96DAC541-7B7A-43D3-8B79-37D633B846F1}">
-                                <asvg:svgBlip xmlns:asvg="http://schemas.microsoft.com/office/drawing/2016/SVG/main" r:embed="rId56"/>
+                                <asvg:svgBlip xmlns:asvg="http://schemas.microsoft.com/office/drawing/2016/SVG/main" r:embed="rId55"/>
                               </a:ext>
                             </a:extLst>
                           </a:blip>
@@ -36538,10 +35983,10 @@
                           <pic:cNvPicPr/>
                         </pic:nvPicPr>
                         <pic:blipFill>
-                          <a:blip r:embed="rId55">
+                          <a:blip r:embed="rId54">
                             <a:extLst>
                               <a:ext uri="{96DAC541-7B7A-43D3-8B79-37D633B846F1}">
-                                <asvg:svgBlip xmlns:asvg="http://schemas.microsoft.com/office/drawing/2016/SVG/main" r:embed="rId56"/>
+                                <asvg:svgBlip xmlns:asvg="http://schemas.microsoft.com/office/drawing/2016/SVG/main" r:embed="rId55"/>
                               </a:ext>
                             </a:extLst>
                           </a:blip>
@@ -36603,10 +36048,10 @@
                           <pic:cNvPicPr/>
                         </pic:nvPicPr>
                         <pic:blipFill>
-                          <a:blip r:embed="rId55">
+                          <a:blip r:embed="rId54">
                             <a:extLst>
                               <a:ext uri="{96DAC541-7B7A-43D3-8B79-37D633B846F1}">
-                                <asvg:svgBlip xmlns:asvg="http://schemas.microsoft.com/office/drawing/2016/SVG/main" r:embed="rId56"/>
+                                <asvg:svgBlip xmlns:asvg="http://schemas.microsoft.com/office/drawing/2016/SVG/main" r:embed="rId55"/>
                               </a:ext>
                             </a:extLst>
                           </a:blip>
@@ -36668,10 +36113,10 @@
                           <pic:cNvPicPr/>
                         </pic:nvPicPr>
                         <pic:blipFill>
-                          <a:blip r:embed="rId57">
+                          <a:blip r:embed="rId56">
                             <a:extLst>
                               <a:ext uri="{96DAC541-7B7A-43D3-8B79-37D633B846F1}">
-                                <asvg:svgBlip xmlns:asvg="http://schemas.microsoft.com/office/drawing/2016/SVG/main" r:embed="rId58"/>
+                                <asvg:svgBlip xmlns:asvg="http://schemas.microsoft.com/office/drawing/2016/SVG/main" r:embed="rId57"/>
                               </a:ext>
                             </a:extLst>
                           </a:blip>
@@ -36803,10 +36248,10 @@
                           <pic:cNvPicPr/>
                         </pic:nvPicPr>
                         <pic:blipFill>
-                          <a:blip r:embed="rId55">
+                          <a:blip r:embed="rId54">
                             <a:extLst>
                               <a:ext uri="{96DAC541-7B7A-43D3-8B79-37D633B846F1}">
-                                <asvg:svgBlip xmlns:asvg="http://schemas.microsoft.com/office/drawing/2016/SVG/main" r:embed="rId56"/>
+                                <asvg:svgBlip xmlns:asvg="http://schemas.microsoft.com/office/drawing/2016/SVG/main" r:embed="rId55"/>
                               </a:ext>
                             </a:extLst>
                           </a:blip>
@@ -36868,10 +36313,10 @@
                           <pic:cNvPicPr/>
                         </pic:nvPicPr>
                         <pic:blipFill>
-                          <a:blip r:embed="rId57">
+                          <a:blip r:embed="rId56">
                             <a:extLst>
                               <a:ext uri="{96DAC541-7B7A-43D3-8B79-37D633B846F1}">
-                                <asvg:svgBlip xmlns:asvg="http://schemas.microsoft.com/office/drawing/2016/SVG/main" r:embed="rId58"/>
+                                <asvg:svgBlip xmlns:asvg="http://schemas.microsoft.com/office/drawing/2016/SVG/main" r:embed="rId57"/>
                               </a:ext>
                             </a:extLst>
                           </a:blip>
@@ -36933,10 +36378,10 @@
                           <pic:cNvPicPr/>
                         </pic:nvPicPr>
                         <pic:blipFill>
-                          <a:blip r:embed="rId55">
+                          <a:blip r:embed="rId54">
                             <a:extLst>
                               <a:ext uri="{96DAC541-7B7A-43D3-8B79-37D633B846F1}">
-                                <asvg:svgBlip xmlns:asvg="http://schemas.microsoft.com/office/drawing/2016/SVG/main" r:embed="rId56"/>
+                                <asvg:svgBlip xmlns:asvg="http://schemas.microsoft.com/office/drawing/2016/SVG/main" r:embed="rId55"/>
                               </a:ext>
                             </a:extLst>
                           </a:blip>
@@ -36998,10 +36443,10 @@
                           <pic:cNvPicPr/>
                         </pic:nvPicPr>
                         <pic:blipFill>
-                          <a:blip r:embed="rId57">
+                          <a:blip r:embed="rId56">
                             <a:extLst>
                               <a:ext uri="{96DAC541-7B7A-43D3-8B79-37D633B846F1}">
-                                <asvg:svgBlip xmlns:asvg="http://schemas.microsoft.com/office/drawing/2016/SVG/main" r:embed="rId58"/>
+                                <asvg:svgBlip xmlns:asvg="http://schemas.microsoft.com/office/drawing/2016/SVG/main" r:embed="rId57"/>
                               </a:ext>
                             </a:extLst>
                           </a:blip>
@@ -37187,10 +36632,10 @@
                           <pic:cNvPicPr/>
                         </pic:nvPicPr>
                         <pic:blipFill>
-                          <a:blip r:embed="rId55">
+                          <a:blip r:embed="rId54">
                             <a:extLst>
                               <a:ext uri="{96DAC541-7B7A-43D3-8B79-37D633B846F1}">
-                                <asvg:svgBlip xmlns:asvg="http://schemas.microsoft.com/office/drawing/2016/SVG/main" r:embed="rId56"/>
+                                <asvg:svgBlip xmlns:asvg="http://schemas.microsoft.com/office/drawing/2016/SVG/main" r:embed="rId55"/>
                               </a:ext>
                             </a:extLst>
                           </a:blip>
@@ -37252,10 +36697,10 @@
                           <pic:cNvPicPr/>
                         </pic:nvPicPr>
                         <pic:blipFill>
-                          <a:blip r:embed="rId55">
+                          <a:blip r:embed="rId54">
                             <a:extLst>
                               <a:ext uri="{96DAC541-7B7A-43D3-8B79-37D633B846F1}">
-                                <asvg:svgBlip xmlns:asvg="http://schemas.microsoft.com/office/drawing/2016/SVG/main" r:embed="rId56"/>
+                                <asvg:svgBlip xmlns:asvg="http://schemas.microsoft.com/office/drawing/2016/SVG/main" r:embed="rId55"/>
                               </a:ext>
                             </a:extLst>
                           </a:blip>
@@ -37317,10 +36762,10 @@
                           <pic:cNvPicPr/>
                         </pic:nvPicPr>
                         <pic:blipFill>
-                          <a:blip r:embed="rId55">
+                          <a:blip r:embed="rId54">
                             <a:extLst>
                               <a:ext uri="{96DAC541-7B7A-43D3-8B79-37D633B846F1}">
-                                <asvg:svgBlip xmlns:asvg="http://schemas.microsoft.com/office/drawing/2016/SVG/main" r:embed="rId56"/>
+                                <asvg:svgBlip xmlns:asvg="http://schemas.microsoft.com/office/drawing/2016/SVG/main" r:embed="rId55"/>
                               </a:ext>
                             </a:extLst>
                           </a:blip>
@@ -37382,10 +36827,10 @@
                           <pic:cNvPicPr/>
                         </pic:nvPicPr>
                         <pic:blipFill>
-                          <a:blip r:embed="rId57">
+                          <a:blip r:embed="rId56">
                             <a:extLst>
                               <a:ext uri="{96DAC541-7B7A-43D3-8B79-37D633B846F1}">
-                                <asvg:svgBlip xmlns:asvg="http://schemas.microsoft.com/office/drawing/2016/SVG/main" r:embed="rId58"/>
+                                <asvg:svgBlip xmlns:asvg="http://schemas.microsoft.com/office/drawing/2016/SVG/main" r:embed="rId57"/>
                               </a:ext>
                             </a:extLst>
                           </a:blip>
@@ -37510,10 +36955,10 @@
                           <pic:cNvPicPr/>
                         </pic:nvPicPr>
                         <pic:blipFill>
-                          <a:blip r:embed="rId55">
+                          <a:blip r:embed="rId54">
                             <a:extLst>
                               <a:ext uri="{96DAC541-7B7A-43D3-8B79-37D633B846F1}">
-                                <asvg:svgBlip xmlns:asvg="http://schemas.microsoft.com/office/drawing/2016/SVG/main" r:embed="rId56"/>
+                                <asvg:svgBlip xmlns:asvg="http://schemas.microsoft.com/office/drawing/2016/SVG/main" r:embed="rId55"/>
                               </a:ext>
                             </a:extLst>
                           </a:blip>
@@ -37575,10 +37020,10 @@
                           <pic:cNvPicPr/>
                         </pic:nvPicPr>
                         <pic:blipFill>
-                          <a:blip r:embed="rId57">
+                          <a:blip r:embed="rId56">
                             <a:extLst>
                               <a:ext uri="{96DAC541-7B7A-43D3-8B79-37D633B846F1}">
-                                <asvg:svgBlip xmlns:asvg="http://schemas.microsoft.com/office/drawing/2016/SVG/main" r:embed="rId58"/>
+                                <asvg:svgBlip xmlns:asvg="http://schemas.microsoft.com/office/drawing/2016/SVG/main" r:embed="rId57"/>
                               </a:ext>
                             </a:extLst>
                           </a:blip>
@@ -37640,10 +37085,10 @@
                           <pic:cNvPicPr/>
                         </pic:nvPicPr>
                         <pic:blipFill>
-                          <a:blip r:embed="rId55">
+                          <a:blip r:embed="rId54">
                             <a:extLst>
                               <a:ext uri="{96DAC541-7B7A-43D3-8B79-37D633B846F1}">
-                                <asvg:svgBlip xmlns:asvg="http://schemas.microsoft.com/office/drawing/2016/SVG/main" r:embed="rId56"/>
+                                <asvg:svgBlip xmlns:asvg="http://schemas.microsoft.com/office/drawing/2016/SVG/main" r:embed="rId55"/>
                               </a:ext>
                             </a:extLst>
                           </a:blip>
@@ -37705,10 +37150,10 @@
                           <pic:cNvPicPr/>
                         </pic:nvPicPr>
                         <pic:blipFill>
-                          <a:blip r:embed="rId57">
+                          <a:blip r:embed="rId56">
                             <a:extLst>
                               <a:ext uri="{96DAC541-7B7A-43D3-8B79-37D633B846F1}">
-                                <asvg:svgBlip xmlns:asvg="http://schemas.microsoft.com/office/drawing/2016/SVG/main" r:embed="rId58"/>
+                                <asvg:svgBlip xmlns:asvg="http://schemas.microsoft.com/office/drawing/2016/SVG/main" r:embed="rId57"/>
                               </a:ext>
                             </a:extLst>
                           </a:blip>
@@ -37898,10 +37343,10 @@
                           <pic:cNvPicPr/>
                         </pic:nvPicPr>
                         <pic:blipFill>
-                          <a:blip r:embed="rId55">
+                          <a:blip r:embed="rId54">
                             <a:extLst>
                               <a:ext uri="{96DAC541-7B7A-43D3-8B79-37D633B846F1}">
-                                <asvg:svgBlip xmlns:asvg="http://schemas.microsoft.com/office/drawing/2016/SVG/main" r:embed="rId56"/>
+                                <asvg:svgBlip xmlns:asvg="http://schemas.microsoft.com/office/drawing/2016/SVG/main" r:embed="rId55"/>
                               </a:ext>
                             </a:extLst>
                           </a:blip>
@@ -37963,10 +37408,10 @@
                           <pic:cNvPicPr/>
                         </pic:nvPicPr>
                         <pic:blipFill>
-                          <a:blip r:embed="rId55">
+                          <a:blip r:embed="rId54">
                             <a:extLst>
                               <a:ext uri="{96DAC541-7B7A-43D3-8B79-37D633B846F1}">
-                                <asvg:svgBlip xmlns:asvg="http://schemas.microsoft.com/office/drawing/2016/SVG/main" r:embed="rId56"/>
+                                <asvg:svgBlip xmlns:asvg="http://schemas.microsoft.com/office/drawing/2016/SVG/main" r:embed="rId55"/>
                               </a:ext>
                             </a:extLst>
                           </a:blip>
@@ -38028,10 +37473,10 @@
                           <pic:cNvPicPr/>
                         </pic:nvPicPr>
                         <pic:blipFill>
-                          <a:blip r:embed="rId57">
+                          <a:blip r:embed="rId56">
                             <a:extLst>
                               <a:ext uri="{96DAC541-7B7A-43D3-8B79-37D633B846F1}">
-                                <asvg:svgBlip xmlns:asvg="http://schemas.microsoft.com/office/drawing/2016/SVG/main" r:embed="rId58"/>
+                                <asvg:svgBlip xmlns:asvg="http://schemas.microsoft.com/office/drawing/2016/SVG/main" r:embed="rId57"/>
                               </a:ext>
                             </a:extLst>
                           </a:blip>
@@ -38093,10 +37538,10 @@
                           <pic:cNvPicPr/>
                         </pic:nvPicPr>
                         <pic:blipFill>
-                          <a:blip r:embed="rId57">
+                          <a:blip r:embed="rId56">
                             <a:extLst>
                               <a:ext uri="{96DAC541-7B7A-43D3-8B79-37D633B846F1}">
-                                <asvg:svgBlip xmlns:asvg="http://schemas.microsoft.com/office/drawing/2016/SVG/main" r:embed="rId58"/>
+                                <asvg:svgBlip xmlns:asvg="http://schemas.microsoft.com/office/drawing/2016/SVG/main" r:embed="rId57"/>
                               </a:ext>
                             </a:extLst>
                           </a:blip>
@@ -38221,10 +37666,10 @@
                           <pic:cNvPicPr/>
                         </pic:nvPicPr>
                         <pic:blipFill>
-                          <a:blip r:embed="rId55">
+                          <a:blip r:embed="rId54">
                             <a:extLst>
                               <a:ext uri="{96DAC541-7B7A-43D3-8B79-37D633B846F1}">
-                                <asvg:svgBlip xmlns:asvg="http://schemas.microsoft.com/office/drawing/2016/SVG/main" r:embed="rId56"/>
+                                <asvg:svgBlip xmlns:asvg="http://schemas.microsoft.com/office/drawing/2016/SVG/main" r:embed="rId55"/>
                               </a:ext>
                             </a:extLst>
                           </a:blip>
@@ -38286,10 +37731,10 @@
                           <pic:cNvPicPr/>
                         </pic:nvPicPr>
                         <pic:blipFill>
-                          <a:blip r:embed="rId55">
+                          <a:blip r:embed="rId54">
                             <a:extLst>
                               <a:ext uri="{96DAC541-7B7A-43D3-8B79-37D633B846F1}">
-                                <asvg:svgBlip xmlns:asvg="http://schemas.microsoft.com/office/drawing/2016/SVG/main" r:embed="rId56"/>
+                                <asvg:svgBlip xmlns:asvg="http://schemas.microsoft.com/office/drawing/2016/SVG/main" r:embed="rId55"/>
                               </a:ext>
                             </a:extLst>
                           </a:blip>
@@ -38351,10 +37796,10 @@
                           <pic:cNvPicPr/>
                         </pic:nvPicPr>
                         <pic:blipFill>
-                          <a:blip r:embed="rId57">
+                          <a:blip r:embed="rId56">
                             <a:extLst>
                               <a:ext uri="{96DAC541-7B7A-43D3-8B79-37D633B846F1}">
-                                <asvg:svgBlip xmlns:asvg="http://schemas.microsoft.com/office/drawing/2016/SVG/main" r:embed="rId58"/>
+                                <asvg:svgBlip xmlns:asvg="http://schemas.microsoft.com/office/drawing/2016/SVG/main" r:embed="rId57"/>
                               </a:ext>
                             </a:extLst>
                           </a:blip>
@@ -38416,10 +37861,10 @@
                           <pic:cNvPicPr/>
                         </pic:nvPicPr>
                         <pic:blipFill>
-                          <a:blip r:embed="rId57">
+                          <a:blip r:embed="rId56">
                             <a:extLst>
                               <a:ext uri="{96DAC541-7B7A-43D3-8B79-37D633B846F1}">
-                                <asvg:svgBlip xmlns:asvg="http://schemas.microsoft.com/office/drawing/2016/SVG/main" r:embed="rId58"/>
+                                <asvg:svgBlip xmlns:asvg="http://schemas.microsoft.com/office/drawing/2016/SVG/main" r:embed="rId57"/>
                               </a:ext>
                             </a:extLst>
                           </a:blip>
@@ -38639,10 +38084,10 @@
                           <pic:cNvPicPr/>
                         </pic:nvPicPr>
                         <pic:blipFill>
-                          <a:blip r:embed="rId55">
+                          <a:blip r:embed="rId54">
                             <a:extLst>
                               <a:ext uri="{96DAC541-7B7A-43D3-8B79-37D633B846F1}">
-                                <asvg:svgBlip xmlns:asvg="http://schemas.microsoft.com/office/drawing/2016/SVG/main" r:embed="rId56"/>
+                                <asvg:svgBlip xmlns:asvg="http://schemas.microsoft.com/office/drawing/2016/SVG/main" r:embed="rId55"/>
                               </a:ext>
                             </a:extLst>
                           </a:blip>
@@ -38704,10 +38149,10 @@
                           <pic:cNvPicPr/>
                         </pic:nvPicPr>
                         <pic:blipFill>
-                          <a:blip r:embed="rId55">
+                          <a:blip r:embed="rId54">
                             <a:extLst>
                               <a:ext uri="{96DAC541-7B7A-43D3-8B79-37D633B846F1}">
-                                <asvg:svgBlip xmlns:asvg="http://schemas.microsoft.com/office/drawing/2016/SVG/main" r:embed="rId56"/>
+                                <asvg:svgBlip xmlns:asvg="http://schemas.microsoft.com/office/drawing/2016/SVG/main" r:embed="rId55"/>
                               </a:ext>
                             </a:extLst>
                           </a:blip>
@@ -38898,10 +38343,10 @@
                           <pic:cNvPicPr/>
                         </pic:nvPicPr>
                         <pic:blipFill>
-                          <a:blip r:embed="rId57">
+                          <a:blip r:embed="rId56">
                             <a:extLst>
                               <a:ext uri="{96DAC541-7B7A-43D3-8B79-37D633B846F1}">
-                                <asvg:svgBlip xmlns:asvg="http://schemas.microsoft.com/office/drawing/2016/SVG/main" r:embed="rId58"/>
+                                <asvg:svgBlip xmlns:asvg="http://schemas.microsoft.com/office/drawing/2016/SVG/main" r:embed="rId57"/>
                               </a:ext>
                             </a:extLst>
                           </a:blip>
@@ -39033,10 +38478,10 @@
                           <pic:cNvPicPr/>
                         </pic:nvPicPr>
                         <pic:blipFill>
-                          <a:blip r:embed="rId55">
+                          <a:blip r:embed="rId54">
                             <a:extLst>
                               <a:ext uri="{96DAC541-7B7A-43D3-8B79-37D633B846F1}">
-                                <asvg:svgBlip xmlns:asvg="http://schemas.microsoft.com/office/drawing/2016/SVG/main" r:embed="rId56"/>
+                                <asvg:svgBlip xmlns:asvg="http://schemas.microsoft.com/office/drawing/2016/SVG/main" r:embed="rId55"/>
                               </a:ext>
                             </a:extLst>
                           </a:blip>
@@ -39098,10 +38543,10 @@
                           <pic:cNvPicPr/>
                         </pic:nvPicPr>
                         <pic:blipFill>
-                          <a:blip r:embed="rId55">
+                          <a:blip r:embed="rId54">
                             <a:extLst>
                               <a:ext uri="{96DAC541-7B7A-43D3-8B79-37D633B846F1}">
-                                <asvg:svgBlip xmlns:asvg="http://schemas.microsoft.com/office/drawing/2016/SVG/main" r:embed="rId56"/>
+                                <asvg:svgBlip xmlns:asvg="http://schemas.microsoft.com/office/drawing/2016/SVG/main" r:embed="rId55"/>
                               </a:ext>
                             </a:extLst>
                           </a:blip>
@@ -39292,10 +38737,10 @@
                           <pic:cNvPicPr/>
                         </pic:nvPicPr>
                         <pic:blipFill>
-                          <a:blip r:embed="rId57">
+                          <a:blip r:embed="rId56">
                             <a:extLst>
                               <a:ext uri="{96DAC541-7B7A-43D3-8B79-37D633B846F1}">
-                                <asvg:svgBlip xmlns:asvg="http://schemas.microsoft.com/office/drawing/2016/SVG/main" r:embed="rId58"/>
+                                <asvg:svgBlip xmlns:asvg="http://schemas.microsoft.com/office/drawing/2016/SVG/main" r:embed="rId57"/>
                               </a:ext>
                             </a:extLst>
                           </a:blip>
@@ -39427,10 +38872,10 @@
                           <pic:cNvPicPr/>
                         </pic:nvPicPr>
                         <pic:blipFill>
-                          <a:blip r:embed="rId55">
+                          <a:blip r:embed="rId54">
                             <a:extLst>
                               <a:ext uri="{96DAC541-7B7A-43D3-8B79-37D633B846F1}">
-                                <asvg:svgBlip xmlns:asvg="http://schemas.microsoft.com/office/drawing/2016/SVG/main" r:embed="rId56"/>
+                                <asvg:svgBlip xmlns:asvg="http://schemas.microsoft.com/office/drawing/2016/SVG/main" r:embed="rId55"/>
                               </a:ext>
                             </a:extLst>
                           </a:blip>
@@ -39492,10 +38937,10 @@
                           <pic:cNvPicPr/>
                         </pic:nvPicPr>
                         <pic:blipFill>
-                          <a:blip r:embed="rId55">
+                          <a:blip r:embed="rId54">
                             <a:extLst>
                               <a:ext uri="{96DAC541-7B7A-43D3-8B79-37D633B846F1}">
-                                <asvg:svgBlip xmlns:asvg="http://schemas.microsoft.com/office/drawing/2016/SVG/main" r:embed="rId56"/>
+                                <asvg:svgBlip xmlns:asvg="http://schemas.microsoft.com/office/drawing/2016/SVG/main" r:embed="rId55"/>
                               </a:ext>
                             </a:extLst>
                           </a:blip>
@@ -39686,10 +39131,10 @@
                           <pic:cNvPicPr/>
                         </pic:nvPicPr>
                         <pic:blipFill>
-                          <a:blip r:embed="rId55">
+                          <a:blip r:embed="rId54">
                             <a:extLst>
                               <a:ext uri="{96DAC541-7B7A-43D3-8B79-37D633B846F1}">
-                                <asvg:svgBlip xmlns:asvg="http://schemas.microsoft.com/office/drawing/2016/SVG/main" r:embed="rId56"/>
+                                <asvg:svgBlip xmlns:asvg="http://schemas.microsoft.com/office/drawing/2016/SVG/main" r:embed="rId55"/>
                               </a:ext>
                             </a:extLst>
                           </a:blip>
@@ -39894,10 +39339,10 @@
                           <pic:cNvPicPr/>
                         </pic:nvPicPr>
                         <pic:blipFill>
-                          <a:blip r:embed="rId55">
+                          <a:blip r:embed="rId54">
                             <a:extLst>
                               <a:ext uri="{96DAC541-7B7A-43D3-8B79-37D633B846F1}">
-                                <asvg:svgBlip xmlns:asvg="http://schemas.microsoft.com/office/drawing/2016/SVG/main" r:embed="rId56"/>
+                                <asvg:svgBlip xmlns:asvg="http://schemas.microsoft.com/office/drawing/2016/SVG/main" r:embed="rId55"/>
                               </a:ext>
                             </a:extLst>
                           </a:blip>
@@ -39959,10 +39404,10 @@
                           <pic:cNvPicPr/>
                         </pic:nvPicPr>
                         <pic:blipFill>
-                          <a:blip r:embed="rId55">
+                          <a:blip r:embed="rId54">
                             <a:extLst>
                               <a:ext uri="{96DAC541-7B7A-43D3-8B79-37D633B846F1}">
-                                <asvg:svgBlip xmlns:asvg="http://schemas.microsoft.com/office/drawing/2016/SVG/main" r:embed="rId56"/>
+                                <asvg:svgBlip xmlns:asvg="http://schemas.microsoft.com/office/drawing/2016/SVG/main" r:embed="rId55"/>
                               </a:ext>
                             </a:extLst>
                           </a:blip>
@@ -40286,21 +39731,7 @@
               <w:rPr>
                 <w:rFonts w:ascii="Times New Roman" w:hAnsi="Times New Roman" w:cs="Times New Roman"/>
               </w:rPr>
-              <w:t xml:space="preserve">Non-sticky mittens </w:t>
-            </w:r>
-            <w:proofErr w:type="gramStart"/>
-            <w:r>
-              <w:rPr>
-                <w:rFonts w:ascii="Times New Roman" w:hAnsi="Times New Roman" w:cs="Times New Roman"/>
-              </w:rPr>
-              <w:t>training  constrained</w:t>
-            </w:r>
-            <w:proofErr w:type="gramEnd"/>
-            <w:r>
-              <w:rPr>
-                <w:rFonts w:ascii="Times New Roman" w:hAnsi="Times New Roman" w:cs="Times New Roman"/>
-              </w:rPr>
-              <w:t xml:space="preserve"> action</w:t>
+              <w:t>Non-sticky mittens training  constrained action</w:t>
             </w:r>
           </w:p>
           <w:p>
@@ -40365,10 +39796,10 @@
                           <pic:cNvPicPr/>
                         </pic:nvPicPr>
                         <pic:blipFill>
-                          <a:blip r:embed="rId55">
+                          <a:blip r:embed="rId54">
                             <a:extLst>
                               <a:ext uri="{96DAC541-7B7A-43D3-8B79-37D633B846F1}">
-                                <asvg:svgBlip xmlns:asvg="http://schemas.microsoft.com/office/drawing/2016/SVG/main" r:embed="rId56"/>
+                                <asvg:svgBlip xmlns:asvg="http://schemas.microsoft.com/office/drawing/2016/SVG/main" r:embed="rId55"/>
                               </a:ext>
                             </a:extLst>
                           </a:blip>
@@ -40430,10 +39861,10 @@
                           <pic:cNvPicPr/>
                         </pic:nvPicPr>
                         <pic:blipFill>
-                          <a:blip r:embed="rId55">
+                          <a:blip r:embed="rId54">
                             <a:extLst>
                               <a:ext uri="{96DAC541-7B7A-43D3-8B79-37D633B846F1}">
-                                <asvg:svgBlip xmlns:asvg="http://schemas.microsoft.com/office/drawing/2016/SVG/main" r:embed="rId56"/>
+                                <asvg:svgBlip xmlns:asvg="http://schemas.microsoft.com/office/drawing/2016/SVG/main" r:embed="rId55"/>
                               </a:ext>
                             </a:extLst>
                           </a:blip>
@@ -40815,10 +40246,10 @@
                           <pic:cNvPicPr/>
                         </pic:nvPicPr>
                         <pic:blipFill>
-                          <a:blip r:embed="rId55">
+                          <a:blip r:embed="rId54">
                             <a:extLst>
                               <a:ext uri="{96DAC541-7B7A-43D3-8B79-37D633B846F1}">
-                                <asvg:svgBlip xmlns:asvg="http://schemas.microsoft.com/office/drawing/2016/SVG/main" r:embed="rId56"/>
+                                <asvg:svgBlip xmlns:asvg="http://schemas.microsoft.com/office/drawing/2016/SVG/main" r:embed="rId55"/>
                               </a:ext>
                             </a:extLst>
                           </a:blip>
@@ -40880,10 +40311,10 @@
                           <pic:cNvPicPr/>
                         </pic:nvPicPr>
                         <pic:blipFill>
-                          <a:blip r:embed="rId55">
+                          <a:blip r:embed="rId54">
                             <a:extLst>
                               <a:ext uri="{96DAC541-7B7A-43D3-8B79-37D633B846F1}">
-                                <asvg:svgBlip xmlns:asvg="http://schemas.microsoft.com/office/drawing/2016/SVG/main" r:embed="rId56"/>
+                                <asvg:svgBlip xmlns:asvg="http://schemas.microsoft.com/office/drawing/2016/SVG/main" r:embed="rId55"/>
                               </a:ext>
                             </a:extLst>
                           </a:blip>
@@ -41912,21 +41343,7 @@
         <w:rPr>
           <w:rFonts w:ascii="Times New Roman" w:eastAsia="Times New Roman" w:hAnsi="Times New Roman" w:cs="Times New Roman"/>
         </w:rPr>
-        <w:t xml:space="preserve"> model of how action efficiency </w:t>
-      </w:r>
-      <w:proofErr w:type="gramStart"/>
-      <w:r>
-        <w:rPr>
-          <w:rFonts w:ascii="Times New Roman" w:eastAsia="Times New Roman" w:hAnsi="Times New Roman" w:cs="Times New Roman"/>
-        </w:rPr>
-        <w:t>understanding itself</w:t>
-      </w:r>
-      <w:proofErr w:type="gramEnd"/>
-      <w:r>
-        <w:rPr>
-          <w:rFonts w:ascii="Times New Roman" w:eastAsia="Times New Roman" w:hAnsi="Times New Roman" w:cs="Times New Roman"/>
-        </w:rPr>
-        <w:t xml:space="preserve"> emerges</w:t>
+        <w:t xml:space="preserve"> model of how action efficiency understanding itself emerges</w:t>
       </w:r>
       <w:r>
         <w:rPr>
@@ -42671,13 +42088,7 @@
         <w:rPr>
           <w:rFonts w:ascii="Times New Roman" w:eastAsia="Times New Roman" w:hAnsi="Times New Roman" w:cs="Times New Roman"/>
         </w:rPr>
-        <w:t>indicate</w:t>
-      </w:r>
-      <w:r>
-        <w:rPr>
-          <w:rFonts w:ascii="Times New Roman" w:eastAsia="Times New Roman" w:hAnsi="Times New Roman" w:cs="Times New Roman"/>
-        </w:rPr>
-        <w:t xml:space="preserve"> </w:t>
+        <w:t xml:space="preserve">indicate </w:t>
       </w:r>
       <w:r>
         <w:rPr>
@@ -42760,7 +42171,7 @@
         </w:rPr>
         <w:t xml:space="preserve">, 284(5416), 875a. </w:t>
       </w:r>
-      <w:hyperlink r:id="rId59" w:history="1">
+      <w:hyperlink r:id="rId58" w:history="1">
         <w:r>
           <w:rPr>
             <w:rStyle w:val="Hyperlink"/>
@@ -42804,7 +42215,7 @@
         </w:rPr>
         <w:t xml:space="preserve">, 23(1), 21–41. </w:t>
       </w:r>
-      <w:hyperlink r:id="rId60" w:history="1">
+      <w:hyperlink r:id="rId59" w:history="1">
         <w:r>
           <w:rPr>
             <w:rStyle w:val="Hyperlink"/>
@@ -42871,7 +42282,7 @@
         </w:rPr>
         <w:t xml:space="preserve">, 62(6), 1227–1246. </w:t>
       </w:r>
-      <w:hyperlink r:id="rId61" w:history="1">
+      <w:hyperlink r:id="rId60" w:history="1">
         <w:r>
           <w:rPr>
             <w:rStyle w:val="Hyperlink"/>
@@ -42923,7 +42334,7 @@
         </w:rPr>
         <w:t xml:space="preserve">, 20(3), 191–208. </w:t>
       </w:r>
-      <w:hyperlink r:id="rId62" w:history="1">
+      <w:hyperlink r:id="rId61" w:history="1">
         <w:r>
           <w:rPr>
             <w:rStyle w:val="Hyperlink"/>
@@ -42985,7 +42396,7 @@
         </w:rPr>
         <w:t xml:space="preserve">, 65, 101034. </w:t>
       </w:r>
-      <w:hyperlink r:id="rId63" w:history="1">
+      <w:hyperlink r:id="rId62" w:history="1">
         <w:r>
           <w:rPr>
             <w:rStyle w:val="Hyperlink"/>
@@ -43023,7 +42434,7 @@
         </w:rPr>
         <w:t xml:space="preserve">, 32(6), e2355. </w:t>
       </w:r>
-      <w:hyperlink r:id="rId64" w:history="1">
+      <w:hyperlink r:id="rId63" w:history="1">
         <w:r>
           <w:rPr>
             <w:rStyle w:val="Hyperlink"/>
@@ -43075,7 +42486,7 @@
         </w:rPr>
         <w:t xml:space="preserve">, 154(2), 497–521. </w:t>
       </w:r>
-      <w:hyperlink r:id="rId65" w:history="1">
+      <w:hyperlink r:id="rId64" w:history="1">
         <w:r>
           <w:rPr>
             <w:rStyle w:val="Hyperlink"/>
@@ -43128,7 +42539,7 @@
         </w:rPr>
         <w:t xml:space="preserve">, 101164. </w:t>
       </w:r>
-      <w:hyperlink r:id="rId66" w:history="1">
+      <w:hyperlink r:id="rId65" w:history="1">
         <w:r>
           <w:rPr>
             <w:rStyle w:val="Hyperlink"/>
@@ -43180,7 +42591,7 @@
         </w:rPr>
         <w:t xml:space="preserve">(3), e13464. </w:t>
       </w:r>
-      <w:hyperlink r:id="rId67" w:history="1">
+      <w:hyperlink r:id="rId66" w:history="1">
         <w:r>
           <w:rPr>
             <w:rStyle w:val="Hyperlink"/>
@@ -43232,7 +42643,7 @@
         </w:rPr>
         <w:t xml:space="preserve">(3), 441–458. </w:t>
       </w:r>
-      <w:hyperlink r:id="rId68" w:history="1">
+      <w:hyperlink r:id="rId67" w:history="1">
         <w:r>
           <w:rPr>
             <w:rStyle w:val="Hyperlink"/>
@@ -43296,7 +42707,7 @@
         </w:rPr>
         <w:t xml:space="preserve"> </w:t>
       </w:r>
-      <w:hyperlink r:id="rId69" w:history="1">
+      <w:hyperlink r:id="rId68" w:history="1">
         <w:r>
           <w:rPr>
             <w:rStyle w:val="Hyperlink"/>
@@ -43340,21 +42751,7 @@
         <w:rPr>
           <w:rFonts w:ascii="Times New Roman" w:hAnsi="Times New Roman" w:cs="Times New Roman"/>
         </w:rPr>
-        <w:t xml:space="preserve">, J. L., &amp; Schilling, T. H. (2000). Object permanence in five‐and‐a‐half‐month‐old </w:t>
-      </w:r>
-      <w:proofErr w:type="gramStart"/>
-      <w:r>
-        <w:rPr>
-          <w:rFonts w:ascii="Times New Roman" w:hAnsi="Times New Roman" w:cs="Times New Roman"/>
-        </w:rPr>
-        <w:t>infants?.</w:t>
-      </w:r>
-      <w:proofErr w:type="gramEnd"/>
-      <w:r>
-        <w:rPr>
-          <w:rFonts w:ascii="Times New Roman" w:hAnsi="Times New Roman" w:cs="Times New Roman"/>
-        </w:rPr>
-        <w:t xml:space="preserve"> </w:t>
+        <w:t xml:space="preserve">, J. L., &amp; Schilling, T. H. (2000). Object permanence in five‐and‐a‐half‐month‐old infants?. </w:t>
       </w:r>
       <w:r>
         <w:rPr>
@@ -43384,7 +42781,7 @@
         </w:rPr>
         <w:t xml:space="preserve">(4), 403–428. </w:t>
       </w:r>
-      <w:hyperlink r:id="rId70" w:history="1">
+      <w:hyperlink r:id="rId69" w:history="1">
         <w:r>
           <w:rPr>
             <w:rStyle w:val="Hyperlink"/>
@@ -43450,7 +42847,7 @@
         </w:rPr>
         <w:t xml:space="preserve">(3), 294–328. </w:t>
       </w:r>
-      <w:hyperlink r:id="rId71" w:history="1">
+      <w:hyperlink r:id="rId70" w:history="1">
         <w:r>
           <w:rPr>
             <w:rStyle w:val="Hyperlink"/>
@@ -43523,7 +42920,7 @@
         </w:rPr>
         <w:t xml:space="preserve">(8), 289–290. </w:t>
       </w:r>
-      <w:hyperlink r:id="rId72" w:history="1">
+      <w:hyperlink r:id="rId71" w:history="1">
         <w:r>
           <w:rPr>
             <w:rStyle w:val="Hyperlink"/>
@@ -43619,7 +43016,7 @@
         </w:rPr>
         <w:t xml:space="preserve">(3–4), 1323–1343. </w:t>
       </w:r>
-      <w:hyperlink r:id="rId73" w:history="1">
+      <w:hyperlink r:id="rId72" w:history="1">
         <w:r>
           <w:rPr>
             <w:rStyle w:val="Hyperlink"/>
@@ -43671,7 +43068,7 @@
         </w:rPr>
         <w:t xml:space="preserve">(2), 186–201. </w:t>
       </w:r>
-      <w:hyperlink r:id="rId74" w:history="1">
+      <w:hyperlink r:id="rId73" w:history="1">
         <w:r>
           <w:rPr>
             <w:rStyle w:val="Hyperlink"/>
@@ -43723,7 +43120,7 @@
         </w:rPr>
         <w:t xml:space="preserve">(3), 421–433. </w:t>
       </w:r>
-      <w:hyperlink r:id="rId75" w:history="1">
+      <w:hyperlink r:id="rId74" w:history="1">
         <w:r>
           <w:rPr>
             <w:rStyle w:val="Hyperlink"/>
@@ -43775,7 +43172,7 @@
         </w:rPr>
         <w:t xml:space="preserve">(2), 347–382. </w:t>
       </w:r>
-      <w:hyperlink r:id="rId76" w:history="1">
+      <w:hyperlink r:id="rId75" w:history="1">
         <w:r>
           <w:rPr>
             <w:rStyle w:val="Hyperlink"/>
@@ -43827,7 +43224,7 @@
         </w:rPr>
         <w:t xml:space="preserve">(2), 255–259. </w:t>
       </w:r>
-      <w:hyperlink r:id="rId77" w:history="1">
+      <w:hyperlink r:id="rId76" w:history="1">
         <w:r>
           <w:rPr>
             <w:rStyle w:val="Hyperlink"/>
@@ -43865,7 +43262,7 @@
         </w:rPr>
         <w:t xml:space="preserve">(1), 111–133. </w:t>
       </w:r>
-      <w:hyperlink r:id="rId78" w:history="1">
+      <w:hyperlink r:id="rId77" w:history="1">
         <w:r>
           <w:rPr>
             <w:rStyle w:val="Hyperlink"/>
@@ -43917,7 +43314,7 @@
         </w:rPr>
         <w:t xml:space="preserve">(3), 237–267. </w:t>
       </w:r>
-      <w:hyperlink r:id="rId79" w:history="1">
+      <w:hyperlink r:id="rId78" w:history="1">
         <w:r>
           <w:rPr>
             <w:rStyle w:val="Hyperlink"/>
@@ -43969,7 +43366,7 @@
         </w:rPr>
         <w:t xml:space="preserve">(2), 179–211. </w:t>
       </w:r>
-      <w:hyperlink r:id="rId80" w:history="1">
+      <w:hyperlink r:id="rId79" w:history="1">
         <w:r>
           <w:rPr>
             <w:rStyle w:val="Hyperlink"/>
@@ -44043,7 +43440,7 @@
         </w:rPr>
         <w:t xml:space="preserve">, 104621. </w:t>
       </w:r>
-      <w:hyperlink r:id="rId81" w:history="1">
+      <w:hyperlink r:id="rId80" w:history="1">
         <w:r>
           <w:rPr>
             <w:rStyle w:val="Hyperlink"/>
@@ -44101,7 +43498,7 @@
         </w:rPr>
         <w:t xml:space="preserve">(1), 79–106. </w:t>
       </w:r>
-      <w:hyperlink r:id="rId82" w:history="1">
+      <w:hyperlink r:id="rId81" w:history="1">
         <w:r>
           <w:rPr>
             <w:rStyle w:val="Hyperlink"/>
@@ -44153,7 +43550,7 @@
         </w:rPr>
         <w:t xml:space="preserve">(5), 1012–1020. </w:t>
       </w:r>
-      <w:hyperlink r:id="rId83" w:history="1">
+      <w:hyperlink r:id="rId82" w:history="1">
         <w:r>
           <w:rPr>
             <w:rStyle w:val="Hyperlink"/>
@@ -44175,21 +43572,7 @@
         <w:rPr>
           <w:rFonts w:ascii="Times New Roman" w:hAnsi="Times New Roman" w:cs="Times New Roman"/>
         </w:rPr>
-        <w:t xml:space="preserve">Geraci, A., Surian, L., Tina, L. G., et al. (2025). Human newborns spontaneously </w:t>
-      </w:r>
-      <w:proofErr w:type="gramStart"/>
-      <w:r>
-        <w:rPr>
-          <w:rFonts w:ascii="Times New Roman" w:hAnsi="Times New Roman" w:cs="Times New Roman"/>
-        </w:rPr>
-        <w:t>attend to</w:t>
-      </w:r>
-      <w:proofErr w:type="gramEnd"/>
-      <w:r>
-        <w:rPr>
-          <w:rFonts w:ascii="Times New Roman" w:hAnsi="Times New Roman" w:cs="Times New Roman"/>
-        </w:rPr>
-        <w:t xml:space="preserve"> prosocial interactions. </w:t>
+        <w:t xml:space="preserve">Geraci, A., Surian, L., Tina, L. G., et al. (2025). Human newborns spontaneously attend to prosocial interactions. </w:t>
       </w:r>
       <w:r>
         <w:rPr>
@@ -44219,7 +43602,7 @@
         </w:rPr>
         <w:t xml:space="preserve">, 6304. </w:t>
       </w:r>
-      <w:hyperlink r:id="rId84" w:history="1">
+      <w:hyperlink r:id="rId83" w:history="1">
         <w:r>
           <w:rPr>
             <w:rStyle w:val="Hyperlink"/>
@@ -44285,7 +43668,7 @@
         </w:rPr>
         <w:t xml:space="preserve">(7), 287–292. </w:t>
       </w:r>
-      <w:hyperlink r:id="rId85" w:history="1">
+      <w:hyperlink r:id="rId84" w:history="1">
         <w:r>
           <w:rPr>
             <w:rStyle w:val="Hyperlink"/>
@@ -44337,7 +43720,7 @@
         </w:rPr>
         <w:t xml:space="preserve">(6873), 755. </w:t>
       </w:r>
-      <w:hyperlink r:id="rId86" w:history="1">
+      <w:hyperlink r:id="rId85" w:history="1">
         <w:r>
           <w:rPr>
             <w:rStyle w:val="Hyperlink"/>
@@ -44409,7 +43792,7 @@
         </w:rPr>
         <w:t xml:space="preserve">(2), 165–193. </w:t>
       </w:r>
-      <w:hyperlink r:id="rId87" w:history="1">
+      <w:hyperlink r:id="rId86" w:history="1">
         <w:r>
           <w:rPr>
             <w:rStyle w:val="Hyperlink"/>
@@ -44461,7 +43844,7 @@
         </w:rPr>
         <w:t xml:space="preserve">(2), 167–179. </w:t>
       </w:r>
-      <w:hyperlink r:id="rId88" w:history="1">
+      <w:hyperlink r:id="rId87" w:history="1">
         <w:r>
           <w:rPr>
             <w:rStyle w:val="Hyperlink"/>
@@ -44520,7 +43903,7 @@
         </w:rPr>
         <w:t xml:space="preserve">(3), 186–193. </w:t>
       </w:r>
-      <w:hyperlink r:id="rId89" w:history="1">
+      <w:hyperlink r:id="rId88" w:history="1">
         <w:r>
           <w:rPr>
             <w:rStyle w:val="Hyperlink"/>
@@ -44572,7 +43955,7 @@
         </w:rPr>
         <w:t xml:space="preserve">(1), 30–39. </w:t>
       </w:r>
-      <w:hyperlink r:id="rId90" w:history="1">
+      <w:hyperlink r:id="rId89" w:history="1">
         <w:r>
           <w:rPr>
             <w:rStyle w:val="Hyperlink"/>
@@ -44621,7 +44004,7 @@
         </w:rPr>
         <w:t xml:space="preserve">(7169), 557–559. </w:t>
       </w:r>
-      <w:hyperlink r:id="rId91" w:history="1">
+      <w:hyperlink r:id="rId90" w:history="1">
         <w:r>
           <w:rPr>
             <w:rStyle w:val="Hyperlink"/>
@@ -44708,7 +44091,7 @@
         </w:rPr>
         <w:t xml:space="preserve"> </w:t>
       </w:r>
-      <w:hyperlink r:id="rId92" w:history="1">
+      <w:hyperlink r:id="rId91" w:history="1">
         <w:r>
           <w:rPr>
             <w:rStyle w:val="Hyperlink"/>
@@ -44775,7 +44158,7 @@
         </w:rPr>
         <w:t xml:space="preserve">(1), 143–150. </w:t>
       </w:r>
-      <w:hyperlink r:id="rId93" w:history="1">
+      <w:hyperlink r:id="rId92" w:history="1">
         <w:r>
           <w:rPr>
             <w:rStyle w:val="Hyperlink"/>
@@ -44870,7 +44253,7 @@
         </w:rPr>
         <w:t xml:space="preserve">(3), 338–352. </w:t>
       </w:r>
-      <w:hyperlink r:id="rId94" w:history="1">
+      <w:hyperlink r:id="rId93" w:history="1">
         <w:r>
           <w:rPr>
             <w:rStyle w:val="Hyperlink"/>
@@ -44923,7 +44306,7 @@
         </w:rPr>
         <w:t xml:space="preserve">(8), 589–604. </w:t>
       </w:r>
-      <w:hyperlink r:id="rId95" w:history="1">
+      <w:hyperlink r:id="rId94" w:history="1">
         <w:r>
           <w:rPr>
             <w:rStyle w:val="Hyperlink"/>
@@ -44951,21 +44334,7 @@
         <w:rPr>
           <w:rFonts w:ascii="Times New Roman" w:hAnsi="Times New Roman" w:cs="Times New Roman"/>
         </w:rPr>
-        <w:t xml:space="preserve">Jara-Ettinger, J., Schulz, L. E., &amp; Tenenbaum, J. B. (2020). The naive utility calculus </w:t>
-      </w:r>
-      <w:proofErr w:type="gramStart"/>
-      <w:r>
-        <w:rPr>
-          <w:rFonts w:ascii="Times New Roman" w:hAnsi="Times New Roman" w:cs="Times New Roman"/>
-        </w:rPr>
-        <w:t>as</w:t>
-      </w:r>
-      <w:proofErr w:type="gramEnd"/>
-      <w:r>
-        <w:rPr>
-          <w:rFonts w:ascii="Times New Roman" w:hAnsi="Times New Roman" w:cs="Times New Roman"/>
-        </w:rPr>
-        <w:t xml:space="preserve"> a unified, quantitative framework for action understanding. </w:t>
+        <w:t xml:space="preserve">Jara-Ettinger, J., Schulz, L. E., &amp; Tenenbaum, J. B. (2020). The naive utility calculus as a unified, quantitative framework for action understanding. </w:t>
       </w:r>
       <w:r>
         <w:rPr>
@@ -44995,7 +44364,7 @@
         </w:rPr>
         <w:t xml:space="preserve">, 101334. </w:t>
       </w:r>
-      <w:hyperlink r:id="rId96" w:history="1">
+      <w:hyperlink r:id="rId95" w:history="1">
         <w:r>
           <w:rPr>
             <w:rStyle w:val="Hyperlink"/>
@@ -45053,7 +44422,7 @@
         </w:rPr>
         <w:t xml:space="preserve">(2), 113–139. </w:t>
       </w:r>
-      <w:hyperlink r:id="rId97" w:history="1">
+      <w:hyperlink r:id="rId96" w:history="1">
         <w:r>
           <w:rPr>
             <w:rStyle w:val="Hyperlink"/>
@@ -45113,7 +44482,7 @@
         </w:rPr>
         <w:t xml:space="preserve">(2), 303–320. </w:t>
       </w:r>
-      <w:hyperlink r:id="rId98" w:history="1">
+      <w:hyperlink r:id="rId97" w:history="1">
         <w:r>
           <w:rPr>
             <w:rStyle w:val="Hyperlink"/>
@@ -45179,7 +44548,7 @@
         </w:rPr>
         <w:t xml:space="preserve">(4), 483–524. </w:t>
       </w:r>
-      <w:hyperlink r:id="rId99" w:history="1">
+      <w:hyperlink r:id="rId98" w:history="1">
         <w:r>
           <w:rPr>
             <w:rStyle w:val="Hyperlink"/>
@@ -45245,7 +44614,7 @@
         </w:rPr>
         <w:t xml:space="preserve">(2), 385–393. </w:t>
       </w:r>
-      <w:hyperlink r:id="rId100" w:history="1">
+      <w:hyperlink r:id="rId99" w:history="1">
         <w:r>
           <w:rPr>
             <w:rStyle w:val="Hyperlink"/>
@@ -45297,7 +44666,7 @@
         </w:rPr>
         <w:t xml:space="preserve">(3), 311–351. </w:t>
       </w:r>
-      <w:hyperlink r:id="rId101" w:history="1">
+      <w:hyperlink r:id="rId100" w:history="1">
         <w:r>
           <w:rPr>
             <w:rStyle w:val="Hyperlink"/>
@@ -45335,21 +44704,7 @@
           <w:rFonts w:ascii="Times New Roman" w:hAnsi="Times New Roman" w:cs="Times New Roman"/>
         </w:rPr>
         <w:lastRenderedPageBreak/>
-        <w:t xml:space="preserve">Leslie, A. M., &amp; Keeble, S. (1987). Do six-month-old infants perceive </w:t>
-      </w:r>
-      <w:proofErr w:type="gramStart"/>
-      <w:r>
-        <w:rPr>
-          <w:rFonts w:ascii="Times New Roman" w:hAnsi="Times New Roman" w:cs="Times New Roman"/>
-        </w:rPr>
-        <w:t>causality?.</w:t>
-      </w:r>
-      <w:proofErr w:type="gramEnd"/>
-      <w:r>
-        <w:rPr>
-          <w:rFonts w:ascii="Times New Roman" w:hAnsi="Times New Roman" w:cs="Times New Roman"/>
-        </w:rPr>
-        <w:t xml:space="preserve"> </w:t>
+        <w:t xml:space="preserve">Leslie, A. M., &amp; Keeble, S. (1987). Do six-month-old infants perceive causality?. </w:t>
       </w:r>
       <w:r>
         <w:rPr>
@@ -45379,7 +44734,7 @@
         </w:rPr>
         <w:t xml:space="preserve">(3), 265–288. </w:t>
       </w:r>
-      <w:hyperlink r:id="rId102" w:history="1">
+      <w:hyperlink r:id="rId101" w:history="1">
         <w:r>
           <w:rPr>
             <w:rStyle w:val="Hyperlink"/>
@@ -45445,7 +44800,7 @@
         </w:rPr>
         <w:t xml:space="preserve">, 116(36), 17747–17752. </w:t>
       </w:r>
-      <w:hyperlink r:id="rId103" w:history="1">
+      <w:hyperlink r:id="rId102" w:history="1">
         <w:r>
           <w:rPr>
             <w:rStyle w:val="Hyperlink"/>
@@ -45517,7 +44872,7 @@
         </w:rPr>
         <w:t xml:space="preserve">, 35–42. </w:t>
       </w:r>
-      <w:hyperlink r:id="rId104" w:history="1">
+      <w:hyperlink r:id="rId103" w:history="1">
         <w:r>
           <w:rPr>
             <w:rStyle w:val="Hyperlink"/>
@@ -45569,7 +44924,7 @@
         </w:rPr>
         <w:t xml:space="preserve">(1), e13581. </w:t>
       </w:r>
-      <w:hyperlink r:id="rId105" w:history="1">
+      <w:hyperlink r:id="rId104" w:history="1">
         <w:r>
           <w:rPr>
             <w:rStyle w:val="Hyperlink"/>
@@ -45591,21 +44946,7 @@
         <w:rPr>
           <w:rFonts w:ascii="Times New Roman" w:hAnsi="Times New Roman" w:cs="Times New Roman"/>
         </w:rPr>
-        <w:t xml:space="preserve">Marr, D. (1982). Vision: A computational investigation into </w:t>
-      </w:r>
-      <w:proofErr w:type="gramStart"/>
-      <w:r>
-        <w:rPr>
-          <w:rFonts w:ascii="Times New Roman" w:hAnsi="Times New Roman" w:cs="Times New Roman"/>
-        </w:rPr>
-        <w:t>the human</w:t>
-      </w:r>
-      <w:proofErr w:type="gramEnd"/>
-      <w:r>
-        <w:rPr>
-          <w:rFonts w:ascii="Times New Roman" w:hAnsi="Times New Roman" w:cs="Times New Roman"/>
-        </w:rPr>
-        <w:t xml:space="preserve"> representation and processing of visual information. W. H. Freeman. </w:t>
+        <w:t xml:space="preserve">Marr, D. (1982). Vision: A computational investigation into the human representation and processing of visual information. W. H. Freeman. </w:t>
       </w:r>
     </w:p>
     <w:p>
@@ -45650,7 +44991,7 @@
         </w:rPr>
         <w:t xml:space="preserve">(5), 635–645. </w:t>
       </w:r>
-      <w:hyperlink r:id="rId106" w:history="1">
+      <w:hyperlink r:id="rId105" w:history="1">
         <w:r>
           <w:rPr>
             <w:rStyle w:val="Hyperlink"/>
@@ -45702,7 +45043,7 @@
         </w:rPr>
         <w:t xml:space="preserve">(2), 149–186. </w:t>
       </w:r>
-      <w:hyperlink r:id="rId107" w:history="1">
+      <w:hyperlink r:id="rId106" w:history="1">
         <w:r>
           <w:rPr>
             <w:rStyle w:val="Hyperlink"/>
@@ -45754,7 +45095,7 @@
         </w:rPr>
         <w:t xml:space="preserve">(3), 333–356. </w:t>
       </w:r>
-      <w:hyperlink r:id="rId108" w:history="1">
+      <w:hyperlink r:id="rId107" w:history="1">
         <w:r>
           <w:rPr>
             <w:rStyle w:val="Hyperlink"/>
@@ -45813,7 +45154,7 @@
         </w:rPr>
         <w:t xml:space="preserve">(11), 776–781. </w:t>
       </w:r>
-      <w:hyperlink r:id="rId109" w:history="1">
+      <w:hyperlink r:id="rId108" w:history="1">
         <w:r>
           <w:rPr>
             <w:rStyle w:val="Hyperlink"/>
@@ -45867,7 +45208,7 @@
         </w:rPr>
         <w:t xml:space="preserve">(2), 63–86. </w:t>
       </w:r>
-      <w:hyperlink r:id="rId110" w:history="1">
+      <w:hyperlink r:id="rId109" w:history="1">
         <w:r>
           <w:rPr>
             <w:rStyle w:val="Hyperlink"/>
@@ -45919,7 +45260,7 @@
         </w:rPr>
         <w:t xml:space="preserve">(2), 161–184. </w:t>
       </w:r>
-      <w:hyperlink r:id="rId111" w:history="1">
+      <w:hyperlink r:id="rId110" w:history="1">
         <w:r>
           <w:rPr>
             <w:rStyle w:val="Hyperlink"/>
@@ -45963,7 +45304,7 @@
         </w:rPr>
         <w:t xml:space="preserve">(4), 686–713. </w:t>
       </w:r>
-      <w:hyperlink r:id="rId112" w:history="1">
+      <w:hyperlink r:id="rId111" w:history="1">
         <w:r>
           <w:rPr>
             <w:rStyle w:val="Hyperlink"/>
@@ -46021,7 +45362,7 @@
         </w:rPr>
         <w:t xml:space="preserve">(2), 121–149. </w:t>
       </w:r>
-      <w:hyperlink r:id="rId113" w:history="1">
+      <w:hyperlink r:id="rId112" w:history="1">
         <w:r>
           <w:rPr>
             <w:rStyle w:val="Hyperlink"/>
@@ -46073,7 +45414,7 @@
         </w:rPr>
         <w:t xml:space="preserve">(3), 279–295. </w:t>
       </w:r>
-      <w:hyperlink r:id="rId114" w:history="1">
+      <w:hyperlink r:id="rId113" w:history="1">
         <w:r>
           <w:rPr>
             <w:rStyle w:val="Hyperlink"/>
@@ -46101,21 +45442,7 @@
         <w:rPr>
           <w:rFonts w:ascii="Times New Roman" w:hAnsi="Times New Roman" w:cs="Times New Roman"/>
         </w:rPr>
-        <w:t xml:space="preserve">Onishi, K. H., &amp; Baillargeon, R. (2005). Do 15-month-old infants understand false </w:t>
-      </w:r>
-      <w:proofErr w:type="gramStart"/>
-      <w:r>
-        <w:rPr>
-          <w:rFonts w:ascii="Times New Roman" w:hAnsi="Times New Roman" w:cs="Times New Roman"/>
-        </w:rPr>
-        <w:t>beliefs?.</w:t>
-      </w:r>
-      <w:proofErr w:type="gramEnd"/>
-      <w:r>
-        <w:rPr>
-          <w:rFonts w:ascii="Times New Roman" w:hAnsi="Times New Roman" w:cs="Times New Roman"/>
-        </w:rPr>
-        <w:t xml:space="preserve"> </w:t>
+        <w:t xml:space="preserve">Onishi, K. H., &amp; Baillargeon, R. (2005). Do 15-month-old infants understand false beliefs?. </w:t>
       </w:r>
       <w:r>
         <w:rPr>
@@ -46145,7 +45472,7 @@
         </w:rPr>
         <w:t xml:space="preserve">(5719), 255–258. </w:t>
       </w:r>
-      <w:hyperlink r:id="rId115" w:history="1">
+      <w:hyperlink r:id="rId114" w:history="1">
         <w:r>
           <w:rPr>
             <w:rStyle w:val="Hyperlink"/>
@@ -46197,7 +45524,7 @@
         </w:rPr>
         <w:t xml:space="preserve">, 271–282. </w:t>
       </w:r>
-      <w:hyperlink r:id="rId116" w:history="1">
+      <w:hyperlink r:id="rId115" w:history="1">
         <w:r>
           <w:rPr>
             <w:rStyle w:val="Hyperlink"/>
@@ -46226,21 +45553,7 @@
           <w:rFonts w:ascii="Times New Roman" w:hAnsi="Times New Roman" w:cs="Times New Roman"/>
         </w:rPr>
         <w:lastRenderedPageBreak/>
-        <w:t xml:space="preserve">Perner, J., &amp; Ruffman, T. (2005). Infants' insight into the mind: How </w:t>
-      </w:r>
-      <w:proofErr w:type="gramStart"/>
-      <w:r>
-        <w:rPr>
-          <w:rFonts w:ascii="Times New Roman" w:hAnsi="Times New Roman" w:cs="Times New Roman"/>
-        </w:rPr>
-        <w:t>deep?.</w:t>
-      </w:r>
-      <w:proofErr w:type="gramEnd"/>
-      <w:r>
-        <w:rPr>
-          <w:rFonts w:ascii="Times New Roman" w:hAnsi="Times New Roman" w:cs="Times New Roman"/>
-        </w:rPr>
-        <w:t xml:space="preserve"> </w:t>
+        <w:t xml:space="preserve">Perner, J., &amp; Ruffman, T. (2005). Infants' insight into the mind: How deep?. </w:t>
       </w:r>
       <w:r>
         <w:rPr>
@@ -46270,7 +45583,7 @@
         </w:rPr>
         <w:t xml:space="preserve">(5719), 214–216. </w:t>
       </w:r>
-      <w:hyperlink r:id="rId117" w:history="1">
+      <w:hyperlink r:id="rId116" w:history="1">
         <w:r>
           <w:rPr>
             <w:rStyle w:val="Hyperlink"/>
@@ -46322,7 +45635,7 @@
         </w:rPr>
         <w:t xml:space="preserve">(2), 137–155. </w:t>
       </w:r>
-      <w:hyperlink r:id="rId118" w:history="1">
+      <w:hyperlink r:id="rId117" w:history="1">
         <w:r>
           <w:rPr>
             <w:rStyle w:val="Hyperlink"/>
@@ -46374,7 +45687,7 @@
         </w:rPr>
         <w:t xml:space="preserve">(3), 318–336. </w:t>
       </w:r>
-      <w:hyperlink r:id="rId119" w:history="1">
+      <w:hyperlink r:id="rId118" w:history="1">
         <w:r>
           <w:rPr>
             <w:rStyle w:val="Hyperlink"/>
@@ -46446,7 +45759,7 @@
         </w:rPr>
         <w:t xml:space="preserve">, 31–48. </w:t>
       </w:r>
-      <w:hyperlink r:id="rId120" w:history="1">
+      <w:hyperlink r:id="rId119" w:history="1">
         <w:r>
           <w:rPr>
             <w:rStyle w:val="Hyperlink"/>
@@ -46512,7 +45825,7 @@
         </w:rPr>
         <w:t xml:space="preserve">(3), 271–287. </w:t>
       </w:r>
-      <w:hyperlink r:id="rId121" w:history="1">
+      <w:hyperlink r:id="rId120" w:history="1">
         <w:r>
           <w:rPr>
             <w:rStyle w:val="Hyperlink"/>
@@ -46564,7 +45877,7 @@
         </w:rPr>
         <w:t xml:space="preserve">(1), 31–46. </w:t>
       </w:r>
-      <w:hyperlink r:id="rId122" w:history="1">
+      <w:hyperlink r:id="rId121" w:history="1">
         <w:r>
           <w:rPr>
             <w:rStyle w:val="Hyperlink"/>
@@ -46636,7 +45949,7 @@
         </w:rPr>
         <w:t xml:space="preserve">(1), 1–110. </w:t>
       </w:r>
-      <w:hyperlink r:id="rId123" w:history="1">
+      <w:hyperlink r:id="rId122" w:history="1">
         <w:r>
           <w:rPr>
             <w:rStyle w:val="Hyperlink"/>
@@ -46704,7 +46017,7 @@
         </w:rPr>
         <w:t xml:space="preserve">(6088), 533–536. </w:t>
       </w:r>
-      <w:hyperlink r:id="rId124" w:history="1">
+      <w:hyperlink r:id="rId123" w:history="1">
         <w:r>
           <w:rPr>
             <w:rStyle w:val="Hyperlink"/>
@@ -46756,7 +46069,7 @@
         </w:rPr>
         <w:t xml:space="preserve">(2), 159–197. </w:t>
       </w:r>
-      <w:hyperlink r:id="rId125" w:history="1">
+      <w:hyperlink r:id="rId124" w:history="1">
         <w:r>
           <w:rPr>
             <w:rStyle w:val="Hyperlink"/>
@@ -46828,7 +46141,7 @@
         </w:rPr>
         <w:t xml:space="preserve">(8), e42698. </w:t>
       </w:r>
-      <w:hyperlink r:id="rId126" w:history="1">
+      <w:hyperlink r:id="rId125" w:history="1">
         <w:r>
           <w:rPr>
             <w:rStyle w:val="Hyperlink"/>
@@ -46880,7 +46193,7 @@
         </w:rPr>
         <w:t xml:space="preserve">(4), 271–280. </w:t>
       </w:r>
-      <w:hyperlink r:id="rId127" w:history="1">
+      <w:hyperlink r:id="rId126" w:history="1">
         <w:r>
           <w:rPr>
             <w:rStyle w:val="Hyperlink"/>
@@ -46932,7 +46245,7 @@
         </w:rPr>
         <w:t xml:space="preserve">(4), 191795. </w:t>
       </w:r>
-      <w:hyperlink r:id="rId128" w:history="1">
+      <w:hyperlink r:id="rId127" w:history="1">
         <w:r>
           <w:rPr>
             <w:rStyle w:val="Hyperlink"/>
@@ -46994,7 +46307,7 @@
         </w:rPr>
         <w:t xml:space="preserve">(10), e23223. </w:t>
       </w:r>
-      <w:hyperlink r:id="rId129" w:history="1">
+      <w:hyperlink r:id="rId128" w:history="1">
         <w:r>
           <w:rPr>
             <w:rStyle w:val="Hyperlink"/>
@@ -47032,7 +46345,7 @@
         </w:rPr>
         <w:t xml:space="preserve">(3), 303–311. </w:t>
       </w:r>
-      <w:hyperlink r:id="rId130" w:history="1">
+      <w:hyperlink r:id="rId129" w:history="1">
         <w:r>
           <w:rPr>
             <w:rStyle w:val="Hyperlink"/>
@@ -47084,7 +46397,7 @@
         </w:rPr>
         <w:t xml:space="preserve">(3), 183–195. </w:t>
       </w:r>
-      <w:hyperlink r:id="rId131" w:history="1">
+      <w:hyperlink r:id="rId130" w:history="1">
         <w:r>
           <w:rPr>
             <w:rStyle w:val="Hyperlink"/>
@@ -47143,7 +46456,7 @@
         </w:rPr>
         <w:t xml:space="preserve">(3), 152–166. </w:t>
       </w:r>
-      <w:hyperlink r:id="rId132" w:history="1">
+      <w:hyperlink r:id="rId131" w:history="1">
         <w:r>
           <w:rPr>
             <w:rStyle w:val="Hyperlink"/>
@@ -47195,7 +46508,7 @@
         </w:rPr>
         <w:t xml:space="preserve">(7), 293–298. </w:t>
       </w:r>
-      <w:hyperlink r:id="rId133" w:history="1">
+      <w:hyperlink r:id="rId132" w:history="1">
         <w:r>
           <w:rPr>
             <w:rStyle w:val="Hyperlink"/>
@@ -47275,7 +46588,7 @@
         </w:rPr>
         <w:t xml:space="preserve">(46), 18728–18733. </w:t>
       </w:r>
-      <w:hyperlink r:id="rId134" w:history="1">
+      <w:hyperlink r:id="rId133" w:history="1">
         <w:r>
           <w:rPr>
             <w:rStyle w:val="Hyperlink"/>
@@ -47318,21 +46631,7 @@
         <w:rPr>
           <w:rFonts w:ascii="Times New Roman" w:hAnsi="Times New Roman" w:cs="Times New Roman"/>
         </w:rPr>
-        <w:t xml:space="preserve">Sloutsky, V. M. (2010). From perceptual categories to concepts: What </w:t>
-      </w:r>
-      <w:proofErr w:type="gramStart"/>
-      <w:r>
-        <w:rPr>
-          <w:rFonts w:ascii="Times New Roman" w:hAnsi="Times New Roman" w:cs="Times New Roman"/>
-        </w:rPr>
-        <w:t>develops?.</w:t>
-      </w:r>
-      <w:proofErr w:type="gramEnd"/>
-      <w:r>
-        <w:rPr>
-          <w:rFonts w:ascii="Times New Roman" w:hAnsi="Times New Roman" w:cs="Times New Roman"/>
-        </w:rPr>
-        <w:t xml:space="preserve"> </w:t>
+        <w:t xml:space="preserve">Sloutsky, V. M. (2010). From perceptual categories to concepts: What develops?. </w:t>
       </w:r>
       <w:r>
         <w:rPr>
@@ -47362,7 +46661,7 @@
         </w:rPr>
         <w:t xml:space="preserve">(7), 1244–1286. </w:t>
       </w:r>
-      <w:hyperlink r:id="rId135" w:history="1">
+      <w:hyperlink r:id="rId134" w:history="1">
         <w:r>
           <w:rPr>
             <w:rStyle w:val="Hyperlink"/>
@@ -47422,7 +46721,7 @@
         </w:rPr>
         <w:t xml:space="preserve">(1), 31–41. </w:t>
       </w:r>
-      <w:hyperlink r:id="rId136" w:history="1">
+      <w:hyperlink r:id="rId135" w:history="1">
         <w:r>
           <w:rPr>
             <w:rStyle w:val="Hyperlink"/>
@@ -47474,7 +46773,7 @@
         </w:rPr>
         <w:t xml:space="preserve">(1), 545–580. </w:t>
       </w:r>
-      <w:hyperlink r:id="rId137" w:history="1">
+      <w:hyperlink r:id="rId136" w:history="1">
         <w:r>
           <w:rPr>
             <w:rStyle w:val="Hyperlink"/>
@@ -47526,7 +46825,7 @@
         </w:rPr>
         <w:t xml:space="preserve">(1), B1–B11. </w:t>
       </w:r>
-      <w:hyperlink r:id="rId138" w:history="1">
+      <w:hyperlink r:id="rId137" w:history="1">
         <w:r>
           <w:rPr>
             <w:rStyle w:val="Hyperlink"/>
@@ -47630,7 +46929,7 @@
         </w:rPr>
         <w:t xml:space="preserve">(4), 605–632. </w:t>
       </w:r>
-      <w:hyperlink r:id="rId139" w:history="1">
+      <w:hyperlink r:id="rId138" w:history="1">
         <w:r>
           <w:rPr>
             <w:rStyle w:val="Hyperlink"/>
@@ -47682,7 +46981,7 @@
         </w:rPr>
         <w:t xml:space="preserve">(6), e2359. </w:t>
       </w:r>
-      <w:hyperlink r:id="rId140" w:history="1">
+      <w:hyperlink r:id="rId139" w:history="1">
         <w:r>
           <w:rPr>
             <w:rStyle w:val="Hyperlink"/>
@@ -47770,7 +47069,7 @@
         </w:rPr>
         <w:t xml:space="preserve">(7), e208. </w:t>
       </w:r>
-      <w:hyperlink r:id="rId141" w:history="1">
+      <w:hyperlink r:id="rId140" w:history="1">
         <w:r>
           <w:rPr>
             <w:rStyle w:val="Hyperlink"/>
@@ -47838,7 +47137,7 @@
         </w:rPr>
         <w:t xml:space="preserve">(3), 1095–1108. </w:t>
       </w:r>
-      <w:hyperlink r:id="rId142" w:history="1">
+      <w:hyperlink r:id="rId141" w:history="1">
         <w:r>
           <w:rPr>
             <w:rStyle w:val="Hyperlink"/>
@@ -47890,7 +47189,7 @@
         </w:rPr>
         <w:t xml:space="preserve">(6682), 504–511. </w:t>
       </w:r>
-      <w:hyperlink r:id="rId143" w:history="1">
+      <w:hyperlink r:id="rId142" w:history="1">
         <w:r>
           <w:rPr>
             <w:rStyle w:val="Hyperlink"/>
@@ -47948,7 +47247,7 @@
         </w:rPr>
         <w:t xml:space="preserve">(1), 73–83. </w:t>
       </w:r>
-      <w:hyperlink r:id="rId144" w:history="1">
+      <w:hyperlink r:id="rId143" w:history="1">
         <w:r>
           <w:rPr>
             <w:rStyle w:val="Hyperlink"/>
@@ -48006,7 +47305,7 @@
         </w:rPr>
         <w:t xml:space="preserve">(4), 367–382. </w:t>
       </w:r>
-      <w:hyperlink r:id="rId145" w:history="1">
+      <w:hyperlink r:id="rId144" w:history="1">
         <w:r>
           <w:rPr>
             <w:rStyle w:val="Hyperlink"/>
@@ -48044,21 +47343,7 @@
         <w:rPr>
           <w:rFonts w:ascii="Times New Roman" w:hAnsi="Times New Roman" w:cs="Times New Roman"/>
         </w:rPr>
-        <w:t xml:space="preserve">Woo, B. M., Steckler, C. M., Le, D. T., &amp; Hamlin, J. K. (2017). Social evaluation of intentional, truly accidental, and </w:t>
-      </w:r>
-      <w:proofErr w:type="gramStart"/>
-      <w:r>
-        <w:rPr>
-          <w:rFonts w:ascii="Times New Roman" w:hAnsi="Times New Roman" w:cs="Times New Roman"/>
-        </w:rPr>
-        <w:t>negligently</w:t>
-      </w:r>
-      <w:proofErr w:type="gramEnd"/>
-      <w:r>
-        <w:rPr>
-          <w:rFonts w:ascii="Times New Roman" w:hAnsi="Times New Roman" w:cs="Times New Roman"/>
-        </w:rPr>
-        <w:t xml:space="preserve"> accidental helpers and harmers by 10-month-old infants. </w:t>
+        <w:t xml:space="preserve">Woo, B. M., Steckler, C. M., Le, D. T., &amp; Hamlin, J. K. (2017). Social evaluation of intentional, truly accidental, and negligently accidental helpers and harmers by 10-month-old infants. </w:t>
       </w:r>
       <w:r>
         <w:rPr>
@@ -48088,7 +47373,7 @@
         </w:rPr>
         <w:t xml:space="preserve">, 154–163. </w:t>
       </w:r>
-      <w:hyperlink r:id="rId146" w:history="1">
+      <w:hyperlink r:id="rId145" w:history="1">
         <w:r>
           <w:rPr>
             <w:rStyle w:val="Hyperlink"/>
@@ -48140,7 +47425,7 @@
         </w:rPr>
         <w:t xml:space="preserve">(1), 1–34. </w:t>
       </w:r>
-      <w:hyperlink r:id="rId147" w:history="1">
+      <w:hyperlink r:id="rId146" w:history="1">
         <w:r>
           <w:rPr>
             <w:rStyle w:val="Hyperlink"/>
@@ -48198,7 +47483,7 @@
         </w:rPr>
         <w:t xml:space="preserve">(1), 73–77. </w:t>
       </w:r>
-      <w:hyperlink r:id="rId148" w:history="1">
+      <w:hyperlink r:id="rId147" w:history="1">
         <w:r>
           <w:rPr>
             <w:rStyle w:val="Hyperlink"/>
@@ -48250,7 +47535,7 @@
         </w:rPr>
         <w:t xml:space="preserve">(6389), 749–750. </w:t>
       </w:r>
-      <w:hyperlink r:id="rId149" w:history="1">
+      <w:hyperlink r:id="rId148" w:history="1">
         <w:r>
           <w:rPr>
             <w:rStyle w:val="Hyperlink"/>
@@ -48302,7 +47587,7 @@
         </w:rPr>
         <w:t xml:space="preserve">(6), 172–177. </w:t>
       </w:r>
-      <w:hyperlink r:id="rId150" w:history="1">
+      <w:hyperlink r:id="rId149" w:history="1">
         <w:r>
           <w:rPr>
             <w:rStyle w:val="Hyperlink"/>
@@ -48376,7 +47661,7 @@
         </w:rPr>
         <w:t xml:space="preserve">(1), 224–255. </w:t>
       </w:r>
-      <w:hyperlink r:id="rId151" w:history="1">
+      <w:hyperlink r:id="rId150" w:history="1">
         <w:r>
           <w:rPr>
             <w:rStyle w:val="Hyperlink"/>
@@ -48428,7 +47713,7 @@
         </w:rPr>
         <w:t xml:space="preserve">(6), 1574–1583. </w:t>
       </w:r>
-      <w:hyperlink r:id="rId152" w:history="1">
+      <w:hyperlink r:id="rId151" w:history="1">
         <w:r>
           <w:rPr>
             <w:rStyle w:val="Hyperlink"/>
@@ -48459,8 +47744,8 @@
       </w:pPr>
     </w:p>
     <w:sectPr>
-      <w:headerReference w:type="default" r:id="rId153"/>
-      <w:headerReference w:type="first" r:id="rId154"/>
+      <w:headerReference w:type="default" r:id="rId152"/>
+      <w:headerReference w:type="first" r:id="rId153"/>
       <w:pgSz w:w="12240" w:h="15840"/>
       <w:pgMar w:top="1440" w:right="1440" w:bottom="1440" w:left="1440" w:header="720" w:footer="720" w:gutter="0"/>
       <w:cols w:space="720"/>
